--- a/6-过程管理/流程制度规范类文件/TXHS-06-04-事件管理制度.docx
+++ b/6-过程管理/流程制度规范类文件/TXHS-06-04-事件管理制度.docx
@@ -22,6 +22,8 @@
         <w:textAlignment w:val="baseline"/>
       </w:pPr>
       <w:bookmarkStart w:id="0" w:name="_Toc30349"/>
+      <w:bookmarkStart w:id="28" w:name="_GoBack"/>
+      <w:bookmarkEnd w:id="28"/>
       <w:r>
         <w:drawing>
           <wp:anchor distT="0" distB="0" distL="114300" distR="114300" simplePos="0" relativeHeight="251661312" behindDoc="1" locked="0" layoutInCell="1" allowOverlap="1">
@@ -614,17 +616,7 @@
                 <w:vertAlign w:val="baseline"/>
                 <w:lang w:val="en-US" w:eastAsia="zh-CN"/>
               </w:rPr>
-              <w:t>审核</w:t>
-            </w:r>
-            <w:bookmarkStart w:id="28" w:name="_GoBack"/>
-            <w:bookmarkEnd w:id="28"/>
-            <w:r>
-              <w:rPr>
-                <w:rFonts w:hint="eastAsia"/>
-                <w:vertAlign w:val="baseline"/>
-                <w:lang w:val="en-US" w:eastAsia="zh-CN"/>
-              </w:rPr>
-              <w:t>时间</w:t>
+              <w:t>审核时间</w:t>
             </w:r>
             <w:r>
               <w:rPr>
@@ -4181,7 +4173,7 @@
           <w:rFonts w:hint="eastAsia"/>
           <w:lang w:val="en-US" w:eastAsia="zh-CN"/>
         </w:rPr>
-        <w:t>为规范公司软件运维服务事件的管理，建立快速响应与高效解决机制，以最小化事件对客户业务的影响，保障服务的连续性与稳定性，提升客户满意度，并为问题管理、知识管理等流程提供有效输入，特制定本制度。</w:t>
+        <w:t>为规范公司运维服务事件的管理，建立快速响应与高效解决机制，以最小化事件对客户业务的影响，保障服务的连续性与稳定性，提升客户满意度，并为问题管理、知识管理等流程提供有效输入，特制定本制度。</w:t>
       </w:r>
     </w:p>
     <w:p>
@@ -4217,7 +4209,7 @@
           <w:rFonts w:hint="eastAsia"/>
           <w:lang w:val="en-US" w:eastAsia="zh-CN"/>
         </w:rPr>
-        <w:t>本制度适用于公司为客户提供软件运维服务过程中，所有通过服务台、监控系统或其他渠道接收到的服务事件，包括但不限于系统故障、服务请求、信息咨询等。</w:t>
+        <w:t>本制度适用于公司为客户提供运维服务过程中，所有通过服务台、监控系统或其他渠道接收到的服务事件，包括但不限于系统故障、服务请求、信息咨询等。</w:t>
       </w:r>
     </w:p>
     <w:p>
@@ -5591,6 +5583,7 @@
             <w:insideH w:val="single" w:color="auto" w:sz="4" w:space="0"/>
             <w:insideV w:val="single" w:color="auto" w:sz="4" w:space="0"/>
           </w:tblBorders>
+          <w:shd w:val="clear" w:color="auto" w:fill="auto"/>
           <w:tblCellMar>
             <w:top w:w="15" w:type="dxa"/>
             <w:left w:w="15" w:type="dxa"/>
@@ -5948,1119 +5941,6 @@
                 <w:lang w:val="en-US" w:eastAsia="zh-CN"/>
               </w:rPr>
               <w:t>；可能触发业务连续性计划（BCP）。</w:t>
-            </w:r>
-          </w:p>
-        </w:tc>
-      </w:tr>
-      <w:tr>
-        <w:tblPrEx>
-          <w:tblBorders>
-            <w:top w:val="single" w:color="auto" w:sz="4" w:space="0"/>
-            <w:left w:val="single" w:color="auto" w:sz="4" w:space="0"/>
-            <w:bottom w:val="single" w:color="auto" w:sz="4" w:space="0"/>
-            <w:right w:val="single" w:color="auto" w:sz="4" w:space="0"/>
-            <w:insideH w:val="single" w:color="auto" w:sz="4" w:space="0"/>
-            <w:insideV w:val="single" w:color="auto" w:sz="4" w:space="0"/>
-          </w:tblBorders>
-          <w:tblCellMar>
-            <w:top w:w="15" w:type="dxa"/>
-            <w:left w:w="15" w:type="dxa"/>
-            <w:bottom w:w="15" w:type="dxa"/>
-            <w:right w:w="15" w:type="dxa"/>
-          </w:tblCellMar>
-        </w:tblPrEx>
-        <w:tc>
-          <w:tcPr>
-            <w:tcW w:w="0" w:type="auto"/>
-            <w:shd w:val="clear" w:color="auto" w:fill="auto"/>
-            <w:tcMar>
-              <w:top w:w="120" w:type="dxa"/>
-              <w:left w:w="0" w:type="dxa"/>
-              <w:bottom w:w="120" w:type="dxa"/>
-              <w:right w:w="192" w:type="dxa"/>
-            </w:tcMar>
-            <w:vAlign w:val="center"/>
-          </w:tcPr>
-          <w:p>
-            <w:pPr>
-              <w:keepNext w:val="0"/>
-              <w:keepLines w:val="0"/>
-              <w:widowControl/>
-              <w:suppressLineNumbers w:val="0"/>
-              <w:spacing w:line="300" w:lineRule="atLeast"/>
-              <w:jc w:val="left"/>
-              <w:rPr>
-                <w:rFonts w:hint="default" w:ascii="Segoe UI" w:hAnsi="Segoe UI" w:eastAsia="Segoe UI" w:cs="Segoe UI"/>
-                <w:i w:val="0"/>
-                <w:iCs w:val="0"/>
-                <w:caps w:val="0"/>
-                <w:color w:val="0F1115"/>
-                <w:spacing w:val="0"/>
-                <w:sz w:val="18"/>
-                <w:szCs w:val="18"/>
-              </w:rPr>
-            </w:pPr>
-            <w:r>
-              <w:rPr>
-                <w:rStyle w:val="23"/>
-                <w:rFonts w:hint="default" w:ascii="Segoe UI" w:hAnsi="Segoe UI" w:eastAsia="Segoe UI" w:cs="Segoe UI"/>
-                <w:b/>
-                <w:bCs/>
-                <w:i w:val="0"/>
-                <w:iCs w:val="0"/>
-                <w:caps w:val="0"/>
-                <w:snapToGrid w:val="0"/>
-                <w:color w:val="000000"/>
-                <w:spacing w:val="0"/>
-                <w:kern w:val="0"/>
-                <w:sz w:val="18"/>
-                <w:szCs w:val="18"/>
-                <w:lang w:val="en-US" w:eastAsia="zh-CN"/>
-              </w:rPr>
-              <w:t>P1</w:t>
-            </w:r>
-          </w:p>
-        </w:tc>
-        <w:tc>
-          <w:tcPr>
-            <w:tcW w:w="0" w:type="auto"/>
-            <w:shd w:val="clear" w:color="auto" w:fill="auto"/>
-            <w:tcMar>
-              <w:top w:w="120" w:type="dxa"/>
-              <w:left w:w="192" w:type="dxa"/>
-              <w:bottom w:w="120" w:type="dxa"/>
-              <w:right w:w="192" w:type="dxa"/>
-            </w:tcMar>
-            <w:vAlign w:val="center"/>
-          </w:tcPr>
-          <w:p>
-            <w:pPr>
-              <w:keepNext w:val="0"/>
-              <w:keepLines w:val="0"/>
-              <w:widowControl/>
-              <w:suppressLineNumbers w:val="0"/>
-              <w:spacing w:line="300" w:lineRule="atLeast"/>
-              <w:jc w:val="left"/>
-              <w:rPr>
-                <w:rFonts w:hint="default" w:ascii="Segoe UI" w:hAnsi="Segoe UI" w:eastAsia="Segoe UI" w:cs="Segoe UI"/>
-                <w:i w:val="0"/>
-                <w:iCs w:val="0"/>
-                <w:caps w:val="0"/>
-                <w:color w:val="0F1115"/>
-                <w:spacing w:val="0"/>
-                <w:sz w:val="18"/>
-                <w:szCs w:val="18"/>
-              </w:rPr>
-            </w:pPr>
-            <w:r>
-              <w:rPr>
-                <w:rStyle w:val="23"/>
-                <w:rFonts w:hint="default" w:ascii="Segoe UI" w:hAnsi="Segoe UI" w:eastAsia="Segoe UI" w:cs="Segoe UI"/>
-                <w:b/>
-                <w:bCs/>
-                <w:i w:val="0"/>
-                <w:iCs w:val="0"/>
-                <w:caps w:val="0"/>
-                <w:snapToGrid w:val="0"/>
-                <w:color w:val="000000"/>
-                <w:spacing w:val="0"/>
-                <w:kern w:val="0"/>
-                <w:sz w:val="18"/>
-                <w:szCs w:val="18"/>
-                <w:lang w:val="en-US" w:eastAsia="zh-CN"/>
-              </w:rPr>
-              <w:t>严重故障事件</w:t>
-            </w:r>
-          </w:p>
-        </w:tc>
-        <w:tc>
-          <w:tcPr>
-            <w:tcW w:w="0" w:type="auto"/>
-            <w:shd w:val="clear" w:color="auto" w:fill="auto"/>
-            <w:tcMar>
-              <w:top w:w="120" w:type="dxa"/>
-              <w:left w:w="192" w:type="dxa"/>
-              <w:bottom w:w="120" w:type="dxa"/>
-              <w:right w:w="192" w:type="dxa"/>
-            </w:tcMar>
-            <w:vAlign w:val="center"/>
-          </w:tcPr>
-          <w:p>
-            <w:pPr>
-              <w:keepNext w:val="0"/>
-              <w:keepLines w:val="0"/>
-              <w:widowControl/>
-              <w:suppressLineNumbers w:val="0"/>
-              <w:spacing w:line="300" w:lineRule="atLeast"/>
-              <w:jc w:val="left"/>
-              <w:rPr>
-                <w:rFonts w:hint="default" w:ascii="Segoe UI" w:hAnsi="Segoe UI" w:eastAsia="Segoe UI" w:cs="Segoe UI"/>
-                <w:i w:val="0"/>
-                <w:iCs w:val="0"/>
-                <w:caps w:val="0"/>
-                <w:color w:val="0F1115"/>
-                <w:spacing w:val="0"/>
-                <w:sz w:val="18"/>
-                <w:szCs w:val="18"/>
-              </w:rPr>
-            </w:pPr>
-            <w:r>
-              <w:rPr>
-                <w:rStyle w:val="23"/>
-                <w:rFonts w:hint="default" w:ascii="Segoe UI" w:hAnsi="Segoe UI" w:eastAsia="Segoe UI" w:cs="Segoe UI"/>
-                <w:b/>
-                <w:bCs/>
-                <w:i w:val="0"/>
-                <w:iCs w:val="0"/>
-                <w:caps w:val="0"/>
-                <w:snapToGrid w:val="0"/>
-                <w:color w:val="000000"/>
-                <w:spacing w:val="0"/>
-                <w:kern w:val="0"/>
-                <w:sz w:val="18"/>
-                <w:szCs w:val="18"/>
-                <w:lang w:val="en-US" w:eastAsia="zh-CN"/>
-              </w:rPr>
-              <w:t>关键业务功能严重中断</w:t>
-            </w:r>
-            <w:r>
-              <w:rPr>
-                <w:rFonts w:hint="default" w:ascii="Segoe UI" w:hAnsi="Segoe UI" w:eastAsia="Segoe UI" w:cs="Segoe UI"/>
-                <w:i w:val="0"/>
-                <w:iCs w:val="0"/>
-                <w:caps w:val="0"/>
-                <w:snapToGrid w:val="0"/>
-                <w:color w:val="000000"/>
-                <w:spacing w:val="0"/>
-                <w:kern w:val="0"/>
-                <w:sz w:val="18"/>
-                <w:szCs w:val="18"/>
-                <w:lang w:val="en-US" w:eastAsia="zh-CN"/>
-              </w:rPr>
-              <w:t>，影响大部分用户或重要业务线，造成显著经济损失，需紧急处理。</w:t>
-            </w:r>
-          </w:p>
-        </w:tc>
-        <w:tc>
-          <w:tcPr>
-            <w:tcW w:w="0" w:type="auto"/>
-            <w:shd w:val="clear" w:color="auto" w:fill="auto"/>
-            <w:tcMar>
-              <w:top w:w="120" w:type="dxa"/>
-              <w:left w:w="192" w:type="dxa"/>
-              <w:bottom w:w="120" w:type="dxa"/>
-              <w:right w:w="192" w:type="dxa"/>
-            </w:tcMar>
-            <w:vAlign w:val="center"/>
-          </w:tcPr>
-          <w:p>
-            <w:pPr>
-              <w:keepNext w:val="0"/>
-              <w:keepLines w:val="0"/>
-              <w:widowControl/>
-              <w:suppressLineNumbers w:val="0"/>
-              <w:spacing w:line="300" w:lineRule="atLeast"/>
-              <w:jc w:val="left"/>
-              <w:rPr>
-                <w:rFonts w:hint="default" w:ascii="Segoe UI" w:hAnsi="Segoe UI" w:eastAsia="Segoe UI" w:cs="Segoe UI"/>
-                <w:i w:val="0"/>
-                <w:iCs w:val="0"/>
-                <w:caps w:val="0"/>
-                <w:color w:val="0F1115"/>
-                <w:spacing w:val="0"/>
-                <w:sz w:val="18"/>
-                <w:szCs w:val="18"/>
-              </w:rPr>
-            </w:pPr>
-            <w:r>
-              <w:rPr>
-                <w:rFonts w:hint="default" w:ascii="Segoe UI" w:hAnsi="Segoe UI" w:eastAsia="Segoe UI" w:cs="Segoe UI"/>
-                <w:i w:val="0"/>
-                <w:iCs w:val="0"/>
-                <w:caps w:val="0"/>
-                <w:snapToGrid w:val="0"/>
-                <w:color w:val="000000"/>
-                <w:spacing w:val="0"/>
-                <w:kern w:val="0"/>
-                <w:sz w:val="18"/>
-                <w:szCs w:val="18"/>
-                <w:lang w:val="en-US" w:eastAsia="zh-CN"/>
-              </w:rPr>
-              <w:t>1. 核心交易/支付流程失败。</w:t>
-            </w:r>
-            <w:r>
-              <w:rPr>
-                <w:rFonts w:hint="default" w:ascii="Segoe UI" w:hAnsi="Segoe UI" w:eastAsia="Segoe UI" w:cs="Segoe UI"/>
-                <w:i w:val="0"/>
-                <w:iCs w:val="0"/>
-                <w:caps w:val="0"/>
-                <w:snapToGrid w:val="0"/>
-                <w:color w:val="000000"/>
-                <w:spacing w:val="0"/>
-                <w:kern w:val="0"/>
-                <w:sz w:val="18"/>
-                <w:szCs w:val="18"/>
-                <w:lang w:val="en-US" w:eastAsia="zh-CN"/>
-              </w:rPr>
-              <w:br w:type="textWrapping"/>
-            </w:r>
-            <w:r>
-              <w:rPr>
-                <w:rFonts w:hint="default" w:ascii="Segoe UI" w:hAnsi="Segoe UI" w:eastAsia="Segoe UI" w:cs="Segoe UI"/>
-                <w:i w:val="0"/>
-                <w:iCs w:val="0"/>
-                <w:caps w:val="0"/>
-                <w:snapToGrid w:val="0"/>
-                <w:color w:val="000000"/>
-                <w:spacing w:val="0"/>
-                <w:kern w:val="0"/>
-                <w:sz w:val="18"/>
-                <w:szCs w:val="18"/>
-                <w:lang w:val="en-US" w:eastAsia="zh-CN"/>
-              </w:rPr>
-              <w:t>2. 影响全局的关键服务（如登录、认证）不可用。</w:t>
-            </w:r>
-            <w:r>
-              <w:rPr>
-                <w:rFonts w:hint="default" w:ascii="Segoe UI" w:hAnsi="Segoe UI" w:eastAsia="Segoe UI" w:cs="Segoe UI"/>
-                <w:i w:val="0"/>
-                <w:iCs w:val="0"/>
-                <w:caps w:val="0"/>
-                <w:snapToGrid w:val="0"/>
-                <w:color w:val="000000"/>
-                <w:spacing w:val="0"/>
-                <w:kern w:val="0"/>
-                <w:sz w:val="18"/>
-                <w:szCs w:val="18"/>
-                <w:lang w:val="en-US" w:eastAsia="zh-CN"/>
-              </w:rPr>
-              <w:br w:type="textWrapping"/>
-            </w:r>
-            <w:r>
-              <w:rPr>
-                <w:rFonts w:hint="default" w:ascii="Segoe UI" w:hAnsi="Segoe UI" w:eastAsia="Segoe UI" w:cs="Segoe UI"/>
-                <w:i w:val="0"/>
-                <w:iCs w:val="0"/>
-                <w:caps w:val="0"/>
-                <w:snapToGrid w:val="0"/>
-                <w:color w:val="000000"/>
-                <w:spacing w:val="0"/>
-                <w:kern w:val="0"/>
-                <w:sz w:val="18"/>
-                <w:szCs w:val="18"/>
-                <w:lang w:val="en-US" w:eastAsia="zh-CN"/>
-              </w:rPr>
-              <w:t>3. 影响重要客户群体的核心功能模块故障。</w:t>
-            </w:r>
-          </w:p>
-        </w:tc>
-        <w:tc>
-          <w:tcPr>
-            <w:tcW w:w="0" w:type="auto"/>
-            <w:shd w:val="clear" w:color="auto" w:fill="auto"/>
-            <w:tcMar>
-              <w:top w:w="120" w:type="dxa"/>
-              <w:left w:w="192" w:type="dxa"/>
-              <w:bottom w:w="120" w:type="dxa"/>
-              <w:right w:w="0" w:type="dxa"/>
-            </w:tcMar>
-            <w:vAlign w:val="center"/>
-          </w:tcPr>
-          <w:p>
-            <w:pPr>
-              <w:keepNext w:val="0"/>
-              <w:keepLines w:val="0"/>
-              <w:widowControl/>
-              <w:suppressLineNumbers w:val="0"/>
-              <w:spacing w:line="300" w:lineRule="atLeast"/>
-              <w:jc w:val="left"/>
-              <w:rPr>
-                <w:rFonts w:hint="default" w:ascii="Segoe UI" w:hAnsi="Segoe UI" w:eastAsia="Segoe UI" w:cs="Segoe UI"/>
-                <w:i w:val="0"/>
-                <w:iCs w:val="0"/>
-                <w:caps w:val="0"/>
-                <w:color w:val="0F1115"/>
-                <w:spacing w:val="0"/>
-                <w:sz w:val="18"/>
-                <w:szCs w:val="18"/>
-              </w:rPr>
-            </w:pPr>
-            <w:r>
-              <w:rPr>
-                <w:rStyle w:val="23"/>
-                <w:rFonts w:hint="default" w:ascii="Segoe UI" w:hAnsi="Segoe UI" w:eastAsia="Segoe UI" w:cs="Segoe UI"/>
-                <w:b/>
-                <w:bCs/>
-                <w:i w:val="0"/>
-                <w:iCs w:val="0"/>
-                <w:caps w:val="0"/>
-                <w:snapToGrid w:val="0"/>
-                <w:color w:val="000000"/>
-                <w:spacing w:val="0"/>
-                <w:kern w:val="0"/>
-                <w:sz w:val="18"/>
-                <w:szCs w:val="18"/>
-                <w:lang w:val="en-US" w:eastAsia="zh-CN"/>
-              </w:rPr>
-              <w:t>跨部门紧急协作</w:t>
-            </w:r>
-            <w:r>
-              <w:rPr>
-                <w:rFonts w:hint="default" w:ascii="Segoe UI" w:hAnsi="Segoe UI" w:eastAsia="Segoe UI" w:cs="Segoe UI"/>
-                <w:i w:val="0"/>
-                <w:iCs w:val="0"/>
-                <w:caps w:val="0"/>
-                <w:snapToGrid w:val="0"/>
-                <w:color w:val="000000"/>
-                <w:spacing w:val="0"/>
-                <w:kern w:val="0"/>
-                <w:sz w:val="18"/>
-                <w:szCs w:val="18"/>
-                <w:lang w:val="en-US" w:eastAsia="zh-CN"/>
-              </w:rPr>
-              <w:t>；需高级别技术专家立即介入。</w:t>
-            </w:r>
-          </w:p>
-        </w:tc>
-      </w:tr>
-      <w:tr>
-        <w:tblPrEx>
-          <w:tblBorders>
-            <w:top w:val="single" w:color="auto" w:sz="4" w:space="0"/>
-            <w:left w:val="single" w:color="auto" w:sz="4" w:space="0"/>
-            <w:bottom w:val="single" w:color="auto" w:sz="4" w:space="0"/>
-            <w:right w:val="single" w:color="auto" w:sz="4" w:space="0"/>
-            <w:insideH w:val="single" w:color="auto" w:sz="4" w:space="0"/>
-            <w:insideV w:val="single" w:color="auto" w:sz="4" w:space="0"/>
-          </w:tblBorders>
-          <w:tblCellMar>
-            <w:top w:w="15" w:type="dxa"/>
-            <w:left w:w="15" w:type="dxa"/>
-            <w:bottom w:w="15" w:type="dxa"/>
-            <w:right w:w="15" w:type="dxa"/>
-          </w:tblCellMar>
-        </w:tblPrEx>
-        <w:tc>
-          <w:tcPr>
-            <w:tcW w:w="0" w:type="auto"/>
-            <w:shd w:val="clear" w:color="auto" w:fill="auto"/>
-            <w:tcMar>
-              <w:top w:w="120" w:type="dxa"/>
-              <w:left w:w="0" w:type="dxa"/>
-              <w:bottom w:w="120" w:type="dxa"/>
-              <w:right w:w="192" w:type="dxa"/>
-            </w:tcMar>
-            <w:vAlign w:val="center"/>
-          </w:tcPr>
-          <w:p>
-            <w:pPr>
-              <w:keepNext w:val="0"/>
-              <w:keepLines w:val="0"/>
-              <w:widowControl/>
-              <w:suppressLineNumbers w:val="0"/>
-              <w:spacing w:line="300" w:lineRule="atLeast"/>
-              <w:jc w:val="left"/>
-              <w:rPr>
-                <w:rFonts w:hint="default" w:ascii="Segoe UI" w:hAnsi="Segoe UI" w:eastAsia="Segoe UI" w:cs="Segoe UI"/>
-                <w:i w:val="0"/>
-                <w:iCs w:val="0"/>
-                <w:caps w:val="0"/>
-                <w:color w:val="0F1115"/>
-                <w:spacing w:val="0"/>
-                <w:sz w:val="18"/>
-                <w:szCs w:val="18"/>
-              </w:rPr>
-            </w:pPr>
-            <w:r>
-              <w:rPr>
-                <w:rStyle w:val="23"/>
-                <w:rFonts w:hint="default" w:ascii="Segoe UI" w:hAnsi="Segoe UI" w:eastAsia="Segoe UI" w:cs="Segoe UI"/>
-                <w:b/>
-                <w:bCs/>
-                <w:i w:val="0"/>
-                <w:iCs w:val="0"/>
-                <w:caps w:val="0"/>
-                <w:snapToGrid w:val="0"/>
-                <w:color w:val="000000"/>
-                <w:spacing w:val="0"/>
-                <w:kern w:val="0"/>
-                <w:sz w:val="18"/>
-                <w:szCs w:val="18"/>
-                <w:lang w:val="en-US" w:eastAsia="zh-CN"/>
-              </w:rPr>
-              <w:t>P2</w:t>
-            </w:r>
-          </w:p>
-        </w:tc>
-        <w:tc>
-          <w:tcPr>
-            <w:tcW w:w="0" w:type="auto"/>
-            <w:shd w:val="clear" w:color="auto" w:fill="auto"/>
-            <w:tcMar>
-              <w:top w:w="120" w:type="dxa"/>
-              <w:left w:w="192" w:type="dxa"/>
-              <w:bottom w:w="120" w:type="dxa"/>
-              <w:right w:w="192" w:type="dxa"/>
-            </w:tcMar>
-            <w:vAlign w:val="center"/>
-          </w:tcPr>
-          <w:p>
-            <w:pPr>
-              <w:keepNext w:val="0"/>
-              <w:keepLines w:val="0"/>
-              <w:widowControl/>
-              <w:suppressLineNumbers w:val="0"/>
-              <w:spacing w:line="300" w:lineRule="atLeast"/>
-              <w:jc w:val="left"/>
-              <w:rPr>
-                <w:rFonts w:hint="default" w:ascii="Segoe UI" w:hAnsi="Segoe UI" w:eastAsia="Segoe UI" w:cs="Segoe UI"/>
-                <w:i w:val="0"/>
-                <w:iCs w:val="0"/>
-                <w:caps w:val="0"/>
-                <w:color w:val="0F1115"/>
-                <w:spacing w:val="0"/>
-                <w:sz w:val="18"/>
-                <w:szCs w:val="18"/>
-              </w:rPr>
-            </w:pPr>
-            <w:r>
-              <w:rPr>
-                <w:rStyle w:val="23"/>
-                <w:rFonts w:hint="default" w:ascii="Segoe UI" w:hAnsi="Segoe UI" w:eastAsia="Segoe UI" w:cs="Segoe UI"/>
-                <w:b/>
-                <w:bCs/>
-                <w:i w:val="0"/>
-                <w:iCs w:val="0"/>
-                <w:caps w:val="0"/>
-                <w:snapToGrid w:val="0"/>
-                <w:color w:val="000000"/>
-                <w:spacing w:val="0"/>
-                <w:kern w:val="0"/>
-                <w:sz w:val="18"/>
-                <w:szCs w:val="18"/>
-                <w:lang w:val="en-US" w:eastAsia="zh-CN"/>
-              </w:rPr>
-              <w:t>主要故障事件</w:t>
-            </w:r>
-          </w:p>
-        </w:tc>
-        <w:tc>
-          <w:tcPr>
-            <w:tcW w:w="0" w:type="auto"/>
-            <w:shd w:val="clear" w:color="auto" w:fill="auto"/>
-            <w:tcMar>
-              <w:top w:w="120" w:type="dxa"/>
-              <w:left w:w="192" w:type="dxa"/>
-              <w:bottom w:w="120" w:type="dxa"/>
-              <w:right w:w="192" w:type="dxa"/>
-            </w:tcMar>
-            <w:vAlign w:val="center"/>
-          </w:tcPr>
-          <w:p>
-            <w:pPr>
-              <w:keepNext w:val="0"/>
-              <w:keepLines w:val="0"/>
-              <w:widowControl/>
-              <w:suppressLineNumbers w:val="0"/>
-              <w:spacing w:line="300" w:lineRule="atLeast"/>
-              <w:jc w:val="left"/>
-              <w:rPr>
-                <w:rFonts w:hint="default" w:ascii="Segoe UI" w:hAnsi="Segoe UI" w:eastAsia="Segoe UI" w:cs="Segoe UI"/>
-                <w:i w:val="0"/>
-                <w:iCs w:val="0"/>
-                <w:caps w:val="0"/>
-                <w:color w:val="0F1115"/>
-                <w:spacing w:val="0"/>
-                <w:sz w:val="18"/>
-                <w:szCs w:val="18"/>
-              </w:rPr>
-            </w:pPr>
-            <w:r>
-              <w:rPr>
-                <w:rStyle w:val="23"/>
-                <w:rFonts w:hint="default" w:ascii="Segoe UI" w:hAnsi="Segoe UI" w:eastAsia="Segoe UI" w:cs="Segoe UI"/>
-                <w:b/>
-                <w:bCs/>
-                <w:i w:val="0"/>
-                <w:iCs w:val="0"/>
-                <w:caps w:val="0"/>
-                <w:snapToGrid w:val="0"/>
-                <w:color w:val="000000"/>
-                <w:spacing w:val="0"/>
-                <w:kern w:val="0"/>
-                <w:sz w:val="18"/>
-                <w:szCs w:val="18"/>
-                <w:lang w:val="en-US" w:eastAsia="zh-CN"/>
-              </w:rPr>
-              <w:t>重要功能部分受损或性能严重下降</w:t>
-            </w:r>
-            <w:r>
-              <w:rPr>
-                <w:rFonts w:hint="default" w:ascii="Segoe UI" w:hAnsi="Segoe UI" w:eastAsia="Segoe UI" w:cs="Segoe UI"/>
-                <w:i w:val="0"/>
-                <w:iCs w:val="0"/>
-                <w:caps w:val="0"/>
-                <w:snapToGrid w:val="0"/>
-                <w:color w:val="000000"/>
-                <w:spacing w:val="0"/>
-                <w:kern w:val="0"/>
-                <w:sz w:val="18"/>
-                <w:szCs w:val="18"/>
-                <w:lang w:val="en-US" w:eastAsia="zh-CN"/>
-              </w:rPr>
-              <w:t>，对部分用户或业务流程造成明显影响，需高优先级处理。</w:t>
-            </w:r>
-          </w:p>
-        </w:tc>
-        <w:tc>
-          <w:tcPr>
-            <w:tcW w:w="0" w:type="auto"/>
-            <w:shd w:val="clear" w:color="auto" w:fill="auto"/>
-            <w:tcMar>
-              <w:top w:w="120" w:type="dxa"/>
-              <w:left w:w="192" w:type="dxa"/>
-              <w:bottom w:w="120" w:type="dxa"/>
-              <w:right w:w="192" w:type="dxa"/>
-            </w:tcMar>
-            <w:vAlign w:val="center"/>
-          </w:tcPr>
-          <w:p>
-            <w:pPr>
-              <w:keepNext w:val="0"/>
-              <w:keepLines w:val="0"/>
-              <w:widowControl/>
-              <w:suppressLineNumbers w:val="0"/>
-              <w:spacing w:line="300" w:lineRule="atLeast"/>
-              <w:jc w:val="left"/>
-              <w:rPr>
-                <w:rFonts w:hint="default" w:ascii="Segoe UI" w:hAnsi="Segoe UI" w:eastAsia="Segoe UI" w:cs="Segoe UI"/>
-                <w:i w:val="0"/>
-                <w:iCs w:val="0"/>
-                <w:caps w:val="0"/>
-                <w:color w:val="0F1115"/>
-                <w:spacing w:val="0"/>
-                <w:sz w:val="18"/>
-                <w:szCs w:val="18"/>
-              </w:rPr>
-            </w:pPr>
-            <w:r>
-              <w:rPr>
-                <w:rFonts w:hint="default" w:ascii="Segoe UI" w:hAnsi="Segoe UI" w:eastAsia="Segoe UI" w:cs="Segoe UI"/>
-                <w:i w:val="0"/>
-                <w:iCs w:val="0"/>
-                <w:caps w:val="0"/>
-                <w:snapToGrid w:val="0"/>
-                <w:color w:val="000000"/>
-                <w:spacing w:val="0"/>
-                <w:kern w:val="0"/>
-                <w:sz w:val="18"/>
-                <w:szCs w:val="18"/>
-                <w:lang w:val="en-US" w:eastAsia="zh-CN"/>
-              </w:rPr>
-              <w:t>1. 非核心但重要的功能模块（如报表系统）不可用。</w:t>
-            </w:r>
-            <w:r>
-              <w:rPr>
-                <w:rFonts w:hint="default" w:ascii="Segoe UI" w:hAnsi="Segoe UI" w:eastAsia="Segoe UI" w:cs="Segoe UI"/>
-                <w:i w:val="0"/>
-                <w:iCs w:val="0"/>
-                <w:caps w:val="0"/>
-                <w:snapToGrid w:val="0"/>
-                <w:color w:val="000000"/>
-                <w:spacing w:val="0"/>
-                <w:kern w:val="0"/>
-                <w:sz w:val="18"/>
-                <w:szCs w:val="18"/>
-                <w:lang w:val="en-US" w:eastAsia="zh-CN"/>
-              </w:rPr>
-              <w:br w:type="textWrapping"/>
-            </w:r>
-            <w:r>
-              <w:rPr>
-                <w:rFonts w:hint="default" w:ascii="Segoe UI" w:hAnsi="Segoe UI" w:eastAsia="Segoe UI" w:cs="Segoe UI"/>
-                <w:i w:val="0"/>
-                <w:iCs w:val="0"/>
-                <w:caps w:val="0"/>
-                <w:snapToGrid w:val="0"/>
-                <w:color w:val="000000"/>
-                <w:spacing w:val="0"/>
-                <w:kern w:val="0"/>
-                <w:sz w:val="18"/>
-                <w:szCs w:val="18"/>
-                <w:lang w:val="en-US" w:eastAsia="zh-CN"/>
-              </w:rPr>
-              <w:t>2. 系统性能严重下降（如API响应时间&gt;10秒），影响用户体验。</w:t>
-            </w:r>
-            <w:r>
-              <w:rPr>
-                <w:rFonts w:hint="default" w:ascii="Segoe UI" w:hAnsi="Segoe UI" w:eastAsia="Segoe UI" w:cs="Segoe UI"/>
-                <w:i w:val="0"/>
-                <w:iCs w:val="0"/>
-                <w:caps w:val="0"/>
-                <w:snapToGrid w:val="0"/>
-                <w:color w:val="000000"/>
-                <w:spacing w:val="0"/>
-                <w:kern w:val="0"/>
-                <w:sz w:val="18"/>
-                <w:szCs w:val="18"/>
-                <w:lang w:val="en-US" w:eastAsia="zh-CN"/>
-              </w:rPr>
-              <w:br w:type="textWrapping"/>
-            </w:r>
-            <w:r>
-              <w:rPr>
-                <w:rFonts w:hint="default" w:ascii="Segoe UI" w:hAnsi="Segoe UI" w:eastAsia="Segoe UI" w:cs="Segoe UI"/>
-                <w:i w:val="0"/>
-                <w:iCs w:val="0"/>
-                <w:caps w:val="0"/>
-                <w:snapToGrid w:val="0"/>
-                <w:color w:val="000000"/>
-                <w:spacing w:val="0"/>
-                <w:kern w:val="0"/>
-                <w:sz w:val="18"/>
-                <w:szCs w:val="18"/>
-                <w:lang w:val="en-US" w:eastAsia="zh-CN"/>
-              </w:rPr>
-              <w:t>3. 批量数据处理任务失败，影响次日业务。</w:t>
-            </w:r>
-          </w:p>
-        </w:tc>
-        <w:tc>
-          <w:tcPr>
-            <w:tcW w:w="0" w:type="auto"/>
-            <w:shd w:val="clear" w:color="auto" w:fill="auto"/>
-            <w:tcMar>
-              <w:top w:w="120" w:type="dxa"/>
-              <w:left w:w="192" w:type="dxa"/>
-              <w:bottom w:w="120" w:type="dxa"/>
-              <w:right w:w="0" w:type="dxa"/>
-            </w:tcMar>
-            <w:vAlign w:val="center"/>
-          </w:tcPr>
-          <w:p>
-            <w:pPr>
-              <w:keepNext w:val="0"/>
-              <w:keepLines w:val="0"/>
-              <w:widowControl/>
-              <w:suppressLineNumbers w:val="0"/>
-              <w:spacing w:line="300" w:lineRule="atLeast"/>
-              <w:jc w:val="left"/>
-              <w:rPr>
-                <w:rFonts w:hint="default" w:ascii="Segoe UI" w:hAnsi="Segoe UI" w:eastAsia="Segoe UI" w:cs="Segoe UI"/>
-                <w:i w:val="0"/>
-                <w:iCs w:val="0"/>
-                <w:caps w:val="0"/>
-                <w:color w:val="0F1115"/>
-                <w:spacing w:val="0"/>
-                <w:sz w:val="18"/>
-                <w:szCs w:val="18"/>
-              </w:rPr>
-            </w:pPr>
-            <w:r>
-              <w:rPr>
-                <w:rStyle w:val="23"/>
-                <w:rFonts w:hint="default" w:ascii="Segoe UI" w:hAnsi="Segoe UI" w:eastAsia="Segoe UI" w:cs="Segoe UI"/>
-                <w:b/>
-                <w:bCs/>
-                <w:i w:val="0"/>
-                <w:iCs w:val="0"/>
-                <w:caps w:val="0"/>
-                <w:snapToGrid w:val="0"/>
-                <w:color w:val="000000"/>
-                <w:spacing w:val="0"/>
-                <w:kern w:val="0"/>
-                <w:sz w:val="18"/>
-                <w:szCs w:val="18"/>
-                <w:lang w:val="en-US" w:eastAsia="zh-CN"/>
-              </w:rPr>
-              <w:t>需限时解决</w:t>
-            </w:r>
-            <w:r>
-              <w:rPr>
-                <w:rFonts w:hint="default" w:ascii="Segoe UI" w:hAnsi="Segoe UI" w:eastAsia="Segoe UI" w:cs="Segoe UI"/>
-                <w:i w:val="0"/>
-                <w:iCs w:val="0"/>
-                <w:caps w:val="0"/>
-                <w:snapToGrid w:val="0"/>
-                <w:color w:val="000000"/>
-                <w:spacing w:val="0"/>
-                <w:kern w:val="0"/>
-                <w:sz w:val="18"/>
-                <w:szCs w:val="18"/>
-                <w:lang w:val="en-US" w:eastAsia="zh-CN"/>
-              </w:rPr>
-              <w:t>；通常由二线/专项团队负责。</w:t>
-            </w:r>
-          </w:p>
-        </w:tc>
-      </w:tr>
-      <w:tr>
-        <w:tblPrEx>
-          <w:tblBorders>
-            <w:top w:val="single" w:color="auto" w:sz="4" w:space="0"/>
-            <w:left w:val="single" w:color="auto" w:sz="4" w:space="0"/>
-            <w:bottom w:val="single" w:color="auto" w:sz="4" w:space="0"/>
-            <w:right w:val="single" w:color="auto" w:sz="4" w:space="0"/>
-            <w:insideH w:val="single" w:color="auto" w:sz="4" w:space="0"/>
-            <w:insideV w:val="single" w:color="auto" w:sz="4" w:space="0"/>
-          </w:tblBorders>
-          <w:tblCellMar>
-            <w:top w:w="15" w:type="dxa"/>
-            <w:left w:w="15" w:type="dxa"/>
-            <w:bottom w:w="15" w:type="dxa"/>
-            <w:right w:w="15" w:type="dxa"/>
-          </w:tblCellMar>
-        </w:tblPrEx>
-        <w:tc>
-          <w:tcPr>
-            <w:tcW w:w="0" w:type="auto"/>
-            <w:shd w:val="clear" w:color="auto" w:fill="auto"/>
-            <w:tcMar>
-              <w:top w:w="120" w:type="dxa"/>
-              <w:left w:w="0" w:type="dxa"/>
-              <w:bottom w:w="120" w:type="dxa"/>
-              <w:right w:w="192" w:type="dxa"/>
-            </w:tcMar>
-            <w:vAlign w:val="center"/>
-          </w:tcPr>
-          <w:p>
-            <w:pPr>
-              <w:keepNext w:val="0"/>
-              <w:keepLines w:val="0"/>
-              <w:widowControl/>
-              <w:suppressLineNumbers w:val="0"/>
-              <w:spacing w:line="300" w:lineRule="atLeast"/>
-              <w:jc w:val="left"/>
-              <w:rPr>
-                <w:rFonts w:hint="default" w:ascii="Segoe UI" w:hAnsi="Segoe UI" w:eastAsia="Segoe UI" w:cs="Segoe UI"/>
-                <w:i w:val="0"/>
-                <w:iCs w:val="0"/>
-                <w:caps w:val="0"/>
-                <w:color w:val="0F1115"/>
-                <w:spacing w:val="0"/>
-                <w:sz w:val="18"/>
-                <w:szCs w:val="18"/>
-              </w:rPr>
-            </w:pPr>
-            <w:r>
-              <w:rPr>
-                <w:rStyle w:val="23"/>
-                <w:rFonts w:hint="default" w:ascii="Segoe UI" w:hAnsi="Segoe UI" w:eastAsia="Segoe UI" w:cs="Segoe UI"/>
-                <w:b/>
-                <w:bCs/>
-                <w:i w:val="0"/>
-                <w:iCs w:val="0"/>
-                <w:caps w:val="0"/>
-                <w:snapToGrid w:val="0"/>
-                <w:color w:val="000000"/>
-                <w:spacing w:val="0"/>
-                <w:kern w:val="0"/>
-                <w:sz w:val="18"/>
-                <w:szCs w:val="18"/>
-                <w:lang w:val="en-US" w:eastAsia="zh-CN"/>
-              </w:rPr>
-              <w:t>P3</w:t>
-            </w:r>
-          </w:p>
-        </w:tc>
-        <w:tc>
-          <w:tcPr>
-            <w:tcW w:w="0" w:type="auto"/>
-            <w:shd w:val="clear" w:color="auto" w:fill="auto"/>
-            <w:tcMar>
-              <w:top w:w="120" w:type="dxa"/>
-              <w:left w:w="192" w:type="dxa"/>
-              <w:bottom w:w="120" w:type="dxa"/>
-              <w:right w:w="192" w:type="dxa"/>
-            </w:tcMar>
-            <w:vAlign w:val="center"/>
-          </w:tcPr>
-          <w:p>
-            <w:pPr>
-              <w:keepNext w:val="0"/>
-              <w:keepLines w:val="0"/>
-              <w:widowControl/>
-              <w:suppressLineNumbers w:val="0"/>
-              <w:spacing w:line="300" w:lineRule="atLeast"/>
-              <w:jc w:val="left"/>
-              <w:rPr>
-                <w:rFonts w:hint="default" w:ascii="Segoe UI" w:hAnsi="Segoe UI" w:eastAsia="Segoe UI" w:cs="Segoe UI"/>
-                <w:i w:val="0"/>
-                <w:iCs w:val="0"/>
-                <w:caps w:val="0"/>
-                <w:color w:val="0F1115"/>
-                <w:spacing w:val="0"/>
-                <w:sz w:val="18"/>
-                <w:szCs w:val="18"/>
-              </w:rPr>
-            </w:pPr>
-            <w:r>
-              <w:rPr>
-                <w:rStyle w:val="23"/>
-                <w:rFonts w:hint="default" w:ascii="Segoe UI" w:hAnsi="Segoe UI" w:eastAsia="Segoe UI" w:cs="Segoe UI"/>
-                <w:b/>
-                <w:bCs/>
-                <w:i w:val="0"/>
-                <w:iCs w:val="0"/>
-                <w:caps w:val="0"/>
-                <w:snapToGrid w:val="0"/>
-                <w:color w:val="000000"/>
-                <w:spacing w:val="0"/>
-                <w:kern w:val="0"/>
-                <w:sz w:val="18"/>
-                <w:szCs w:val="18"/>
-                <w:lang w:val="en-US" w:eastAsia="zh-CN"/>
-              </w:rPr>
-              <w:t>一般故障事件</w:t>
-            </w:r>
-          </w:p>
-        </w:tc>
-        <w:tc>
-          <w:tcPr>
-            <w:tcW w:w="0" w:type="auto"/>
-            <w:shd w:val="clear" w:color="auto" w:fill="auto"/>
-            <w:tcMar>
-              <w:top w:w="120" w:type="dxa"/>
-              <w:left w:w="192" w:type="dxa"/>
-              <w:bottom w:w="120" w:type="dxa"/>
-              <w:right w:w="192" w:type="dxa"/>
-            </w:tcMar>
-            <w:vAlign w:val="center"/>
-          </w:tcPr>
-          <w:p>
-            <w:pPr>
-              <w:keepNext w:val="0"/>
-              <w:keepLines w:val="0"/>
-              <w:widowControl/>
-              <w:suppressLineNumbers w:val="0"/>
-              <w:spacing w:line="300" w:lineRule="atLeast"/>
-              <w:jc w:val="left"/>
-              <w:rPr>
-                <w:rFonts w:hint="default" w:ascii="Segoe UI" w:hAnsi="Segoe UI" w:eastAsia="Segoe UI" w:cs="Segoe UI"/>
-                <w:i w:val="0"/>
-                <w:iCs w:val="0"/>
-                <w:caps w:val="0"/>
-                <w:color w:val="0F1115"/>
-                <w:spacing w:val="0"/>
-                <w:sz w:val="18"/>
-                <w:szCs w:val="18"/>
-              </w:rPr>
-            </w:pPr>
-            <w:r>
-              <w:rPr>
-                <w:rStyle w:val="23"/>
-                <w:rFonts w:hint="default" w:ascii="Segoe UI" w:hAnsi="Segoe UI" w:eastAsia="Segoe UI" w:cs="Segoe UI"/>
-                <w:b/>
-                <w:bCs/>
-                <w:i w:val="0"/>
-                <w:iCs w:val="0"/>
-                <w:caps w:val="0"/>
-                <w:snapToGrid w:val="0"/>
-                <w:color w:val="000000"/>
-                <w:spacing w:val="0"/>
-                <w:kern w:val="0"/>
-                <w:sz w:val="18"/>
-                <w:szCs w:val="18"/>
-                <w:lang w:val="en-US" w:eastAsia="zh-CN"/>
-              </w:rPr>
-              <w:t>非核心功能异常或轻微性能问题</w:t>
-            </w:r>
-            <w:r>
-              <w:rPr>
-                <w:rFonts w:hint="default" w:ascii="Segoe UI" w:hAnsi="Segoe UI" w:eastAsia="Segoe UI" w:cs="Segoe UI"/>
-                <w:i w:val="0"/>
-                <w:iCs w:val="0"/>
-                <w:caps w:val="0"/>
-                <w:snapToGrid w:val="0"/>
-                <w:color w:val="000000"/>
-                <w:spacing w:val="0"/>
-                <w:kern w:val="0"/>
-                <w:sz w:val="18"/>
-                <w:szCs w:val="18"/>
-                <w:lang w:val="en-US" w:eastAsia="zh-CN"/>
-              </w:rPr>
-              <w:t>，影响个别用户或辅助性操作，需在约定服务时间内解决。</w:t>
-            </w:r>
-          </w:p>
-        </w:tc>
-        <w:tc>
-          <w:tcPr>
-            <w:tcW w:w="0" w:type="auto"/>
-            <w:shd w:val="clear" w:color="auto" w:fill="auto"/>
-            <w:tcMar>
-              <w:top w:w="120" w:type="dxa"/>
-              <w:left w:w="192" w:type="dxa"/>
-              <w:bottom w:w="120" w:type="dxa"/>
-              <w:right w:w="192" w:type="dxa"/>
-            </w:tcMar>
-            <w:vAlign w:val="center"/>
-          </w:tcPr>
-          <w:p>
-            <w:pPr>
-              <w:keepNext w:val="0"/>
-              <w:keepLines w:val="0"/>
-              <w:widowControl/>
-              <w:suppressLineNumbers w:val="0"/>
-              <w:spacing w:line="300" w:lineRule="atLeast"/>
-              <w:jc w:val="left"/>
-              <w:rPr>
-                <w:rFonts w:hint="default" w:ascii="Segoe UI" w:hAnsi="Segoe UI" w:eastAsia="Segoe UI" w:cs="Segoe UI"/>
-                <w:i w:val="0"/>
-                <w:iCs w:val="0"/>
-                <w:caps w:val="0"/>
-                <w:color w:val="0F1115"/>
-                <w:spacing w:val="0"/>
-                <w:sz w:val="18"/>
-                <w:szCs w:val="18"/>
-              </w:rPr>
-            </w:pPr>
-            <w:r>
-              <w:rPr>
-                <w:rFonts w:hint="default" w:ascii="Segoe UI" w:hAnsi="Segoe UI" w:eastAsia="Segoe UI" w:cs="Segoe UI"/>
-                <w:i w:val="0"/>
-                <w:iCs w:val="0"/>
-                <w:caps w:val="0"/>
-                <w:snapToGrid w:val="0"/>
-                <w:color w:val="000000"/>
-                <w:spacing w:val="0"/>
-                <w:kern w:val="0"/>
-                <w:sz w:val="18"/>
-                <w:szCs w:val="18"/>
-                <w:lang w:val="en-US" w:eastAsia="zh-CN"/>
-              </w:rPr>
-              <w:t>1. 页面UI显示错乱、非关键字段无法保存。</w:t>
-            </w:r>
-            <w:r>
-              <w:rPr>
-                <w:rFonts w:hint="default" w:ascii="Segoe UI" w:hAnsi="Segoe UI" w:eastAsia="Segoe UI" w:cs="Segoe UI"/>
-                <w:i w:val="0"/>
-                <w:iCs w:val="0"/>
-                <w:caps w:val="0"/>
-                <w:snapToGrid w:val="0"/>
-                <w:color w:val="000000"/>
-                <w:spacing w:val="0"/>
-                <w:kern w:val="0"/>
-                <w:sz w:val="18"/>
-                <w:szCs w:val="18"/>
-                <w:lang w:val="en-US" w:eastAsia="zh-CN"/>
-              </w:rPr>
-              <w:br w:type="textWrapping"/>
-            </w:r>
-            <w:r>
-              <w:rPr>
-                <w:rFonts w:hint="default" w:ascii="Segoe UI" w:hAnsi="Segoe UI" w:eastAsia="Segoe UI" w:cs="Segoe UI"/>
-                <w:i w:val="0"/>
-                <w:iCs w:val="0"/>
-                <w:caps w:val="0"/>
-                <w:snapToGrid w:val="0"/>
-                <w:color w:val="000000"/>
-                <w:spacing w:val="0"/>
-                <w:kern w:val="0"/>
-                <w:sz w:val="18"/>
-                <w:szCs w:val="18"/>
-                <w:lang w:val="en-US" w:eastAsia="zh-CN"/>
-              </w:rPr>
-              <w:t>2. 辅助性查询或导出功能异常。</w:t>
-            </w:r>
-            <w:r>
-              <w:rPr>
-                <w:rFonts w:hint="default" w:ascii="Segoe UI" w:hAnsi="Segoe UI" w:eastAsia="Segoe UI" w:cs="Segoe UI"/>
-                <w:i w:val="0"/>
-                <w:iCs w:val="0"/>
-                <w:caps w:val="0"/>
-                <w:snapToGrid w:val="0"/>
-                <w:color w:val="000000"/>
-                <w:spacing w:val="0"/>
-                <w:kern w:val="0"/>
-                <w:sz w:val="18"/>
-                <w:szCs w:val="18"/>
-                <w:lang w:val="en-US" w:eastAsia="zh-CN"/>
-              </w:rPr>
-              <w:br w:type="textWrapping"/>
-            </w:r>
-            <w:r>
-              <w:rPr>
-                <w:rFonts w:hint="default" w:ascii="Segoe UI" w:hAnsi="Segoe UI" w:eastAsia="Segoe UI" w:cs="Segoe UI"/>
-                <w:i w:val="0"/>
-                <w:iCs w:val="0"/>
-                <w:caps w:val="0"/>
-                <w:snapToGrid w:val="0"/>
-                <w:color w:val="000000"/>
-                <w:spacing w:val="0"/>
-                <w:kern w:val="0"/>
-                <w:sz w:val="18"/>
-                <w:szCs w:val="18"/>
-                <w:lang w:val="en-US" w:eastAsia="zh-CN"/>
-              </w:rPr>
-              <w:t>3. 第三方集成接口偶发性失败，有降级方案。</w:t>
-            </w:r>
-          </w:p>
-        </w:tc>
-        <w:tc>
-          <w:tcPr>
-            <w:tcW w:w="0" w:type="auto"/>
-            <w:shd w:val="clear" w:color="auto" w:fill="auto"/>
-            <w:tcMar>
-              <w:top w:w="120" w:type="dxa"/>
-              <w:left w:w="192" w:type="dxa"/>
-              <w:bottom w:w="120" w:type="dxa"/>
-              <w:right w:w="0" w:type="dxa"/>
-            </w:tcMar>
-            <w:vAlign w:val="center"/>
-          </w:tcPr>
-          <w:p>
-            <w:pPr>
-              <w:keepNext w:val="0"/>
-              <w:keepLines w:val="0"/>
-              <w:widowControl/>
-              <w:suppressLineNumbers w:val="0"/>
-              <w:spacing w:line="300" w:lineRule="atLeast"/>
-              <w:jc w:val="left"/>
-              <w:rPr>
-                <w:rFonts w:hint="default" w:ascii="Segoe UI" w:hAnsi="Segoe UI" w:eastAsia="Segoe UI" w:cs="Segoe UI"/>
-                <w:i w:val="0"/>
-                <w:iCs w:val="0"/>
-                <w:caps w:val="0"/>
-                <w:color w:val="0F1115"/>
-                <w:spacing w:val="0"/>
-                <w:sz w:val="18"/>
-                <w:szCs w:val="18"/>
-              </w:rPr>
-            </w:pPr>
-            <w:r>
-              <w:rPr>
-                <w:rStyle w:val="23"/>
-                <w:rFonts w:hint="default" w:ascii="Segoe UI" w:hAnsi="Segoe UI" w:eastAsia="Segoe UI" w:cs="Segoe UI"/>
-                <w:b/>
-                <w:bCs/>
-                <w:i w:val="0"/>
-                <w:iCs w:val="0"/>
-                <w:caps w:val="0"/>
-                <w:snapToGrid w:val="0"/>
-                <w:color w:val="000000"/>
-                <w:spacing w:val="0"/>
-                <w:kern w:val="0"/>
-                <w:sz w:val="18"/>
-                <w:szCs w:val="18"/>
-                <w:lang w:val="en-US" w:eastAsia="zh-CN"/>
-              </w:rPr>
-              <w:t>标准处理流程</w:t>
-            </w:r>
-            <w:r>
-              <w:rPr>
-                <w:rFonts w:hint="default" w:ascii="Segoe UI" w:hAnsi="Segoe UI" w:eastAsia="Segoe UI" w:cs="Segoe UI"/>
-                <w:i w:val="0"/>
-                <w:iCs w:val="0"/>
-                <w:caps w:val="0"/>
-                <w:snapToGrid w:val="0"/>
-                <w:color w:val="000000"/>
-                <w:spacing w:val="0"/>
-                <w:kern w:val="0"/>
-                <w:sz w:val="18"/>
-                <w:szCs w:val="18"/>
-                <w:lang w:val="en-US" w:eastAsia="zh-CN"/>
-              </w:rPr>
-              <w:t>；通常由一线工程师解决。</w:t>
             </w:r>
           </w:p>
         </w:tc>
@@ -7131,7 +6011,7 @@
                 <w:szCs w:val="18"/>
                 <w:lang w:val="en-US" w:eastAsia="zh-CN"/>
               </w:rPr>
-              <w:t>P4</w:t>
+              <w:t>P1</w:t>
             </w:r>
           </w:p>
         </w:tc>
@@ -7183,7 +6063,7 @@
                 <w:szCs w:val="18"/>
                 <w:lang w:val="en-US" w:eastAsia="zh-CN"/>
               </w:rPr>
-              <w:t>服务请求/轻微咨询</w:t>
+              <w:t>严重故障事件</w:t>
             </w:r>
           </w:p>
         </w:tc>
@@ -7235,7 +6115,7 @@
                 <w:szCs w:val="18"/>
                 <w:lang w:val="en-US" w:eastAsia="zh-CN"/>
               </w:rPr>
-              <w:t>不影响系统运行的标准化请求或轻微咨询</w:t>
+              <w:t>关键业务功能严重中断</w:t>
             </w:r>
             <w:r>
               <w:rPr>
@@ -7251,7 +6131,7 @@
                 <w:szCs w:val="18"/>
                 <w:lang w:val="en-US" w:eastAsia="zh-CN"/>
               </w:rPr>
-              <w:t>，需按约定流程履行。</w:t>
+              <w:t>，影响大部分用户或重要业务线，造成显著经济损失，需紧急处理。</w:t>
             </w:r>
           </w:p>
         </w:tc>
@@ -7300,7 +6180,7 @@
                 <w:szCs w:val="18"/>
                 <w:lang w:val="en-US" w:eastAsia="zh-CN"/>
               </w:rPr>
-              <w:t>1. 用户账号、权限管理类请求。</w:t>
+              <w:t>1. 核心交易/支付流程失败。</w:t>
             </w:r>
             <w:r>
               <w:rPr>
@@ -7332,7 +6212,7 @@
                 <w:szCs w:val="18"/>
                 <w:lang w:val="en-US" w:eastAsia="zh-CN"/>
               </w:rPr>
-              <w:t>2. 非关键数据查询与提取。</w:t>
+              <w:t>2. 影响全局的关键服务（如登录、认证）不可用。</w:t>
             </w:r>
             <w:r>
               <w:rPr>
@@ -7364,7 +6244,7 @@
                 <w:szCs w:val="18"/>
                 <w:lang w:val="en-US" w:eastAsia="zh-CN"/>
               </w:rPr>
-              <w:t>3. 产品使用、操作流程咨询。</w:t>
+              <w:t>3. 影响重要客户群体的核心功能模块故障。</w:t>
             </w:r>
           </w:p>
         </w:tc>
@@ -7416,7 +6296,7 @@
                 <w:szCs w:val="18"/>
                 <w:lang w:val="en-US" w:eastAsia="zh-CN"/>
               </w:rPr>
-              <w:t>预定义流程</w:t>
+              <w:t>跨部门紧急协作</w:t>
             </w:r>
             <w:r>
               <w:rPr>
@@ -7432,7 +6312,7 @@
                 <w:szCs w:val="18"/>
                 <w:lang w:val="en-US" w:eastAsia="zh-CN"/>
               </w:rPr>
-              <w:t>；可通过知识库或脚本自动化处理。</w:t>
+              <w:t>；需高级别技术专家立即介入。</w:t>
             </w:r>
           </w:p>
         </w:tc>
@@ -7447,7 +6327,1119 @@
             <w:insideH w:val="single" w:color="auto" w:sz="4" w:space="0"/>
             <w:insideV w:val="single" w:color="auto" w:sz="4" w:space="0"/>
           </w:tblBorders>
-          <w:shd w:val="clear" w:color="auto" w:fill="auto"/>
+          <w:tblCellMar>
+            <w:top w:w="15" w:type="dxa"/>
+            <w:left w:w="15" w:type="dxa"/>
+            <w:bottom w:w="15" w:type="dxa"/>
+            <w:right w:w="15" w:type="dxa"/>
+          </w:tblCellMar>
+        </w:tblPrEx>
+        <w:tc>
+          <w:tcPr>
+            <w:tcW w:w="0" w:type="auto"/>
+            <w:shd w:val="clear" w:color="auto" w:fill="auto"/>
+            <w:tcMar>
+              <w:top w:w="120" w:type="dxa"/>
+              <w:left w:w="0" w:type="dxa"/>
+              <w:bottom w:w="120" w:type="dxa"/>
+              <w:right w:w="192" w:type="dxa"/>
+            </w:tcMar>
+            <w:vAlign w:val="center"/>
+          </w:tcPr>
+          <w:p>
+            <w:pPr>
+              <w:keepNext w:val="0"/>
+              <w:keepLines w:val="0"/>
+              <w:widowControl/>
+              <w:suppressLineNumbers w:val="0"/>
+              <w:spacing w:line="300" w:lineRule="atLeast"/>
+              <w:jc w:val="left"/>
+              <w:rPr>
+                <w:rFonts w:hint="default" w:ascii="Segoe UI" w:hAnsi="Segoe UI" w:eastAsia="Segoe UI" w:cs="Segoe UI"/>
+                <w:i w:val="0"/>
+                <w:iCs w:val="0"/>
+                <w:caps w:val="0"/>
+                <w:color w:val="0F1115"/>
+                <w:spacing w:val="0"/>
+                <w:sz w:val="18"/>
+                <w:szCs w:val="18"/>
+              </w:rPr>
+            </w:pPr>
+            <w:r>
+              <w:rPr>
+                <w:rStyle w:val="23"/>
+                <w:rFonts w:hint="default" w:ascii="Segoe UI" w:hAnsi="Segoe UI" w:eastAsia="Segoe UI" w:cs="Segoe UI"/>
+                <w:b/>
+                <w:bCs/>
+                <w:i w:val="0"/>
+                <w:iCs w:val="0"/>
+                <w:caps w:val="0"/>
+                <w:snapToGrid w:val="0"/>
+                <w:color w:val="000000"/>
+                <w:spacing w:val="0"/>
+                <w:kern w:val="0"/>
+                <w:sz w:val="18"/>
+                <w:szCs w:val="18"/>
+                <w:lang w:val="en-US" w:eastAsia="zh-CN"/>
+              </w:rPr>
+              <w:t>P2</w:t>
+            </w:r>
+          </w:p>
+        </w:tc>
+        <w:tc>
+          <w:tcPr>
+            <w:tcW w:w="0" w:type="auto"/>
+            <w:shd w:val="clear" w:color="auto" w:fill="auto"/>
+            <w:tcMar>
+              <w:top w:w="120" w:type="dxa"/>
+              <w:left w:w="192" w:type="dxa"/>
+              <w:bottom w:w="120" w:type="dxa"/>
+              <w:right w:w="192" w:type="dxa"/>
+            </w:tcMar>
+            <w:vAlign w:val="center"/>
+          </w:tcPr>
+          <w:p>
+            <w:pPr>
+              <w:keepNext w:val="0"/>
+              <w:keepLines w:val="0"/>
+              <w:widowControl/>
+              <w:suppressLineNumbers w:val="0"/>
+              <w:spacing w:line="300" w:lineRule="atLeast"/>
+              <w:jc w:val="left"/>
+              <w:rPr>
+                <w:rFonts w:hint="default" w:ascii="Segoe UI" w:hAnsi="Segoe UI" w:eastAsia="Segoe UI" w:cs="Segoe UI"/>
+                <w:i w:val="0"/>
+                <w:iCs w:val="0"/>
+                <w:caps w:val="0"/>
+                <w:color w:val="0F1115"/>
+                <w:spacing w:val="0"/>
+                <w:sz w:val="18"/>
+                <w:szCs w:val="18"/>
+              </w:rPr>
+            </w:pPr>
+            <w:r>
+              <w:rPr>
+                <w:rStyle w:val="23"/>
+                <w:rFonts w:hint="default" w:ascii="Segoe UI" w:hAnsi="Segoe UI" w:eastAsia="Segoe UI" w:cs="Segoe UI"/>
+                <w:b/>
+                <w:bCs/>
+                <w:i w:val="0"/>
+                <w:iCs w:val="0"/>
+                <w:caps w:val="0"/>
+                <w:snapToGrid w:val="0"/>
+                <w:color w:val="000000"/>
+                <w:spacing w:val="0"/>
+                <w:kern w:val="0"/>
+                <w:sz w:val="18"/>
+                <w:szCs w:val="18"/>
+                <w:lang w:val="en-US" w:eastAsia="zh-CN"/>
+              </w:rPr>
+              <w:t>主要故障事件</w:t>
+            </w:r>
+          </w:p>
+        </w:tc>
+        <w:tc>
+          <w:tcPr>
+            <w:tcW w:w="0" w:type="auto"/>
+            <w:shd w:val="clear" w:color="auto" w:fill="auto"/>
+            <w:tcMar>
+              <w:top w:w="120" w:type="dxa"/>
+              <w:left w:w="192" w:type="dxa"/>
+              <w:bottom w:w="120" w:type="dxa"/>
+              <w:right w:w="192" w:type="dxa"/>
+            </w:tcMar>
+            <w:vAlign w:val="center"/>
+          </w:tcPr>
+          <w:p>
+            <w:pPr>
+              <w:keepNext w:val="0"/>
+              <w:keepLines w:val="0"/>
+              <w:widowControl/>
+              <w:suppressLineNumbers w:val="0"/>
+              <w:spacing w:line="300" w:lineRule="atLeast"/>
+              <w:jc w:val="left"/>
+              <w:rPr>
+                <w:rFonts w:hint="default" w:ascii="Segoe UI" w:hAnsi="Segoe UI" w:eastAsia="Segoe UI" w:cs="Segoe UI"/>
+                <w:i w:val="0"/>
+                <w:iCs w:val="0"/>
+                <w:caps w:val="0"/>
+                <w:color w:val="0F1115"/>
+                <w:spacing w:val="0"/>
+                <w:sz w:val="18"/>
+                <w:szCs w:val="18"/>
+              </w:rPr>
+            </w:pPr>
+            <w:r>
+              <w:rPr>
+                <w:rStyle w:val="23"/>
+                <w:rFonts w:hint="default" w:ascii="Segoe UI" w:hAnsi="Segoe UI" w:eastAsia="Segoe UI" w:cs="Segoe UI"/>
+                <w:b/>
+                <w:bCs/>
+                <w:i w:val="0"/>
+                <w:iCs w:val="0"/>
+                <w:caps w:val="0"/>
+                <w:snapToGrid w:val="0"/>
+                <w:color w:val="000000"/>
+                <w:spacing w:val="0"/>
+                <w:kern w:val="0"/>
+                <w:sz w:val="18"/>
+                <w:szCs w:val="18"/>
+                <w:lang w:val="en-US" w:eastAsia="zh-CN"/>
+              </w:rPr>
+              <w:t>重要功能部分受损或性能严重下降</w:t>
+            </w:r>
+            <w:r>
+              <w:rPr>
+                <w:rFonts w:hint="default" w:ascii="Segoe UI" w:hAnsi="Segoe UI" w:eastAsia="Segoe UI" w:cs="Segoe UI"/>
+                <w:i w:val="0"/>
+                <w:iCs w:val="0"/>
+                <w:caps w:val="0"/>
+                <w:snapToGrid w:val="0"/>
+                <w:color w:val="000000"/>
+                <w:spacing w:val="0"/>
+                <w:kern w:val="0"/>
+                <w:sz w:val="18"/>
+                <w:szCs w:val="18"/>
+                <w:lang w:val="en-US" w:eastAsia="zh-CN"/>
+              </w:rPr>
+              <w:t>，对部分用户或业务流程造成明显影响，需高优先级处理。</w:t>
+            </w:r>
+          </w:p>
+        </w:tc>
+        <w:tc>
+          <w:tcPr>
+            <w:tcW w:w="0" w:type="auto"/>
+            <w:shd w:val="clear" w:color="auto" w:fill="auto"/>
+            <w:tcMar>
+              <w:top w:w="120" w:type="dxa"/>
+              <w:left w:w="192" w:type="dxa"/>
+              <w:bottom w:w="120" w:type="dxa"/>
+              <w:right w:w="192" w:type="dxa"/>
+            </w:tcMar>
+            <w:vAlign w:val="center"/>
+          </w:tcPr>
+          <w:p>
+            <w:pPr>
+              <w:keepNext w:val="0"/>
+              <w:keepLines w:val="0"/>
+              <w:widowControl/>
+              <w:suppressLineNumbers w:val="0"/>
+              <w:spacing w:line="300" w:lineRule="atLeast"/>
+              <w:jc w:val="left"/>
+              <w:rPr>
+                <w:rFonts w:hint="default" w:ascii="Segoe UI" w:hAnsi="Segoe UI" w:eastAsia="Segoe UI" w:cs="Segoe UI"/>
+                <w:i w:val="0"/>
+                <w:iCs w:val="0"/>
+                <w:caps w:val="0"/>
+                <w:color w:val="0F1115"/>
+                <w:spacing w:val="0"/>
+                <w:sz w:val="18"/>
+                <w:szCs w:val="18"/>
+              </w:rPr>
+            </w:pPr>
+            <w:r>
+              <w:rPr>
+                <w:rFonts w:hint="default" w:ascii="Segoe UI" w:hAnsi="Segoe UI" w:eastAsia="Segoe UI" w:cs="Segoe UI"/>
+                <w:i w:val="0"/>
+                <w:iCs w:val="0"/>
+                <w:caps w:val="0"/>
+                <w:snapToGrid w:val="0"/>
+                <w:color w:val="000000"/>
+                <w:spacing w:val="0"/>
+                <w:kern w:val="0"/>
+                <w:sz w:val="18"/>
+                <w:szCs w:val="18"/>
+                <w:lang w:val="en-US" w:eastAsia="zh-CN"/>
+              </w:rPr>
+              <w:t>1. 非核心但重要的功能模块（如报表系统）不可用。</w:t>
+            </w:r>
+            <w:r>
+              <w:rPr>
+                <w:rFonts w:hint="default" w:ascii="Segoe UI" w:hAnsi="Segoe UI" w:eastAsia="Segoe UI" w:cs="Segoe UI"/>
+                <w:i w:val="0"/>
+                <w:iCs w:val="0"/>
+                <w:caps w:val="0"/>
+                <w:snapToGrid w:val="0"/>
+                <w:color w:val="000000"/>
+                <w:spacing w:val="0"/>
+                <w:kern w:val="0"/>
+                <w:sz w:val="18"/>
+                <w:szCs w:val="18"/>
+                <w:lang w:val="en-US" w:eastAsia="zh-CN"/>
+              </w:rPr>
+              <w:br w:type="textWrapping"/>
+            </w:r>
+            <w:r>
+              <w:rPr>
+                <w:rFonts w:hint="default" w:ascii="Segoe UI" w:hAnsi="Segoe UI" w:eastAsia="Segoe UI" w:cs="Segoe UI"/>
+                <w:i w:val="0"/>
+                <w:iCs w:val="0"/>
+                <w:caps w:val="0"/>
+                <w:snapToGrid w:val="0"/>
+                <w:color w:val="000000"/>
+                <w:spacing w:val="0"/>
+                <w:kern w:val="0"/>
+                <w:sz w:val="18"/>
+                <w:szCs w:val="18"/>
+                <w:lang w:val="en-US" w:eastAsia="zh-CN"/>
+              </w:rPr>
+              <w:t>2. 系统性能严重下降（如API响应时间&gt;10秒），影响用户体验。</w:t>
+            </w:r>
+            <w:r>
+              <w:rPr>
+                <w:rFonts w:hint="default" w:ascii="Segoe UI" w:hAnsi="Segoe UI" w:eastAsia="Segoe UI" w:cs="Segoe UI"/>
+                <w:i w:val="0"/>
+                <w:iCs w:val="0"/>
+                <w:caps w:val="0"/>
+                <w:snapToGrid w:val="0"/>
+                <w:color w:val="000000"/>
+                <w:spacing w:val="0"/>
+                <w:kern w:val="0"/>
+                <w:sz w:val="18"/>
+                <w:szCs w:val="18"/>
+                <w:lang w:val="en-US" w:eastAsia="zh-CN"/>
+              </w:rPr>
+              <w:br w:type="textWrapping"/>
+            </w:r>
+            <w:r>
+              <w:rPr>
+                <w:rFonts w:hint="default" w:ascii="Segoe UI" w:hAnsi="Segoe UI" w:eastAsia="Segoe UI" w:cs="Segoe UI"/>
+                <w:i w:val="0"/>
+                <w:iCs w:val="0"/>
+                <w:caps w:val="0"/>
+                <w:snapToGrid w:val="0"/>
+                <w:color w:val="000000"/>
+                <w:spacing w:val="0"/>
+                <w:kern w:val="0"/>
+                <w:sz w:val="18"/>
+                <w:szCs w:val="18"/>
+                <w:lang w:val="en-US" w:eastAsia="zh-CN"/>
+              </w:rPr>
+              <w:t>3. 批量数据处理任务失败，影响次日业务。</w:t>
+            </w:r>
+          </w:p>
+        </w:tc>
+        <w:tc>
+          <w:tcPr>
+            <w:tcW w:w="0" w:type="auto"/>
+            <w:shd w:val="clear" w:color="auto" w:fill="auto"/>
+            <w:tcMar>
+              <w:top w:w="120" w:type="dxa"/>
+              <w:left w:w="192" w:type="dxa"/>
+              <w:bottom w:w="120" w:type="dxa"/>
+              <w:right w:w="0" w:type="dxa"/>
+            </w:tcMar>
+            <w:vAlign w:val="center"/>
+          </w:tcPr>
+          <w:p>
+            <w:pPr>
+              <w:keepNext w:val="0"/>
+              <w:keepLines w:val="0"/>
+              <w:widowControl/>
+              <w:suppressLineNumbers w:val="0"/>
+              <w:spacing w:line="300" w:lineRule="atLeast"/>
+              <w:jc w:val="left"/>
+              <w:rPr>
+                <w:rFonts w:hint="default" w:ascii="Segoe UI" w:hAnsi="Segoe UI" w:eastAsia="Segoe UI" w:cs="Segoe UI"/>
+                <w:i w:val="0"/>
+                <w:iCs w:val="0"/>
+                <w:caps w:val="0"/>
+                <w:color w:val="0F1115"/>
+                <w:spacing w:val="0"/>
+                <w:sz w:val="18"/>
+                <w:szCs w:val="18"/>
+              </w:rPr>
+            </w:pPr>
+            <w:r>
+              <w:rPr>
+                <w:rStyle w:val="23"/>
+                <w:rFonts w:hint="default" w:ascii="Segoe UI" w:hAnsi="Segoe UI" w:eastAsia="Segoe UI" w:cs="Segoe UI"/>
+                <w:b/>
+                <w:bCs/>
+                <w:i w:val="0"/>
+                <w:iCs w:val="0"/>
+                <w:caps w:val="0"/>
+                <w:snapToGrid w:val="0"/>
+                <w:color w:val="000000"/>
+                <w:spacing w:val="0"/>
+                <w:kern w:val="0"/>
+                <w:sz w:val="18"/>
+                <w:szCs w:val="18"/>
+                <w:lang w:val="en-US" w:eastAsia="zh-CN"/>
+              </w:rPr>
+              <w:t>需限时解决</w:t>
+            </w:r>
+            <w:r>
+              <w:rPr>
+                <w:rFonts w:hint="default" w:ascii="Segoe UI" w:hAnsi="Segoe UI" w:eastAsia="Segoe UI" w:cs="Segoe UI"/>
+                <w:i w:val="0"/>
+                <w:iCs w:val="0"/>
+                <w:caps w:val="0"/>
+                <w:snapToGrid w:val="0"/>
+                <w:color w:val="000000"/>
+                <w:spacing w:val="0"/>
+                <w:kern w:val="0"/>
+                <w:sz w:val="18"/>
+                <w:szCs w:val="18"/>
+                <w:lang w:val="en-US" w:eastAsia="zh-CN"/>
+              </w:rPr>
+              <w:t>；通常由二线/专项团队负责。</w:t>
+            </w:r>
+          </w:p>
+        </w:tc>
+      </w:tr>
+      <w:tr>
+        <w:tblPrEx>
+          <w:tblBorders>
+            <w:top w:val="single" w:color="auto" w:sz="4" w:space="0"/>
+            <w:left w:val="single" w:color="auto" w:sz="4" w:space="0"/>
+            <w:bottom w:val="single" w:color="auto" w:sz="4" w:space="0"/>
+            <w:right w:val="single" w:color="auto" w:sz="4" w:space="0"/>
+            <w:insideH w:val="single" w:color="auto" w:sz="4" w:space="0"/>
+            <w:insideV w:val="single" w:color="auto" w:sz="4" w:space="0"/>
+          </w:tblBorders>
+          <w:tblCellMar>
+            <w:top w:w="15" w:type="dxa"/>
+            <w:left w:w="15" w:type="dxa"/>
+            <w:bottom w:w="15" w:type="dxa"/>
+            <w:right w:w="15" w:type="dxa"/>
+          </w:tblCellMar>
+        </w:tblPrEx>
+        <w:tc>
+          <w:tcPr>
+            <w:tcW w:w="0" w:type="auto"/>
+            <w:shd w:val="clear" w:color="auto" w:fill="auto"/>
+            <w:tcMar>
+              <w:top w:w="120" w:type="dxa"/>
+              <w:left w:w="0" w:type="dxa"/>
+              <w:bottom w:w="120" w:type="dxa"/>
+              <w:right w:w="192" w:type="dxa"/>
+            </w:tcMar>
+            <w:vAlign w:val="center"/>
+          </w:tcPr>
+          <w:p>
+            <w:pPr>
+              <w:keepNext w:val="0"/>
+              <w:keepLines w:val="0"/>
+              <w:widowControl/>
+              <w:suppressLineNumbers w:val="0"/>
+              <w:spacing w:line="300" w:lineRule="atLeast"/>
+              <w:jc w:val="left"/>
+              <w:rPr>
+                <w:rFonts w:hint="default" w:ascii="Segoe UI" w:hAnsi="Segoe UI" w:eastAsia="Segoe UI" w:cs="Segoe UI"/>
+                <w:i w:val="0"/>
+                <w:iCs w:val="0"/>
+                <w:caps w:val="0"/>
+                <w:color w:val="0F1115"/>
+                <w:spacing w:val="0"/>
+                <w:sz w:val="18"/>
+                <w:szCs w:val="18"/>
+              </w:rPr>
+            </w:pPr>
+            <w:r>
+              <w:rPr>
+                <w:rStyle w:val="23"/>
+                <w:rFonts w:hint="default" w:ascii="Segoe UI" w:hAnsi="Segoe UI" w:eastAsia="Segoe UI" w:cs="Segoe UI"/>
+                <w:b/>
+                <w:bCs/>
+                <w:i w:val="0"/>
+                <w:iCs w:val="0"/>
+                <w:caps w:val="0"/>
+                <w:snapToGrid w:val="0"/>
+                <w:color w:val="000000"/>
+                <w:spacing w:val="0"/>
+                <w:kern w:val="0"/>
+                <w:sz w:val="18"/>
+                <w:szCs w:val="18"/>
+                <w:lang w:val="en-US" w:eastAsia="zh-CN"/>
+              </w:rPr>
+              <w:t>P3</w:t>
+            </w:r>
+          </w:p>
+        </w:tc>
+        <w:tc>
+          <w:tcPr>
+            <w:tcW w:w="0" w:type="auto"/>
+            <w:shd w:val="clear" w:color="auto" w:fill="auto"/>
+            <w:tcMar>
+              <w:top w:w="120" w:type="dxa"/>
+              <w:left w:w="192" w:type="dxa"/>
+              <w:bottom w:w="120" w:type="dxa"/>
+              <w:right w:w="192" w:type="dxa"/>
+            </w:tcMar>
+            <w:vAlign w:val="center"/>
+          </w:tcPr>
+          <w:p>
+            <w:pPr>
+              <w:keepNext w:val="0"/>
+              <w:keepLines w:val="0"/>
+              <w:widowControl/>
+              <w:suppressLineNumbers w:val="0"/>
+              <w:spacing w:line="300" w:lineRule="atLeast"/>
+              <w:jc w:val="left"/>
+              <w:rPr>
+                <w:rFonts w:hint="default" w:ascii="Segoe UI" w:hAnsi="Segoe UI" w:eastAsia="Segoe UI" w:cs="Segoe UI"/>
+                <w:i w:val="0"/>
+                <w:iCs w:val="0"/>
+                <w:caps w:val="0"/>
+                <w:color w:val="0F1115"/>
+                <w:spacing w:val="0"/>
+                <w:sz w:val="18"/>
+                <w:szCs w:val="18"/>
+              </w:rPr>
+            </w:pPr>
+            <w:r>
+              <w:rPr>
+                <w:rStyle w:val="23"/>
+                <w:rFonts w:hint="default" w:ascii="Segoe UI" w:hAnsi="Segoe UI" w:eastAsia="Segoe UI" w:cs="Segoe UI"/>
+                <w:b/>
+                <w:bCs/>
+                <w:i w:val="0"/>
+                <w:iCs w:val="0"/>
+                <w:caps w:val="0"/>
+                <w:snapToGrid w:val="0"/>
+                <w:color w:val="000000"/>
+                <w:spacing w:val="0"/>
+                <w:kern w:val="0"/>
+                <w:sz w:val="18"/>
+                <w:szCs w:val="18"/>
+                <w:lang w:val="en-US" w:eastAsia="zh-CN"/>
+              </w:rPr>
+              <w:t>一般故障事件</w:t>
+            </w:r>
+          </w:p>
+        </w:tc>
+        <w:tc>
+          <w:tcPr>
+            <w:tcW w:w="0" w:type="auto"/>
+            <w:shd w:val="clear" w:color="auto" w:fill="auto"/>
+            <w:tcMar>
+              <w:top w:w="120" w:type="dxa"/>
+              <w:left w:w="192" w:type="dxa"/>
+              <w:bottom w:w="120" w:type="dxa"/>
+              <w:right w:w="192" w:type="dxa"/>
+            </w:tcMar>
+            <w:vAlign w:val="center"/>
+          </w:tcPr>
+          <w:p>
+            <w:pPr>
+              <w:keepNext w:val="0"/>
+              <w:keepLines w:val="0"/>
+              <w:widowControl/>
+              <w:suppressLineNumbers w:val="0"/>
+              <w:spacing w:line="300" w:lineRule="atLeast"/>
+              <w:jc w:val="left"/>
+              <w:rPr>
+                <w:rFonts w:hint="default" w:ascii="Segoe UI" w:hAnsi="Segoe UI" w:eastAsia="Segoe UI" w:cs="Segoe UI"/>
+                <w:i w:val="0"/>
+                <w:iCs w:val="0"/>
+                <w:caps w:val="0"/>
+                <w:color w:val="0F1115"/>
+                <w:spacing w:val="0"/>
+                <w:sz w:val="18"/>
+                <w:szCs w:val="18"/>
+              </w:rPr>
+            </w:pPr>
+            <w:r>
+              <w:rPr>
+                <w:rStyle w:val="23"/>
+                <w:rFonts w:hint="default" w:ascii="Segoe UI" w:hAnsi="Segoe UI" w:eastAsia="Segoe UI" w:cs="Segoe UI"/>
+                <w:b/>
+                <w:bCs/>
+                <w:i w:val="0"/>
+                <w:iCs w:val="0"/>
+                <w:caps w:val="0"/>
+                <w:snapToGrid w:val="0"/>
+                <w:color w:val="000000"/>
+                <w:spacing w:val="0"/>
+                <w:kern w:val="0"/>
+                <w:sz w:val="18"/>
+                <w:szCs w:val="18"/>
+                <w:lang w:val="en-US" w:eastAsia="zh-CN"/>
+              </w:rPr>
+              <w:t>非核心功能异常或轻微性能问题</w:t>
+            </w:r>
+            <w:r>
+              <w:rPr>
+                <w:rFonts w:hint="default" w:ascii="Segoe UI" w:hAnsi="Segoe UI" w:eastAsia="Segoe UI" w:cs="Segoe UI"/>
+                <w:i w:val="0"/>
+                <w:iCs w:val="0"/>
+                <w:caps w:val="0"/>
+                <w:snapToGrid w:val="0"/>
+                <w:color w:val="000000"/>
+                <w:spacing w:val="0"/>
+                <w:kern w:val="0"/>
+                <w:sz w:val="18"/>
+                <w:szCs w:val="18"/>
+                <w:lang w:val="en-US" w:eastAsia="zh-CN"/>
+              </w:rPr>
+              <w:t>，影响个别用户或辅助性操作，需在约定服务时间内解决。</w:t>
+            </w:r>
+          </w:p>
+        </w:tc>
+        <w:tc>
+          <w:tcPr>
+            <w:tcW w:w="0" w:type="auto"/>
+            <w:shd w:val="clear" w:color="auto" w:fill="auto"/>
+            <w:tcMar>
+              <w:top w:w="120" w:type="dxa"/>
+              <w:left w:w="192" w:type="dxa"/>
+              <w:bottom w:w="120" w:type="dxa"/>
+              <w:right w:w="192" w:type="dxa"/>
+            </w:tcMar>
+            <w:vAlign w:val="center"/>
+          </w:tcPr>
+          <w:p>
+            <w:pPr>
+              <w:keepNext w:val="0"/>
+              <w:keepLines w:val="0"/>
+              <w:widowControl/>
+              <w:suppressLineNumbers w:val="0"/>
+              <w:spacing w:line="300" w:lineRule="atLeast"/>
+              <w:jc w:val="left"/>
+              <w:rPr>
+                <w:rFonts w:hint="default" w:ascii="Segoe UI" w:hAnsi="Segoe UI" w:eastAsia="Segoe UI" w:cs="Segoe UI"/>
+                <w:i w:val="0"/>
+                <w:iCs w:val="0"/>
+                <w:caps w:val="0"/>
+                <w:color w:val="0F1115"/>
+                <w:spacing w:val="0"/>
+                <w:sz w:val="18"/>
+                <w:szCs w:val="18"/>
+              </w:rPr>
+            </w:pPr>
+            <w:r>
+              <w:rPr>
+                <w:rFonts w:hint="default" w:ascii="Segoe UI" w:hAnsi="Segoe UI" w:eastAsia="Segoe UI" w:cs="Segoe UI"/>
+                <w:i w:val="0"/>
+                <w:iCs w:val="0"/>
+                <w:caps w:val="0"/>
+                <w:snapToGrid w:val="0"/>
+                <w:color w:val="000000"/>
+                <w:spacing w:val="0"/>
+                <w:kern w:val="0"/>
+                <w:sz w:val="18"/>
+                <w:szCs w:val="18"/>
+                <w:lang w:val="en-US" w:eastAsia="zh-CN"/>
+              </w:rPr>
+              <w:t>1. 页面UI显示错乱、非关键字段无法保存。</w:t>
+            </w:r>
+            <w:r>
+              <w:rPr>
+                <w:rFonts w:hint="default" w:ascii="Segoe UI" w:hAnsi="Segoe UI" w:eastAsia="Segoe UI" w:cs="Segoe UI"/>
+                <w:i w:val="0"/>
+                <w:iCs w:val="0"/>
+                <w:caps w:val="0"/>
+                <w:snapToGrid w:val="0"/>
+                <w:color w:val="000000"/>
+                <w:spacing w:val="0"/>
+                <w:kern w:val="0"/>
+                <w:sz w:val="18"/>
+                <w:szCs w:val="18"/>
+                <w:lang w:val="en-US" w:eastAsia="zh-CN"/>
+              </w:rPr>
+              <w:br w:type="textWrapping"/>
+            </w:r>
+            <w:r>
+              <w:rPr>
+                <w:rFonts w:hint="default" w:ascii="Segoe UI" w:hAnsi="Segoe UI" w:eastAsia="Segoe UI" w:cs="Segoe UI"/>
+                <w:i w:val="0"/>
+                <w:iCs w:val="0"/>
+                <w:caps w:val="0"/>
+                <w:snapToGrid w:val="0"/>
+                <w:color w:val="000000"/>
+                <w:spacing w:val="0"/>
+                <w:kern w:val="0"/>
+                <w:sz w:val="18"/>
+                <w:szCs w:val="18"/>
+                <w:lang w:val="en-US" w:eastAsia="zh-CN"/>
+              </w:rPr>
+              <w:t>2. 辅助性查询或导出功能异常。</w:t>
+            </w:r>
+            <w:r>
+              <w:rPr>
+                <w:rFonts w:hint="default" w:ascii="Segoe UI" w:hAnsi="Segoe UI" w:eastAsia="Segoe UI" w:cs="Segoe UI"/>
+                <w:i w:val="0"/>
+                <w:iCs w:val="0"/>
+                <w:caps w:val="0"/>
+                <w:snapToGrid w:val="0"/>
+                <w:color w:val="000000"/>
+                <w:spacing w:val="0"/>
+                <w:kern w:val="0"/>
+                <w:sz w:val="18"/>
+                <w:szCs w:val="18"/>
+                <w:lang w:val="en-US" w:eastAsia="zh-CN"/>
+              </w:rPr>
+              <w:br w:type="textWrapping"/>
+            </w:r>
+            <w:r>
+              <w:rPr>
+                <w:rFonts w:hint="default" w:ascii="Segoe UI" w:hAnsi="Segoe UI" w:eastAsia="Segoe UI" w:cs="Segoe UI"/>
+                <w:i w:val="0"/>
+                <w:iCs w:val="0"/>
+                <w:caps w:val="0"/>
+                <w:snapToGrid w:val="0"/>
+                <w:color w:val="000000"/>
+                <w:spacing w:val="0"/>
+                <w:kern w:val="0"/>
+                <w:sz w:val="18"/>
+                <w:szCs w:val="18"/>
+                <w:lang w:val="en-US" w:eastAsia="zh-CN"/>
+              </w:rPr>
+              <w:t>3. 第三方集成接口偶发性失败，有降级方案。</w:t>
+            </w:r>
+          </w:p>
+        </w:tc>
+        <w:tc>
+          <w:tcPr>
+            <w:tcW w:w="0" w:type="auto"/>
+            <w:shd w:val="clear" w:color="auto" w:fill="auto"/>
+            <w:tcMar>
+              <w:top w:w="120" w:type="dxa"/>
+              <w:left w:w="192" w:type="dxa"/>
+              <w:bottom w:w="120" w:type="dxa"/>
+              <w:right w:w="0" w:type="dxa"/>
+            </w:tcMar>
+            <w:vAlign w:val="center"/>
+          </w:tcPr>
+          <w:p>
+            <w:pPr>
+              <w:keepNext w:val="0"/>
+              <w:keepLines w:val="0"/>
+              <w:widowControl/>
+              <w:suppressLineNumbers w:val="0"/>
+              <w:spacing w:line="300" w:lineRule="atLeast"/>
+              <w:jc w:val="left"/>
+              <w:rPr>
+                <w:rFonts w:hint="default" w:ascii="Segoe UI" w:hAnsi="Segoe UI" w:eastAsia="Segoe UI" w:cs="Segoe UI"/>
+                <w:i w:val="0"/>
+                <w:iCs w:val="0"/>
+                <w:caps w:val="0"/>
+                <w:color w:val="0F1115"/>
+                <w:spacing w:val="0"/>
+                <w:sz w:val="18"/>
+                <w:szCs w:val="18"/>
+              </w:rPr>
+            </w:pPr>
+            <w:r>
+              <w:rPr>
+                <w:rStyle w:val="23"/>
+                <w:rFonts w:hint="default" w:ascii="Segoe UI" w:hAnsi="Segoe UI" w:eastAsia="Segoe UI" w:cs="Segoe UI"/>
+                <w:b/>
+                <w:bCs/>
+                <w:i w:val="0"/>
+                <w:iCs w:val="0"/>
+                <w:caps w:val="0"/>
+                <w:snapToGrid w:val="0"/>
+                <w:color w:val="000000"/>
+                <w:spacing w:val="0"/>
+                <w:kern w:val="0"/>
+                <w:sz w:val="18"/>
+                <w:szCs w:val="18"/>
+                <w:lang w:val="en-US" w:eastAsia="zh-CN"/>
+              </w:rPr>
+              <w:t>标准处理流程</w:t>
+            </w:r>
+            <w:r>
+              <w:rPr>
+                <w:rFonts w:hint="default" w:ascii="Segoe UI" w:hAnsi="Segoe UI" w:eastAsia="Segoe UI" w:cs="Segoe UI"/>
+                <w:i w:val="0"/>
+                <w:iCs w:val="0"/>
+                <w:caps w:val="0"/>
+                <w:snapToGrid w:val="0"/>
+                <w:color w:val="000000"/>
+                <w:spacing w:val="0"/>
+                <w:kern w:val="0"/>
+                <w:sz w:val="18"/>
+                <w:szCs w:val="18"/>
+                <w:lang w:val="en-US" w:eastAsia="zh-CN"/>
+              </w:rPr>
+              <w:t>；通常由一线工程师解决。</w:t>
+            </w:r>
+          </w:p>
+        </w:tc>
+      </w:tr>
+      <w:tr>
+        <w:tblPrEx>
+          <w:tblBorders>
+            <w:top w:val="single" w:color="auto" w:sz="4" w:space="0"/>
+            <w:left w:val="single" w:color="auto" w:sz="4" w:space="0"/>
+            <w:bottom w:val="single" w:color="auto" w:sz="4" w:space="0"/>
+            <w:right w:val="single" w:color="auto" w:sz="4" w:space="0"/>
+            <w:insideH w:val="single" w:color="auto" w:sz="4" w:space="0"/>
+            <w:insideV w:val="single" w:color="auto" w:sz="4" w:space="0"/>
+          </w:tblBorders>
+          <w:tblCellMar>
+            <w:top w:w="15" w:type="dxa"/>
+            <w:left w:w="15" w:type="dxa"/>
+            <w:bottom w:w="15" w:type="dxa"/>
+            <w:right w:w="15" w:type="dxa"/>
+          </w:tblCellMar>
+        </w:tblPrEx>
+        <w:tc>
+          <w:tcPr>
+            <w:tcW w:w="0" w:type="auto"/>
+            <w:shd w:val="clear" w:color="auto" w:fill="auto"/>
+            <w:tcMar>
+              <w:top w:w="120" w:type="dxa"/>
+              <w:left w:w="0" w:type="dxa"/>
+              <w:bottom w:w="120" w:type="dxa"/>
+              <w:right w:w="192" w:type="dxa"/>
+            </w:tcMar>
+            <w:vAlign w:val="center"/>
+          </w:tcPr>
+          <w:p>
+            <w:pPr>
+              <w:keepNext w:val="0"/>
+              <w:keepLines w:val="0"/>
+              <w:widowControl/>
+              <w:suppressLineNumbers w:val="0"/>
+              <w:spacing w:line="300" w:lineRule="atLeast"/>
+              <w:jc w:val="left"/>
+              <w:rPr>
+                <w:rFonts w:hint="default" w:ascii="Segoe UI" w:hAnsi="Segoe UI" w:eastAsia="Segoe UI" w:cs="Segoe UI"/>
+                <w:i w:val="0"/>
+                <w:iCs w:val="0"/>
+                <w:caps w:val="0"/>
+                <w:color w:val="0F1115"/>
+                <w:spacing w:val="0"/>
+                <w:sz w:val="18"/>
+                <w:szCs w:val="18"/>
+              </w:rPr>
+            </w:pPr>
+            <w:r>
+              <w:rPr>
+                <w:rStyle w:val="23"/>
+                <w:rFonts w:hint="default" w:ascii="Segoe UI" w:hAnsi="Segoe UI" w:eastAsia="Segoe UI" w:cs="Segoe UI"/>
+                <w:b/>
+                <w:bCs/>
+                <w:i w:val="0"/>
+                <w:iCs w:val="0"/>
+                <w:caps w:val="0"/>
+                <w:snapToGrid w:val="0"/>
+                <w:color w:val="000000"/>
+                <w:spacing w:val="0"/>
+                <w:kern w:val="0"/>
+                <w:sz w:val="18"/>
+                <w:szCs w:val="18"/>
+                <w:lang w:val="en-US" w:eastAsia="zh-CN"/>
+              </w:rPr>
+              <w:t>P4</w:t>
+            </w:r>
+          </w:p>
+        </w:tc>
+        <w:tc>
+          <w:tcPr>
+            <w:tcW w:w="0" w:type="auto"/>
+            <w:shd w:val="clear" w:color="auto" w:fill="auto"/>
+            <w:tcMar>
+              <w:top w:w="120" w:type="dxa"/>
+              <w:left w:w="192" w:type="dxa"/>
+              <w:bottom w:w="120" w:type="dxa"/>
+              <w:right w:w="192" w:type="dxa"/>
+            </w:tcMar>
+            <w:vAlign w:val="center"/>
+          </w:tcPr>
+          <w:p>
+            <w:pPr>
+              <w:keepNext w:val="0"/>
+              <w:keepLines w:val="0"/>
+              <w:widowControl/>
+              <w:suppressLineNumbers w:val="0"/>
+              <w:spacing w:line="300" w:lineRule="atLeast"/>
+              <w:jc w:val="left"/>
+              <w:rPr>
+                <w:rFonts w:hint="default" w:ascii="Segoe UI" w:hAnsi="Segoe UI" w:eastAsia="Segoe UI" w:cs="Segoe UI"/>
+                <w:i w:val="0"/>
+                <w:iCs w:val="0"/>
+                <w:caps w:val="0"/>
+                <w:color w:val="0F1115"/>
+                <w:spacing w:val="0"/>
+                <w:sz w:val="18"/>
+                <w:szCs w:val="18"/>
+              </w:rPr>
+            </w:pPr>
+            <w:r>
+              <w:rPr>
+                <w:rStyle w:val="23"/>
+                <w:rFonts w:hint="default" w:ascii="Segoe UI" w:hAnsi="Segoe UI" w:eastAsia="Segoe UI" w:cs="Segoe UI"/>
+                <w:b/>
+                <w:bCs/>
+                <w:i w:val="0"/>
+                <w:iCs w:val="0"/>
+                <w:caps w:val="0"/>
+                <w:snapToGrid w:val="0"/>
+                <w:color w:val="000000"/>
+                <w:spacing w:val="0"/>
+                <w:kern w:val="0"/>
+                <w:sz w:val="18"/>
+                <w:szCs w:val="18"/>
+                <w:lang w:val="en-US" w:eastAsia="zh-CN"/>
+              </w:rPr>
+              <w:t>服务请求/轻微咨询</w:t>
+            </w:r>
+          </w:p>
+        </w:tc>
+        <w:tc>
+          <w:tcPr>
+            <w:tcW w:w="0" w:type="auto"/>
+            <w:shd w:val="clear" w:color="auto" w:fill="auto"/>
+            <w:tcMar>
+              <w:top w:w="120" w:type="dxa"/>
+              <w:left w:w="192" w:type="dxa"/>
+              <w:bottom w:w="120" w:type="dxa"/>
+              <w:right w:w="192" w:type="dxa"/>
+            </w:tcMar>
+            <w:vAlign w:val="center"/>
+          </w:tcPr>
+          <w:p>
+            <w:pPr>
+              <w:keepNext w:val="0"/>
+              <w:keepLines w:val="0"/>
+              <w:widowControl/>
+              <w:suppressLineNumbers w:val="0"/>
+              <w:spacing w:line="300" w:lineRule="atLeast"/>
+              <w:jc w:val="left"/>
+              <w:rPr>
+                <w:rFonts w:hint="default" w:ascii="Segoe UI" w:hAnsi="Segoe UI" w:eastAsia="Segoe UI" w:cs="Segoe UI"/>
+                <w:i w:val="0"/>
+                <w:iCs w:val="0"/>
+                <w:caps w:val="0"/>
+                <w:color w:val="0F1115"/>
+                <w:spacing w:val="0"/>
+                <w:sz w:val="18"/>
+                <w:szCs w:val="18"/>
+              </w:rPr>
+            </w:pPr>
+            <w:r>
+              <w:rPr>
+                <w:rStyle w:val="23"/>
+                <w:rFonts w:hint="default" w:ascii="Segoe UI" w:hAnsi="Segoe UI" w:eastAsia="Segoe UI" w:cs="Segoe UI"/>
+                <w:b/>
+                <w:bCs/>
+                <w:i w:val="0"/>
+                <w:iCs w:val="0"/>
+                <w:caps w:val="0"/>
+                <w:snapToGrid w:val="0"/>
+                <w:color w:val="000000"/>
+                <w:spacing w:val="0"/>
+                <w:kern w:val="0"/>
+                <w:sz w:val="18"/>
+                <w:szCs w:val="18"/>
+                <w:lang w:val="en-US" w:eastAsia="zh-CN"/>
+              </w:rPr>
+              <w:t>不影响系统运行的标准化请求或轻微咨询</w:t>
+            </w:r>
+            <w:r>
+              <w:rPr>
+                <w:rFonts w:hint="default" w:ascii="Segoe UI" w:hAnsi="Segoe UI" w:eastAsia="Segoe UI" w:cs="Segoe UI"/>
+                <w:i w:val="0"/>
+                <w:iCs w:val="0"/>
+                <w:caps w:val="0"/>
+                <w:snapToGrid w:val="0"/>
+                <w:color w:val="000000"/>
+                <w:spacing w:val="0"/>
+                <w:kern w:val="0"/>
+                <w:sz w:val="18"/>
+                <w:szCs w:val="18"/>
+                <w:lang w:val="en-US" w:eastAsia="zh-CN"/>
+              </w:rPr>
+              <w:t>，需按约定流程履行。</w:t>
+            </w:r>
+          </w:p>
+        </w:tc>
+        <w:tc>
+          <w:tcPr>
+            <w:tcW w:w="0" w:type="auto"/>
+            <w:shd w:val="clear" w:color="auto" w:fill="auto"/>
+            <w:tcMar>
+              <w:top w:w="120" w:type="dxa"/>
+              <w:left w:w="192" w:type="dxa"/>
+              <w:bottom w:w="120" w:type="dxa"/>
+              <w:right w:w="192" w:type="dxa"/>
+            </w:tcMar>
+            <w:vAlign w:val="center"/>
+          </w:tcPr>
+          <w:p>
+            <w:pPr>
+              <w:keepNext w:val="0"/>
+              <w:keepLines w:val="0"/>
+              <w:widowControl/>
+              <w:suppressLineNumbers w:val="0"/>
+              <w:spacing w:line="300" w:lineRule="atLeast"/>
+              <w:jc w:val="left"/>
+              <w:rPr>
+                <w:rFonts w:hint="default" w:ascii="Segoe UI" w:hAnsi="Segoe UI" w:eastAsia="Segoe UI" w:cs="Segoe UI"/>
+                <w:i w:val="0"/>
+                <w:iCs w:val="0"/>
+                <w:caps w:val="0"/>
+                <w:color w:val="0F1115"/>
+                <w:spacing w:val="0"/>
+                <w:sz w:val="18"/>
+                <w:szCs w:val="18"/>
+              </w:rPr>
+            </w:pPr>
+            <w:r>
+              <w:rPr>
+                <w:rFonts w:hint="default" w:ascii="Segoe UI" w:hAnsi="Segoe UI" w:eastAsia="Segoe UI" w:cs="Segoe UI"/>
+                <w:i w:val="0"/>
+                <w:iCs w:val="0"/>
+                <w:caps w:val="0"/>
+                <w:snapToGrid w:val="0"/>
+                <w:color w:val="000000"/>
+                <w:spacing w:val="0"/>
+                <w:kern w:val="0"/>
+                <w:sz w:val="18"/>
+                <w:szCs w:val="18"/>
+                <w:lang w:val="en-US" w:eastAsia="zh-CN"/>
+              </w:rPr>
+              <w:t>1. 用户账号、权限管理类请求。</w:t>
+            </w:r>
+            <w:r>
+              <w:rPr>
+                <w:rFonts w:hint="default" w:ascii="Segoe UI" w:hAnsi="Segoe UI" w:eastAsia="Segoe UI" w:cs="Segoe UI"/>
+                <w:i w:val="0"/>
+                <w:iCs w:val="0"/>
+                <w:caps w:val="0"/>
+                <w:snapToGrid w:val="0"/>
+                <w:color w:val="000000"/>
+                <w:spacing w:val="0"/>
+                <w:kern w:val="0"/>
+                <w:sz w:val="18"/>
+                <w:szCs w:val="18"/>
+                <w:lang w:val="en-US" w:eastAsia="zh-CN"/>
+              </w:rPr>
+              <w:br w:type="textWrapping"/>
+            </w:r>
+            <w:r>
+              <w:rPr>
+                <w:rFonts w:hint="default" w:ascii="Segoe UI" w:hAnsi="Segoe UI" w:eastAsia="Segoe UI" w:cs="Segoe UI"/>
+                <w:i w:val="0"/>
+                <w:iCs w:val="0"/>
+                <w:caps w:val="0"/>
+                <w:snapToGrid w:val="0"/>
+                <w:color w:val="000000"/>
+                <w:spacing w:val="0"/>
+                <w:kern w:val="0"/>
+                <w:sz w:val="18"/>
+                <w:szCs w:val="18"/>
+                <w:lang w:val="en-US" w:eastAsia="zh-CN"/>
+              </w:rPr>
+              <w:t>2. 非关键数据查询与提取。</w:t>
+            </w:r>
+            <w:r>
+              <w:rPr>
+                <w:rFonts w:hint="default" w:ascii="Segoe UI" w:hAnsi="Segoe UI" w:eastAsia="Segoe UI" w:cs="Segoe UI"/>
+                <w:i w:val="0"/>
+                <w:iCs w:val="0"/>
+                <w:caps w:val="0"/>
+                <w:snapToGrid w:val="0"/>
+                <w:color w:val="000000"/>
+                <w:spacing w:val="0"/>
+                <w:kern w:val="0"/>
+                <w:sz w:val="18"/>
+                <w:szCs w:val="18"/>
+                <w:lang w:val="en-US" w:eastAsia="zh-CN"/>
+              </w:rPr>
+              <w:br w:type="textWrapping"/>
+            </w:r>
+            <w:r>
+              <w:rPr>
+                <w:rFonts w:hint="default" w:ascii="Segoe UI" w:hAnsi="Segoe UI" w:eastAsia="Segoe UI" w:cs="Segoe UI"/>
+                <w:i w:val="0"/>
+                <w:iCs w:val="0"/>
+                <w:caps w:val="0"/>
+                <w:snapToGrid w:val="0"/>
+                <w:color w:val="000000"/>
+                <w:spacing w:val="0"/>
+                <w:kern w:val="0"/>
+                <w:sz w:val="18"/>
+                <w:szCs w:val="18"/>
+                <w:lang w:val="en-US" w:eastAsia="zh-CN"/>
+              </w:rPr>
+              <w:t>3. 产品使用、操作流程咨询。</w:t>
+            </w:r>
+          </w:p>
+        </w:tc>
+        <w:tc>
+          <w:tcPr>
+            <w:tcW w:w="0" w:type="auto"/>
+            <w:shd w:val="clear" w:color="auto" w:fill="auto"/>
+            <w:tcMar>
+              <w:top w:w="120" w:type="dxa"/>
+              <w:left w:w="192" w:type="dxa"/>
+              <w:bottom w:w="120" w:type="dxa"/>
+              <w:right w:w="0" w:type="dxa"/>
+            </w:tcMar>
+            <w:vAlign w:val="center"/>
+          </w:tcPr>
+          <w:p>
+            <w:pPr>
+              <w:keepNext w:val="0"/>
+              <w:keepLines w:val="0"/>
+              <w:widowControl/>
+              <w:suppressLineNumbers w:val="0"/>
+              <w:spacing w:line="300" w:lineRule="atLeast"/>
+              <w:jc w:val="left"/>
+              <w:rPr>
+                <w:rFonts w:hint="default" w:ascii="Segoe UI" w:hAnsi="Segoe UI" w:eastAsia="Segoe UI" w:cs="Segoe UI"/>
+                <w:i w:val="0"/>
+                <w:iCs w:val="0"/>
+                <w:caps w:val="0"/>
+                <w:color w:val="0F1115"/>
+                <w:spacing w:val="0"/>
+                <w:sz w:val="18"/>
+                <w:szCs w:val="18"/>
+              </w:rPr>
+            </w:pPr>
+            <w:r>
+              <w:rPr>
+                <w:rStyle w:val="23"/>
+                <w:rFonts w:hint="default" w:ascii="Segoe UI" w:hAnsi="Segoe UI" w:eastAsia="Segoe UI" w:cs="Segoe UI"/>
+                <w:b/>
+                <w:bCs/>
+                <w:i w:val="0"/>
+                <w:iCs w:val="0"/>
+                <w:caps w:val="0"/>
+                <w:snapToGrid w:val="0"/>
+                <w:color w:val="000000"/>
+                <w:spacing w:val="0"/>
+                <w:kern w:val="0"/>
+                <w:sz w:val="18"/>
+                <w:szCs w:val="18"/>
+                <w:lang w:val="en-US" w:eastAsia="zh-CN"/>
+              </w:rPr>
+              <w:t>预定义流程</w:t>
+            </w:r>
+            <w:r>
+              <w:rPr>
+                <w:rFonts w:hint="default" w:ascii="Segoe UI" w:hAnsi="Segoe UI" w:eastAsia="Segoe UI" w:cs="Segoe UI"/>
+                <w:i w:val="0"/>
+                <w:iCs w:val="0"/>
+                <w:caps w:val="0"/>
+                <w:snapToGrid w:val="0"/>
+                <w:color w:val="000000"/>
+                <w:spacing w:val="0"/>
+                <w:kern w:val="0"/>
+                <w:sz w:val="18"/>
+                <w:szCs w:val="18"/>
+                <w:lang w:val="en-US" w:eastAsia="zh-CN"/>
+              </w:rPr>
+              <w:t>；可通过知识库或脚本自动化处理。</w:t>
+            </w:r>
+          </w:p>
+        </w:tc>
+      </w:tr>
+      <w:tr>
+        <w:tblPrEx>
+          <w:tblBorders>
+            <w:top w:val="single" w:color="auto" w:sz="4" w:space="0"/>
+            <w:left w:val="single" w:color="auto" w:sz="4" w:space="0"/>
+            <w:bottom w:val="single" w:color="auto" w:sz="4" w:space="0"/>
+            <w:right w:val="single" w:color="auto" w:sz="4" w:space="0"/>
+            <w:insideH w:val="single" w:color="auto" w:sz="4" w:space="0"/>
+            <w:insideV w:val="single" w:color="auto" w:sz="4" w:space="0"/>
+          </w:tblBorders>
           <w:tblCellMar>
             <w:top w:w="15" w:type="dxa"/>
             <w:left w:w="15" w:type="dxa"/>

--- a/6-过程管理/流程制度规范类文件/TXHS-06-04-事件管理制度.docx
+++ b/6-过程管理/流程制度规范类文件/TXHS-06-04-事件管理制度.docx
@@ -22,8 +22,6 @@
         <w:textAlignment w:val="baseline"/>
       </w:pPr>
       <w:bookmarkStart w:id="0" w:name="_Toc30349"/>
-      <w:bookmarkStart w:id="28" w:name="_GoBack"/>
-      <w:bookmarkEnd w:id="28"/>
       <w:r>
         <w:drawing>
           <wp:anchor distT="0" distB="0" distL="114300" distR="114300" simplePos="0" relativeHeight="251661312" behindDoc="1" locked="0" layoutInCell="1" allowOverlap="1">
@@ -1626,8 +1624,10 @@
                 <w:rFonts w:hint="eastAsia"/>
                 <w:lang w:val="en-US" w:eastAsia="zh-CN"/>
               </w:rPr>
-              <w:t>添加核心培养</w:t>
-            </w:r>
+              <w:t>完善事件关闭原则</w:t>
+            </w:r>
+            <w:bookmarkStart w:id="28" w:name="_GoBack"/>
+            <w:bookmarkEnd w:id="28"/>
           </w:p>
         </w:tc>
         <w:tc>
@@ -6327,6 +6327,7 @@
             <w:insideH w:val="single" w:color="auto" w:sz="4" w:space="0"/>
             <w:insideV w:val="single" w:color="auto" w:sz="4" w:space="0"/>
           </w:tblBorders>
+          <w:shd w:val="clear" w:color="auto" w:fill="auto"/>
           <w:tblCellMar>
             <w:top w:w="15" w:type="dxa"/>
             <w:left w:w="15" w:type="dxa"/>
@@ -6698,6 +6699,7 @@
             <w:insideH w:val="single" w:color="auto" w:sz="4" w:space="0"/>
             <w:insideV w:val="single" w:color="auto" w:sz="4" w:space="0"/>
           </w:tblBorders>
+          <w:shd w:val="clear" w:color="auto" w:fill="auto"/>
           <w:tblCellMar>
             <w:top w:w="15" w:type="dxa"/>
             <w:left w:w="15" w:type="dxa"/>
@@ -7069,6 +7071,7 @@
             <w:insideH w:val="single" w:color="auto" w:sz="4" w:space="0"/>
             <w:insideV w:val="single" w:color="auto" w:sz="4" w:space="0"/>
           </w:tblBorders>
+          <w:shd w:val="clear" w:color="auto" w:fill="auto"/>
           <w:tblCellMar>
             <w:top w:w="15" w:type="dxa"/>
             <w:left w:w="15" w:type="dxa"/>
@@ -7440,6 +7443,7 @@
             <w:insideH w:val="single" w:color="auto" w:sz="4" w:space="0"/>
             <w:insideV w:val="single" w:color="auto" w:sz="4" w:space="0"/>
           </w:tblBorders>
+          <w:shd w:val="clear" w:color="auto" w:fill="auto"/>
           <w:tblCellMar>
             <w:top w:w="15" w:type="dxa"/>
             <w:left w:w="15" w:type="dxa"/>

--- a/6-过程管理/流程制度规范类文件/TXHS-06-04-事件管理制度.docx
+++ b/6-过程管理/流程制度规范类文件/TXHS-06-04-事件管理制度.docx
@@ -1,10 +1,11 @@
 
 <file path=word/document.xml><?xml version="1.0" encoding="utf-8"?>
-<w:document xmlns:wpc="http://schemas.microsoft.com/office/word/2010/wordprocessingCanvas" xmlns:mc="http://schemas.openxmlformats.org/markup-compatibility/2006" xmlns:o="urn:schemas-microsoft-com:office:office" xmlns:r="http://schemas.openxmlformats.org/officeDocument/2006/relationships" xmlns:m="http://schemas.openxmlformats.org/officeDocument/2006/math" xmlns:v="urn:schemas-microsoft-com:vml" xmlns:wp14="http://schemas.microsoft.com/office/word/2010/wordprocessingDrawing" xmlns:wp="http://schemas.openxmlformats.org/drawingml/2006/wordprocessingDrawing" xmlns:w="http://schemas.openxmlformats.org/wordprocessingml/2006/main" xmlns:w14="http://schemas.microsoft.com/office/word/2010/wordml" xmlns:w10="urn:schemas-microsoft-com:office:word" xmlns:w15="http://schemas.microsoft.com/office/word/2012/wordml" xmlns:wpg="http://schemas.microsoft.com/office/word/2010/wordprocessingGroup" xmlns:wpi="http://schemas.microsoft.com/office/word/2010/wordprocessingInk" xmlns:wne="http://schemas.microsoft.com/office/word/2006/wordml" xmlns:wps="http://schemas.microsoft.com/office/word/2010/wordprocessingShape" xmlns:wpsCustomData="http://www.wps.cn/officeDocument/2013/wpsCustomData" mc:Ignorable="w14 w15 wp14">
+<w:document xmlns:wpc="http://schemas.microsoft.com/office/word/2010/wordprocessingCanvas" xmlns:mc="http://schemas.openxmlformats.org/markup-compatibility/2006" xmlns:o="urn:schemas-microsoft-com:office:office" xmlns:r="http://schemas.openxmlformats.org/officeDocument/2006/relationships" xmlns:m="http://schemas.openxmlformats.org/officeDocument/2006/math" xmlns:v="urn:schemas-microsoft-com:vml" xmlns:wp14="http://schemas.microsoft.com/office/word/2010/wordprocessingDrawing" xmlns:wp="http://schemas.openxmlformats.org/drawingml/2006/wordprocessingDrawing" xmlns:w10="urn:schemas-microsoft-com:office:word" xmlns:w="http://schemas.openxmlformats.org/wordprocessingml/2006/main" xmlns:w14="http://schemas.microsoft.com/office/word/2010/wordml" xmlns:w15="http://schemas.microsoft.com/office/word/2012/wordml" xmlns:wne="http://schemas.microsoft.com/office/word/2006/wordml" xmlns:wpg="http://schemas.microsoft.com/office/word/2010/wordprocessingGroup" xmlns:wpi="http://schemas.microsoft.com/office/word/2010/wordprocessingInk" xmlns:wps="http://schemas.microsoft.com/office/word/2010/wordprocessingShape" mc:Ignorable="w14 w15 wp14">
+  <!-- Generated by Aspose.Words for .NET 13.3.0.1 -->
   <w:body>
     <w:p>
       <w:pPr>
-        <w:pStyle w:val="24"/>
+        <w:pStyle w:val="a"/>
         <w:keepNext w:val="0"/>
         <w:keepLines w:val="0"/>
         <w:pageBreakBefore w:val="0"/>
@@ -24,7 +25,7 @@
       <w:bookmarkStart w:id="0" w:name="_Toc30349"/>
       <w:r>
         <w:drawing>
-          <wp:anchor distT="0" distB="0" distL="114300" distR="114300" simplePos="0" relativeHeight="251661312" behindDoc="1" locked="0" layoutInCell="1" allowOverlap="1">
+          <wp:anchor distT="0" distB="0" distL="114300" distR="114300" simplePos="0" relativeHeight="251660288" behindDoc="1" locked="0" layoutInCell="1" allowOverlap="1">
             <wp:simplePos x="0" y="0"/>
             <wp:positionH relativeFrom="column">
               <wp:posOffset>-19050</wp:posOffset>
@@ -49,7 +50,7 @@
                     </pic:cNvPicPr>
                   </pic:nvPicPr>
                   <pic:blipFill>
-                    <a:blip r:embed="rId7"/>
+                    <a:blip xmlns:r="http://schemas.openxmlformats.org/officeDocument/2006/relationships" r:embed="rId4"/>
                     <a:stretch>
                       <a:fillRect/>
                     </a:stretch>
@@ -75,7 +76,7 @@
       </w:r>
       <w:r>
         <w:drawing>
-          <wp:anchor distT="0" distB="0" distL="114300" distR="114300" simplePos="0" relativeHeight="251660288" behindDoc="1" locked="0" layoutInCell="1" allowOverlap="1">
+          <wp:anchor distT="0" distB="0" distL="114300" distR="114300" simplePos="0" relativeHeight="251659264" behindDoc="1" locked="0" layoutInCell="1" allowOverlap="1">
             <wp:simplePos x="0" y="0"/>
             <wp:positionH relativeFrom="column">
               <wp:posOffset>0</wp:posOffset>
@@ -100,7 +101,7 @@
                     </pic:cNvPicPr>
                   </pic:nvPicPr>
                   <pic:blipFill>
-                    <a:blip r:embed="rId8"/>
+                    <a:blip xmlns:r="http://schemas.openxmlformats.org/officeDocument/2006/relationships" r:embed="rId5"/>
                     <a:stretch>
                       <a:fillRect/>
                     </a:stretch>
@@ -130,7 +131,7 @@
           <w:lang w:val="en-US" w:eastAsia="zh-CN"/>
         </w:rPr>
         <w:drawing>
-          <wp:anchor distT="0" distB="0" distL="114300" distR="114300" simplePos="0" relativeHeight="251659264" behindDoc="1" locked="0" layoutInCell="1" allowOverlap="1">
+          <wp:anchor distT="0" distB="0" distL="114300" distR="114300" simplePos="0" relativeHeight="251658240" behindDoc="1" locked="0" layoutInCell="1" allowOverlap="1">
             <wp:simplePos x="0" y="0"/>
             <wp:positionH relativeFrom="column">
               <wp:posOffset>635</wp:posOffset>
@@ -155,7 +156,7 @@
                     </pic:cNvPicPr>
                   </pic:nvPicPr>
                   <pic:blipFill>
-                    <a:blip r:embed="rId9">
+                    <a:blip xmlns:r="http://schemas.openxmlformats.org/officeDocument/2006/relationships" r:embed="rId6">
                       <a:alphaModFix amt="58000"/>
                       <a:lum contrast="-52000"/>
                     </a:blip>
@@ -189,7 +190,7 @@
     </w:p>
     <w:p>
       <w:pPr>
-        <w:pStyle w:val="25"/>
+        <w:pStyle w:val="a0"/>
         <w:keepNext w:val="0"/>
         <w:keepLines w:val="0"/>
         <w:pageBreakBefore w:val="0"/>
@@ -236,11 +237,11 @@
         <w:adjustRightInd w:val="0"/>
         <w:snapToGrid w:val="0"/>
         <w:spacing w:after="624" w:afterLines="200" w:line="219" w:lineRule="auto"/>
-        <w:ind w:left="0" w:leftChars="0" w:right="0" w:rightChars="0" w:firstLine="0" w:firstLineChars="0"/>
+        <w:ind w:left="0" w:right="0" w:firstLine="0" w:leftChars="0" w:rightChars="0" w:firstLineChars="0"/>
         <w:jc w:val="center"/>
         <w:textAlignment w:val="baseline"/>
         <w:rPr>
-          <w:rFonts w:hint="eastAsia" w:ascii="宋体" w:hAnsi="宋体" w:eastAsia="宋体" w:cs="宋体"/>
+          <w:rFonts w:ascii="宋体" w:eastAsia="宋体" w:hAnsi="宋体" w:cs="宋体" w:hint="eastAsia"/>
           <w:sz w:val="24"/>
           <w:szCs w:val="24"/>
           <w:lang w:val="en-US" w:eastAsia="zh-CN"/>
@@ -248,7 +249,7 @@
       </w:pPr>
       <w:r>
         <w:rPr>
-          <w:rFonts w:ascii="宋体" w:hAnsi="宋体" w:eastAsia="宋体" w:cs="宋体"/>
+          <w:rFonts w:ascii="宋体" w:eastAsia="宋体" w:hAnsi="宋体" w:cs="宋体"/>
           <w:b/>
           <w:bCs/>
           <w:spacing w:val="-3"/>
@@ -259,7 +260,7 @@
       </w:r>
       <w:r>
         <w:rPr>
-          <w:rFonts w:hint="eastAsia" w:ascii="宋体" w:hAnsi="宋体" w:eastAsia="宋体" w:cs="宋体"/>
+          <w:rFonts w:ascii="宋体" w:eastAsia="宋体" w:hAnsi="宋体" w:cs="宋体" w:hint="eastAsia"/>
           <w:b/>
           <w:bCs/>
           <w:spacing w:val="-3"/>
@@ -271,7 +272,7 @@
       </w:r>
       <w:r>
         <w:rPr>
-          <w:rFonts w:ascii="宋体" w:hAnsi="宋体" w:eastAsia="宋体" w:cs="宋体"/>
+          <w:rFonts w:ascii="宋体" w:eastAsia="宋体" w:hAnsi="宋体" w:cs="宋体"/>
           <w:b/>
           <w:bCs/>
           <w:spacing w:val="-3"/>
@@ -282,7 +283,7 @@
       </w:r>
       <w:r>
         <w:rPr>
-          <w:rFonts w:hint="eastAsia" w:ascii="宋体" w:hAnsi="宋体" w:cs="宋体"/>
+          <w:rFonts w:ascii="宋体" w:hAnsi="宋体" w:cs="宋体" w:hint="eastAsia"/>
           <w:b/>
           <w:bCs/>
           <w:spacing w:val="-3"/>
@@ -294,7 +295,7 @@
       </w:r>
       <w:r>
         <w:rPr>
-          <w:rFonts w:ascii="宋体" w:hAnsi="宋体" w:eastAsia="宋体" w:cs="宋体"/>
+          <w:rFonts w:ascii="宋体" w:eastAsia="宋体" w:hAnsi="宋体" w:cs="宋体"/>
           <w:b/>
           <w:bCs/>
           <w:spacing w:val="-3"/>
@@ -305,7 +306,7 @@
       </w:r>
       <w:r>
         <w:rPr>
-          <w:rFonts w:hint="eastAsia" w:ascii="宋体" w:hAnsi="宋体" w:cs="宋体"/>
+          <w:rFonts w:ascii="宋体" w:hAnsi="宋体" w:cs="宋体" w:hint="eastAsia"/>
           <w:b/>
           <w:bCs/>
           <w:spacing w:val="-3"/>
@@ -318,18 +319,17 @@
     </w:p>
     <w:tbl>
       <w:tblPr>
-        <w:tblStyle w:val="21"/>
+        <w:tblStyle w:val="TableGrid"/>
         <w:tblW w:w="0" w:type="auto"/>
         <w:jc w:val="center"/>
         <w:tblBorders>
-          <w:top w:val="none" w:color="auto" w:sz="0" w:space="0"/>
-          <w:left w:val="none" w:color="auto" w:sz="0" w:space="0"/>
-          <w:bottom w:val="none" w:color="auto" w:sz="0" w:space="0"/>
-          <w:right w:val="none" w:color="auto" w:sz="0" w:space="0"/>
-          <w:insideH w:val="none" w:color="auto" w:sz="0" w:space="0"/>
-          <w:insideV w:val="none" w:color="auto" w:sz="0" w:space="0"/>
+          <w:top w:val="nil"/>
+          <w:left w:val="nil"/>
+          <w:bottom w:val="nil"/>
+          <w:right w:val="nil"/>
+          <w:insideH w:val="nil"/>
+          <w:insideV w:val="nil"/>
         </w:tblBorders>
-        <w:tblLayout w:type="autofit"/>
         <w:tblCellMar>
           <w:top w:w="0" w:type="dxa"/>
           <w:left w:w="108" w:type="dxa"/>
@@ -343,13 +343,15 @@
       </w:tblGrid>
       <w:tr>
         <w:tblPrEx>
+          <w:tblW w:w="0" w:type="auto"/>
+          <w:jc w:val="center"/>
           <w:tblBorders>
-            <w:top w:val="none" w:color="auto" w:sz="0" w:space="0"/>
-            <w:left w:val="none" w:color="auto" w:sz="0" w:space="0"/>
-            <w:bottom w:val="none" w:color="auto" w:sz="0" w:space="0"/>
-            <w:right w:val="none" w:color="auto" w:sz="0" w:space="0"/>
-            <w:insideH w:val="none" w:color="auto" w:sz="0" w:space="0"/>
-            <w:insideV w:val="none" w:color="auto" w:sz="0" w:space="0"/>
+            <w:top w:val="nil"/>
+            <w:left w:val="nil"/>
+            <w:bottom w:val="nil"/>
+            <w:right w:val="nil"/>
+            <w:insideH w:val="nil"/>
+            <w:insideV w:val="nil"/>
           </w:tblBorders>
           <w:tblCellMar>
             <w:top w:w="0" w:type="dxa"/>
@@ -359,7 +361,7 @@
           </w:tblCellMar>
         </w:tblPrEx>
         <w:trPr>
-          <w:trHeight w:val="810" w:hRule="atLeast"/>
+          <w:trHeight w:val="810"/>
           <w:jc w:val="center"/>
         </w:trPr>
         <w:tc>
@@ -397,7 +399,7 @@
             </w:r>
             <w:r>
               <w:rPr>
-                <w:rFonts w:hint="default" w:asciiTheme="minorAscii" w:hAnsiTheme="minorAscii" w:eastAsiaTheme="minorEastAsia"/>
+                <w:rFonts w:asciiTheme="minorAscii" w:eastAsiaTheme="minorEastAsia" w:hAnsiTheme="minorAscii" w:hint="default"/>
                 <w:spacing w:val="227"/>
                 <w:sz w:val="21"/>
                 <w:vertAlign w:val="baseline"/>
@@ -451,7 +453,7 @@
             </w:r>
             <w:r>
               <w:rPr>
-                <w:rFonts w:hint="eastAsia" w:asciiTheme="minorAscii" w:hAnsiTheme="minorAscii" w:eastAsiaTheme="minorEastAsia"/>
+                <w:rFonts w:asciiTheme="minorAscii" w:eastAsiaTheme="minorEastAsia" w:hAnsiTheme="minorAscii" w:hint="eastAsia"/>
                 <w:spacing w:val="227"/>
                 <w:sz w:val="21"/>
                 <w:vertAlign w:val="baseline"/>
@@ -473,14 +475,8 @@
       </w:tr>
       <w:tr>
         <w:tblPrEx>
-          <w:tblBorders>
-            <w:top w:val="none" w:color="auto" w:sz="0" w:space="0"/>
-            <w:left w:val="none" w:color="auto" w:sz="0" w:space="0"/>
-            <w:bottom w:val="none" w:color="auto" w:sz="0" w:space="0"/>
-            <w:right w:val="none" w:color="auto" w:sz="0" w:space="0"/>
-            <w:insideH w:val="none" w:color="auto" w:sz="0" w:space="0"/>
-            <w:insideV w:val="none" w:color="auto" w:sz="0" w:space="0"/>
-          </w:tblBorders>
+          <w:tblW w:w="0" w:type="auto"/>
+          <w:jc w:val="center"/>
           <w:tblCellMar>
             <w:top w:w="0" w:type="dxa"/>
             <w:left w:w="108" w:type="dxa"/>
@@ -489,7 +485,7 @@
           </w:tblCellMar>
         </w:tblPrEx>
         <w:trPr>
-          <w:trHeight w:val="810" w:hRule="atLeast"/>
+          <w:trHeight w:val="810"/>
           <w:jc w:val="center"/>
         </w:trPr>
         <w:tc>
@@ -513,7 +509,7 @@
               <w:snapToGrid w:val="0"/>
               <w:textAlignment w:val="baseline"/>
               <w:rPr>
-                <w:rFonts w:hint="default" w:ascii="Arial" w:hAnsi="Arial" w:eastAsia="Arial" w:cs="Arial"/>
+                <w:rFonts w:ascii="Arial" w:eastAsia="Arial" w:hAnsi="Arial" w:cs="Arial" w:hint="default"/>
                 <w:snapToGrid w:val="0"/>
                 <w:color w:val="000000"/>
                 <w:kern w:val="0"/>
@@ -545,7 +541,7 @@
             </w:r>
             <w:r>
               <w:rPr>
-                <w:rFonts w:hint="default" w:asciiTheme="minorAscii" w:hAnsiTheme="minorAscii" w:eastAsiaTheme="minorEastAsia"/>
+                <w:rFonts w:asciiTheme="minorAscii" w:eastAsiaTheme="minorEastAsia" w:hAnsiTheme="minorAscii" w:hint="default"/>
                 <w:spacing w:val="227"/>
                 <w:sz w:val="21"/>
                 <w:vertAlign w:val="baseline"/>
@@ -562,18 +558,7 @@
                 <w:vertAlign w:val="baseline"/>
                 <w:lang w:val="en-US" w:eastAsia="zh-CN"/>
               </w:rPr>
-              <w:t>V2.</w:t>
-            </w:r>
-            <w:r>
-              <w:rPr>
-                <w:rFonts w:hint="eastAsia"/>
-                <w:spacing w:val="0"/>
-                <w:kern w:val="0"/>
-                <w:u w:val="single"/>
-                <w:vertAlign w:val="baseline"/>
-                <w:lang w:val="en-US" w:eastAsia="zh-CN"/>
-              </w:rPr>
-              <w:t>0</w:t>
+              <w:t>V1.0</w:t>
             </w:r>
           </w:p>
         </w:tc>
@@ -598,7 +583,7 @@
               <w:snapToGrid w:val="0"/>
               <w:textAlignment w:val="baseline"/>
               <w:rPr>
-                <w:rFonts w:hint="default" w:ascii="Arial" w:hAnsi="Arial" w:eastAsia="Arial" w:cs="Arial"/>
+                <w:rFonts w:ascii="Arial" w:eastAsia="Arial" w:hAnsi="Arial" w:cs="Arial" w:hint="default"/>
                 <w:snapToGrid w:val="0"/>
                 <w:color w:val="000000"/>
                 <w:kern w:val="0"/>
@@ -618,7 +603,7 @@
             </w:r>
             <w:r>
               <w:rPr>
-                <w:rFonts w:hint="eastAsia" w:asciiTheme="minorAscii" w:hAnsiTheme="minorAscii" w:eastAsiaTheme="minorEastAsia"/>
+                <w:rFonts w:asciiTheme="minorAscii" w:eastAsiaTheme="minorEastAsia" w:hAnsiTheme="minorAscii" w:hint="eastAsia"/>
                 <w:spacing w:val="227"/>
                 <w:sz w:val="21"/>
                 <w:vertAlign w:val="baseline"/>
@@ -640,14 +625,8 @@
       </w:tr>
       <w:tr>
         <w:tblPrEx>
-          <w:tblBorders>
-            <w:top w:val="none" w:color="auto" w:sz="0" w:space="0"/>
-            <w:left w:val="none" w:color="auto" w:sz="0" w:space="0"/>
-            <w:bottom w:val="none" w:color="auto" w:sz="0" w:space="0"/>
-            <w:right w:val="none" w:color="auto" w:sz="0" w:space="0"/>
-            <w:insideH w:val="none" w:color="auto" w:sz="0" w:space="0"/>
-            <w:insideV w:val="none" w:color="auto" w:sz="0" w:space="0"/>
-          </w:tblBorders>
+          <w:tblW w:w="0" w:type="auto"/>
+          <w:jc w:val="center"/>
           <w:tblCellMar>
             <w:top w:w="0" w:type="dxa"/>
             <w:left w:w="108" w:type="dxa"/>
@@ -656,7 +635,7 @@
           </w:tblCellMar>
         </w:tblPrEx>
         <w:trPr>
-          <w:trHeight w:val="635" w:hRule="atLeast"/>
+          <w:trHeight w:val="635"/>
           <w:jc w:val="center"/>
         </w:trPr>
         <w:tc>
@@ -706,7 +685,7 @@
             </w:r>
             <w:r>
               <w:rPr>
-                <w:rFonts w:hint="eastAsia" w:asciiTheme="minorAscii" w:hAnsiTheme="minorAscii" w:eastAsiaTheme="minorEastAsia"/>
+                <w:rFonts w:asciiTheme="minorAscii" w:eastAsiaTheme="minorEastAsia" w:hAnsiTheme="minorAscii" w:hint="eastAsia"/>
                 <w:spacing w:val="227"/>
                 <w:sz w:val="21"/>
                 <w:vertAlign w:val="baseline"/>
@@ -759,7 +738,7 @@
             </w:r>
             <w:r>
               <w:rPr>
-                <w:rFonts w:hint="eastAsia" w:asciiTheme="minorAscii" w:hAnsiTheme="minorAscii" w:eastAsiaTheme="minorEastAsia"/>
+                <w:rFonts w:asciiTheme="minorAscii" w:eastAsiaTheme="minorEastAsia" w:hAnsiTheme="minorAscii" w:hint="eastAsia"/>
                 <w:spacing w:val="227"/>
                 <w:sz w:val="21"/>
                 <w:vertAlign w:val="baseline"/>
@@ -818,14 +797,14 @@
         <w:ind w:left="3634"/>
         <w:textAlignment w:val="baseline"/>
         <w:rPr>
-          <w:rFonts w:ascii="宋体" w:hAnsi="宋体" w:eastAsia="宋体" w:cs="宋体"/>
+          <w:rFonts w:ascii="宋体" w:eastAsia="宋体" w:hAnsi="宋体" w:cs="宋体"/>
           <w:sz w:val="31"/>
           <w:szCs w:val="31"/>
         </w:rPr>
       </w:pPr>
       <w:r>
         <w:rPr>
-          <w:rFonts w:ascii="宋体" w:hAnsi="宋体" w:eastAsia="宋体" w:cs="宋体"/>
+          <w:rFonts w:ascii="宋体" w:eastAsia="宋体" w:hAnsi="宋体" w:cs="宋体"/>
           <w:b/>
           <w:bCs/>
           <w:spacing w:val="4"/>
@@ -837,16 +816,16 @@
     </w:p>
     <w:tbl>
       <w:tblPr>
-        <w:tblStyle w:val="26"/>
+        <w:tblStyle w:val="TableNormal0"/>
         <w:tblW w:w="8214" w:type="dxa"/>
         <w:jc w:val="center"/>
         <w:tblBorders>
-          <w:top w:val="single" w:color="000000" w:sz="2" w:space="0"/>
-          <w:left w:val="single" w:color="000000" w:sz="2" w:space="0"/>
-          <w:bottom w:val="single" w:color="000000" w:sz="2" w:space="0"/>
-          <w:right w:val="single" w:color="000000" w:sz="2" w:space="0"/>
-          <w:insideH w:val="single" w:color="000000" w:sz="2" w:space="0"/>
-          <w:insideV w:val="single" w:color="000000" w:sz="2" w:space="0"/>
+          <w:top w:val="single" w:sz="2" w:space="0" w:color="000000"/>
+          <w:left w:val="single" w:sz="2" w:space="0" w:color="000000"/>
+          <w:bottom w:val="single" w:sz="2" w:space="0" w:color="000000"/>
+          <w:right w:val="single" w:sz="2" w:space="0" w:color="000000"/>
+          <w:insideH w:val="single" w:sz="2" w:space="0" w:color="000000"/>
+          <w:insideV w:val="single" w:sz="2" w:space="0" w:color="000000"/>
         </w:tblBorders>
         <w:tblLayout w:type="fixed"/>
         <w:tblCellMar>
@@ -866,14 +845,17 @@
       </w:tblGrid>
       <w:tr>
         <w:tblPrEx>
+          <w:tblW w:w="8214" w:type="dxa"/>
+          <w:jc w:val="center"/>
           <w:tblBorders>
-            <w:top w:val="single" w:color="000000" w:sz="2" w:space="0"/>
-            <w:left w:val="single" w:color="000000" w:sz="2" w:space="0"/>
-            <w:bottom w:val="single" w:color="000000" w:sz="2" w:space="0"/>
-            <w:right w:val="single" w:color="000000" w:sz="2" w:space="0"/>
-            <w:insideH w:val="single" w:color="000000" w:sz="2" w:space="0"/>
-            <w:insideV w:val="single" w:color="000000" w:sz="2" w:space="0"/>
+            <w:top w:val="single" w:sz="2" w:space="0" w:color="000000"/>
+            <w:left w:val="single" w:sz="2" w:space="0" w:color="000000"/>
+            <w:bottom w:val="single" w:sz="2" w:space="0" w:color="000000"/>
+            <w:right w:val="single" w:sz="2" w:space="0" w:color="000000"/>
+            <w:insideH w:val="single" w:sz="2" w:space="0" w:color="000000"/>
+            <w:insideV w:val="single" w:sz="2" w:space="0" w:color="000000"/>
           </w:tblBorders>
+          <w:tblLayout w:type="fixed"/>
           <w:tblCellMar>
             <w:top w:w="0" w:type="dxa"/>
             <w:left w:w="0" w:type="dxa"/>
@@ -882,7 +864,7 @@
           </w:tblCellMar>
         </w:tblPrEx>
         <w:trPr>
-          <w:trHeight w:val="593" w:hRule="atLeast"/>
+          <w:trHeight w:val="593"/>
           <w:jc w:val="center"/>
         </w:trPr>
         <w:tc>
@@ -904,18 +886,18 @@
               <w:adjustRightInd w:val="0"/>
               <w:snapToGrid w:val="0"/>
               <w:spacing w:before="176" w:line="228" w:lineRule="auto"/>
-              <w:ind w:left="0" w:leftChars="0" w:right="0" w:rightChars="0" w:firstLine="0" w:firstLineChars="0"/>
+              <w:ind w:left="0" w:right="0" w:firstLine="0" w:leftChars="0" w:rightChars="0" w:firstLineChars="0"/>
               <w:jc w:val="center"/>
               <w:textAlignment w:val="baseline"/>
               <w:rPr>
-                <w:rFonts w:ascii="宋体" w:hAnsi="宋体" w:eastAsia="宋体" w:cs="宋体"/>
+                <w:rFonts w:ascii="宋体" w:eastAsia="宋体" w:hAnsi="宋体" w:cs="宋体"/>
                 <w:sz w:val="20"/>
                 <w:szCs w:val="20"/>
               </w:rPr>
             </w:pPr>
             <w:r>
               <w:rPr>
-                <w:rFonts w:hint="eastAsia" w:ascii="宋体" w:hAnsi="宋体" w:cs="宋体"/>
+                <w:rFonts w:ascii="宋体" w:hAnsi="宋体" w:cs="宋体" w:hint="eastAsia"/>
                 <w:spacing w:val="-14"/>
                 <w:sz w:val="20"/>
                 <w:szCs w:val="20"/>
@@ -925,7 +907,7 @@
             </w:r>
             <w:r>
               <w:rPr>
-                <w:rFonts w:ascii="宋体" w:hAnsi="宋体" w:eastAsia="宋体" w:cs="宋体"/>
+                <w:rFonts w:ascii="宋体" w:eastAsia="宋体" w:hAnsi="宋体" w:cs="宋体"/>
                 <w:spacing w:val="-14"/>
                 <w:sz w:val="20"/>
                 <w:szCs w:val="20"/>
@@ -953,18 +935,18 @@
               <w:adjustRightInd w:val="0"/>
               <w:snapToGrid w:val="0"/>
               <w:spacing w:before="175" w:line="227" w:lineRule="auto"/>
-              <w:ind w:left="0" w:leftChars="0" w:right="0" w:rightChars="0" w:firstLine="0" w:firstLineChars="0"/>
+              <w:ind w:left="0" w:right="0" w:firstLine="0" w:leftChars="0" w:rightChars="0" w:firstLineChars="0"/>
               <w:jc w:val="center"/>
               <w:textAlignment w:val="baseline"/>
               <w:rPr>
-                <w:rFonts w:ascii="宋体" w:hAnsi="宋体" w:eastAsia="宋体" w:cs="宋体"/>
+                <w:rFonts w:ascii="宋体" w:eastAsia="宋体" w:hAnsi="宋体" w:cs="宋体"/>
                 <w:sz w:val="20"/>
                 <w:szCs w:val="20"/>
               </w:rPr>
             </w:pPr>
             <w:r>
               <w:rPr>
-                <w:rFonts w:ascii="宋体" w:hAnsi="宋体" w:eastAsia="宋体" w:cs="宋体"/>
+                <w:rFonts w:ascii="宋体" w:eastAsia="宋体" w:hAnsi="宋体" w:cs="宋体"/>
                 <w:spacing w:val="4"/>
                 <w:sz w:val="20"/>
                 <w:szCs w:val="20"/>
@@ -992,18 +974,18 @@
               <w:adjustRightInd w:val="0"/>
               <w:snapToGrid w:val="0"/>
               <w:spacing w:before="175" w:line="228" w:lineRule="auto"/>
-              <w:ind w:left="0" w:leftChars="0" w:right="0" w:rightChars="0" w:firstLine="0" w:firstLineChars="0"/>
+              <w:ind w:left="0" w:right="0" w:firstLine="0" w:leftChars="0" w:rightChars="0" w:firstLineChars="0"/>
               <w:jc w:val="center"/>
               <w:textAlignment w:val="baseline"/>
               <w:rPr>
-                <w:rFonts w:ascii="宋体" w:hAnsi="宋体" w:eastAsia="宋体" w:cs="宋体"/>
+                <w:rFonts w:ascii="宋体" w:eastAsia="宋体" w:hAnsi="宋体" w:cs="宋体"/>
                 <w:sz w:val="20"/>
                 <w:szCs w:val="20"/>
               </w:rPr>
             </w:pPr>
             <w:r>
               <w:rPr>
-                <w:rFonts w:ascii="宋体" w:hAnsi="宋体" w:eastAsia="宋体" w:cs="宋体"/>
+                <w:rFonts w:ascii="宋体" w:eastAsia="宋体" w:hAnsi="宋体" w:cs="宋体"/>
                 <w:spacing w:val="7"/>
                 <w:sz w:val="20"/>
                 <w:szCs w:val="20"/>
@@ -1031,11 +1013,11 @@
               <w:adjustRightInd w:val="0"/>
               <w:snapToGrid w:val="0"/>
               <w:spacing w:before="175" w:line="228" w:lineRule="auto"/>
-              <w:ind w:left="0" w:leftChars="0" w:right="0" w:rightChars="0" w:firstLine="0" w:firstLineChars="0"/>
+              <w:ind w:left="0" w:right="0" w:firstLine="0" w:leftChars="0" w:rightChars="0" w:firstLineChars="0"/>
               <w:jc w:val="center"/>
               <w:textAlignment w:val="baseline"/>
               <w:rPr>
-                <w:rFonts w:hint="eastAsia" w:ascii="宋体" w:hAnsi="宋体" w:eastAsia="宋体" w:cs="宋体"/>
+                <w:rFonts w:ascii="宋体" w:eastAsia="宋体" w:hAnsi="宋体" w:cs="宋体" w:hint="eastAsia"/>
                 <w:spacing w:val="7"/>
                 <w:sz w:val="20"/>
                 <w:szCs w:val="20"/>
@@ -1044,7 +1026,7 @@
             </w:pPr>
             <w:r>
               <w:rPr>
-                <w:rFonts w:hint="eastAsia" w:ascii="宋体" w:hAnsi="宋体" w:cs="宋体"/>
+                <w:rFonts w:ascii="宋体" w:hAnsi="宋体" w:cs="宋体" w:hint="eastAsia"/>
                 <w:spacing w:val="7"/>
                 <w:sz w:val="20"/>
                 <w:szCs w:val="20"/>
@@ -1073,11 +1055,11 @@
               <w:adjustRightInd w:val="0"/>
               <w:snapToGrid w:val="0"/>
               <w:spacing w:before="175" w:line="228" w:lineRule="auto"/>
-              <w:ind w:left="0" w:leftChars="0" w:right="0" w:rightChars="0" w:firstLine="0" w:firstLineChars="0"/>
+              <w:ind w:left="0" w:right="0" w:firstLine="0" w:leftChars="0" w:rightChars="0" w:firstLineChars="0"/>
               <w:jc w:val="center"/>
               <w:textAlignment w:val="baseline"/>
               <w:rPr>
-                <w:rFonts w:hint="default" w:ascii="宋体" w:hAnsi="宋体" w:cs="宋体"/>
+                <w:rFonts w:ascii="宋体" w:hAnsi="宋体" w:cs="宋体" w:hint="default"/>
                 <w:spacing w:val="7"/>
                 <w:sz w:val="20"/>
                 <w:szCs w:val="20"/>
@@ -1086,7 +1068,7 @@
             </w:pPr>
             <w:r>
               <w:rPr>
-                <w:rFonts w:hint="eastAsia" w:ascii="宋体" w:hAnsi="宋体" w:cs="宋体"/>
+                <w:rFonts w:ascii="宋体" w:hAnsi="宋体" w:cs="宋体" w:hint="eastAsia"/>
                 <w:spacing w:val="7"/>
                 <w:sz w:val="20"/>
                 <w:szCs w:val="20"/>
@@ -1115,18 +1097,18 @@
               <w:adjustRightInd w:val="0"/>
               <w:snapToGrid w:val="0"/>
               <w:spacing w:before="176" w:line="229" w:lineRule="auto"/>
-              <w:ind w:left="0" w:leftChars="0" w:right="0" w:rightChars="0" w:firstLine="0" w:firstLineChars="0"/>
+              <w:ind w:left="0" w:right="0" w:firstLine="0" w:leftChars="0" w:rightChars="0" w:firstLineChars="0"/>
               <w:jc w:val="center"/>
               <w:textAlignment w:val="baseline"/>
               <w:rPr>
-                <w:rFonts w:ascii="宋体" w:hAnsi="宋体" w:eastAsia="宋体" w:cs="宋体"/>
+                <w:rFonts w:ascii="宋体" w:eastAsia="宋体" w:hAnsi="宋体" w:cs="宋体"/>
                 <w:sz w:val="20"/>
                 <w:szCs w:val="20"/>
               </w:rPr>
             </w:pPr>
             <w:r>
               <w:rPr>
-                <w:rFonts w:ascii="宋体" w:hAnsi="宋体" w:eastAsia="宋体" w:cs="宋体"/>
+                <w:rFonts w:ascii="宋体" w:eastAsia="宋体" w:hAnsi="宋体" w:cs="宋体"/>
                 <w:spacing w:val="7"/>
                 <w:sz w:val="20"/>
                 <w:szCs w:val="20"/>
@@ -1138,14 +1120,9 @@
       </w:tr>
       <w:tr>
         <w:tblPrEx>
-          <w:tblBorders>
-            <w:top w:val="single" w:color="000000" w:sz="2" w:space="0"/>
-            <w:left w:val="single" w:color="000000" w:sz="2" w:space="0"/>
-            <w:bottom w:val="single" w:color="000000" w:sz="2" w:space="0"/>
-            <w:right w:val="single" w:color="000000" w:sz="2" w:space="0"/>
-            <w:insideH w:val="single" w:color="000000" w:sz="2" w:space="0"/>
-            <w:insideV w:val="single" w:color="000000" w:sz="2" w:space="0"/>
-          </w:tblBorders>
+          <w:tblW w:w="8214" w:type="dxa"/>
+          <w:jc w:val="center"/>
+          <w:tblLayout w:type="fixed"/>
           <w:tblCellMar>
             <w:top w:w="0" w:type="dxa"/>
             <w:left w:w="0" w:type="dxa"/>
@@ -1154,7 +1131,7 @@
           </w:tblCellMar>
         </w:tblPrEx>
         <w:trPr>
-          <w:trHeight w:val="516" w:hRule="atLeast"/>
+          <w:trHeight w:val="516"/>
           <w:jc w:val="center"/>
         </w:trPr>
         <w:tc>
@@ -1177,11 +1154,11 @@
               <w:adjustRightInd w:val="0"/>
               <w:snapToGrid w:val="0"/>
               <w:spacing w:before="173" w:line="267" w:lineRule="exact"/>
-              <w:ind w:left="0" w:leftChars="0" w:right="0" w:rightChars="0" w:firstLine="0" w:firstLineChars="0"/>
+              <w:ind w:left="0" w:right="0" w:firstLine="0" w:leftChars="0" w:rightChars="0" w:firstLineChars="0"/>
               <w:jc w:val="center"/>
               <w:textAlignment w:val="baseline"/>
               <w:rPr>
-                <w:rFonts w:hint="default" w:ascii="宋体" w:hAnsi="宋体" w:eastAsia="宋体" w:cs="宋体"/>
+                <w:rFonts w:ascii="宋体" w:eastAsia="宋体" w:hAnsi="宋体" w:cs="宋体" w:hint="default"/>
                 <w:snapToGrid w:val="0"/>
                 <w:color w:val="000000"/>
                 <w:kern w:val="0"/>
@@ -1192,7 +1169,7 @@
             </w:pPr>
             <w:r>
               <w:rPr>
-                <w:rFonts w:ascii="宋体" w:hAnsi="宋体" w:eastAsia="宋体" w:cs="宋体"/>
+                <w:rFonts w:ascii="宋体" w:eastAsia="宋体" w:hAnsi="宋体" w:cs="宋体"/>
                 <w:spacing w:val="3"/>
                 <w:position w:val="1"/>
                 <w:sz w:val="20"/>
@@ -1222,11 +1199,11 @@
               <w:adjustRightInd w:val="0"/>
               <w:snapToGrid w:val="0"/>
               <w:spacing w:before="173" w:line="267" w:lineRule="exact"/>
-              <w:ind w:left="0" w:leftChars="0" w:right="0" w:rightChars="0" w:firstLine="0" w:firstLineChars="0"/>
+              <w:ind w:left="0" w:right="0" w:firstLine="0" w:leftChars="0" w:rightChars="0" w:firstLineChars="0"/>
               <w:jc w:val="center"/>
               <w:textAlignment w:val="baseline"/>
               <w:rPr>
-                <w:rFonts w:ascii="宋体" w:hAnsi="宋体" w:eastAsia="宋体" w:cs="宋体"/>
+                <w:rFonts w:ascii="宋体" w:eastAsia="宋体" w:hAnsi="宋体" w:cs="宋体"/>
                 <w:snapToGrid w:val="0"/>
                 <w:color w:val="000000"/>
                 <w:kern w:val="0"/>
@@ -1237,7 +1214,7 @@
             </w:pPr>
             <w:r>
               <w:rPr>
-                <w:rFonts w:ascii="宋体" w:hAnsi="宋体" w:eastAsia="宋体" w:cs="宋体"/>
+                <w:rFonts w:ascii="宋体" w:eastAsia="宋体" w:hAnsi="宋体" w:cs="宋体"/>
                 <w:spacing w:val="4"/>
                 <w:position w:val="1"/>
                 <w:sz w:val="20"/>
@@ -1267,11 +1244,11 @@
               <w:adjustRightInd w:val="0"/>
               <w:snapToGrid w:val="0"/>
               <w:spacing w:before="172" w:line="228" w:lineRule="auto"/>
-              <w:ind w:left="0" w:leftChars="0" w:right="0" w:rightChars="0" w:firstLine="0" w:firstLineChars="0"/>
+              <w:ind w:left="0" w:right="0" w:firstLine="0" w:leftChars="0" w:rightChars="0" w:firstLineChars="0"/>
               <w:jc w:val="center"/>
               <w:textAlignment w:val="baseline"/>
               <w:rPr>
-                <w:rFonts w:ascii="宋体" w:hAnsi="宋体" w:eastAsia="宋体" w:cs="宋体"/>
+                <w:rFonts w:ascii="宋体" w:eastAsia="宋体" w:hAnsi="宋体" w:cs="宋体"/>
                 <w:snapToGrid w:val="0"/>
                 <w:color w:val="000000"/>
                 <w:kern w:val="0"/>
@@ -1282,7 +1259,7 @@
             </w:pPr>
             <w:r>
               <w:rPr>
-                <w:rFonts w:ascii="宋体" w:hAnsi="宋体" w:eastAsia="宋体" w:cs="宋体"/>
+                <w:rFonts w:ascii="宋体" w:eastAsia="宋体" w:hAnsi="宋体" w:cs="宋体"/>
                 <w:spacing w:val="200"/>
                 <w:kern w:val="0"/>
                 <w:sz w:val="20"/>
@@ -1292,7 +1269,7 @@
             </w:r>
             <w:r>
               <w:rPr>
-                <w:rFonts w:ascii="宋体" w:hAnsi="宋体" w:eastAsia="宋体" w:cs="宋体"/>
+                <w:rFonts w:ascii="宋体" w:eastAsia="宋体" w:hAnsi="宋体" w:cs="宋体"/>
                 <w:spacing w:val="0"/>
                 <w:kern w:val="0"/>
                 <w:sz w:val="20"/>
@@ -1322,11 +1299,11 @@
               <w:adjustRightInd w:val="0"/>
               <w:snapToGrid w:val="0"/>
               <w:spacing w:before="172" w:line="228" w:lineRule="auto"/>
-              <w:ind w:left="0" w:leftChars="0" w:right="0" w:rightChars="0" w:firstLine="0" w:firstLineChars="0"/>
+              <w:ind w:left="0" w:right="0" w:firstLine="0" w:leftChars="0" w:rightChars="0" w:firstLineChars="0"/>
               <w:jc w:val="center"/>
               <w:textAlignment w:val="baseline"/>
               <w:rPr>
-                <w:rFonts w:ascii="宋体" w:hAnsi="宋体" w:eastAsia="宋体" w:cs="宋体"/>
+                <w:rFonts w:ascii="宋体" w:eastAsia="宋体" w:hAnsi="宋体" w:cs="宋体"/>
                 <w:snapToGrid w:val="0"/>
                 <w:color w:val="000000"/>
                 <w:spacing w:val="200"/>
@@ -1338,14 +1315,14 @@
             </w:pPr>
             <w:r>
               <w:rPr>
-                <w:rFonts w:hint="eastAsia" w:ascii="宋体" w:hAnsi="宋体" w:cs="宋体"/>
+                <w:rFonts w:ascii="宋体" w:hAnsi="宋体" w:cs="宋体" w:hint="eastAsia"/>
                 <w:spacing w:val="200"/>
                 <w:kern w:val="0"/>
                 <w:sz w:val="20"/>
                 <w:szCs w:val="20"/>
                 <w:lang w:val="en-US" w:eastAsia="zh-CN"/>
               </w:rPr>
-              <w:t>程方</w:t>
+              <w:t>强宇涛</w:t>
             </w:r>
           </w:p>
         </w:tc>
@@ -1369,11 +1346,11 @@
               <w:adjustRightInd w:val="0"/>
               <w:snapToGrid w:val="0"/>
               <w:spacing w:before="173" w:line="229" w:lineRule="auto"/>
-              <w:ind w:left="0" w:leftChars="0" w:right="0" w:rightChars="0" w:firstLine="0" w:firstLineChars="0"/>
+              <w:ind w:left="0" w:right="0" w:firstLine="0" w:leftChars="0" w:rightChars="0" w:firstLineChars="0"/>
               <w:jc w:val="center"/>
               <w:textAlignment w:val="baseline"/>
               <w:rPr>
-                <w:rFonts w:ascii="宋体" w:hAnsi="宋体" w:eastAsia="宋体" w:cs="宋体"/>
+                <w:rFonts w:ascii="宋体" w:eastAsia="宋体" w:hAnsi="宋体" w:cs="宋体"/>
                 <w:snapToGrid w:val="0"/>
                 <w:color w:val="000000"/>
                 <w:spacing w:val="200"/>
@@ -1385,14 +1362,14 @@
             </w:pPr>
             <w:r>
               <w:rPr>
-                <w:rFonts w:hint="eastAsia" w:asciiTheme="minorAscii" w:hAnsiTheme="minorAscii" w:eastAsiaTheme="minorEastAsia"/>
+                <w:rFonts w:asciiTheme="minorAscii" w:eastAsiaTheme="minorEastAsia" w:hAnsiTheme="minorAscii" w:hint="eastAsia"/>
                 <w:spacing w:val="0"/>
                 <w:kern w:val="0"/>
                 <w:sz w:val="21"/>
                 <w:vertAlign w:val="baseline"/>
                 <w:lang w:val="en-US" w:eastAsia="zh-CN"/>
               </w:rPr>
-              <w:t>茅建根</w:t>
+              <w:t>陈凯</w:t>
             </w:r>
           </w:p>
         </w:tc>
@@ -1416,11 +1393,11 @@
               <w:adjustRightInd w:val="0"/>
               <w:snapToGrid w:val="0"/>
               <w:spacing w:before="173" w:line="229" w:lineRule="auto"/>
-              <w:ind w:left="0" w:leftChars="0" w:right="0" w:rightChars="0" w:firstLine="0" w:firstLineChars="0"/>
+              <w:ind w:left="0" w:right="0" w:firstLine="0" w:leftChars="0" w:rightChars="0" w:firstLineChars="0"/>
               <w:jc w:val="center"/>
               <w:textAlignment w:val="baseline"/>
               <w:rPr>
-                <w:rFonts w:ascii="宋体" w:hAnsi="宋体" w:eastAsia="宋体" w:cs="宋体"/>
+                <w:rFonts w:ascii="宋体" w:eastAsia="宋体" w:hAnsi="宋体" w:cs="宋体"/>
                 <w:snapToGrid w:val="0"/>
                 <w:color w:val="000000"/>
                 <w:kern w:val="0"/>
@@ -1431,7 +1408,7 @@
             </w:pPr>
             <w:r>
               <w:rPr>
-                <w:rFonts w:hint="eastAsia" w:asciiTheme="minorAscii" w:hAnsiTheme="minorAscii" w:eastAsiaTheme="minorEastAsia"/>
+                <w:rFonts w:asciiTheme="minorAscii" w:eastAsiaTheme="minorEastAsia" w:hAnsiTheme="minorAscii" w:hint="eastAsia"/>
                 <w:spacing w:val="0"/>
                 <w:kern w:val="0"/>
                 <w:sz w:val="21"/>
@@ -1445,14 +1422,9 @@
       </w:tr>
       <w:tr>
         <w:tblPrEx>
-          <w:tblBorders>
-            <w:top w:val="single" w:color="000000" w:sz="2" w:space="0"/>
-            <w:left w:val="single" w:color="000000" w:sz="2" w:space="0"/>
-            <w:bottom w:val="single" w:color="000000" w:sz="2" w:space="0"/>
-            <w:right w:val="single" w:color="000000" w:sz="2" w:space="0"/>
-            <w:insideH w:val="single" w:color="000000" w:sz="2" w:space="0"/>
-            <w:insideV w:val="single" w:color="000000" w:sz="2" w:space="0"/>
-          </w:tblBorders>
+          <w:tblW w:w="8214" w:type="dxa"/>
+          <w:jc w:val="center"/>
+          <w:tblLayout w:type="fixed"/>
           <w:tblCellMar>
             <w:top w:w="0" w:type="dxa"/>
             <w:left w:w="0" w:type="dxa"/>
@@ -1461,7 +1433,7 @@
           </w:tblCellMar>
         </w:tblPrEx>
         <w:trPr>
-          <w:trHeight w:val="556" w:hRule="atLeast"/>
+          <w:trHeight w:val="556"/>
           <w:jc w:val="center"/>
         </w:trPr>
         <w:tc>
@@ -1484,11 +1456,11 @@
               <w:adjustRightInd w:val="0"/>
               <w:snapToGrid w:val="0"/>
               <w:spacing w:before="173" w:line="267" w:lineRule="exact"/>
-              <w:ind w:left="0" w:leftChars="0" w:right="0" w:rightChars="0" w:firstLine="0" w:firstLineChars="0"/>
+              <w:ind w:left="0" w:right="0" w:firstLine="0" w:leftChars="0" w:rightChars="0" w:firstLineChars="0"/>
               <w:jc w:val="center"/>
               <w:textAlignment w:val="baseline"/>
               <w:rPr>
-                <w:rFonts w:ascii="Arial" w:hAnsi="Arial" w:eastAsia="宋体" w:cs="Arial"/>
+                <w:rFonts w:ascii="Arial" w:eastAsia="宋体" w:hAnsi="Arial" w:cs="Arial"/>
                 <w:snapToGrid w:val="0"/>
                 <w:color w:val="000000"/>
                 <w:kern w:val="0"/>
@@ -1499,7 +1471,7 @@
             </w:pPr>
             <w:r>
               <w:rPr>
-                <w:rFonts w:ascii="宋体" w:hAnsi="宋体" w:eastAsia="宋体" w:cs="宋体"/>
+                <w:rFonts w:ascii="宋体" w:eastAsia="宋体" w:hAnsi="宋体" w:cs="宋体"/>
                 <w:spacing w:val="3"/>
                 <w:position w:val="1"/>
                 <w:sz w:val="20"/>
@@ -1509,7 +1481,7 @@
             </w:r>
             <w:r>
               <w:rPr>
-                <w:rFonts w:hint="eastAsia" w:ascii="宋体" w:hAnsi="宋体" w:cs="宋体"/>
+                <w:rFonts w:ascii="宋体" w:hAnsi="宋体" w:cs="宋体" w:hint="eastAsia"/>
                 <w:spacing w:val="3"/>
                 <w:position w:val="1"/>
                 <w:sz w:val="20"/>
@@ -1540,11 +1512,11 @@
               <w:adjustRightInd w:val="0"/>
               <w:snapToGrid w:val="0"/>
               <w:spacing w:before="173" w:line="267" w:lineRule="exact"/>
-              <w:ind w:left="0" w:leftChars="0" w:right="0" w:rightChars="0" w:firstLine="0" w:firstLineChars="0"/>
+              <w:ind w:left="0" w:right="0" w:firstLine="0" w:leftChars="0" w:rightChars="0" w:firstLineChars="0"/>
               <w:jc w:val="center"/>
               <w:textAlignment w:val="baseline"/>
               <w:rPr>
-                <w:rFonts w:ascii="Arial" w:hAnsi="Arial" w:eastAsia="宋体" w:cs="Arial"/>
+                <w:rFonts w:ascii="Arial" w:eastAsia="宋体" w:hAnsi="Arial" w:cs="Arial"/>
                 <w:snapToGrid w:val="0"/>
                 <w:color w:val="000000"/>
                 <w:kern w:val="0"/>
@@ -1555,34 +1527,13 @@
             </w:pPr>
             <w:r>
               <w:rPr>
-                <w:rFonts w:ascii="宋体" w:hAnsi="宋体" w:eastAsia="宋体" w:cs="宋体"/>
+                <w:rFonts w:ascii="宋体" w:eastAsia="宋体" w:hAnsi="宋体" w:cs="宋体"/>
                 <w:spacing w:val="4"/>
                 <w:position w:val="1"/>
                 <w:sz w:val="20"/>
                 <w:szCs w:val="20"/>
               </w:rPr>
-              <w:t>V</w:t>
-            </w:r>
-            <w:r>
-              <w:rPr>
-                <w:rFonts w:hint="eastAsia" w:ascii="宋体" w:hAnsi="宋体" w:cs="宋体"/>
-                <w:spacing w:val="4"/>
-                <w:position w:val="1"/>
-                <w:sz w:val="20"/>
-                <w:szCs w:val="20"/>
-                <w:lang w:val="en-US" w:eastAsia="zh-CN"/>
-              </w:rPr>
-              <w:t>2</w:t>
-            </w:r>
-            <w:r>
-              <w:rPr>
-                <w:rFonts w:ascii="宋体" w:hAnsi="宋体" w:eastAsia="宋体" w:cs="宋体"/>
-                <w:spacing w:val="4"/>
-                <w:position w:val="1"/>
-                <w:sz w:val="20"/>
-                <w:szCs w:val="20"/>
-              </w:rPr>
-              <w:t>.0</w:t>
+              <w:t>V1.0</w:t>
             </w:r>
           </w:p>
         </w:tc>
@@ -1606,11 +1557,11 @@
               <w:adjustRightInd w:val="0"/>
               <w:snapToGrid w:val="0"/>
               <w:spacing w:before="172" w:line="228" w:lineRule="auto"/>
-              <w:ind w:left="0" w:leftChars="0" w:right="0" w:rightChars="0" w:firstLine="0" w:firstLineChars="0"/>
+              <w:ind w:left="0" w:right="0" w:firstLine="0" w:leftChars="0" w:rightChars="0" w:firstLineChars="0"/>
               <w:jc w:val="center"/>
               <w:textAlignment w:val="baseline"/>
               <w:rPr>
-                <w:rFonts w:hint="default" w:ascii="Arial" w:hAnsi="Arial" w:eastAsia="宋体" w:cs="Arial"/>
+                <w:rFonts w:ascii="Arial" w:eastAsia="宋体" w:hAnsi="Arial" w:cs="Arial" w:hint="default"/>
                 <w:snapToGrid w:val="0"/>
                 <w:color w:val="000000"/>
                 <w:kern w:val="0"/>
@@ -1626,8 +1577,8 @@
               </w:rPr>
               <w:t>完善事件关闭原则</w:t>
             </w:r>
-            <w:bookmarkStart w:id="28" w:name="_GoBack"/>
-            <w:bookmarkEnd w:id="28"/>
+            <w:bookmarkStart w:id="2" w:name="_GoBack"/>
+            <w:bookmarkEnd w:id="2"/>
           </w:p>
         </w:tc>
         <w:tc>
@@ -1650,11 +1601,11 @@
               <w:adjustRightInd w:val="0"/>
               <w:snapToGrid w:val="0"/>
               <w:spacing w:before="172" w:line="228" w:lineRule="auto"/>
-              <w:ind w:left="0" w:leftChars="0" w:right="0" w:rightChars="0" w:firstLine="0" w:firstLineChars="0"/>
+              <w:ind w:left="0" w:right="0" w:firstLine="0" w:leftChars="0" w:rightChars="0" w:firstLineChars="0"/>
               <w:jc w:val="center"/>
               <w:textAlignment w:val="baseline"/>
               <w:rPr>
-                <w:rFonts w:ascii="Arial" w:hAnsi="Arial" w:eastAsia="宋体" w:cs="Arial"/>
+                <w:rFonts w:ascii="Arial" w:eastAsia="宋体" w:hAnsi="Arial" w:cs="Arial"/>
                 <w:snapToGrid w:val="0"/>
                 <w:color w:val="000000"/>
                 <w:kern w:val="0"/>
@@ -1665,14 +1616,14 @@
             </w:pPr>
             <w:r>
               <w:rPr>
-                <w:rFonts w:hint="eastAsia" w:ascii="宋体" w:hAnsi="宋体" w:cs="宋体"/>
+                <w:rFonts w:ascii="宋体" w:hAnsi="宋体" w:cs="宋体" w:hint="eastAsia"/>
                 <w:spacing w:val="200"/>
                 <w:kern w:val="0"/>
                 <w:sz w:val="20"/>
                 <w:szCs w:val="20"/>
                 <w:lang w:val="en-US" w:eastAsia="zh-CN"/>
               </w:rPr>
-              <w:t>程方</w:t>
+              <w:t>强宇涛</w:t>
             </w:r>
           </w:p>
         </w:tc>
@@ -1696,11 +1647,11 @@
               <w:adjustRightInd w:val="0"/>
               <w:snapToGrid w:val="0"/>
               <w:spacing w:before="173" w:line="229" w:lineRule="auto"/>
-              <w:ind w:left="0" w:leftChars="0" w:right="0" w:rightChars="0" w:firstLine="0" w:firstLineChars="0"/>
+              <w:ind w:left="0" w:right="0" w:firstLine="0" w:leftChars="0" w:rightChars="0" w:firstLineChars="0"/>
               <w:jc w:val="center"/>
               <w:textAlignment w:val="baseline"/>
               <w:rPr>
-                <w:rFonts w:ascii="Arial" w:hAnsi="Arial" w:eastAsia="宋体" w:cs="Arial"/>
+                <w:rFonts w:ascii="Arial" w:eastAsia="宋体" w:hAnsi="Arial" w:cs="Arial"/>
                 <w:snapToGrid w:val="0"/>
                 <w:color w:val="000000"/>
                 <w:kern w:val="0"/>
@@ -1711,14 +1662,14 @@
             </w:pPr>
             <w:r>
               <w:rPr>
-                <w:rFonts w:hint="eastAsia" w:asciiTheme="minorAscii" w:hAnsiTheme="minorAscii" w:eastAsiaTheme="minorEastAsia"/>
+                <w:rFonts w:asciiTheme="minorAscii" w:eastAsiaTheme="minorEastAsia" w:hAnsiTheme="minorAscii" w:hint="eastAsia"/>
                 <w:spacing w:val="0"/>
                 <w:kern w:val="0"/>
                 <w:sz w:val="21"/>
                 <w:vertAlign w:val="baseline"/>
                 <w:lang w:val="en-US" w:eastAsia="zh-CN"/>
               </w:rPr>
-              <w:t>茅建根</w:t>
+              <w:t>陈凯</w:t>
             </w:r>
           </w:p>
         </w:tc>
@@ -1742,11 +1693,11 @@
               <w:adjustRightInd w:val="0"/>
               <w:snapToGrid w:val="0"/>
               <w:spacing w:before="173" w:line="229" w:lineRule="auto"/>
-              <w:ind w:left="0" w:leftChars="0" w:right="0" w:rightChars="0" w:firstLine="0" w:firstLineChars="0"/>
+              <w:ind w:left="0" w:right="0" w:firstLine="0" w:leftChars="0" w:rightChars="0" w:firstLineChars="0"/>
               <w:jc w:val="center"/>
               <w:textAlignment w:val="baseline"/>
               <w:rPr>
-                <w:rFonts w:ascii="Arial" w:hAnsi="Arial" w:eastAsia="宋体" w:cs="Arial"/>
+                <w:rFonts w:ascii="Arial" w:eastAsia="宋体" w:hAnsi="Arial" w:cs="Arial"/>
                 <w:snapToGrid w:val="0"/>
                 <w:color w:val="000000"/>
                 <w:kern w:val="0"/>
@@ -1757,7 +1708,7 @@
             </w:pPr>
             <w:r>
               <w:rPr>
-                <w:rFonts w:hint="eastAsia" w:asciiTheme="minorAscii" w:hAnsiTheme="minorAscii" w:eastAsiaTheme="minorEastAsia"/>
+                <w:rFonts w:asciiTheme="minorAscii" w:eastAsiaTheme="minorEastAsia" w:hAnsiTheme="minorAscii" w:hint="eastAsia"/>
                 <w:spacing w:val="0"/>
                 <w:kern w:val="0"/>
                 <w:sz w:val="21"/>
@@ -1771,14 +1722,9 @@
       </w:tr>
       <w:tr>
         <w:tblPrEx>
-          <w:tblBorders>
-            <w:top w:val="single" w:color="000000" w:sz="2" w:space="0"/>
-            <w:left w:val="single" w:color="000000" w:sz="2" w:space="0"/>
-            <w:bottom w:val="single" w:color="000000" w:sz="2" w:space="0"/>
-            <w:right w:val="single" w:color="000000" w:sz="2" w:space="0"/>
-            <w:insideH w:val="single" w:color="000000" w:sz="2" w:space="0"/>
-            <w:insideV w:val="single" w:color="000000" w:sz="2" w:space="0"/>
-          </w:tblBorders>
+          <w:tblW w:w="8214" w:type="dxa"/>
+          <w:jc w:val="center"/>
+          <w:tblLayout w:type="fixed"/>
           <w:tblCellMar>
             <w:top w:w="0" w:type="dxa"/>
             <w:left w:w="0" w:type="dxa"/>
@@ -1787,7 +1733,7 @@
           </w:tblCellMar>
         </w:tblPrEx>
         <w:trPr>
-          <w:trHeight w:val="556" w:hRule="atLeast"/>
+          <w:trHeight w:val="556"/>
           <w:jc w:val="center"/>
         </w:trPr>
         <w:tc>
@@ -1796,7 +1742,7 @@
           </w:tcPr>
           <w:p>
             <w:pPr>
-              <w:pStyle w:val="27"/>
+              <w:pStyle w:val="TableText"/>
               <w:keepNext w:val="0"/>
               <w:keepLines w:val="0"/>
               <w:pageBreakBefore w:val="0"/>
@@ -1809,7 +1755,7 @@
               <w:bidi w:val="0"/>
               <w:adjustRightInd w:val="0"/>
               <w:snapToGrid w:val="0"/>
-              <w:ind w:left="0" w:leftChars="0" w:right="0" w:rightChars="0" w:firstLine="0" w:firstLineChars="0"/>
+              <w:ind w:left="0" w:right="0" w:firstLine="0" w:leftChars="0" w:rightChars="0" w:firstLineChars="0"/>
               <w:jc w:val="center"/>
               <w:textAlignment w:val="baseline"/>
             </w:pPr>
@@ -1821,7 +1767,7 @@
           </w:tcPr>
           <w:p>
             <w:pPr>
-              <w:pStyle w:val="27"/>
+              <w:pStyle w:val="TableText"/>
               <w:keepNext w:val="0"/>
               <w:keepLines w:val="0"/>
               <w:pageBreakBefore w:val="0"/>
@@ -1834,7 +1780,7 @@
               <w:bidi w:val="0"/>
               <w:adjustRightInd w:val="0"/>
               <w:snapToGrid w:val="0"/>
-              <w:ind w:left="0" w:leftChars="0" w:right="0" w:rightChars="0" w:firstLine="0" w:firstLineChars="0"/>
+              <w:ind w:left="0" w:right="0" w:firstLine="0" w:leftChars="0" w:rightChars="0" w:firstLineChars="0"/>
               <w:jc w:val="center"/>
               <w:textAlignment w:val="baseline"/>
             </w:pPr>
@@ -1846,7 +1792,7 @@
           </w:tcPr>
           <w:p>
             <w:pPr>
-              <w:pStyle w:val="27"/>
+              <w:pStyle w:val="TableText"/>
               <w:keepNext w:val="0"/>
               <w:keepLines w:val="0"/>
               <w:pageBreakBefore w:val="0"/>
@@ -1859,7 +1805,7 @@
               <w:bidi w:val="0"/>
               <w:adjustRightInd w:val="0"/>
               <w:snapToGrid w:val="0"/>
-              <w:ind w:left="0" w:leftChars="0" w:right="0" w:rightChars="0" w:firstLine="0" w:firstLineChars="0"/>
+              <w:ind w:left="0" w:right="0" w:firstLine="0" w:leftChars="0" w:rightChars="0" w:firstLineChars="0"/>
               <w:jc w:val="center"/>
               <w:textAlignment w:val="baseline"/>
             </w:pPr>
@@ -1871,7 +1817,7 @@
           </w:tcPr>
           <w:p>
             <w:pPr>
-              <w:pStyle w:val="27"/>
+              <w:pStyle w:val="TableText"/>
               <w:keepNext w:val="0"/>
               <w:keepLines w:val="0"/>
               <w:pageBreakBefore w:val="0"/>
@@ -1884,7 +1830,7 @@
               <w:bidi w:val="0"/>
               <w:adjustRightInd w:val="0"/>
               <w:snapToGrid w:val="0"/>
-              <w:ind w:left="0" w:leftChars="0" w:right="0" w:rightChars="0" w:firstLine="0" w:firstLineChars="0"/>
+              <w:ind w:left="0" w:right="0" w:firstLine="0" w:leftChars="0" w:rightChars="0" w:firstLineChars="0"/>
               <w:jc w:val="center"/>
               <w:textAlignment w:val="baseline"/>
             </w:pPr>
@@ -1896,7 +1842,7 @@
           </w:tcPr>
           <w:p>
             <w:pPr>
-              <w:pStyle w:val="27"/>
+              <w:pStyle w:val="TableText"/>
               <w:keepNext w:val="0"/>
               <w:keepLines w:val="0"/>
               <w:pageBreakBefore w:val="0"/>
@@ -1909,7 +1855,7 @@
               <w:bidi w:val="0"/>
               <w:adjustRightInd w:val="0"/>
               <w:snapToGrid w:val="0"/>
-              <w:ind w:left="0" w:leftChars="0" w:right="0" w:rightChars="0" w:firstLine="0" w:firstLineChars="0"/>
+              <w:ind w:left="0" w:right="0" w:firstLine="0" w:leftChars="0" w:rightChars="0" w:firstLineChars="0"/>
               <w:jc w:val="center"/>
               <w:textAlignment w:val="baseline"/>
             </w:pPr>
@@ -1921,7 +1867,7 @@
           </w:tcPr>
           <w:p>
             <w:pPr>
-              <w:pStyle w:val="27"/>
+              <w:pStyle w:val="TableText"/>
               <w:keepNext w:val="0"/>
               <w:keepLines w:val="0"/>
               <w:pageBreakBefore w:val="0"/>
@@ -1934,7 +1880,7 @@
               <w:bidi w:val="0"/>
               <w:adjustRightInd w:val="0"/>
               <w:snapToGrid w:val="0"/>
-              <w:ind w:left="0" w:leftChars="0" w:right="0" w:rightChars="0" w:firstLine="0" w:firstLineChars="0"/>
+              <w:ind w:left="0" w:right="0" w:firstLine="0" w:leftChars="0" w:rightChars="0" w:firstLineChars="0"/>
               <w:jc w:val="center"/>
               <w:textAlignment w:val="baseline"/>
             </w:pPr>
@@ -1943,14 +1889,9 @@
       </w:tr>
       <w:tr>
         <w:tblPrEx>
-          <w:tblBorders>
-            <w:top w:val="single" w:color="000000" w:sz="2" w:space="0"/>
-            <w:left w:val="single" w:color="000000" w:sz="2" w:space="0"/>
-            <w:bottom w:val="single" w:color="000000" w:sz="2" w:space="0"/>
-            <w:right w:val="single" w:color="000000" w:sz="2" w:space="0"/>
-            <w:insideH w:val="single" w:color="000000" w:sz="2" w:space="0"/>
-            <w:insideV w:val="single" w:color="000000" w:sz="2" w:space="0"/>
-          </w:tblBorders>
+          <w:tblW w:w="8214" w:type="dxa"/>
+          <w:jc w:val="center"/>
+          <w:tblLayout w:type="fixed"/>
           <w:tblCellMar>
             <w:top w:w="0" w:type="dxa"/>
             <w:left w:w="0" w:type="dxa"/>
@@ -1959,7 +1900,7 @@
           </w:tblCellMar>
         </w:tblPrEx>
         <w:trPr>
-          <w:trHeight w:val="557" w:hRule="atLeast"/>
+          <w:trHeight w:val="557"/>
           <w:jc w:val="center"/>
         </w:trPr>
         <w:tc>
@@ -1968,7 +1909,7 @@
           </w:tcPr>
           <w:p>
             <w:pPr>
-              <w:pStyle w:val="27"/>
+              <w:pStyle w:val="TableText"/>
               <w:keepNext w:val="0"/>
               <w:keepLines w:val="0"/>
               <w:pageBreakBefore w:val="0"/>
@@ -1981,7 +1922,7 @@
               <w:bidi w:val="0"/>
               <w:adjustRightInd w:val="0"/>
               <w:snapToGrid w:val="0"/>
-              <w:ind w:left="0" w:leftChars="0" w:right="0" w:rightChars="0" w:firstLine="0" w:firstLineChars="0"/>
+              <w:ind w:left="0" w:right="0" w:firstLine="0" w:leftChars="0" w:rightChars="0" w:firstLineChars="0"/>
               <w:jc w:val="center"/>
               <w:textAlignment w:val="baseline"/>
             </w:pPr>
@@ -1993,7 +1934,7 @@
           </w:tcPr>
           <w:p>
             <w:pPr>
-              <w:pStyle w:val="27"/>
+              <w:pStyle w:val="TableText"/>
               <w:keepNext w:val="0"/>
               <w:keepLines w:val="0"/>
               <w:pageBreakBefore w:val="0"/>
@@ -2006,7 +1947,7 @@
               <w:bidi w:val="0"/>
               <w:adjustRightInd w:val="0"/>
               <w:snapToGrid w:val="0"/>
-              <w:ind w:left="0" w:leftChars="0" w:right="0" w:rightChars="0" w:firstLine="0" w:firstLineChars="0"/>
+              <w:ind w:left="0" w:right="0" w:firstLine="0" w:leftChars="0" w:rightChars="0" w:firstLineChars="0"/>
               <w:jc w:val="center"/>
               <w:textAlignment w:val="baseline"/>
             </w:pPr>
@@ -2018,7 +1959,7 @@
           </w:tcPr>
           <w:p>
             <w:pPr>
-              <w:pStyle w:val="27"/>
+              <w:pStyle w:val="TableText"/>
               <w:keepNext w:val="0"/>
               <w:keepLines w:val="0"/>
               <w:pageBreakBefore w:val="0"/>
@@ -2031,7 +1972,7 @@
               <w:bidi w:val="0"/>
               <w:adjustRightInd w:val="0"/>
               <w:snapToGrid w:val="0"/>
-              <w:ind w:left="0" w:leftChars="0" w:right="0" w:rightChars="0" w:firstLine="0" w:firstLineChars="0"/>
+              <w:ind w:left="0" w:right="0" w:firstLine="0" w:leftChars="0" w:rightChars="0" w:firstLineChars="0"/>
               <w:jc w:val="center"/>
               <w:textAlignment w:val="baseline"/>
             </w:pPr>
@@ -2043,7 +1984,7 @@
           </w:tcPr>
           <w:p>
             <w:pPr>
-              <w:pStyle w:val="27"/>
+              <w:pStyle w:val="TableText"/>
               <w:keepNext w:val="0"/>
               <w:keepLines w:val="0"/>
               <w:pageBreakBefore w:val="0"/>
@@ -2056,7 +1997,7 @@
               <w:bidi w:val="0"/>
               <w:adjustRightInd w:val="0"/>
               <w:snapToGrid w:val="0"/>
-              <w:ind w:left="0" w:leftChars="0" w:right="0" w:rightChars="0" w:firstLine="0" w:firstLineChars="0"/>
+              <w:ind w:left="0" w:right="0" w:firstLine="0" w:leftChars="0" w:rightChars="0" w:firstLineChars="0"/>
               <w:jc w:val="center"/>
               <w:textAlignment w:val="baseline"/>
             </w:pPr>
@@ -2068,7 +2009,7 @@
           </w:tcPr>
           <w:p>
             <w:pPr>
-              <w:pStyle w:val="27"/>
+              <w:pStyle w:val="TableText"/>
               <w:keepNext w:val="0"/>
               <w:keepLines w:val="0"/>
               <w:pageBreakBefore w:val="0"/>
@@ -2081,7 +2022,7 @@
               <w:bidi w:val="0"/>
               <w:adjustRightInd w:val="0"/>
               <w:snapToGrid w:val="0"/>
-              <w:ind w:left="0" w:leftChars="0" w:right="0" w:rightChars="0" w:firstLine="0" w:firstLineChars="0"/>
+              <w:ind w:left="0" w:right="0" w:firstLine="0" w:leftChars="0" w:rightChars="0" w:firstLineChars="0"/>
               <w:jc w:val="center"/>
               <w:textAlignment w:val="baseline"/>
             </w:pPr>
@@ -2093,7 +2034,7 @@
           </w:tcPr>
           <w:p>
             <w:pPr>
-              <w:pStyle w:val="27"/>
+              <w:pStyle w:val="TableText"/>
               <w:keepNext w:val="0"/>
               <w:keepLines w:val="0"/>
               <w:pageBreakBefore w:val="0"/>
@@ -2106,7 +2047,7 @@
               <w:bidi w:val="0"/>
               <w:adjustRightInd w:val="0"/>
               <w:snapToGrid w:val="0"/>
-              <w:ind w:left="0" w:leftChars="0" w:right="0" w:rightChars="0" w:firstLine="0" w:firstLineChars="0"/>
+              <w:ind w:left="0" w:right="0" w:firstLine="0" w:leftChars="0" w:rightChars="0" w:firstLineChars="0"/>
               <w:jc w:val="center"/>
               <w:textAlignment w:val="baseline"/>
             </w:pPr>
@@ -2137,7 +2078,7 @@
     <w:sdt>
       <w:sdtPr>
         <w:rPr>
-          <w:rFonts w:ascii="宋体" w:hAnsi="宋体" w:eastAsia="宋体" w:cs="Arial"/>
+          <w:rFonts w:ascii="宋体" w:eastAsia="宋体" w:hAnsi="宋体" w:cs="Arial"/>
           <w:snapToGrid w:val="0"/>
           <w:color w:val="000000"/>
           <w:kern w:val="0"/>
@@ -2153,7 +2094,7 @@
       </w:sdtPr>
       <w:sdtEndPr>
         <w:rPr>
-          <w:rFonts w:hint="eastAsia" w:ascii="宋体" w:hAnsi="宋体" w:eastAsia="宋体" w:cs="宋体"/>
+          <w:rFonts w:ascii="宋体" w:eastAsia="宋体" w:hAnsi="宋体" w:cs="宋体" w:hint="eastAsia"/>
           <w:snapToGrid w:val="0"/>
           <w:color w:val="000000"/>
           <w:kern w:val="0"/>
@@ -2178,18 +2119,18 @@
             <w:adjustRightInd w:val="0"/>
             <w:snapToGrid w:val="0"/>
             <w:spacing w:before="0" w:beforeLines="0" w:after="0" w:afterLines="0" w:line="240" w:lineRule="auto"/>
-            <w:ind w:left="0" w:leftChars="0" w:right="0" w:rightChars="0" w:firstLine="0" w:firstLineChars="0"/>
+            <w:ind w:left="0" w:right="0" w:firstLine="0" w:leftChars="0" w:rightChars="0" w:firstLineChars="0"/>
             <w:jc w:val="center"/>
             <w:textAlignment w:val="baseline"/>
             <w:rPr>
-              <w:rFonts w:hint="eastAsia" w:ascii="宋体" w:hAnsi="宋体" w:eastAsia="宋体" w:cs="宋体"/>
+              <w:rFonts w:ascii="宋体" w:eastAsia="宋体" w:hAnsi="宋体" w:cs="宋体" w:hint="eastAsia"/>
               <w:sz w:val="24"/>
               <w:szCs w:val="24"/>
             </w:rPr>
           </w:pPr>
           <w:r>
             <w:rPr>
-              <w:rFonts w:hint="eastAsia" w:ascii="宋体" w:hAnsi="宋体" w:eastAsia="宋体" w:cs="宋体"/>
+              <w:rFonts w:ascii="宋体" w:eastAsia="宋体" w:hAnsi="宋体" w:cs="宋体" w:hint="eastAsia"/>
               <w:sz w:val="24"/>
               <w:szCs w:val="24"/>
             </w:rPr>
@@ -2198,14 +2139,14 @@
         </w:p>
         <w:p>
           <w:pPr>
-            <w:pStyle w:val="16"/>
+            <w:pStyle w:val="TOC1"/>
             <w:tabs>
               <w:tab w:val="right" w:leader="dot" w:pos="8306"/>
             </w:tabs>
           </w:pPr>
           <w:r>
             <w:rPr>
-              <w:rFonts w:hint="eastAsia" w:ascii="宋体" w:hAnsi="宋体" w:eastAsia="宋体" w:cs="宋体"/>
+              <w:rFonts w:ascii="宋体" w:eastAsia="宋体" w:hAnsi="宋体" w:cs="宋体" w:hint="eastAsia"/>
               <w:sz w:val="24"/>
               <w:szCs w:val="24"/>
             </w:rPr>
@@ -2213,7 +2154,7 @@
           </w:r>
           <w:r>
             <w:rPr>
-              <w:rFonts w:hint="eastAsia" w:ascii="宋体" w:hAnsi="宋体" w:eastAsia="宋体" w:cs="宋体"/>
+              <w:rFonts w:ascii="宋体" w:eastAsia="宋体" w:hAnsi="宋体" w:cs="宋体" w:hint="eastAsia"/>
               <w:sz w:val="24"/>
               <w:szCs w:val="24"/>
             </w:rPr>
@@ -2221,7 +2162,7 @@
           </w:r>
           <w:r>
             <w:rPr>
-              <w:rFonts w:hint="eastAsia" w:ascii="宋体" w:hAnsi="宋体" w:eastAsia="宋体" w:cs="宋体"/>
+              <w:rFonts w:ascii="宋体" w:eastAsia="宋体" w:hAnsi="宋体" w:cs="宋体" w:hint="eastAsia"/>
               <w:sz w:val="24"/>
               <w:szCs w:val="24"/>
             </w:rPr>
@@ -2229,21 +2170,21 @@
           </w:r>
           <w:r>
             <w:rPr>
-              <w:rFonts w:hint="eastAsia" w:ascii="宋体" w:hAnsi="宋体" w:eastAsia="宋体" w:cs="宋体"/>
+              <w:rFonts w:ascii="宋体" w:eastAsia="宋体" w:hAnsi="宋体" w:cs="宋体" w:hint="eastAsia"/>
               <w:szCs w:val="24"/>
             </w:rPr>
             <w:fldChar w:fldCharType="begin"/>
           </w:r>
           <w:r>
             <w:rPr>
-              <w:rFonts w:hint="eastAsia" w:ascii="宋体" w:hAnsi="宋体" w:eastAsia="宋体" w:cs="宋体"/>
+              <w:rFonts w:ascii="宋体" w:eastAsia="宋体" w:hAnsi="宋体" w:cs="宋体" w:hint="eastAsia"/>
               <w:szCs w:val="24"/>
             </w:rPr>
             <w:instrText xml:space="preserve"> HYPERLINK \l _Toc30349 </w:instrText>
           </w:r>
           <w:r>
             <w:rPr>
-              <w:rFonts w:hint="eastAsia" w:ascii="宋体" w:hAnsi="宋体" w:eastAsia="宋体" w:cs="宋体"/>
+              <w:rFonts w:ascii="宋体" w:eastAsia="宋体" w:hAnsi="宋体" w:cs="宋体" w:hint="eastAsia"/>
               <w:szCs w:val="24"/>
             </w:rPr>
             <w:fldChar w:fldCharType="separate"/>
@@ -2275,7 +2216,7 @@
           </w:r>
           <w:r>
             <w:rPr>
-              <w:rFonts w:hint="eastAsia" w:ascii="宋体" w:hAnsi="宋体" w:eastAsia="宋体" w:cs="宋体"/>
+              <w:rFonts w:ascii="宋体" w:eastAsia="宋体" w:hAnsi="宋体" w:cs="宋体" w:hint="eastAsia"/>
               <w:szCs w:val="24"/>
             </w:rPr>
             <w:fldChar w:fldCharType="end"/>
@@ -2283,28 +2224,28 @@
         </w:p>
         <w:p>
           <w:pPr>
-            <w:pStyle w:val="16"/>
+            <w:pStyle w:val="TOC1"/>
             <w:tabs>
               <w:tab w:val="right" w:leader="dot" w:pos="8306"/>
             </w:tabs>
           </w:pPr>
           <w:r>
             <w:rPr>
-              <w:rFonts w:hint="eastAsia" w:ascii="宋体" w:hAnsi="宋体" w:eastAsia="宋体" w:cs="宋体"/>
+              <w:rFonts w:ascii="宋体" w:eastAsia="宋体" w:hAnsi="宋体" w:cs="宋体" w:hint="eastAsia"/>
               <w:szCs w:val="24"/>
             </w:rPr>
             <w:fldChar w:fldCharType="begin"/>
           </w:r>
           <w:r>
             <w:rPr>
-              <w:rFonts w:hint="eastAsia" w:ascii="宋体" w:hAnsi="宋体" w:eastAsia="宋体" w:cs="宋体"/>
+              <w:rFonts w:ascii="宋体" w:eastAsia="宋体" w:hAnsi="宋体" w:cs="宋体" w:hint="eastAsia"/>
               <w:szCs w:val="24"/>
             </w:rPr>
             <w:instrText xml:space="preserve"> HYPERLINK \l _Toc5805 </w:instrText>
           </w:r>
           <w:r>
             <w:rPr>
-              <w:rFonts w:hint="eastAsia" w:ascii="宋体" w:hAnsi="宋体" w:eastAsia="宋体" w:cs="宋体"/>
+              <w:rFonts w:ascii="宋体" w:eastAsia="宋体" w:hAnsi="宋体" w:cs="宋体" w:hint="eastAsia"/>
               <w:szCs w:val="24"/>
             </w:rPr>
             <w:fldChar w:fldCharType="separate"/>
@@ -2336,7 +2277,7 @@
           </w:r>
           <w:r>
             <w:rPr>
-              <w:rFonts w:hint="eastAsia" w:ascii="宋体" w:hAnsi="宋体" w:eastAsia="宋体" w:cs="宋体"/>
+              <w:rFonts w:ascii="宋体" w:eastAsia="宋体" w:hAnsi="宋体" w:cs="宋体" w:hint="eastAsia"/>
               <w:szCs w:val="24"/>
             </w:rPr>
             <w:fldChar w:fldCharType="end"/>
@@ -2344,28 +2285,28 @@
         </w:p>
         <w:p>
           <w:pPr>
-            <w:pStyle w:val="16"/>
+            <w:pStyle w:val="TOC1"/>
             <w:tabs>
               <w:tab w:val="right" w:leader="dot" w:pos="8306"/>
             </w:tabs>
           </w:pPr>
           <w:r>
             <w:rPr>
-              <w:rFonts w:hint="eastAsia" w:ascii="宋体" w:hAnsi="宋体" w:eastAsia="宋体" w:cs="宋体"/>
+              <w:rFonts w:ascii="宋体" w:eastAsia="宋体" w:hAnsi="宋体" w:cs="宋体" w:hint="eastAsia"/>
               <w:szCs w:val="24"/>
             </w:rPr>
             <w:fldChar w:fldCharType="begin"/>
           </w:r>
           <w:r>
             <w:rPr>
-              <w:rFonts w:hint="eastAsia" w:ascii="宋体" w:hAnsi="宋体" w:eastAsia="宋体" w:cs="宋体"/>
+              <w:rFonts w:ascii="宋体" w:eastAsia="宋体" w:hAnsi="宋体" w:cs="宋体" w:hint="eastAsia"/>
               <w:szCs w:val="24"/>
             </w:rPr>
             <w:instrText xml:space="preserve"> HYPERLINK \l _Toc25312 </w:instrText>
           </w:r>
           <w:r>
             <w:rPr>
-              <w:rFonts w:hint="eastAsia" w:ascii="宋体" w:hAnsi="宋体" w:eastAsia="宋体" w:cs="宋体"/>
+              <w:rFonts w:ascii="宋体" w:eastAsia="宋体" w:hAnsi="宋体" w:cs="宋体" w:hint="eastAsia"/>
               <w:szCs w:val="24"/>
             </w:rPr>
             <w:fldChar w:fldCharType="separate"/>
@@ -2404,7 +2345,7 @@
           </w:r>
           <w:r>
             <w:rPr>
-              <w:rFonts w:hint="eastAsia" w:ascii="宋体" w:hAnsi="宋体" w:eastAsia="宋体" w:cs="宋体"/>
+              <w:rFonts w:ascii="宋体" w:eastAsia="宋体" w:hAnsi="宋体" w:cs="宋体" w:hint="eastAsia"/>
               <w:szCs w:val="24"/>
             </w:rPr>
             <w:fldChar w:fldCharType="end"/>
@@ -2412,28 +2353,28 @@
         </w:p>
         <w:p>
           <w:pPr>
-            <w:pStyle w:val="17"/>
+            <w:pStyle w:val="TOC2"/>
             <w:tabs>
               <w:tab w:val="right" w:leader="dot" w:pos="8306"/>
             </w:tabs>
           </w:pPr>
           <w:r>
             <w:rPr>
-              <w:rFonts w:hint="eastAsia" w:ascii="宋体" w:hAnsi="宋体" w:eastAsia="宋体" w:cs="宋体"/>
+              <w:rFonts w:ascii="宋体" w:eastAsia="宋体" w:hAnsi="宋体" w:cs="宋体" w:hint="eastAsia"/>
               <w:szCs w:val="24"/>
             </w:rPr>
             <w:fldChar w:fldCharType="begin"/>
           </w:r>
           <w:r>
             <w:rPr>
-              <w:rFonts w:hint="eastAsia" w:ascii="宋体" w:hAnsi="宋体" w:eastAsia="宋体" w:cs="宋体"/>
+              <w:rFonts w:ascii="宋体" w:eastAsia="宋体" w:hAnsi="宋体" w:cs="宋体" w:hint="eastAsia"/>
               <w:szCs w:val="24"/>
             </w:rPr>
             <w:instrText xml:space="preserve"> HYPERLINK \l _Toc1852 </w:instrText>
           </w:r>
           <w:r>
             <w:rPr>
-              <w:rFonts w:hint="eastAsia" w:ascii="宋体" w:hAnsi="宋体" w:eastAsia="宋体" w:cs="宋体"/>
+              <w:rFonts w:ascii="宋体" w:eastAsia="宋体" w:hAnsi="宋体" w:cs="宋体" w:hint="eastAsia"/>
               <w:szCs w:val="24"/>
             </w:rPr>
             <w:fldChar w:fldCharType="separate"/>
@@ -2472,7 +2413,7 @@
           </w:r>
           <w:r>
             <w:rPr>
-              <w:rFonts w:hint="eastAsia" w:ascii="宋体" w:hAnsi="宋体" w:eastAsia="宋体" w:cs="宋体"/>
+              <w:rFonts w:ascii="宋体" w:eastAsia="宋体" w:hAnsi="宋体" w:cs="宋体" w:hint="eastAsia"/>
               <w:szCs w:val="24"/>
             </w:rPr>
             <w:fldChar w:fldCharType="end"/>
@@ -2480,28 +2421,28 @@
         </w:p>
         <w:p>
           <w:pPr>
-            <w:pStyle w:val="17"/>
+            <w:pStyle w:val="TOC2"/>
             <w:tabs>
               <w:tab w:val="right" w:leader="dot" w:pos="8306"/>
             </w:tabs>
           </w:pPr>
           <w:r>
             <w:rPr>
-              <w:rFonts w:hint="eastAsia" w:ascii="宋体" w:hAnsi="宋体" w:eastAsia="宋体" w:cs="宋体"/>
+              <w:rFonts w:ascii="宋体" w:eastAsia="宋体" w:hAnsi="宋体" w:cs="宋体" w:hint="eastAsia"/>
               <w:szCs w:val="24"/>
             </w:rPr>
             <w:fldChar w:fldCharType="begin"/>
           </w:r>
           <w:r>
             <w:rPr>
-              <w:rFonts w:hint="eastAsia" w:ascii="宋体" w:hAnsi="宋体" w:eastAsia="宋体" w:cs="宋体"/>
+              <w:rFonts w:ascii="宋体" w:eastAsia="宋体" w:hAnsi="宋体" w:cs="宋体" w:hint="eastAsia"/>
               <w:szCs w:val="24"/>
             </w:rPr>
             <w:instrText xml:space="preserve"> HYPERLINK \l _Toc4924 </w:instrText>
           </w:r>
           <w:r>
             <w:rPr>
-              <w:rFonts w:hint="eastAsia" w:ascii="宋体" w:hAnsi="宋体" w:eastAsia="宋体" w:cs="宋体"/>
+              <w:rFonts w:ascii="宋体" w:eastAsia="宋体" w:hAnsi="宋体" w:cs="宋体" w:hint="eastAsia"/>
               <w:szCs w:val="24"/>
             </w:rPr>
             <w:fldChar w:fldCharType="separate"/>
@@ -2540,7 +2481,7 @@
           </w:r>
           <w:r>
             <w:rPr>
-              <w:rFonts w:hint="eastAsia" w:ascii="宋体" w:hAnsi="宋体" w:eastAsia="宋体" w:cs="宋体"/>
+              <w:rFonts w:ascii="宋体" w:eastAsia="宋体" w:hAnsi="宋体" w:cs="宋体" w:hint="eastAsia"/>
               <w:szCs w:val="24"/>
             </w:rPr>
             <w:fldChar w:fldCharType="end"/>
@@ -2548,28 +2489,28 @@
         </w:p>
         <w:p>
           <w:pPr>
-            <w:pStyle w:val="16"/>
+            <w:pStyle w:val="TOC1"/>
             <w:tabs>
               <w:tab w:val="right" w:leader="dot" w:pos="8306"/>
             </w:tabs>
           </w:pPr>
           <w:r>
             <w:rPr>
-              <w:rFonts w:hint="eastAsia" w:ascii="宋体" w:hAnsi="宋体" w:eastAsia="宋体" w:cs="宋体"/>
+              <w:rFonts w:ascii="宋体" w:eastAsia="宋体" w:hAnsi="宋体" w:cs="宋体" w:hint="eastAsia"/>
               <w:szCs w:val="24"/>
             </w:rPr>
             <w:fldChar w:fldCharType="begin"/>
           </w:r>
           <w:r>
             <w:rPr>
-              <w:rFonts w:hint="eastAsia" w:ascii="宋体" w:hAnsi="宋体" w:eastAsia="宋体" w:cs="宋体"/>
+              <w:rFonts w:ascii="宋体" w:eastAsia="宋体" w:hAnsi="宋体" w:cs="宋体" w:hint="eastAsia"/>
               <w:szCs w:val="24"/>
             </w:rPr>
             <w:instrText xml:space="preserve"> HYPERLINK \l _Toc2098 </w:instrText>
           </w:r>
           <w:r>
             <w:rPr>
-              <w:rFonts w:hint="eastAsia" w:ascii="宋体" w:hAnsi="宋体" w:eastAsia="宋体" w:cs="宋体"/>
+              <w:rFonts w:ascii="宋体" w:eastAsia="宋体" w:hAnsi="宋体" w:cs="宋体" w:hint="eastAsia"/>
               <w:szCs w:val="24"/>
             </w:rPr>
             <w:fldChar w:fldCharType="separate"/>
@@ -2608,7 +2549,7 @@
           </w:r>
           <w:r>
             <w:rPr>
-              <w:rFonts w:hint="eastAsia" w:ascii="宋体" w:hAnsi="宋体" w:eastAsia="宋体" w:cs="宋体"/>
+              <w:rFonts w:ascii="宋体" w:eastAsia="宋体" w:hAnsi="宋体" w:cs="宋体" w:hint="eastAsia"/>
               <w:szCs w:val="24"/>
             </w:rPr>
             <w:fldChar w:fldCharType="end"/>
@@ -2616,28 +2557,28 @@
         </w:p>
         <w:p>
           <w:pPr>
-            <w:pStyle w:val="16"/>
+            <w:pStyle w:val="TOC1"/>
             <w:tabs>
               <w:tab w:val="right" w:leader="dot" w:pos="8306"/>
             </w:tabs>
           </w:pPr>
           <w:r>
             <w:rPr>
-              <w:rFonts w:hint="eastAsia" w:ascii="宋体" w:hAnsi="宋体" w:eastAsia="宋体" w:cs="宋体"/>
+              <w:rFonts w:ascii="宋体" w:eastAsia="宋体" w:hAnsi="宋体" w:cs="宋体" w:hint="eastAsia"/>
               <w:szCs w:val="24"/>
             </w:rPr>
             <w:fldChar w:fldCharType="begin"/>
           </w:r>
           <w:r>
             <w:rPr>
-              <w:rFonts w:hint="eastAsia" w:ascii="宋体" w:hAnsi="宋体" w:eastAsia="宋体" w:cs="宋体"/>
+              <w:rFonts w:ascii="宋体" w:eastAsia="宋体" w:hAnsi="宋体" w:cs="宋体" w:hint="eastAsia"/>
               <w:szCs w:val="24"/>
             </w:rPr>
             <w:instrText xml:space="preserve"> HYPERLINK \l _Toc4575 </w:instrText>
           </w:r>
           <w:r>
             <w:rPr>
-              <w:rFonts w:hint="eastAsia" w:ascii="宋体" w:hAnsi="宋体" w:eastAsia="宋体" w:cs="宋体"/>
+              <w:rFonts w:ascii="宋体" w:eastAsia="宋体" w:hAnsi="宋体" w:cs="宋体" w:hint="eastAsia"/>
               <w:szCs w:val="24"/>
             </w:rPr>
             <w:fldChar w:fldCharType="separate"/>
@@ -2676,7 +2617,7 @@
           </w:r>
           <w:r>
             <w:rPr>
-              <w:rFonts w:hint="eastAsia" w:ascii="宋体" w:hAnsi="宋体" w:eastAsia="宋体" w:cs="宋体"/>
+              <w:rFonts w:ascii="宋体" w:eastAsia="宋体" w:hAnsi="宋体" w:cs="宋体" w:hint="eastAsia"/>
               <w:szCs w:val="24"/>
             </w:rPr>
             <w:fldChar w:fldCharType="end"/>
@@ -2684,28 +2625,28 @@
         </w:p>
         <w:p>
           <w:pPr>
-            <w:pStyle w:val="17"/>
+            <w:pStyle w:val="TOC2"/>
             <w:tabs>
               <w:tab w:val="right" w:leader="dot" w:pos="8306"/>
             </w:tabs>
           </w:pPr>
           <w:r>
             <w:rPr>
-              <w:rFonts w:hint="eastAsia" w:ascii="宋体" w:hAnsi="宋体" w:eastAsia="宋体" w:cs="宋体"/>
+              <w:rFonts w:ascii="宋体" w:eastAsia="宋体" w:hAnsi="宋体" w:cs="宋体" w:hint="eastAsia"/>
               <w:szCs w:val="24"/>
             </w:rPr>
             <w:fldChar w:fldCharType="begin"/>
           </w:r>
           <w:r>
             <w:rPr>
-              <w:rFonts w:hint="eastAsia" w:ascii="宋体" w:hAnsi="宋体" w:eastAsia="宋体" w:cs="宋体"/>
+              <w:rFonts w:ascii="宋体" w:eastAsia="宋体" w:hAnsi="宋体" w:cs="宋体" w:hint="eastAsia"/>
               <w:szCs w:val="24"/>
             </w:rPr>
             <w:instrText xml:space="preserve"> HYPERLINK \l _Toc24799 </w:instrText>
           </w:r>
           <w:r>
             <w:rPr>
-              <w:rFonts w:hint="eastAsia" w:ascii="宋体" w:hAnsi="宋体" w:eastAsia="宋体" w:cs="宋体"/>
+              <w:rFonts w:ascii="宋体" w:eastAsia="宋体" w:hAnsi="宋体" w:cs="宋体" w:hint="eastAsia"/>
               <w:szCs w:val="24"/>
             </w:rPr>
             <w:fldChar w:fldCharType="separate"/>
@@ -2744,7 +2685,7 @@
           </w:r>
           <w:r>
             <w:rPr>
-              <w:rFonts w:hint="eastAsia" w:ascii="宋体" w:hAnsi="宋体" w:eastAsia="宋体" w:cs="宋体"/>
+              <w:rFonts w:ascii="宋体" w:eastAsia="宋体" w:hAnsi="宋体" w:cs="宋体" w:hint="eastAsia"/>
               <w:szCs w:val="24"/>
             </w:rPr>
             <w:fldChar w:fldCharType="end"/>
@@ -2752,28 +2693,28 @@
         </w:p>
         <w:p>
           <w:pPr>
-            <w:pStyle w:val="17"/>
+            <w:pStyle w:val="TOC2"/>
             <w:tabs>
               <w:tab w:val="right" w:leader="dot" w:pos="8306"/>
             </w:tabs>
           </w:pPr>
           <w:r>
             <w:rPr>
-              <w:rFonts w:hint="eastAsia" w:ascii="宋体" w:hAnsi="宋体" w:eastAsia="宋体" w:cs="宋体"/>
+              <w:rFonts w:ascii="宋体" w:eastAsia="宋体" w:hAnsi="宋体" w:cs="宋体" w:hint="eastAsia"/>
               <w:szCs w:val="24"/>
             </w:rPr>
             <w:fldChar w:fldCharType="begin"/>
           </w:r>
           <w:r>
             <w:rPr>
-              <w:rFonts w:hint="eastAsia" w:ascii="宋体" w:hAnsi="宋体" w:eastAsia="宋体" w:cs="宋体"/>
+              <w:rFonts w:ascii="宋体" w:eastAsia="宋体" w:hAnsi="宋体" w:cs="宋体" w:hint="eastAsia"/>
               <w:szCs w:val="24"/>
             </w:rPr>
             <w:instrText xml:space="preserve"> HYPERLINK \l _Toc32442 </w:instrText>
           </w:r>
           <w:r>
             <w:rPr>
-              <w:rFonts w:hint="eastAsia" w:ascii="宋体" w:hAnsi="宋体" w:eastAsia="宋体" w:cs="宋体"/>
+              <w:rFonts w:ascii="宋体" w:eastAsia="宋体" w:hAnsi="宋体" w:cs="宋体" w:hint="eastAsia"/>
               <w:szCs w:val="24"/>
             </w:rPr>
             <w:fldChar w:fldCharType="separate"/>
@@ -2812,7 +2753,7 @@
           </w:r>
           <w:r>
             <w:rPr>
-              <w:rFonts w:hint="eastAsia" w:ascii="宋体" w:hAnsi="宋体" w:eastAsia="宋体" w:cs="宋体"/>
+              <w:rFonts w:ascii="宋体" w:eastAsia="宋体" w:hAnsi="宋体" w:cs="宋体" w:hint="eastAsia"/>
               <w:szCs w:val="24"/>
             </w:rPr>
             <w:fldChar w:fldCharType="end"/>
@@ -2820,28 +2761,28 @@
         </w:p>
         <w:p>
           <w:pPr>
-            <w:pStyle w:val="17"/>
+            <w:pStyle w:val="TOC2"/>
             <w:tabs>
               <w:tab w:val="right" w:leader="dot" w:pos="8306"/>
             </w:tabs>
           </w:pPr>
           <w:r>
             <w:rPr>
-              <w:rFonts w:hint="eastAsia" w:ascii="宋体" w:hAnsi="宋体" w:eastAsia="宋体" w:cs="宋体"/>
+              <w:rFonts w:ascii="宋体" w:eastAsia="宋体" w:hAnsi="宋体" w:cs="宋体" w:hint="eastAsia"/>
               <w:szCs w:val="24"/>
             </w:rPr>
             <w:fldChar w:fldCharType="begin"/>
           </w:r>
           <w:r>
             <w:rPr>
-              <w:rFonts w:hint="eastAsia" w:ascii="宋体" w:hAnsi="宋体" w:eastAsia="宋体" w:cs="宋体"/>
+              <w:rFonts w:ascii="宋体" w:eastAsia="宋体" w:hAnsi="宋体" w:cs="宋体" w:hint="eastAsia"/>
               <w:szCs w:val="24"/>
             </w:rPr>
             <w:instrText xml:space="preserve"> HYPERLINK \l _Toc22472 </w:instrText>
           </w:r>
           <w:r>
             <w:rPr>
-              <w:rFonts w:hint="eastAsia" w:ascii="宋体" w:hAnsi="宋体" w:eastAsia="宋体" w:cs="宋体"/>
+              <w:rFonts w:ascii="宋体" w:eastAsia="宋体" w:hAnsi="宋体" w:cs="宋体" w:hint="eastAsia"/>
               <w:szCs w:val="24"/>
             </w:rPr>
             <w:fldChar w:fldCharType="separate"/>
@@ -2880,7 +2821,7 @@
           </w:r>
           <w:r>
             <w:rPr>
-              <w:rFonts w:hint="eastAsia" w:ascii="宋体" w:hAnsi="宋体" w:eastAsia="宋体" w:cs="宋体"/>
+              <w:rFonts w:ascii="宋体" w:eastAsia="宋体" w:hAnsi="宋体" w:cs="宋体" w:hint="eastAsia"/>
               <w:szCs w:val="24"/>
             </w:rPr>
             <w:fldChar w:fldCharType="end"/>
@@ -2888,28 +2829,28 @@
         </w:p>
         <w:p>
           <w:pPr>
-            <w:pStyle w:val="17"/>
+            <w:pStyle w:val="TOC2"/>
             <w:tabs>
               <w:tab w:val="right" w:leader="dot" w:pos="8306"/>
             </w:tabs>
           </w:pPr>
           <w:r>
             <w:rPr>
-              <w:rFonts w:hint="eastAsia" w:ascii="宋体" w:hAnsi="宋体" w:eastAsia="宋体" w:cs="宋体"/>
+              <w:rFonts w:ascii="宋体" w:eastAsia="宋体" w:hAnsi="宋体" w:cs="宋体" w:hint="eastAsia"/>
               <w:szCs w:val="24"/>
             </w:rPr>
             <w:fldChar w:fldCharType="begin"/>
           </w:r>
           <w:r>
             <w:rPr>
-              <w:rFonts w:hint="eastAsia" w:ascii="宋体" w:hAnsi="宋体" w:eastAsia="宋体" w:cs="宋体"/>
+              <w:rFonts w:ascii="宋体" w:eastAsia="宋体" w:hAnsi="宋体" w:cs="宋体" w:hint="eastAsia"/>
               <w:szCs w:val="24"/>
             </w:rPr>
             <w:instrText xml:space="preserve"> HYPERLINK \l _Toc31538 </w:instrText>
           </w:r>
           <w:r>
             <w:rPr>
-              <w:rFonts w:hint="eastAsia" w:ascii="宋体" w:hAnsi="宋体" w:eastAsia="宋体" w:cs="宋体"/>
+              <w:rFonts w:ascii="宋体" w:eastAsia="宋体" w:hAnsi="宋体" w:cs="宋体" w:hint="eastAsia"/>
               <w:szCs w:val="24"/>
             </w:rPr>
             <w:fldChar w:fldCharType="separate"/>
@@ -2948,7 +2889,7 @@
           </w:r>
           <w:r>
             <w:rPr>
-              <w:rFonts w:hint="eastAsia" w:ascii="宋体" w:hAnsi="宋体" w:eastAsia="宋体" w:cs="宋体"/>
+              <w:rFonts w:ascii="宋体" w:eastAsia="宋体" w:hAnsi="宋体" w:cs="宋体" w:hint="eastAsia"/>
               <w:szCs w:val="24"/>
             </w:rPr>
             <w:fldChar w:fldCharType="end"/>
@@ -2956,28 +2897,28 @@
         </w:p>
         <w:p>
           <w:pPr>
-            <w:pStyle w:val="16"/>
+            <w:pStyle w:val="TOC1"/>
             <w:tabs>
               <w:tab w:val="right" w:leader="dot" w:pos="8306"/>
             </w:tabs>
           </w:pPr>
           <w:r>
             <w:rPr>
-              <w:rFonts w:hint="eastAsia" w:ascii="宋体" w:hAnsi="宋体" w:eastAsia="宋体" w:cs="宋体"/>
+              <w:rFonts w:ascii="宋体" w:eastAsia="宋体" w:hAnsi="宋体" w:cs="宋体" w:hint="eastAsia"/>
               <w:szCs w:val="24"/>
             </w:rPr>
             <w:fldChar w:fldCharType="begin"/>
           </w:r>
           <w:r>
             <w:rPr>
-              <w:rFonts w:hint="eastAsia" w:ascii="宋体" w:hAnsi="宋体" w:eastAsia="宋体" w:cs="宋体"/>
+              <w:rFonts w:ascii="宋体" w:eastAsia="宋体" w:hAnsi="宋体" w:cs="宋体" w:hint="eastAsia"/>
               <w:szCs w:val="24"/>
             </w:rPr>
             <w:instrText xml:space="preserve"> HYPERLINK \l _Toc29162 </w:instrText>
           </w:r>
           <w:r>
             <w:rPr>
-              <w:rFonts w:hint="eastAsia" w:ascii="宋体" w:hAnsi="宋体" w:eastAsia="宋体" w:cs="宋体"/>
+              <w:rFonts w:ascii="宋体" w:eastAsia="宋体" w:hAnsi="宋体" w:cs="宋体" w:hint="eastAsia"/>
               <w:szCs w:val="24"/>
             </w:rPr>
             <w:fldChar w:fldCharType="separate"/>
@@ -3016,7 +2957,7 @@
           </w:r>
           <w:r>
             <w:rPr>
-              <w:rFonts w:hint="eastAsia" w:ascii="宋体" w:hAnsi="宋体" w:eastAsia="宋体" w:cs="宋体"/>
+              <w:rFonts w:ascii="宋体" w:eastAsia="宋体" w:hAnsi="宋体" w:cs="宋体" w:hint="eastAsia"/>
               <w:szCs w:val="24"/>
             </w:rPr>
             <w:fldChar w:fldCharType="end"/>
@@ -3024,28 +2965,28 @@
         </w:p>
         <w:p>
           <w:pPr>
-            <w:pStyle w:val="17"/>
+            <w:pStyle w:val="TOC2"/>
             <w:tabs>
               <w:tab w:val="right" w:leader="dot" w:pos="8306"/>
             </w:tabs>
           </w:pPr>
           <w:r>
             <w:rPr>
-              <w:rFonts w:hint="eastAsia" w:ascii="宋体" w:hAnsi="宋体" w:eastAsia="宋体" w:cs="宋体"/>
+              <w:rFonts w:ascii="宋体" w:eastAsia="宋体" w:hAnsi="宋体" w:cs="宋体" w:hint="eastAsia"/>
               <w:szCs w:val="24"/>
             </w:rPr>
             <w:fldChar w:fldCharType="begin"/>
           </w:r>
           <w:r>
             <w:rPr>
-              <w:rFonts w:hint="eastAsia" w:ascii="宋体" w:hAnsi="宋体" w:eastAsia="宋体" w:cs="宋体"/>
+              <w:rFonts w:ascii="宋体" w:eastAsia="宋体" w:hAnsi="宋体" w:cs="宋体" w:hint="eastAsia"/>
               <w:szCs w:val="24"/>
             </w:rPr>
             <w:instrText xml:space="preserve"> HYPERLINK \l _Toc25808 </w:instrText>
           </w:r>
           <w:r>
             <w:rPr>
-              <w:rFonts w:hint="eastAsia" w:ascii="宋体" w:hAnsi="宋体" w:eastAsia="宋体" w:cs="宋体"/>
+              <w:rFonts w:ascii="宋体" w:eastAsia="宋体" w:hAnsi="宋体" w:cs="宋体" w:hint="eastAsia"/>
               <w:szCs w:val="24"/>
             </w:rPr>
             <w:fldChar w:fldCharType="separate"/>
@@ -3084,7 +3025,7 @@
           </w:r>
           <w:r>
             <w:rPr>
-              <w:rFonts w:hint="eastAsia" w:ascii="宋体" w:hAnsi="宋体" w:eastAsia="宋体" w:cs="宋体"/>
+              <w:rFonts w:ascii="宋体" w:eastAsia="宋体" w:hAnsi="宋体" w:cs="宋体" w:hint="eastAsia"/>
               <w:szCs w:val="24"/>
             </w:rPr>
             <w:fldChar w:fldCharType="end"/>
@@ -3092,28 +3033,28 @@
         </w:p>
         <w:p>
           <w:pPr>
-            <w:pStyle w:val="17"/>
+            <w:pStyle w:val="TOC2"/>
             <w:tabs>
               <w:tab w:val="right" w:leader="dot" w:pos="8306"/>
             </w:tabs>
           </w:pPr>
           <w:r>
             <w:rPr>
-              <w:rFonts w:hint="eastAsia" w:ascii="宋体" w:hAnsi="宋体" w:eastAsia="宋体" w:cs="宋体"/>
+              <w:rFonts w:ascii="宋体" w:eastAsia="宋体" w:hAnsi="宋体" w:cs="宋体" w:hint="eastAsia"/>
               <w:szCs w:val="24"/>
             </w:rPr>
             <w:fldChar w:fldCharType="begin"/>
           </w:r>
           <w:r>
             <w:rPr>
-              <w:rFonts w:hint="eastAsia" w:ascii="宋体" w:hAnsi="宋体" w:eastAsia="宋体" w:cs="宋体"/>
+              <w:rFonts w:ascii="宋体" w:eastAsia="宋体" w:hAnsi="宋体" w:cs="宋体" w:hint="eastAsia"/>
               <w:szCs w:val="24"/>
             </w:rPr>
             <w:instrText xml:space="preserve"> HYPERLINK \l _Toc22815 </w:instrText>
           </w:r>
           <w:r>
             <w:rPr>
-              <w:rFonts w:hint="eastAsia" w:ascii="宋体" w:hAnsi="宋体" w:eastAsia="宋体" w:cs="宋体"/>
+              <w:rFonts w:ascii="宋体" w:eastAsia="宋体" w:hAnsi="宋体" w:cs="宋体" w:hint="eastAsia"/>
               <w:szCs w:val="24"/>
             </w:rPr>
             <w:fldChar w:fldCharType="separate"/>
@@ -3152,7 +3093,7 @@
           </w:r>
           <w:r>
             <w:rPr>
-              <w:rFonts w:hint="eastAsia" w:ascii="宋体" w:hAnsi="宋体" w:eastAsia="宋体" w:cs="宋体"/>
+              <w:rFonts w:ascii="宋体" w:eastAsia="宋体" w:hAnsi="宋体" w:cs="宋体" w:hint="eastAsia"/>
               <w:szCs w:val="24"/>
             </w:rPr>
             <w:fldChar w:fldCharType="end"/>
@@ -3160,28 +3101,28 @@
         </w:p>
         <w:p>
           <w:pPr>
-            <w:pStyle w:val="16"/>
+            <w:pStyle w:val="TOC1"/>
             <w:tabs>
               <w:tab w:val="right" w:leader="dot" w:pos="8306"/>
             </w:tabs>
           </w:pPr>
           <w:r>
             <w:rPr>
-              <w:rFonts w:hint="eastAsia" w:ascii="宋体" w:hAnsi="宋体" w:eastAsia="宋体" w:cs="宋体"/>
+              <w:rFonts w:ascii="宋体" w:eastAsia="宋体" w:hAnsi="宋体" w:cs="宋体" w:hint="eastAsia"/>
               <w:szCs w:val="24"/>
             </w:rPr>
             <w:fldChar w:fldCharType="begin"/>
           </w:r>
           <w:r>
             <w:rPr>
-              <w:rFonts w:hint="eastAsia" w:ascii="宋体" w:hAnsi="宋体" w:eastAsia="宋体" w:cs="宋体"/>
+              <w:rFonts w:ascii="宋体" w:eastAsia="宋体" w:hAnsi="宋体" w:cs="宋体" w:hint="eastAsia"/>
               <w:szCs w:val="24"/>
             </w:rPr>
             <w:instrText xml:space="preserve"> HYPERLINK \l _Toc24215 </w:instrText>
           </w:r>
           <w:r>
             <w:rPr>
-              <w:rFonts w:hint="eastAsia" w:ascii="宋体" w:hAnsi="宋体" w:eastAsia="宋体" w:cs="宋体"/>
+              <w:rFonts w:ascii="宋体" w:eastAsia="宋体" w:hAnsi="宋体" w:cs="宋体" w:hint="eastAsia"/>
               <w:szCs w:val="24"/>
             </w:rPr>
             <w:fldChar w:fldCharType="separate"/>
@@ -3220,7 +3161,7 @@
           </w:r>
           <w:r>
             <w:rPr>
-              <w:rFonts w:hint="eastAsia" w:ascii="宋体" w:hAnsi="宋体" w:eastAsia="宋体" w:cs="宋体"/>
+              <w:rFonts w:ascii="宋体" w:eastAsia="宋体" w:hAnsi="宋体" w:cs="宋体" w:hint="eastAsia"/>
               <w:szCs w:val="24"/>
             </w:rPr>
             <w:fldChar w:fldCharType="end"/>
@@ -3228,28 +3169,28 @@
         </w:p>
         <w:p>
           <w:pPr>
-            <w:pStyle w:val="17"/>
+            <w:pStyle w:val="TOC2"/>
             <w:tabs>
               <w:tab w:val="right" w:leader="dot" w:pos="8306"/>
             </w:tabs>
           </w:pPr>
           <w:r>
             <w:rPr>
-              <w:rFonts w:hint="eastAsia" w:ascii="宋体" w:hAnsi="宋体" w:eastAsia="宋体" w:cs="宋体"/>
+              <w:rFonts w:ascii="宋体" w:eastAsia="宋体" w:hAnsi="宋体" w:cs="宋体" w:hint="eastAsia"/>
               <w:szCs w:val="24"/>
             </w:rPr>
             <w:fldChar w:fldCharType="begin"/>
           </w:r>
           <w:r>
             <w:rPr>
-              <w:rFonts w:hint="eastAsia" w:ascii="宋体" w:hAnsi="宋体" w:eastAsia="宋体" w:cs="宋体"/>
+              <w:rFonts w:ascii="宋体" w:eastAsia="宋体" w:hAnsi="宋体" w:cs="宋体" w:hint="eastAsia"/>
               <w:szCs w:val="24"/>
             </w:rPr>
             <w:instrText xml:space="preserve"> HYPERLINK \l _Toc2736 </w:instrText>
           </w:r>
           <w:r>
             <w:rPr>
-              <w:rFonts w:hint="eastAsia" w:ascii="宋体" w:hAnsi="宋体" w:eastAsia="宋体" w:cs="宋体"/>
+              <w:rFonts w:ascii="宋体" w:eastAsia="宋体" w:hAnsi="宋体" w:cs="宋体" w:hint="eastAsia"/>
               <w:szCs w:val="24"/>
             </w:rPr>
             <w:fldChar w:fldCharType="separate"/>
@@ -3288,7 +3229,7 @@
           </w:r>
           <w:r>
             <w:rPr>
-              <w:rFonts w:hint="eastAsia" w:ascii="宋体" w:hAnsi="宋体" w:eastAsia="宋体" w:cs="宋体"/>
+              <w:rFonts w:ascii="宋体" w:eastAsia="宋体" w:hAnsi="宋体" w:cs="宋体" w:hint="eastAsia"/>
               <w:szCs w:val="24"/>
             </w:rPr>
             <w:fldChar w:fldCharType="end"/>
@@ -3296,28 +3237,28 @@
         </w:p>
         <w:p>
           <w:pPr>
-            <w:pStyle w:val="17"/>
+            <w:pStyle w:val="TOC2"/>
             <w:tabs>
               <w:tab w:val="right" w:leader="dot" w:pos="8306"/>
             </w:tabs>
           </w:pPr>
           <w:r>
             <w:rPr>
-              <w:rFonts w:hint="eastAsia" w:ascii="宋体" w:hAnsi="宋体" w:eastAsia="宋体" w:cs="宋体"/>
+              <w:rFonts w:ascii="宋体" w:eastAsia="宋体" w:hAnsi="宋体" w:cs="宋体" w:hint="eastAsia"/>
               <w:szCs w:val="24"/>
             </w:rPr>
             <w:fldChar w:fldCharType="begin"/>
           </w:r>
           <w:r>
             <w:rPr>
-              <w:rFonts w:hint="eastAsia" w:ascii="宋体" w:hAnsi="宋体" w:eastAsia="宋体" w:cs="宋体"/>
+              <w:rFonts w:ascii="宋体" w:eastAsia="宋体" w:hAnsi="宋体" w:cs="宋体" w:hint="eastAsia"/>
               <w:szCs w:val="24"/>
             </w:rPr>
             <w:instrText xml:space="preserve"> HYPERLINK \l _Toc26068 </w:instrText>
           </w:r>
           <w:r>
             <w:rPr>
-              <w:rFonts w:hint="eastAsia" w:ascii="宋体" w:hAnsi="宋体" w:eastAsia="宋体" w:cs="宋体"/>
+              <w:rFonts w:ascii="宋体" w:eastAsia="宋体" w:hAnsi="宋体" w:cs="宋体" w:hint="eastAsia"/>
               <w:szCs w:val="24"/>
             </w:rPr>
             <w:fldChar w:fldCharType="separate"/>
@@ -3356,7 +3297,7 @@
           </w:r>
           <w:r>
             <w:rPr>
-              <w:rFonts w:hint="eastAsia" w:ascii="宋体" w:hAnsi="宋体" w:eastAsia="宋体" w:cs="宋体"/>
+              <w:rFonts w:ascii="宋体" w:eastAsia="宋体" w:hAnsi="宋体" w:cs="宋体" w:hint="eastAsia"/>
               <w:szCs w:val="24"/>
             </w:rPr>
             <w:fldChar w:fldCharType="end"/>
@@ -3364,28 +3305,28 @@
         </w:p>
         <w:p>
           <w:pPr>
-            <w:pStyle w:val="17"/>
+            <w:pStyle w:val="TOC2"/>
             <w:tabs>
               <w:tab w:val="right" w:leader="dot" w:pos="8306"/>
             </w:tabs>
           </w:pPr>
           <w:r>
             <w:rPr>
-              <w:rFonts w:hint="eastAsia" w:ascii="宋体" w:hAnsi="宋体" w:eastAsia="宋体" w:cs="宋体"/>
+              <w:rFonts w:ascii="宋体" w:eastAsia="宋体" w:hAnsi="宋体" w:cs="宋体" w:hint="eastAsia"/>
               <w:szCs w:val="24"/>
             </w:rPr>
             <w:fldChar w:fldCharType="begin"/>
           </w:r>
           <w:r>
             <w:rPr>
-              <w:rFonts w:hint="eastAsia" w:ascii="宋体" w:hAnsi="宋体" w:eastAsia="宋体" w:cs="宋体"/>
+              <w:rFonts w:ascii="宋体" w:eastAsia="宋体" w:hAnsi="宋体" w:cs="宋体" w:hint="eastAsia"/>
               <w:szCs w:val="24"/>
             </w:rPr>
             <w:instrText xml:space="preserve"> HYPERLINK \l _Toc14158 </w:instrText>
           </w:r>
           <w:r>
             <w:rPr>
-              <w:rFonts w:hint="eastAsia" w:ascii="宋体" w:hAnsi="宋体" w:eastAsia="宋体" w:cs="宋体"/>
+              <w:rFonts w:ascii="宋体" w:eastAsia="宋体" w:hAnsi="宋体" w:cs="宋体" w:hint="eastAsia"/>
               <w:szCs w:val="24"/>
             </w:rPr>
             <w:fldChar w:fldCharType="separate"/>
@@ -3424,7 +3365,7 @@
           </w:r>
           <w:r>
             <w:rPr>
-              <w:rFonts w:hint="eastAsia" w:ascii="宋体" w:hAnsi="宋体" w:eastAsia="宋体" w:cs="宋体"/>
+              <w:rFonts w:ascii="宋体" w:eastAsia="宋体" w:hAnsi="宋体" w:cs="宋体" w:hint="eastAsia"/>
               <w:szCs w:val="24"/>
             </w:rPr>
             <w:fldChar w:fldCharType="end"/>
@@ -3432,28 +3373,28 @@
         </w:p>
         <w:p>
           <w:pPr>
-            <w:pStyle w:val="16"/>
+            <w:pStyle w:val="TOC1"/>
             <w:tabs>
               <w:tab w:val="right" w:leader="dot" w:pos="8306"/>
             </w:tabs>
           </w:pPr>
           <w:r>
             <w:rPr>
-              <w:rFonts w:hint="eastAsia" w:ascii="宋体" w:hAnsi="宋体" w:eastAsia="宋体" w:cs="宋体"/>
+              <w:rFonts w:ascii="宋体" w:eastAsia="宋体" w:hAnsi="宋体" w:cs="宋体" w:hint="eastAsia"/>
               <w:szCs w:val="24"/>
             </w:rPr>
             <w:fldChar w:fldCharType="begin"/>
           </w:r>
           <w:r>
             <w:rPr>
-              <w:rFonts w:hint="eastAsia" w:ascii="宋体" w:hAnsi="宋体" w:eastAsia="宋体" w:cs="宋体"/>
+              <w:rFonts w:ascii="宋体" w:eastAsia="宋体" w:hAnsi="宋体" w:cs="宋体" w:hint="eastAsia"/>
               <w:szCs w:val="24"/>
             </w:rPr>
             <w:instrText xml:space="preserve"> HYPERLINK \l _Toc22178 </w:instrText>
           </w:r>
           <w:r>
             <w:rPr>
-              <w:rFonts w:hint="eastAsia" w:ascii="宋体" w:hAnsi="宋体" w:eastAsia="宋体" w:cs="宋体"/>
+              <w:rFonts w:ascii="宋体" w:eastAsia="宋体" w:hAnsi="宋体" w:cs="宋体" w:hint="eastAsia"/>
               <w:szCs w:val="24"/>
             </w:rPr>
             <w:fldChar w:fldCharType="separate"/>
@@ -3492,7 +3433,7 @@
           </w:r>
           <w:r>
             <w:rPr>
-              <w:rFonts w:hint="eastAsia" w:ascii="宋体" w:hAnsi="宋体" w:eastAsia="宋体" w:cs="宋体"/>
+              <w:rFonts w:ascii="宋体" w:eastAsia="宋体" w:hAnsi="宋体" w:cs="宋体" w:hint="eastAsia"/>
               <w:szCs w:val="24"/>
             </w:rPr>
             <w:fldChar w:fldCharType="end"/>
@@ -3500,28 +3441,28 @@
         </w:p>
         <w:p>
           <w:pPr>
-            <w:pStyle w:val="17"/>
+            <w:pStyle w:val="TOC2"/>
             <w:tabs>
               <w:tab w:val="right" w:leader="dot" w:pos="8306"/>
             </w:tabs>
           </w:pPr>
           <w:r>
             <w:rPr>
-              <w:rFonts w:hint="eastAsia" w:ascii="宋体" w:hAnsi="宋体" w:eastAsia="宋体" w:cs="宋体"/>
+              <w:rFonts w:ascii="宋体" w:eastAsia="宋体" w:hAnsi="宋体" w:cs="宋体" w:hint="eastAsia"/>
               <w:szCs w:val="24"/>
             </w:rPr>
             <w:fldChar w:fldCharType="begin"/>
           </w:r>
           <w:r>
             <w:rPr>
-              <w:rFonts w:hint="eastAsia" w:ascii="宋体" w:hAnsi="宋体" w:eastAsia="宋体" w:cs="宋体"/>
+              <w:rFonts w:ascii="宋体" w:eastAsia="宋体" w:hAnsi="宋体" w:cs="宋体" w:hint="eastAsia"/>
               <w:szCs w:val="24"/>
             </w:rPr>
             <w:instrText xml:space="preserve"> HYPERLINK \l _Toc18446 </w:instrText>
           </w:r>
           <w:r>
             <w:rPr>
-              <w:rFonts w:hint="eastAsia" w:ascii="宋体" w:hAnsi="宋体" w:eastAsia="宋体" w:cs="宋体"/>
+              <w:rFonts w:ascii="宋体" w:eastAsia="宋体" w:hAnsi="宋体" w:cs="宋体" w:hint="eastAsia"/>
               <w:szCs w:val="24"/>
             </w:rPr>
             <w:fldChar w:fldCharType="separate"/>
@@ -3560,7 +3501,7 @@
           </w:r>
           <w:r>
             <w:rPr>
-              <w:rFonts w:hint="eastAsia" w:ascii="宋体" w:hAnsi="宋体" w:eastAsia="宋体" w:cs="宋体"/>
+              <w:rFonts w:ascii="宋体" w:eastAsia="宋体" w:hAnsi="宋体" w:cs="宋体" w:hint="eastAsia"/>
               <w:szCs w:val="24"/>
             </w:rPr>
             <w:fldChar w:fldCharType="end"/>
@@ -3568,28 +3509,28 @@
         </w:p>
         <w:p>
           <w:pPr>
-            <w:pStyle w:val="17"/>
+            <w:pStyle w:val="TOC2"/>
             <w:tabs>
               <w:tab w:val="right" w:leader="dot" w:pos="8306"/>
             </w:tabs>
           </w:pPr>
           <w:r>
             <w:rPr>
-              <w:rFonts w:hint="eastAsia" w:ascii="宋体" w:hAnsi="宋体" w:eastAsia="宋体" w:cs="宋体"/>
+              <w:rFonts w:ascii="宋体" w:eastAsia="宋体" w:hAnsi="宋体" w:cs="宋体" w:hint="eastAsia"/>
               <w:szCs w:val="24"/>
             </w:rPr>
             <w:fldChar w:fldCharType="begin"/>
           </w:r>
           <w:r>
             <w:rPr>
-              <w:rFonts w:hint="eastAsia" w:ascii="宋体" w:hAnsi="宋体" w:eastAsia="宋体" w:cs="宋体"/>
+              <w:rFonts w:ascii="宋体" w:eastAsia="宋体" w:hAnsi="宋体" w:cs="宋体" w:hint="eastAsia"/>
               <w:szCs w:val="24"/>
             </w:rPr>
             <w:instrText xml:space="preserve"> HYPERLINK \l _Toc9605 </w:instrText>
           </w:r>
           <w:r>
             <w:rPr>
-              <w:rFonts w:hint="eastAsia" w:ascii="宋体" w:hAnsi="宋体" w:eastAsia="宋体" w:cs="宋体"/>
+              <w:rFonts w:ascii="宋体" w:eastAsia="宋体" w:hAnsi="宋体" w:cs="宋体" w:hint="eastAsia"/>
               <w:szCs w:val="24"/>
             </w:rPr>
             <w:fldChar w:fldCharType="separate"/>
@@ -3628,7 +3569,7 @@
           </w:r>
           <w:r>
             <w:rPr>
-              <w:rFonts w:hint="eastAsia" w:ascii="宋体" w:hAnsi="宋体" w:eastAsia="宋体" w:cs="宋体"/>
+              <w:rFonts w:ascii="宋体" w:eastAsia="宋体" w:hAnsi="宋体" w:cs="宋体" w:hint="eastAsia"/>
               <w:szCs w:val="24"/>
             </w:rPr>
             <w:fldChar w:fldCharType="end"/>
@@ -3636,28 +3577,28 @@
         </w:p>
         <w:p>
           <w:pPr>
-            <w:pStyle w:val="17"/>
+            <w:pStyle w:val="TOC2"/>
             <w:tabs>
               <w:tab w:val="right" w:leader="dot" w:pos="8306"/>
             </w:tabs>
           </w:pPr>
           <w:r>
             <w:rPr>
-              <w:rFonts w:hint="eastAsia" w:ascii="宋体" w:hAnsi="宋体" w:eastAsia="宋体" w:cs="宋体"/>
+              <w:rFonts w:ascii="宋体" w:eastAsia="宋体" w:hAnsi="宋体" w:cs="宋体" w:hint="eastAsia"/>
               <w:szCs w:val="24"/>
             </w:rPr>
             <w:fldChar w:fldCharType="begin"/>
           </w:r>
           <w:r>
             <w:rPr>
-              <w:rFonts w:hint="eastAsia" w:ascii="宋体" w:hAnsi="宋体" w:eastAsia="宋体" w:cs="宋体"/>
+              <w:rFonts w:ascii="宋体" w:eastAsia="宋体" w:hAnsi="宋体" w:cs="宋体" w:hint="eastAsia"/>
               <w:szCs w:val="24"/>
             </w:rPr>
             <w:instrText xml:space="preserve"> HYPERLINK \l _Toc22560 </w:instrText>
           </w:r>
           <w:r>
             <w:rPr>
-              <w:rFonts w:hint="eastAsia" w:ascii="宋体" w:hAnsi="宋体" w:eastAsia="宋体" w:cs="宋体"/>
+              <w:rFonts w:ascii="宋体" w:eastAsia="宋体" w:hAnsi="宋体" w:cs="宋体" w:hint="eastAsia"/>
               <w:szCs w:val="24"/>
             </w:rPr>
             <w:fldChar w:fldCharType="separate"/>
@@ -3696,7 +3637,7 @@
           </w:r>
           <w:r>
             <w:rPr>
-              <w:rFonts w:hint="eastAsia" w:ascii="宋体" w:hAnsi="宋体" w:eastAsia="宋体" w:cs="宋体"/>
+              <w:rFonts w:ascii="宋体" w:eastAsia="宋体" w:hAnsi="宋体" w:cs="宋体" w:hint="eastAsia"/>
               <w:szCs w:val="24"/>
             </w:rPr>
             <w:fldChar w:fldCharType="end"/>
@@ -3704,28 +3645,28 @@
         </w:p>
         <w:p>
           <w:pPr>
-            <w:pStyle w:val="16"/>
+            <w:pStyle w:val="TOC1"/>
             <w:tabs>
               <w:tab w:val="right" w:leader="dot" w:pos="8306"/>
             </w:tabs>
           </w:pPr>
           <w:r>
             <w:rPr>
-              <w:rFonts w:hint="eastAsia" w:ascii="宋体" w:hAnsi="宋体" w:eastAsia="宋体" w:cs="宋体"/>
+              <w:rFonts w:ascii="宋体" w:eastAsia="宋体" w:hAnsi="宋体" w:cs="宋体" w:hint="eastAsia"/>
               <w:szCs w:val="24"/>
             </w:rPr>
             <w:fldChar w:fldCharType="begin"/>
           </w:r>
           <w:r>
             <w:rPr>
-              <w:rFonts w:hint="eastAsia" w:ascii="宋体" w:hAnsi="宋体" w:eastAsia="宋体" w:cs="宋体"/>
+              <w:rFonts w:ascii="宋体" w:eastAsia="宋体" w:hAnsi="宋体" w:cs="宋体" w:hint="eastAsia"/>
               <w:szCs w:val="24"/>
             </w:rPr>
             <w:instrText xml:space="preserve"> HYPERLINK \l _Toc32443 </w:instrText>
           </w:r>
           <w:r>
             <w:rPr>
-              <w:rFonts w:hint="eastAsia" w:ascii="宋体" w:hAnsi="宋体" w:eastAsia="宋体" w:cs="宋体"/>
+              <w:rFonts w:ascii="宋体" w:eastAsia="宋体" w:hAnsi="宋体" w:cs="宋体" w:hint="eastAsia"/>
               <w:szCs w:val="24"/>
             </w:rPr>
             <w:fldChar w:fldCharType="separate"/>
@@ -3764,7 +3705,7 @@
           </w:r>
           <w:r>
             <w:rPr>
-              <w:rFonts w:hint="eastAsia" w:ascii="宋体" w:hAnsi="宋体" w:eastAsia="宋体" w:cs="宋体"/>
+              <w:rFonts w:ascii="宋体" w:eastAsia="宋体" w:hAnsi="宋体" w:cs="宋体" w:hint="eastAsia"/>
               <w:szCs w:val="24"/>
             </w:rPr>
             <w:fldChar w:fldCharType="end"/>
@@ -3772,28 +3713,28 @@
         </w:p>
         <w:p>
           <w:pPr>
-            <w:pStyle w:val="17"/>
+            <w:pStyle w:val="TOC2"/>
             <w:tabs>
               <w:tab w:val="right" w:leader="dot" w:pos="8306"/>
             </w:tabs>
           </w:pPr>
           <w:r>
             <w:rPr>
-              <w:rFonts w:hint="eastAsia" w:ascii="宋体" w:hAnsi="宋体" w:eastAsia="宋体" w:cs="宋体"/>
+              <w:rFonts w:ascii="宋体" w:eastAsia="宋体" w:hAnsi="宋体" w:cs="宋体" w:hint="eastAsia"/>
               <w:szCs w:val="24"/>
             </w:rPr>
             <w:fldChar w:fldCharType="begin"/>
           </w:r>
           <w:r>
             <w:rPr>
-              <w:rFonts w:hint="eastAsia" w:ascii="宋体" w:hAnsi="宋体" w:eastAsia="宋体" w:cs="宋体"/>
+              <w:rFonts w:ascii="宋体" w:eastAsia="宋体" w:hAnsi="宋体" w:cs="宋体" w:hint="eastAsia"/>
               <w:szCs w:val="24"/>
             </w:rPr>
             <w:instrText xml:space="preserve"> HYPERLINK \l _Toc12630 </w:instrText>
           </w:r>
           <w:r>
             <w:rPr>
-              <w:rFonts w:hint="eastAsia" w:ascii="宋体" w:hAnsi="宋体" w:eastAsia="宋体" w:cs="宋体"/>
+              <w:rFonts w:ascii="宋体" w:eastAsia="宋体" w:hAnsi="宋体" w:cs="宋体" w:hint="eastAsia"/>
               <w:szCs w:val="24"/>
             </w:rPr>
             <w:fldChar w:fldCharType="separate"/>
@@ -3824,7 +3765,7 @@
           </w:r>
           <w:r>
             <w:rPr>
-              <w:rFonts w:hint="eastAsia" w:ascii="宋体" w:hAnsi="宋体" w:eastAsia="宋体" w:cs="宋体"/>
+              <w:rFonts w:ascii="宋体" w:eastAsia="宋体" w:hAnsi="宋体" w:cs="宋体" w:hint="eastAsia"/>
               <w:szCs w:val="24"/>
             </w:rPr>
             <w:fldChar w:fldCharType="end"/>
@@ -3832,28 +3773,28 @@
         </w:p>
         <w:p>
           <w:pPr>
-            <w:pStyle w:val="17"/>
+            <w:pStyle w:val="TOC2"/>
             <w:tabs>
               <w:tab w:val="right" w:leader="dot" w:pos="8306"/>
             </w:tabs>
           </w:pPr>
           <w:r>
             <w:rPr>
-              <w:rFonts w:hint="eastAsia" w:ascii="宋体" w:hAnsi="宋体" w:eastAsia="宋体" w:cs="宋体"/>
+              <w:rFonts w:ascii="宋体" w:eastAsia="宋体" w:hAnsi="宋体" w:cs="宋体" w:hint="eastAsia"/>
               <w:szCs w:val="24"/>
             </w:rPr>
             <w:fldChar w:fldCharType="begin"/>
           </w:r>
           <w:r>
             <w:rPr>
-              <w:rFonts w:hint="eastAsia" w:ascii="宋体" w:hAnsi="宋体" w:eastAsia="宋体" w:cs="宋体"/>
+              <w:rFonts w:ascii="宋体" w:eastAsia="宋体" w:hAnsi="宋体" w:cs="宋体" w:hint="eastAsia"/>
               <w:szCs w:val="24"/>
             </w:rPr>
             <w:instrText xml:space="preserve"> HYPERLINK \l _Toc16694 </w:instrText>
           </w:r>
           <w:r>
             <w:rPr>
-              <w:rFonts w:hint="eastAsia" w:ascii="宋体" w:hAnsi="宋体" w:eastAsia="宋体" w:cs="宋体"/>
+              <w:rFonts w:ascii="宋体" w:eastAsia="宋体" w:hAnsi="宋体" w:cs="宋体" w:hint="eastAsia"/>
               <w:szCs w:val="24"/>
             </w:rPr>
             <w:fldChar w:fldCharType="separate"/>
@@ -3884,7 +3825,7 @@
           </w:r>
           <w:r>
             <w:rPr>
-              <w:rFonts w:hint="eastAsia" w:ascii="宋体" w:hAnsi="宋体" w:eastAsia="宋体" w:cs="宋体"/>
+              <w:rFonts w:ascii="宋体" w:eastAsia="宋体" w:hAnsi="宋体" w:cs="宋体" w:hint="eastAsia"/>
               <w:szCs w:val="24"/>
             </w:rPr>
             <w:fldChar w:fldCharType="end"/>
@@ -3892,28 +3833,28 @@
         </w:p>
         <w:p>
           <w:pPr>
-            <w:pStyle w:val="17"/>
+            <w:pStyle w:val="TOC2"/>
             <w:tabs>
               <w:tab w:val="right" w:leader="dot" w:pos="8306"/>
             </w:tabs>
           </w:pPr>
           <w:r>
             <w:rPr>
-              <w:rFonts w:hint="eastAsia" w:ascii="宋体" w:hAnsi="宋体" w:eastAsia="宋体" w:cs="宋体"/>
+              <w:rFonts w:ascii="宋体" w:eastAsia="宋体" w:hAnsi="宋体" w:cs="宋体" w:hint="eastAsia"/>
               <w:szCs w:val="24"/>
             </w:rPr>
             <w:fldChar w:fldCharType="begin"/>
           </w:r>
           <w:r>
             <w:rPr>
-              <w:rFonts w:hint="eastAsia" w:ascii="宋体" w:hAnsi="宋体" w:eastAsia="宋体" w:cs="宋体"/>
+              <w:rFonts w:ascii="宋体" w:eastAsia="宋体" w:hAnsi="宋体" w:cs="宋体" w:hint="eastAsia"/>
               <w:szCs w:val="24"/>
             </w:rPr>
             <w:instrText xml:space="preserve"> HYPERLINK \l _Toc2479 </w:instrText>
           </w:r>
           <w:r>
             <w:rPr>
-              <w:rFonts w:hint="eastAsia" w:ascii="宋体" w:hAnsi="宋体" w:eastAsia="宋体" w:cs="宋体"/>
+              <w:rFonts w:ascii="宋体" w:eastAsia="宋体" w:hAnsi="宋体" w:cs="宋体" w:hint="eastAsia"/>
               <w:szCs w:val="24"/>
             </w:rPr>
             <w:fldChar w:fldCharType="separate"/>
@@ -3944,7 +3885,7 @@
           </w:r>
           <w:r>
             <w:rPr>
-              <w:rFonts w:hint="eastAsia" w:ascii="宋体" w:hAnsi="宋体" w:eastAsia="宋体" w:cs="宋体"/>
+              <w:rFonts w:ascii="宋体" w:eastAsia="宋体" w:hAnsi="宋体" w:cs="宋体" w:hint="eastAsia"/>
               <w:szCs w:val="24"/>
             </w:rPr>
             <w:fldChar w:fldCharType="end"/>
@@ -3952,28 +3893,28 @@
         </w:p>
         <w:p>
           <w:pPr>
-            <w:pStyle w:val="16"/>
+            <w:pStyle w:val="TOC1"/>
             <w:tabs>
               <w:tab w:val="right" w:leader="dot" w:pos="8306"/>
             </w:tabs>
           </w:pPr>
           <w:r>
             <w:rPr>
-              <w:rFonts w:hint="eastAsia" w:ascii="宋体" w:hAnsi="宋体" w:eastAsia="宋体" w:cs="宋体"/>
+              <w:rFonts w:ascii="宋体" w:eastAsia="宋体" w:hAnsi="宋体" w:cs="宋体" w:hint="eastAsia"/>
               <w:szCs w:val="24"/>
             </w:rPr>
             <w:fldChar w:fldCharType="begin"/>
           </w:r>
           <w:r>
             <w:rPr>
-              <w:rFonts w:hint="eastAsia" w:ascii="宋体" w:hAnsi="宋体" w:eastAsia="宋体" w:cs="宋体"/>
+              <w:rFonts w:ascii="宋体" w:eastAsia="宋体" w:hAnsi="宋体" w:cs="宋体" w:hint="eastAsia"/>
               <w:szCs w:val="24"/>
             </w:rPr>
             <w:instrText xml:space="preserve"> HYPERLINK \l _Toc14950 </w:instrText>
           </w:r>
           <w:r>
             <w:rPr>
-              <w:rFonts w:hint="eastAsia" w:ascii="宋体" w:hAnsi="宋体" w:eastAsia="宋体" w:cs="宋体"/>
+              <w:rFonts w:ascii="宋体" w:eastAsia="宋体" w:hAnsi="宋体" w:cs="宋体" w:hint="eastAsia"/>
               <w:szCs w:val="24"/>
             </w:rPr>
             <w:fldChar w:fldCharType="separate"/>
@@ -4012,7 +3953,7 @@
           </w:r>
           <w:r>
             <w:rPr>
-              <w:rFonts w:hint="eastAsia" w:ascii="宋体" w:hAnsi="宋体" w:eastAsia="宋体" w:cs="宋体"/>
+              <w:rFonts w:ascii="宋体" w:eastAsia="宋体" w:hAnsi="宋体" w:cs="宋体" w:hint="eastAsia"/>
               <w:szCs w:val="24"/>
             </w:rPr>
             <w:fldChar w:fldCharType="end"/>
@@ -4020,28 +3961,28 @@
         </w:p>
         <w:p>
           <w:pPr>
-            <w:pStyle w:val="16"/>
+            <w:pStyle w:val="TOC1"/>
             <w:tabs>
               <w:tab w:val="right" w:leader="dot" w:pos="8306"/>
             </w:tabs>
           </w:pPr>
           <w:r>
             <w:rPr>
-              <w:rFonts w:hint="eastAsia" w:ascii="宋体" w:hAnsi="宋体" w:eastAsia="宋体" w:cs="宋体"/>
+              <w:rFonts w:ascii="宋体" w:eastAsia="宋体" w:hAnsi="宋体" w:cs="宋体" w:hint="eastAsia"/>
               <w:szCs w:val="24"/>
             </w:rPr>
             <w:fldChar w:fldCharType="begin"/>
           </w:r>
           <w:r>
             <w:rPr>
-              <w:rFonts w:hint="eastAsia" w:ascii="宋体" w:hAnsi="宋体" w:eastAsia="宋体" w:cs="宋体"/>
+              <w:rFonts w:ascii="宋体" w:eastAsia="宋体" w:hAnsi="宋体" w:cs="宋体" w:hint="eastAsia"/>
               <w:szCs w:val="24"/>
             </w:rPr>
             <w:instrText xml:space="preserve"> HYPERLINK \l _Toc29324 </w:instrText>
           </w:r>
           <w:r>
             <w:rPr>
-              <w:rFonts w:hint="eastAsia" w:ascii="宋体" w:hAnsi="宋体" w:eastAsia="宋体" w:cs="宋体"/>
+              <w:rFonts w:ascii="宋体" w:eastAsia="宋体" w:hAnsi="宋体" w:cs="宋体" w:hint="eastAsia"/>
               <w:szCs w:val="24"/>
             </w:rPr>
             <w:fldChar w:fldCharType="separate"/>
@@ -4080,7 +4021,7 @@
           </w:r>
           <w:r>
             <w:rPr>
-              <w:rFonts w:hint="eastAsia" w:ascii="宋体" w:hAnsi="宋体" w:eastAsia="宋体" w:cs="宋体"/>
+              <w:rFonts w:ascii="宋体" w:eastAsia="宋体" w:hAnsi="宋体" w:cs="宋体" w:hint="eastAsia"/>
               <w:szCs w:val="24"/>
             </w:rPr>
             <w:fldChar w:fldCharType="end"/>
@@ -4102,7 +4043,7 @@
             <w:snapToGrid w:val="0"/>
             <w:textAlignment w:val="baseline"/>
             <w:rPr>
-              <w:rFonts w:hint="eastAsia" w:ascii="宋体" w:hAnsi="宋体" w:eastAsia="宋体" w:cs="宋体"/>
+              <w:rFonts w:ascii="宋体" w:eastAsia="宋体" w:hAnsi="宋体" w:cs="宋体" w:hint="eastAsia"/>
               <w:snapToGrid w:val="0"/>
               <w:color w:val="000000"/>
               <w:kern w:val="0"/>
@@ -4113,7 +4054,7 @@
           </w:pPr>
           <w:r>
             <w:rPr>
-              <w:rFonts w:hint="eastAsia" w:ascii="宋体" w:hAnsi="宋体" w:eastAsia="宋体" w:cs="宋体"/>
+              <w:rFonts w:ascii="宋体" w:eastAsia="宋体" w:hAnsi="宋体" w:cs="宋体" w:hint="eastAsia"/>
               <w:szCs w:val="24"/>
             </w:rPr>
             <w:fldChar w:fldCharType="end"/>
@@ -4123,81 +4064,45 @@
     </w:sdt>
     <w:p>
       <w:pPr>
-        <w:pStyle w:val="28"/>
+        <w:pStyle w:val="1"/>
         <w:bidi w:val="0"/>
         <w:rPr>
           <w:rFonts w:hint="eastAsia"/>
           <w:lang w:val="en-US" w:eastAsia="zh-CN"/>
         </w:rPr>
       </w:pPr>
-      <w:bookmarkStart w:id="2" w:name="_Toc25312"/>
+      <w:bookmarkStart w:id="3" w:name="_Toc25312"/>
       <w:r>
         <w:rPr>
           <w:rFonts w:hint="eastAsia"/>
           <w:lang w:val="en-US" w:eastAsia="zh-CN"/>
         </w:rPr>
         <w:t>总则</w:t>
-      </w:r>
-      <w:bookmarkEnd w:id="2"/>
-    </w:p>
-    <w:p>
-      <w:pPr>
-        <w:pStyle w:val="30"/>
-        <w:bidi w:val="0"/>
-        <w:rPr>
-          <w:rFonts w:hint="eastAsia"/>
-          <w:lang w:val="en-US" w:eastAsia="zh-CN"/>
-        </w:rPr>
-      </w:pPr>
-      <w:bookmarkStart w:id="3" w:name="_Toc1852"/>
-      <w:r>
-        <w:rPr>
-          <w:rFonts w:hint="eastAsia"/>
-          <w:lang w:val="en-US" w:eastAsia="zh-CN"/>
-        </w:rPr>
-        <w:t>目的</w:t>
       </w:r>
       <w:bookmarkEnd w:id="3"/>
     </w:p>
     <w:p>
       <w:pPr>
-        <w:pStyle w:val="29"/>
+        <w:pStyle w:val="2"/>
         <w:bidi w:val="0"/>
         <w:rPr>
           <w:rFonts w:hint="eastAsia"/>
           <w:lang w:val="en-US" w:eastAsia="zh-CN"/>
         </w:rPr>
       </w:pPr>
-      <w:r>
-        <w:rPr>
-          <w:rFonts w:hint="eastAsia"/>
-          <w:lang w:val="en-US" w:eastAsia="zh-CN"/>
-        </w:rPr>
-        <w:t>为规范公司运维服务事件的管理，建立快速响应与高效解决机制，以最小化事件对客户业务的影响，保障服务的连续性与稳定性，提升客户满意度，并为问题管理、知识管理等流程提供有效输入，特制定本制度。</w:t>
-      </w:r>
-    </w:p>
-    <w:p>
-      <w:pPr>
-        <w:pStyle w:val="30"/>
-        <w:bidi w:val="0"/>
-        <w:rPr>
-          <w:rFonts w:hint="eastAsia"/>
-          <w:lang w:val="en-US" w:eastAsia="zh-CN"/>
-        </w:rPr>
-      </w:pPr>
-      <w:bookmarkStart w:id="4" w:name="_Toc4924"/>
-      <w:r>
-        <w:rPr>
-          <w:rFonts w:hint="eastAsia"/>
-          <w:lang w:val="en-US" w:eastAsia="zh-CN"/>
-        </w:rPr>
-        <w:t>适用范围</w:t>
+      <w:bookmarkStart w:id="4" w:name="_Toc1852"/>
+      <w:r>
+        <w:rPr>
+          <w:rFonts w:hint="eastAsia"/>
+          <w:lang w:val="en-US" w:eastAsia="zh-CN"/>
+        </w:rPr>
+        <w:t>目的</w:t>
       </w:r>
       <w:bookmarkEnd w:id="4"/>
     </w:p>
     <w:p>
       <w:pPr>
-        <w:pStyle w:val="29"/>
+        <w:pStyle w:val="a1"/>
         <w:bidi w:val="0"/>
         <w:rPr>
           <w:rFonts w:hint="eastAsia"/>
@@ -4209,31 +4114,31 @@
           <w:rFonts w:hint="eastAsia"/>
           <w:lang w:val="en-US" w:eastAsia="zh-CN"/>
         </w:rPr>
-        <w:t>本制度适用于公司为客户提供运维服务过程中，所有通过服务台、监控系统或其他渠道接收到的服务事件，包括但不限于系统故障、服务请求、信息咨询等。</w:t>
+        <w:t>为规范公司运维服务事件的管理，建立快速响应与高效解决机制，以最小化事件对客户业务的影响，保障服务的连续性与稳定性，提升客户满意度，并为问题管理、知识管理等流程提供有效输入，特制定本制度。</w:t>
       </w:r>
     </w:p>
     <w:p>
       <w:pPr>
-        <w:pStyle w:val="28"/>
+        <w:pStyle w:val="2"/>
         <w:bidi w:val="0"/>
         <w:rPr>
           <w:rFonts w:hint="eastAsia"/>
           <w:lang w:val="en-US" w:eastAsia="zh-CN"/>
         </w:rPr>
       </w:pPr>
-      <w:bookmarkStart w:id="5" w:name="_Toc2098"/>
-      <w:r>
-        <w:rPr>
-          <w:rFonts w:hint="eastAsia"/>
-          <w:lang w:val="en-US" w:eastAsia="zh-CN"/>
-        </w:rPr>
-        <w:t>术语与定义</w:t>
+      <w:bookmarkStart w:id="5" w:name="_Toc4924"/>
+      <w:r>
+        <w:rPr>
+          <w:rFonts w:hint="eastAsia"/>
+          <w:lang w:val="en-US" w:eastAsia="zh-CN"/>
+        </w:rPr>
+        <w:t>适用范围</w:t>
       </w:r>
       <w:bookmarkEnd w:id="5"/>
     </w:p>
     <w:p>
       <w:pPr>
-        <w:pStyle w:val="29"/>
+        <w:pStyle w:val="a1"/>
         <w:bidi w:val="0"/>
         <w:rPr>
           <w:rFonts w:hint="eastAsia"/>
@@ -4245,239 +4150,154 @@
           <w:rFonts w:hint="eastAsia"/>
           <w:lang w:val="en-US" w:eastAsia="zh-CN"/>
         </w:rPr>
-        <w:t>事件：在服务合同范围内，任何导致或可能导致客户软件系统服务中断、服务质量下降或影响用户正常使用的非计划性情形，包括故障申告、服务请求、咨询等。</w:t>
+        <w:t>本制度适用于公司为客户提供运维服务过程中，所有通过服务台、监控系统或其他渠道接收到的服务事件，包括但不限于系统故障、服务请求、信息咨询等。</w:t>
       </w:r>
     </w:p>
     <w:p>
       <w:pPr>
-        <w:pStyle w:val="29"/>
+        <w:pStyle w:val="1"/>
         <w:bidi w:val="0"/>
         <w:rPr>
           <w:rFonts w:hint="eastAsia"/>
           <w:lang w:val="en-US" w:eastAsia="zh-CN"/>
         </w:rPr>
       </w:pPr>
-      <w:r>
-        <w:rPr>
-          <w:rFonts w:hint="eastAsia"/>
-          <w:lang w:val="en-US" w:eastAsia="zh-CN"/>
-        </w:rPr>
-        <w:t>事件管理：通过一系列标准化活动，对事件进行记录、分类、优先级排序、诊断、升级、解决、关闭和回顾，旨在尽快恢复服务，减少对业务的干扰。</w:t>
-      </w:r>
-    </w:p>
-    <w:p>
-      <w:pPr>
-        <w:pStyle w:val="29"/>
-        <w:bidi w:val="0"/>
-        <w:rPr>
-          <w:rFonts w:hint="eastAsia"/>
-          <w:lang w:val="en-US" w:eastAsia="zh-CN"/>
-        </w:rPr>
-      </w:pPr>
-      <w:r>
-        <w:rPr>
-          <w:rFonts w:hint="eastAsia"/>
-          <w:lang w:val="en-US" w:eastAsia="zh-CN"/>
-        </w:rPr>
-        <w:t>服务请求：客户提出的标准、低风险、预先定义的请求，如信息查询、账户重置、软件安装（标准版）等。</w:t>
-      </w:r>
-    </w:p>
-    <w:p>
-      <w:pPr>
-        <w:pStyle w:val="29"/>
-        <w:bidi w:val="0"/>
-        <w:rPr>
-          <w:rFonts w:hint="eastAsia"/>
-          <w:lang w:val="en-US" w:eastAsia="zh-CN"/>
-        </w:rPr>
-      </w:pPr>
-      <w:r>
-        <w:rPr>
-          <w:rFonts w:hint="eastAsia"/>
-          <w:lang w:val="en-US" w:eastAsia="zh-CN"/>
-        </w:rPr>
-        <w:t>事件升级：当事件在规定时限内无法解决或需要更高级别资源介入时，将事件移交至更高权限人员或团队的过程。</w:t>
-      </w:r>
-    </w:p>
-    <w:p>
-      <w:pPr>
-        <w:pStyle w:val="29"/>
-        <w:bidi w:val="0"/>
-        <w:rPr>
-          <w:rFonts w:hint="eastAsia"/>
-          <w:lang w:val="en-US" w:eastAsia="zh-CN"/>
-        </w:rPr>
-      </w:pPr>
-      <w:r>
-        <w:rPr>
-          <w:rFonts w:hint="eastAsia"/>
-          <w:lang w:val="en-US" w:eastAsia="zh-CN"/>
-        </w:rPr>
-        <w:t>重复事件：在相同或相似环境下，由同一根本原因引发的、具有相同症状的多次事件。</w:t>
-      </w:r>
-    </w:p>
-    <w:p>
-      <w:pPr>
-        <w:pStyle w:val="28"/>
-        <w:bidi w:val="0"/>
-        <w:rPr>
-          <w:rFonts w:hint="eastAsia"/>
-          <w:lang w:val="en-US" w:eastAsia="zh-CN"/>
-        </w:rPr>
-      </w:pPr>
-      <w:bookmarkStart w:id="6" w:name="_Toc4575"/>
-      <w:r>
-        <w:rPr>
-          <w:rFonts w:hint="eastAsia"/>
-          <w:lang w:val="en-US" w:eastAsia="zh-CN"/>
-        </w:rPr>
-        <w:t>角色与职责</w:t>
+      <w:bookmarkStart w:id="6" w:name="_Toc2098"/>
+      <w:r>
+        <w:rPr>
+          <w:rFonts w:hint="eastAsia"/>
+          <w:lang w:val="en-US" w:eastAsia="zh-CN"/>
+        </w:rPr>
+        <w:t>术语与定义</w:t>
       </w:r>
       <w:bookmarkEnd w:id="6"/>
     </w:p>
     <w:p>
       <w:pPr>
-        <w:pStyle w:val="30"/>
+        <w:pStyle w:val="a1"/>
         <w:bidi w:val="0"/>
         <w:rPr>
           <w:rFonts w:hint="eastAsia"/>
           <w:lang w:val="en-US" w:eastAsia="zh-CN"/>
         </w:rPr>
       </w:pPr>
-      <w:bookmarkStart w:id="7" w:name="_Toc24799"/>
-      <w:r>
-        <w:rPr>
-          <w:rFonts w:hint="eastAsia"/>
-          <w:lang w:val="en-US" w:eastAsia="zh-CN"/>
-        </w:rPr>
-        <w:t>事件经理</w:t>
+      <w:r>
+        <w:rPr>
+          <w:rFonts w:hint="eastAsia"/>
+          <w:lang w:val="en-US" w:eastAsia="zh-CN"/>
+        </w:rPr>
+        <w:t>事件：在服务合同范围内，任何导致或可能导致客户软件系统服务中断、服务质量下降或影响用户正常使用的非计划性情形，包括故障申告、服务请求、咨询等。</w:t>
+      </w:r>
+    </w:p>
+    <w:p>
+      <w:pPr>
+        <w:pStyle w:val="a1"/>
+        <w:bidi w:val="0"/>
+        <w:rPr>
+          <w:rFonts w:hint="eastAsia"/>
+          <w:lang w:val="en-US" w:eastAsia="zh-CN"/>
+        </w:rPr>
+      </w:pPr>
+      <w:r>
+        <w:rPr>
+          <w:rFonts w:hint="eastAsia"/>
+          <w:lang w:val="en-US" w:eastAsia="zh-CN"/>
+        </w:rPr>
+        <w:t>事件管理：通过一系列标准化活动，对事件进行记录、分类、优先级排序、诊断、升级、解决、关闭和回顾，旨在尽快恢复服务，减少对业务的干扰。</w:t>
+      </w:r>
+    </w:p>
+    <w:p>
+      <w:pPr>
+        <w:pStyle w:val="a1"/>
+        <w:bidi w:val="0"/>
+        <w:rPr>
+          <w:rFonts w:hint="eastAsia"/>
+          <w:lang w:val="en-US" w:eastAsia="zh-CN"/>
+        </w:rPr>
+      </w:pPr>
+      <w:r>
+        <w:rPr>
+          <w:rFonts w:hint="eastAsia"/>
+          <w:lang w:val="en-US" w:eastAsia="zh-CN"/>
+        </w:rPr>
+        <w:t>服务请求：客户提出的标准、低风险、预先定义的请求，如信息查询、账户重置、软件安装（标准版）等。</w:t>
+      </w:r>
+    </w:p>
+    <w:p>
+      <w:pPr>
+        <w:pStyle w:val="a1"/>
+        <w:bidi w:val="0"/>
+        <w:rPr>
+          <w:rFonts w:hint="eastAsia"/>
+          <w:lang w:val="en-US" w:eastAsia="zh-CN"/>
+        </w:rPr>
+      </w:pPr>
+      <w:r>
+        <w:rPr>
+          <w:rFonts w:hint="eastAsia"/>
+          <w:lang w:val="en-US" w:eastAsia="zh-CN"/>
+        </w:rPr>
+        <w:t>事件升级：当事件在规定时限内无法解决或需要更高级别资源介入时，将事件移交至更高权限人员或团队的过程。</w:t>
+      </w:r>
+    </w:p>
+    <w:p>
+      <w:pPr>
+        <w:pStyle w:val="a1"/>
+        <w:bidi w:val="0"/>
+        <w:rPr>
+          <w:rFonts w:hint="eastAsia"/>
+          <w:lang w:val="en-US" w:eastAsia="zh-CN"/>
+        </w:rPr>
+      </w:pPr>
+      <w:r>
+        <w:rPr>
+          <w:rFonts w:hint="eastAsia"/>
+          <w:lang w:val="en-US" w:eastAsia="zh-CN"/>
+        </w:rPr>
+        <w:t>重复事件：在相同或相似环境下，由同一根本原因引发的、具有相同症状的多次事件。</w:t>
+      </w:r>
+    </w:p>
+    <w:p>
+      <w:pPr>
+        <w:pStyle w:val="1"/>
+        <w:bidi w:val="0"/>
+        <w:rPr>
+          <w:rFonts w:hint="eastAsia"/>
+          <w:lang w:val="en-US" w:eastAsia="zh-CN"/>
+        </w:rPr>
+      </w:pPr>
+      <w:bookmarkStart w:id="7" w:name="_Toc4575"/>
+      <w:r>
+        <w:rPr>
+          <w:rFonts w:hint="eastAsia"/>
+          <w:lang w:val="en-US" w:eastAsia="zh-CN"/>
+        </w:rPr>
+        <w:t>角色与职责</w:t>
       </w:r>
       <w:bookmarkEnd w:id="7"/>
     </w:p>
     <w:p>
       <w:pPr>
-        <w:pStyle w:val="29"/>
+        <w:pStyle w:val="2"/>
         <w:bidi w:val="0"/>
         <w:rPr>
           <w:rFonts w:hint="eastAsia"/>
           <w:lang w:val="en-US" w:eastAsia="zh-CN"/>
         </w:rPr>
       </w:pPr>
-      <w:r>
-        <w:rPr>
-          <w:rFonts w:hint="eastAsia"/>
-          <w:lang w:val="en-US" w:eastAsia="zh-CN"/>
-        </w:rPr>
-        <w:t>由运维部经理担任，负责：</w:t>
-      </w:r>
-    </w:p>
-    <w:p>
-      <w:pPr>
-        <w:pStyle w:val="29"/>
-        <w:bidi w:val="0"/>
-        <w:rPr>
-          <w:rFonts w:hint="eastAsia"/>
-          <w:lang w:val="en-US" w:eastAsia="zh-CN"/>
-        </w:rPr>
-      </w:pPr>
-      <w:r>
-        <w:rPr>
-          <w:rFonts w:hint="eastAsia"/>
-          <w:lang w:val="en-US" w:eastAsia="zh-CN"/>
-        </w:rPr>
-        <w:t>监督整体事件管理流程的效率与效果，确保客户满意度。</w:t>
-      </w:r>
-    </w:p>
-    <w:p>
-      <w:pPr>
-        <w:pStyle w:val="29"/>
-        <w:bidi w:val="0"/>
-        <w:rPr>
-          <w:rFonts w:hint="eastAsia"/>
-          <w:lang w:val="en-US" w:eastAsia="zh-CN"/>
-        </w:rPr>
-      </w:pPr>
-      <w:r>
-        <w:rPr>
-          <w:rFonts w:hint="eastAsia"/>
-          <w:lang w:val="en-US" w:eastAsia="zh-CN"/>
-        </w:rPr>
-        <w:t>审批重大事件的应急与处理方案，协调跨部门资源。</w:t>
-      </w:r>
-    </w:p>
-    <w:p>
-      <w:pPr>
-        <w:pStyle w:val="29"/>
-        <w:bidi w:val="0"/>
-        <w:rPr>
-          <w:rFonts w:hint="eastAsia"/>
-          <w:lang w:val="en-US" w:eastAsia="zh-CN"/>
-        </w:rPr>
-      </w:pPr>
-      <w:r>
-        <w:rPr>
-          <w:rFonts w:hint="eastAsia"/>
-          <w:lang w:val="en-US" w:eastAsia="zh-CN"/>
-        </w:rPr>
-        <w:t>监控事件处理进度，对即将超时或重大事件进行强制升级与协调。</w:t>
-      </w:r>
-    </w:p>
-    <w:p>
-      <w:pPr>
-        <w:pStyle w:val="29"/>
-        <w:bidi w:val="0"/>
-        <w:rPr>
-          <w:rFonts w:hint="eastAsia"/>
-          <w:lang w:val="en-US" w:eastAsia="zh-CN"/>
-        </w:rPr>
-      </w:pPr>
-      <w:r>
-        <w:rPr>
-          <w:rFonts w:hint="eastAsia"/>
-          <w:lang w:val="en-US" w:eastAsia="zh-CN"/>
-        </w:rPr>
-        <w:t>定期分析事件数据，识别趋势，为服务改进提供决策依据。</w:t>
-      </w:r>
-    </w:p>
-    <w:p>
-      <w:pPr>
-        <w:pStyle w:val="29"/>
-        <w:bidi w:val="0"/>
-        <w:rPr>
-          <w:rFonts w:hint="eastAsia"/>
-          <w:lang w:val="en-US" w:eastAsia="zh-CN"/>
-        </w:rPr>
-      </w:pPr>
-      <w:r>
-        <w:rPr>
-          <w:rFonts w:hint="eastAsia"/>
-          <w:lang w:val="en-US" w:eastAsia="zh-CN"/>
-        </w:rPr>
-        <w:t>确保事件管理与问题、变更等流程的有效衔接。</w:t>
-      </w:r>
-    </w:p>
-    <w:p>
-      <w:pPr>
-        <w:pStyle w:val="30"/>
-        <w:bidi w:val="0"/>
-        <w:rPr>
-          <w:rFonts w:hint="eastAsia"/>
-          <w:lang w:val="en-US" w:eastAsia="zh-CN"/>
-        </w:rPr>
-      </w:pPr>
-      <w:bookmarkStart w:id="8" w:name="_Toc32442"/>
-      <w:r>
-        <w:rPr>
-          <w:rFonts w:hint="eastAsia"/>
-          <w:lang w:val="en-US" w:eastAsia="zh-CN"/>
-        </w:rPr>
-        <w:t>服务台专员</w:t>
+      <w:bookmarkStart w:id="8" w:name="_Toc24799"/>
+      <w:r>
+        <w:rPr>
+          <w:rFonts w:hint="eastAsia"/>
+          <w:lang w:val="en-US" w:eastAsia="zh-CN"/>
+        </w:rPr>
+        <w:t>事件经理</w:t>
       </w:r>
       <w:bookmarkEnd w:id="8"/>
     </w:p>
     <w:p>
       <w:pPr>
-        <w:pStyle w:val="29"/>
+        <w:pStyle w:val="a1"/>
         <w:bidi w:val="0"/>
         <w:rPr>
           <w:rFonts w:hint="eastAsia"/>
@@ -4489,12 +4309,12 @@
           <w:rFonts w:hint="eastAsia"/>
           <w:lang w:val="en-US" w:eastAsia="zh-CN"/>
         </w:rPr>
-        <w:t>作为事件的统一接入点，负责：</w:t>
+        <w:t>由运维部经理担任，负责：</w:t>
       </w:r>
     </w:p>
     <w:p>
       <w:pPr>
-        <w:pStyle w:val="29"/>
+        <w:pStyle w:val="a1"/>
         <w:bidi w:val="0"/>
         <w:rPr>
           <w:rFonts w:hint="eastAsia"/>
@@ -4506,12 +4326,12 @@
           <w:rFonts w:hint="eastAsia"/>
           <w:lang w:val="en-US" w:eastAsia="zh-CN"/>
         </w:rPr>
-        <w:t>接听客户电话、接收邮件/工单，事件记录率达到100%。</w:t>
+        <w:t>监督整体事件管理流程的效率与效果，确保客户满意度。</w:t>
       </w:r>
     </w:p>
     <w:p>
       <w:pPr>
-        <w:pStyle w:val="29"/>
+        <w:pStyle w:val="a1"/>
         <w:bidi w:val="0"/>
         <w:rPr>
           <w:rFonts w:hint="eastAsia"/>
@@ -4523,12 +4343,12 @@
           <w:rFonts w:hint="eastAsia"/>
           <w:lang w:val="en-US" w:eastAsia="zh-CN"/>
         </w:rPr>
-        <w:t>对事件进行初步分类、优先级判定并分派。</w:t>
+        <w:t>审批重大事件的应急与处理方案，协调跨部门资源。</w:t>
       </w:r>
     </w:p>
     <w:p>
       <w:pPr>
-        <w:pStyle w:val="29"/>
+        <w:pStyle w:val="a1"/>
         <w:bidi w:val="0"/>
         <w:rPr>
           <w:rFonts w:hint="eastAsia"/>
@@ -4540,12 +4360,12 @@
           <w:rFonts w:hint="eastAsia"/>
           <w:lang w:val="en-US" w:eastAsia="zh-CN"/>
         </w:rPr>
-        <w:t>处理简单的咨询类或可通过知识库直接解决的服务请求。</w:t>
+        <w:t>监控事件处理进度，对即将超时或重大事件进行强制升级与协调。</w:t>
       </w:r>
     </w:p>
     <w:p>
       <w:pPr>
-        <w:pStyle w:val="29"/>
+        <w:pStyle w:val="a1"/>
         <w:bidi w:val="0"/>
         <w:rPr>
           <w:rFonts w:hint="eastAsia"/>
@@ -4557,12 +4377,12 @@
           <w:rFonts w:hint="eastAsia"/>
           <w:lang w:val="en-US" w:eastAsia="zh-CN"/>
         </w:rPr>
-        <w:t>跟踪事件状态，及时向客户沟通进展。</w:t>
+        <w:t>定期分析事件数据，识别趋势，为服务改进提供决策依据。</w:t>
       </w:r>
     </w:p>
     <w:p>
       <w:pPr>
-        <w:pStyle w:val="29"/>
+        <w:pStyle w:val="a1"/>
         <w:bidi w:val="0"/>
         <w:rPr>
           <w:rFonts w:hint="eastAsia"/>
@@ -4574,31 +4394,31 @@
           <w:rFonts w:hint="eastAsia"/>
           <w:lang w:val="en-US" w:eastAsia="zh-CN"/>
         </w:rPr>
-        <w:t>在事件解决后回访客户，确认关闭并获得满意度反馈。</w:t>
+        <w:t>确保事件管理与问题、变更等流程的有效衔接。</w:t>
       </w:r>
     </w:p>
     <w:p>
       <w:pPr>
-        <w:pStyle w:val="30"/>
+        <w:pStyle w:val="2"/>
         <w:bidi w:val="0"/>
         <w:rPr>
           <w:rFonts w:hint="eastAsia"/>
           <w:lang w:val="en-US" w:eastAsia="zh-CN"/>
         </w:rPr>
       </w:pPr>
-      <w:bookmarkStart w:id="9" w:name="_Toc22472"/>
-      <w:r>
-        <w:rPr>
-          <w:rFonts w:hint="eastAsia"/>
-          <w:lang w:val="en-US" w:eastAsia="zh-CN"/>
-        </w:rPr>
-        <w:t>运维工程师</w:t>
+      <w:bookmarkStart w:id="9" w:name="_Toc32442"/>
+      <w:r>
+        <w:rPr>
+          <w:rFonts w:hint="eastAsia"/>
+          <w:lang w:val="en-US" w:eastAsia="zh-CN"/>
+        </w:rPr>
+        <w:t>服务台专员</w:t>
       </w:r>
       <w:bookmarkEnd w:id="9"/>
     </w:p>
     <w:p>
       <w:pPr>
-        <w:pStyle w:val="29"/>
+        <w:pStyle w:val="a1"/>
         <w:bidi w:val="0"/>
         <w:rPr>
           <w:rFonts w:hint="eastAsia"/>
@@ -4610,12 +4430,12 @@
           <w:rFonts w:hint="eastAsia"/>
           <w:lang w:val="en-US" w:eastAsia="zh-CN"/>
         </w:rPr>
-        <w:t>负责：</w:t>
+        <w:t>作为事件的统一接入点，负责：</w:t>
       </w:r>
     </w:p>
     <w:p>
       <w:pPr>
-        <w:pStyle w:val="29"/>
+        <w:pStyle w:val="a1"/>
         <w:bidi w:val="0"/>
         <w:rPr>
           <w:rFonts w:hint="eastAsia"/>
@@ -4627,12 +4447,12 @@
           <w:rFonts w:hint="eastAsia"/>
           <w:lang w:val="en-US" w:eastAsia="zh-CN"/>
         </w:rPr>
-        <w:t>接收并处理服务台分派的专业技术事件。</w:t>
+        <w:t>接听客户电话、接收邮件/工单，事件记录率达到100%。</w:t>
       </w:r>
     </w:p>
     <w:p>
       <w:pPr>
-        <w:pStyle w:val="29"/>
+        <w:pStyle w:val="a1"/>
         <w:bidi w:val="0"/>
         <w:rPr>
           <w:rFonts w:hint="eastAsia"/>
@@ -4644,12 +4464,12 @@
           <w:rFonts w:hint="eastAsia"/>
           <w:lang w:val="en-US" w:eastAsia="zh-CN"/>
         </w:rPr>
-        <w:t>在规定时限内诊断并解决事件，详细记录解决方案与过程。</w:t>
+        <w:t>对事件进行初步分类、优先级判定并分派。</w:t>
       </w:r>
     </w:p>
     <w:p>
       <w:pPr>
-        <w:pStyle w:val="29"/>
+        <w:pStyle w:val="a1"/>
         <w:bidi w:val="0"/>
         <w:rPr>
           <w:rFonts w:hint="eastAsia"/>
@@ -4661,12 +4481,12 @@
           <w:rFonts w:hint="eastAsia"/>
           <w:lang w:val="en-US" w:eastAsia="zh-CN"/>
         </w:rPr>
-        <w:t>对于无法独立解决的事件，按流程及时升级至运维项目经理或更高技术专家。</w:t>
+        <w:t>处理简单的咨询类或可通过知识库直接解决的服务请求。</w:t>
       </w:r>
     </w:p>
     <w:p>
       <w:pPr>
-        <w:pStyle w:val="29"/>
+        <w:pStyle w:val="a1"/>
         <w:bidi w:val="0"/>
         <w:rPr>
           <w:rFonts w:hint="eastAsia"/>
@@ -4678,31 +4498,48 @@
           <w:rFonts w:hint="eastAsia"/>
           <w:lang w:val="en-US" w:eastAsia="zh-CN"/>
         </w:rPr>
-        <w:t>将典型解决方案整理提交至知识库。</w:t>
+        <w:t>跟踪事件状态，及时向客户沟通进展。</w:t>
       </w:r>
     </w:p>
     <w:p>
       <w:pPr>
-        <w:pStyle w:val="30"/>
+        <w:pStyle w:val="a1"/>
         <w:bidi w:val="0"/>
         <w:rPr>
           <w:rFonts w:hint="eastAsia"/>
           <w:lang w:val="en-US" w:eastAsia="zh-CN"/>
         </w:rPr>
       </w:pPr>
-      <w:bookmarkStart w:id="10" w:name="_Toc31538"/>
-      <w:r>
-        <w:rPr>
-          <w:rFonts w:hint="eastAsia"/>
-          <w:lang w:val="en-US" w:eastAsia="zh-CN"/>
-        </w:rPr>
-        <w:t>运维项目经理</w:t>
+      <w:r>
+        <w:rPr>
+          <w:rFonts w:hint="eastAsia"/>
+          <w:lang w:val="en-US" w:eastAsia="zh-CN"/>
+        </w:rPr>
+        <w:t>在事件解决后回访客户，确认关闭并获得满意度反馈。</w:t>
+      </w:r>
+    </w:p>
+    <w:p>
+      <w:pPr>
+        <w:pStyle w:val="2"/>
+        <w:bidi w:val="0"/>
+        <w:rPr>
+          <w:rFonts w:hint="eastAsia"/>
+          <w:lang w:val="en-US" w:eastAsia="zh-CN"/>
+        </w:rPr>
+      </w:pPr>
+      <w:bookmarkStart w:id="10" w:name="_Toc22472"/>
+      <w:r>
+        <w:rPr>
+          <w:rFonts w:hint="eastAsia"/>
+          <w:lang w:val="en-US" w:eastAsia="zh-CN"/>
+        </w:rPr>
+        <w:t>运维工程师</w:t>
       </w:r>
       <w:bookmarkEnd w:id="10"/>
     </w:p>
     <w:p>
       <w:pPr>
-        <w:pStyle w:val="29"/>
+        <w:pStyle w:val="a1"/>
         <w:bidi w:val="0"/>
         <w:rPr>
           <w:rFonts w:hint="eastAsia"/>
@@ -4719,7 +4556,7 @@
     </w:p>
     <w:p>
       <w:pPr>
-        <w:pStyle w:val="29"/>
+        <w:pStyle w:val="a1"/>
         <w:bidi w:val="0"/>
         <w:rPr>
           <w:rFonts w:hint="eastAsia"/>
@@ -4731,12 +4568,12 @@
           <w:rFonts w:hint="eastAsia"/>
           <w:lang w:val="en-US" w:eastAsia="zh-CN"/>
         </w:rPr>
-        <w:t>处理运维工程师升级的复杂事件，组织技术分析与攻关。</w:t>
+        <w:t>接收并处理服务台分派的专业技术事件。</w:t>
       </w:r>
     </w:p>
     <w:p>
       <w:pPr>
-        <w:pStyle w:val="29"/>
+        <w:pStyle w:val="a1"/>
         <w:bidi w:val="0"/>
         <w:rPr>
           <w:rFonts w:hint="eastAsia"/>
@@ -4748,12 +4585,12 @@
           <w:rFonts w:hint="eastAsia"/>
           <w:lang w:val="en-US" w:eastAsia="zh-CN"/>
         </w:rPr>
-        <w:t>作为与客户沟通的技术接口人，对重大事件进行解释与方案汇报。</w:t>
+        <w:t>在规定时限内诊断并解决事件，详细记录解决方案与过程。</w:t>
       </w:r>
     </w:p>
     <w:p>
       <w:pPr>
-        <w:pStyle w:val="29"/>
+        <w:pStyle w:val="a1"/>
         <w:bidi w:val="0"/>
         <w:rPr>
           <w:rFonts w:hint="eastAsia"/>
@@ -4765,12 +4602,12 @@
           <w:rFonts w:hint="eastAsia"/>
           <w:lang w:val="en-US" w:eastAsia="zh-CN"/>
         </w:rPr>
-        <w:t>协调研发部、质量管理部等内部资源，推动事件解决。</w:t>
+        <w:t>对于无法独立解决的事件，按流程及时升级至运维项目经理或更高技术专家。</w:t>
       </w:r>
     </w:p>
     <w:p>
       <w:pPr>
-        <w:pStyle w:val="29"/>
+        <w:pStyle w:val="a1"/>
         <w:bidi w:val="0"/>
         <w:rPr>
           <w:rFonts w:hint="eastAsia"/>
@@ -4782,120 +4619,154 @@
           <w:rFonts w:hint="eastAsia"/>
           <w:lang w:val="en-US" w:eastAsia="zh-CN"/>
         </w:rPr>
-        <w:t>判断事件是否需要转化为问题或触发变更流程，并负责跟进。</w:t>
+        <w:t>将典型解决方案整理提交至知识库。</w:t>
       </w:r>
     </w:p>
     <w:p>
       <w:pPr>
-        <w:pStyle w:val="28"/>
+        <w:pStyle w:val="2"/>
         <w:bidi w:val="0"/>
         <w:rPr>
           <w:rFonts w:hint="eastAsia"/>
           <w:lang w:val="en-US" w:eastAsia="zh-CN"/>
         </w:rPr>
       </w:pPr>
-      <w:bookmarkStart w:id="11" w:name="_Toc29162"/>
-      <w:r>
-        <w:rPr>
-          <w:rFonts w:hint="eastAsia"/>
-          <w:lang w:val="en-US" w:eastAsia="zh-CN"/>
-        </w:rPr>
-        <w:t>管理原则</w:t>
+      <w:bookmarkStart w:id="11" w:name="_Toc31538"/>
+      <w:r>
+        <w:rPr>
+          <w:rFonts w:hint="eastAsia"/>
+          <w:lang w:val="en-US" w:eastAsia="zh-CN"/>
+        </w:rPr>
+        <w:t>运维项目经理</w:t>
       </w:r>
       <w:bookmarkEnd w:id="11"/>
     </w:p>
     <w:p>
       <w:pPr>
-        <w:pStyle w:val="30"/>
+        <w:pStyle w:val="a1"/>
         <w:bidi w:val="0"/>
         <w:rPr>
           <w:rFonts w:hint="eastAsia"/>
           <w:lang w:val="en-US" w:eastAsia="zh-CN"/>
         </w:rPr>
       </w:pPr>
-      <w:bookmarkStart w:id="12" w:name="_Toc25808"/>
-      <w:r>
-        <w:rPr>
-          <w:rFonts w:hint="eastAsia"/>
-          <w:lang w:val="en-US" w:eastAsia="zh-CN"/>
-        </w:rPr>
-        <w:t>事件关闭原则</w:t>
+      <w:r>
+        <w:rPr>
+          <w:rFonts w:hint="eastAsia"/>
+          <w:lang w:val="en-US" w:eastAsia="zh-CN"/>
+        </w:rPr>
+        <w:t>负责：</w:t>
+      </w:r>
+    </w:p>
+    <w:p>
+      <w:pPr>
+        <w:pStyle w:val="a1"/>
+        <w:bidi w:val="0"/>
+        <w:rPr>
+          <w:rFonts w:hint="eastAsia"/>
+          <w:lang w:val="en-US" w:eastAsia="zh-CN"/>
+        </w:rPr>
+      </w:pPr>
+      <w:r>
+        <w:rPr>
+          <w:rFonts w:hint="eastAsia"/>
+          <w:lang w:val="en-US" w:eastAsia="zh-CN"/>
+        </w:rPr>
+        <w:t>处理运维工程师升级的复杂事件，组织技术分析与攻关。</w:t>
+      </w:r>
+    </w:p>
+    <w:p>
+      <w:pPr>
+        <w:pStyle w:val="a1"/>
+        <w:bidi w:val="0"/>
+        <w:rPr>
+          <w:rFonts w:hint="eastAsia"/>
+          <w:lang w:val="en-US" w:eastAsia="zh-CN"/>
+        </w:rPr>
+      </w:pPr>
+      <w:r>
+        <w:rPr>
+          <w:rFonts w:hint="eastAsia"/>
+          <w:lang w:val="en-US" w:eastAsia="zh-CN"/>
+        </w:rPr>
+        <w:t>作为与客户沟通的技术接口人，对重大事件进行解释与方案汇报。</w:t>
+      </w:r>
+    </w:p>
+    <w:p>
+      <w:pPr>
+        <w:pStyle w:val="a1"/>
+        <w:bidi w:val="0"/>
+        <w:rPr>
+          <w:rFonts w:hint="eastAsia"/>
+          <w:lang w:val="en-US" w:eastAsia="zh-CN"/>
+        </w:rPr>
+      </w:pPr>
+      <w:r>
+        <w:rPr>
+          <w:rFonts w:hint="eastAsia"/>
+          <w:lang w:val="en-US" w:eastAsia="zh-CN"/>
+        </w:rPr>
+        <w:t>协调研发部、质量管理部等内部资源，推动事件解决。</w:t>
+      </w:r>
+    </w:p>
+    <w:p>
+      <w:pPr>
+        <w:pStyle w:val="a1"/>
+        <w:bidi w:val="0"/>
+        <w:rPr>
+          <w:rFonts w:hint="eastAsia"/>
+          <w:lang w:val="en-US" w:eastAsia="zh-CN"/>
+        </w:rPr>
+      </w:pPr>
+      <w:r>
+        <w:rPr>
+          <w:rFonts w:hint="eastAsia"/>
+          <w:lang w:val="en-US" w:eastAsia="zh-CN"/>
+        </w:rPr>
+        <w:t>判断事件是否需要转化为问题或触发变更流程，并负责跟进。</w:t>
+      </w:r>
+    </w:p>
+    <w:p>
+      <w:pPr>
+        <w:pStyle w:val="1"/>
+        <w:bidi w:val="0"/>
+        <w:rPr>
+          <w:rFonts w:hint="eastAsia"/>
+          <w:lang w:val="en-US" w:eastAsia="zh-CN"/>
+        </w:rPr>
+      </w:pPr>
+      <w:bookmarkStart w:id="12" w:name="_Toc29162"/>
+      <w:r>
+        <w:rPr>
+          <w:rFonts w:hint="eastAsia"/>
+          <w:lang w:val="en-US" w:eastAsia="zh-CN"/>
+        </w:rPr>
+        <w:t>管理原则</w:t>
       </w:r>
       <w:bookmarkEnd w:id="12"/>
     </w:p>
     <w:p>
       <w:pPr>
-        <w:pStyle w:val="29"/>
+        <w:pStyle w:val="2"/>
         <w:bidi w:val="0"/>
         <w:rPr>
           <w:rFonts w:hint="eastAsia"/>
           <w:lang w:val="en-US" w:eastAsia="zh-CN"/>
         </w:rPr>
       </w:pPr>
-      <w:r>
-        <w:rPr>
-          <w:rFonts w:hint="eastAsia"/>
-          <w:lang w:val="en-US" w:eastAsia="zh-CN"/>
-        </w:rPr>
-        <w:t>所有由客户申告的事件，关闭前必须获得客户确认。</w:t>
-      </w:r>
-    </w:p>
-    <w:p>
-      <w:pPr>
-        <w:pStyle w:val="29"/>
-        <w:bidi w:val="0"/>
-        <w:rPr>
-          <w:rFonts w:hint="eastAsia"/>
-          <w:lang w:val="en-US" w:eastAsia="zh-CN"/>
-        </w:rPr>
-      </w:pPr>
-      <w:r>
-        <w:rPr>
-          <w:rFonts w:hint="eastAsia"/>
-          <w:lang w:val="en-US" w:eastAsia="zh-CN"/>
-        </w:rPr>
-        <w:t>已关闭的事件单原则上不允许重开。若同一事件复发，应创建新事件单并关联历史记录。</w:t>
-      </w:r>
-    </w:p>
-    <w:p>
-      <w:pPr>
-        <w:pStyle w:val="29"/>
-        <w:bidi w:val="0"/>
-        <w:rPr>
-          <w:rFonts w:hint="eastAsia"/>
-          <w:lang w:val="en-US" w:eastAsia="zh-CN"/>
-        </w:rPr>
-      </w:pPr>
-      <w:r>
-        <w:rPr>
-          <w:rFonts w:hint="eastAsia"/>
-          <w:lang w:val="en-US" w:eastAsia="zh-CN"/>
-        </w:rPr>
-        <w:t>若采取临时措施恢复服务，事件状态应为“处理中”；待根本性解决方案实施并经客户确认后，方可“关闭”。</w:t>
-      </w:r>
-    </w:p>
-    <w:p>
-      <w:pPr>
-        <w:pStyle w:val="30"/>
-        <w:bidi w:val="0"/>
-        <w:rPr>
-          <w:rFonts w:hint="eastAsia"/>
-          <w:lang w:val="en-US" w:eastAsia="zh-CN"/>
-        </w:rPr>
-      </w:pPr>
-      <w:bookmarkStart w:id="13" w:name="_Toc22815"/>
-      <w:r>
-        <w:rPr>
-          <w:rFonts w:hint="eastAsia"/>
-          <w:lang w:val="en-US" w:eastAsia="zh-CN"/>
-        </w:rPr>
-        <w:t>流程关联原则</w:t>
+      <w:bookmarkStart w:id="13" w:name="_Toc25808"/>
+      <w:r>
+        <w:rPr>
+          <w:rFonts w:hint="eastAsia"/>
+          <w:lang w:val="en-US" w:eastAsia="zh-CN"/>
+        </w:rPr>
+        <w:t>事件关闭原则</w:t>
       </w:r>
       <w:bookmarkEnd w:id="13"/>
     </w:p>
     <w:p>
       <w:pPr>
-        <w:pStyle w:val="29"/>
+        <w:pStyle w:val="a1"/>
         <w:bidi w:val="0"/>
         <w:rPr>
           <w:rFonts w:hint="eastAsia"/>
@@ -4907,12 +4778,12 @@
           <w:rFonts w:hint="eastAsia"/>
           <w:lang w:val="en-US" w:eastAsia="zh-CN"/>
         </w:rPr>
-        <w:t>与问题管理：事件管理旨在快速恢复服务，问题管理旨在查找并根除根本原因。频繁发生或重大事件应触发问题管理流程。</w:t>
+        <w:t>所有由客户申告的事件，关闭前必须获得客户确认。</w:t>
       </w:r>
     </w:p>
     <w:p>
       <w:pPr>
-        <w:pStyle w:val="29"/>
+        <w:pStyle w:val="a1"/>
         <w:bidi w:val="0"/>
         <w:rPr>
           <w:rFonts w:hint="eastAsia"/>
@@ -4924,12 +4795,12 @@
           <w:rFonts w:hint="eastAsia"/>
           <w:lang w:val="en-US" w:eastAsia="zh-CN"/>
         </w:rPr>
-        <w:t>与变更管理：为解决事件而需对生产环境进行的任何修改，必须遵循变更管理流程。</w:t>
+        <w:t>已关闭的事件单原则上不允许重开。若同一事件复发，应创建新事件单并关联历史记录。</w:t>
       </w:r>
     </w:p>
     <w:p>
       <w:pPr>
-        <w:pStyle w:val="29"/>
+        <w:pStyle w:val="a1"/>
         <w:bidi w:val="0"/>
         <w:rPr>
           <w:rFonts w:hint="eastAsia"/>
@@ -4941,103 +4812,120 @@
           <w:rFonts w:hint="eastAsia"/>
           <w:lang w:val="en-US" w:eastAsia="zh-CN"/>
         </w:rPr>
-        <w:t>与配置管理：事件诊断与解决需依赖准确的配置信息；事件解决过程中如发现配置信息不准确，应触发配置项更新。</w:t>
+        <w:t>若采取临时措施恢复服务，事件状态应为“处理中”；待根本性解决方案实施并经客户确认后，方可“关闭”。</w:t>
       </w:r>
     </w:p>
     <w:p>
       <w:pPr>
-        <w:pStyle w:val="28"/>
+        <w:pStyle w:val="2"/>
         <w:bidi w:val="0"/>
         <w:rPr>
           <w:rFonts w:hint="eastAsia"/>
           <w:lang w:val="en-US" w:eastAsia="zh-CN"/>
         </w:rPr>
       </w:pPr>
-      <w:bookmarkStart w:id="14" w:name="_Toc24215"/>
-      <w:r>
-        <w:rPr>
-          <w:rFonts w:hint="eastAsia"/>
-          <w:lang w:val="en-US" w:eastAsia="zh-CN"/>
-        </w:rPr>
-        <w:t>事件管理流程</w:t>
+      <w:bookmarkStart w:id="14" w:name="_Toc22815"/>
+      <w:r>
+        <w:rPr>
+          <w:rFonts w:hint="eastAsia"/>
+          <w:lang w:val="en-US" w:eastAsia="zh-CN"/>
+        </w:rPr>
+        <w:t>流程关联原则</w:t>
       </w:r>
       <w:bookmarkEnd w:id="14"/>
     </w:p>
     <w:p>
       <w:pPr>
-        <w:pStyle w:val="30"/>
+        <w:pStyle w:val="a1"/>
         <w:bidi w:val="0"/>
         <w:rPr>
           <w:rFonts w:hint="eastAsia"/>
           <w:lang w:val="en-US" w:eastAsia="zh-CN"/>
         </w:rPr>
       </w:pPr>
-      <w:bookmarkStart w:id="15" w:name="_Toc2736"/>
-      <w:r>
-        <w:rPr>
-          <w:rFonts w:hint="eastAsia"/>
-          <w:lang w:val="en-US" w:eastAsia="zh-CN"/>
-        </w:rPr>
-        <w:t>流程输入与输出</w:t>
+      <w:r>
+        <w:rPr>
+          <w:rFonts w:hint="eastAsia"/>
+          <w:lang w:val="en-US" w:eastAsia="zh-CN"/>
+        </w:rPr>
+        <w:t>与问题管理：事件管理旨在快速恢复服务，问题管理旨在查找并根除根本原因。频繁发生或重大事件应触发问题管理流程。</w:t>
+      </w:r>
+    </w:p>
+    <w:p>
+      <w:pPr>
+        <w:pStyle w:val="a1"/>
+        <w:bidi w:val="0"/>
+        <w:rPr>
+          <w:rFonts w:hint="eastAsia"/>
+          <w:lang w:val="en-US" w:eastAsia="zh-CN"/>
+        </w:rPr>
+      </w:pPr>
+      <w:r>
+        <w:rPr>
+          <w:rFonts w:hint="eastAsia"/>
+          <w:lang w:val="en-US" w:eastAsia="zh-CN"/>
+        </w:rPr>
+        <w:t>与变更管理：为解决事件而需对生产环境进行的任何修改，必须遵循变更管理流程。</w:t>
+      </w:r>
+    </w:p>
+    <w:p>
+      <w:pPr>
+        <w:pStyle w:val="a1"/>
+        <w:bidi w:val="0"/>
+        <w:rPr>
+          <w:rFonts w:hint="eastAsia"/>
+          <w:lang w:val="en-US" w:eastAsia="zh-CN"/>
+        </w:rPr>
+      </w:pPr>
+      <w:r>
+        <w:rPr>
+          <w:rFonts w:hint="eastAsia"/>
+          <w:lang w:val="en-US" w:eastAsia="zh-CN"/>
+        </w:rPr>
+        <w:t>与配置管理：事件诊断与解决需依赖准确的配置信息；事件解决过程中如发现配置信息不准确，应触发配置项更新。</w:t>
+      </w:r>
+    </w:p>
+    <w:p>
+      <w:pPr>
+        <w:pStyle w:val="1"/>
+        <w:bidi w:val="0"/>
+        <w:rPr>
+          <w:rFonts w:hint="eastAsia"/>
+          <w:lang w:val="en-US" w:eastAsia="zh-CN"/>
+        </w:rPr>
+      </w:pPr>
+      <w:bookmarkStart w:id="15" w:name="_Toc24215"/>
+      <w:r>
+        <w:rPr>
+          <w:rFonts w:hint="eastAsia"/>
+          <w:lang w:val="en-US" w:eastAsia="zh-CN"/>
+        </w:rPr>
+        <w:t>事件管理流程</w:t>
       </w:r>
       <w:bookmarkEnd w:id="15"/>
     </w:p>
     <w:p>
       <w:pPr>
-        <w:pStyle w:val="29"/>
+        <w:pStyle w:val="2"/>
         <w:bidi w:val="0"/>
         <w:rPr>
           <w:rFonts w:hint="eastAsia"/>
           <w:lang w:val="en-US" w:eastAsia="zh-CN"/>
         </w:rPr>
       </w:pPr>
-      <w:r>
-        <w:rPr>
-          <w:rFonts w:hint="eastAsia"/>
-          <w:lang w:val="en-US" w:eastAsia="zh-CN"/>
-        </w:rPr>
-        <w:t>输入：客户故障申告、服务请求、监控告警、服务报告反馈等。</w:t>
-      </w:r>
-    </w:p>
-    <w:p>
-      <w:pPr>
-        <w:pStyle w:val="29"/>
-        <w:bidi w:val="0"/>
-        <w:rPr>
-          <w:rFonts w:hint="eastAsia"/>
-          <w:lang w:val="en-US" w:eastAsia="zh-CN"/>
-        </w:rPr>
-      </w:pPr>
-      <w:r>
-        <w:rPr>
-          <w:rFonts w:hint="eastAsia"/>
-          <w:lang w:val="en-US" w:eastAsia="zh-CN"/>
-        </w:rPr>
-        <w:t>输出：已解决的事件记录、关联的问题记录或变更请求、知识库条目、事件分析报告。</w:t>
-      </w:r>
-    </w:p>
-    <w:p>
-      <w:pPr>
-        <w:pStyle w:val="30"/>
-        <w:bidi w:val="0"/>
-        <w:rPr>
-          <w:rFonts w:hint="eastAsia"/>
-          <w:lang w:val="en-US" w:eastAsia="zh-CN"/>
-        </w:rPr>
-      </w:pPr>
-      <w:bookmarkStart w:id="16" w:name="_Toc26068"/>
-      <w:r>
-        <w:rPr>
-          <w:rFonts w:hint="eastAsia"/>
-          <w:lang w:val="en-US" w:eastAsia="zh-CN"/>
-        </w:rPr>
-        <w:t>流程活动说明</w:t>
+      <w:bookmarkStart w:id="16" w:name="_Toc2736"/>
+      <w:r>
+        <w:rPr>
+          <w:rFonts w:hint="eastAsia"/>
+          <w:lang w:val="en-US" w:eastAsia="zh-CN"/>
+        </w:rPr>
+        <w:t>流程输入与输出</w:t>
       </w:r>
       <w:bookmarkEnd w:id="16"/>
     </w:p>
     <w:p>
       <w:pPr>
-        <w:pStyle w:val="29"/>
+        <w:pStyle w:val="a1"/>
         <w:bidi w:val="0"/>
         <w:rPr>
           <w:rFonts w:hint="eastAsia"/>
@@ -5049,12 +4937,12 @@
           <w:rFonts w:hint="eastAsia"/>
           <w:lang w:val="en-US" w:eastAsia="zh-CN"/>
         </w:rPr>
-        <w:t>事件受理与记录：服务台专员统一受理，在运维管理平台创建事件工单，记录详细信息。</w:t>
+        <w:t>输入：客户故障申告、服务请求、监控告警、服务报告反馈等。</w:t>
       </w:r>
     </w:p>
     <w:p>
       <w:pPr>
-        <w:pStyle w:val="29"/>
+        <w:pStyle w:val="a1"/>
         <w:bidi w:val="0"/>
         <w:rPr>
           <w:rFonts w:hint="eastAsia"/>
@@ -5066,116 +4954,31 @@
           <w:rFonts w:hint="eastAsia"/>
           <w:lang w:val="en-US" w:eastAsia="zh-CN"/>
         </w:rPr>
-        <w:t>分类与初步支持：根据事件类型和影响进行分级分类。服务台尝试利用知识库提供即时解决或标准答复。</w:t>
+        <w:t>输出：已解决的事件记录、关联的问题记录或变更请求、知识库条目、事件分析报告。</w:t>
       </w:r>
     </w:p>
     <w:p>
       <w:pPr>
-        <w:pStyle w:val="29"/>
+        <w:pStyle w:val="2"/>
         <w:bidi w:val="0"/>
         <w:rPr>
           <w:rFonts w:hint="eastAsia"/>
           <w:lang w:val="en-US" w:eastAsia="zh-CN"/>
         </w:rPr>
       </w:pPr>
-      <w:r>
-        <w:rPr>
-          <w:rFonts w:hint="eastAsia"/>
-          <w:lang w:val="en-US" w:eastAsia="zh-CN"/>
-        </w:rPr>
-        <w:t>调查与诊断：分派至运维工程师进行技术调查与诊断。</w:t>
-      </w:r>
-    </w:p>
-    <w:p>
-      <w:pPr>
-        <w:pStyle w:val="29"/>
-        <w:bidi w:val="0"/>
-        <w:rPr>
-          <w:rFonts w:hint="eastAsia"/>
-          <w:lang w:val="en-US" w:eastAsia="zh-CN"/>
-        </w:rPr>
-      </w:pPr>
-      <w:r>
-        <w:rPr>
-          <w:rFonts w:hint="eastAsia"/>
-          <w:lang w:val="en-US" w:eastAsia="zh-CN"/>
-        </w:rPr>
-        <w:t>解决与恢复：实施解决方案（临时或永久性），恢复服务。</w:t>
-      </w:r>
-    </w:p>
-    <w:p>
-      <w:pPr>
-        <w:pStyle w:val="29"/>
-        <w:bidi w:val="0"/>
-        <w:rPr>
-          <w:rFonts w:hint="eastAsia"/>
-          <w:lang w:val="en-US" w:eastAsia="zh-CN"/>
-        </w:rPr>
-      </w:pPr>
-      <w:r>
-        <w:rPr>
-          <w:rFonts w:hint="eastAsia"/>
-          <w:lang w:val="en-US" w:eastAsia="zh-CN"/>
-        </w:rPr>
-        <w:t>升级：若不能在约定时限内解决或超出职责范围，则按升级机制上报。</w:t>
-      </w:r>
-    </w:p>
-    <w:p>
-      <w:pPr>
-        <w:pStyle w:val="29"/>
-        <w:bidi w:val="0"/>
-        <w:rPr>
-          <w:rFonts w:hint="eastAsia"/>
-          <w:lang w:val="en-US" w:eastAsia="zh-CN"/>
-        </w:rPr>
-      </w:pPr>
-      <w:r>
-        <w:rPr>
-          <w:rFonts w:hint="eastAsia"/>
-          <w:lang w:val="en-US" w:eastAsia="zh-CN"/>
-        </w:rPr>
-        <w:t>关闭与回访：解决方案经客户验证确认后，关闭事件工单，并进行客户满意度回访。</w:t>
-      </w:r>
-    </w:p>
-    <w:p>
-      <w:pPr>
-        <w:pStyle w:val="29"/>
-        <w:bidi w:val="0"/>
-        <w:rPr>
-          <w:rFonts w:hint="eastAsia"/>
-          <w:lang w:val="en-US" w:eastAsia="zh-CN"/>
-        </w:rPr>
-      </w:pPr>
-      <w:r>
-        <w:rPr>
-          <w:rFonts w:hint="eastAsia"/>
-          <w:lang w:val="en-US" w:eastAsia="zh-CN"/>
-        </w:rPr>
-        <w:t>总结与转化：对重大或重复事件进行简要分析，判断是否需转为问题记录。</w:t>
-      </w:r>
-    </w:p>
-    <w:p>
-      <w:pPr>
-        <w:pStyle w:val="30"/>
-        <w:bidi w:val="0"/>
-        <w:rPr>
-          <w:rFonts w:hint="eastAsia"/>
-          <w:lang w:val="en-US" w:eastAsia="zh-CN"/>
-        </w:rPr>
-      </w:pPr>
-      <w:bookmarkStart w:id="17" w:name="_Toc14158"/>
-      <w:r>
-        <w:rPr>
-          <w:rFonts w:hint="eastAsia"/>
-          <w:lang w:val="en-US" w:eastAsia="zh-CN"/>
-        </w:rPr>
-        <w:t>事件处理与升级子流程</w:t>
+      <w:bookmarkStart w:id="17" w:name="_Toc26068"/>
+      <w:r>
+        <w:rPr>
+          <w:rFonts w:hint="eastAsia"/>
+          <w:lang w:val="en-US" w:eastAsia="zh-CN"/>
+        </w:rPr>
+        <w:t>流程活动说明</w:t>
       </w:r>
       <w:bookmarkEnd w:id="17"/>
     </w:p>
     <w:p>
       <w:pPr>
-        <w:pStyle w:val="29"/>
+        <w:pStyle w:val="a1"/>
         <w:bidi w:val="0"/>
         <w:rPr>
           <w:rFonts w:hint="eastAsia"/>
@@ -5187,12 +4990,12 @@
           <w:rFonts w:hint="eastAsia"/>
           <w:lang w:val="en-US" w:eastAsia="zh-CN"/>
         </w:rPr>
-        <w:t>一线处理流程：服务台专员/运维工程师处理常规事件，查询知识库，寻求快速解决方案。</w:t>
+        <w:t>事件受理与记录：服务台专员统一受理，在运维管理平台创建事件工单，记录详细信息。</w:t>
       </w:r>
     </w:p>
     <w:p>
       <w:pPr>
-        <w:pStyle w:val="29"/>
+        <w:pStyle w:val="a1"/>
         <w:bidi w:val="0"/>
         <w:rPr>
           <w:rFonts w:hint="eastAsia"/>
@@ -5204,12 +5007,12 @@
           <w:rFonts w:hint="eastAsia"/>
           <w:lang w:val="en-US" w:eastAsia="zh-CN"/>
         </w:rPr>
-        <w:t>二线/专家升级流程：运维工程师无法解决时，升级至运维项目经理。项目经理评估后，可组建虚拟专家小组或协调研发部资源进行支持。</w:t>
+        <w:t>分类与初步支持：根据事件类型和影响进行分级分类。服务台尝试利用知识库提供即时解决或标准答复。</w:t>
       </w:r>
     </w:p>
     <w:p>
       <w:pPr>
-        <w:pStyle w:val="29"/>
+        <w:pStyle w:val="a1"/>
         <w:bidi w:val="0"/>
         <w:rPr>
           <w:rFonts w:hint="eastAsia"/>
@@ -5221,38 +5024,176 @@
           <w:rFonts w:hint="eastAsia"/>
           <w:lang w:val="en-US" w:eastAsia="zh-CN"/>
         </w:rPr>
-        <w:t>管理升级流程：涉及重大业务影响、需高层协调资源或可能引发客户投诉时，事件经理需介入并上报公司管理层。</w:t>
+        <w:t>调查与诊断：分派至运维工程师进行技术调查与诊断。</w:t>
       </w:r>
     </w:p>
     <w:p>
       <w:pPr>
-        <w:pStyle w:val="28"/>
+        <w:pStyle w:val="a1"/>
         <w:bidi w:val="0"/>
         <w:rPr>
           <w:rFonts w:hint="eastAsia"/>
           <w:lang w:val="en-US" w:eastAsia="zh-CN"/>
         </w:rPr>
       </w:pPr>
-      <w:bookmarkStart w:id="18" w:name="_Toc22178"/>
-      <w:r>
-        <w:rPr>
-          <w:rFonts w:hint="eastAsia"/>
-          <w:lang w:val="en-US" w:eastAsia="zh-CN"/>
-        </w:rPr>
-        <w:t>事件分类、分级与升级</w:t>
+      <w:r>
+        <w:rPr>
+          <w:rFonts w:hint="eastAsia"/>
+          <w:lang w:val="en-US" w:eastAsia="zh-CN"/>
+        </w:rPr>
+        <w:t>解决与恢复：实施解决方案（临时或永久性），恢复服务。</w:t>
+      </w:r>
+    </w:p>
+    <w:p>
+      <w:pPr>
+        <w:pStyle w:val="a1"/>
+        <w:bidi w:val="0"/>
+        <w:rPr>
+          <w:rFonts w:hint="eastAsia"/>
+          <w:lang w:val="en-US" w:eastAsia="zh-CN"/>
+        </w:rPr>
+      </w:pPr>
+      <w:r>
+        <w:rPr>
+          <w:rFonts w:hint="eastAsia"/>
+          <w:lang w:val="en-US" w:eastAsia="zh-CN"/>
+        </w:rPr>
+        <w:t>升级：若不能在约定时限内解决或超出职责范围，则按升级机制上报。</w:t>
+      </w:r>
+    </w:p>
+    <w:p>
+      <w:pPr>
+        <w:pStyle w:val="a1"/>
+        <w:bidi w:val="0"/>
+        <w:rPr>
+          <w:rFonts w:hint="eastAsia"/>
+          <w:lang w:val="en-US" w:eastAsia="zh-CN"/>
+        </w:rPr>
+      </w:pPr>
+      <w:r>
+        <w:rPr>
+          <w:rFonts w:hint="eastAsia"/>
+          <w:lang w:val="en-US" w:eastAsia="zh-CN"/>
+        </w:rPr>
+        <w:t>关闭与回访：解决方案经客户验证确认后，关闭事件工单，并进行客户满意度回访。</w:t>
+      </w:r>
+    </w:p>
+    <w:p>
+      <w:pPr>
+        <w:pStyle w:val="a1"/>
+        <w:bidi w:val="0"/>
+        <w:rPr>
+          <w:rFonts w:hint="eastAsia"/>
+          <w:lang w:val="en-US" w:eastAsia="zh-CN"/>
+        </w:rPr>
+      </w:pPr>
+      <w:r>
+        <w:rPr>
+          <w:rFonts w:hint="eastAsia"/>
+          <w:lang w:val="en-US" w:eastAsia="zh-CN"/>
+        </w:rPr>
+        <w:t>总结与转化：对重大或重复事件进行简要分析，判断是否需转为问题记录。</w:t>
+      </w:r>
+    </w:p>
+    <w:p>
+      <w:pPr>
+        <w:pStyle w:val="2"/>
+        <w:bidi w:val="0"/>
+        <w:rPr>
+          <w:rFonts w:hint="eastAsia"/>
+          <w:lang w:val="en-US" w:eastAsia="zh-CN"/>
+        </w:rPr>
+      </w:pPr>
+      <w:bookmarkStart w:id="18" w:name="_Toc14158"/>
+      <w:r>
+        <w:rPr>
+          <w:rFonts w:hint="eastAsia"/>
+          <w:lang w:val="en-US" w:eastAsia="zh-CN"/>
+        </w:rPr>
+        <w:t>事件处理与升级子流程</w:t>
       </w:r>
       <w:bookmarkEnd w:id="18"/>
     </w:p>
     <w:p>
       <w:pPr>
-        <w:pStyle w:val="30"/>
+        <w:pStyle w:val="a1"/>
         <w:bidi w:val="0"/>
         <w:rPr>
           <w:rFonts w:hint="eastAsia"/>
           <w:lang w:val="en-US" w:eastAsia="zh-CN"/>
         </w:rPr>
       </w:pPr>
-      <w:bookmarkStart w:id="19" w:name="_Toc18446"/>
+      <w:r>
+        <w:rPr>
+          <w:rFonts w:hint="eastAsia"/>
+          <w:lang w:val="en-US" w:eastAsia="zh-CN"/>
+        </w:rPr>
+        <w:t>一线处理流程：服务台专员/运维工程师处理常规事件，查询知识库，寻求快速解决方案。</w:t>
+      </w:r>
+    </w:p>
+    <w:p>
+      <w:pPr>
+        <w:pStyle w:val="a1"/>
+        <w:bidi w:val="0"/>
+        <w:rPr>
+          <w:rFonts w:hint="eastAsia"/>
+          <w:lang w:val="en-US" w:eastAsia="zh-CN"/>
+        </w:rPr>
+      </w:pPr>
+      <w:r>
+        <w:rPr>
+          <w:rFonts w:hint="eastAsia"/>
+          <w:lang w:val="en-US" w:eastAsia="zh-CN"/>
+        </w:rPr>
+        <w:t>二线/专家升级流程：运维工程师无法解决时，升级至运维项目经理。项目经理评估后，可组建虚拟专家小组或协调研发部资源进行支持。</w:t>
+      </w:r>
+    </w:p>
+    <w:p>
+      <w:pPr>
+        <w:pStyle w:val="a1"/>
+        <w:bidi w:val="0"/>
+        <w:rPr>
+          <w:rFonts w:hint="eastAsia"/>
+          <w:lang w:val="en-US" w:eastAsia="zh-CN"/>
+        </w:rPr>
+      </w:pPr>
+      <w:r>
+        <w:rPr>
+          <w:rFonts w:hint="eastAsia"/>
+          <w:lang w:val="en-US" w:eastAsia="zh-CN"/>
+        </w:rPr>
+        <w:t>管理升级流程：涉及重大业务影响、需高层协调资源或可能引发客户投诉时，事件经理需介入并上报公司管理层。</w:t>
+      </w:r>
+    </w:p>
+    <w:p>
+      <w:pPr>
+        <w:pStyle w:val="1"/>
+        <w:bidi w:val="0"/>
+        <w:rPr>
+          <w:rFonts w:hint="eastAsia"/>
+          <w:lang w:val="en-US" w:eastAsia="zh-CN"/>
+        </w:rPr>
+      </w:pPr>
+      <w:bookmarkStart w:id="19" w:name="_Toc22178"/>
+      <w:r>
+        <w:rPr>
+          <w:rFonts w:hint="eastAsia"/>
+          <w:lang w:val="en-US" w:eastAsia="zh-CN"/>
+        </w:rPr>
+        <w:t>事件分类、分级与升级</w:t>
+      </w:r>
+      <w:bookmarkEnd w:id="19"/>
+    </w:p>
+    <w:p>
+      <w:pPr>
+        <w:pStyle w:val="2"/>
+        <w:bidi w:val="0"/>
+        <w:rPr>
+          <w:rFonts w:hint="eastAsia"/>
+          <w:lang w:val="en-US" w:eastAsia="zh-CN"/>
+        </w:rPr>
+      </w:pPr>
+      <w:bookmarkStart w:id="20" w:name="_Toc18446"/>
       <w:r>
         <w:rPr>
           <w:rFonts w:hint="eastAsia"/>
@@ -5260,23 +5201,22 @@
         </w:rPr>
         <w:t>事件等级划分</w:t>
       </w:r>
-      <w:bookmarkEnd w:id="19"/>
+      <w:bookmarkEnd w:id="20"/>
     </w:p>
     <w:tbl>
       <w:tblPr>
-        <w:tblStyle w:val="20"/>
+        <w:tblStyle w:val="TableNormal"/>
         <w:tblW w:w="0" w:type="auto"/>
         <w:tblInd w:w="0" w:type="dxa"/>
         <w:tblBorders>
-          <w:top w:val="single" w:color="auto" w:sz="4" w:space="0"/>
-          <w:left w:val="single" w:color="auto" w:sz="4" w:space="0"/>
-          <w:bottom w:val="single" w:color="auto" w:sz="4" w:space="0"/>
-          <w:right w:val="single" w:color="auto" w:sz="4" w:space="0"/>
-          <w:insideH w:val="single" w:color="auto" w:sz="4" w:space="0"/>
-          <w:insideV w:val="single" w:color="auto" w:sz="4" w:space="0"/>
+          <w:top w:val="single" w:sz="4" w:space="0" w:color="auto"/>
+          <w:left w:val="single" w:sz="4" w:space="0" w:color="auto"/>
+          <w:bottom w:val="single" w:sz="4" w:space="0" w:color="auto"/>
+          <w:right w:val="single" w:sz="4" w:space="0" w:color="auto"/>
+          <w:insideH w:val="single" w:sz="4" w:space="0" w:color="auto"/>
+          <w:insideV w:val="single" w:sz="4" w:space="0" w:color="auto"/>
         </w:tblBorders>
         <w:shd w:val="clear" w:color="auto" w:fill="auto"/>
-        <w:tblLayout w:type="autofit"/>
         <w:tblCellMar>
           <w:top w:w="15" w:type="dxa"/>
           <w:left w:w="15" w:type="dxa"/>
@@ -5293,13 +5233,15 @@
       </w:tblGrid>
       <w:tr>
         <w:tblPrEx>
+          <w:tblW w:w="0" w:type="auto"/>
+          <w:tblInd w:w="0" w:type="dxa"/>
           <w:tblBorders>
-            <w:top w:val="single" w:color="auto" w:sz="4" w:space="0"/>
-            <w:left w:val="single" w:color="auto" w:sz="4" w:space="0"/>
-            <w:bottom w:val="single" w:color="auto" w:sz="4" w:space="0"/>
-            <w:right w:val="single" w:color="auto" w:sz="4" w:space="0"/>
-            <w:insideH w:val="single" w:color="auto" w:sz="4" w:space="0"/>
-            <w:insideV w:val="single" w:color="auto" w:sz="4" w:space="0"/>
+            <w:top w:val="single" w:sz="4" w:space="0" w:color="auto"/>
+            <w:left w:val="single" w:sz="4" w:space="0" w:color="auto"/>
+            <w:bottom w:val="single" w:sz="4" w:space="0" w:color="auto"/>
+            <w:right w:val="single" w:sz="4" w:space="0" w:color="auto"/>
+            <w:insideH w:val="single" w:sz="4" w:space="0" w:color="auto"/>
+            <w:insideV w:val="single" w:sz="4" w:space="0" w:color="auto"/>
           </w:tblBorders>
           <w:shd w:val="clear" w:color="auto" w:fill="auto"/>
           <w:tblCellMar>
@@ -5333,7 +5275,7 @@
               <w:spacing w:line="300" w:lineRule="atLeast"/>
               <w:jc w:val="left"/>
               <w:rPr>
-                <w:rFonts w:ascii="Segoe UI" w:hAnsi="Segoe UI" w:eastAsia="Segoe UI" w:cs="Segoe UI"/>
+                <w:rFonts w:ascii="Segoe UI" w:eastAsia="Segoe UI" w:hAnsi="Segoe UI" w:cs="Segoe UI"/>
                 <w:i w:val="0"/>
                 <w:iCs w:val="0"/>
                 <w:caps w:val="0"/>
@@ -5345,8 +5287,8 @@
             </w:pPr>
             <w:r>
               <w:rPr>
-                <w:rStyle w:val="23"/>
-                <w:rFonts w:hint="default" w:ascii="Segoe UI" w:hAnsi="Segoe UI" w:eastAsia="Segoe UI" w:cs="Segoe UI"/>
+                <w:rStyle w:val="Strong"/>
+                <w:rFonts w:ascii="Segoe UI" w:eastAsia="Segoe UI" w:hAnsi="Segoe UI" w:cs="Segoe UI" w:hint="default"/>
                 <w:b/>
                 <w:bCs/>
                 <w:i w:val="0"/>
@@ -5385,7 +5327,7 @@
               <w:spacing w:line="300" w:lineRule="atLeast"/>
               <w:jc w:val="left"/>
               <w:rPr>
-                <w:rFonts w:hint="default" w:ascii="Segoe UI" w:hAnsi="Segoe UI" w:eastAsia="Segoe UI" w:cs="Segoe UI"/>
+                <w:rFonts w:ascii="Segoe UI" w:eastAsia="Segoe UI" w:hAnsi="Segoe UI" w:cs="Segoe UI" w:hint="default"/>
                 <w:i w:val="0"/>
                 <w:iCs w:val="0"/>
                 <w:caps w:val="0"/>
@@ -5397,8 +5339,8 @@
             </w:pPr>
             <w:r>
               <w:rPr>
-                <w:rStyle w:val="23"/>
-                <w:rFonts w:hint="default" w:ascii="Segoe UI" w:hAnsi="Segoe UI" w:eastAsia="Segoe UI" w:cs="Segoe UI"/>
+                <w:rStyle w:val="Strong"/>
+                <w:rFonts w:ascii="Segoe UI" w:eastAsia="Segoe UI" w:hAnsi="Segoe UI" w:cs="Segoe UI" w:hint="default"/>
                 <w:b/>
                 <w:bCs/>
                 <w:i w:val="0"/>
@@ -5437,7 +5379,7 @@
               <w:spacing w:line="300" w:lineRule="atLeast"/>
               <w:jc w:val="left"/>
               <w:rPr>
-                <w:rFonts w:hint="default" w:ascii="Segoe UI" w:hAnsi="Segoe UI" w:eastAsia="Segoe UI" w:cs="Segoe UI"/>
+                <w:rFonts w:ascii="Segoe UI" w:eastAsia="Segoe UI" w:hAnsi="Segoe UI" w:cs="Segoe UI" w:hint="default"/>
                 <w:i w:val="0"/>
                 <w:iCs w:val="0"/>
                 <w:caps w:val="0"/>
@@ -5449,8 +5391,8 @@
             </w:pPr>
             <w:r>
               <w:rPr>
-                <w:rStyle w:val="23"/>
-                <w:rFonts w:hint="default" w:ascii="Segoe UI" w:hAnsi="Segoe UI" w:eastAsia="Segoe UI" w:cs="Segoe UI"/>
+                <w:rStyle w:val="Strong"/>
+                <w:rFonts w:ascii="Segoe UI" w:eastAsia="Segoe UI" w:hAnsi="Segoe UI" w:cs="Segoe UI" w:hint="default"/>
                 <w:b/>
                 <w:bCs/>
                 <w:i w:val="0"/>
@@ -5489,7 +5431,7 @@
               <w:spacing w:line="300" w:lineRule="atLeast"/>
               <w:jc w:val="left"/>
               <w:rPr>
-                <w:rFonts w:hint="default" w:ascii="Segoe UI" w:hAnsi="Segoe UI" w:eastAsia="Segoe UI" w:cs="Segoe UI"/>
+                <w:rFonts w:ascii="Segoe UI" w:eastAsia="Segoe UI" w:hAnsi="Segoe UI" w:cs="Segoe UI" w:hint="default"/>
                 <w:i w:val="0"/>
                 <w:iCs w:val="0"/>
                 <w:caps w:val="0"/>
@@ -5501,8 +5443,8 @@
             </w:pPr>
             <w:r>
               <w:rPr>
-                <w:rStyle w:val="23"/>
-                <w:rFonts w:hint="default" w:ascii="Segoe UI" w:hAnsi="Segoe UI" w:eastAsia="Segoe UI" w:cs="Segoe UI"/>
+                <w:rStyle w:val="Strong"/>
+                <w:rFonts w:ascii="Segoe UI" w:eastAsia="Segoe UI" w:hAnsi="Segoe UI" w:cs="Segoe UI" w:hint="default"/>
                 <w:b/>
                 <w:bCs/>
                 <w:i w:val="0"/>
@@ -5541,7 +5483,7 @@
               <w:spacing w:line="300" w:lineRule="atLeast"/>
               <w:jc w:val="left"/>
               <w:rPr>
-                <w:rFonts w:hint="default" w:ascii="Segoe UI" w:hAnsi="Segoe UI" w:eastAsia="Segoe UI" w:cs="Segoe UI"/>
+                <w:rFonts w:ascii="Segoe UI" w:eastAsia="Segoe UI" w:hAnsi="Segoe UI" w:cs="Segoe UI" w:hint="default"/>
                 <w:i w:val="0"/>
                 <w:iCs w:val="0"/>
                 <w:caps w:val="0"/>
@@ -5553,8 +5495,8 @@
             </w:pPr>
             <w:r>
               <w:rPr>
-                <w:rStyle w:val="23"/>
-                <w:rFonts w:hint="default" w:ascii="Segoe UI" w:hAnsi="Segoe UI" w:eastAsia="Segoe UI" w:cs="Segoe UI"/>
+                <w:rStyle w:val="Strong"/>
+                <w:rFonts w:ascii="Segoe UI" w:eastAsia="Segoe UI" w:hAnsi="Segoe UI" w:cs="Segoe UI" w:hint="default"/>
                 <w:b/>
                 <w:bCs/>
                 <w:i w:val="0"/>
@@ -5575,14 +5517,8 @@
       </w:tr>
       <w:tr>
         <w:tblPrEx>
-          <w:tblBorders>
-            <w:top w:val="single" w:color="auto" w:sz="4" w:space="0"/>
-            <w:left w:val="single" w:color="auto" w:sz="4" w:space="0"/>
-            <w:bottom w:val="single" w:color="auto" w:sz="4" w:space="0"/>
-            <w:right w:val="single" w:color="auto" w:sz="4" w:space="0"/>
-            <w:insideH w:val="single" w:color="auto" w:sz="4" w:space="0"/>
-            <w:insideV w:val="single" w:color="auto" w:sz="4" w:space="0"/>
-          </w:tblBorders>
+          <w:tblW w:w="0" w:type="auto"/>
+          <w:tblInd w:w="0" w:type="dxa"/>
           <w:shd w:val="clear" w:color="auto" w:fill="auto"/>
           <w:tblCellMar>
             <w:top w:w="15" w:type="dxa"/>
@@ -5612,7 +5548,7 @@
               <w:spacing w:line="300" w:lineRule="atLeast"/>
               <w:jc w:val="left"/>
               <w:rPr>
-                <w:rFonts w:hint="default" w:ascii="Segoe UI" w:hAnsi="Segoe UI" w:eastAsia="Segoe UI" w:cs="Segoe UI"/>
+                <w:rFonts w:ascii="Segoe UI" w:eastAsia="Segoe UI" w:hAnsi="Segoe UI" w:cs="Segoe UI" w:hint="default"/>
                 <w:i w:val="0"/>
                 <w:iCs w:val="0"/>
                 <w:caps w:val="0"/>
@@ -5624,8 +5560,8 @@
             </w:pPr>
             <w:r>
               <w:rPr>
-                <w:rStyle w:val="23"/>
-                <w:rFonts w:hint="default" w:ascii="Segoe UI" w:hAnsi="Segoe UI" w:eastAsia="Segoe UI" w:cs="Segoe UI"/>
+                <w:rStyle w:val="Strong"/>
+                <w:rFonts w:ascii="Segoe UI" w:eastAsia="Segoe UI" w:hAnsi="Segoe UI" w:cs="Segoe UI" w:hint="default"/>
                 <w:b/>
                 <w:bCs/>
                 <w:i w:val="0"/>
@@ -5664,7 +5600,7 @@
               <w:spacing w:line="300" w:lineRule="atLeast"/>
               <w:jc w:val="left"/>
               <w:rPr>
-                <w:rFonts w:hint="default" w:ascii="Segoe UI" w:hAnsi="Segoe UI" w:eastAsia="Segoe UI" w:cs="Segoe UI"/>
+                <w:rFonts w:ascii="Segoe UI" w:eastAsia="Segoe UI" w:hAnsi="Segoe UI" w:cs="Segoe UI" w:hint="default"/>
                 <w:i w:val="0"/>
                 <w:iCs w:val="0"/>
                 <w:caps w:val="0"/>
@@ -5676,8 +5612,8 @@
             </w:pPr>
             <w:r>
               <w:rPr>
-                <w:rStyle w:val="23"/>
-                <w:rFonts w:hint="default" w:ascii="Segoe UI" w:hAnsi="Segoe UI" w:eastAsia="Segoe UI" w:cs="Segoe UI"/>
+                <w:rStyle w:val="Strong"/>
+                <w:rFonts w:ascii="Segoe UI" w:eastAsia="Segoe UI" w:hAnsi="Segoe UI" w:cs="Segoe UI" w:hint="default"/>
                 <w:b/>
                 <w:bCs/>
                 <w:i w:val="0"/>
@@ -5716,7 +5652,7 @@
               <w:spacing w:line="300" w:lineRule="atLeast"/>
               <w:jc w:val="left"/>
               <w:rPr>
-                <w:rFonts w:hint="default" w:ascii="Segoe UI" w:hAnsi="Segoe UI" w:eastAsia="Segoe UI" w:cs="Segoe UI"/>
+                <w:rFonts w:ascii="Segoe UI" w:eastAsia="Segoe UI" w:hAnsi="Segoe UI" w:cs="Segoe UI" w:hint="default"/>
                 <w:i w:val="0"/>
                 <w:iCs w:val="0"/>
                 <w:caps w:val="0"/>
@@ -5728,8 +5664,8 @@
             </w:pPr>
             <w:r>
               <w:rPr>
-                <w:rStyle w:val="23"/>
-                <w:rFonts w:hint="default" w:ascii="Segoe UI" w:hAnsi="Segoe UI" w:eastAsia="Segoe UI" w:cs="Segoe UI"/>
+                <w:rStyle w:val="Strong"/>
+                <w:rFonts w:ascii="Segoe UI" w:eastAsia="Segoe UI" w:hAnsi="Segoe UI" w:cs="Segoe UI" w:hint="default"/>
                 <w:b/>
                 <w:bCs/>
                 <w:i w:val="0"/>
@@ -5747,7 +5683,7 @@
             </w:r>
             <w:r>
               <w:rPr>
-                <w:rFonts w:hint="default" w:ascii="Segoe UI" w:hAnsi="Segoe UI" w:eastAsia="Segoe UI" w:cs="Segoe UI"/>
+                <w:rFonts w:ascii="Segoe UI" w:eastAsia="Segoe UI" w:hAnsi="Segoe UI" w:cs="Segoe UI" w:hint="default"/>
                 <w:i w:val="0"/>
                 <w:iCs w:val="0"/>
                 <w:caps w:val="0"/>
@@ -5784,7 +5720,7 @@
               <w:spacing w:line="300" w:lineRule="atLeast"/>
               <w:jc w:val="left"/>
               <w:rPr>
-                <w:rFonts w:hint="default" w:ascii="Segoe UI" w:hAnsi="Segoe UI" w:eastAsia="Segoe UI" w:cs="Segoe UI"/>
+                <w:rFonts w:ascii="Segoe UI" w:eastAsia="Segoe UI" w:hAnsi="Segoe UI" w:cs="Segoe UI" w:hint="default"/>
                 <w:i w:val="0"/>
                 <w:iCs w:val="0"/>
                 <w:caps w:val="0"/>
@@ -5796,7 +5732,7 @@
             </w:pPr>
             <w:r>
               <w:rPr>
-                <w:rFonts w:hint="default" w:ascii="Segoe UI" w:hAnsi="Segoe UI" w:eastAsia="Segoe UI" w:cs="Segoe UI"/>
+                <w:rFonts w:ascii="Segoe UI" w:eastAsia="Segoe UI" w:hAnsi="Segoe UI" w:cs="Segoe UI" w:hint="default"/>
                 <w:i w:val="0"/>
                 <w:iCs w:val="0"/>
                 <w:caps w:val="0"/>
@@ -5812,7 +5748,7 @@
             </w:r>
             <w:r>
               <w:rPr>
-                <w:rFonts w:hint="default" w:ascii="Segoe UI" w:hAnsi="Segoe UI" w:eastAsia="Segoe UI" w:cs="Segoe UI"/>
+                <w:rFonts w:ascii="Segoe UI" w:eastAsia="Segoe UI" w:hAnsi="Segoe UI" w:cs="Segoe UI" w:hint="default"/>
                 <w:i w:val="0"/>
                 <w:iCs w:val="0"/>
                 <w:caps w:val="0"/>
@@ -5824,11 +5760,11 @@
                 <w:szCs w:val="18"/>
                 <w:lang w:val="en-US" w:eastAsia="zh-CN"/>
               </w:rPr>
-              <w:br w:type="textWrapping"/>
-            </w:r>
-            <w:r>
-              <w:rPr>
-                <w:rFonts w:hint="default" w:ascii="Segoe UI" w:hAnsi="Segoe UI" w:eastAsia="Segoe UI" w:cs="Segoe UI"/>
+              <w:br/>
+            </w:r>
+            <w:r>
+              <w:rPr>
+                <w:rFonts w:ascii="Segoe UI" w:eastAsia="Segoe UI" w:hAnsi="Segoe UI" w:cs="Segoe UI" w:hint="default"/>
                 <w:i w:val="0"/>
                 <w:iCs w:val="0"/>
                 <w:caps w:val="0"/>
@@ -5844,7 +5780,7 @@
             </w:r>
             <w:r>
               <w:rPr>
-                <w:rFonts w:hint="default" w:ascii="Segoe UI" w:hAnsi="Segoe UI" w:eastAsia="Segoe UI" w:cs="Segoe UI"/>
+                <w:rFonts w:ascii="Segoe UI" w:eastAsia="Segoe UI" w:hAnsi="Segoe UI" w:cs="Segoe UI" w:hint="default"/>
                 <w:i w:val="0"/>
                 <w:iCs w:val="0"/>
                 <w:caps w:val="0"/>
@@ -5856,11 +5792,11 @@
                 <w:szCs w:val="18"/>
                 <w:lang w:val="en-US" w:eastAsia="zh-CN"/>
               </w:rPr>
-              <w:br w:type="textWrapping"/>
-            </w:r>
-            <w:r>
-              <w:rPr>
-                <w:rFonts w:hint="default" w:ascii="Segoe UI" w:hAnsi="Segoe UI" w:eastAsia="Segoe UI" w:cs="Segoe UI"/>
+              <w:br/>
+            </w:r>
+            <w:r>
+              <w:rPr>
+                <w:rFonts w:ascii="Segoe UI" w:eastAsia="Segoe UI" w:hAnsi="Segoe UI" w:cs="Segoe UI" w:hint="default"/>
                 <w:i w:val="0"/>
                 <w:iCs w:val="0"/>
                 <w:caps w:val="0"/>
@@ -5897,7 +5833,7 @@
               <w:spacing w:line="300" w:lineRule="atLeast"/>
               <w:jc w:val="left"/>
               <w:rPr>
-                <w:rFonts w:hint="default" w:ascii="Segoe UI" w:hAnsi="Segoe UI" w:eastAsia="Segoe UI" w:cs="Segoe UI"/>
+                <w:rFonts w:ascii="Segoe UI" w:eastAsia="Segoe UI" w:hAnsi="Segoe UI" w:cs="Segoe UI" w:hint="default"/>
                 <w:i w:val="0"/>
                 <w:iCs w:val="0"/>
                 <w:caps w:val="0"/>
@@ -5909,8 +5845,8 @@
             </w:pPr>
             <w:r>
               <w:rPr>
-                <w:rStyle w:val="23"/>
-                <w:rFonts w:hint="default" w:ascii="Segoe UI" w:hAnsi="Segoe UI" w:eastAsia="Segoe UI" w:cs="Segoe UI"/>
+                <w:rStyle w:val="Strong"/>
+                <w:rFonts w:ascii="Segoe UI" w:eastAsia="Segoe UI" w:hAnsi="Segoe UI" w:cs="Segoe UI" w:hint="default"/>
                 <w:b/>
                 <w:bCs/>
                 <w:i w:val="0"/>
@@ -5928,7 +5864,7 @@
             </w:r>
             <w:r>
               <w:rPr>
-                <w:rFonts w:hint="default" w:ascii="Segoe UI" w:hAnsi="Segoe UI" w:eastAsia="Segoe UI" w:cs="Segoe UI"/>
+                <w:rFonts w:ascii="Segoe UI" w:eastAsia="Segoe UI" w:hAnsi="Segoe UI" w:cs="Segoe UI" w:hint="default"/>
                 <w:i w:val="0"/>
                 <w:iCs w:val="0"/>
                 <w:caps w:val="0"/>
@@ -5947,14 +5883,8 @@
       </w:tr>
       <w:tr>
         <w:tblPrEx>
-          <w:tblBorders>
-            <w:top w:val="single" w:color="auto" w:sz="4" w:space="0"/>
-            <w:left w:val="single" w:color="auto" w:sz="4" w:space="0"/>
-            <w:bottom w:val="single" w:color="auto" w:sz="4" w:space="0"/>
-            <w:right w:val="single" w:color="auto" w:sz="4" w:space="0"/>
-            <w:insideH w:val="single" w:color="auto" w:sz="4" w:space="0"/>
-            <w:insideV w:val="single" w:color="auto" w:sz="4" w:space="0"/>
-          </w:tblBorders>
+          <w:tblW w:w="0" w:type="auto"/>
+          <w:tblInd w:w="0" w:type="dxa"/>
           <w:shd w:val="clear" w:color="auto" w:fill="auto"/>
           <w:tblCellMar>
             <w:top w:w="15" w:type="dxa"/>
@@ -5984,7 +5914,7 @@
               <w:spacing w:line="300" w:lineRule="atLeast"/>
               <w:jc w:val="left"/>
               <w:rPr>
-                <w:rFonts w:hint="default" w:ascii="Segoe UI" w:hAnsi="Segoe UI" w:eastAsia="Segoe UI" w:cs="Segoe UI"/>
+                <w:rFonts w:ascii="Segoe UI" w:eastAsia="Segoe UI" w:hAnsi="Segoe UI" w:cs="Segoe UI" w:hint="default"/>
                 <w:i w:val="0"/>
                 <w:iCs w:val="0"/>
                 <w:caps w:val="0"/>
@@ -5996,8 +5926,8 @@
             </w:pPr>
             <w:r>
               <w:rPr>
-                <w:rStyle w:val="23"/>
-                <w:rFonts w:hint="default" w:ascii="Segoe UI" w:hAnsi="Segoe UI" w:eastAsia="Segoe UI" w:cs="Segoe UI"/>
+                <w:rStyle w:val="Strong"/>
+                <w:rFonts w:ascii="Segoe UI" w:eastAsia="Segoe UI" w:hAnsi="Segoe UI" w:cs="Segoe UI" w:hint="default"/>
                 <w:b/>
                 <w:bCs/>
                 <w:i w:val="0"/>
@@ -6036,7 +5966,7 @@
               <w:spacing w:line="300" w:lineRule="atLeast"/>
               <w:jc w:val="left"/>
               <w:rPr>
-                <w:rFonts w:hint="default" w:ascii="Segoe UI" w:hAnsi="Segoe UI" w:eastAsia="Segoe UI" w:cs="Segoe UI"/>
+                <w:rFonts w:ascii="Segoe UI" w:eastAsia="Segoe UI" w:hAnsi="Segoe UI" w:cs="Segoe UI" w:hint="default"/>
                 <w:i w:val="0"/>
                 <w:iCs w:val="0"/>
                 <w:caps w:val="0"/>
@@ -6048,8 +5978,8 @@
             </w:pPr>
             <w:r>
               <w:rPr>
-                <w:rStyle w:val="23"/>
-                <w:rFonts w:hint="default" w:ascii="Segoe UI" w:hAnsi="Segoe UI" w:eastAsia="Segoe UI" w:cs="Segoe UI"/>
+                <w:rStyle w:val="Strong"/>
+                <w:rFonts w:ascii="Segoe UI" w:eastAsia="Segoe UI" w:hAnsi="Segoe UI" w:cs="Segoe UI" w:hint="default"/>
                 <w:b/>
                 <w:bCs/>
                 <w:i w:val="0"/>
@@ -6088,7 +6018,7 @@
               <w:spacing w:line="300" w:lineRule="atLeast"/>
               <w:jc w:val="left"/>
               <w:rPr>
-                <w:rFonts w:hint="default" w:ascii="Segoe UI" w:hAnsi="Segoe UI" w:eastAsia="Segoe UI" w:cs="Segoe UI"/>
+                <w:rFonts w:ascii="Segoe UI" w:eastAsia="Segoe UI" w:hAnsi="Segoe UI" w:cs="Segoe UI" w:hint="default"/>
                 <w:i w:val="0"/>
                 <w:iCs w:val="0"/>
                 <w:caps w:val="0"/>
@@ -6100,8 +6030,8 @@
             </w:pPr>
             <w:r>
               <w:rPr>
-                <w:rStyle w:val="23"/>
-                <w:rFonts w:hint="default" w:ascii="Segoe UI" w:hAnsi="Segoe UI" w:eastAsia="Segoe UI" w:cs="Segoe UI"/>
+                <w:rStyle w:val="Strong"/>
+                <w:rFonts w:ascii="Segoe UI" w:eastAsia="Segoe UI" w:hAnsi="Segoe UI" w:cs="Segoe UI" w:hint="default"/>
                 <w:b/>
                 <w:bCs/>
                 <w:i w:val="0"/>
@@ -6119,7 +6049,7 @@
             </w:r>
             <w:r>
               <w:rPr>
-                <w:rFonts w:hint="default" w:ascii="Segoe UI" w:hAnsi="Segoe UI" w:eastAsia="Segoe UI" w:cs="Segoe UI"/>
+                <w:rFonts w:ascii="Segoe UI" w:eastAsia="Segoe UI" w:hAnsi="Segoe UI" w:cs="Segoe UI" w:hint="default"/>
                 <w:i w:val="0"/>
                 <w:iCs w:val="0"/>
                 <w:caps w:val="0"/>
@@ -6156,7 +6086,7 @@
               <w:spacing w:line="300" w:lineRule="atLeast"/>
               <w:jc w:val="left"/>
               <w:rPr>
-                <w:rFonts w:hint="default" w:ascii="Segoe UI" w:hAnsi="Segoe UI" w:eastAsia="Segoe UI" w:cs="Segoe UI"/>
+                <w:rFonts w:ascii="Segoe UI" w:eastAsia="Segoe UI" w:hAnsi="Segoe UI" w:cs="Segoe UI" w:hint="default"/>
                 <w:i w:val="0"/>
                 <w:iCs w:val="0"/>
                 <w:caps w:val="0"/>
@@ -6168,7 +6098,7 @@
             </w:pPr>
             <w:r>
               <w:rPr>
-                <w:rFonts w:hint="default" w:ascii="Segoe UI" w:hAnsi="Segoe UI" w:eastAsia="Segoe UI" w:cs="Segoe UI"/>
+                <w:rFonts w:ascii="Segoe UI" w:eastAsia="Segoe UI" w:hAnsi="Segoe UI" w:cs="Segoe UI" w:hint="default"/>
                 <w:i w:val="0"/>
                 <w:iCs w:val="0"/>
                 <w:caps w:val="0"/>
@@ -6184,7 +6114,7 @@
             </w:r>
             <w:r>
               <w:rPr>
-                <w:rFonts w:hint="default" w:ascii="Segoe UI" w:hAnsi="Segoe UI" w:eastAsia="Segoe UI" w:cs="Segoe UI"/>
+                <w:rFonts w:ascii="Segoe UI" w:eastAsia="Segoe UI" w:hAnsi="Segoe UI" w:cs="Segoe UI" w:hint="default"/>
                 <w:i w:val="0"/>
                 <w:iCs w:val="0"/>
                 <w:caps w:val="0"/>
@@ -6196,11 +6126,11 @@
                 <w:szCs w:val="18"/>
                 <w:lang w:val="en-US" w:eastAsia="zh-CN"/>
               </w:rPr>
-              <w:br w:type="textWrapping"/>
-            </w:r>
-            <w:r>
-              <w:rPr>
-                <w:rFonts w:hint="default" w:ascii="Segoe UI" w:hAnsi="Segoe UI" w:eastAsia="Segoe UI" w:cs="Segoe UI"/>
+              <w:br/>
+            </w:r>
+            <w:r>
+              <w:rPr>
+                <w:rFonts w:ascii="Segoe UI" w:eastAsia="Segoe UI" w:hAnsi="Segoe UI" w:cs="Segoe UI" w:hint="default"/>
                 <w:i w:val="0"/>
                 <w:iCs w:val="0"/>
                 <w:caps w:val="0"/>
@@ -6216,7 +6146,7 @@
             </w:r>
             <w:r>
               <w:rPr>
-                <w:rFonts w:hint="default" w:ascii="Segoe UI" w:hAnsi="Segoe UI" w:eastAsia="Segoe UI" w:cs="Segoe UI"/>
+                <w:rFonts w:ascii="Segoe UI" w:eastAsia="Segoe UI" w:hAnsi="Segoe UI" w:cs="Segoe UI" w:hint="default"/>
                 <w:i w:val="0"/>
                 <w:iCs w:val="0"/>
                 <w:caps w:val="0"/>
@@ -6228,11 +6158,11 @@
                 <w:szCs w:val="18"/>
                 <w:lang w:val="en-US" w:eastAsia="zh-CN"/>
               </w:rPr>
-              <w:br w:type="textWrapping"/>
-            </w:r>
-            <w:r>
-              <w:rPr>
-                <w:rFonts w:hint="default" w:ascii="Segoe UI" w:hAnsi="Segoe UI" w:eastAsia="Segoe UI" w:cs="Segoe UI"/>
+              <w:br/>
+            </w:r>
+            <w:r>
+              <w:rPr>
+                <w:rFonts w:ascii="Segoe UI" w:eastAsia="Segoe UI" w:hAnsi="Segoe UI" w:cs="Segoe UI" w:hint="default"/>
                 <w:i w:val="0"/>
                 <w:iCs w:val="0"/>
                 <w:caps w:val="0"/>
@@ -6269,7 +6199,7 @@
               <w:spacing w:line="300" w:lineRule="atLeast"/>
               <w:jc w:val="left"/>
               <w:rPr>
-                <w:rFonts w:hint="default" w:ascii="Segoe UI" w:hAnsi="Segoe UI" w:eastAsia="Segoe UI" w:cs="Segoe UI"/>
+                <w:rFonts w:ascii="Segoe UI" w:eastAsia="Segoe UI" w:hAnsi="Segoe UI" w:cs="Segoe UI" w:hint="default"/>
                 <w:i w:val="0"/>
                 <w:iCs w:val="0"/>
                 <w:caps w:val="0"/>
@@ -6281,8 +6211,8 @@
             </w:pPr>
             <w:r>
               <w:rPr>
-                <w:rStyle w:val="23"/>
-                <w:rFonts w:hint="default" w:ascii="Segoe UI" w:hAnsi="Segoe UI" w:eastAsia="Segoe UI" w:cs="Segoe UI"/>
+                <w:rStyle w:val="Strong"/>
+                <w:rFonts w:ascii="Segoe UI" w:eastAsia="Segoe UI" w:hAnsi="Segoe UI" w:cs="Segoe UI" w:hint="default"/>
                 <w:b/>
                 <w:bCs/>
                 <w:i w:val="0"/>
@@ -6300,7 +6230,7 @@
             </w:r>
             <w:r>
               <w:rPr>
-                <w:rFonts w:hint="default" w:ascii="Segoe UI" w:hAnsi="Segoe UI" w:eastAsia="Segoe UI" w:cs="Segoe UI"/>
+                <w:rFonts w:ascii="Segoe UI" w:eastAsia="Segoe UI" w:hAnsi="Segoe UI" w:cs="Segoe UI" w:hint="default"/>
                 <w:i w:val="0"/>
                 <w:iCs w:val="0"/>
                 <w:caps w:val="0"/>
@@ -6319,14 +6249,8 @@
       </w:tr>
       <w:tr>
         <w:tblPrEx>
-          <w:tblBorders>
-            <w:top w:val="single" w:color="auto" w:sz="4" w:space="0"/>
-            <w:left w:val="single" w:color="auto" w:sz="4" w:space="0"/>
-            <w:bottom w:val="single" w:color="auto" w:sz="4" w:space="0"/>
-            <w:right w:val="single" w:color="auto" w:sz="4" w:space="0"/>
-            <w:insideH w:val="single" w:color="auto" w:sz="4" w:space="0"/>
-            <w:insideV w:val="single" w:color="auto" w:sz="4" w:space="0"/>
-          </w:tblBorders>
+          <w:tblW w:w="0" w:type="auto"/>
+          <w:tblInd w:w="0" w:type="dxa"/>
           <w:shd w:val="clear" w:color="auto" w:fill="auto"/>
           <w:tblCellMar>
             <w:top w:w="15" w:type="dxa"/>
@@ -6356,7 +6280,7 @@
               <w:spacing w:line="300" w:lineRule="atLeast"/>
               <w:jc w:val="left"/>
               <w:rPr>
-                <w:rFonts w:hint="default" w:ascii="Segoe UI" w:hAnsi="Segoe UI" w:eastAsia="Segoe UI" w:cs="Segoe UI"/>
+                <w:rFonts w:ascii="Segoe UI" w:eastAsia="Segoe UI" w:hAnsi="Segoe UI" w:cs="Segoe UI" w:hint="default"/>
                 <w:i w:val="0"/>
                 <w:iCs w:val="0"/>
                 <w:caps w:val="0"/>
@@ -6368,8 +6292,8 @@
             </w:pPr>
             <w:r>
               <w:rPr>
-                <w:rStyle w:val="23"/>
-                <w:rFonts w:hint="default" w:ascii="Segoe UI" w:hAnsi="Segoe UI" w:eastAsia="Segoe UI" w:cs="Segoe UI"/>
+                <w:rStyle w:val="Strong"/>
+                <w:rFonts w:ascii="Segoe UI" w:eastAsia="Segoe UI" w:hAnsi="Segoe UI" w:cs="Segoe UI" w:hint="default"/>
                 <w:b/>
                 <w:bCs/>
                 <w:i w:val="0"/>
@@ -6408,7 +6332,7 @@
               <w:spacing w:line="300" w:lineRule="atLeast"/>
               <w:jc w:val="left"/>
               <w:rPr>
-                <w:rFonts w:hint="default" w:ascii="Segoe UI" w:hAnsi="Segoe UI" w:eastAsia="Segoe UI" w:cs="Segoe UI"/>
+                <w:rFonts w:ascii="Segoe UI" w:eastAsia="Segoe UI" w:hAnsi="Segoe UI" w:cs="Segoe UI" w:hint="default"/>
                 <w:i w:val="0"/>
                 <w:iCs w:val="0"/>
                 <w:caps w:val="0"/>
@@ -6420,8 +6344,8 @@
             </w:pPr>
             <w:r>
               <w:rPr>
-                <w:rStyle w:val="23"/>
-                <w:rFonts w:hint="default" w:ascii="Segoe UI" w:hAnsi="Segoe UI" w:eastAsia="Segoe UI" w:cs="Segoe UI"/>
+                <w:rStyle w:val="Strong"/>
+                <w:rFonts w:ascii="Segoe UI" w:eastAsia="Segoe UI" w:hAnsi="Segoe UI" w:cs="Segoe UI" w:hint="default"/>
                 <w:b/>
                 <w:bCs/>
                 <w:i w:val="0"/>
@@ -6460,7 +6384,7 @@
               <w:spacing w:line="300" w:lineRule="atLeast"/>
               <w:jc w:val="left"/>
               <w:rPr>
-                <w:rFonts w:hint="default" w:ascii="Segoe UI" w:hAnsi="Segoe UI" w:eastAsia="Segoe UI" w:cs="Segoe UI"/>
+                <w:rFonts w:ascii="Segoe UI" w:eastAsia="Segoe UI" w:hAnsi="Segoe UI" w:cs="Segoe UI" w:hint="default"/>
                 <w:i w:val="0"/>
                 <w:iCs w:val="0"/>
                 <w:caps w:val="0"/>
@@ -6472,8 +6396,8 @@
             </w:pPr>
             <w:r>
               <w:rPr>
-                <w:rStyle w:val="23"/>
-                <w:rFonts w:hint="default" w:ascii="Segoe UI" w:hAnsi="Segoe UI" w:eastAsia="Segoe UI" w:cs="Segoe UI"/>
+                <w:rStyle w:val="Strong"/>
+                <w:rFonts w:ascii="Segoe UI" w:eastAsia="Segoe UI" w:hAnsi="Segoe UI" w:cs="Segoe UI" w:hint="default"/>
                 <w:b/>
                 <w:bCs/>
                 <w:i w:val="0"/>
@@ -6491,7 +6415,7 @@
             </w:r>
             <w:r>
               <w:rPr>
-                <w:rFonts w:hint="default" w:ascii="Segoe UI" w:hAnsi="Segoe UI" w:eastAsia="Segoe UI" w:cs="Segoe UI"/>
+                <w:rFonts w:ascii="Segoe UI" w:eastAsia="Segoe UI" w:hAnsi="Segoe UI" w:cs="Segoe UI" w:hint="default"/>
                 <w:i w:val="0"/>
                 <w:iCs w:val="0"/>
                 <w:caps w:val="0"/>
@@ -6528,7 +6452,7 @@
               <w:spacing w:line="300" w:lineRule="atLeast"/>
               <w:jc w:val="left"/>
               <w:rPr>
-                <w:rFonts w:hint="default" w:ascii="Segoe UI" w:hAnsi="Segoe UI" w:eastAsia="Segoe UI" w:cs="Segoe UI"/>
+                <w:rFonts w:ascii="Segoe UI" w:eastAsia="Segoe UI" w:hAnsi="Segoe UI" w:cs="Segoe UI" w:hint="default"/>
                 <w:i w:val="0"/>
                 <w:iCs w:val="0"/>
                 <w:caps w:val="0"/>
@@ -6540,7 +6464,7 @@
             </w:pPr>
             <w:r>
               <w:rPr>
-                <w:rFonts w:hint="default" w:ascii="Segoe UI" w:hAnsi="Segoe UI" w:eastAsia="Segoe UI" w:cs="Segoe UI"/>
+                <w:rFonts w:ascii="Segoe UI" w:eastAsia="Segoe UI" w:hAnsi="Segoe UI" w:cs="Segoe UI" w:hint="default"/>
                 <w:i w:val="0"/>
                 <w:iCs w:val="0"/>
                 <w:caps w:val="0"/>
@@ -6556,7 +6480,7 @@
             </w:r>
             <w:r>
               <w:rPr>
-                <w:rFonts w:hint="default" w:ascii="Segoe UI" w:hAnsi="Segoe UI" w:eastAsia="Segoe UI" w:cs="Segoe UI"/>
+                <w:rFonts w:ascii="Segoe UI" w:eastAsia="Segoe UI" w:hAnsi="Segoe UI" w:cs="Segoe UI" w:hint="default"/>
                 <w:i w:val="0"/>
                 <w:iCs w:val="0"/>
                 <w:caps w:val="0"/>
@@ -6568,11 +6492,11 @@
                 <w:szCs w:val="18"/>
                 <w:lang w:val="en-US" w:eastAsia="zh-CN"/>
               </w:rPr>
-              <w:br w:type="textWrapping"/>
-            </w:r>
-            <w:r>
-              <w:rPr>
-                <w:rFonts w:hint="default" w:ascii="Segoe UI" w:hAnsi="Segoe UI" w:eastAsia="Segoe UI" w:cs="Segoe UI"/>
+              <w:br/>
+            </w:r>
+            <w:r>
+              <w:rPr>
+                <w:rFonts w:ascii="Segoe UI" w:eastAsia="Segoe UI" w:hAnsi="Segoe UI" w:cs="Segoe UI" w:hint="default"/>
                 <w:i w:val="0"/>
                 <w:iCs w:val="0"/>
                 <w:caps w:val="0"/>
@@ -6588,7 +6512,7 @@
             </w:r>
             <w:r>
               <w:rPr>
-                <w:rFonts w:hint="default" w:ascii="Segoe UI" w:hAnsi="Segoe UI" w:eastAsia="Segoe UI" w:cs="Segoe UI"/>
+                <w:rFonts w:ascii="Segoe UI" w:eastAsia="Segoe UI" w:hAnsi="Segoe UI" w:cs="Segoe UI" w:hint="default"/>
                 <w:i w:val="0"/>
                 <w:iCs w:val="0"/>
                 <w:caps w:val="0"/>
@@ -6600,11 +6524,11 @@
                 <w:szCs w:val="18"/>
                 <w:lang w:val="en-US" w:eastAsia="zh-CN"/>
               </w:rPr>
-              <w:br w:type="textWrapping"/>
-            </w:r>
-            <w:r>
-              <w:rPr>
-                <w:rFonts w:hint="default" w:ascii="Segoe UI" w:hAnsi="Segoe UI" w:eastAsia="Segoe UI" w:cs="Segoe UI"/>
+              <w:br/>
+            </w:r>
+            <w:r>
+              <w:rPr>
+                <w:rFonts w:ascii="Segoe UI" w:eastAsia="Segoe UI" w:hAnsi="Segoe UI" w:cs="Segoe UI" w:hint="default"/>
                 <w:i w:val="0"/>
                 <w:iCs w:val="0"/>
                 <w:caps w:val="0"/>
@@ -6641,7 +6565,7 @@
               <w:spacing w:line="300" w:lineRule="atLeast"/>
               <w:jc w:val="left"/>
               <w:rPr>
-                <w:rFonts w:hint="default" w:ascii="Segoe UI" w:hAnsi="Segoe UI" w:eastAsia="Segoe UI" w:cs="Segoe UI"/>
+                <w:rFonts w:ascii="Segoe UI" w:eastAsia="Segoe UI" w:hAnsi="Segoe UI" w:cs="Segoe UI" w:hint="default"/>
                 <w:i w:val="0"/>
                 <w:iCs w:val="0"/>
                 <w:caps w:val="0"/>
@@ -6653,8 +6577,8 @@
             </w:pPr>
             <w:r>
               <w:rPr>
-                <w:rStyle w:val="23"/>
-                <w:rFonts w:hint="default" w:ascii="Segoe UI" w:hAnsi="Segoe UI" w:eastAsia="Segoe UI" w:cs="Segoe UI"/>
+                <w:rStyle w:val="Strong"/>
+                <w:rFonts w:ascii="Segoe UI" w:eastAsia="Segoe UI" w:hAnsi="Segoe UI" w:cs="Segoe UI" w:hint="default"/>
                 <w:b/>
                 <w:bCs/>
                 <w:i w:val="0"/>
@@ -6672,7 +6596,7 @@
             </w:r>
             <w:r>
               <w:rPr>
-                <w:rFonts w:hint="default" w:ascii="Segoe UI" w:hAnsi="Segoe UI" w:eastAsia="Segoe UI" w:cs="Segoe UI"/>
+                <w:rFonts w:ascii="Segoe UI" w:eastAsia="Segoe UI" w:hAnsi="Segoe UI" w:cs="Segoe UI" w:hint="default"/>
                 <w:i w:val="0"/>
                 <w:iCs w:val="0"/>
                 <w:caps w:val="0"/>
@@ -6691,14 +6615,8 @@
       </w:tr>
       <w:tr>
         <w:tblPrEx>
-          <w:tblBorders>
-            <w:top w:val="single" w:color="auto" w:sz="4" w:space="0"/>
-            <w:left w:val="single" w:color="auto" w:sz="4" w:space="0"/>
-            <w:bottom w:val="single" w:color="auto" w:sz="4" w:space="0"/>
-            <w:right w:val="single" w:color="auto" w:sz="4" w:space="0"/>
-            <w:insideH w:val="single" w:color="auto" w:sz="4" w:space="0"/>
-            <w:insideV w:val="single" w:color="auto" w:sz="4" w:space="0"/>
-          </w:tblBorders>
+          <w:tblW w:w="0" w:type="auto"/>
+          <w:tblInd w:w="0" w:type="dxa"/>
           <w:shd w:val="clear" w:color="auto" w:fill="auto"/>
           <w:tblCellMar>
             <w:top w:w="15" w:type="dxa"/>
@@ -6728,7 +6646,7 @@
               <w:spacing w:line="300" w:lineRule="atLeast"/>
               <w:jc w:val="left"/>
               <w:rPr>
-                <w:rFonts w:hint="default" w:ascii="Segoe UI" w:hAnsi="Segoe UI" w:eastAsia="Segoe UI" w:cs="Segoe UI"/>
+                <w:rFonts w:ascii="Segoe UI" w:eastAsia="Segoe UI" w:hAnsi="Segoe UI" w:cs="Segoe UI" w:hint="default"/>
                 <w:i w:val="0"/>
                 <w:iCs w:val="0"/>
                 <w:caps w:val="0"/>
@@ -6740,8 +6658,8 @@
             </w:pPr>
             <w:r>
               <w:rPr>
-                <w:rStyle w:val="23"/>
-                <w:rFonts w:hint="default" w:ascii="Segoe UI" w:hAnsi="Segoe UI" w:eastAsia="Segoe UI" w:cs="Segoe UI"/>
+                <w:rStyle w:val="Strong"/>
+                <w:rFonts w:ascii="Segoe UI" w:eastAsia="Segoe UI" w:hAnsi="Segoe UI" w:cs="Segoe UI" w:hint="default"/>
                 <w:b/>
                 <w:bCs/>
                 <w:i w:val="0"/>
@@ -6780,7 +6698,7 @@
               <w:spacing w:line="300" w:lineRule="atLeast"/>
               <w:jc w:val="left"/>
               <w:rPr>
-                <w:rFonts w:hint="default" w:ascii="Segoe UI" w:hAnsi="Segoe UI" w:eastAsia="Segoe UI" w:cs="Segoe UI"/>
+                <w:rFonts w:ascii="Segoe UI" w:eastAsia="Segoe UI" w:hAnsi="Segoe UI" w:cs="Segoe UI" w:hint="default"/>
                 <w:i w:val="0"/>
                 <w:iCs w:val="0"/>
                 <w:caps w:val="0"/>
@@ -6792,8 +6710,8 @@
             </w:pPr>
             <w:r>
               <w:rPr>
-                <w:rStyle w:val="23"/>
-                <w:rFonts w:hint="default" w:ascii="Segoe UI" w:hAnsi="Segoe UI" w:eastAsia="Segoe UI" w:cs="Segoe UI"/>
+                <w:rStyle w:val="Strong"/>
+                <w:rFonts w:ascii="Segoe UI" w:eastAsia="Segoe UI" w:hAnsi="Segoe UI" w:cs="Segoe UI" w:hint="default"/>
                 <w:b/>
                 <w:bCs/>
                 <w:i w:val="0"/>
@@ -6832,7 +6750,7 @@
               <w:spacing w:line="300" w:lineRule="atLeast"/>
               <w:jc w:val="left"/>
               <w:rPr>
-                <w:rFonts w:hint="default" w:ascii="Segoe UI" w:hAnsi="Segoe UI" w:eastAsia="Segoe UI" w:cs="Segoe UI"/>
+                <w:rFonts w:ascii="Segoe UI" w:eastAsia="Segoe UI" w:hAnsi="Segoe UI" w:cs="Segoe UI" w:hint="default"/>
                 <w:i w:val="0"/>
                 <w:iCs w:val="0"/>
                 <w:caps w:val="0"/>
@@ -6844,8 +6762,8 @@
             </w:pPr>
             <w:r>
               <w:rPr>
-                <w:rStyle w:val="23"/>
-                <w:rFonts w:hint="default" w:ascii="Segoe UI" w:hAnsi="Segoe UI" w:eastAsia="Segoe UI" w:cs="Segoe UI"/>
+                <w:rStyle w:val="Strong"/>
+                <w:rFonts w:ascii="Segoe UI" w:eastAsia="Segoe UI" w:hAnsi="Segoe UI" w:cs="Segoe UI" w:hint="default"/>
                 <w:b/>
                 <w:bCs/>
                 <w:i w:val="0"/>
@@ -6863,7 +6781,7 @@
             </w:r>
             <w:r>
               <w:rPr>
-                <w:rFonts w:hint="default" w:ascii="Segoe UI" w:hAnsi="Segoe UI" w:eastAsia="Segoe UI" w:cs="Segoe UI"/>
+                <w:rFonts w:ascii="Segoe UI" w:eastAsia="Segoe UI" w:hAnsi="Segoe UI" w:cs="Segoe UI" w:hint="default"/>
                 <w:i w:val="0"/>
                 <w:iCs w:val="0"/>
                 <w:caps w:val="0"/>
@@ -6900,7 +6818,7 @@
               <w:spacing w:line="300" w:lineRule="atLeast"/>
               <w:jc w:val="left"/>
               <w:rPr>
-                <w:rFonts w:hint="default" w:ascii="Segoe UI" w:hAnsi="Segoe UI" w:eastAsia="Segoe UI" w:cs="Segoe UI"/>
+                <w:rFonts w:ascii="Segoe UI" w:eastAsia="Segoe UI" w:hAnsi="Segoe UI" w:cs="Segoe UI" w:hint="default"/>
                 <w:i w:val="0"/>
                 <w:iCs w:val="0"/>
                 <w:caps w:val="0"/>
@@ -6912,7 +6830,7 @@
             </w:pPr>
             <w:r>
               <w:rPr>
-                <w:rFonts w:hint="default" w:ascii="Segoe UI" w:hAnsi="Segoe UI" w:eastAsia="Segoe UI" w:cs="Segoe UI"/>
+                <w:rFonts w:ascii="Segoe UI" w:eastAsia="Segoe UI" w:hAnsi="Segoe UI" w:cs="Segoe UI" w:hint="default"/>
                 <w:i w:val="0"/>
                 <w:iCs w:val="0"/>
                 <w:caps w:val="0"/>
@@ -6928,7 +6846,7 @@
             </w:r>
             <w:r>
               <w:rPr>
-                <w:rFonts w:hint="default" w:ascii="Segoe UI" w:hAnsi="Segoe UI" w:eastAsia="Segoe UI" w:cs="Segoe UI"/>
+                <w:rFonts w:ascii="Segoe UI" w:eastAsia="Segoe UI" w:hAnsi="Segoe UI" w:cs="Segoe UI" w:hint="default"/>
                 <w:i w:val="0"/>
                 <w:iCs w:val="0"/>
                 <w:caps w:val="0"/>
@@ -6940,11 +6858,11 @@
                 <w:szCs w:val="18"/>
                 <w:lang w:val="en-US" w:eastAsia="zh-CN"/>
               </w:rPr>
-              <w:br w:type="textWrapping"/>
-            </w:r>
-            <w:r>
-              <w:rPr>
-                <w:rFonts w:hint="default" w:ascii="Segoe UI" w:hAnsi="Segoe UI" w:eastAsia="Segoe UI" w:cs="Segoe UI"/>
+              <w:br/>
+            </w:r>
+            <w:r>
+              <w:rPr>
+                <w:rFonts w:ascii="Segoe UI" w:eastAsia="Segoe UI" w:hAnsi="Segoe UI" w:cs="Segoe UI" w:hint="default"/>
                 <w:i w:val="0"/>
                 <w:iCs w:val="0"/>
                 <w:caps w:val="0"/>
@@ -6960,7 +6878,7 @@
             </w:r>
             <w:r>
               <w:rPr>
-                <w:rFonts w:hint="default" w:ascii="Segoe UI" w:hAnsi="Segoe UI" w:eastAsia="Segoe UI" w:cs="Segoe UI"/>
+                <w:rFonts w:ascii="Segoe UI" w:eastAsia="Segoe UI" w:hAnsi="Segoe UI" w:cs="Segoe UI" w:hint="default"/>
                 <w:i w:val="0"/>
                 <w:iCs w:val="0"/>
                 <w:caps w:val="0"/>
@@ -6972,11 +6890,11 @@
                 <w:szCs w:val="18"/>
                 <w:lang w:val="en-US" w:eastAsia="zh-CN"/>
               </w:rPr>
-              <w:br w:type="textWrapping"/>
-            </w:r>
-            <w:r>
-              <w:rPr>
-                <w:rFonts w:hint="default" w:ascii="Segoe UI" w:hAnsi="Segoe UI" w:eastAsia="Segoe UI" w:cs="Segoe UI"/>
+              <w:br/>
+            </w:r>
+            <w:r>
+              <w:rPr>
+                <w:rFonts w:ascii="Segoe UI" w:eastAsia="Segoe UI" w:hAnsi="Segoe UI" w:cs="Segoe UI" w:hint="default"/>
                 <w:i w:val="0"/>
                 <w:iCs w:val="0"/>
                 <w:caps w:val="0"/>
@@ -7013,7 +6931,7 @@
               <w:spacing w:line="300" w:lineRule="atLeast"/>
               <w:jc w:val="left"/>
               <w:rPr>
-                <w:rFonts w:hint="default" w:ascii="Segoe UI" w:hAnsi="Segoe UI" w:eastAsia="Segoe UI" w:cs="Segoe UI"/>
+                <w:rFonts w:ascii="Segoe UI" w:eastAsia="Segoe UI" w:hAnsi="Segoe UI" w:cs="Segoe UI" w:hint="default"/>
                 <w:i w:val="0"/>
                 <w:iCs w:val="0"/>
                 <w:caps w:val="0"/>
@@ -7025,8 +6943,8 @@
             </w:pPr>
             <w:r>
               <w:rPr>
-                <w:rStyle w:val="23"/>
-                <w:rFonts w:hint="default" w:ascii="Segoe UI" w:hAnsi="Segoe UI" w:eastAsia="Segoe UI" w:cs="Segoe UI"/>
+                <w:rStyle w:val="Strong"/>
+                <w:rFonts w:ascii="Segoe UI" w:eastAsia="Segoe UI" w:hAnsi="Segoe UI" w:cs="Segoe UI" w:hint="default"/>
                 <w:b/>
                 <w:bCs/>
                 <w:i w:val="0"/>
@@ -7044,7 +6962,7 @@
             </w:r>
             <w:r>
               <w:rPr>
-                <w:rFonts w:hint="default" w:ascii="Segoe UI" w:hAnsi="Segoe UI" w:eastAsia="Segoe UI" w:cs="Segoe UI"/>
+                <w:rFonts w:ascii="Segoe UI" w:eastAsia="Segoe UI" w:hAnsi="Segoe UI" w:cs="Segoe UI" w:hint="default"/>
                 <w:i w:val="0"/>
                 <w:iCs w:val="0"/>
                 <w:caps w:val="0"/>
@@ -7063,14 +6981,8 @@
       </w:tr>
       <w:tr>
         <w:tblPrEx>
-          <w:tblBorders>
-            <w:top w:val="single" w:color="auto" w:sz="4" w:space="0"/>
-            <w:left w:val="single" w:color="auto" w:sz="4" w:space="0"/>
-            <w:bottom w:val="single" w:color="auto" w:sz="4" w:space="0"/>
-            <w:right w:val="single" w:color="auto" w:sz="4" w:space="0"/>
-            <w:insideH w:val="single" w:color="auto" w:sz="4" w:space="0"/>
-            <w:insideV w:val="single" w:color="auto" w:sz="4" w:space="0"/>
-          </w:tblBorders>
+          <w:tblW w:w="0" w:type="auto"/>
+          <w:tblInd w:w="0" w:type="dxa"/>
           <w:shd w:val="clear" w:color="auto" w:fill="auto"/>
           <w:tblCellMar>
             <w:top w:w="15" w:type="dxa"/>
@@ -7100,7 +7012,7 @@
               <w:spacing w:line="300" w:lineRule="atLeast"/>
               <w:jc w:val="left"/>
               <w:rPr>
-                <w:rFonts w:hint="default" w:ascii="Segoe UI" w:hAnsi="Segoe UI" w:eastAsia="Segoe UI" w:cs="Segoe UI"/>
+                <w:rFonts w:ascii="Segoe UI" w:eastAsia="Segoe UI" w:hAnsi="Segoe UI" w:cs="Segoe UI" w:hint="default"/>
                 <w:i w:val="0"/>
                 <w:iCs w:val="0"/>
                 <w:caps w:val="0"/>
@@ -7112,8 +7024,8 @@
             </w:pPr>
             <w:r>
               <w:rPr>
-                <w:rStyle w:val="23"/>
-                <w:rFonts w:hint="default" w:ascii="Segoe UI" w:hAnsi="Segoe UI" w:eastAsia="Segoe UI" w:cs="Segoe UI"/>
+                <w:rStyle w:val="Strong"/>
+                <w:rFonts w:ascii="Segoe UI" w:eastAsia="Segoe UI" w:hAnsi="Segoe UI" w:cs="Segoe UI" w:hint="default"/>
                 <w:b/>
                 <w:bCs/>
                 <w:i w:val="0"/>
@@ -7152,7 +7064,7 @@
               <w:spacing w:line="300" w:lineRule="atLeast"/>
               <w:jc w:val="left"/>
               <w:rPr>
-                <w:rFonts w:hint="default" w:ascii="Segoe UI" w:hAnsi="Segoe UI" w:eastAsia="Segoe UI" w:cs="Segoe UI"/>
+                <w:rFonts w:ascii="Segoe UI" w:eastAsia="Segoe UI" w:hAnsi="Segoe UI" w:cs="Segoe UI" w:hint="default"/>
                 <w:i w:val="0"/>
                 <w:iCs w:val="0"/>
                 <w:caps w:val="0"/>
@@ -7164,8 +7076,8 @@
             </w:pPr>
             <w:r>
               <w:rPr>
-                <w:rStyle w:val="23"/>
-                <w:rFonts w:hint="default" w:ascii="Segoe UI" w:hAnsi="Segoe UI" w:eastAsia="Segoe UI" w:cs="Segoe UI"/>
+                <w:rStyle w:val="Strong"/>
+                <w:rFonts w:ascii="Segoe UI" w:eastAsia="Segoe UI" w:hAnsi="Segoe UI" w:cs="Segoe UI" w:hint="default"/>
                 <w:b/>
                 <w:bCs/>
                 <w:i w:val="0"/>
@@ -7204,7 +7116,7 @@
               <w:spacing w:line="300" w:lineRule="atLeast"/>
               <w:jc w:val="left"/>
               <w:rPr>
-                <w:rFonts w:hint="default" w:ascii="Segoe UI" w:hAnsi="Segoe UI" w:eastAsia="Segoe UI" w:cs="Segoe UI"/>
+                <w:rFonts w:ascii="Segoe UI" w:eastAsia="Segoe UI" w:hAnsi="Segoe UI" w:cs="Segoe UI" w:hint="default"/>
                 <w:i w:val="0"/>
                 <w:iCs w:val="0"/>
                 <w:caps w:val="0"/>
@@ -7216,8 +7128,8 @@
             </w:pPr>
             <w:r>
               <w:rPr>
-                <w:rStyle w:val="23"/>
-                <w:rFonts w:hint="default" w:ascii="Segoe UI" w:hAnsi="Segoe UI" w:eastAsia="Segoe UI" w:cs="Segoe UI"/>
+                <w:rStyle w:val="Strong"/>
+                <w:rFonts w:ascii="Segoe UI" w:eastAsia="Segoe UI" w:hAnsi="Segoe UI" w:cs="Segoe UI" w:hint="default"/>
                 <w:b/>
                 <w:bCs/>
                 <w:i w:val="0"/>
@@ -7235,7 +7147,7 @@
             </w:r>
             <w:r>
               <w:rPr>
-                <w:rFonts w:hint="default" w:ascii="Segoe UI" w:hAnsi="Segoe UI" w:eastAsia="Segoe UI" w:cs="Segoe UI"/>
+                <w:rFonts w:ascii="Segoe UI" w:eastAsia="Segoe UI" w:hAnsi="Segoe UI" w:cs="Segoe UI" w:hint="default"/>
                 <w:i w:val="0"/>
                 <w:iCs w:val="0"/>
                 <w:caps w:val="0"/>
@@ -7272,7 +7184,7 @@
               <w:spacing w:line="300" w:lineRule="atLeast"/>
               <w:jc w:val="left"/>
               <w:rPr>
-                <w:rFonts w:hint="default" w:ascii="Segoe UI" w:hAnsi="Segoe UI" w:eastAsia="Segoe UI" w:cs="Segoe UI"/>
+                <w:rFonts w:ascii="Segoe UI" w:eastAsia="Segoe UI" w:hAnsi="Segoe UI" w:cs="Segoe UI" w:hint="default"/>
                 <w:i w:val="0"/>
                 <w:iCs w:val="0"/>
                 <w:caps w:val="0"/>
@@ -7284,7 +7196,7 @@
             </w:pPr>
             <w:r>
               <w:rPr>
-                <w:rFonts w:hint="default" w:ascii="Segoe UI" w:hAnsi="Segoe UI" w:eastAsia="Segoe UI" w:cs="Segoe UI"/>
+                <w:rFonts w:ascii="Segoe UI" w:eastAsia="Segoe UI" w:hAnsi="Segoe UI" w:cs="Segoe UI" w:hint="default"/>
                 <w:i w:val="0"/>
                 <w:iCs w:val="0"/>
                 <w:caps w:val="0"/>
@@ -7300,7 +7212,7 @@
             </w:r>
             <w:r>
               <w:rPr>
-                <w:rFonts w:hint="default" w:ascii="Segoe UI" w:hAnsi="Segoe UI" w:eastAsia="Segoe UI" w:cs="Segoe UI"/>
+                <w:rFonts w:ascii="Segoe UI" w:eastAsia="Segoe UI" w:hAnsi="Segoe UI" w:cs="Segoe UI" w:hint="default"/>
                 <w:i w:val="0"/>
                 <w:iCs w:val="0"/>
                 <w:caps w:val="0"/>
@@ -7312,11 +7224,11 @@
                 <w:szCs w:val="18"/>
                 <w:lang w:val="en-US" w:eastAsia="zh-CN"/>
               </w:rPr>
-              <w:br w:type="textWrapping"/>
-            </w:r>
-            <w:r>
-              <w:rPr>
-                <w:rFonts w:hint="default" w:ascii="Segoe UI" w:hAnsi="Segoe UI" w:eastAsia="Segoe UI" w:cs="Segoe UI"/>
+              <w:br/>
+            </w:r>
+            <w:r>
+              <w:rPr>
+                <w:rFonts w:ascii="Segoe UI" w:eastAsia="Segoe UI" w:hAnsi="Segoe UI" w:cs="Segoe UI" w:hint="default"/>
                 <w:i w:val="0"/>
                 <w:iCs w:val="0"/>
                 <w:caps w:val="0"/>
@@ -7332,7 +7244,7 @@
             </w:r>
             <w:r>
               <w:rPr>
-                <w:rFonts w:hint="default" w:ascii="Segoe UI" w:hAnsi="Segoe UI" w:eastAsia="Segoe UI" w:cs="Segoe UI"/>
+                <w:rFonts w:ascii="Segoe UI" w:eastAsia="Segoe UI" w:hAnsi="Segoe UI" w:cs="Segoe UI" w:hint="default"/>
                 <w:i w:val="0"/>
                 <w:iCs w:val="0"/>
                 <w:caps w:val="0"/>
@@ -7344,11 +7256,11 @@
                 <w:szCs w:val="18"/>
                 <w:lang w:val="en-US" w:eastAsia="zh-CN"/>
               </w:rPr>
-              <w:br w:type="textWrapping"/>
-            </w:r>
-            <w:r>
-              <w:rPr>
-                <w:rFonts w:hint="default" w:ascii="Segoe UI" w:hAnsi="Segoe UI" w:eastAsia="Segoe UI" w:cs="Segoe UI"/>
+              <w:br/>
+            </w:r>
+            <w:r>
+              <w:rPr>
+                <w:rFonts w:ascii="Segoe UI" w:eastAsia="Segoe UI" w:hAnsi="Segoe UI" w:cs="Segoe UI" w:hint="default"/>
                 <w:i w:val="0"/>
                 <w:iCs w:val="0"/>
                 <w:caps w:val="0"/>
@@ -7385,7 +7297,7 @@
               <w:spacing w:line="300" w:lineRule="atLeast"/>
               <w:jc w:val="left"/>
               <w:rPr>
-                <w:rFonts w:hint="default" w:ascii="Segoe UI" w:hAnsi="Segoe UI" w:eastAsia="Segoe UI" w:cs="Segoe UI"/>
+                <w:rFonts w:ascii="Segoe UI" w:eastAsia="Segoe UI" w:hAnsi="Segoe UI" w:cs="Segoe UI" w:hint="default"/>
                 <w:i w:val="0"/>
                 <w:iCs w:val="0"/>
                 <w:caps w:val="0"/>
@@ -7397,8 +7309,8 @@
             </w:pPr>
             <w:r>
               <w:rPr>
-                <w:rStyle w:val="23"/>
-                <w:rFonts w:hint="default" w:ascii="Segoe UI" w:hAnsi="Segoe UI" w:eastAsia="Segoe UI" w:cs="Segoe UI"/>
+                <w:rStyle w:val="Strong"/>
+                <w:rFonts w:ascii="Segoe UI" w:eastAsia="Segoe UI" w:hAnsi="Segoe UI" w:cs="Segoe UI" w:hint="default"/>
                 <w:b/>
                 <w:bCs/>
                 <w:i w:val="0"/>
@@ -7416,7 +7328,7 @@
             </w:r>
             <w:r>
               <w:rPr>
-                <w:rFonts w:hint="default" w:ascii="Segoe UI" w:hAnsi="Segoe UI" w:eastAsia="Segoe UI" w:cs="Segoe UI"/>
+                <w:rFonts w:ascii="Segoe UI" w:eastAsia="Segoe UI" w:hAnsi="Segoe UI" w:cs="Segoe UI" w:hint="default"/>
                 <w:i w:val="0"/>
                 <w:iCs w:val="0"/>
                 <w:caps w:val="0"/>
@@ -7435,14 +7347,8 @@
       </w:tr>
       <w:tr>
         <w:tblPrEx>
-          <w:tblBorders>
-            <w:top w:val="single" w:color="auto" w:sz="4" w:space="0"/>
-            <w:left w:val="single" w:color="auto" w:sz="4" w:space="0"/>
-            <w:bottom w:val="single" w:color="auto" w:sz="4" w:space="0"/>
-            <w:right w:val="single" w:color="auto" w:sz="4" w:space="0"/>
-            <w:insideH w:val="single" w:color="auto" w:sz="4" w:space="0"/>
-            <w:insideV w:val="single" w:color="auto" w:sz="4" w:space="0"/>
-          </w:tblBorders>
+          <w:tblW w:w="0" w:type="auto"/>
+          <w:tblInd w:w="0" w:type="dxa"/>
           <w:shd w:val="clear" w:color="auto" w:fill="auto"/>
           <w:tblCellMar>
             <w:top w:w="15" w:type="dxa"/>
@@ -7472,7 +7378,7 @@
               <w:spacing w:line="300" w:lineRule="atLeast"/>
               <w:jc w:val="left"/>
               <w:rPr>
-                <w:rFonts w:hint="default" w:ascii="Segoe UI" w:hAnsi="Segoe UI" w:eastAsia="Segoe UI" w:cs="Segoe UI"/>
+                <w:rFonts w:ascii="Segoe UI" w:eastAsia="Segoe UI" w:hAnsi="Segoe UI" w:cs="Segoe UI" w:hint="default"/>
                 <w:i w:val="0"/>
                 <w:iCs w:val="0"/>
                 <w:caps w:val="0"/>
@@ -7484,8 +7390,8 @@
             </w:pPr>
             <w:r>
               <w:rPr>
-                <w:rStyle w:val="23"/>
-                <w:rFonts w:hint="default" w:ascii="Segoe UI" w:hAnsi="Segoe UI" w:eastAsia="Segoe UI" w:cs="Segoe UI"/>
+                <w:rStyle w:val="Strong"/>
+                <w:rFonts w:ascii="Segoe UI" w:eastAsia="Segoe UI" w:hAnsi="Segoe UI" w:cs="Segoe UI" w:hint="default"/>
                 <w:b/>
                 <w:bCs/>
                 <w:i w:val="0"/>
@@ -7524,7 +7430,7 @@
               <w:spacing w:line="300" w:lineRule="atLeast"/>
               <w:jc w:val="left"/>
               <w:rPr>
-                <w:rFonts w:hint="default" w:ascii="Segoe UI" w:hAnsi="Segoe UI" w:eastAsia="Segoe UI" w:cs="Segoe UI"/>
+                <w:rFonts w:ascii="Segoe UI" w:eastAsia="Segoe UI" w:hAnsi="Segoe UI" w:cs="Segoe UI" w:hint="default"/>
                 <w:i w:val="0"/>
                 <w:iCs w:val="0"/>
                 <w:caps w:val="0"/>
@@ -7536,8 +7442,8 @@
             </w:pPr>
             <w:r>
               <w:rPr>
-                <w:rStyle w:val="23"/>
-                <w:rFonts w:hint="default" w:ascii="Segoe UI" w:hAnsi="Segoe UI" w:eastAsia="Segoe UI" w:cs="Segoe UI"/>
+                <w:rStyle w:val="Strong"/>
+                <w:rFonts w:ascii="Segoe UI" w:eastAsia="Segoe UI" w:hAnsi="Segoe UI" w:cs="Segoe UI" w:hint="default"/>
                 <w:b/>
                 <w:bCs/>
                 <w:i w:val="0"/>
@@ -7576,7 +7482,7 @@
               <w:spacing w:line="300" w:lineRule="atLeast"/>
               <w:jc w:val="left"/>
               <w:rPr>
-                <w:rFonts w:hint="default" w:ascii="Segoe UI" w:hAnsi="Segoe UI" w:eastAsia="Segoe UI" w:cs="Segoe UI"/>
+                <w:rFonts w:ascii="Segoe UI" w:eastAsia="Segoe UI" w:hAnsi="Segoe UI" w:cs="Segoe UI" w:hint="default"/>
                 <w:i w:val="0"/>
                 <w:iCs w:val="0"/>
                 <w:caps w:val="0"/>
@@ -7588,8 +7494,8 @@
             </w:pPr>
             <w:r>
               <w:rPr>
-                <w:rStyle w:val="23"/>
-                <w:rFonts w:hint="default" w:ascii="Segoe UI" w:hAnsi="Segoe UI" w:eastAsia="Segoe UI" w:cs="Segoe UI"/>
+                <w:rStyle w:val="Strong"/>
+                <w:rFonts w:ascii="Segoe UI" w:eastAsia="Segoe UI" w:hAnsi="Segoe UI" w:cs="Segoe UI" w:hint="default"/>
                 <w:b/>
                 <w:bCs/>
                 <w:i w:val="0"/>
@@ -7607,7 +7513,7 @@
             </w:r>
             <w:r>
               <w:rPr>
-                <w:rFonts w:hint="default" w:ascii="Segoe UI" w:hAnsi="Segoe UI" w:eastAsia="Segoe UI" w:cs="Segoe UI"/>
+                <w:rFonts w:ascii="Segoe UI" w:eastAsia="Segoe UI" w:hAnsi="Segoe UI" w:cs="Segoe UI" w:hint="default"/>
                 <w:i w:val="0"/>
                 <w:iCs w:val="0"/>
                 <w:caps w:val="0"/>
@@ -7644,7 +7550,7 @@
               <w:spacing w:line="300" w:lineRule="atLeast"/>
               <w:jc w:val="left"/>
               <w:rPr>
-                <w:rFonts w:hint="default" w:ascii="Segoe UI" w:hAnsi="Segoe UI" w:eastAsia="Segoe UI" w:cs="Segoe UI"/>
+                <w:rFonts w:ascii="Segoe UI" w:eastAsia="Segoe UI" w:hAnsi="Segoe UI" w:cs="Segoe UI" w:hint="default"/>
                 <w:i w:val="0"/>
                 <w:iCs w:val="0"/>
                 <w:caps w:val="0"/>
@@ -7656,7 +7562,7 @@
             </w:pPr>
             <w:r>
               <w:rPr>
-                <w:rFonts w:hint="default" w:ascii="Segoe UI" w:hAnsi="Segoe UI" w:eastAsia="Segoe UI" w:cs="Segoe UI"/>
+                <w:rFonts w:ascii="Segoe UI" w:eastAsia="Segoe UI" w:hAnsi="Segoe UI" w:cs="Segoe UI" w:hint="default"/>
                 <w:i w:val="0"/>
                 <w:iCs w:val="0"/>
                 <w:caps w:val="0"/>
@@ -7672,7 +7578,7 @@
             </w:r>
             <w:r>
               <w:rPr>
-                <w:rFonts w:hint="default" w:ascii="Segoe UI" w:hAnsi="Segoe UI" w:eastAsia="Segoe UI" w:cs="Segoe UI"/>
+                <w:rFonts w:ascii="Segoe UI" w:eastAsia="Segoe UI" w:hAnsi="Segoe UI" w:cs="Segoe UI" w:hint="default"/>
                 <w:i w:val="0"/>
                 <w:iCs w:val="0"/>
                 <w:caps w:val="0"/>
@@ -7684,11 +7590,11 @@
                 <w:szCs w:val="18"/>
                 <w:lang w:val="en-US" w:eastAsia="zh-CN"/>
               </w:rPr>
-              <w:br w:type="textWrapping"/>
-            </w:r>
-            <w:r>
-              <w:rPr>
-                <w:rFonts w:hint="default" w:ascii="Segoe UI" w:hAnsi="Segoe UI" w:eastAsia="Segoe UI" w:cs="Segoe UI"/>
+              <w:br/>
+            </w:r>
+            <w:r>
+              <w:rPr>
+                <w:rFonts w:ascii="Segoe UI" w:eastAsia="Segoe UI" w:hAnsi="Segoe UI" w:cs="Segoe UI" w:hint="default"/>
                 <w:i w:val="0"/>
                 <w:iCs w:val="0"/>
                 <w:caps w:val="0"/>
@@ -7704,7 +7610,7 @@
             </w:r>
             <w:r>
               <w:rPr>
-                <w:rFonts w:hint="default" w:ascii="Segoe UI" w:hAnsi="Segoe UI" w:eastAsia="Segoe UI" w:cs="Segoe UI"/>
+                <w:rFonts w:ascii="Segoe UI" w:eastAsia="Segoe UI" w:hAnsi="Segoe UI" w:cs="Segoe UI" w:hint="default"/>
                 <w:i w:val="0"/>
                 <w:iCs w:val="0"/>
                 <w:caps w:val="0"/>
@@ -7716,11 +7622,11 @@
                 <w:szCs w:val="18"/>
                 <w:lang w:val="en-US" w:eastAsia="zh-CN"/>
               </w:rPr>
-              <w:br w:type="textWrapping"/>
-            </w:r>
-            <w:r>
-              <w:rPr>
-                <w:rFonts w:hint="default" w:ascii="Segoe UI" w:hAnsi="Segoe UI" w:eastAsia="Segoe UI" w:cs="Segoe UI"/>
+              <w:br/>
+            </w:r>
+            <w:r>
+              <w:rPr>
+                <w:rFonts w:ascii="Segoe UI" w:eastAsia="Segoe UI" w:hAnsi="Segoe UI" w:cs="Segoe UI" w:hint="default"/>
                 <w:i w:val="0"/>
                 <w:iCs w:val="0"/>
                 <w:caps w:val="0"/>
@@ -7745,7 +7651,7 @@
           <w:p>
             <w:pPr>
               <w:rPr>
-                <w:rFonts w:hint="eastAsia" w:ascii="Segoe UI" w:hAnsi="Segoe UI" w:eastAsia="Segoe UI" w:cs="Segoe UI"/>
+                <w:rFonts w:ascii="Segoe UI" w:eastAsia="Segoe UI" w:hAnsi="Segoe UI" w:cs="Segoe UI" w:hint="eastAsia"/>
                 <w:i w:val="0"/>
                 <w:iCs w:val="0"/>
                 <w:caps w:val="0"/>
@@ -7757,8 +7663,8 @@
             </w:pPr>
             <w:r>
               <w:rPr>
-                <w:rStyle w:val="23"/>
-                <w:rFonts w:ascii="Segoe UI" w:hAnsi="Segoe UI" w:eastAsia="Segoe UI" w:cs="Segoe UI"/>
+                <w:rStyle w:val="Strong"/>
+                <w:rFonts w:ascii="Segoe UI" w:eastAsia="Segoe UI" w:hAnsi="Segoe UI" w:cs="Segoe UI"/>
                 <w:b/>
                 <w:bCs/>
                 <w:i w:val="0"/>
@@ -7774,7 +7680,7 @@
             </w:r>
             <w:r>
               <w:rPr>
-                <w:rFonts w:hint="default" w:ascii="Segoe UI" w:hAnsi="Segoe UI" w:eastAsia="Segoe UI" w:cs="Segoe UI"/>
+                <w:rFonts w:ascii="Segoe UI" w:eastAsia="Segoe UI" w:hAnsi="Segoe UI" w:cs="Segoe UI" w:hint="default"/>
                 <w:i w:val="0"/>
                 <w:iCs w:val="0"/>
                 <w:caps w:val="0"/>
@@ -7792,198 +7698,26 @@
     </w:tbl>
     <w:p>
       <w:pPr>
-        <w:pStyle w:val="30"/>
+        <w:pStyle w:val="2"/>
         <w:bidi w:val="0"/>
         <w:rPr>
           <w:rFonts w:hint="eastAsia"/>
           <w:lang w:val="en-US" w:eastAsia="zh-CN"/>
         </w:rPr>
       </w:pPr>
-      <w:bookmarkStart w:id="20" w:name="_Toc9605"/>
+      <w:bookmarkStart w:id="21" w:name="_Toc9605"/>
       <w:r>
         <w:rPr>
           <w:rFonts w:hint="eastAsia"/>
           <w:lang w:val="en-US" w:eastAsia="zh-CN"/>
         </w:rPr>
         <w:t>事件升级机制</w:t>
-      </w:r>
-      <w:bookmarkEnd w:id="20"/>
-    </w:p>
-    <w:p>
-      <w:pPr>
-        <w:pStyle w:val="29"/>
-        <w:bidi w:val="0"/>
-        <w:rPr>
-          <w:rFonts w:hint="eastAsia"/>
-          <w:lang w:val="en-US" w:eastAsia="zh-CN"/>
-        </w:rPr>
-      </w:pPr>
-      <w:r>
-        <w:rPr>
-          <w:rFonts w:hint="eastAsia"/>
-          <w:lang w:val="en-US" w:eastAsia="zh-CN"/>
-        </w:rPr>
-        <w:t>升级机制与事件等级强关联，确保问题按需逐级或越级上报。</w:t>
-      </w:r>
-    </w:p>
-    <w:p>
-      <w:pPr>
-        <w:pStyle w:val="29"/>
-        <w:bidi w:val="0"/>
-        <w:rPr>
-          <w:rFonts w:hint="eastAsia"/>
-          <w:lang w:val="en-US" w:eastAsia="zh-CN"/>
-        </w:rPr>
-      </w:pPr>
-      <w:r>
-        <w:rPr>
-          <w:rFonts w:hint="eastAsia"/>
-          <w:lang w:val="en-US" w:eastAsia="zh-CN"/>
-        </w:rPr>
-        <w:t>时限升级：任何等级事件在处理时限达到约定阈值的50%、80%、100% 时，系统自动向当前处理人、其直属上级及事件经理发出预警。</w:t>
-      </w:r>
-    </w:p>
-    <w:p>
-      <w:pPr>
-        <w:pStyle w:val="29"/>
-        <w:bidi w:val="0"/>
-        <w:rPr>
-          <w:rFonts w:hint="eastAsia"/>
-          <w:lang w:val="en-US" w:eastAsia="zh-CN"/>
-        </w:rPr>
-      </w:pPr>
-      <w:r>
-        <w:rPr>
-          <w:rFonts w:hint="eastAsia"/>
-          <w:lang w:val="en-US" w:eastAsia="zh-CN"/>
-        </w:rPr>
-        <w:t>技术升级：</w:t>
-      </w:r>
-    </w:p>
-    <w:p>
-      <w:pPr>
-        <w:pStyle w:val="29"/>
-        <w:bidi w:val="0"/>
-        <w:rPr>
-          <w:rFonts w:hint="eastAsia"/>
-          <w:lang w:val="en-US" w:eastAsia="zh-CN"/>
-        </w:rPr>
-      </w:pPr>
-      <w:r>
-        <w:rPr>
-          <w:rFonts w:hint="eastAsia"/>
-          <w:lang w:val="en-US" w:eastAsia="zh-CN"/>
-        </w:rPr>
-        <w:t>P3/P4事件：一线工程师无法解决时，升级至二线技术支持或运维项目经理。</w:t>
-      </w:r>
-    </w:p>
-    <w:p>
-      <w:pPr>
-        <w:pStyle w:val="29"/>
-        <w:bidi w:val="0"/>
-        <w:rPr>
-          <w:rFonts w:hint="eastAsia"/>
-          <w:lang w:val="en-US" w:eastAsia="zh-CN"/>
-        </w:rPr>
-      </w:pPr>
-      <w:r>
-        <w:rPr>
-          <w:rFonts w:hint="eastAsia"/>
-          <w:lang w:val="en-US" w:eastAsia="zh-CN"/>
-        </w:rPr>
-        <w:t>P1/P2事件：自动要求运维项目经理及研发部对口技术专家同步介入。</w:t>
-      </w:r>
-    </w:p>
-    <w:p>
-      <w:pPr>
-        <w:pStyle w:val="29"/>
-        <w:bidi w:val="0"/>
-        <w:rPr>
-          <w:rFonts w:hint="eastAsia"/>
-          <w:lang w:val="en-US" w:eastAsia="zh-CN"/>
-        </w:rPr>
-      </w:pPr>
-      <w:r>
-        <w:rPr>
-          <w:rFonts w:hint="eastAsia"/>
-          <w:lang w:val="en-US" w:eastAsia="zh-CN"/>
-        </w:rPr>
-        <w:t>P0事件：立即建立包含事件经理、运维项目经理、研发部技术负责人及公司管理层的应急指挥群，并启动战时沟通机制。</w:t>
-      </w:r>
-    </w:p>
-    <w:p>
-      <w:pPr>
-        <w:pStyle w:val="29"/>
-        <w:bidi w:val="0"/>
-        <w:rPr>
-          <w:rFonts w:hint="eastAsia"/>
-          <w:lang w:val="en-US" w:eastAsia="zh-CN"/>
-        </w:rPr>
-      </w:pPr>
-      <w:r>
-        <w:rPr>
-          <w:rFonts w:hint="eastAsia"/>
-          <w:lang w:val="en-US" w:eastAsia="zh-CN"/>
-        </w:rPr>
-        <w:t>管理升级：</w:t>
-      </w:r>
-    </w:p>
-    <w:p>
-      <w:pPr>
-        <w:pStyle w:val="29"/>
-        <w:bidi w:val="0"/>
-        <w:rPr>
-          <w:rFonts w:hint="eastAsia"/>
-          <w:lang w:val="en-US" w:eastAsia="zh-CN"/>
-        </w:rPr>
-      </w:pPr>
-      <w:r>
-        <w:rPr>
-          <w:rFonts w:hint="eastAsia"/>
-          <w:lang w:val="en-US" w:eastAsia="zh-CN"/>
-        </w:rPr>
-        <w:t>所有P0/P1事件必须立即电话通知事件经理与分管副总经理。</w:t>
-      </w:r>
-    </w:p>
-    <w:p>
-      <w:pPr>
-        <w:pStyle w:val="29"/>
-        <w:bidi w:val="0"/>
-        <w:rPr>
-          <w:rFonts w:hint="eastAsia"/>
-          <w:lang w:val="en-US" w:eastAsia="zh-CN"/>
-        </w:rPr>
-      </w:pPr>
-      <w:r>
-        <w:rPr>
-          <w:rFonts w:hint="eastAsia"/>
-          <w:lang w:val="en-US" w:eastAsia="zh-CN"/>
-        </w:rPr>
-        <w:t>事件预计将导致SLA重大违约、引发客户高层投诉或涉及重大法律合规风险时，无论当前等级，事件经理均有权直接升级至公司总经理。</w:t>
-      </w:r>
-    </w:p>
-    <w:p>
-      <w:pPr>
-        <w:pStyle w:val="30"/>
-        <w:bidi w:val="0"/>
-        <w:rPr>
-          <w:rFonts w:hint="eastAsia"/>
-          <w:lang w:val="en-US" w:eastAsia="zh-CN"/>
-        </w:rPr>
-      </w:pPr>
-      <w:bookmarkStart w:id="21" w:name="_Toc22560"/>
-      <w:r>
-        <w:rPr>
-          <w:rFonts w:hint="eastAsia"/>
-          <w:lang w:val="en-US" w:eastAsia="zh-CN"/>
-        </w:rPr>
-        <w:t>常见事件类别</w:t>
       </w:r>
       <w:bookmarkEnd w:id="21"/>
     </w:p>
     <w:p>
       <w:pPr>
-        <w:pStyle w:val="29"/>
+        <w:pStyle w:val="a1"/>
         <w:bidi w:val="0"/>
         <w:rPr>
           <w:rFonts w:hint="eastAsia"/>
@@ -7995,12 +7729,12 @@
           <w:rFonts w:hint="eastAsia"/>
           <w:lang w:val="en-US" w:eastAsia="zh-CN"/>
         </w:rPr>
-        <w:t>应用功能缺陷：业务逻辑错误、UI/UX故障、流程中断。</w:t>
+        <w:t>升级机制与事件等级强关联，确保问题按需逐级或越级上报。</w:t>
       </w:r>
     </w:p>
     <w:p>
       <w:pPr>
-        <w:pStyle w:val="29"/>
+        <w:pStyle w:val="a1"/>
         <w:bidi w:val="0"/>
         <w:rPr>
           <w:rFonts w:hint="eastAsia"/>
@@ -8012,12 +7746,12 @@
           <w:rFonts w:hint="eastAsia"/>
           <w:lang w:val="en-US" w:eastAsia="zh-CN"/>
         </w:rPr>
-        <w:t>性能与可用性：应用响应超时、吞吐量下降、服务可用性波动。</w:t>
+        <w:t>时限升级：任何等级事件在处理时限达到约定阈值的50%、80%、100% 时，系统自动向当前处理人、其直属上级及事件经理发出预警。</w:t>
       </w:r>
     </w:p>
     <w:p>
       <w:pPr>
-        <w:pStyle w:val="29"/>
+        <w:pStyle w:val="a1"/>
         <w:bidi w:val="0"/>
         <w:rPr>
           <w:rFonts w:hint="eastAsia"/>
@@ -8029,12 +7763,12 @@
           <w:rFonts w:hint="eastAsia"/>
           <w:lang w:val="en-US" w:eastAsia="zh-CN"/>
         </w:rPr>
-        <w:t>数据问题：数据不一致、计算错误、数据同步延迟或丢失。</w:t>
+        <w:t>技术升级：</w:t>
       </w:r>
     </w:p>
     <w:p>
       <w:pPr>
-        <w:pStyle w:val="29"/>
+        <w:pStyle w:val="a1"/>
         <w:bidi w:val="0"/>
         <w:rPr>
           <w:rFonts w:hint="eastAsia"/>
@@ -8046,12 +7780,12 @@
           <w:rFonts w:hint="eastAsia"/>
           <w:lang w:val="en-US" w:eastAsia="zh-CN"/>
         </w:rPr>
-        <w:t>集成与接口故障：API调用失败、消息队列堆积、第三方服务依赖中断。</w:t>
+        <w:t>P3/P4事件：一线工程师无法解决时，升级至二线技术支持或运维项目经理。</w:t>
       </w:r>
     </w:p>
     <w:p>
       <w:pPr>
-        <w:pStyle w:val="29"/>
+        <w:pStyle w:val="a1"/>
         <w:bidi w:val="0"/>
         <w:rPr>
           <w:rFonts w:hint="eastAsia"/>
@@ -8063,12 +7797,12 @@
           <w:rFonts w:hint="eastAsia"/>
           <w:lang w:val="en-US" w:eastAsia="zh-CN"/>
         </w:rPr>
-        <w:t>安全与合规事件：漏洞被利用、未授权访问尝试、敏感数据泄露风险、合规审计不合规项。</w:t>
+        <w:t>P1/P2事件：自动要求运维项目经理及研发部对口技术专家同步介入。</w:t>
       </w:r>
     </w:p>
     <w:p>
       <w:pPr>
-        <w:pStyle w:val="29"/>
+        <w:pStyle w:val="a1"/>
         <w:bidi w:val="0"/>
         <w:rPr>
           <w:rFonts w:hint="eastAsia"/>
@@ -8080,12 +7814,12 @@
           <w:rFonts w:hint="eastAsia"/>
           <w:lang w:val="en-US" w:eastAsia="zh-CN"/>
         </w:rPr>
-        <w:t>配置与发布问题：错误配置推送、版本发布回滚、环境配置不一致。</w:t>
+        <w:t>P0事件：立即建立包含事件经理、运维项目经理、研发部技术负责人及公司管理层的应急指挥群，并启动战时沟通机制。</w:t>
       </w:r>
     </w:p>
     <w:p>
       <w:pPr>
-        <w:pStyle w:val="29"/>
+        <w:pStyle w:val="a1"/>
         <w:bidi w:val="0"/>
         <w:rPr>
           <w:rFonts w:hint="eastAsia"/>
@@ -8097,12 +7831,184 @@
           <w:rFonts w:hint="eastAsia"/>
           <w:lang w:val="en-US" w:eastAsia="zh-CN"/>
         </w:rPr>
-        <w:t>监控与预警：基于阈值的性能预警、容量预警、业务指标异常告警。</w:t>
+        <w:t>管理升级：</w:t>
       </w:r>
     </w:p>
     <w:p>
       <w:pPr>
-        <w:pStyle w:val="28"/>
+        <w:pStyle w:val="a1"/>
+        <w:bidi w:val="0"/>
+        <w:rPr>
+          <w:rFonts w:hint="eastAsia"/>
+          <w:lang w:val="en-US" w:eastAsia="zh-CN"/>
+        </w:rPr>
+      </w:pPr>
+      <w:r>
+        <w:rPr>
+          <w:rFonts w:hint="eastAsia"/>
+          <w:lang w:val="en-US" w:eastAsia="zh-CN"/>
+        </w:rPr>
+        <w:t>所有P0/P1事件必须立即电话通知事件经理与分管副总经理。</w:t>
+      </w:r>
+    </w:p>
+    <w:p>
+      <w:pPr>
+        <w:pStyle w:val="a1"/>
+        <w:bidi w:val="0"/>
+        <w:rPr>
+          <w:rFonts w:hint="eastAsia"/>
+          <w:lang w:val="en-US" w:eastAsia="zh-CN"/>
+        </w:rPr>
+      </w:pPr>
+      <w:r>
+        <w:rPr>
+          <w:rFonts w:hint="eastAsia"/>
+          <w:lang w:val="en-US" w:eastAsia="zh-CN"/>
+        </w:rPr>
+        <w:t>事件预计将导致SLA重大违约、引发客户高层投诉或涉及重大法律合规风险时，无论当前等级，事件经理均有权直接升级至公司总经理。</w:t>
+      </w:r>
+    </w:p>
+    <w:p>
+      <w:pPr>
+        <w:pStyle w:val="2"/>
+        <w:bidi w:val="0"/>
+        <w:rPr>
+          <w:rFonts w:hint="eastAsia"/>
+          <w:lang w:val="en-US" w:eastAsia="zh-CN"/>
+        </w:rPr>
+      </w:pPr>
+      <w:bookmarkStart w:id="22" w:name="_Toc22560"/>
+      <w:r>
+        <w:rPr>
+          <w:rFonts w:hint="eastAsia"/>
+          <w:lang w:val="en-US" w:eastAsia="zh-CN"/>
+        </w:rPr>
+        <w:t>常见事件类别</w:t>
+      </w:r>
+      <w:bookmarkEnd w:id="22"/>
+    </w:p>
+    <w:p>
+      <w:pPr>
+        <w:pStyle w:val="a1"/>
+        <w:bidi w:val="0"/>
+        <w:rPr>
+          <w:rFonts w:hint="eastAsia"/>
+          <w:lang w:val="en-US" w:eastAsia="zh-CN"/>
+        </w:rPr>
+      </w:pPr>
+      <w:r>
+        <w:rPr>
+          <w:rFonts w:hint="eastAsia"/>
+          <w:lang w:val="en-US" w:eastAsia="zh-CN"/>
+        </w:rPr>
+        <w:t>应用功能缺陷：业务逻辑错误、UI/UX故障、流程中断。</w:t>
+      </w:r>
+    </w:p>
+    <w:p>
+      <w:pPr>
+        <w:pStyle w:val="a1"/>
+        <w:bidi w:val="0"/>
+        <w:rPr>
+          <w:rFonts w:hint="eastAsia"/>
+          <w:lang w:val="en-US" w:eastAsia="zh-CN"/>
+        </w:rPr>
+      </w:pPr>
+      <w:r>
+        <w:rPr>
+          <w:rFonts w:hint="eastAsia"/>
+          <w:lang w:val="en-US" w:eastAsia="zh-CN"/>
+        </w:rPr>
+        <w:t>性能与可用性：应用响应超时、吞吐量下降、服务可用性波动。</w:t>
+      </w:r>
+    </w:p>
+    <w:p>
+      <w:pPr>
+        <w:pStyle w:val="a1"/>
+        <w:bidi w:val="0"/>
+        <w:rPr>
+          <w:rFonts w:hint="eastAsia"/>
+          <w:lang w:val="en-US" w:eastAsia="zh-CN"/>
+        </w:rPr>
+      </w:pPr>
+      <w:r>
+        <w:rPr>
+          <w:rFonts w:hint="eastAsia"/>
+          <w:lang w:val="en-US" w:eastAsia="zh-CN"/>
+        </w:rPr>
+        <w:t>数据问题：数据不一致、计算错误、数据同步延迟或丢失。</w:t>
+      </w:r>
+    </w:p>
+    <w:p>
+      <w:pPr>
+        <w:pStyle w:val="a1"/>
+        <w:bidi w:val="0"/>
+        <w:rPr>
+          <w:rFonts w:hint="eastAsia"/>
+          <w:lang w:val="en-US" w:eastAsia="zh-CN"/>
+        </w:rPr>
+      </w:pPr>
+      <w:r>
+        <w:rPr>
+          <w:rFonts w:hint="eastAsia"/>
+          <w:lang w:val="en-US" w:eastAsia="zh-CN"/>
+        </w:rPr>
+        <w:t>集成与接口故障：API调用失败、消息队列堆积、第三方服务依赖中断。</w:t>
+      </w:r>
+    </w:p>
+    <w:p>
+      <w:pPr>
+        <w:pStyle w:val="a1"/>
+        <w:bidi w:val="0"/>
+        <w:rPr>
+          <w:rFonts w:hint="eastAsia"/>
+          <w:lang w:val="en-US" w:eastAsia="zh-CN"/>
+        </w:rPr>
+      </w:pPr>
+      <w:r>
+        <w:rPr>
+          <w:rFonts w:hint="eastAsia"/>
+          <w:lang w:val="en-US" w:eastAsia="zh-CN"/>
+        </w:rPr>
+        <w:t>安全与合规事件：漏洞被利用、未授权访问尝试、敏感数据泄露风险、合规审计不合规项。</w:t>
+      </w:r>
+    </w:p>
+    <w:p>
+      <w:pPr>
+        <w:pStyle w:val="a1"/>
+        <w:bidi w:val="0"/>
+        <w:rPr>
+          <w:rFonts w:hint="eastAsia"/>
+          <w:lang w:val="en-US" w:eastAsia="zh-CN"/>
+        </w:rPr>
+      </w:pPr>
+      <w:r>
+        <w:rPr>
+          <w:rFonts w:hint="eastAsia"/>
+          <w:lang w:val="en-US" w:eastAsia="zh-CN"/>
+        </w:rPr>
+        <w:t>配置与发布问题：错误配置推送、版本发布回滚、环境配置不一致。</w:t>
+      </w:r>
+    </w:p>
+    <w:p>
+      <w:pPr>
+        <w:pStyle w:val="a1"/>
+        <w:bidi w:val="0"/>
+        <w:rPr>
+          <w:rFonts w:hint="eastAsia"/>
+          <w:lang w:val="en-US" w:eastAsia="zh-CN"/>
+        </w:rPr>
+      </w:pPr>
+      <w:r>
+        <w:rPr>
+          <w:rFonts w:hint="eastAsia"/>
+          <w:lang w:val="en-US" w:eastAsia="zh-CN"/>
+        </w:rPr>
+        <w:t>监控与预警：基于阈值的性能预警、容量预警、业务指标异常告警。</w:t>
+      </w:r>
+    </w:p>
+    <w:p>
+      <w:pPr>
+        <w:pStyle w:val="1"/>
         <w:keepNext w:val="0"/>
         <w:keepLines w:val="0"/>
         <w:pageBreakBefore w:val="0"/>
@@ -8122,97 +8028,65 @@
           <w:lang w:val="en-US" w:eastAsia="zh-CN"/>
         </w:rPr>
       </w:pPr>
-      <w:bookmarkStart w:id="22" w:name="_Toc32443"/>
+      <w:bookmarkStart w:id="23" w:name="_Toc32443"/>
       <w:r>
         <w:rPr>
           <w:rFonts w:hint="eastAsia"/>
           <w:lang w:val="en-US" w:eastAsia="zh-CN"/>
         </w:rPr>
         <w:t>与其他流程的关系</w:t>
-      </w:r>
-      <w:bookmarkEnd w:id="22"/>
-    </w:p>
-    <w:p>
-      <w:pPr>
-        <w:pStyle w:val="30"/>
-        <w:bidi w:val="0"/>
-        <w:rPr>
-          <w:rFonts w:hint="default"/>
-        </w:rPr>
-      </w:pPr>
-      <w:bookmarkStart w:id="23" w:name="_Toc12630"/>
-      <w:r>
-        <w:rPr>
-          <w:rFonts w:hint="default"/>
-        </w:rPr>
-        <w:t>与问题管理的关系</w:t>
       </w:r>
       <w:bookmarkEnd w:id="23"/>
     </w:p>
     <w:p>
       <w:pPr>
-        <w:pStyle w:val="29"/>
+        <w:pStyle w:val="2"/>
         <w:bidi w:val="0"/>
-      </w:pPr>
-      <w:r>
         <w:rPr>
           <w:rFonts w:hint="default"/>
         </w:rPr>
-        <w:t>事件管理过程中如发现相同故障重复发生、重大事件或系统性缺陷，应触发问题管理流程。事件记录应关联问题编号，形成可追溯的分析链路，事件管理聚焦快速恢复服务，问题管理则致力于根除根本原因，防止同类事件再次发生。</w:t>
-      </w:r>
-    </w:p>
-    <w:p>
-      <w:pPr>
-        <w:pStyle w:val="30"/>
-        <w:bidi w:val="0"/>
+      </w:pPr>
+      <w:bookmarkStart w:id="24" w:name="_Toc12630"/>
+      <w:r>
         <w:rPr>
           <w:rFonts w:hint="default"/>
         </w:rPr>
-      </w:pPr>
-      <w:bookmarkStart w:id="24" w:name="_Toc16694"/>
-      <w:r>
-        <w:rPr>
-          <w:rFonts w:hint="default"/>
-        </w:rPr>
-        <w:t>与变更管理的关系</w:t>
+        <w:t>与问题管理的关系</w:t>
       </w:r>
       <w:bookmarkEnd w:id="24"/>
     </w:p>
     <w:p>
       <w:pPr>
-        <w:pStyle w:val="29"/>
+        <w:pStyle w:val="a1"/>
         <w:bidi w:val="0"/>
+      </w:pPr>
+      <w:r>
         <w:rPr>
           <w:rFonts w:hint="default"/>
         </w:rPr>
-      </w:pPr>
-      <w:r>
-        <w:rPr>
-          <w:rFonts w:hint="default"/>
-        </w:rPr>
-        <w:t>为解决事件而需在生产环境中进行的任何修改（包括代码、配置、架构调整等），必须通过变更管理流程审批执行。对于P0/P1级别的紧急事件可启用紧急变更通道，变更实施后需进行业务验证，形成"事件-变更-验证"的完整闭环。</w:t>
+        <w:t>事件管理过程中如发现相同故障重复发生、重大事件或系统性缺陷，应触发问题管理流程。事件记录应关联问题编号，形成可追溯的分析链路，事件管理聚焦快速恢复服务，问题管理则致力于根除根本原因，防止同类事件再次发生。</w:t>
       </w:r>
     </w:p>
     <w:p>
       <w:pPr>
-        <w:pStyle w:val="30"/>
+        <w:pStyle w:val="2"/>
         <w:bidi w:val="0"/>
         <w:rPr>
           <w:rFonts w:hint="default"/>
         </w:rPr>
       </w:pPr>
-      <w:bookmarkStart w:id="25" w:name="_Toc2479"/>
+      <w:bookmarkStart w:id="25" w:name="_Toc16694"/>
       <w:r>
         <w:rPr>
           <w:rFonts w:hint="default"/>
         </w:rPr>
-        <w:t>与配置管理的关系</w:t>
+        <w:t>与变更管理的关系</w:t>
       </w:r>
       <w:bookmarkEnd w:id="25"/>
     </w:p>
     <w:p>
       <w:pPr>
-        <w:pStyle w:val="29"/>
+        <w:pStyle w:val="a1"/>
         <w:bidi w:val="0"/>
         <w:rPr>
           <w:rFonts w:hint="default"/>
@@ -8222,21 +8096,53 @@
         <w:rPr>
           <w:rFonts w:hint="default"/>
         </w:rPr>
-        <w:t>事件诊断与影响范围分析需依赖配置管理数据库提供的准确资产信息、配置项关系及版本信息，同时事件处理过程中发现配置信息不准确或缺失时，应通知配置管理员及时更新，确保配置数据的准确性和时效性。</w:t>
+        <w:t>为解决事件而需在生产环境中进行的任何修改（包括代码、配置、架构调整等），必须通过变更管理流程审批执行。对于P0/P1级别的紧急事件可启用紧急变更通道，变更实施后需进行业务验证，形成"事件-变更-验证"的完整闭环。</w:t>
       </w:r>
     </w:p>
     <w:p>
       <w:pPr>
-        <w:pStyle w:val="29"/>
-        <w:rPr>
-          <w:rFonts w:hint="eastAsia"/>
-          <w:lang w:val="en-US" w:eastAsia="zh-CN"/>
-        </w:rPr>
-      </w:pPr>
+        <w:pStyle w:val="2"/>
+        <w:bidi w:val="0"/>
+        <w:rPr>
+          <w:rFonts w:hint="default"/>
+        </w:rPr>
+      </w:pPr>
+      <w:bookmarkStart w:id="26" w:name="_Toc2479"/>
+      <w:r>
+        <w:rPr>
+          <w:rFonts w:hint="default"/>
+        </w:rPr>
+        <w:t>与配置管理的关系</w:t>
+      </w:r>
+      <w:bookmarkEnd w:id="26"/>
     </w:p>
     <w:p>
       <w:pPr>
-        <w:pStyle w:val="28"/>
+        <w:pStyle w:val="a1"/>
+        <w:bidi w:val="0"/>
+        <w:rPr>
+          <w:rFonts w:hint="default"/>
+        </w:rPr>
+      </w:pPr>
+      <w:r>
+        <w:rPr>
+          <w:rFonts w:hint="default"/>
+        </w:rPr>
+        <w:t>事件诊断与影响范围分析需依赖配置管理数据库提供的准确资产信息、配置项关系及版本信息，同时事件处理过程中发现配置信息不准确或缺失时，应通知配置管理员及时更新，确保配置数据的准确性和时效性。</w:t>
+      </w:r>
+    </w:p>
+    <w:p>
+      <w:pPr>
+        <w:pStyle w:val="a1"/>
+        <w:rPr>
+          <w:rFonts w:hint="eastAsia"/>
+          <w:lang w:val="en-US" w:eastAsia="zh-CN"/>
+        </w:rPr>
+      </w:pPr>
+    </w:p>
+    <w:p>
+      <w:pPr>
+        <w:pStyle w:val="1"/>
         <w:keepNext w:val="0"/>
         <w:keepLines w:val="0"/>
         <w:pageBreakBefore w:val="0"/>
@@ -8256,7 +8162,7 @@
           <w:lang w:val="en-US" w:eastAsia="zh-CN"/>
         </w:rPr>
       </w:pPr>
-      <w:bookmarkStart w:id="26" w:name="_Toc14950"/>
+      <w:bookmarkStart w:id="27" w:name="_Toc14950"/>
       <w:r>
         <w:rPr>
           <w:rFonts w:hint="eastAsia"/>
@@ -8264,23 +8170,22 @@
         </w:rPr>
         <w:t>考核指标</w:t>
       </w:r>
-      <w:bookmarkEnd w:id="26"/>
+      <w:bookmarkEnd w:id="27"/>
     </w:p>
     <w:tbl>
       <w:tblPr>
-        <w:tblStyle w:val="20"/>
+        <w:tblStyle w:val="TableNormal"/>
         <w:tblW w:w="7675" w:type="dxa"/>
         <w:tblInd w:w="96" w:type="dxa"/>
         <w:tblBorders>
-          <w:top w:val="none" w:color="auto" w:sz="0" w:space="0"/>
-          <w:left w:val="none" w:color="auto" w:sz="0" w:space="0"/>
-          <w:bottom w:val="none" w:color="auto" w:sz="0" w:space="0"/>
-          <w:right w:val="none" w:color="auto" w:sz="0" w:space="0"/>
-          <w:insideH w:val="none" w:color="auto" w:sz="0" w:space="0"/>
-          <w:insideV w:val="none" w:color="auto" w:sz="0" w:space="0"/>
+          <w:top w:val="nil"/>
+          <w:left w:val="nil"/>
+          <w:bottom w:val="nil"/>
+          <w:right w:val="nil"/>
+          <w:insideH w:val="nil"/>
+          <w:insideV w:val="nil"/>
         </w:tblBorders>
         <w:shd w:val="clear" w:color="auto" w:fill="auto"/>
-        <w:tblLayout w:type="autofit"/>
         <w:tblCellMar>
           <w:top w:w="0" w:type="dxa"/>
           <w:left w:w="108" w:type="dxa"/>
@@ -8296,13 +8201,15 @@
       </w:tblGrid>
       <w:tr>
         <w:tblPrEx>
+          <w:tblW w:w="7675" w:type="dxa"/>
+          <w:tblInd w:w="96" w:type="dxa"/>
           <w:tblBorders>
-            <w:top w:val="none" w:color="auto" w:sz="0" w:space="0"/>
-            <w:left w:val="none" w:color="auto" w:sz="0" w:space="0"/>
-            <w:bottom w:val="none" w:color="auto" w:sz="0" w:space="0"/>
-            <w:right w:val="none" w:color="auto" w:sz="0" w:space="0"/>
-            <w:insideH w:val="none" w:color="auto" w:sz="0" w:space="0"/>
-            <w:insideV w:val="none" w:color="auto" w:sz="0" w:space="0"/>
+            <w:top w:val="nil"/>
+            <w:left w:val="nil"/>
+            <w:bottom w:val="nil"/>
+            <w:right w:val="nil"/>
+            <w:insideH w:val="nil"/>
+            <w:insideV w:val="nil"/>
           </w:tblBorders>
           <w:shd w:val="clear" w:color="auto" w:fill="auto"/>
           <w:tblCellMar>
@@ -8313,16 +8220,16 @@
           </w:tblCellMar>
         </w:tblPrEx>
         <w:trPr>
-          <w:trHeight w:val="493" w:hRule="atLeast"/>
+          <w:trHeight w:val="493"/>
         </w:trPr>
         <w:tc>
           <w:tcPr>
             <w:tcW w:w="2227" w:type="dxa"/>
             <w:tcBorders>
-              <w:top w:val="single" w:color="000000" w:sz="4" w:space="0"/>
-              <w:left w:val="single" w:color="000000" w:sz="4" w:space="0"/>
-              <w:bottom w:val="single" w:color="000000" w:sz="4" w:space="0"/>
-              <w:right w:val="single" w:color="000000" w:sz="4" w:space="0"/>
+              <w:top w:val="single" w:sz="4" w:space="0" w:color="000000"/>
+              <w:left w:val="single" w:sz="4" w:space="0" w:color="000000"/>
+              <w:bottom w:val="single" w:sz="4" w:space="0" w:color="000000"/>
+              <w:right w:val="single" w:sz="4" w:space="0" w:color="000000"/>
             </w:tcBorders>
             <w:shd w:val="clear" w:color="auto" w:fill="C0C0C0"/>
             <w:vAlign w:val="center"/>
@@ -8336,7 +8243,7 @@
               <w:jc w:val="center"/>
               <w:textAlignment w:val="center"/>
               <w:rPr>
-                <w:rFonts w:hint="default" w:ascii="楷体_GB2312" w:hAnsi="宋体" w:eastAsia="楷体_GB2312" w:cs="楷体_GB2312"/>
+                <w:rFonts w:ascii="楷体_GB2312" w:eastAsia="楷体_GB2312" w:hAnsi="宋体" w:cs="楷体_GB2312" w:hint="default"/>
                 <w:b/>
                 <w:bCs/>
                 <w:i w:val="0"/>
@@ -8349,7 +8256,7 @@
             </w:pPr>
             <w:r>
               <w:rPr>
-                <w:rFonts w:hint="default" w:ascii="楷体_GB2312" w:hAnsi="宋体" w:eastAsia="楷体_GB2312" w:cs="楷体_GB2312"/>
+                <w:rFonts w:ascii="楷体_GB2312" w:eastAsia="楷体_GB2312" w:hAnsi="宋体" w:cs="楷体_GB2312" w:hint="default"/>
                 <w:b/>
                 <w:bCs/>
                 <w:i w:val="0"/>
@@ -8370,10 +8277,10 @@
           <w:tcPr>
             <w:tcW w:w="1092" w:type="dxa"/>
             <w:tcBorders>
-              <w:top w:val="single" w:color="000000" w:sz="4" w:space="0"/>
-              <w:left w:val="single" w:color="000000" w:sz="4" w:space="0"/>
-              <w:bottom w:val="single" w:color="000000" w:sz="4" w:space="0"/>
-              <w:right w:val="single" w:color="000000" w:sz="4" w:space="0"/>
+              <w:top w:val="single" w:sz="4" w:space="0" w:color="000000"/>
+              <w:left w:val="single" w:sz="4" w:space="0" w:color="000000"/>
+              <w:bottom w:val="single" w:sz="4" w:space="0" w:color="000000"/>
+              <w:right w:val="single" w:sz="4" w:space="0" w:color="000000"/>
             </w:tcBorders>
             <w:shd w:val="clear" w:color="auto" w:fill="C0C0C0"/>
             <w:vAlign w:val="center"/>
@@ -8387,7 +8294,7 @@
               <w:jc w:val="center"/>
               <w:textAlignment w:val="center"/>
               <w:rPr>
-                <w:rFonts w:hint="default" w:ascii="楷体_GB2312" w:hAnsi="宋体" w:eastAsia="楷体_GB2312" w:cs="楷体_GB2312"/>
+                <w:rFonts w:ascii="楷体_GB2312" w:eastAsia="楷体_GB2312" w:hAnsi="宋体" w:cs="楷体_GB2312" w:hint="default"/>
                 <w:b/>
                 <w:bCs/>
                 <w:i w:val="0"/>
@@ -8400,7 +8307,7 @@
             </w:pPr>
             <w:r>
               <w:rPr>
-                <w:rFonts w:hint="default" w:ascii="楷体_GB2312" w:hAnsi="宋体" w:eastAsia="楷体_GB2312" w:cs="楷体_GB2312"/>
+                <w:rFonts w:ascii="楷体_GB2312" w:eastAsia="楷体_GB2312" w:hAnsi="宋体" w:cs="楷体_GB2312" w:hint="default"/>
                 <w:b/>
                 <w:bCs/>
                 <w:i w:val="0"/>
@@ -8421,10 +8328,10 @@
           <w:tcPr>
             <w:tcW w:w="3660" w:type="dxa"/>
             <w:tcBorders>
-              <w:top w:val="single" w:color="000000" w:sz="4" w:space="0"/>
-              <w:left w:val="single" w:color="000000" w:sz="4" w:space="0"/>
-              <w:bottom w:val="single" w:color="000000" w:sz="4" w:space="0"/>
-              <w:right w:val="single" w:color="000000" w:sz="4" w:space="0"/>
+              <w:top w:val="single" w:sz="4" w:space="0" w:color="000000"/>
+              <w:left w:val="single" w:sz="4" w:space="0" w:color="000000"/>
+              <w:bottom w:val="single" w:sz="4" w:space="0" w:color="000000"/>
+              <w:right w:val="single" w:sz="4" w:space="0" w:color="000000"/>
             </w:tcBorders>
             <w:shd w:val="clear" w:color="auto" w:fill="C0C0C0"/>
             <w:vAlign w:val="center"/>
@@ -8438,7 +8345,7 @@
               <w:jc w:val="center"/>
               <w:textAlignment w:val="center"/>
               <w:rPr>
-                <w:rFonts w:hint="default" w:ascii="楷体_GB2312" w:hAnsi="宋体" w:eastAsia="楷体_GB2312" w:cs="楷体_GB2312"/>
+                <w:rFonts w:ascii="楷体_GB2312" w:eastAsia="楷体_GB2312" w:hAnsi="宋体" w:cs="楷体_GB2312" w:hint="default"/>
                 <w:b/>
                 <w:bCs/>
                 <w:i w:val="0"/>
@@ -8451,7 +8358,7 @@
             </w:pPr>
             <w:r>
               <w:rPr>
-                <w:rFonts w:hint="default" w:ascii="楷体_GB2312" w:hAnsi="宋体" w:eastAsia="楷体_GB2312" w:cs="楷体_GB2312"/>
+                <w:rFonts w:ascii="楷体_GB2312" w:eastAsia="楷体_GB2312" w:hAnsi="宋体" w:cs="楷体_GB2312" w:hint="default"/>
                 <w:b/>
                 <w:bCs/>
                 <w:i w:val="0"/>
@@ -8472,10 +8379,10 @@
           <w:tcPr>
             <w:tcW w:w="696" w:type="dxa"/>
             <w:tcBorders>
-              <w:top w:val="single" w:color="000000" w:sz="4" w:space="0"/>
-              <w:left w:val="single" w:color="000000" w:sz="4" w:space="0"/>
-              <w:bottom w:val="single" w:color="000000" w:sz="4" w:space="0"/>
-              <w:right w:val="single" w:color="000000" w:sz="4" w:space="0"/>
+              <w:top w:val="single" w:sz="4" w:space="0" w:color="000000"/>
+              <w:left w:val="single" w:sz="4" w:space="0" w:color="000000"/>
+              <w:bottom w:val="single" w:sz="4" w:space="0" w:color="000000"/>
+              <w:right w:val="single" w:sz="4" w:space="0" w:color="000000"/>
             </w:tcBorders>
             <w:shd w:val="clear" w:color="auto" w:fill="C0C0C0"/>
             <w:vAlign w:val="center"/>
@@ -8489,7 +8396,7 @@
               <w:jc w:val="center"/>
               <w:textAlignment w:val="center"/>
               <w:rPr>
-                <w:rFonts w:hint="default" w:ascii="楷体_GB2312" w:hAnsi="宋体" w:eastAsia="楷体_GB2312" w:cs="楷体_GB2312"/>
+                <w:rFonts w:ascii="楷体_GB2312" w:eastAsia="楷体_GB2312" w:hAnsi="宋体" w:cs="楷体_GB2312" w:hint="default"/>
                 <w:b/>
                 <w:bCs/>
                 <w:i w:val="0"/>
@@ -8502,7 +8409,7 @@
             </w:pPr>
             <w:r>
               <w:rPr>
-                <w:rFonts w:hint="default" w:ascii="楷体_GB2312" w:hAnsi="宋体" w:eastAsia="楷体_GB2312" w:cs="楷体_GB2312"/>
+                <w:rFonts w:ascii="楷体_GB2312" w:eastAsia="楷体_GB2312" w:hAnsi="宋体" w:cs="楷体_GB2312" w:hint="default"/>
                 <w:b/>
                 <w:bCs/>
                 <w:i w:val="0"/>
@@ -8522,14 +8429,8 @@
       </w:tr>
       <w:tr>
         <w:tblPrEx>
-          <w:tblBorders>
-            <w:top w:val="none" w:color="auto" w:sz="0" w:space="0"/>
-            <w:left w:val="none" w:color="auto" w:sz="0" w:space="0"/>
-            <w:bottom w:val="none" w:color="auto" w:sz="0" w:space="0"/>
-            <w:right w:val="none" w:color="auto" w:sz="0" w:space="0"/>
-            <w:insideH w:val="none" w:color="auto" w:sz="0" w:space="0"/>
-            <w:insideV w:val="none" w:color="auto" w:sz="0" w:space="0"/>
-          </w:tblBorders>
+          <w:tblW w:w="7675" w:type="dxa"/>
+          <w:tblInd w:w="96" w:type="dxa"/>
           <w:shd w:val="clear" w:color="auto" w:fill="auto"/>
           <w:tblCellMar>
             <w:top w:w="0" w:type="dxa"/>
@@ -8539,16 +8440,16 @@
           </w:tblCellMar>
         </w:tblPrEx>
         <w:trPr>
-          <w:trHeight w:val="493" w:hRule="atLeast"/>
+          <w:trHeight w:val="493"/>
         </w:trPr>
         <w:tc>
           <w:tcPr>
             <w:tcW w:w="2227" w:type="dxa"/>
             <w:tcBorders>
-              <w:top w:val="single" w:color="000000" w:sz="4" w:space="0"/>
-              <w:left w:val="single" w:color="000000" w:sz="4" w:space="0"/>
-              <w:bottom w:val="single" w:color="000000" w:sz="4" w:space="0"/>
-              <w:right w:val="single" w:color="000000" w:sz="4" w:space="0"/>
+              <w:top w:val="single" w:sz="4" w:space="0" w:color="000000"/>
+              <w:left w:val="single" w:sz="4" w:space="0" w:color="000000"/>
+              <w:bottom w:val="single" w:sz="4" w:space="0" w:color="000000"/>
+              <w:right w:val="single" w:sz="4" w:space="0" w:color="000000"/>
             </w:tcBorders>
             <w:shd w:val="clear" w:color="auto" w:fill="auto"/>
             <w:vAlign w:val="center"/>
@@ -8562,7 +8463,7 @@
               <w:jc w:val="left"/>
               <w:textAlignment w:val="center"/>
               <w:rPr>
-                <w:rFonts w:hint="default" w:ascii="楷体_GB2312" w:hAnsi="宋体" w:eastAsia="楷体_GB2312" w:cs="楷体_GB2312"/>
+                <w:rFonts w:ascii="楷体_GB2312" w:eastAsia="楷体_GB2312" w:hAnsi="宋体" w:cs="楷体_GB2312" w:hint="default"/>
                 <w:b/>
                 <w:bCs/>
                 <w:i w:val="0"/>
@@ -8578,7 +8479,7 @@
             </w:pPr>
             <w:r>
               <w:rPr>
-                <w:rFonts w:hint="eastAsia" w:ascii="宋体" w:hAnsi="宋体" w:eastAsia="宋体" w:cs="宋体"/>
+                <w:rFonts w:ascii="宋体" w:eastAsia="宋体" w:hAnsi="宋体" w:cs="宋体" w:hint="eastAsia"/>
                 <w:i w:val="0"/>
                 <w:iCs w:val="0"/>
                 <w:snapToGrid w:val="0"/>
@@ -8597,10 +8498,10 @@
           <w:tcPr>
             <w:tcW w:w="1092" w:type="dxa"/>
             <w:tcBorders>
-              <w:top w:val="single" w:color="000000" w:sz="4" w:space="0"/>
-              <w:left w:val="single" w:color="000000" w:sz="4" w:space="0"/>
-              <w:bottom w:val="single" w:color="000000" w:sz="4" w:space="0"/>
-              <w:right w:val="single" w:color="000000" w:sz="4" w:space="0"/>
+              <w:top w:val="single" w:sz="4" w:space="0" w:color="000000"/>
+              <w:left w:val="single" w:sz="4" w:space="0" w:color="000000"/>
+              <w:bottom w:val="single" w:sz="4" w:space="0" w:color="000000"/>
+              <w:right w:val="single" w:sz="4" w:space="0" w:color="000000"/>
             </w:tcBorders>
             <w:shd w:val="clear" w:color="auto" w:fill="auto"/>
             <w:vAlign w:val="center"/>
@@ -8614,7 +8515,7 @@
               <w:jc w:val="left"/>
               <w:textAlignment w:val="center"/>
               <w:rPr>
-                <w:rFonts w:hint="default" w:ascii="楷体_GB2312" w:hAnsi="宋体" w:eastAsia="楷体_GB2312" w:cs="楷体_GB2312"/>
+                <w:rFonts w:ascii="楷体_GB2312" w:eastAsia="楷体_GB2312" w:hAnsi="宋体" w:cs="楷体_GB2312" w:hint="default"/>
                 <w:b/>
                 <w:bCs/>
                 <w:i w:val="0"/>
@@ -8630,7 +8531,7 @@
             </w:pPr>
             <w:r>
               <w:rPr>
-                <w:rFonts w:hint="eastAsia" w:ascii="宋体" w:hAnsi="宋体" w:eastAsia="宋体" w:cs="宋体"/>
+                <w:rFonts w:ascii="宋体" w:eastAsia="宋体" w:hAnsi="宋体" w:cs="宋体" w:hint="eastAsia"/>
                 <w:i w:val="0"/>
                 <w:iCs w:val="0"/>
                 <w:snapToGrid w:val="0"/>
@@ -8649,10 +8550,10 @@
           <w:tcPr>
             <w:tcW w:w="3660" w:type="dxa"/>
             <w:tcBorders>
-              <w:top w:val="single" w:color="000000" w:sz="4" w:space="0"/>
-              <w:left w:val="single" w:color="000000" w:sz="4" w:space="0"/>
-              <w:bottom w:val="single" w:color="000000" w:sz="4" w:space="0"/>
-              <w:right w:val="single" w:color="000000" w:sz="4" w:space="0"/>
+              <w:top w:val="single" w:sz="4" w:space="0" w:color="000000"/>
+              <w:left w:val="single" w:sz="4" w:space="0" w:color="000000"/>
+              <w:bottom w:val="single" w:sz="4" w:space="0" w:color="000000"/>
+              <w:right w:val="single" w:sz="4" w:space="0" w:color="000000"/>
             </w:tcBorders>
             <w:shd w:val="clear" w:color="auto" w:fill="auto"/>
             <w:vAlign w:val="center"/>
@@ -8666,7 +8567,7 @@
               <w:jc w:val="left"/>
               <w:textAlignment w:val="center"/>
               <w:rPr>
-                <w:rFonts w:hint="default" w:ascii="楷体_GB2312" w:hAnsi="宋体" w:eastAsia="楷体_GB2312" w:cs="楷体_GB2312"/>
+                <w:rFonts w:ascii="楷体_GB2312" w:eastAsia="楷体_GB2312" w:hAnsi="宋体" w:cs="楷体_GB2312" w:hint="default"/>
                 <w:b/>
                 <w:bCs/>
                 <w:i w:val="0"/>
@@ -8682,7 +8583,7 @@
             </w:pPr>
             <w:r>
               <w:rPr>
-                <w:rFonts w:hint="eastAsia" w:ascii="宋体" w:hAnsi="宋体" w:eastAsia="宋体" w:cs="宋体"/>
+                <w:rFonts w:ascii="宋体" w:eastAsia="宋体" w:hAnsi="宋体" w:cs="宋体" w:hint="eastAsia"/>
                 <w:i w:val="0"/>
                 <w:iCs w:val="0"/>
                 <w:snapToGrid w:val="0"/>
@@ -8701,10 +8602,10 @@
           <w:tcPr>
             <w:tcW w:w="696" w:type="dxa"/>
             <w:tcBorders>
-              <w:top w:val="single" w:color="000000" w:sz="4" w:space="0"/>
-              <w:left w:val="single" w:color="000000" w:sz="4" w:space="0"/>
-              <w:bottom w:val="single" w:color="000000" w:sz="4" w:space="0"/>
-              <w:right w:val="single" w:color="000000" w:sz="4" w:space="0"/>
+              <w:top w:val="single" w:sz="4" w:space="0" w:color="000000"/>
+              <w:left w:val="single" w:sz="4" w:space="0" w:color="000000"/>
+              <w:bottom w:val="single" w:sz="4" w:space="0" w:color="000000"/>
+              <w:right w:val="single" w:sz="4" w:space="0" w:color="000000"/>
             </w:tcBorders>
             <w:shd w:val="clear" w:color="auto" w:fill="auto"/>
             <w:vAlign w:val="center"/>
@@ -8718,7 +8619,7 @@
               <w:jc w:val="left"/>
               <w:textAlignment w:val="center"/>
               <w:rPr>
-                <w:rFonts w:hint="default" w:ascii="楷体_GB2312" w:hAnsi="宋体" w:eastAsia="楷体_GB2312" w:cs="楷体_GB2312"/>
+                <w:rFonts w:ascii="楷体_GB2312" w:eastAsia="楷体_GB2312" w:hAnsi="宋体" w:cs="楷体_GB2312" w:hint="default"/>
                 <w:b/>
                 <w:bCs/>
                 <w:i w:val="0"/>
@@ -8734,7 +8635,7 @@
             </w:pPr>
             <w:r>
               <w:rPr>
-                <w:rFonts w:hint="eastAsia" w:ascii="宋体" w:hAnsi="宋体" w:eastAsia="宋体" w:cs="宋体"/>
+                <w:rFonts w:ascii="宋体" w:eastAsia="宋体" w:hAnsi="宋体" w:cs="宋体" w:hint="eastAsia"/>
                 <w:i w:val="0"/>
                 <w:iCs w:val="0"/>
                 <w:snapToGrid w:val="0"/>
@@ -8752,14 +8653,8 @@
       </w:tr>
       <w:tr>
         <w:tblPrEx>
-          <w:tblBorders>
-            <w:top w:val="none" w:color="auto" w:sz="0" w:space="0"/>
-            <w:left w:val="none" w:color="auto" w:sz="0" w:space="0"/>
-            <w:bottom w:val="none" w:color="auto" w:sz="0" w:space="0"/>
-            <w:right w:val="none" w:color="auto" w:sz="0" w:space="0"/>
-            <w:insideH w:val="none" w:color="auto" w:sz="0" w:space="0"/>
-            <w:insideV w:val="none" w:color="auto" w:sz="0" w:space="0"/>
-          </w:tblBorders>
+          <w:tblW w:w="7675" w:type="dxa"/>
+          <w:tblInd w:w="96" w:type="dxa"/>
           <w:shd w:val="clear" w:color="auto" w:fill="auto"/>
           <w:tblCellMar>
             <w:top w:w="0" w:type="dxa"/>
@@ -8769,16 +8664,16 @@
           </w:tblCellMar>
         </w:tblPrEx>
         <w:trPr>
-          <w:trHeight w:val="493" w:hRule="atLeast"/>
+          <w:trHeight w:val="493"/>
         </w:trPr>
         <w:tc>
           <w:tcPr>
             <w:tcW w:w="2227" w:type="dxa"/>
             <w:tcBorders>
-              <w:top w:val="single" w:color="000000" w:sz="4" w:space="0"/>
-              <w:left w:val="single" w:color="000000" w:sz="4" w:space="0"/>
-              <w:bottom w:val="single" w:color="000000" w:sz="4" w:space="0"/>
-              <w:right w:val="single" w:color="000000" w:sz="4" w:space="0"/>
+              <w:top w:val="single" w:sz="4" w:space="0" w:color="000000"/>
+              <w:left w:val="single" w:sz="4" w:space="0" w:color="000000"/>
+              <w:bottom w:val="single" w:sz="4" w:space="0" w:color="000000"/>
+              <w:right w:val="single" w:sz="4" w:space="0" w:color="000000"/>
             </w:tcBorders>
             <w:shd w:val="clear" w:color="auto" w:fill="auto"/>
             <w:vAlign w:val="center"/>
@@ -8792,7 +8687,7 @@
               <w:jc w:val="left"/>
               <w:textAlignment w:val="center"/>
               <w:rPr>
-                <w:rFonts w:hint="eastAsia" w:ascii="宋体" w:hAnsi="宋体" w:eastAsia="宋体" w:cs="宋体"/>
+                <w:rFonts w:ascii="宋体" w:eastAsia="宋体" w:hAnsi="宋体" w:cs="宋体" w:hint="eastAsia"/>
                 <w:i w:val="0"/>
                 <w:iCs w:val="0"/>
                 <w:snapToGrid w:val="0"/>
@@ -8806,7 +8701,7 @@
             </w:pPr>
             <w:r>
               <w:rPr>
-                <w:rFonts w:hint="eastAsia" w:ascii="宋体" w:hAnsi="宋体" w:eastAsia="宋体" w:cs="宋体"/>
+                <w:rFonts w:ascii="宋体" w:eastAsia="宋体" w:hAnsi="宋体" w:cs="宋体" w:hint="eastAsia"/>
                 <w:i w:val="0"/>
                 <w:iCs w:val="0"/>
                 <w:snapToGrid w:val="0"/>
@@ -8825,10 +8720,10 @@
           <w:tcPr>
             <w:tcW w:w="1092" w:type="dxa"/>
             <w:tcBorders>
-              <w:top w:val="single" w:color="000000" w:sz="4" w:space="0"/>
-              <w:left w:val="single" w:color="000000" w:sz="4" w:space="0"/>
-              <w:bottom w:val="single" w:color="000000" w:sz="4" w:space="0"/>
-              <w:right w:val="single" w:color="000000" w:sz="4" w:space="0"/>
+              <w:top w:val="single" w:sz="4" w:space="0" w:color="000000"/>
+              <w:left w:val="single" w:sz="4" w:space="0" w:color="000000"/>
+              <w:bottom w:val="single" w:sz="4" w:space="0" w:color="000000"/>
+              <w:right w:val="single" w:sz="4" w:space="0" w:color="000000"/>
             </w:tcBorders>
             <w:shd w:val="clear" w:color="auto" w:fill="auto"/>
             <w:vAlign w:val="center"/>
@@ -8842,7 +8737,7 @@
               <w:jc w:val="left"/>
               <w:textAlignment w:val="center"/>
               <w:rPr>
-                <w:rFonts w:hint="eastAsia" w:ascii="宋体" w:hAnsi="宋体" w:eastAsia="宋体" w:cs="宋体"/>
+                <w:rFonts w:ascii="宋体" w:eastAsia="宋体" w:hAnsi="宋体" w:cs="宋体" w:hint="eastAsia"/>
                 <w:i w:val="0"/>
                 <w:iCs w:val="0"/>
                 <w:snapToGrid w:val="0"/>
@@ -8856,7 +8751,7 @@
             </w:pPr>
             <w:r>
               <w:rPr>
-                <w:rFonts w:hint="eastAsia" w:ascii="宋体" w:hAnsi="宋体" w:eastAsia="宋体" w:cs="宋体"/>
+                <w:rFonts w:ascii="宋体" w:eastAsia="宋体" w:hAnsi="宋体" w:cs="宋体" w:hint="eastAsia"/>
                 <w:i w:val="0"/>
                 <w:iCs w:val="0"/>
                 <w:snapToGrid w:val="0"/>
@@ -8875,10 +8770,10 @@
           <w:tcPr>
             <w:tcW w:w="3660" w:type="dxa"/>
             <w:tcBorders>
-              <w:top w:val="single" w:color="000000" w:sz="4" w:space="0"/>
-              <w:left w:val="single" w:color="000000" w:sz="4" w:space="0"/>
-              <w:bottom w:val="single" w:color="000000" w:sz="4" w:space="0"/>
-              <w:right w:val="single" w:color="000000" w:sz="4" w:space="0"/>
+              <w:top w:val="single" w:sz="4" w:space="0" w:color="000000"/>
+              <w:left w:val="single" w:sz="4" w:space="0" w:color="000000"/>
+              <w:bottom w:val="single" w:sz="4" w:space="0" w:color="000000"/>
+              <w:right w:val="single" w:sz="4" w:space="0" w:color="000000"/>
             </w:tcBorders>
             <w:shd w:val="clear" w:color="auto" w:fill="auto"/>
             <w:vAlign w:val="center"/>
@@ -8892,7 +8787,7 @@
               <w:jc w:val="left"/>
               <w:textAlignment w:val="center"/>
               <w:rPr>
-                <w:rFonts w:hint="eastAsia" w:ascii="宋体" w:hAnsi="宋体" w:eastAsia="宋体" w:cs="宋体"/>
+                <w:rFonts w:ascii="宋体" w:eastAsia="宋体" w:hAnsi="宋体" w:cs="宋体" w:hint="eastAsia"/>
                 <w:i w:val="0"/>
                 <w:iCs w:val="0"/>
                 <w:snapToGrid w:val="0"/>
@@ -8906,7 +8801,7 @@
             </w:pPr>
             <w:r>
               <w:rPr>
-                <w:rFonts w:hint="eastAsia" w:ascii="宋体" w:hAnsi="宋体" w:eastAsia="宋体" w:cs="宋体"/>
+                <w:rFonts w:ascii="宋体" w:eastAsia="宋体" w:hAnsi="宋体" w:cs="宋体" w:hint="eastAsia"/>
                 <w:i w:val="0"/>
                 <w:iCs w:val="0"/>
                 <w:snapToGrid w:val="0"/>
@@ -8925,10 +8820,10 @@
           <w:tcPr>
             <w:tcW w:w="696" w:type="dxa"/>
             <w:tcBorders>
-              <w:top w:val="single" w:color="000000" w:sz="4" w:space="0"/>
-              <w:left w:val="single" w:color="000000" w:sz="4" w:space="0"/>
-              <w:bottom w:val="single" w:color="000000" w:sz="4" w:space="0"/>
-              <w:right w:val="single" w:color="000000" w:sz="4" w:space="0"/>
+              <w:top w:val="single" w:sz="4" w:space="0" w:color="000000"/>
+              <w:left w:val="single" w:sz="4" w:space="0" w:color="000000"/>
+              <w:bottom w:val="single" w:sz="4" w:space="0" w:color="000000"/>
+              <w:right w:val="single" w:sz="4" w:space="0" w:color="000000"/>
             </w:tcBorders>
             <w:shd w:val="clear" w:color="auto" w:fill="auto"/>
             <w:vAlign w:val="center"/>
@@ -8942,7 +8837,7 @@
               <w:jc w:val="left"/>
               <w:textAlignment w:val="center"/>
               <w:rPr>
-                <w:rFonts w:hint="eastAsia" w:ascii="宋体" w:hAnsi="宋体" w:eastAsia="宋体" w:cs="宋体"/>
+                <w:rFonts w:ascii="宋体" w:eastAsia="宋体" w:hAnsi="宋体" w:cs="宋体" w:hint="eastAsia"/>
                 <w:i w:val="0"/>
                 <w:iCs w:val="0"/>
                 <w:snapToGrid w:val="0"/>
@@ -8956,7 +8851,7 @@
             </w:pPr>
             <w:r>
               <w:rPr>
-                <w:rFonts w:hint="eastAsia" w:ascii="宋体" w:hAnsi="宋体" w:eastAsia="宋体" w:cs="宋体"/>
+                <w:rFonts w:ascii="宋体" w:eastAsia="宋体" w:hAnsi="宋体" w:cs="宋体" w:hint="eastAsia"/>
                 <w:i w:val="0"/>
                 <w:iCs w:val="0"/>
                 <w:snapToGrid w:val="0"/>
@@ -8975,14 +8870,14 @@
     </w:tbl>
     <w:p>
       <w:pPr>
-        <w:pStyle w:val="28"/>
+        <w:pStyle w:val="1"/>
         <w:bidi w:val="0"/>
         <w:rPr>
           <w:rFonts w:hint="eastAsia"/>
           <w:lang w:val="en-US" w:eastAsia="zh-CN"/>
         </w:rPr>
       </w:pPr>
-      <w:bookmarkStart w:id="27" w:name="_Toc29324"/>
+      <w:bookmarkStart w:id="28" w:name="_Toc29324"/>
       <w:r>
         <w:rPr>
           <w:rFonts w:hint="eastAsia"/>
@@ -8990,11 +8885,11 @@
         </w:rPr>
         <w:t>附则</w:t>
       </w:r>
-      <w:bookmarkEnd w:id="27"/>
+      <w:bookmarkEnd w:id="28"/>
     </w:p>
     <w:p>
       <w:pPr>
-        <w:pStyle w:val="29"/>
+        <w:pStyle w:val="a1"/>
         <w:bidi w:val="0"/>
         <w:rPr>
           <w:rFonts w:hint="eastAsia"/>
@@ -9011,7 +8906,7 @@
     </w:p>
     <w:p>
       <w:pPr>
-        <w:pStyle w:val="29"/>
+        <w:pStyle w:val="a1"/>
         <w:bidi w:val="0"/>
         <w:rPr>
           <w:rFonts w:hint="eastAsia"/>
@@ -9028,7 +8923,7 @@
     </w:p>
     <w:p>
       <w:pPr>
-        <w:pStyle w:val="29"/>
+        <w:pStyle w:val="a1"/>
         <w:bidi w:val="0"/>
         <w:rPr>
           <w:rFonts w:hint="eastAsia"/>
@@ -9045,7 +8940,7 @@
     </w:p>
     <w:p>
       <w:pPr>
-        <w:pStyle w:val="29"/>
+        <w:pStyle w:val="a1"/>
         <w:bidi w:val="0"/>
         <w:rPr>
           <w:rFonts w:hint="eastAsia"/>
@@ -9061,73 +8956,23 @@
       </w:r>
     </w:p>
     <w:sectPr>
-      <w:headerReference r:id="rId5" w:type="default"/>
+      <w:headerReference w:type="default" r:id="rId7"/>
       <w:pgSz w:w="11906" w:h="16838"/>
       <w:pgMar w:top="1417" w:right="1800" w:bottom="1440" w:left="1800" w:header="1140" w:footer="992" w:gutter="0"/>
-      <w:cols w:space="425" w:num="1"/>
+      <w:cols w:num="1" w:space="425"/>
       <w:docGrid w:type="lines" w:linePitch="312" w:charSpace="0"/>
     </w:sectPr>
   </w:body>
 </w:document>
 </file>
 
-<file path=word/endnotes.xml><?xml version="1.0" encoding="utf-8"?>
-<w:endnotes xmlns:wpc="http://schemas.microsoft.com/office/word/2010/wordprocessingCanvas" xmlns:mc="http://schemas.openxmlformats.org/markup-compatibility/2006" xmlns:o="urn:schemas-microsoft-com:office:office" xmlns:r="http://schemas.openxmlformats.org/officeDocument/2006/relationships" xmlns:m="http://schemas.openxmlformats.org/officeDocument/2006/math" xmlns:v="urn:schemas-microsoft-com:vml" xmlns:wp14="http://schemas.microsoft.com/office/word/2010/wordprocessingDrawing" xmlns:wp="http://schemas.openxmlformats.org/drawingml/2006/wordprocessingDrawing" xmlns:w="http://schemas.openxmlformats.org/wordprocessingml/2006/main" xmlns:w14="http://schemas.microsoft.com/office/word/2010/wordml" xmlns:w15="http://schemas.microsoft.com/office/word/2012/wordml" xmlns:w10="urn:schemas-microsoft-com:office:word" xmlns:wpg="http://schemas.microsoft.com/office/word/2010/wordprocessingGroup" xmlns:wpi="http://schemas.microsoft.com/office/word/2010/wordprocessingInk" xmlns:wne="http://schemas.microsoft.com/office/word/2006/wordml" xmlns:wps="http://schemas.microsoft.com/office/word/2010/wordprocessingShape" xmlns:wpsCustomData="http://www.wps.cn/officeDocument/2013/wpsCustomData" mc:Ignorable="w14 w15 wp14">
-  <w:endnote w:type="separator" w:id="0">
-    <w:p>
-      <w:pPr>
-        <w:spacing w:line="240" w:lineRule="auto"/>
-      </w:pPr>
-      <w:r>
-        <w:separator/>
-      </w:r>
-    </w:p>
-  </w:endnote>
-  <w:endnote w:type="continuationSeparator" w:id="1">
-    <w:p>
-      <w:pPr>
-        <w:spacing w:line="240" w:lineRule="auto"/>
-      </w:pPr>
-      <w:r>
-        <w:continuationSeparator/>
-      </w:r>
-    </w:p>
-  </w:endnote>
-</w:endnotes>
-</file>
-
-<file path=word/footnotes.xml><?xml version="1.0" encoding="utf-8"?>
-<w:footnotes xmlns:wpc="http://schemas.microsoft.com/office/word/2010/wordprocessingCanvas" xmlns:mc="http://schemas.openxmlformats.org/markup-compatibility/2006" xmlns:o="urn:schemas-microsoft-com:office:office" xmlns:r="http://schemas.openxmlformats.org/officeDocument/2006/relationships" xmlns:m="http://schemas.openxmlformats.org/officeDocument/2006/math" xmlns:v="urn:schemas-microsoft-com:vml" xmlns:wp14="http://schemas.microsoft.com/office/word/2010/wordprocessingDrawing" xmlns:wp="http://schemas.openxmlformats.org/drawingml/2006/wordprocessingDrawing" xmlns:w="http://schemas.openxmlformats.org/wordprocessingml/2006/main" xmlns:w14="http://schemas.microsoft.com/office/word/2010/wordml" xmlns:w15="http://schemas.microsoft.com/office/word/2012/wordml" xmlns:w10="urn:schemas-microsoft-com:office:word" xmlns:wpg="http://schemas.microsoft.com/office/word/2010/wordprocessingGroup" xmlns:wpi="http://schemas.microsoft.com/office/word/2010/wordprocessingInk" xmlns:wne="http://schemas.microsoft.com/office/word/2006/wordml" xmlns:wps="http://schemas.microsoft.com/office/word/2010/wordprocessingShape" xmlns:wpsCustomData="http://www.wps.cn/officeDocument/2013/wpsCustomData" mc:Ignorable="w14 w15 wp14">
-  <w:footnote w:type="separator" w:id="0">
-    <w:p>
-      <w:pPr>
-        <w:spacing w:line="360" w:lineRule="auto"/>
-      </w:pPr>
-      <w:r>
-        <w:separator/>
-      </w:r>
-    </w:p>
-  </w:footnote>
-  <w:footnote w:type="continuationSeparator" w:id="1">
-    <w:p>
-      <w:pPr>
-        <w:spacing w:line="360" w:lineRule="auto"/>
-      </w:pPr>
-      <w:r>
-        <w:continuationSeparator/>
-      </w:r>
-    </w:p>
-  </w:footnote>
-</w:footnotes>
-</file>
-
 <file path=word/header1.xml><?xml version="1.0" encoding="utf-8"?>
-<w:hdr xmlns:wpc="http://schemas.microsoft.com/office/word/2010/wordprocessingCanvas" xmlns:mc="http://schemas.openxmlformats.org/markup-compatibility/2006" xmlns:o="urn:schemas-microsoft-com:office:office" xmlns:r="http://schemas.openxmlformats.org/officeDocument/2006/relationships" xmlns:m="http://schemas.openxmlformats.org/officeDocument/2006/math" xmlns:v="urn:schemas-microsoft-com:vml" xmlns:wp14="http://schemas.microsoft.com/office/word/2010/wordprocessingDrawing" xmlns:wp="http://schemas.openxmlformats.org/drawingml/2006/wordprocessingDrawing" xmlns:w10="urn:schemas-microsoft-com:office:word" xmlns:w="http://schemas.openxmlformats.org/wordprocessingml/2006/main" xmlns:w14="http://schemas.microsoft.com/office/word/2010/wordml" xmlns:w15="http://schemas.microsoft.com/office/word/2012/wordml" xmlns:wpg="http://schemas.microsoft.com/office/word/2010/wordprocessingGroup" xmlns:wpi="http://schemas.microsoft.com/office/word/2010/wordprocessingInk" xmlns:wne="http://schemas.microsoft.com/office/word/2006/wordml" xmlns:wps="http://schemas.microsoft.com/office/word/2010/wordprocessingShape" xmlns:wpsCustomData="http://www.wps.cn/officeDocument/2013/wpsCustomData" mc:Ignorable="w14 w15 wp14">
+<w:hdr xmlns:wpc="http://schemas.microsoft.com/office/word/2010/wordprocessingCanvas" xmlns:mc="http://schemas.openxmlformats.org/markup-compatibility/2006" xmlns:o="urn:schemas-microsoft-com:office:office" xmlns:r="http://schemas.openxmlformats.org/officeDocument/2006/relationships" xmlns:m="http://schemas.openxmlformats.org/officeDocument/2006/math" xmlns:v="urn:schemas-microsoft-com:vml" xmlns:wp14="http://schemas.microsoft.com/office/word/2010/wordprocessingDrawing" xmlns:wp="http://schemas.openxmlformats.org/drawingml/2006/wordprocessingDrawing" xmlns:w10="urn:schemas-microsoft-com:office:word" xmlns:w="http://schemas.openxmlformats.org/wordprocessingml/2006/main" xmlns:w14="http://schemas.microsoft.com/office/word/2010/wordml" xmlns:w15="http://schemas.microsoft.com/office/word/2012/wordml" xmlns:wne="http://schemas.microsoft.com/office/word/2006/wordml" xmlns:wpg="http://schemas.microsoft.com/office/word/2010/wordprocessingGroup" xmlns:wpi="http://schemas.microsoft.com/office/word/2010/wordprocessingInk" xmlns:wps="http://schemas.microsoft.com/office/word/2010/wordprocessingShape" mc:Ignorable="w14 w15 wp14">
   <w:p>
     <w:pPr>
-      <w:pStyle w:val="15"/>
+      <w:pStyle w:val="Header"/>
       <w:pBdr>
-        <w:bottom w:val="single" w:color="auto" w:sz="4" w:space="1"/>
+        <w:bottom w:val="single" w:sz="4" w:space="1" w:color="auto"/>
       </w:pBdr>
       <w:tabs>
         <w:tab w:val="left" w:pos="335"/>
@@ -9135,27 +8980,27 @@
       </w:tabs>
       <w:jc w:val="right"/>
       <w:rPr>
-        <w:rFonts w:hint="eastAsia" w:eastAsiaTheme="minorEastAsia"/>
+        <w:rFonts w:eastAsiaTheme="minorEastAsia" w:hint="eastAsia"/>
         <w:lang w:eastAsia="zh-CN"/>
       </w:rPr>
     </w:pPr>
     <w:r>
       <w:rPr>
-        <w:rFonts w:hint="eastAsia" w:eastAsiaTheme="minorEastAsia"/>
+        <w:rFonts w:eastAsiaTheme="minorEastAsia" w:hint="eastAsia"/>
         <w:lang w:val="en-US" w:eastAsia="zh-CN"/>
       </w:rPr>
       <w:tab/>
     </w:r>
     <w:r>
       <w:rPr>
-        <w:rFonts w:hint="eastAsia" w:eastAsiaTheme="minorEastAsia"/>
+        <w:rFonts w:eastAsiaTheme="minorEastAsia" w:hint="eastAsia"/>
         <w:lang w:val="en-US" w:eastAsia="zh-CN"/>
       </w:rPr>
       <w:tab/>
     </w:r>
     <w:r>
       <w:rPr>
-        <w:rFonts w:hint="eastAsia" w:eastAsiaTheme="minorEastAsia"/>
+        <w:rFonts w:eastAsiaTheme="minorEastAsia" w:hint="eastAsia"/>
         <w:lang w:val="en-US" w:eastAsia="zh-CN"/>
       </w:rPr>
       <w:t>桐乡华数广电网络有限公司</w:t>
@@ -9165,15 +9010,15 @@
 </file>
 
 <file path=word/numbering.xml><?xml version="1.0" encoding="utf-8"?>
-<w:numbering xmlns:wpc="http://schemas.microsoft.com/office/word/2010/wordprocessingCanvas" xmlns:mc="http://schemas.openxmlformats.org/markup-compatibility/2006" xmlns:o="urn:schemas-microsoft-com:office:office" xmlns:r="http://schemas.openxmlformats.org/officeDocument/2006/relationships" xmlns:m="http://schemas.openxmlformats.org/officeDocument/2006/math" xmlns:v="urn:schemas-microsoft-com:vml" xmlns:wp14="http://schemas.microsoft.com/office/word/2010/wordprocessingDrawing" xmlns:wp="http://schemas.openxmlformats.org/drawingml/2006/wordprocessingDrawing" xmlns:w10="urn:schemas-microsoft-com:office:word" xmlns:w="http://schemas.openxmlformats.org/wordprocessingml/2006/main" xmlns:w14="http://schemas.microsoft.com/office/word/2010/wordml" xmlns:wpg="http://schemas.microsoft.com/office/word/2010/wordprocessingGroup" xmlns:wpi="http://schemas.microsoft.com/office/word/2010/wordprocessingInk" xmlns:wne="http://schemas.microsoft.com/office/word/2006/wordml" xmlns:wps="http://schemas.microsoft.com/office/word/2010/wordprocessingShape" xmlns:wpsCustomData="http://www.wps.cn/officeDocument/2013/wpsCustomData" mc:Ignorable="w14 wp14">
+<w:numbering xmlns:wpc="http://schemas.microsoft.com/office/word/2010/wordprocessingCanvas" xmlns:mc="http://schemas.openxmlformats.org/markup-compatibility/2006" xmlns:o="urn:schemas-microsoft-com:office:office" xmlns:r="http://schemas.openxmlformats.org/officeDocument/2006/relationships" xmlns:m="http://schemas.openxmlformats.org/officeDocument/2006/math" xmlns:v="urn:schemas-microsoft-com:vml" xmlns:wp14="http://schemas.microsoft.com/office/word/2010/wordprocessingDrawing" xmlns:wp="http://schemas.openxmlformats.org/drawingml/2006/wordprocessingDrawing" xmlns:w10="urn:schemas-microsoft-com:office:word" xmlns:w="http://schemas.openxmlformats.org/wordprocessingml/2006/main" xmlns:w14="http://schemas.microsoft.com/office/word/2010/wordml" xmlns:w15="http://schemas.microsoft.com/office/word/2012/wordml" xmlns:wne="http://schemas.microsoft.com/office/word/2006/wordml" xmlns:wpg="http://schemas.microsoft.com/office/word/2010/wordprocessingGroup" xmlns:wpi="http://schemas.microsoft.com/office/word/2010/wordprocessingInk" xmlns:wps="http://schemas.microsoft.com/office/word/2010/wordprocessingShape" mc:Ignorable="w14 w15 wp14">
   <w:abstractNum w:abstractNumId="0">
     <w:nsid w:val="8E964DCE"/>
     <w:multiLevelType w:val="multilevel"/>
     <w:tmpl w:val="8E964DCE"/>
-    <w:lvl w:ilvl="0" w:tentative="0">
+    <w:lvl w:ilvl="0">
       <w:start w:val="1"/>
       <w:numFmt w:val="decimal"/>
-      <w:pStyle w:val="2"/>
+      <w:pStyle w:val="Heading1"/>
       <w:lvlText w:val="%1."/>
       <w:lvlJc w:val="left"/>
       <w:pPr>
@@ -9183,10 +9028,10 @@
         <w:rFonts w:hint="default"/>
       </w:rPr>
     </w:lvl>
-    <w:lvl w:ilvl="1" w:tentative="0">
+    <w:lvl w:ilvl="1">
       <w:start w:val="1"/>
       <w:numFmt w:val="decimal"/>
-      <w:pStyle w:val="3"/>
+      <w:pStyle w:val="Heading2"/>
       <w:lvlText w:val="%1.%2."/>
       <w:lvlJc w:val="left"/>
       <w:pPr>
@@ -9196,10 +9041,10 @@
         <w:rFonts w:hint="default"/>
       </w:rPr>
     </w:lvl>
-    <w:lvl w:ilvl="2" w:tentative="0">
+    <w:lvl w:ilvl="2">
       <w:start w:val="1"/>
       <w:numFmt w:val="decimal"/>
-      <w:pStyle w:val="4"/>
+      <w:pStyle w:val="Heading3"/>
       <w:lvlText w:val="%1.%2.%3."/>
       <w:lvlJc w:val="left"/>
       <w:pPr>
@@ -9209,10 +9054,10 @@
         <w:rFonts w:hint="default"/>
       </w:rPr>
     </w:lvl>
-    <w:lvl w:ilvl="3" w:tentative="0">
+    <w:lvl w:ilvl="3">
       <w:start w:val="1"/>
       <w:numFmt w:val="decimal"/>
-      <w:pStyle w:val="5"/>
+      <w:pStyle w:val="Heading4"/>
       <w:lvlText w:val="%1.%2.%3.%4."/>
       <w:lvlJc w:val="left"/>
       <w:pPr>
@@ -9222,10 +9067,10 @@
         <w:rFonts w:hint="default"/>
       </w:rPr>
     </w:lvl>
-    <w:lvl w:ilvl="4" w:tentative="0">
+    <w:lvl w:ilvl="4">
       <w:start w:val="1"/>
       <w:numFmt w:val="decimal"/>
-      <w:pStyle w:val="6"/>
+      <w:pStyle w:val="Heading5"/>
       <w:lvlText w:val="%1.%2.%3.%4.%5."/>
       <w:lvlJc w:val="left"/>
       <w:pPr>
@@ -9235,10 +9080,10 @@
         <w:rFonts w:hint="default"/>
       </w:rPr>
     </w:lvl>
-    <w:lvl w:ilvl="5" w:tentative="0">
+    <w:lvl w:ilvl="5">
       <w:start w:val="1"/>
       <w:numFmt w:val="decimal"/>
-      <w:pStyle w:val="7"/>
+      <w:pStyle w:val="Heading6"/>
       <w:lvlText w:val="%1.%2.%3.%4.%5.%6."/>
       <w:lvlJc w:val="left"/>
       <w:pPr>
@@ -9248,10 +9093,10 @@
         <w:rFonts w:hint="default"/>
       </w:rPr>
     </w:lvl>
-    <w:lvl w:ilvl="6" w:tentative="0">
+    <w:lvl w:ilvl="6">
       <w:start w:val="1"/>
       <w:numFmt w:val="decimal"/>
-      <w:pStyle w:val="8"/>
+      <w:pStyle w:val="Heading7"/>
       <w:lvlText w:val="%1.%2.%3.%4.%5.%6.%7."/>
       <w:lvlJc w:val="left"/>
       <w:pPr>
@@ -9261,10 +9106,10 @@
         <w:rFonts w:hint="default"/>
       </w:rPr>
     </w:lvl>
-    <w:lvl w:ilvl="7" w:tentative="0">
+    <w:lvl w:ilvl="7">
       <w:start w:val="1"/>
       <w:numFmt w:val="decimal"/>
-      <w:pStyle w:val="9"/>
+      <w:pStyle w:val="Heading8"/>
       <w:lvlText w:val="%1.%2.%3.%4.%5.%6.%7.%8."/>
       <w:lvlJc w:val="left"/>
       <w:pPr>
@@ -9274,10 +9119,10 @@
         <w:rFonts w:hint="default"/>
       </w:rPr>
     </w:lvl>
-    <w:lvl w:ilvl="8" w:tentative="0">
+    <w:lvl w:ilvl="8">
       <w:start w:val="1"/>
       <w:numFmt w:val="decimal"/>
-      <w:pStyle w:val="10"/>
+      <w:pStyle w:val="Heading9"/>
       <w:lvlText w:val="%1.%2.%3.%4.%5.%6.%7.%8.%9."/>
       <w:lvlJc w:val="left"/>
       <w:pPr>
@@ -9295,269 +9140,267 @@
 </file>
 
 <file path=word/styles.xml><?xml version="1.0" encoding="utf-8"?>
-<w:styles xmlns:mc="http://schemas.openxmlformats.org/markup-compatibility/2006" xmlns:o="urn:schemas-microsoft-com:office:office" xmlns:r="http://schemas.openxmlformats.org/officeDocument/2006/relationships" xmlns:m="http://schemas.openxmlformats.org/officeDocument/2006/math" xmlns:v="urn:schemas-microsoft-com:vml" xmlns:w="http://schemas.openxmlformats.org/wordprocessingml/2006/main" xmlns:w14="http://schemas.microsoft.com/office/word/2010/wordml" xmlns:w10="urn:schemas-microsoft-com:office:word" xmlns:sl="http://schemas.openxmlformats.org/schemaLibrary/2006/main" xmlns:wpsCustomData="http://www.wps.cn/officeDocument/2013/wpsCustomData" mc:Ignorable="w14">
+<w:styles xmlns:mc="http://schemas.openxmlformats.org/markup-compatibility/2006" xmlns:r="http://schemas.openxmlformats.org/officeDocument/2006/relationships" xmlns:w="http://schemas.openxmlformats.org/wordprocessingml/2006/main" xmlns:w14="http://schemas.microsoft.com/office/word/2010/wordml" xmlns:w15="http://schemas.microsoft.com/office/word/2012/wordml" mc:Ignorable="w14 w15">
   <w:docDefaults>
     <w:rPrDefault>
       <w:rPr>
-        <w:rFonts w:ascii="Times New Roman" w:hAnsi="Times New Roman" w:eastAsia="宋体" w:cs="Times New Roman"/>
+        <w:rFonts w:ascii="Times New Roman" w:eastAsia="宋体" w:hAnsi="Times New Roman" w:cs="Times New Roman"/>
       </w:rPr>
     </w:rPrDefault>
     <w:pPrDefault/>
   </w:docDefaults>
-  <w:latentStyles w:count="260" w:defQFormat="0" w:defUnhideWhenUsed="1" w:defSemiHidden="1" w:defUIPriority="99" w:defLockedState="0">
-    <w:lsdException w:qFormat="1" w:unhideWhenUsed="0" w:uiPriority="0" w:semiHidden="0" w:name="Normal"/>
-    <w:lsdException w:qFormat="1" w:unhideWhenUsed="0" w:uiPriority="0" w:semiHidden="0" w:name="heading 1"/>
-    <w:lsdException w:qFormat="1" w:uiPriority="0" w:semiHidden="0" w:name="heading 2"/>
-    <w:lsdException w:qFormat="1" w:uiPriority="0" w:name="heading 3"/>
-    <w:lsdException w:qFormat="1" w:uiPriority="0" w:semiHidden="0" w:name="heading 4"/>
-    <w:lsdException w:qFormat="1" w:uiPriority="0" w:name="heading 5"/>
-    <w:lsdException w:qFormat="1" w:uiPriority="0" w:name="heading 6"/>
-    <w:lsdException w:qFormat="1" w:uiPriority="0" w:name="heading 7"/>
-    <w:lsdException w:qFormat="1" w:uiPriority="0" w:name="heading 8"/>
-    <w:lsdException w:qFormat="1" w:uiPriority="0" w:name="heading 9"/>
-    <w:lsdException w:unhideWhenUsed="0" w:uiPriority="0" w:semiHidden="0" w:name="index 1"/>
-    <w:lsdException w:unhideWhenUsed="0" w:uiPriority="0" w:semiHidden="0" w:name="index 2"/>
-    <w:lsdException w:unhideWhenUsed="0" w:uiPriority="0" w:semiHidden="0" w:name="index 3"/>
-    <w:lsdException w:unhideWhenUsed="0" w:uiPriority="0" w:semiHidden="0" w:name="index 4"/>
-    <w:lsdException w:unhideWhenUsed="0" w:uiPriority="0" w:semiHidden="0" w:name="index 5"/>
-    <w:lsdException w:unhideWhenUsed="0" w:uiPriority="0" w:semiHidden="0" w:name="index 6"/>
-    <w:lsdException w:unhideWhenUsed="0" w:uiPriority="0" w:semiHidden="0" w:name="index 7"/>
-    <w:lsdException w:unhideWhenUsed="0" w:uiPriority="0" w:semiHidden="0" w:name="index 8"/>
-    <w:lsdException w:unhideWhenUsed="0" w:uiPriority="0" w:semiHidden="0" w:name="index 9"/>
-    <w:lsdException w:qFormat="1" w:unhideWhenUsed="0" w:uiPriority="0" w:semiHidden="0" w:name="toc 1"/>
-    <w:lsdException w:qFormat="1" w:unhideWhenUsed="0" w:uiPriority="0" w:semiHidden="0" w:name="toc 2"/>
-    <w:lsdException w:qFormat="1" w:unhideWhenUsed="0" w:uiPriority="0" w:semiHidden="0" w:name="toc 3"/>
-    <w:lsdException w:unhideWhenUsed="0" w:uiPriority="0" w:semiHidden="0" w:name="toc 4"/>
-    <w:lsdException w:unhideWhenUsed="0" w:uiPriority="0" w:semiHidden="0" w:name="toc 5"/>
-    <w:lsdException w:unhideWhenUsed="0" w:uiPriority="0" w:semiHidden="0" w:name="toc 6"/>
-    <w:lsdException w:unhideWhenUsed="0" w:uiPriority="0" w:semiHidden="0" w:name="toc 7"/>
-    <w:lsdException w:unhideWhenUsed="0" w:uiPriority="0" w:semiHidden="0" w:name="toc 8"/>
-    <w:lsdException w:unhideWhenUsed="0" w:uiPriority="0" w:semiHidden="0" w:name="toc 9"/>
-    <w:lsdException w:unhideWhenUsed="0" w:uiPriority="0" w:semiHidden="0" w:name="Normal Indent"/>
-    <w:lsdException w:unhideWhenUsed="0" w:uiPriority="0" w:semiHidden="0" w:name="footnote text"/>
-    <w:lsdException w:qFormat="1" w:unhideWhenUsed="0" w:uiPriority="0" w:semiHidden="0" w:name="annotation text"/>
-    <w:lsdException w:qFormat="1" w:unhideWhenUsed="0" w:uiPriority="0" w:semiHidden="0" w:name="header"/>
-    <w:lsdException w:qFormat="1" w:unhideWhenUsed="0" w:uiPriority="0" w:semiHidden="0" w:name="footer"/>
-    <w:lsdException w:unhideWhenUsed="0" w:uiPriority="0" w:semiHidden="0" w:name="index heading"/>
-    <w:lsdException w:qFormat="1" w:uiPriority="0" w:name="caption"/>
-    <w:lsdException w:unhideWhenUsed="0" w:uiPriority="0" w:semiHidden="0" w:name="table of figures"/>
-    <w:lsdException w:unhideWhenUsed="0" w:uiPriority="0" w:semiHidden="0" w:name="envelope address"/>
-    <w:lsdException w:unhideWhenUsed="0" w:uiPriority="0" w:semiHidden="0" w:name="envelope return"/>
-    <w:lsdException w:unhideWhenUsed="0" w:uiPriority="0" w:semiHidden="0" w:name="footnote reference"/>
-    <w:lsdException w:unhideWhenUsed="0" w:uiPriority="0" w:semiHidden="0" w:name="annotation reference"/>
-    <w:lsdException w:unhideWhenUsed="0" w:uiPriority="0" w:semiHidden="0" w:name="line number"/>
-    <w:lsdException w:unhideWhenUsed="0" w:uiPriority="0" w:semiHidden="0" w:name="page number"/>
-    <w:lsdException w:unhideWhenUsed="0" w:uiPriority="0" w:semiHidden="0" w:name="endnote reference"/>
-    <w:lsdException w:unhideWhenUsed="0" w:uiPriority="0" w:semiHidden="0" w:name="endnote text"/>
-    <w:lsdException w:unhideWhenUsed="0" w:uiPriority="0" w:semiHidden="0" w:name="table of authorities"/>
-    <w:lsdException w:unhideWhenUsed="0" w:uiPriority="0" w:semiHidden="0" w:name="macro"/>
-    <w:lsdException w:unhideWhenUsed="0" w:uiPriority="0" w:semiHidden="0" w:name="toa heading"/>
-    <w:lsdException w:unhideWhenUsed="0" w:uiPriority="0" w:semiHidden="0" w:name="List"/>
-    <w:lsdException w:unhideWhenUsed="0" w:uiPriority="0" w:semiHidden="0" w:name="List Bullet"/>
-    <w:lsdException w:unhideWhenUsed="0" w:uiPriority="0" w:semiHidden="0" w:name="List Number"/>
-    <w:lsdException w:unhideWhenUsed="0" w:uiPriority="0" w:semiHidden="0" w:name="List 2"/>
-    <w:lsdException w:unhideWhenUsed="0" w:uiPriority="0" w:semiHidden="0" w:name="List 3"/>
-    <w:lsdException w:unhideWhenUsed="0" w:uiPriority="0" w:semiHidden="0" w:name="List 4"/>
-    <w:lsdException w:unhideWhenUsed="0" w:uiPriority="0" w:semiHidden="0" w:name="List 5"/>
-    <w:lsdException w:unhideWhenUsed="0" w:uiPriority="0" w:semiHidden="0" w:name="List Bullet 2"/>
-    <w:lsdException w:unhideWhenUsed="0" w:uiPriority="0" w:semiHidden="0" w:name="List Bullet 3"/>
-    <w:lsdException w:unhideWhenUsed="0" w:uiPriority="0" w:semiHidden="0" w:name="List Bullet 4"/>
-    <w:lsdException w:unhideWhenUsed="0" w:uiPriority="0" w:semiHidden="0" w:name="List Bullet 5"/>
-    <w:lsdException w:unhideWhenUsed="0" w:uiPriority="0" w:semiHidden="0" w:name="List Number 2"/>
-    <w:lsdException w:unhideWhenUsed="0" w:uiPriority="0" w:semiHidden="0" w:name="List Number 3"/>
-    <w:lsdException w:unhideWhenUsed="0" w:uiPriority="0" w:semiHidden="0" w:name="List Number 4"/>
-    <w:lsdException w:unhideWhenUsed="0" w:uiPriority="0" w:semiHidden="0" w:name="List Number 5"/>
-    <w:lsdException w:qFormat="1" w:unhideWhenUsed="0" w:uiPriority="0" w:semiHidden="0" w:name="Title"/>
-    <w:lsdException w:unhideWhenUsed="0" w:uiPriority="0" w:semiHidden="0" w:name="Closing"/>
-    <w:lsdException w:unhideWhenUsed="0" w:uiPriority="0" w:semiHidden="0" w:name="Signature"/>
-    <w:lsdException w:qFormat="1" w:unhideWhenUsed="0" w:uiPriority="0" w:name="Default Paragraph Font"/>
-    <w:lsdException w:qFormat="1" w:unhideWhenUsed="0" w:uiPriority="0" w:name="Body Text"/>
-    <w:lsdException w:unhideWhenUsed="0" w:uiPriority="0" w:semiHidden="0" w:name="Body Text Indent"/>
-    <w:lsdException w:unhideWhenUsed="0" w:uiPriority="0" w:semiHidden="0" w:name="List Continue"/>
-    <w:lsdException w:unhideWhenUsed="0" w:uiPriority="0" w:semiHidden="0" w:name="List Continue 2"/>
-    <w:lsdException w:unhideWhenUsed="0" w:uiPriority="0" w:semiHidden="0" w:name="List Continue 3"/>
-    <w:lsdException w:unhideWhenUsed="0" w:uiPriority="0" w:semiHidden="0" w:name="List Continue 4"/>
-    <w:lsdException w:unhideWhenUsed="0" w:uiPriority="0" w:semiHidden="0" w:name="List Continue 5"/>
-    <w:lsdException w:unhideWhenUsed="0" w:uiPriority="0" w:semiHidden="0" w:name="Message Header"/>
-    <w:lsdException w:qFormat="1" w:unhideWhenUsed="0" w:uiPriority="0" w:semiHidden="0" w:name="Subtitle"/>
-    <w:lsdException w:unhideWhenUsed="0" w:uiPriority="0" w:semiHidden="0" w:name="Salutation"/>
-    <w:lsdException w:unhideWhenUsed="0" w:uiPriority="0" w:semiHidden="0" w:name="Date"/>
-    <w:lsdException w:unhideWhenUsed="0" w:uiPriority="0" w:semiHidden="0" w:name="Body Text First Indent"/>
-    <w:lsdException w:unhideWhenUsed="0" w:uiPriority="0" w:semiHidden="0" w:name="Body Text First Indent 2"/>
-    <w:lsdException w:uiPriority="99" w:name="Note Heading"/>
-    <w:lsdException w:unhideWhenUsed="0" w:uiPriority="0" w:semiHidden="0" w:name="Body Text 2"/>
-    <w:lsdException w:unhideWhenUsed="0" w:uiPriority="0" w:semiHidden="0" w:name="Body Text 3"/>
-    <w:lsdException w:unhideWhenUsed="0" w:uiPriority="0" w:semiHidden="0" w:name="Body Text Indent 2"/>
-    <w:lsdException w:unhideWhenUsed="0" w:uiPriority="0" w:semiHidden="0" w:name="Body Text Indent 3"/>
-    <w:lsdException w:unhideWhenUsed="0" w:uiPriority="0" w:semiHidden="0" w:name="Block Text"/>
-    <w:lsdException w:unhideWhenUsed="0" w:uiPriority="0" w:semiHidden="0" w:name="Hyperlink"/>
-    <w:lsdException w:unhideWhenUsed="0" w:uiPriority="0" w:semiHidden="0" w:name="FollowedHyperlink"/>
-    <w:lsdException w:qFormat="1" w:unhideWhenUsed="0" w:uiPriority="0" w:semiHidden="0" w:name="Strong"/>
-    <w:lsdException w:qFormat="1" w:unhideWhenUsed="0" w:uiPriority="0" w:semiHidden="0" w:name="Emphasis"/>
-    <w:lsdException w:unhideWhenUsed="0" w:uiPriority="0" w:semiHidden="0" w:name="Document Map"/>
-    <w:lsdException w:unhideWhenUsed="0" w:uiPriority="0" w:semiHidden="0" w:name="Plain Text"/>
-    <w:lsdException w:unhideWhenUsed="0" w:uiPriority="0" w:semiHidden="0" w:name="E-mail Signature"/>
-    <w:lsdException w:qFormat="1" w:unhideWhenUsed="0" w:uiPriority="0" w:semiHidden="0" w:name="Normal (Web)"/>
-    <w:lsdException w:unhideWhenUsed="0" w:uiPriority="0" w:semiHidden="0" w:name="HTML Acronym"/>
-    <w:lsdException w:unhideWhenUsed="0" w:uiPriority="0" w:semiHidden="0" w:name="HTML Address"/>
-    <w:lsdException w:unhideWhenUsed="0" w:uiPriority="0" w:semiHidden="0" w:name="HTML Cite"/>
-    <w:lsdException w:unhideWhenUsed="0" w:uiPriority="0" w:semiHidden="0" w:name="HTML Code"/>
-    <w:lsdException w:unhideWhenUsed="0" w:uiPriority="0" w:semiHidden="0" w:name="HTML Definition"/>
-    <w:lsdException w:unhideWhenUsed="0" w:uiPriority="0" w:semiHidden="0" w:name="HTML Keyboard"/>
-    <w:lsdException w:unhideWhenUsed="0" w:uiPriority="0" w:semiHidden="0" w:name="HTML Preformatted"/>
-    <w:lsdException w:unhideWhenUsed="0" w:uiPriority="0" w:semiHidden="0" w:name="HTML Sample"/>
-    <w:lsdException w:unhideWhenUsed="0" w:uiPriority="0" w:semiHidden="0" w:name="HTML Typewriter"/>
-    <w:lsdException w:unhideWhenUsed="0" w:uiPriority="0" w:semiHidden="0" w:name="HTML Variable"/>
-    <w:lsdException w:qFormat="1" w:unhideWhenUsed="0" w:uiPriority="0" w:name="Normal Table"/>
-    <w:lsdException w:unhideWhenUsed="0" w:uiPriority="0" w:semiHidden="0" w:name="annotation subject"/>
-    <w:lsdException w:unhideWhenUsed="0" w:uiPriority="0" w:semiHidden="0" w:name="Table Simple 1"/>
-    <w:lsdException w:unhideWhenUsed="0" w:uiPriority="0" w:semiHidden="0" w:name="Table Simple 2"/>
-    <w:lsdException w:unhideWhenUsed="0" w:uiPriority="0" w:semiHidden="0" w:name="Table Simple 3"/>
-    <w:lsdException w:unhideWhenUsed="0" w:uiPriority="0" w:semiHidden="0" w:name="Table Classic 1"/>
-    <w:lsdException w:unhideWhenUsed="0" w:uiPriority="0" w:semiHidden="0" w:name="Table Classic 2"/>
-    <w:lsdException w:unhideWhenUsed="0" w:uiPriority="0" w:semiHidden="0" w:name="Table Classic 3"/>
-    <w:lsdException w:unhideWhenUsed="0" w:uiPriority="0" w:semiHidden="0" w:name="Table Classic 4"/>
-    <w:lsdException w:unhideWhenUsed="0" w:uiPriority="0" w:semiHidden="0" w:name="Table Colorful 1"/>
-    <w:lsdException w:unhideWhenUsed="0" w:uiPriority="0" w:semiHidden="0" w:name="Table Colorful 2"/>
-    <w:lsdException w:unhideWhenUsed="0" w:uiPriority="0" w:semiHidden="0" w:name="Table Colorful 3"/>
-    <w:lsdException w:unhideWhenUsed="0" w:uiPriority="0" w:semiHidden="0" w:name="Table Columns 1"/>
-    <w:lsdException w:unhideWhenUsed="0" w:uiPriority="0" w:semiHidden="0" w:name="Table Columns 2"/>
-    <w:lsdException w:unhideWhenUsed="0" w:uiPriority="0" w:semiHidden="0" w:name="Table Columns 3"/>
-    <w:lsdException w:unhideWhenUsed="0" w:uiPriority="0" w:semiHidden="0" w:name="Table Columns 4"/>
-    <w:lsdException w:unhideWhenUsed="0" w:uiPriority="0" w:semiHidden="0" w:name="Table Columns 5"/>
-    <w:lsdException w:unhideWhenUsed="0" w:uiPriority="0" w:semiHidden="0" w:name="Table Grid 1"/>
-    <w:lsdException w:unhideWhenUsed="0" w:uiPriority="0" w:semiHidden="0" w:name="Table Grid 2"/>
-    <w:lsdException w:unhideWhenUsed="0" w:uiPriority="0" w:semiHidden="0" w:name="Table Grid 3"/>
-    <w:lsdException w:unhideWhenUsed="0" w:uiPriority="0" w:semiHidden="0" w:name="Table Grid 4"/>
-    <w:lsdException w:unhideWhenUsed="0" w:uiPriority="0" w:semiHidden="0" w:name="Table Grid 5"/>
-    <w:lsdException w:unhideWhenUsed="0" w:uiPriority="0" w:semiHidden="0" w:name="Table Grid 6"/>
-    <w:lsdException w:unhideWhenUsed="0" w:uiPriority="0" w:semiHidden="0" w:name="Table Grid 7"/>
-    <w:lsdException w:unhideWhenUsed="0" w:uiPriority="0" w:semiHidden="0" w:name="Table Grid 8"/>
-    <w:lsdException w:unhideWhenUsed="0" w:uiPriority="0" w:semiHidden="0" w:name="Table List 1"/>
-    <w:lsdException w:unhideWhenUsed="0" w:uiPriority="0" w:semiHidden="0" w:name="Table List 2"/>
-    <w:lsdException w:unhideWhenUsed="0" w:uiPriority="0" w:semiHidden="0" w:name="Table List 3"/>
-    <w:lsdException w:unhideWhenUsed="0" w:uiPriority="0" w:semiHidden="0" w:name="Table List 4"/>
-    <w:lsdException w:unhideWhenUsed="0" w:uiPriority="0" w:semiHidden="0" w:name="Table List 5"/>
-    <w:lsdException w:unhideWhenUsed="0" w:uiPriority="0" w:semiHidden="0" w:name="Table List 6"/>
-    <w:lsdException w:unhideWhenUsed="0" w:uiPriority="0" w:semiHidden="0" w:name="Table List 7"/>
-    <w:lsdException w:unhideWhenUsed="0" w:uiPriority="0" w:semiHidden="0" w:name="Table List 8"/>
-    <w:lsdException w:unhideWhenUsed="0" w:uiPriority="0" w:semiHidden="0" w:name="Table 3D effects 1"/>
-    <w:lsdException w:unhideWhenUsed="0" w:uiPriority="0" w:semiHidden="0" w:name="Table 3D effects 2"/>
-    <w:lsdException w:unhideWhenUsed="0" w:uiPriority="0" w:semiHidden="0" w:name="Table 3D effects 3"/>
-    <w:lsdException w:unhideWhenUsed="0" w:uiPriority="0" w:semiHidden="0" w:name="Table Contemporary"/>
-    <w:lsdException w:unhideWhenUsed="0" w:uiPriority="0" w:semiHidden="0" w:name="Table Elegant"/>
-    <w:lsdException w:unhideWhenUsed="0" w:uiPriority="0" w:semiHidden="0" w:name="Table Professional"/>
-    <w:lsdException w:unhideWhenUsed="0" w:uiPriority="0" w:semiHidden="0" w:name="Table Subtle 1"/>
-    <w:lsdException w:unhideWhenUsed="0" w:uiPriority="0" w:semiHidden="0" w:name="Table Subtle 2"/>
-    <w:lsdException w:unhideWhenUsed="0" w:uiPriority="0" w:semiHidden="0" w:name="Table Web 1"/>
-    <w:lsdException w:unhideWhenUsed="0" w:uiPriority="0" w:semiHidden="0" w:name="Table Web 2"/>
-    <w:lsdException w:unhideWhenUsed="0" w:uiPriority="0" w:semiHidden="0" w:name="Table Web 3"/>
-    <w:lsdException w:unhideWhenUsed="0" w:uiPriority="0" w:semiHidden="0" w:name="Balloon Text"/>
-    <w:lsdException w:qFormat="1" w:unhideWhenUsed="0" w:uiPriority="0" w:semiHidden="0" w:name="Table Grid"/>
-    <w:lsdException w:unhideWhenUsed="0" w:uiPriority="0" w:semiHidden="0" w:name="Table Theme"/>
-    <w:lsdException w:unhideWhenUsed="0" w:uiPriority="60" w:semiHidden="0" w:name="Light Shading"/>
-    <w:lsdException w:unhideWhenUsed="0" w:uiPriority="61" w:semiHidden="0" w:name="Light List"/>
-    <w:lsdException w:unhideWhenUsed="0" w:uiPriority="62" w:semiHidden="0" w:name="Light Grid"/>
-    <w:lsdException w:unhideWhenUsed="0" w:uiPriority="63" w:semiHidden="0" w:name="Medium Shading 1"/>
-    <w:lsdException w:unhideWhenUsed="0" w:uiPriority="64" w:semiHidden="0" w:name="Medium Shading 2"/>
-    <w:lsdException w:unhideWhenUsed="0" w:uiPriority="65" w:semiHidden="0" w:name="Medium List 1"/>
-    <w:lsdException w:unhideWhenUsed="0" w:uiPriority="66" w:semiHidden="0" w:name="Medium List 2"/>
-    <w:lsdException w:unhideWhenUsed="0" w:uiPriority="67" w:semiHidden="0" w:name="Medium Grid 1"/>
-    <w:lsdException w:unhideWhenUsed="0" w:uiPriority="68" w:semiHidden="0" w:name="Medium Grid 2"/>
-    <w:lsdException w:unhideWhenUsed="0" w:uiPriority="69" w:semiHidden="0" w:name="Medium Grid 3"/>
-    <w:lsdException w:unhideWhenUsed="0" w:uiPriority="70" w:semiHidden="0" w:name="Dark List"/>
-    <w:lsdException w:unhideWhenUsed="0" w:uiPriority="71" w:semiHidden="0" w:name="Colorful Shading"/>
-    <w:lsdException w:unhideWhenUsed="0" w:uiPriority="72" w:semiHidden="0" w:name="Colorful List"/>
-    <w:lsdException w:unhideWhenUsed="0" w:uiPriority="73" w:semiHidden="0" w:name="Colorful Grid"/>
-    <w:lsdException w:unhideWhenUsed="0" w:uiPriority="60" w:semiHidden="0" w:name="Light Shading Accent 1"/>
-    <w:lsdException w:unhideWhenUsed="0" w:uiPriority="61" w:semiHidden="0" w:name="Light List Accent 1"/>
-    <w:lsdException w:unhideWhenUsed="0" w:uiPriority="62" w:semiHidden="0" w:name="Light Grid Accent 1"/>
-    <w:lsdException w:unhideWhenUsed="0" w:uiPriority="63" w:semiHidden="0" w:name="Medium Shading 1 Accent 1"/>
-    <w:lsdException w:unhideWhenUsed="0" w:uiPriority="64" w:semiHidden="0" w:name="Medium Shading 2 Accent 1"/>
-    <w:lsdException w:unhideWhenUsed="0" w:uiPriority="65" w:semiHidden="0" w:name="Medium List 1 Accent 1"/>
-    <w:lsdException w:unhideWhenUsed="0" w:uiPriority="66" w:semiHidden="0" w:name="Medium List 2 Accent 1"/>
-    <w:lsdException w:unhideWhenUsed="0" w:uiPriority="67" w:semiHidden="0" w:name="Medium Grid 1 Accent 1"/>
-    <w:lsdException w:unhideWhenUsed="0" w:uiPriority="68" w:semiHidden="0" w:name="Medium Grid 2 Accent 1"/>
-    <w:lsdException w:unhideWhenUsed="0" w:uiPriority="69" w:semiHidden="0" w:name="Medium Grid 3 Accent 1"/>
-    <w:lsdException w:unhideWhenUsed="0" w:uiPriority="70" w:semiHidden="0" w:name="Dark List Accent 1"/>
-    <w:lsdException w:unhideWhenUsed="0" w:uiPriority="71" w:semiHidden="0" w:name="Colorful Shading Accent 1"/>
-    <w:lsdException w:unhideWhenUsed="0" w:uiPriority="72" w:semiHidden="0" w:name="Colorful List Accent 1"/>
-    <w:lsdException w:unhideWhenUsed="0" w:uiPriority="73" w:semiHidden="0" w:name="Colorful Grid Accent 1"/>
-    <w:lsdException w:unhideWhenUsed="0" w:uiPriority="60" w:semiHidden="0" w:name="Light Shading Accent 2"/>
-    <w:lsdException w:unhideWhenUsed="0" w:uiPriority="61" w:semiHidden="0" w:name="Light List Accent 2"/>
-    <w:lsdException w:unhideWhenUsed="0" w:uiPriority="62" w:semiHidden="0" w:name="Light Grid Accent 2"/>
-    <w:lsdException w:unhideWhenUsed="0" w:uiPriority="63" w:semiHidden="0" w:name="Medium Shading 1 Accent 2"/>
-    <w:lsdException w:unhideWhenUsed="0" w:uiPriority="64" w:semiHidden="0" w:name="Medium Shading 2 Accent 2"/>
-    <w:lsdException w:unhideWhenUsed="0" w:uiPriority="65" w:semiHidden="0" w:name="Medium List 1 Accent 2"/>
-    <w:lsdException w:unhideWhenUsed="0" w:uiPriority="66" w:semiHidden="0" w:name="Medium List 2 Accent 2"/>
-    <w:lsdException w:unhideWhenUsed="0" w:uiPriority="67" w:semiHidden="0" w:name="Medium Grid 1 Accent 2"/>
-    <w:lsdException w:unhideWhenUsed="0" w:uiPriority="68" w:semiHidden="0" w:name="Medium Grid 2 Accent 2"/>
-    <w:lsdException w:unhideWhenUsed="0" w:uiPriority="69" w:semiHidden="0" w:name="Medium Grid 3 Accent 2"/>
-    <w:lsdException w:unhideWhenUsed="0" w:uiPriority="70" w:semiHidden="0" w:name="Dark List Accent 2"/>
-    <w:lsdException w:unhideWhenUsed="0" w:uiPriority="71" w:semiHidden="0" w:name="Colorful Shading Accent 2"/>
-    <w:lsdException w:unhideWhenUsed="0" w:uiPriority="72" w:semiHidden="0" w:name="Colorful List Accent 2"/>
-    <w:lsdException w:unhideWhenUsed="0" w:uiPriority="73" w:semiHidden="0" w:name="Colorful Grid Accent 2"/>
-    <w:lsdException w:unhideWhenUsed="0" w:uiPriority="60" w:semiHidden="0" w:name="Light Shading Accent 3"/>
-    <w:lsdException w:unhideWhenUsed="0" w:uiPriority="61" w:semiHidden="0" w:name="Light List Accent 3"/>
-    <w:lsdException w:unhideWhenUsed="0" w:uiPriority="62" w:semiHidden="0" w:name="Light Grid Accent 3"/>
-    <w:lsdException w:unhideWhenUsed="0" w:uiPriority="63" w:semiHidden="0" w:name="Medium Shading 1 Accent 3"/>
-    <w:lsdException w:unhideWhenUsed="0" w:uiPriority="64" w:semiHidden="0" w:name="Medium Shading 2 Accent 3"/>
-    <w:lsdException w:unhideWhenUsed="0" w:uiPriority="65" w:semiHidden="0" w:name="Medium List 1 Accent 3"/>
-    <w:lsdException w:unhideWhenUsed="0" w:uiPriority="66" w:semiHidden="0" w:name="Medium List 2 Accent 3"/>
-    <w:lsdException w:unhideWhenUsed="0" w:uiPriority="67" w:semiHidden="0" w:name="Medium Grid 1 Accent 3"/>
-    <w:lsdException w:unhideWhenUsed="0" w:uiPriority="68" w:semiHidden="0" w:name="Medium Grid 2 Accent 3"/>
-    <w:lsdException w:unhideWhenUsed="0" w:uiPriority="69" w:semiHidden="0" w:name="Medium Grid 3 Accent 3"/>
-    <w:lsdException w:unhideWhenUsed="0" w:uiPriority="70" w:semiHidden="0" w:name="Dark List Accent 3"/>
-    <w:lsdException w:unhideWhenUsed="0" w:uiPriority="71" w:semiHidden="0" w:name="Colorful Shading Accent 3"/>
-    <w:lsdException w:unhideWhenUsed="0" w:uiPriority="72" w:semiHidden="0" w:name="Colorful List Accent 3"/>
-    <w:lsdException w:unhideWhenUsed="0" w:uiPriority="73" w:semiHidden="0" w:name="Colorful Grid Accent 3"/>
-    <w:lsdException w:unhideWhenUsed="0" w:uiPriority="60" w:semiHidden="0" w:name="Light Shading Accent 4"/>
-    <w:lsdException w:unhideWhenUsed="0" w:uiPriority="61" w:semiHidden="0" w:name="Light List Accent 4"/>
-    <w:lsdException w:unhideWhenUsed="0" w:uiPriority="62" w:semiHidden="0" w:name="Light Grid Accent 4"/>
-    <w:lsdException w:unhideWhenUsed="0" w:uiPriority="63" w:semiHidden="0" w:name="Medium Shading 1 Accent 4"/>
-    <w:lsdException w:unhideWhenUsed="0" w:uiPriority="64" w:semiHidden="0" w:name="Medium Shading 2 Accent 4"/>
-    <w:lsdException w:unhideWhenUsed="0" w:uiPriority="65" w:semiHidden="0" w:name="Medium List 1 Accent 4"/>
-    <w:lsdException w:unhideWhenUsed="0" w:uiPriority="66" w:semiHidden="0" w:name="Medium List 2 Accent 4"/>
-    <w:lsdException w:unhideWhenUsed="0" w:uiPriority="67" w:semiHidden="0" w:name="Medium Grid 1 Accent 4"/>
-    <w:lsdException w:unhideWhenUsed="0" w:uiPriority="68" w:semiHidden="0" w:name="Medium Grid 2 Accent 4"/>
-    <w:lsdException w:unhideWhenUsed="0" w:uiPriority="69" w:semiHidden="0" w:name="Medium Grid 3 Accent 4"/>
-    <w:lsdException w:unhideWhenUsed="0" w:uiPriority="70" w:semiHidden="0" w:name="Dark List Accent 4"/>
-    <w:lsdException w:unhideWhenUsed="0" w:uiPriority="71" w:semiHidden="0" w:name="Colorful Shading Accent 4"/>
-    <w:lsdException w:unhideWhenUsed="0" w:uiPriority="72" w:semiHidden="0" w:name="Colorful List Accent 4"/>
-    <w:lsdException w:unhideWhenUsed="0" w:uiPriority="73" w:semiHidden="0" w:name="Colorful Grid Accent 4"/>
-    <w:lsdException w:unhideWhenUsed="0" w:uiPriority="60" w:semiHidden="0" w:name="Light Shading Accent 5"/>
-    <w:lsdException w:unhideWhenUsed="0" w:uiPriority="61" w:semiHidden="0" w:name="Light List Accent 5"/>
-    <w:lsdException w:unhideWhenUsed="0" w:uiPriority="62" w:semiHidden="0" w:name="Light Grid Accent 5"/>
-    <w:lsdException w:unhideWhenUsed="0" w:uiPriority="63" w:semiHidden="0" w:name="Medium Shading 1 Accent 5"/>
-    <w:lsdException w:unhideWhenUsed="0" w:uiPriority="64" w:semiHidden="0" w:name="Medium Shading 2 Accent 5"/>
-    <w:lsdException w:unhideWhenUsed="0" w:uiPriority="65" w:semiHidden="0" w:name="Medium List 1 Accent 5"/>
-    <w:lsdException w:unhideWhenUsed="0" w:uiPriority="66" w:semiHidden="0" w:name="Medium List 2 Accent 5"/>
-    <w:lsdException w:unhideWhenUsed="0" w:uiPriority="67" w:semiHidden="0" w:name="Medium Grid 1 Accent 5"/>
-    <w:lsdException w:unhideWhenUsed="0" w:uiPriority="68" w:semiHidden="0" w:name="Medium Grid 2 Accent 5"/>
-    <w:lsdException w:unhideWhenUsed="0" w:uiPriority="69" w:semiHidden="0" w:name="Medium Grid 3 Accent 5"/>
-    <w:lsdException w:unhideWhenUsed="0" w:uiPriority="70" w:semiHidden="0" w:name="Dark List Accent 5"/>
-    <w:lsdException w:unhideWhenUsed="0" w:uiPriority="71" w:semiHidden="0" w:name="Colorful Shading Accent 5"/>
-    <w:lsdException w:unhideWhenUsed="0" w:uiPriority="72" w:semiHidden="0" w:name="Colorful List Accent 5"/>
-    <w:lsdException w:unhideWhenUsed="0" w:uiPriority="73" w:semiHidden="0" w:name="Colorful Grid Accent 5"/>
-    <w:lsdException w:unhideWhenUsed="0" w:uiPriority="60" w:semiHidden="0" w:name="Light Shading Accent 6"/>
-    <w:lsdException w:unhideWhenUsed="0" w:uiPriority="61" w:semiHidden="0" w:name="Light List Accent 6"/>
-    <w:lsdException w:unhideWhenUsed="0" w:uiPriority="62" w:semiHidden="0" w:name="Light Grid Accent 6"/>
-    <w:lsdException w:unhideWhenUsed="0" w:uiPriority="63" w:semiHidden="0" w:name="Medium Shading 1 Accent 6"/>
-    <w:lsdException w:unhideWhenUsed="0" w:uiPriority="64" w:semiHidden="0" w:name="Medium Shading 2 Accent 6"/>
-    <w:lsdException w:unhideWhenUsed="0" w:uiPriority="65" w:semiHidden="0" w:name="Medium List 1 Accent 6"/>
-    <w:lsdException w:unhideWhenUsed="0" w:uiPriority="66" w:semiHidden="0" w:name="Medium List 2 Accent 6"/>
-    <w:lsdException w:unhideWhenUsed="0" w:uiPriority="67" w:semiHidden="0" w:name="Medium Grid 1 Accent 6"/>
-    <w:lsdException w:unhideWhenUsed="0" w:uiPriority="68" w:semiHidden="0" w:name="Medium Grid 2 Accent 6"/>
-    <w:lsdException w:unhideWhenUsed="0" w:uiPriority="69" w:semiHidden="0" w:name="Medium Grid 3 Accent 6"/>
-    <w:lsdException w:unhideWhenUsed="0" w:uiPriority="70" w:semiHidden="0" w:name="Dark List Accent 6"/>
-    <w:lsdException w:unhideWhenUsed="0" w:uiPriority="71" w:semiHidden="0" w:name="Colorful Shading Accent 6"/>
-    <w:lsdException w:unhideWhenUsed="0" w:uiPriority="72" w:semiHidden="0" w:name="Colorful List Accent 6"/>
-    <w:lsdException w:unhideWhenUsed="0" w:uiPriority="73" w:semiHidden="0" w:name="Colorful Grid Accent 6"/>
+  <w:latentStyles w:defLockedState="0" w:defUIPriority="99" w:defSemiHidden="1" w:defUnhideWhenUsed="1" w:defQFormat="0" w:count="260">
+    <w:lsdException w:name="Normal" w:semiHidden="0" w:uiPriority="0" w:unhideWhenUsed="0" w:qFormat="1"/>
+    <w:lsdException w:name="heading 1" w:semiHidden="0" w:uiPriority="0" w:unhideWhenUsed="0" w:qFormat="1"/>
+    <w:lsdException w:name="heading 2" w:semiHidden="0" w:uiPriority="0" w:qFormat="1"/>
+    <w:lsdException w:name="heading 3" w:uiPriority="0" w:qFormat="1"/>
+    <w:lsdException w:name="heading 4" w:semiHidden="0" w:uiPriority="0" w:qFormat="1"/>
+    <w:lsdException w:name="heading 5" w:uiPriority="0" w:qFormat="1"/>
+    <w:lsdException w:name="heading 6" w:uiPriority="0" w:qFormat="1"/>
+    <w:lsdException w:name="heading 7" w:uiPriority="0" w:qFormat="1"/>
+    <w:lsdException w:name="heading 8" w:uiPriority="0" w:qFormat="1"/>
+    <w:lsdException w:name="heading 9" w:uiPriority="0" w:qFormat="1"/>
+    <w:lsdException w:name="index 1" w:semiHidden="0" w:uiPriority="0" w:unhideWhenUsed="0"/>
+    <w:lsdException w:name="index 2" w:semiHidden="0" w:uiPriority="0" w:unhideWhenUsed="0"/>
+    <w:lsdException w:name="index 3" w:semiHidden="0" w:uiPriority="0" w:unhideWhenUsed="0"/>
+    <w:lsdException w:name="index 4" w:semiHidden="0" w:uiPriority="0" w:unhideWhenUsed="0"/>
+    <w:lsdException w:name="index 5" w:semiHidden="0" w:uiPriority="0" w:unhideWhenUsed="0"/>
+    <w:lsdException w:name="index 6" w:semiHidden="0" w:uiPriority="0" w:unhideWhenUsed="0"/>
+    <w:lsdException w:name="index 7" w:semiHidden="0" w:uiPriority="0" w:unhideWhenUsed="0"/>
+    <w:lsdException w:name="index 8" w:semiHidden="0" w:uiPriority="0" w:unhideWhenUsed="0"/>
+    <w:lsdException w:name="index 9" w:semiHidden="0" w:uiPriority="0" w:unhideWhenUsed="0"/>
+    <w:lsdException w:name="toc 1" w:semiHidden="0" w:uiPriority="0" w:unhideWhenUsed="0" w:qFormat="1"/>
+    <w:lsdException w:name="toc 2" w:semiHidden="0" w:uiPriority="0" w:unhideWhenUsed="0" w:qFormat="1"/>
+    <w:lsdException w:name="toc 3" w:semiHidden="0" w:uiPriority="0" w:unhideWhenUsed="0" w:qFormat="1"/>
+    <w:lsdException w:name="toc 4" w:semiHidden="0" w:uiPriority="0" w:unhideWhenUsed="0"/>
+    <w:lsdException w:name="toc 5" w:semiHidden="0" w:uiPriority="0" w:unhideWhenUsed="0"/>
+    <w:lsdException w:name="toc 6" w:semiHidden="0" w:uiPriority="0" w:unhideWhenUsed="0"/>
+    <w:lsdException w:name="toc 7" w:semiHidden="0" w:uiPriority="0" w:unhideWhenUsed="0"/>
+    <w:lsdException w:name="toc 8" w:semiHidden="0" w:uiPriority="0" w:unhideWhenUsed="0"/>
+    <w:lsdException w:name="toc 9" w:semiHidden="0" w:uiPriority="0" w:unhideWhenUsed="0"/>
+    <w:lsdException w:name="Normal Indent" w:semiHidden="0" w:uiPriority="0" w:unhideWhenUsed="0"/>
+    <w:lsdException w:name="footnote text" w:semiHidden="0" w:uiPriority="0" w:unhideWhenUsed="0"/>
+    <w:lsdException w:name="annotation text" w:semiHidden="0" w:uiPriority="0" w:unhideWhenUsed="0" w:qFormat="1"/>
+    <w:lsdException w:name="header" w:semiHidden="0" w:uiPriority="0" w:unhideWhenUsed="0" w:qFormat="1"/>
+    <w:lsdException w:name="footer" w:semiHidden="0" w:uiPriority="0" w:unhideWhenUsed="0" w:qFormat="1"/>
+    <w:lsdException w:name="index heading" w:semiHidden="0" w:uiPriority="0" w:unhideWhenUsed="0"/>
+    <w:lsdException w:name="caption" w:uiPriority="0" w:qFormat="1"/>
+    <w:lsdException w:name="table of figures" w:semiHidden="0" w:uiPriority="0" w:unhideWhenUsed="0"/>
+    <w:lsdException w:name="envelope address" w:semiHidden="0" w:uiPriority="0" w:unhideWhenUsed="0"/>
+    <w:lsdException w:name="envelope return" w:semiHidden="0" w:uiPriority="0" w:unhideWhenUsed="0"/>
+    <w:lsdException w:name="footnote reference" w:semiHidden="0" w:uiPriority="0" w:unhideWhenUsed="0"/>
+    <w:lsdException w:name="annotation reference" w:semiHidden="0" w:uiPriority="0" w:unhideWhenUsed="0"/>
+    <w:lsdException w:name="line number" w:semiHidden="0" w:uiPriority="0" w:unhideWhenUsed="0"/>
+    <w:lsdException w:name="page number" w:semiHidden="0" w:uiPriority="0" w:unhideWhenUsed="0"/>
+    <w:lsdException w:name="endnote reference" w:semiHidden="0" w:uiPriority="0" w:unhideWhenUsed="0"/>
+    <w:lsdException w:name="endnote text" w:semiHidden="0" w:uiPriority="0" w:unhideWhenUsed="0"/>
+    <w:lsdException w:name="table of authorities" w:semiHidden="0" w:uiPriority="0" w:unhideWhenUsed="0"/>
+    <w:lsdException w:name="macro" w:semiHidden="0" w:uiPriority="0" w:unhideWhenUsed="0"/>
+    <w:lsdException w:name="toa heading" w:semiHidden="0" w:uiPriority="0" w:unhideWhenUsed="0"/>
+    <w:lsdException w:name="List" w:semiHidden="0" w:uiPriority="0" w:unhideWhenUsed="0"/>
+    <w:lsdException w:name="List Bullet" w:semiHidden="0" w:uiPriority="0" w:unhideWhenUsed="0"/>
+    <w:lsdException w:name="List Number" w:semiHidden="0" w:uiPriority="0" w:unhideWhenUsed="0"/>
+    <w:lsdException w:name="List 2" w:semiHidden="0" w:uiPriority="0" w:unhideWhenUsed="0"/>
+    <w:lsdException w:name="List 3" w:semiHidden="0" w:uiPriority="0" w:unhideWhenUsed="0"/>
+    <w:lsdException w:name="List 4" w:semiHidden="0" w:uiPriority="0" w:unhideWhenUsed="0"/>
+    <w:lsdException w:name="List 5" w:semiHidden="0" w:uiPriority="0" w:unhideWhenUsed="0"/>
+    <w:lsdException w:name="List Bullet 2" w:semiHidden="0" w:uiPriority="0" w:unhideWhenUsed="0"/>
+    <w:lsdException w:name="List Bullet 3" w:semiHidden="0" w:uiPriority="0" w:unhideWhenUsed="0"/>
+    <w:lsdException w:name="List Bullet 4" w:semiHidden="0" w:uiPriority="0" w:unhideWhenUsed="0"/>
+    <w:lsdException w:name="List Bullet 5" w:semiHidden="0" w:uiPriority="0" w:unhideWhenUsed="0"/>
+    <w:lsdException w:name="List Number 2" w:semiHidden="0" w:uiPriority="0" w:unhideWhenUsed="0"/>
+    <w:lsdException w:name="List Number 3" w:semiHidden="0" w:uiPriority="0" w:unhideWhenUsed="0"/>
+    <w:lsdException w:name="List Number 4" w:semiHidden="0" w:uiPriority="0" w:unhideWhenUsed="0"/>
+    <w:lsdException w:name="List Number 5" w:semiHidden="0" w:uiPriority="0" w:unhideWhenUsed="0"/>
+    <w:lsdException w:name="Title" w:semiHidden="0" w:uiPriority="0" w:unhideWhenUsed="0" w:qFormat="1"/>
+    <w:lsdException w:name="Closing" w:semiHidden="0" w:uiPriority="0" w:unhideWhenUsed="0"/>
+    <w:lsdException w:name="Signature" w:semiHidden="0" w:uiPriority="0" w:unhideWhenUsed="0"/>
+    <w:lsdException w:name="Default Paragraph Font" w:uiPriority="0" w:unhideWhenUsed="0" w:qFormat="1"/>
+    <w:lsdException w:name="Body Text" w:uiPriority="0" w:unhideWhenUsed="0" w:qFormat="1"/>
+    <w:lsdException w:name="Body Text Indent" w:semiHidden="0" w:uiPriority="0" w:unhideWhenUsed="0"/>
+    <w:lsdException w:name="List Continue" w:semiHidden="0" w:uiPriority="0" w:unhideWhenUsed="0"/>
+    <w:lsdException w:name="List Continue 2" w:semiHidden="0" w:uiPriority="0" w:unhideWhenUsed="0"/>
+    <w:lsdException w:name="List Continue 3" w:semiHidden="0" w:uiPriority="0" w:unhideWhenUsed="0"/>
+    <w:lsdException w:name="List Continue 4" w:semiHidden="0" w:uiPriority="0" w:unhideWhenUsed="0"/>
+    <w:lsdException w:name="List Continue 5" w:semiHidden="0" w:uiPriority="0" w:unhideWhenUsed="0"/>
+    <w:lsdException w:name="Message Header" w:semiHidden="0" w:uiPriority="0" w:unhideWhenUsed="0"/>
+    <w:lsdException w:name="Subtitle" w:semiHidden="0" w:uiPriority="0" w:unhideWhenUsed="0" w:qFormat="1"/>
+    <w:lsdException w:name="Salutation" w:semiHidden="0" w:uiPriority="0" w:unhideWhenUsed="0"/>
+    <w:lsdException w:name="Date" w:semiHidden="0" w:uiPriority="0" w:unhideWhenUsed="0"/>
+    <w:lsdException w:name="Body Text First Indent" w:semiHidden="0" w:uiPriority="0" w:unhideWhenUsed="0"/>
+    <w:lsdException w:name="Body Text First Indent 2" w:semiHidden="0" w:uiPriority="0" w:unhideWhenUsed="0"/>
+    <w:lsdException w:name="Body Text 2" w:semiHidden="0" w:uiPriority="0" w:unhideWhenUsed="0"/>
+    <w:lsdException w:name="Body Text 3" w:semiHidden="0" w:uiPriority="0" w:unhideWhenUsed="0"/>
+    <w:lsdException w:name="Body Text Indent 2" w:semiHidden="0" w:uiPriority="0" w:unhideWhenUsed="0"/>
+    <w:lsdException w:name="Body Text Indent 3" w:semiHidden="0" w:uiPriority="0" w:unhideWhenUsed="0"/>
+    <w:lsdException w:name="Block Text" w:semiHidden="0" w:uiPriority="0" w:unhideWhenUsed="0"/>
+    <w:lsdException w:name="Hyperlink" w:semiHidden="0" w:uiPriority="0" w:unhideWhenUsed="0"/>
+    <w:lsdException w:name="FollowedHyperlink" w:semiHidden="0" w:uiPriority="0" w:unhideWhenUsed="0"/>
+    <w:lsdException w:name="Strong" w:semiHidden="0" w:uiPriority="0" w:unhideWhenUsed="0" w:qFormat="1"/>
+    <w:lsdException w:name="Emphasis" w:semiHidden="0" w:uiPriority="0" w:unhideWhenUsed="0" w:qFormat="1"/>
+    <w:lsdException w:name="Document Map" w:semiHidden="0" w:uiPriority="0" w:unhideWhenUsed="0"/>
+    <w:lsdException w:name="Plain Text" w:semiHidden="0" w:uiPriority="0" w:unhideWhenUsed="0"/>
+    <w:lsdException w:name="E-mail Signature" w:semiHidden="0" w:uiPriority="0" w:unhideWhenUsed="0"/>
+    <w:lsdException w:name="Normal (Web)" w:semiHidden="0" w:uiPriority="0" w:unhideWhenUsed="0" w:qFormat="1"/>
+    <w:lsdException w:name="HTML Acronym" w:semiHidden="0" w:uiPriority="0" w:unhideWhenUsed="0"/>
+    <w:lsdException w:name="HTML Address" w:semiHidden="0" w:uiPriority="0" w:unhideWhenUsed="0"/>
+    <w:lsdException w:name="HTML Cite" w:semiHidden="0" w:uiPriority="0" w:unhideWhenUsed="0"/>
+    <w:lsdException w:name="HTML Code" w:semiHidden="0" w:uiPriority="0" w:unhideWhenUsed="0"/>
+    <w:lsdException w:name="HTML Definition" w:semiHidden="0" w:uiPriority="0" w:unhideWhenUsed="0"/>
+    <w:lsdException w:name="HTML Keyboard" w:semiHidden="0" w:uiPriority="0" w:unhideWhenUsed="0"/>
+    <w:lsdException w:name="HTML Preformatted" w:semiHidden="0" w:uiPriority="0" w:unhideWhenUsed="0"/>
+    <w:lsdException w:name="HTML Sample" w:semiHidden="0" w:uiPriority="0" w:unhideWhenUsed="0"/>
+    <w:lsdException w:name="HTML Typewriter" w:semiHidden="0" w:uiPriority="0" w:unhideWhenUsed="0"/>
+    <w:lsdException w:name="HTML Variable" w:semiHidden="0" w:uiPriority="0" w:unhideWhenUsed="0"/>
+    <w:lsdException w:name="Normal Table" w:uiPriority="0" w:unhideWhenUsed="0" w:qFormat="1"/>
+    <w:lsdException w:name="annotation subject" w:semiHidden="0" w:uiPriority="0" w:unhideWhenUsed="0"/>
+    <w:lsdException w:name="Table Simple 1" w:semiHidden="0" w:uiPriority="0" w:unhideWhenUsed="0"/>
+    <w:lsdException w:name="Table Simple 2" w:semiHidden="0" w:uiPriority="0" w:unhideWhenUsed="0"/>
+    <w:lsdException w:name="Table Simple 3" w:semiHidden="0" w:uiPriority="0" w:unhideWhenUsed="0"/>
+    <w:lsdException w:name="Table Classic 1" w:semiHidden="0" w:uiPriority="0" w:unhideWhenUsed="0"/>
+    <w:lsdException w:name="Table Classic 2" w:semiHidden="0" w:uiPriority="0" w:unhideWhenUsed="0"/>
+    <w:lsdException w:name="Table Classic 3" w:semiHidden="0" w:uiPriority="0" w:unhideWhenUsed="0"/>
+    <w:lsdException w:name="Table Classic 4" w:semiHidden="0" w:uiPriority="0" w:unhideWhenUsed="0"/>
+    <w:lsdException w:name="Table Colorful 1" w:semiHidden="0" w:uiPriority="0" w:unhideWhenUsed="0"/>
+    <w:lsdException w:name="Table Colorful 2" w:semiHidden="0" w:uiPriority="0" w:unhideWhenUsed="0"/>
+    <w:lsdException w:name="Table Colorful 3" w:semiHidden="0" w:uiPriority="0" w:unhideWhenUsed="0"/>
+    <w:lsdException w:name="Table Columns 1" w:semiHidden="0" w:uiPriority="0" w:unhideWhenUsed="0"/>
+    <w:lsdException w:name="Table Columns 2" w:semiHidden="0" w:uiPriority="0" w:unhideWhenUsed="0"/>
+    <w:lsdException w:name="Table Columns 3" w:semiHidden="0" w:uiPriority="0" w:unhideWhenUsed="0"/>
+    <w:lsdException w:name="Table Columns 4" w:semiHidden="0" w:uiPriority="0" w:unhideWhenUsed="0"/>
+    <w:lsdException w:name="Table Columns 5" w:semiHidden="0" w:uiPriority="0" w:unhideWhenUsed="0"/>
+    <w:lsdException w:name="Table Grid 1" w:semiHidden="0" w:uiPriority="0" w:unhideWhenUsed="0"/>
+    <w:lsdException w:name="Table Grid 2" w:semiHidden="0" w:uiPriority="0" w:unhideWhenUsed="0"/>
+    <w:lsdException w:name="Table Grid 3" w:semiHidden="0" w:uiPriority="0" w:unhideWhenUsed="0"/>
+    <w:lsdException w:name="Table Grid 4" w:semiHidden="0" w:uiPriority="0" w:unhideWhenUsed="0"/>
+    <w:lsdException w:name="Table Grid 5" w:semiHidden="0" w:uiPriority="0" w:unhideWhenUsed="0"/>
+    <w:lsdException w:name="Table Grid 6" w:semiHidden="0" w:uiPriority="0" w:unhideWhenUsed="0"/>
+    <w:lsdException w:name="Table Grid 7" w:semiHidden="0" w:uiPriority="0" w:unhideWhenUsed="0"/>
+    <w:lsdException w:name="Table Grid 8" w:semiHidden="0" w:uiPriority="0" w:unhideWhenUsed="0"/>
+    <w:lsdException w:name="Table List 1" w:semiHidden="0" w:uiPriority="0" w:unhideWhenUsed="0"/>
+    <w:lsdException w:name="Table List 2" w:semiHidden="0" w:uiPriority="0" w:unhideWhenUsed="0"/>
+    <w:lsdException w:name="Table List 3" w:semiHidden="0" w:uiPriority="0" w:unhideWhenUsed="0"/>
+    <w:lsdException w:name="Table List 4" w:semiHidden="0" w:uiPriority="0" w:unhideWhenUsed="0"/>
+    <w:lsdException w:name="Table List 5" w:semiHidden="0" w:uiPriority="0" w:unhideWhenUsed="0"/>
+    <w:lsdException w:name="Table List 6" w:semiHidden="0" w:uiPriority="0" w:unhideWhenUsed="0"/>
+    <w:lsdException w:name="Table List 7" w:semiHidden="0" w:uiPriority="0" w:unhideWhenUsed="0"/>
+    <w:lsdException w:name="Table List 8" w:semiHidden="0" w:uiPriority="0" w:unhideWhenUsed="0"/>
+    <w:lsdException w:name="Table 3D effects 1" w:semiHidden="0" w:uiPriority="0" w:unhideWhenUsed="0"/>
+    <w:lsdException w:name="Table 3D effects 2" w:semiHidden="0" w:uiPriority="0" w:unhideWhenUsed="0"/>
+    <w:lsdException w:name="Table 3D effects 3" w:semiHidden="0" w:uiPriority="0" w:unhideWhenUsed="0"/>
+    <w:lsdException w:name="Table Contemporary" w:semiHidden="0" w:uiPriority="0" w:unhideWhenUsed="0"/>
+    <w:lsdException w:name="Table Elegant" w:semiHidden="0" w:uiPriority="0" w:unhideWhenUsed="0"/>
+    <w:lsdException w:name="Table Professional" w:semiHidden="0" w:uiPriority="0" w:unhideWhenUsed="0"/>
+    <w:lsdException w:name="Table Subtle 1" w:semiHidden="0" w:uiPriority="0" w:unhideWhenUsed="0"/>
+    <w:lsdException w:name="Table Subtle 2" w:semiHidden="0" w:uiPriority="0" w:unhideWhenUsed="0"/>
+    <w:lsdException w:name="Table Web 1" w:semiHidden="0" w:uiPriority="0" w:unhideWhenUsed="0"/>
+    <w:lsdException w:name="Table Web 2" w:semiHidden="0" w:uiPriority="0" w:unhideWhenUsed="0"/>
+    <w:lsdException w:name="Table Web 3" w:semiHidden="0" w:uiPriority="0" w:unhideWhenUsed="0"/>
+    <w:lsdException w:name="Balloon Text" w:semiHidden="0" w:uiPriority="0" w:unhideWhenUsed="0"/>
+    <w:lsdException w:name="Table Grid" w:semiHidden="0" w:uiPriority="0" w:unhideWhenUsed="0" w:qFormat="1"/>
+    <w:lsdException w:name="Table Theme" w:semiHidden="0" w:uiPriority="0" w:unhideWhenUsed="0"/>
+    <w:lsdException w:name="Light Shading" w:semiHidden="0" w:uiPriority="60" w:unhideWhenUsed="0"/>
+    <w:lsdException w:name="Light List" w:semiHidden="0" w:uiPriority="61" w:unhideWhenUsed="0"/>
+    <w:lsdException w:name="Light Grid" w:semiHidden="0" w:uiPriority="62" w:unhideWhenUsed="0"/>
+    <w:lsdException w:name="Medium Shading 1" w:semiHidden="0" w:uiPriority="63" w:unhideWhenUsed="0"/>
+    <w:lsdException w:name="Medium Shading 2" w:semiHidden="0" w:uiPriority="64" w:unhideWhenUsed="0"/>
+    <w:lsdException w:name="Medium List 1" w:semiHidden="0" w:uiPriority="65" w:unhideWhenUsed="0"/>
+    <w:lsdException w:name="Medium List 2" w:semiHidden="0" w:uiPriority="66" w:unhideWhenUsed="0"/>
+    <w:lsdException w:name="Medium Grid 1" w:semiHidden="0" w:uiPriority="67" w:unhideWhenUsed="0"/>
+    <w:lsdException w:name="Medium Grid 2" w:semiHidden="0" w:uiPriority="68" w:unhideWhenUsed="0"/>
+    <w:lsdException w:name="Medium Grid 3" w:semiHidden="0" w:uiPriority="69" w:unhideWhenUsed="0"/>
+    <w:lsdException w:name="Dark List" w:semiHidden="0" w:uiPriority="70" w:unhideWhenUsed="0"/>
+    <w:lsdException w:name="Colorful Shading" w:semiHidden="0" w:uiPriority="71" w:unhideWhenUsed="0"/>
+    <w:lsdException w:name="Colorful List" w:semiHidden="0" w:uiPriority="72" w:unhideWhenUsed="0"/>
+    <w:lsdException w:name="Colorful Grid" w:semiHidden="0" w:uiPriority="73" w:unhideWhenUsed="0"/>
+    <w:lsdException w:name="Light Shading Accent 1" w:semiHidden="0" w:uiPriority="60" w:unhideWhenUsed="0"/>
+    <w:lsdException w:name="Light List Accent 1" w:semiHidden="0" w:uiPriority="61" w:unhideWhenUsed="0"/>
+    <w:lsdException w:name="Light Grid Accent 1" w:semiHidden="0" w:uiPriority="62" w:unhideWhenUsed="0"/>
+    <w:lsdException w:name="Medium Shading 1 Accent 1" w:semiHidden="0" w:uiPriority="63" w:unhideWhenUsed="0"/>
+    <w:lsdException w:name="Medium Shading 2 Accent 1" w:semiHidden="0" w:uiPriority="64" w:unhideWhenUsed="0"/>
+    <w:lsdException w:name="Medium List 1 Accent 1" w:semiHidden="0" w:uiPriority="65" w:unhideWhenUsed="0"/>
+    <w:lsdException w:name="Medium List 2 Accent 1" w:semiHidden="0" w:uiPriority="66" w:unhideWhenUsed="0"/>
+    <w:lsdException w:name="Medium Grid 1 Accent 1" w:semiHidden="0" w:uiPriority="67" w:unhideWhenUsed="0"/>
+    <w:lsdException w:name="Medium Grid 2 Accent 1" w:semiHidden="0" w:uiPriority="68" w:unhideWhenUsed="0"/>
+    <w:lsdException w:name="Medium Grid 3 Accent 1" w:semiHidden="0" w:uiPriority="69" w:unhideWhenUsed="0"/>
+    <w:lsdException w:name="Dark List Accent 1" w:semiHidden="0" w:uiPriority="70" w:unhideWhenUsed="0"/>
+    <w:lsdException w:name="Colorful Shading Accent 1" w:semiHidden="0" w:uiPriority="71" w:unhideWhenUsed="0"/>
+    <w:lsdException w:name="Colorful List Accent 1" w:semiHidden="0" w:uiPriority="72" w:unhideWhenUsed="0"/>
+    <w:lsdException w:name="Colorful Grid Accent 1" w:semiHidden="0" w:uiPriority="73" w:unhideWhenUsed="0"/>
+    <w:lsdException w:name="Light Shading Accent 2" w:semiHidden="0" w:uiPriority="60" w:unhideWhenUsed="0"/>
+    <w:lsdException w:name="Light List Accent 2" w:semiHidden="0" w:uiPriority="61" w:unhideWhenUsed="0"/>
+    <w:lsdException w:name="Light Grid Accent 2" w:semiHidden="0" w:uiPriority="62" w:unhideWhenUsed="0"/>
+    <w:lsdException w:name="Medium Shading 1 Accent 2" w:semiHidden="0" w:uiPriority="63" w:unhideWhenUsed="0"/>
+    <w:lsdException w:name="Medium Shading 2 Accent 2" w:semiHidden="0" w:uiPriority="64" w:unhideWhenUsed="0"/>
+    <w:lsdException w:name="Medium List 1 Accent 2" w:semiHidden="0" w:uiPriority="65" w:unhideWhenUsed="0"/>
+    <w:lsdException w:name="Medium List 2 Accent 2" w:semiHidden="0" w:uiPriority="66" w:unhideWhenUsed="0"/>
+    <w:lsdException w:name="Medium Grid 1 Accent 2" w:semiHidden="0" w:uiPriority="67" w:unhideWhenUsed="0"/>
+    <w:lsdException w:name="Medium Grid 2 Accent 2" w:semiHidden="0" w:uiPriority="68" w:unhideWhenUsed="0"/>
+    <w:lsdException w:name="Medium Grid 3 Accent 2" w:semiHidden="0" w:uiPriority="69" w:unhideWhenUsed="0"/>
+    <w:lsdException w:name="Dark List Accent 2" w:semiHidden="0" w:uiPriority="70" w:unhideWhenUsed="0"/>
+    <w:lsdException w:name="Colorful Shading Accent 2" w:semiHidden="0" w:uiPriority="71" w:unhideWhenUsed="0"/>
+    <w:lsdException w:name="Colorful List Accent 2" w:semiHidden="0" w:uiPriority="72" w:unhideWhenUsed="0"/>
+    <w:lsdException w:name="Colorful Grid Accent 2" w:semiHidden="0" w:uiPriority="73" w:unhideWhenUsed="0"/>
+    <w:lsdException w:name="Light Shading Accent 3" w:semiHidden="0" w:uiPriority="60" w:unhideWhenUsed="0"/>
+    <w:lsdException w:name="Light List Accent 3" w:semiHidden="0" w:uiPriority="61" w:unhideWhenUsed="0"/>
+    <w:lsdException w:name="Light Grid Accent 3" w:semiHidden="0" w:uiPriority="62" w:unhideWhenUsed="0"/>
+    <w:lsdException w:name="Medium Shading 1 Accent 3" w:semiHidden="0" w:uiPriority="63" w:unhideWhenUsed="0"/>
+    <w:lsdException w:name="Medium Shading 2 Accent 3" w:semiHidden="0" w:uiPriority="64" w:unhideWhenUsed="0"/>
+    <w:lsdException w:name="Medium List 1 Accent 3" w:semiHidden="0" w:uiPriority="65" w:unhideWhenUsed="0"/>
+    <w:lsdException w:name="Medium List 2 Accent 3" w:semiHidden="0" w:uiPriority="66" w:unhideWhenUsed="0"/>
+    <w:lsdException w:name="Medium Grid 1 Accent 3" w:semiHidden="0" w:uiPriority="67" w:unhideWhenUsed="0"/>
+    <w:lsdException w:name="Medium Grid 2 Accent 3" w:semiHidden="0" w:uiPriority="68" w:unhideWhenUsed="0"/>
+    <w:lsdException w:name="Medium Grid 3 Accent 3" w:semiHidden="0" w:uiPriority="69" w:unhideWhenUsed="0"/>
+    <w:lsdException w:name="Dark List Accent 3" w:semiHidden="0" w:uiPriority="70" w:unhideWhenUsed="0"/>
+    <w:lsdException w:name="Colorful Shading Accent 3" w:semiHidden="0" w:uiPriority="71" w:unhideWhenUsed="0"/>
+    <w:lsdException w:name="Colorful List Accent 3" w:semiHidden="0" w:uiPriority="72" w:unhideWhenUsed="0"/>
+    <w:lsdException w:name="Colorful Grid Accent 3" w:semiHidden="0" w:uiPriority="73" w:unhideWhenUsed="0"/>
+    <w:lsdException w:name="Light Shading Accent 4" w:semiHidden="0" w:uiPriority="60" w:unhideWhenUsed="0"/>
+    <w:lsdException w:name="Light List Accent 4" w:semiHidden="0" w:uiPriority="61" w:unhideWhenUsed="0"/>
+    <w:lsdException w:name="Light Grid Accent 4" w:semiHidden="0" w:uiPriority="62" w:unhideWhenUsed="0"/>
+    <w:lsdException w:name="Medium Shading 1 Accent 4" w:semiHidden="0" w:uiPriority="63" w:unhideWhenUsed="0"/>
+    <w:lsdException w:name="Medium Shading 2 Accent 4" w:semiHidden="0" w:uiPriority="64" w:unhideWhenUsed="0"/>
+    <w:lsdException w:name="Medium List 1 Accent 4" w:semiHidden="0" w:uiPriority="65" w:unhideWhenUsed="0"/>
+    <w:lsdException w:name="Medium List 2 Accent 4" w:semiHidden="0" w:uiPriority="66" w:unhideWhenUsed="0"/>
+    <w:lsdException w:name="Medium Grid 1 Accent 4" w:semiHidden="0" w:uiPriority="67" w:unhideWhenUsed="0"/>
+    <w:lsdException w:name="Medium Grid 2 Accent 4" w:semiHidden="0" w:uiPriority="68" w:unhideWhenUsed="0"/>
+    <w:lsdException w:name="Medium Grid 3 Accent 4" w:semiHidden="0" w:uiPriority="69" w:unhideWhenUsed="0"/>
+    <w:lsdException w:name="Dark List Accent 4" w:semiHidden="0" w:uiPriority="70" w:unhideWhenUsed="0"/>
+    <w:lsdException w:name="Colorful Shading Accent 4" w:semiHidden="0" w:uiPriority="71" w:unhideWhenUsed="0"/>
+    <w:lsdException w:name="Colorful List Accent 4" w:semiHidden="0" w:uiPriority="72" w:unhideWhenUsed="0"/>
+    <w:lsdException w:name="Colorful Grid Accent 4" w:semiHidden="0" w:uiPriority="73" w:unhideWhenUsed="0"/>
+    <w:lsdException w:name="Light Shading Accent 5" w:semiHidden="0" w:uiPriority="60" w:unhideWhenUsed="0"/>
+    <w:lsdException w:name="Light List Accent 5" w:semiHidden="0" w:uiPriority="61" w:unhideWhenUsed="0"/>
+    <w:lsdException w:name="Light Grid Accent 5" w:semiHidden="0" w:uiPriority="62" w:unhideWhenUsed="0"/>
+    <w:lsdException w:name="Medium Shading 1 Accent 5" w:semiHidden="0" w:uiPriority="63" w:unhideWhenUsed="0"/>
+    <w:lsdException w:name="Medium Shading 2 Accent 5" w:semiHidden="0" w:uiPriority="64" w:unhideWhenUsed="0"/>
+    <w:lsdException w:name="Medium List 1 Accent 5" w:semiHidden="0" w:uiPriority="65" w:unhideWhenUsed="0"/>
+    <w:lsdException w:name="Medium List 2 Accent 5" w:semiHidden="0" w:uiPriority="66" w:unhideWhenUsed="0"/>
+    <w:lsdException w:name="Medium Grid 1 Accent 5" w:semiHidden="0" w:uiPriority="67" w:unhideWhenUsed="0"/>
+    <w:lsdException w:name="Medium Grid 2 Accent 5" w:semiHidden="0" w:uiPriority="68" w:unhideWhenUsed="0"/>
+    <w:lsdException w:name="Medium Grid 3 Accent 5" w:semiHidden="0" w:uiPriority="69" w:unhideWhenUsed="0"/>
+    <w:lsdException w:name="Dark List Accent 5" w:semiHidden="0" w:uiPriority="70" w:unhideWhenUsed="0"/>
+    <w:lsdException w:name="Colorful Shading Accent 5" w:semiHidden="0" w:uiPriority="71" w:unhideWhenUsed="0"/>
+    <w:lsdException w:name="Colorful List Accent 5" w:semiHidden="0" w:uiPriority="72" w:unhideWhenUsed="0"/>
+    <w:lsdException w:name="Colorful Grid Accent 5" w:semiHidden="0" w:uiPriority="73" w:unhideWhenUsed="0"/>
+    <w:lsdException w:name="Light Shading Accent 6" w:semiHidden="0" w:uiPriority="60" w:unhideWhenUsed="0"/>
+    <w:lsdException w:name="Light List Accent 6" w:semiHidden="0" w:uiPriority="61" w:unhideWhenUsed="0"/>
+    <w:lsdException w:name="Light Grid Accent 6" w:semiHidden="0" w:uiPriority="62" w:unhideWhenUsed="0"/>
+    <w:lsdException w:name="Medium Shading 1 Accent 6" w:semiHidden="0" w:uiPriority="63" w:unhideWhenUsed="0"/>
+    <w:lsdException w:name="Medium Shading 2 Accent 6" w:semiHidden="0" w:uiPriority="64" w:unhideWhenUsed="0"/>
+    <w:lsdException w:name="Medium List 1 Accent 6" w:semiHidden="0" w:uiPriority="65" w:unhideWhenUsed="0"/>
+    <w:lsdException w:name="Medium List 2 Accent 6" w:semiHidden="0" w:uiPriority="66" w:unhideWhenUsed="0"/>
+    <w:lsdException w:name="Medium Grid 1 Accent 6" w:semiHidden="0" w:uiPriority="67" w:unhideWhenUsed="0"/>
+    <w:lsdException w:name="Medium Grid 2 Accent 6" w:semiHidden="0" w:uiPriority="68" w:unhideWhenUsed="0"/>
+    <w:lsdException w:name="Medium Grid 3 Accent 6" w:semiHidden="0" w:uiPriority="69" w:unhideWhenUsed="0"/>
+    <w:lsdException w:name="Dark List Accent 6" w:semiHidden="0" w:uiPriority="70" w:unhideWhenUsed="0"/>
+    <w:lsdException w:name="Colorful Shading Accent 6" w:semiHidden="0" w:uiPriority="71" w:unhideWhenUsed="0"/>
+    <w:lsdException w:name="Colorful List Accent 6" w:semiHidden="0" w:uiPriority="72" w:unhideWhenUsed="0"/>
+    <w:lsdException w:name="Colorful Grid Accent 6" w:semiHidden="0" w:uiPriority="73" w:unhideWhenUsed="0"/>
   </w:latentStyles>
-  <w:style w:type="paragraph" w:default="1" w:styleId="1">
+  <w:style w:type="paragraph" w:default="1" w:styleId="Normal">
     <w:name w:val="Normal"/>
     <w:qFormat/>
-    <w:uiPriority w:val="0"/>
     <w:pPr>
       <w:kinsoku w:val="0"/>
       <w:autoSpaceDE w:val="0"/>
@@ -9569,7 +9412,7 @@
       <w:textAlignment w:val="baseline"/>
     </w:pPr>
     <w:rPr>
-      <w:rFonts w:ascii="Arial" w:hAnsi="Arial" w:eastAsia="宋体" w:cs="Arial"/>
+      <w:rFonts w:ascii="Arial" w:eastAsia="宋体" w:hAnsi="Arial" w:cs="Arial"/>
       <w:snapToGrid w:val="0"/>
       <w:color w:val="000000"/>
       <w:kern w:val="0"/>
@@ -9578,12 +9421,11 @@
       <w:lang w:val="en-US" w:eastAsia="en-US" w:bidi="ar-SA"/>
     </w:rPr>
   </w:style>
-  <w:style w:type="paragraph" w:styleId="2">
+  <w:style w:type="paragraph" w:styleId="Heading1">
     <w:name w:val="heading 1"/>
-    <w:basedOn w:val="1"/>
-    <w:next w:val="1"/>
+    <w:basedOn w:val="Normal"/>
+    <w:next w:val="Normal"/>
     <w:qFormat/>
-    <w:uiPriority w:val="0"/>
     <w:pPr>
       <w:keepNext/>
       <w:keepLines/>
@@ -9601,13 +9443,12 @@
       <w:sz w:val="44"/>
     </w:rPr>
   </w:style>
-  <w:style w:type="paragraph" w:styleId="3">
+  <w:style w:type="paragraph" w:styleId="Heading2">
     <w:name w:val="heading 2"/>
-    <w:basedOn w:val="1"/>
-    <w:next w:val="1"/>
+    <w:basedOn w:val="Normal"/>
+    <w:next w:val="Normal"/>
     <w:unhideWhenUsed/>
     <w:qFormat/>
-    <w:uiPriority w:val="0"/>
     <w:pPr>
       <w:keepNext/>
       <w:keepLines/>
@@ -9620,19 +9461,18 @@
       <w:outlineLvl w:val="1"/>
     </w:pPr>
     <w:rPr>
-      <w:rFonts w:ascii="Arial" w:hAnsi="Arial" w:eastAsia="黑体"/>
+      <w:rFonts w:ascii="Arial" w:eastAsia="黑体" w:hAnsi="Arial"/>
       <w:b/>
       <w:sz w:val="32"/>
     </w:rPr>
   </w:style>
-  <w:style w:type="paragraph" w:styleId="4">
+  <w:style w:type="paragraph" w:styleId="Heading3">
     <w:name w:val="heading 3"/>
-    <w:basedOn w:val="1"/>
-    <w:next w:val="1"/>
+    <w:basedOn w:val="Normal"/>
+    <w:next w:val="Normal"/>
     <w:semiHidden/>
     <w:unhideWhenUsed/>
     <w:qFormat/>
-    <w:uiPriority w:val="0"/>
     <w:pPr>
       <w:keepNext/>
       <w:keepLines/>
@@ -9649,13 +9489,12 @@
       <w:sz w:val="32"/>
     </w:rPr>
   </w:style>
-  <w:style w:type="paragraph" w:styleId="5">
+  <w:style w:type="paragraph" w:styleId="Heading4">
     <w:name w:val="heading 4"/>
-    <w:basedOn w:val="1"/>
-    <w:next w:val="1"/>
+    <w:basedOn w:val="Normal"/>
+    <w:next w:val="Normal"/>
     <w:unhideWhenUsed/>
     <w:qFormat/>
-    <w:uiPriority w:val="0"/>
     <w:pPr>
       <w:keepNext/>
       <w:keepLines/>
@@ -9668,19 +9507,18 @@
       <w:outlineLvl w:val="3"/>
     </w:pPr>
     <w:rPr>
-      <w:rFonts w:ascii="Arial" w:hAnsi="Arial" w:eastAsia="黑体"/>
+      <w:rFonts w:ascii="Arial" w:eastAsia="黑体" w:hAnsi="Arial"/>
       <w:b/>
       <w:sz w:val="28"/>
     </w:rPr>
   </w:style>
-  <w:style w:type="paragraph" w:styleId="6">
+  <w:style w:type="paragraph" w:styleId="Heading5">
     <w:name w:val="heading 5"/>
-    <w:basedOn w:val="1"/>
-    <w:next w:val="1"/>
+    <w:basedOn w:val="Normal"/>
+    <w:next w:val="Normal"/>
     <w:semiHidden/>
     <w:unhideWhenUsed/>
     <w:qFormat/>
-    <w:uiPriority w:val="0"/>
     <w:pPr>
       <w:keepNext/>
       <w:keepLines/>
@@ -9697,14 +9535,13 @@
       <w:sz w:val="28"/>
     </w:rPr>
   </w:style>
-  <w:style w:type="paragraph" w:styleId="7">
+  <w:style w:type="paragraph" w:styleId="Heading6">
     <w:name w:val="heading 6"/>
-    <w:basedOn w:val="1"/>
-    <w:next w:val="1"/>
+    <w:basedOn w:val="Normal"/>
+    <w:next w:val="Normal"/>
     <w:semiHidden/>
     <w:unhideWhenUsed/>
     <w:qFormat/>
-    <w:uiPriority w:val="0"/>
     <w:pPr>
       <w:keepNext/>
       <w:keepLines/>
@@ -9717,19 +9554,18 @@
       <w:outlineLvl w:val="5"/>
     </w:pPr>
     <w:rPr>
-      <w:rFonts w:ascii="Arial" w:hAnsi="Arial" w:eastAsia="黑体"/>
+      <w:rFonts w:ascii="Arial" w:eastAsia="黑体" w:hAnsi="Arial"/>
       <w:b/>
       <w:sz w:val="24"/>
     </w:rPr>
   </w:style>
-  <w:style w:type="paragraph" w:styleId="8">
+  <w:style w:type="paragraph" w:styleId="Heading7">
     <w:name w:val="heading 7"/>
-    <w:basedOn w:val="1"/>
-    <w:next w:val="1"/>
+    <w:basedOn w:val="Normal"/>
+    <w:next w:val="Normal"/>
     <w:semiHidden/>
     <w:unhideWhenUsed/>
     <w:qFormat/>
-    <w:uiPriority w:val="0"/>
     <w:pPr>
       <w:keepNext/>
       <w:keepLines/>
@@ -9746,14 +9582,13 @@
       <w:sz w:val="24"/>
     </w:rPr>
   </w:style>
-  <w:style w:type="paragraph" w:styleId="9">
+  <w:style w:type="paragraph" w:styleId="Heading8">
     <w:name w:val="heading 8"/>
-    <w:basedOn w:val="1"/>
-    <w:next w:val="1"/>
+    <w:basedOn w:val="Normal"/>
+    <w:next w:val="Normal"/>
     <w:semiHidden/>
     <w:unhideWhenUsed/>
     <w:qFormat/>
-    <w:uiPriority w:val="0"/>
     <w:pPr>
       <w:keepNext/>
       <w:keepLines/>
@@ -9766,18 +9601,17 @@
       <w:outlineLvl w:val="7"/>
     </w:pPr>
     <w:rPr>
-      <w:rFonts w:ascii="Arial" w:hAnsi="Arial" w:eastAsia="黑体"/>
+      <w:rFonts w:ascii="Arial" w:eastAsia="黑体" w:hAnsi="Arial"/>
       <w:sz w:val="24"/>
     </w:rPr>
   </w:style>
-  <w:style w:type="paragraph" w:styleId="10">
+  <w:style w:type="paragraph" w:styleId="Heading9">
     <w:name w:val="heading 9"/>
-    <w:basedOn w:val="1"/>
-    <w:next w:val="1"/>
+    <w:basedOn w:val="Normal"/>
+    <w:next w:val="Normal"/>
     <w:semiHidden/>
     <w:unhideWhenUsed/>
     <w:qFormat/>
-    <w:uiPriority w:val="0"/>
     <w:pPr>
       <w:keepNext/>
       <w:keepLines/>
@@ -9790,21 +9624,19 @@
       <w:outlineLvl w:val="8"/>
     </w:pPr>
     <w:rPr>
-      <w:rFonts w:ascii="Arial" w:hAnsi="Arial" w:eastAsia="黑体"/>
+      <w:rFonts w:ascii="Arial" w:eastAsia="黑体" w:hAnsi="Arial"/>
       <w:sz w:val="21"/>
     </w:rPr>
   </w:style>
-  <w:style w:type="character" w:default="1" w:styleId="22">
+  <w:style w:type="character" w:default="1" w:styleId="DefaultParagraphFont">
     <w:name w:val="Default Paragraph Font"/>
     <w:semiHidden/>
     <w:qFormat/>
-    <w:uiPriority w:val="0"/>
   </w:style>
-  <w:style w:type="table" w:default="1" w:styleId="20">
+  <w:style w:type="table" w:default="1" w:styleId="TableNormal">
     <w:name w:val="Normal Table"/>
     <w:semiHidden/>
     <w:qFormat/>
-    <w:uiPriority w:val="0"/>
     <w:tblPr>
       <w:tblCellMar>
         <w:top w:w="0" w:type="dxa"/>
@@ -9814,43 +9646,39 @@
       </w:tblCellMar>
     </w:tblPr>
   </w:style>
-  <w:style w:type="paragraph" w:styleId="11">
+  <w:style w:type="paragraph" w:styleId="CommentText">
     <w:name w:val="annotation text"/>
-    <w:basedOn w:val="1"/>
+    <w:basedOn w:val="Normal"/>
     <w:qFormat/>
-    <w:uiPriority w:val="0"/>
     <w:pPr>
       <w:jc w:val="left"/>
     </w:pPr>
   </w:style>
-  <w:style w:type="paragraph" w:styleId="12">
+  <w:style w:type="paragraph" w:styleId="BodyText">
     <w:name w:val="Body Text"/>
-    <w:basedOn w:val="1"/>
+    <w:basedOn w:val="Normal"/>
     <w:semiHidden/>
     <w:qFormat/>
-    <w:uiPriority w:val="0"/>
     <w:rPr>
-      <w:rFonts w:ascii="Arial" w:hAnsi="Arial" w:eastAsia="Arial" w:cs="Arial"/>
+      <w:rFonts w:ascii="Arial" w:eastAsia="Arial" w:hAnsi="Arial" w:cs="Arial"/>
       <w:sz w:val="21"/>
       <w:szCs w:val="21"/>
       <w:lang w:val="en-US" w:eastAsia="en-US" w:bidi="ar-SA"/>
     </w:rPr>
   </w:style>
-  <w:style w:type="paragraph" w:styleId="13">
+  <w:style w:type="paragraph" w:styleId="TOC3">
     <w:name w:val="toc 3"/>
-    <w:basedOn w:val="1"/>
-    <w:next w:val="1"/>
+    <w:basedOn w:val="Normal"/>
+    <w:next w:val="Normal"/>
     <w:qFormat/>
-    <w:uiPriority w:val="0"/>
     <w:pPr>
       <w:ind w:left="840" w:leftChars="400"/>
     </w:pPr>
   </w:style>
-  <w:style w:type="paragraph" w:styleId="14">
+  <w:style w:type="paragraph" w:styleId="Footer">
     <w:name w:val="footer"/>
-    <w:basedOn w:val="1"/>
+    <w:basedOn w:val="Normal"/>
     <w:qFormat/>
-    <w:uiPriority w:val="0"/>
     <w:pPr>
       <w:tabs>
         <w:tab w:val="center" w:pos="4153"/>
@@ -9863,17 +9691,16 @@
       <w:sz w:val="18"/>
     </w:rPr>
   </w:style>
-  <w:style w:type="paragraph" w:styleId="15">
+  <w:style w:type="paragraph" w:styleId="Header">
     <w:name w:val="header"/>
-    <w:basedOn w:val="1"/>
+    <w:basedOn w:val="Normal"/>
     <w:qFormat/>
-    <w:uiPriority w:val="0"/>
     <w:pPr>
       <w:pBdr>
-        <w:top w:val="none" w:color="auto" w:sz="0" w:space="0"/>
-        <w:left w:val="none" w:color="auto" w:sz="0" w:space="0"/>
-        <w:bottom w:val="none" w:color="auto" w:sz="0" w:space="0"/>
-        <w:right w:val="none" w:color="auto" w:sz="0" w:space="0"/>
+        <w:top w:val="nil"/>
+        <w:left w:val="nil"/>
+        <w:bottom w:val="nil"/>
+        <w:right w:val="nil"/>
       </w:pBdr>
       <w:tabs>
         <w:tab w:val="center" w:pos="4153"/>
@@ -9888,41 +9715,37 @@
       <w:sz w:val="18"/>
     </w:rPr>
   </w:style>
-  <w:style w:type="paragraph" w:styleId="16">
+  <w:style w:type="paragraph" w:styleId="TOC1">
     <w:name w:val="toc 1"/>
-    <w:basedOn w:val="1"/>
-    <w:next w:val="1"/>
+    <w:basedOn w:val="Normal"/>
+    <w:next w:val="Normal"/>
     <w:qFormat/>
-    <w:uiPriority w:val="0"/>
     <w:rPr>
-      <w:rFonts w:ascii="Arial" w:hAnsi="Arial" w:eastAsia="Microsoft JhengHei"/>
+      <w:rFonts w:ascii="Arial" w:eastAsia="Microsoft JhengHei" w:hAnsi="Arial"/>
       <w:sz w:val="24"/>
     </w:rPr>
   </w:style>
-  <w:style w:type="paragraph" w:styleId="17">
+  <w:style w:type="paragraph" w:styleId="TOC2">
     <w:name w:val="toc 2"/>
-    <w:basedOn w:val="1"/>
-    <w:next w:val="1"/>
+    <w:basedOn w:val="Normal"/>
+    <w:next w:val="Normal"/>
     <w:qFormat/>
-    <w:uiPriority w:val="0"/>
     <w:pPr>
       <w:ind w:left="420" w:leftChars="200"/>
     </w:pPr>
   </w:style>
-  <w:style w:type="paragraph" w:styleId="18">
+  <w:style w:type="paragraph" w:styleId="NormalWeb">
     <w:name w:val="Normal (Web)"/>
-    <w:basedOn w:val="1"/>
+    <w:basedOn w:val="Normal"/>
     <w:qFormat/>
-    <w:uiPriority w:val="0"/>
     <w:rPr>
       <w:sz w:val="24"/>
     </w:rPr>
   </w:style>
-  <w:style w:type="paragraph" w:styleId="19">
+  <w:style w:type="paragraph" w:styleId="Title">
     <w:name w:val="Title"/>
-    <w:basedOn w:val="1"/>
+    <w:basedOn w:val="Normal"/>
     <w:qFormat/>
-    <w:uiPriority w:val="0"/>
     <w:pPr>
       <w:spacing w:before="240" w:beforeLines="0" w:beforeAutospacing="0" w:after="60" w:afterLines="0" w:afterAutospacing="0"/>
       <w:jc w:val="center"/>
@@ -9934,73 +9757,68 @@
       <w:sz w:val="32"/>
     </w:rPr>
   </w:style>
-  <w:style w:type="table" w:styleId="21">
+  <w:style w:type="table" w:styleId="TableGrid">
     <w:name w:val="Table Grid"/>
-    <w:basedOn w:val="20"/>
+    <w:basedOn w:val="TableNormal"/>
     <w:qFormat/>
-    <w:uiPriority w:val="0"/>
     <w:pPr>
       <w:widowControl w:val="0"/>
       <w:jc w:val="both"/>
     </w:pPr>
     <w:tblPr>
       <w:tblBorders>
-        <w:top w:val="single" w:color="auto" w:sz="4" w:space="0"/>
-        <w:left w:val="single" w:color="auto" w:sz="4" w:space="0"/>
-        <w:bottom w:val="single" w:color="auto" w:sz="4" w:space="0"/>
-        <w:right w:val="single" w:color="auto" w:sz="4" w:space="0"/>
-        <w:insideH w:val="single" w:color="auto" w:sz="4" w:space="0"/>
-        <w:insideV w:val="single" w:color="auto" w:sz="4" w:space="0"/>
+        <w:top w:val="single" w:sz="4" w:space="0" w:color="auto"/>
+        <w:left w:val="single" w:sz="4" w:space="0" w:color="auto"/>
+        <w:bottom w:val="single" w:sz="4" w:space="0" w:color="auto"/>
+        <w:right w:val="single" w:sz="4" w:space="0" w:color="auto"/>
+        <w:insideH w:val="single" w:sz="4" w:space="0" w:color="auto"/>
+        <w:insideV w:val="single" w:sz="4" w:space="0" w:color="auto"/>
       </w:tblBorders>
     </w:tblPr>
   </w:style>
-  <w:style w:type="character" w:styleId="23">
+  <w:style w:type="character" w:styleId="Strong">
     <w:name w:val="Strong"/>
-    <w:basedOn w:val="22"/>
+    <w:basedOn w:val="DefaultParagraphFont"/>
     <w:qFormat/>
-    <w:uiPriority w:val="0"/>
     <w:rPr>
       <w:b/>
     </w:rPr>
   </w:style>
-  <w:style w:type="paragraph" w:customStyle="1" w:styleId="24">
+  <w:style w:type="paragraph" w:customStyle="1" w:styleId="a">
     <w:name w:val="柴_公司名"/>
-    <w:basedOn w:val="19"/>
+    <w:basedOn w:val="Title"/>
     <w:qFormat/>
-    <w:uiPriority w:val="0"/>
     <w:pPr>
       <w:spacing w:after="600" w:afterLines="600"/>
     </w:pPr>
     <w:rPr>
-      <w:rFonts w:hint="eastAsia" w:ascii="宋体" w:hAnsi="宋体" w:eastAsia="宋体" w:cs="宋体"/>
+      <w:rFonts w:ascii="宋体" w:eastAsia="宋体" w:hAnsi="宋体" w:cs="宋体" w:hint="eastAsia"/>
       <w:bCs/>
       <w:spacing w:val="-6"/>
       <w:sz w:val="52"/>
       <w:szCs w:val="52"/>
     </w:rPr>
   </w:style>
-  <w:style w:type="paragraph" w:customStyle="1" w:styleId="25">
+  <w:style w:type="paragraph" w:customStyle="1" w:styleId="a0">
     <w:name w:val="柴_文档名"/>
-    <w:basedOn w:val="19"/>
+    <w:basedOn w:val="Title"/>
     <w:qFormat/>
-    <w:uiPriority w:val="0"/>
     <w:pPr>
       <w:spacing w:after="900" w:afterLines="900"/>
     </w:pPr>
     <w:rPr>
-      <w:rFonts w:ascii="黑体" w:hAnsi="黑体" w:eastAsia="黑体" w:cs="黑体"/>
+      <w:rFonts w:ascii="黑体" w:eastAsia="黑体" w:hAnsi="黑体" w:cs="黑体"/>
       <w:bCs/>
       <w:spacing w:val="-7"/>
       <w:sz w:val="52"/>
       <w:szCs w:val="52"/>
     </w:rPr>
   </w:style>
-  <w:style w:type="table" w:customStyle="1" w:styleId="26">
+  <w:style w:type="table" w:customStyle="1" w:styleId="TableNormal0">
     <w:name w:val="Table Normal_0"/>
     <w:semiHidden/>
     <w:unhideWhenUsed/>
     <w:qFormat/>
-    <w:uiPriority w:val="0"/>
     <w:tblPr>
       <w:tblCellMar>
         <w:top w:w="0" w:type="dxa"/>
@@ -10010,89 +9828,83 @@
       </w:tblCellMar>
     </w:tblPr>
   </w:style>
-  <w:style w:type="paragraph" w:customStyle="1" w:styleId="27">
+  <w:style w:type="paragraph" w:customStyle="1" w:styleId="TableText">
     <w:name w:val="Table Text"/>
-    <w:basedOn w:val="1"/>
+    <w:basedOn w:val="Normal"/>
     <w:semiHidden/>
     <w:qFormat/>
-    <w:uiPriority w:val="0"/>
     <w:rPr>
-      <w:rFonts w:ascii="宋体" w:hAnsi="宋体" w:eastAsia="宋体" w:cs="宋体"/>
+      <w:rFonts w:ascii="宋体" w:eastAsia="宋体" w:hAnsi="宋体" w:cs="宋体"/>
       <w:sz w:val="21"/>
       <w:szCs w:val="21"/>
       <w:lang w:val="en-US" w:eastAsia="en-US" w:bidi="ar-SA"/>
     </w:rPr>
   </w:style>
-  <w:style w:type="paragraph" w:customStyle="1" w:styleId="28">
+  <w:style w:type="paragraph" w:customStyle="1" w:styleId="1">
     <w:name w:val="柴_标题1"/>
-    <w:basedOn w:val="2"/>
-    <w:next w:val="29"/>
-    <w:link w:val="38"/>
+    <w:basedOn w:val="Heading1"/>
+    <w:next w:val="a1"/>
+    <w:link w:val="1Char"/>
     <w:qFormat/>
-    <w:uiPriority w:val="0"/>
     <w:pPr>
       <w:spacing w:before="100" w:after="90" w:line="360" w:lineRule="auto"/>
     </w:pPr>
     <w:rPr>
-      <w:rFonts w:ascii="Arial" w:hAnsi="Arial" w:eastAsia="宋体"/>
+      <w:rFonts w:ascii="Arial" w:eastAsia="宋体" w:hAnsi="Arial"/>
       <w:sz w:val="32"/>
     </w:rPr>
   </w:style>
-  <w:style w:type="paragraph" w:customStyle="1" w:styleId="29">
+  <w:style w:type="paragraph" w:customStyle="1" w:styleId="a1">
     <w:name w:val="柴_正文"/>
-    <w:basedOn w:val="12"/>
-    <w:link w:val="42"/>
+    <w:basedOn w:val="BodyText"/>
+    <w:link w:val="Char"/>
     <w:qFormat/>
-    <w:uiPriority w:val="0"/>
     <w:pPr>
       <w:spacing w:line="360" w:lineRule="auto"/>
       <w:ind w:firstLine="470" w:firstLineChars="200"/>
     </w:pPr>
     <w:rPr>
-      <w:rFonts w:ascii="Arial" w:hAnsi="Arial" w:eastAsia="宋体"/>
+      <w:rFonts w:ascii="Arial" w:eastAsia="宋体" w:hAnsi="Arial"/>
       <w:sz w:val="24"/>
       <w:lang w:eastAsia="zh-CN"/>
     </w:rPr>
   </w:style>
-  <w:style w:type="paragraph" w:customStyle="1" w:styleId="30">
+  <w:style w:type="paragraph" w:customStyle="1" w:styleId="2">
     <w:name w:val="柴_标题2"/>
-    <w:basedOn w:val="3"/>
-    <w:next w:val="29"/>
-    <w:link w:val="44"/>
+    <w:basedOn w:val="Heading2"/>
+    <w:next w:val="a1"/>
+    <w:link w:val="2Char"/>
     <w:qFormat/>
-    <w:uiPriority w:val="0"/>
     <w:pPr>
       <w:spacing w:line="360" w:lineRule="auto"/>
     </w:pPr>
     <w:rPr>
-      <w:rFonts w:ascii="Arial" w:hAnsi="Arial" w:eastAsia="宋体"/>
+      <w:rFonts w:ascii="Arial" w:eastAsia="宋体" w:hAnsi="Arial"/>
       <w:sz w:val="28"/>
     </w:rPr>
   </w:style>
-  <w:style w:type="paragraph" w:customStyle="1" w:styleId="31">
+  <w:style w:type="paragraph" w:customStyle="1" w:styleId="3">
     <w:name w:val="柴_标题3"/>
-    <w:basedOn w:val="4"/>
-    <w:next w:val="29"/>
-    <w:link w:val="43"/>
+    <w:basedOn w:val="Heading3"/>
+    <w:next w:val="a1"/>
+    <w:link w:val="3Char"/>
     <w:qFormat/>
-    <w:uiPriority w:val="0"/>
     <w:pPr>
       <w:spacing w:line="360" w:lineRule="auto"/>
       <w:ind w:left="0" w:firstLine="472" w:firstLineChars="200"/>
     </w:pPr>
     <w:rPr>
-      <w:rFonts w:ascii="宋体" w:hAnsi="宋体" w:eastAsia="宋体" w:cs="宋体"/>
+      <w:rFonts w:ascii="宋体" w:eastAsia="宋体" w:hAnsi="宋体" w:cs="宋体"/>
       <w:spacing w:val="-2"/>
       <w:sz w:val="24"/>
       <w:szCs w:val="24"/>
     </w:rPr>
   </w:style>
-  <w:style w:type="paragraph" w:customStyle="1" w:styleId="32">
+  <w:style w:type="paragraph" w:customStyle="1" w:styleId="a2">
     <w:name w:val="柴_目录"/>
-    <w:basedOn w:val="1"/>
-    <w:next w:val="12"/>
+    <w:basedOn w:val="Normal"/>
+    <w:next w:val="BodyText"/>
     <w:qFormat/>
-    <w:uiPriority w:val="0"/>
     <w:pPr>
       <w:tabs>
         <w:tab w:val="right" w:leader="dot" w:pos="8442"/>
@@ -10100,64 +9912,59 @@
       <w:ind w:left="0" w:leftChars="0"/>
     </w:pPr>
     <w:rPr>
-      <w:rFonts w:ascii="Arial" w:hAnsi="Arial" w:eastAsia="Microsoft JhengHei"/>
+      <w:rFonts w:ascii="Arial" w:eastAsia="Microsoft JhengHei" w:hAnsi="Arial"/>
       <w:sz w:val="24"/>
     </w:rPr>
   </w:style>
-  <w:style w:type="paragraph" w:customStyle="1" w:styleId="33">
+  <w:style w:type="paragraph" w:customStyle="1" w:styleId="WPSOffice1">
     <w:name w:val="WPSOffice手动目录 1"/>
     <w:qFormat/>
-    <w:uiPriority w:val="0"/>
     <w:pPr>
       <w:ind w:leftChars="0"/>
     </w:pPr>
     <w:rPr>
-      <w:rFonts w:ascii="Times New Roman" w:hAnsi="Times New Roman" w:eastAsia="宋体" w:cs="Times New Roman"/>
+      <w:rFonts w:ascii="Times New Roman" w:eastAsia="宋体" w:hAnsi="Times New Roman" w:cs="Times New Roman"/>
       <w:sz w:val="20"/>
       <w:szCs w:val="20"/>
     </w:rPr>
   </w:style>
-  <w:style w:type="paragraph" w:customStyle="1" w:styleId="34">
+  <w:style w:type="paragraph" w:customStyle="1" w:styleId="WPSOffice2">
     <w:name w:val="WPSOffice手动目录 2"/>
     <w:qFormat/>
-    <w:uiPriority w:val="0"/>
     <w:pPr>
       <w:ind w:leftChars="200"/>
     </w:pPr>
     <w:rPr>
-      <w:rFonts w:ascii="Times New Roman" w:hAnsi="Times New Roman" w:eastAsia="宋体" w:cs="Times New Roman"/>
+      <w:rFonts w:ascii="Times New Roman" w:eastAsia="宋体" w:hAnsi="Times New Roman" w:cs="Times New Roman"/>
       <w:sz w:val="20"/>
       <w:szCs w:val="20"/>
     </w:rPr>
   </w:style>
-  <w:style w:type="paragraph" w:customStyle="1" w:styleId="35">
+  <w:style w:type="paragraph" w:customStyle="1" w:styleId="WPSOffice3">
     <w:name w:val="WPSOffice手动目录 3"/>
     <w:qFormat/>
-    <w:uiPriority w:val="0"/>
     <w:pPr>
       <w:ind w:leftChars="400"/>
     </w:pPr>
     <w:rPr>
-      <w:rFonts w:ascii="Times New Roman" w:hAnsi="Times New Roman" w:eastAsia="宋体" w:cs="Times New Roman"/>
+      <w:rFonts w:ascii="Times New Roman" w:eastAsia="宋体" w:hAnsi="Times New Roman" w:cs="Times New Roman"/>
       <w:sz w:val="20"/>
       <w:szCs w:val="20"/>
     </w:rPr>
   </w:style>
-  <w:style w:type="paragraph" w:customStyle="1" w:styleId="36">
+  <w:style w:type="paragraph" w:customStyle="1" w:styleId="Compact">
     <w:name w:val="Compact"/>
-    <w:basedOn w:val="12"/>
+    <w:basedOn w:val="BodyText"/>
     <w:qFormat/>
-    <w:uiPriority w:val="0"/>
     <w:pPr>
       <w:spacing w:before="36" w:after="36"/>
     </w:pPr>
   </w:style>
-  <w:style w:type="table" w:customStyle="1" w:styleId="37">
+  <w:style w:type="table" w:customStyle="1" w:styleId="Table">
     <w:name w:val="Table"/>
     <w:semiHidden/>
     <w:unhideWhenUsed/>
     <w:qFormat/>
-    <w:uiPriority w:val="0"/>
     <w:tblPr>
       <w:tblCellMar>
         <w:top w:w="0" w:type="dxa"/>
@@ -10169,28 +9976,26 @@
     <w:tblStylePr w:type="firstRow">
       <w:tcPr>
         <w:tcBorders>
-          <w:bottom w:val="single" w:color="auto" w:sz="0" w:space="0"/>
+          <w:bottom w:val="single" w:sz="0" w:space="0" w:color="auto"/>
         </w:tcBorders>
         <w:vAlign w:val="bottom"/>
       </w:tcPr>
     </w:tblStylePr>
   </w:style>
-  <w:style w:type="character" w:customStyle="1" w:styleId="38">
+  <w:style w:type="character" w:customStyle="1" w:styleId="1Char">
     <w:name w:val="柴_标题1 Char"/>
-    <w:link w:val="28"/>
+    <w:link w:val="1"/>
     <w:qFormat/>
-    <w:uiPriority w:val="0"/>
     <w:rPr>
-      <w:rFonts w:ascii="Arial" w:hAnsi="Arial" w:eastAsia="宋体"/>
+      <w:rFonts w:ascii="Arial" w:eastAsia="宋体" w:hAnsi="Arial"/>
       <w:sz w:val="32"/>
     </w:rPr>
   </w:style>
-  <w:style w:type="table" w:customStyle="1" w:styleId="39">
+  <w:style w:type="table" w:customStyle="1" w:styleId="TableNormal1">
     <w:name w:val="Table Normal_1"/>
     <w:semiHidden/>
     <w:unhideWhenUsed/>
     <w:qFormat/>
-    <w:uiPriority w:val="0"/>
     <w:tblPr>
       <w:tblCellMar>
         <w:top w:w="0" w:type="dxa"/>
@@ -10200,11 +10005,10 @@
       </w:tblCellMar>
     </w:tblPr>
   </w:style>
-  <w:style w:type="paragraph" w:customStyle="1" w:styleId="40">
+  <w:style w:type="paragraph" w:customStyle="1" w:styleId="a3">
     <w:name w:val="柴_正文_无缩进"/>
-    <w:basedOn w:val="1"/>
+    <w:basedOn w:val="Normal"/>
     <w:qFormat/>
-    <w:uiPriority w:val="0"/>
     <w:pPr>
       <w:ind w:firstLine="0" w:firstLineChars="0"/>
     </w:pPr>
@@ -10214,54 +10018,50 @@
       <w:lang w:eastAsia="zh-CN"/>
     </w:rPr>
   </w:style>
-  <w:style w:type="paragraph" w:customStyle="1" w:styleId="41">
+  <w:style w:type="paragraph" w:customStyle="1" w:styleId="4">
     <w:name w:val="柴_标题4"/>
-    <w:basedOn w:val="5"/>
-    <w:next w:val="1"/>
+    <w:basedOn w:val="Heading4"/>
+    <w:next w:val="Normal"/>
     <w:qFormat/>
-    <w:uiPriority w:val="0"/>
     <w:pPr>
       <w:widowControl w:val="0"/>
       <w:spacing w:before="160" w:line="360" w:lineRule="auto"/>
-      <w:ind w:left="981" w:leftChars="300" w:hanging="862"/>
+      <w:ind w:left="981" w:hanging="862" w:leftChars="300"/>
     </w:pPr>
     <w:rPr>
-      <w:rFonts w:hint="eastAsia" w:ascii="Calibri" w:hAnsi="Calibri" w:eastAsia="宋体" w:cs="宋体"/>
+      <w:rFonts w:ascii="Calibri" w:eastAsia="宋体" w:hAnsi="Calibri" w:cs="宋体" w:hint="eastAsia"/>
       <w:sz w:val="24"/>
       <w:szCs w:val="24"/>
       <w:lang w:eastAsia="zh-CN" w:bidi="zh-CN"/>
     </w:rPr>
   </w:style>
-  <w:style w:type="character" w:customStyle="1" w:styleId="42">
+  <w:style w:type="character" w:customStyle="1" w:styleId="Char">
     <w:name w:val="柴_正文 Char"/>
-    <w:link w:val="29"/>
+    <w:link w:val="a1"/>
     <w:qFormat/>
-    <w:uiPriority w:val="0"/>
     <w:rPr>
-      <w:rFonts w:ascii="Arial" w:hAnsi="Arial" w:eastAsia="宋体"/>
+      <w:rFonts w:ascii="Arial" w:eastAsia="宋体" w:hAnsi="Arial"/>
       <w:sz w:val="24"/>
       <w:lang w:eastAsia="zh-CN"/>
     </w:rPr>
   </w:style>
-  <w:style w:type="character" w:customStyle="1" w:styleId="43">
+  <w:style w:type="character" w:customStyle="1" w:styleId="3Char">
     <w:name w:val="柴_标题3 Char"/>
-    <w:link w:val="31"/>
+    <w:link w:val="3"/>
     <w:qFormat/>
-    <w:uiPriority w:val="0"/>
     <w:rPr>
-      <w:rFonts w:ascii="宋体" w:hAnsi="宋体" w:eastAsia="宋体" w:cs="宋体"/>
+      <w:rFonts w:ascii="宋体" w:eastAsia="宋体" w:hAnsi="宋体" w:cs="宋体"/>
       <w:spacing w:val="-2"/>
       <w:sz w:val="24"/>
       <w:szCs w:val="24"/>
     </w:rPr>
   </w:style>
-  <w:style w:type="character" w:customStyle="1" w:styleId="44">
+  <w:style w:type="character" w:customStyle="1" w:styleId="2Char">
     <w:name w:val="柴_标题2 Char"/>
-    <w:link w:val="30"/>
+    <w:link w:val="2"/>
     <w:qFormat/>
-    <w:uiPriority w:val="0"/>
     <w:rPr>
-      <w:rFonts w:ascii="Arial" w:hAnsi="Arial" w:eastAsia="宋体"/>
+      <w:rFonts w:ascii="Arial" w:eastAsia="宋体" w:hAnsi="Arial"/>
       <w:sz w:val="28"/>
     </w:rPr>
   </w:style>

--- a/6-过程管理/流程制度规范类文件/TXHS-06-04-事件管理制度.docx
+++ b/6-过程管理/流程制度规范类文件/TXHS-06-04-事件管理制度.docx
@@ -1322,7 +1322,7 @@
                 <w:szCs w:val="20"/>
                 <w:lang w:val="en-US" w:eastAsia="zh-CN"/>
               </w:rPr>
-              <w:t>强宇涛</w:t>
+              <w:t>程方</w:t>
             </w:r>
           </w:p>
         </w:tc>
@@ -1369,7 +1369,7 @@
                 <w:vertAlign w:val="baseline"/>
                 <w:lang w:val="en-US" w:eastAsia="zh-CN"/>
               </w:rPr>
-              <w:t>陈凯</w:t>
+              <w:t>茅建根</w:t>
             </w:r>
           </w:p>
         </w:tc>
@@ -1623,7 +1623,7 @@
                 <w:szCs w:val="20"/>
                 <w:lang w:val="en-US" w:eastAsia="zh-CN"/>
               </w:rPr>
-              <w:t>强宇涛</w:t>
+              <w:t>程方</w:t>
             </w:r>
           </w:p>
         </w:tc>
@@ -1669,7 +1669,7 @@
                 <w:vertAlign w:val="baseline"/>
                 <w:lang w:val="en-US" w:eastAsia="zh-CN"/>
               </w:rPr>
-              <w:t>陈凯</w:t>
+              <w:t>茅建根</w:t>
             </w:r>
           </w:p>
         </w:tc>

--- a/6-过程管理/流程制度规范类文件/TXHS-06-04-事件管理制度.docx
+++ b/6-过程管理/流程制度规范类文件/TXHS-06-04-事件管理制度.docx
@@ -1,11 +1,10 @@
 
 <file path=word/document.xml><?xml version="1.0" encoding="utf-8"?>
-<w:document xmlns:wpc="http://schemas.microsoft.com/office/word/2010/wordprocessingCanvas" xmlns:mc="http://schemas.openxmlformats.org/markup-compatibility/2006" xmlns:o="urn:schemas-microsoft-com:office:office" xmlns:r="http://schemas.openxmlformats.org/officeDocument/2006/relationships" xmlns:m="http://schemas.openxmlformats.org/officeDocument/2006/math" xmlns:v="urn:schemas-microsoft-com:vml" xmlns:wp14="http://schemas.microsoft.com/office/word/2010/wordprocessingDrawing" xmlns:wp="http://schemas.openxmlformats.org/drawingml/2006/wordprocessingDrawing" xmlns:w10="urn:schemas-microsoft-com:office:word" xmlns:w="http://schemas.openxmlformats.org/wordprocessingml/2006/main" xmlns:w14="http://schemas.microsoft.com/office/word/2010/wordml" xmlns:w15="http://schemas.microsoft.com/office/word/2012/wordml" xmlns:wne="http://schemas.microsoft.com/office/word/2006/wordml" xmlns:wpg="http://schemas.microsoft.com/office/word/2010/wordprocessingGroup" xmlns:wpi="http://schemas.microsoft.com/office/word/2010/wordprocessingInk" xmlns:wps="http://schemas.microsoft.com/office/word/2010/wordprocessingShape" mc:Ignorable="w14 w15 wp14">
-  <!-- Generated by Aspose.Words for .NET 13.3.0.1 -->
+<w:document xmlns:wpc="http://schemas.microsoft.com/office/word/2010/wordprocessingCanvas" xmlns:mc="http://schemas.openxmlformats.org/markup-compatibility/2006" xmlns:o="urn:schemas-microsoft-com:office:office" xmlns:r="http://schemas.openxmlformats.org/officeDocument/2006/relationships" xmlns:m="http://schemas.openxmlformats.org/officeDocument/2006/math" xmlns:v="urn:schemas-microsoft-com:vml" xmlns:wp14="http://schemas.microsoft.com/office/word/2010/wordprocessingDrawing" xmlns:wp="http://schemas.openxmlformats.org/drawingml/2006/wordprocessingDrawing" xmlns:w="http://schemas.openxmlformats.org/wordprocessingml/2006/main" xmlns:w14="http://schemas.microsoft.com/office/word/2010/wordml" xmlns:w10="urn:schemas-microsoft-com:office:word" xmlns:w15="http://schemas.microsoft.com/office/word/2012/wordml" xmlns:wpg="http://schemas.microsoft.com/office/word/2010/wordprocessingGroup" xmlns:wpi="http://schemas.microsoft.com/office/word/2010/wordprocessingInk" xmlns:wne="http://schemas.microsoft.com/office/word/2006/wordml" xmlns:wps="http://schemas.microsoft.com/office/word/2010/wordprocessingShape" xmlns:wpsCustomData="http://www.wps.cn/officeDocument/2013/wpsCustomData" mc:Ignorable="w14 w15 wp14">
   <w:body>
     <w:p>
       <w:pPr>
-        <w:pStyle w:val="a"/>
+        <w:pStyle w:val="24"/>
         <w:keepNext w:val="0"/>
         <w:keepLines w:val="0"/>
         <w:pageBreakBefore w:val="0"/>
@@ -25,7 +24,7 @@
       <w:bookmarkStart w:id="0" w:name="_Toc30349"/>
       <w:r>
         <w:drawing>
-          <wp:anchor distT="0" distB="0" distL="114300" distR="114300" simplePos="0" relativeHeight="251660288" behindDoc="1" locked="0" layoutInCell="1" allowOverlap="1">
+          <wp:anchor distT="0" distB="0" distL="114300" distR="114300" simplePos="0" relativeHeight="251661312" behindDoc="1" locked="0" layoutInCell="1" allowOverlap="1">
             <wp:simplePos x="0" y="0"/>
             <wp:positionH relativeFrom="column">
               <wp:posOffset>-19050</wp:posOffset>
@@ -50,7 +49,7 @@
                     </pic:cNvPicPr>
                   </pic:nvPicPr>
                   <pic:blipFill>
-                    <a:blip xmlns:r="http://schemas.openxmlformats.org/officeDocument/2006/relationships" r:embed="rId4"/>
+                    <a:blip r:embed="rId7"/>
                     <a:stretch>
                       <a:fillRect/>
                     </a:stretch>
@@ -76,7 +75,7 @@
       </w:r>
       <w:r>
         <w:drawing>
-          <wp:anchor distT="0" distB="0" distL="114300" distR="114300" simplePos="0" relativeHeight="251659264" behindDoc="1" locked="0" layoutInCell="1" allowOverlap="1">
+          <wp:anchor distT="0" distB="0" distL="114300" distR="114300" simplePos="0" relativeHeight="251660288" behindDoc="1" locked="0" layoutInCell="1" allowOverlap="1">
             <wp:simplePos x="0" y="0"/>
             <wp:positionH relativeFrom="column">
               <wp:posOffset>0</wp:posOffset>
@@ -101,7 +100,7 @@
                     </pic:cNvPicPr>
                   </pic:nvPicPr>
                   <pic:blipFill>
-                    <a:blip xmlns:r="http://schemas.openxmlformats.org/officeDocument/2006/relationships" r:embed="rId5"/>
+                    <a:blip r:embed="rId8"/>
                     <a:stretch>
                       <a:fillRect/>
                     </a:stretch>
@@ -131,7 +130,7 @@
           <w:lang w:val="en-US" w:eastAsia="zh-CN"/>
         </w:rPr>
         <w:drawing>
-          <wp:anchor distT="0" distB="0" distL="114300" distR="114300" simplePos="0" relativeHeight="251658240" behindDoc="1" locked="0" layoutInCell="1" allowOverlap="1">
+          <wp:anchor distT="0" distB="0" distL="114300" distR="114300" simplePos="0" relativeHeight="251659264" behindDoc="1" locked="0" layoutInCell="1" allowOverlap="1">
             <wp:simplePos x="0" y="0"/>
             <wp:positionH relativeFrom="column">
               <wp:posOffset>635</wp:posOffset>
@@ -156,7 +155,7 @@
                     </pic:cNvPicPr>
                   </pic:nvPicPr>
                   <pic:blipFill>
-                    <a:blip xmlns:r="http://schemas.openxmlformats.org/officeDocument/2006/relationships" r:embed="rId6">
+                    <a:blip r:embed="rId9">
                       <a:alphaModFix amt="58000"/>
                       <a:lum contrast="-52000"/>
                     </a:blip>
@@ -190,7 +189,7 @@
     </w:p>
     <w:p>
       <w:pPr>
-        <w:pStyle w:val="a0"/>
+        <w:pStyle w:val="25"/>
         <w:keepNext w:val="0"/>
         <w:keepLines w:val="0"/>
         <w:pageBreakBefore w:val="0"/>
@@ -237,11 +236,11 @@
         <w:adjustRightInd w:val="0"/>
         <w:snapToGrid w:val="0"/>
         <w:spacing w:after="624" w:afterLines="200" w:line="219" w:lineRule="auto"/>
-        <w:ind w:left="0" w:right="0" w:firstLine="0" w:leftChars="0" w:rightChars="0" w:firstLineChars="0"/>
+        <w:ind w:left="0" w:leftChars="0" w:right="0" w:rightChars="0" w:firstLine="0" w:firstLineChars="0"/>
         <w:jc w:val="center"/>
         <w:textAlignment w:val="baseline"/>
         <w:rPr>
-          <w:rFonts w:ascii="宋体" w:eastAsia="宋体" w:hAnsi="宋体" w:cs="宋体" w:hint="eastAsia"/>
+          <w:rFonts w:hint="eastAsia" w:ascii="宋体" w:hAnsi="宋体" w:eastAsia="宋体" w:cs="宋体"/>
           <w:sz w:val="24"/>
           <w:szCs w:val="24"/>
           <w:lang w:val="en-US" w:eastAsia="zh-CN"/>
@@ -249,7 +248,7 @@
       </w:pPr>
       <w:r>
         <w:rPr>
-          <w:rFonts w:ascii="宋体" w:eastAsia="宋体" w:hAnsi="宋体" w:cs="宋体"/>
+          <w:rFonts w:ascii="宋体" w:hAnsi="宋体" w:eastAsia="宋体" w:cs="宋体"/>
           <w:b/>
           <w:bCs/>
           <w:spacing w:val="-3"/>
@@ -260,7 +259,7 @@
       </w:r>
       <w:r>
         <w:rPr>
-          <w:rFonts w:ascii="宋体" w:eastAsia="宋体" w:hAnsi="宋体" w:cs="宋体" w:hint="eastAsia"/>
+          <w:rFonts w:hint="eastAsia" w:ascii="宋体" w:hAnsi="宋体" w:eastAsia="宋体" w:cs="宋体"/>
           <w:b/>
           <w:bCs/>
           <w:spacing w:val="-3"/>
@@ -272,7 +271,7 @@
       </w:r>
       <w:r>
         <w:rPr>
-          <w:rFonts w:ascii="宋体" w:eastAsia="宋体" w:hAnsi="宋体" w:cs="宋体"/>
+          <w:rFonts w:ascii="宋体" w:hAnsi="宋体" w:eastAsia="宋体" w:cs="宋体"/>
           <w:b/>
           <w:bCs/>
           <w:spacing w:val="-3"/>
@@ -283,7 +282,7 @@
       </w:r>
       <w:r>
         <w:rPr>
-          <w:rFonts w:ascii="宋体" w:hAnsi="宋体" w:cs="宋体" w:hint="eastAsia"/>
+          <w:rFonts w:hint="eastAsia" w:ascii="宋体" w:hAnsi="宋体" w:cs="宋体"/>
           <w:b/>
           <w:bCs/>
           <w:spacing w:val="-3"/>
@@ -295,7 +294,7 @@
       </w:r>
       <w:r>
         <w:rPr>
-          <w:rFonts w:ascii="宋体" w:eastAsia="宋体" w:hAnsi="宋体" w:cs="宋体"/>
+          <w:rFonts w:ascii="宋体" w:hAnsi="宋体" w:eastAsia="宋体" w:cs="宋体"/>
           <w:b/>
           <w:bCs/>
           <w:spacing w:val="-3"/>
@@ -306,7 +305,7 @@
       </w:r>
       <w:r>
         <w:rPr>
-          <w:rFonts w:ascii="宋体" w:hAnsi="宋体" w:cs="宋体" w:hint="eastAsia"/>
+          <w:rFonts w:hint="eastAsia" w:ascii="宋体" w:hAnsi="宋体" w:cs="宋体"/>
           <w:b/>
           <w:bCs/>
           <w:spacing w:val="-3"/>
@@ -319,17 +318,18 @@
     </w:p>
     <w:tbl>
       <w:tblPr>
-        <w:tblStyle w:val="TableGrid"/>
+        <w:tblStyle w:val="21"/>
         <w:tblW w:w="0" w:type="auto"/>
         <w:jc w:val="center"/>
         <w:tblBorders>
-          <w:top w:val="nil"/>
-          <w:left w:val="nil"/>
-          <w:bottom w:val="nil"/>
-          <w:right w:val="nil"/>
-          <w:insideH w:val="nil"/>
-          <w:insideV w:val="nil"/>
+          <w:top w:val="none" w:color="auto" w:sz="0" w:space="0"/>
+          <w:left w:val="none" w:color="auto" w:sz="0" w:space="0"/>
+          <w:bottom w:val="none" w:color="auto" w:sz="0" w:space="0"/>
+          <w:right w:val="none" w:color="auto" w:sz="0" w:space="0"/>
+          <w:insideH w:val="none" w:color="auto" w:sz="0" w:space="0"/>
+          <w:insideV w:val="none" w:color="auto" w:sz="0" w:space="0"/>
         </w:tblBorders>
+        <w:tblLayout w:type="autofit"/>
         <w:tblCellMar>
           <w:top w:w="0" w:type="dxa"/>
           <w:left w:w="108" w:type="dxa"/>
@@ -343,15 +343,13 @@
       </w:tblGrid>
       <w:tr>
         <w:tblPrEx>
-          <w:tblW w:w="0" w:type="auto"/>
-          <w:jc w:val="center"/>
           <w:tblBorders>
-            <w:top w:val="nil"/>
-            <w:left w:val="nil"/>
-            <w:bottom w:val="nil"/>
-            <w:right w:val="nil"/>
-            <w:insideH w:val="nil"/>
-            <w:insideV w:val="nil"/>
+            <w:top w:val="none" w:color="auto" w:sz="0" w:space="0"/>
+            <w:left w:val="none" w:color="auto" w:sz="0" w:space="0"/>
+            <w:bottom w:val="none" w:color="auto" w:sz="0" w:space="0"/>
+            <w:right w:val="none" w:color="auto" w:sz="0" w:space="0"/>
+            <w:insideH w:val="none" w:color="auto" w:sz="0" w:space="0"/>
+            <w:insideV w:val="none" w:color="auto" w:sz="0" w:space="0"/>
           </w:tblBorders>
           <w:tblCellMar>
             <w:top w:w="0" w:type="dxa"/>
@@ -361,7 +359,7 @@
           </w:tblCellMar>
         </w:tblPrEx>
         <w:trPr>
-          <w:trHeight w:val="810"/>
+          <w:trHeight w:val="810" w:hRule="atLeast"/>
           <w:jc w:val="center"/>
         </w:trPr>
         <w:tc>
@@ -399,7 +397,7 @@
             </w:r>
             <w:r>
               <w:rPr>
-                <w:rFonts w:asciiTheme="minorAscii" w:eastAsiaTheme="minorEastAsia" w:hAnsiTheme="minorAscii" w:hint="default"/>
+                <w:rFonts w:hint="default" w:asciiTheme="minorAscii" w:hAnsiTheme="minorAscii" w:eastAsiaTheme="minorEastAsia"/>
                 <w:spacing w:val="227"/>
                 <w:sz w:val="21"/>
                 <w:vertAlign w:val="baseline"/>
@@ -453,7 +451,7 @@
             </w:r>
             <w:r>
               <w:rPr>
-                <w:rFonts w:asciiTheme="minorAscii" w:eastAsiaTheme="minorEastAsia" w:hAnsiTheme="minorAscii" w:hint="eastAsia"/>
+                <w:rFonts w:hint="eastAsia" w:asciiTheme="minorAscii" w:hAnsiTheme="minorAscii" w:eastAsiaTheme="minorEastAsia"/>
                 <w:spacing w:val="227"/>
                 <w:sz w:val="21"/>
                 <w:vertAlign w:val="baseline"/>
@@ -475,8 +473,14 @@
       </w:tr>
       <w:tr>
         <w:tblPrEx>
-          <w:tblW w:w="0" w:type="auto"/>
-          <w:jc w:val="center"/>
+          <w:tblBorders>
+            <w:top w:val="none" w:color="auto" w:sz="0" w:space="0"/>
+            <w:left w:val="none" w:color="auto" w:sz="0" w:space="0"/>
+            <w:bottom w:val="none" w:color="auto" w:sz="0" w:space="0"/>
+            <w:right w:val="none" w:color="auto" w:sz="0" w:space="0"/>
+            <w:insideH w:val="none" w:color="auto" w:sz="0" w:space="0"/>
+            <w:insideV w:val="none" w:color="auto" w:sz="0" w:space="0"/>
+          </w:tblBorders>
           <w:tblCellMar>
             <w:top w:w="0" w:type="dxa"/>
             <w:left w:w="108" w:type="dxa"/>
@@ -485,7 +489,7 @@
           </w:tblCellMar>
         </w:tblPrEx>
         <w:trPr>
-          <w:trHeight w:val="810"/>
+          <w:trHeight w:val="810" w:hRule="atLeast"/>
           <w:jc w:val="center"/>
         </w:trPr>
         <w:tc>
@@ -509,7 +513,7 @@
               <w:snapToGrid w:val="0"/>
               <w:textAlignment w:val="baseline"/>
               <w:rPr>
-                <w:rFonts w:ascii="Arial" w:eastAsia="Arial" w:hAnsi="Arial" w:cs="Arial" w:hint="default"/>
+                <w:rFonts w:hint="default" w:ascii="Arial" w:hAnsi="Arial" w:eastAsia="Arial" w:cs="Arial"/>
                 <w:snapToGrid w:val="0"/>
                 <w:color w:val="000000"/>
                 <w:kern w:val="0"/>
@@ -541,7 +545,7 @@
             </w:r>
             <w:r>
               <w:rPr>
-                <w:rFonts w:asciiTheme="minorAscii" w:eastAsiaTheme="minorEastAsia" w:hAnsiTheme="minorAscii" w:hint="default"/>
+                <w:rFonts w:hint="default" w:asciiTheme="minorAscii" w:hAnsiTheme="minorAscii" w:eastAsiaTheme="minorEastAsia"/>
                 <w:spacing w:val="227"/>
                 <w:sz w:val="21"/>
                 <w:vertAlign w:val="baseline"/>
@@ -583,7 +587,7 @@
               <w:snapToGrid w:val="0"/>
               <w:textAlignment w:val="baseline"/>
               <w:rPr>
-                <w:rFonts w:ascii="Arial" w:eastAsia="Arial" w:hAnsi="Arial" w:cs="Arial" w:hint="default"/>
+                <w:rFonts w:hint="default" w:ascii="Arial" w:hAnsi="Arial" w:eastAsia="Arial" w:cs="Arial"/>
                 <w:snapToGrid w:val="0"/>
                 <w:color w:val="000000"/>
                 <w:kern w:val="0"/>
@@ -603,7 +607,7 @@
             </w:r>
             <w:r>
               <w:rPr>
-                <w:rFonts w:asciiTheme="minorAscii" w:eastAsiaTheme="minorEastAsia" w:hAnsiTheme="minorAscii" w:hint="eastAsia"/>
+                <w:rFonts w:hint="eastAsia" w:asciiTheme="minorAscii" w:hAnsiTheme="minorAscii" w:eastAsiaTheme="minorEastAsia"/>
                 <w:spacing w:val="227"/>
                 <w:sz w:val="21"/>
                 <w:vertAlign w:val="baseline"/>
@@ -625,8 +629,14 @@
       </w:tr>
       <w:tr>
         <w:tblPrEx>
-          <w:tblW w:w="0" w:type="auto"/>
-          <w:jc w:val="center"/>
+          <w:tblBorders>
+            <w:top w:val="none" w:color="auto" w:sz="0" w:space="0"/>
+            <w:left w:val="none" w:color="auto" w:sz="0" w:space="0"/>
+            <w:bottom w:val="none" w:color="auto" w:sz="0" w:space="0"/>
+            <w:right w:val="none" w:color="auto" w:sz="0" w:space="0"/>
+            <w:insideH w:val="none" w:color="auto" w:sz="0" w:space="0"/>
+            <w:insideV w:val="none" w:color="auto" w:sz="0" w:space="0"/>
+          </w:tblBorders>
           <w:tblCellMar>
             <w:top w:w="0" w:type="dxa"/>
             <w:left w:w="108" w:type="dxa"/>
@@ -635,7 +645,7 @@
           </w:tblCellMar>
         </w:tblPrEx>
         <w:trPr>
-          <w:trHeight w:val="635"/>
+          <w:trHeight w:val="635" w:hRule="atLeast"/>
           <w:jc w:val="center"/>
         </w:trPr>
         <w:tc>
@@ -685,7 +695,7 @@
             </w:r>
             <w:r>
               <w:rPr>
-                <w:rFonts w:asciiTheme="minorAscii" w:eastAsiaTheme="minorEastAsia" w:hAnsiTheme="minorAscii" w:hint="eastAsia"/>
+                <w:rFonts w:hint="eastAsia" w:asciiTheme="minorAscii" w:hAnsiTheme="minorAscii" w:eastAsiaTheme="minorEastAsia"/>
                 <w:spacing w:val="227"/>
                 <w:sz w:val="21"/>
                 <w:vertAlign w:val="baseline"/>
@@ -738,7 +748,7 @@
             </w:r>
             <w:r>
               <w:rPr>
-                <w:rFonts w:asciiTheme="minorAscii" w:eastAsiaTheme="minorEastAsia" w:hAnsiTheme="minorAscii" w:hint="eastAsia"/>
+                <w:rFonts w:hint="eastAsia" w:asciiTheme="minorAscii" w:hAnsiTheme="minorAscii" w:eastAsiaTheme="minorEastAsia"/>
                 <w:spacing w:val="227"/>
                 <w:sz w:val="21"/>
                 <w:vertAlign w:val="baseline"/>
@@ -797,14 +807,14 @@
         <w:ind w:left="3634"/>
         <w:textAlignment w:val="baseline"/>
         <w:rPr>
-          <w:rFonts w:ascii="宋体" w:eastAsia="宋体" w:hAnsi="宋体" w:cs="宋体"/>
+          <w:rFonts w:ascii="宋体" w:hAnsi="宋体" w:eastAsia="宋体" w:cs="宋体"/>
           <w:sz w:val="31"/>
           <w:szCs w:val="31"/>
         </w:rPr>
       </w:pPr>
       <w:r>
         <w:rPr>
-          <w:rFonts w:ascii="宋体" w:eastAsia="宋体" w:hAnsi="宋体" w:cs="宋体"/>
+          <w:rFonts w:ascii="宋体" w:hAnsi="宋体" w:eastAsia="宋体" w:cs="宋体"/>
           <w:b/>
           <w:bCs/>
           <w:spacing w:val="4"/>
@@ -816,16 +826,16 @@
     </w:p>
     <w:tbl>
       <w:tblPr>
-        <w:tblStyle w:val="TableNormal0"/>
+        <w:tblStyle w:val="26"/>
         <w:tblW w:w="8214" w:type="dxa"/>
         <w:jc w:val="center"/>
         <w:tblBorders>
-          <w:top w:val="single" w:sz="2" w:space="0" w:color="000000"/>
-          <w:left w:val="single" w:sz="2" w:space="0" w:color="000000"/>
-          <w:bottom w:val="single" w:sz="2" w:space="0" w:color="000000"/>
-          <w:right w:val="single" w:sz="2" w:space="0" w:color="000000"/>
-          <w:insideH w:val="single" w:sz="2" w:space="0" w:color="000000"/>
-          <w:insideV w:val="single" w:sz="2" w:space="0" w:color="000000"/>
+          <w:top w:val="single" w:color="000000" w:sz="2" w:space="0"/>
+          <w:left w:val="single" w:color="000000" w:sz="2" w:space="0"/>
+          <w:bottom w:val="single" w:color="000000" w:sz="2" w:space="0"/>
+          <w:right w:val="single" w:color="000000" w:sz="2" w:space="0"/>
+          <w:insideH w:val="single" w:color="000000" w:sz="2" w:space="0"/>
+          <w:insideV w:val="single" w:color="000000" w:sz="2" w:space="0"/>
         </w:tblBorders>
         <w:tblLayout w:type="fixed"/>
         <w:tblCellMar>
@@ -845,17 +855,14 @@
       </w:tblGrid>
       <w:tr>
         <w:tblPrEx>
-          <w:tblW w:w="8214" w:type="dxa"/>
-          <w:jc w:val="center"/>
           <w:tblBorders>
-            <w:top w:val="single" w:sz="2" w:space="0" w:color="000000"/>
-            <w:left w:val="single" w:sz="2" w:space="0" w:color="000000"/>
-            <w:bottom w:val="single" w:sz="2" w:space="0" w:color="000000"/>
-            <w:right w:val="single" w:sz="2" w:space="0" w:color="000000"/>
-            <w:insideH w:val="single" w:sz="2" w:space="0" w:color="000000"/>
-            <w:insideV w:val="single" w:sz="2" w:space="0" w:color="000000"/>
+            <w:top w:val="single" w:color="000000" w:sz="2" w:space="0"/>
+            <w:left w:val="single" w:color="000000" w:sz="2" w:space="0"/>
+            <w:bottom w:val="single" w:color="000000" w:sz="2" w:space="0"/>
+            <w:right w:val="single" w:color="000000" w:sz="2" w:space="0"/>
+            <w:insideH w:val="single" w:color="000000" w:sz="2" w:space="0"/>
+            <w:insideV w:val="single" w:color="000000" w:sz="2" w:space="0"/>
           </w:tblBorders>
-          <w:tblLayout w:type="fixed"/>
           <w:tblCellMar>
             <w:top w:w="0" w:type="dxa"/>
             <w:left w:w="0" w:type="dxa"/>
@@ -864,7 +871,7 @@
           </w:tblCellMar>
         </w:tblPrEx>
         <w:trPr>
-          <w:trHeight w:val="593"/>
+          <w:trHeight w:val="593" w:hRule="atLeast"/>
           <w:jc w:val="center"/>
         </w:trPr>
         <w:tc>
@@ -886,18 +893,18 @@
               <w:adjustRightInd w:val="0"/>
               <w:snapToGrid w:val="0"/>
               <w:spacing w:before="176" w:line="228" w:lineRule="auto"/>
-              <w:ind w:left="0" w:right="0" w:firstLine="0" w:leftChars="0" w:rightChars="0" w:firstLineChars="0"/>
+              <w:ind w:left="0" w:leftChars="0" w:right="0" w:rightChars="0" w:firstLine="0" w:firstLineChars="0"/>
               <w:jc w:val="center"/>
               <w:textAlignment w:val="baseline"/>
               <w:rPr>
-                <w:rFonts w:ascii="宋体" w:eastAsia="宋体" w:hAnsi="宋体" w:cs="宋体"/>
+                <w:rFonts w:ascii="宋体" w:hAnsi="宋体" w:eastAsia="宋体" w:cs="宋体"/>
                 <w:sz w:val="20"/>
                 <w:szCs w:val="20"/>
               </w:rPr>
             </w:pPr>
             <w:r>
               <w:rPr>
-                <w:rFonts w:ascii="宋体" w:hAnsi="宋体" w:cs="宋体" w:hint="eastAsia"/>
+                <w:rFonts w:hint="eastAsia" w:ascii="宋体" w:hAnsi="宋体" w:cs="宋体"/>
                 <w:spacing w:val="-14"/>
                 <w:sz w:val="20"/>
                 <w:szCs w:val="20"/>
@@ -907,7 +914,7 @@
             </w:r>
             <w:r>
               <w:rPr>
-                <w:rFonts w:ascii="宋体" w:eastAsia="宋体" w:hAnsi="宋体" w:cs="宋体"/>
+                <w:rFonts w:ascii="宋体" w:hAnsi="宋体" w:eastAsia="宋体" w:cs="宋体"/>
                 <w:spacing w:val="-14"/>
                 <w:sz w:val="20"/>
                 <w:szCs w:val="20"/>
@@ -935,18 +942,18 @@
               <w:adjustRightInd w:val="0"/>
               <w:snapToGrid w:val="0"/>
               <w:spacing w:before="175" w:line="227" w:lineRule="auto"/>
-              <w:ind w:left="0" w:right="0" w:firstLine="0" w:leftChars="0" w:rightChars="0" w:firstLineChars="0"/>
+              <w:ind w:left="0" w:leftChars="0" w:right="0" w:rightChars="0" w:firstLine="0" w:firstLineChars="0"/>
               <w:jc w:val="center"/>
               <w:textAlignment w:val="baseline"/>
               <w:rPr>
-                <w:rFonts w:ascii="宋体" w:eastAsia="宋体" w:hAnsi="宋体" w:cs="宋体"/>
+                <w:rFonts w:ascii="宋体" w:hAnsi="宋体" w:eastAsia="宋体" w:cs="宋体"/>
                 <w:sz w:val="20"/>
                 <w:szCs w:val="20"/>
               </w:rPr>
             </w:pPr>
             <w:r>
               <w:rPr>
-                <w:rFonts w:ascii="宋体" w:eastAsia="宋体" w:hAnsi="宋体" w:cs="宋体"/>
+                <w:rFonts w:ascii="宋体" w:hAnsi="宋体" w:eastAsia="宋体" w:cs="宋体"/>
                 <w:spacing w:val="4"/>
                 <w:sz w:val="20"/>
                 <w:szCs w:val="20"/>
@@ -974,18 +981,18 @@
               <w:adjustRightInd w:val="0"/>
               <w:snapToGrid w:val="0"/>
               <w:spacing w:before="175" w:line="228" w:lineRule="auto"/>
-              <w:ind w:left="0" w:right="0" w:firstLine="0" w:leftChars="0" w:rightChars="0" w:firstLineChars="0"/>
+              <w:ind w:left="0" w:leftChars="0" w:right="0" w:rightChars="0" w:firstLine="0" w:firstLineChars="0"/>
               <w:jc w:val="center"/>
               <w:textAlignment w:val="baseline"/>
               <w:rPr>
-                <w:rFonts w:ascii="宋体" w:eastAsia="宋体" w:hAnsi="宋体" w:cs="宋体"/>
+                <w:rFonts w:ascii="宋体" w:hAnsi="宋体" w:eastAsia="宋体" w:cs="宋体"/>
                 <w:sz w:val="20"/>
                 <w:szCs w:val="20"/>
               </w:rPr>
             </w:pPr>
             <w:r>
               <w:rPr>
-                <w:rFonts w:ascii="宋体" w:eastAsia="宋体" w:hAnsi="宋体" w:cs="宋体"/>
+                <w:rFonts w:ascii="宋体" w:hAnsi="宋体" w:eastAsia="宋体" w:cs="宋体"/>
                 <w:spacing w:val="7"/>
                 <w:sz w:val="20"/>
                 <w:szCs w:val="20"/>
@@ -1013,11 +1020,11 @@
               <w:adjustRightInd w:val="0"/>
               <w:snapToGrid w:val="0"/>
               <w:spacing w:before="175" w:line="228" w:lineRule="auto"/>
-              <w:ind w:left="0" w:right="0" w:firstLine="0" w:leftChars="0" w:rightChars="0" w:firstLineChars="0"/>
+              <w:ind w:left="0" w:leftChars="0" w:right="0" w:rightChars="0" w:firstLine="0" w:firstLineChars="0"/>
               <w:jc w:val="center"/>
               <w:textAlignment w:val="baseline"/>
               <w:rPr>
-                <w:rFonts w:ascii="宋体" w:eastAsia="宋体" w:hAnsi="宋体" w:cs="宋体" w:hint="eastAsia"/>
+                <w:rFonts w:hint="eastAsia" w:ascii="宋体" w:hAnsi="宋体" w:eastAsia="宋体" w:cs="宋体"/>
                 <w:spacing w:val="7"/>
                 <w:sz w:val="20"/>
                 <w:szCs w:val="20"/>
@@ -1026,7 +1033,7 @@
             </w:pPr>
             <w:r>
               <w:rPr>
-                <w:rFonts w:ascii="宋体" w:hAnsi="宋体" w:cs="宋体" w:hint="eastAsia"/>
+                <w:rFonts w:hint="eastAsia" w:ascii="宋体" w:hAnsi="宋体" w:cs="宋体"/>
                 <w:spacing w:val="7"/>
                 <w:sz w:val="20"/>
                 <w:szCs w:val="20"/>
@@ -1055,11 +1062,11 @@
               <w:adjustRightInd w:val="0"/>
               <w:snapToGrid w:val="0"/>
               <w:spacing w:before="175" w:line="228" w:lineRule="auto"/>
-              <w:ind w:left="0" w:right="0" w:firstLine="0" w:leftChars="0" w:rightChars="0" w:firstLineChars="0"/>
+              <w:ind w:left="0" w:leftChars="0" w:right="0" w:rightChars="0" w:firstLine="0" w:firstLineChars="0"/>
               <w:jc w:val="center"/>
               <w:textAlignment w:val="baseline"/>
               <w:rPr>
-                <w:rFonts w:ascii="宋体" w:hAnsi="宋体" w:cs="宋体" w:hint="default"/>
+                <w:rFonts w:hint="default" w:ascii="宋体" w:hAnsi="宋体" w:cs="宋体"/>
                 <w:spacing w:val="7"/>
                 <w:sz w:val="20"/>
                 <w:szCs w:val="20"/>
@@ -1068,7 +1075,7 @@
             </w:pPr>
             <w:r>
               <w:rPr>
-                <w:rFonts w:ascii="宋体" w:hAnsi="宋体" w:cs="宋体" w:hint="eastAsia"/>
+                <w:rFonts w:hint="eastAsia" w:ascii="宋体" w:hAnsi="宋体" w:cs="宋体"/>
                 <w:spacing w:val="7"/>
                 <w:sz w:val="20"/>
                 <w:szCs w:val="20"/>
@@ -1097,18 +1104,18 @@
               <w:adjustRightInd w:val="0"/>
               <w:snapToGrid w:val="0"/>
               <w:spacing w:before="176" w:line="229" w:lineRule="auto"/>
-              <w:ind w:left="0" w:right="0" w:firstLine="0" w:leftChars="0" w:rightChars="0" w:firstLineChars="0"/>
+              <w:ind w:left="0" w:leftChars="0" w:right="0" w:rightChars="0" w:firstLine="0" w:firstLineChars="0"/>
               <w:jc w:val="center"/>
               <w:textAlignment w:val="baseline"/>
               <w:rPr>
-                <w:rFonts w:ascii="宋体" w:eastAsia="宋体" w:hAnsi="宋体" w:cs="宋体"/>
+                <w:rFonts w:ascii="宋体" w:hAnsi="宋体" w:eastAsia="宋体" w:cs="宋体"/>
                 <w:sz w:val="20"/>
                 <w:szCs w:val="20"/>
               </w:rPr>
             </w:pPr>
             <w:r>
               <w:rPr>
-                <w:rFonts w:ascii="宋体" w:eastAsia="宋体" w:hAnsi="宋体" w:cs="宋体"/>
+                <w:rFonts w:ascii="宋体" w:hAnsi="宋体" w:eastAsia="宋体" w:cs="宋体"/>
                 <w:spacing w:val="7"/>
                 <w:sz w:val="20"/>
                 <w:szCs w:val="20"/>
@@ -1120,9 +1127,14 @@
       </w:tr>
       <w:tr>
         <w:tblPrEx>
-          <w:tblW w:w="8214" w:type="dxa"/>
-          <w:jc w:val="center"/>
-          <w:tblLayout w:type="fixed"/>
+          <w:tblBorders>
+            <w:top w:val="single" w:color="000000" w:sz="2" w:space="0"/>
+            <w:left w:val="single" w:color="000000" w:sz="2" w:space="0"/>
+            <w:bottom w:val="single" w:color="000000" w:sz="2" w:space="0"/>
+            <w:right w:val="single" w:color="000000" w:sz="2" w:space="0"/>
+            <w:insideH w:val="single" w:color="000000" w:sz="2" w:space="0"/>
+            <w:insideV w:val="single" w:color="000000" w:sz="2" w:space="0"/>
+          </w:tblBorders>
           <w:tblCellMar>
             <w:top w:w="0" w:type="dxa"/>
             <w:left w:w="0" w:type="dxa"/>
@@ -1131,7 +1143,7 @@
           </w:tblCellMar>
         </w:tblPrEx>
         <w:trPr>
-          <w:trHeight w:val="516"/>
+          <w:trHeight w:val="516" w:hRule="atLeast"/>
           <w:jc w:val="center"/>
         </w:trPr>
         <w:tc>
@@ -1154,11 +1166,11 @@
               <w:adjustRightInd w:val="0"/>
               <w:snapToGrid w:val="0"/>
               <w:spacing w:before="173" w:line="267" w:lineRule="exact"/>
-              <w:ind w:left="0" w:right="0" w:firstLine="0" w:leftChars="0" w:rightChars="0" w:firstLineChars="0"/>
+              <w:ind w:left="0" w:leftChars="0" w:right="0" w:rightChars="0" w:firstLine="0" w:firstLineChars="0"/>
               <w:jc w:val="center"/>
               <w:textAlignment w:val="baseline"/>
               <w:rPr>
-                <w:rFonts w:ascii="宋体" w:eastAsia="宋体" w:hAnsi="宋体" w:cs="宋体" w:hint="default"/>
+                <w:rFonts w:hint="default" w:ascii="宋体" w:hAnsi="宋体" w:eastAsia="宋体" w:cs="宋体"/>
                 <w:snapToGrid w:val="0"/>
                 <w:color w:val="000000"/>
                 <w:kern w:val="0"/>
@@ -1169,13 +1181,24 @@
             </w:pPr>
             <w:r>
               <w:rPr>
-                <w:rFonts w:ascii="宋体" w:eastAsia="宋体" w:hAnsi="宋体" w:cs="宋体"/>
+                <w:rFonts w:ascii="宋体" w:hAnsi="宋体" w:eastAsia="宋体" w:cs="宋体"/>
                 <w:spacing w:val="3"/>
                 <w:position w:val="1"/>
                 <w:sz w:val="20"/>
                 <w:szCs w:val="20"/>
               </w:rPr>
-              <w:t>2022.6.20</w:t>
+              <w:t>2025.1.</w:t>
+            </w:r>
+            <w:r>
+              <w:rPr>
+                <w:rFonts w:hint="eastAsia" w:ascii="宋体" w:hAnsi="宋体" w:cs="宋体"/>
+                <w:spacing w:val="3"/>
+                <w:position w:val="1"/>
+                <w:sz w:val="20"/>
+                <w:szCs w:val="20"/>
+                <w:lang w:val="en-US" w:eastAsia="zh-CN"/>
+              </w:rPr>
+              <w:t>10</w:t>
             </w:r>
           </w:p>
         </w:tc>
@@ -1199,11 +1222,11 @@
               <w:adjustRightInd w:val="0"/>
               <w:snapToGrid w:val="0"/>
               <w:spacing w:before="173" w:line="267" w:lineRule="exact"/>
-              <w:ind w:left="0" w:right="0" w:firstLine="0" w:leftChars="0" w:rightChars="0" w:firstLineChars="0"/>
+              <w:ind w:left="0" w:leftChars="0" w:right="0" w:rightChars="0" w:firstLine="0" w:firstLineChars="0"/>
               <w:jc w:val="center"/>
               <w:textAlignment w:val="baseline"/>
               <w:rPr>
-                <w:rFonts w:ascii="宋体" w:eastAsia="宋体" w:hAnsi="宋体" w:cs="宋体"/>
+                <w:rFonts w:ascii="宋体" w:hAnsi="宋体" w:eastAsia="宋体" w:cs="宋体"/>
                 <w:snapToGrid w:val="0"/>
                 <w:color w:val="000000"/>
                 <w:kern w:val="0"/>
@@ -1214,7 +1237,7 @@
             </w:pPr>
             <w:r>
               <w:rPr>
-                <w:rFonts w:ascii="宋体" w:eastAsia="宋体" w:hAnsi="宋体" w:cs="宋体"/>
+                <w:rFonts w:ascii="宋体" w:hAnsi="宋体" w:eastAsia="宋体" w:cs="宋体"/>
                 <w:spacing w:val="4"/>
                 <w:position w:val="1"/>
                 <w:sz w:val="20"/>
@@ -1244,11 +1267,11 @@
               <w:adjustRightInd w:val="0"/>
               <w:snapToGrid w:val="0"/>
               <w:spacing w:before="172" w:line="228" w:lineRule="auto"/>
-              <w:ind w:left="0" w:right="0" w:firstLine="0" w:leftChars="0" w:rightChars="0" w:firstLineChars="0"/>
+              <w:ind w:left="0" w:leftChars="0" w:right="0" w:rightChars="0" w:firstLine="0" w:firstLineChars="0"/>
               <w:jc w:val="center"/>
               <w:textAlignment w:val="baseline"/>
               <w:rPr>
-                <w:rFonts w:ascii="宋体" w:eastAsia="宋体" w:hAnsi="宋体" w:cs="宋体"/>
+                <w:rFonts w:ascii="宋体" w:hAnsi="宋体" w:eastAsia="宋体" w:cs="宋体"/>
                 <w:snapToGrid w:val="0"/>
                 <w:color w:val="000000"/>
                 <w:kern w:val="0"/>
@@ -1259,7 +1282,7 @@
             </w:pPr>
             <w:r>
               <w:rPr>
-                <w:rFonts w:ascii="宋体" w:eastAsia="宋体" w:hAnsi="宋体" w:cs="宋体"/>
+                <w:rFonts w:ascii="宋体" w:hAnsi="宋体" w:eastAsia="宋体" w:cs="宋体"/>
                 <w:spacing w:val="200"/>
                 <w:kern w:val="0"/>
                 <w:sz w:val="20"/>
@@ -1269,7 +1292,7 @@
             </w:r>
             <w:r>
               <w:rPr>
-                <w:rFonts w:ascii="宋体" w:eastAsia="宋体" w:hAnsi="宋体" w:cs="宋体"/>
+                <w:rFonts w:ascii="宋体" w:hAnsi="宋体" w:eastAsia="宋体" w:cs="宋体"/>
                 <w:spacing w:val="0"/>
                 <w:kern w:val="0"/>
                 <w:sz w:val="20"/>
@@ -1299,11 +1322,11 @@
               <w:adjustRightInd w:val="0"/>
               <w:snapToGrid w:val="0"/>
               <w:spacing w:before="172" w:line="228" w:lineRule="auto"/>
-              <w:ind w:left="0" w:right="0" w:firstLine="0" w:leftChars="0" w:rightChars="0" w:firstLineChars="0"/>
+              <w:ind w:left="0" w:leftChars="0" w:right="0" w:rightChars="0" w:firstLine="0" w:firstLineChars="0"/>
               <w:jc w:val="center"/>
               <w:textAlignment w:val="baseline"/>
               <w:rPr>
-                <w:rFonts w:ascii="宋体" w:eastAsia="宋体" w:hAnsi="宋体" w:cs="宋体"/>
+                <w:rFonts w:ascii="宋体" w:hAnsi="宋体" w:eastAsia="宋体" w:cs="宋体"/>
                 <w:snapToGrid w:val="0"/>
                 <w:color w:val="000000"/>
                 <w:spacing w:val="200"/>
@@ -1315,7 +1338,7 @@
             </w:pPr>
             <w:r>
               <w:rPr>
-                <w:rFonts w:ascii="宋体" w:hAnsi="宋体" w:cs="宋体" w:hint="eastAsia"/>
+                <w:rFonts w:hint="eastAsia" w:ascii="宋体" w:hAnsi="宋体" w:cs="宋体"/>
                 <w:spacing w:val="200"/>
                 <w:kern w:val="0"/>
                 <w:sz w:val="20"/>
@@ -1346,11 +1369,11 @@
               <w:adjustRightInd w:val="0"/>
               <w:snapToGrid w:val="0"/>
               <w:spacing w:before="173" w:line="229" w:lineRule="auto"/>
-              <w:ind w:left="0" w:right="0" w:firstLine="0" w:leftChars="0" w:rightChars="0" w:firstLineChars="0"/>
+              <w:ind w:left="0" w:leftChars="0" w:right="0" w:rightChars="0" w:firstLine="0" w:firstLineChars="0"/>
               <w:jc w:val="center"/>
               <w:textAlignment w:val="baseline"/>
               <w:rPr>
-                <w:rFonts w:ascii="宋体" w:eastAsia="宋体" w:hAnsi="宋体" w:cs="宋体"/>
+                <w:rFonts w:ascii="宋体" w:hAnsi="宋体" w:eastAsia="宋体" w:cs="宋体"/>
                 <w:snapToGrid w:val="0"/>
                 <w:color w:val="000000"/>
                 <w:spacing w:val="200"/>
@@ -1362,7 +1385,7 @@
             </w:pPr>
             <w:r>
               <w:rPr>
-                <w:rFonts w:asciiTheme="minorAscii" w:eastAsiaTheme="minorEastAsia" w:hAnsiTheme="minorAscii" w:hint="eastAsia"/>
+                <w:rFonts w:hint="eastAsia" w:asciiTheme="minorAscii" w:hAnsiTheme="minorAscii" w:eastAsiaTheme="minorEastAsia"/>
                 <w:spacing w:val="0"/>
                 <w:kern w:val="0"/>
                 <w:sz w:val="21"/>
@@ -1393,11 +1416,11 @@
               <w:adjustRightInd w:val="0"/>
               <w:snapToGrid w:val="0"/>
               <w:spacing w:before="173" w:line="229" w:lineRule="auto"/>
-              <w:ind w:left="0" w:right="0" w:firstLine="0" w:leftChars="0" w:rightChars="0" w:firstLineChars="0"/>
+              <w:ind w:left="0" w:leftChars="0" w:right="0" w:rightChars="0" w:firstLine="0" w:firstLineChars="0"/>
               <w:jc w:val="center"/>
               <w:textAlignment w:val="baseline"/>
               <w:rPr>
-                <w:rFonts w:ascii="宋体" w:eastAsia="宋体" w:hAnsi="宋体" w:cs="宋体"/>
+                <w:rFonts w:ascii="宋体" w:hAnsi="宋体" w:eastAsia="宋体" w:cs="宋体"/>
                 <w:snapToGrid w:val="0"/>
                 <w:color w:val="000000"/>
                 <w:kern w:val="0"/>
@@ -1408,7 +1431,7 @@
             </w:pPr>
             <w:r>
               <w:rPr>
-                <w:rFonts w:asciiTheme="minorAscii" w:eastAsiaTheme="minorEastAsia" w:hAnsiTheme="minorAscii" w:hint="eastAsia"/>
+                <w:rFonts w:hint="eastAsia" w:asciiTheme="minorAscii" w:hAnsiTheme="minorAscii" w:eastAsiaTheme="minorEastAsia"/>
                 <w:spacing w:val="0"/>
                 <w:kern w:val="0"/>
                 <w:sz w:val="21"/>
@@ -1422,9 +1445,14 @@
       </w:tr>
       <w:tr>
         <w:tblPrEx>
-          <w:tblW w:w="8214" w:type="dxa"/>
-          <w:jc w:val="center"/>
-          <w:tblLayout w:type="fixed"/>
+          <w:tblBorders>
+            <w:top w:val="single" w:color="000000" w:sz="2" w:space="0"/>
+            <w:left w:val="single" w:color="000000" w:sz="2" w:space="0"/>
+            <w:bottom w:val="single" w:color="000000" w:sz="2" w:space="0"/>
+            <w:right w:val="single" w:color="000000" w:sz="2" w:space="0"/>
+            <w:insideH w:val="single" w:color="000000" w:sz="2" w:space="0"/>
+            <w:insideV w:val="single" w:color="000000" w:sz="2" w:space="0"/>
+          </w:tblBorders>
           <w:tblCellMar>
             <w:top w:w="0" w:type="dxa"/>
             <w:left w:w="0" w:type="dxa"/>
@@ -1433,7 +1461,7 @@
           </w:tblCellMar>
         </w:tblPrEx>
         <w:trPr>
-          <w:trHeight w:val="556"/>
+          <w:trHeight w:val="516" w:hRule="atLeast"/>
           <w:jc w:val="center"/>
         </w:trPr>
         <w:tc>
@@ -1456,40 +1484,21 @@
               <w:adjustRightInd w:val="0"/>
               <w:snapToGrid w:val="0"/>
               <w:spacing w:before="173" w:line="267" w:lineRule="exact"/>
-              <w:ind w:left="0" w:right="0" w:firstLine="0" w:leftChars="0" w:rightChars="0" w:firstLineChars="0"/>
+              <w:ind w:left="0" w:leftChars="0" w:right="0" w:rightChars="0" w:firstLine="0" w:firstLineChars="0"/>
               <w:jc w:val="center"/>
               <w:textAlignment w:val="baseline"/>
               <w:rPr>
-                <w:rFonts w:ascii="Arial" w:eastAsia="宋体" w:hAnsi="Arial" w:cs="Arial"/>
-                <w:snapToGrid w:val="0"/>
-                <w:color w:val="000000"/>
-                <w:kern w:val="0"/>
-                <w:sz w:val="21"/>
-                <w:szCs w:val="21"/>
-                <w:lang w:val="en-US" w:eastAsia="en-US" w:bidi="ar-SA"/>
-              </w:rPr>
-            </w:pPr>
-            <w:r>
-              <w:rPr>
-                <w:rFonts w:ascii="宋体" w:eastAsia="宋体" w:hAnsi="宋体" w:cs="宋体"/>
-                <w:spacing w:val="3"/>
-                <w:position w:val="1"/>
+                <w:rFonts w:hint="default" w:ascii="宋体" w:hAnsi="宋体" w:eastAsia="宋体" w:cs="宋体"/>
+                <w:snapToGrid w:val="0"/>
+                <w:color w:val="000000"/>
+                <w:kern w:val="0"/>
                 <w:sz w:val="20"/>
                 <w:szCs w:val="20"/>
-              </w:rPr>
-              <w:t>2025.1.</w:t>
-            </w:r>
-            <w:r>
-              <w:rPr>
-                <w:rFonts w:ascii="宋体" w:hAnsi="宋体" w:cs="宋体" w:hint="eastAsia"/>
-                <w:spacing w:val="3"/>
-                <w:position w:val="1"/>
-                <w:sz w:val="20"/>
-                <w:szCs w:val="20"/>
-                <w:lang w:val="en-US" w:eastAsia="zh-CN"/>
-              </w:rPr>
-              <w:t>10</w:t>
-            </w:r>
+                <w:lang w:val="en-US" w:eastAsia="en-US" w:bidi="ar-SA"/>
+              </w:rPr>
+            </w:pPr>
+            <w:bookmarkStart w:id="28" w:name="_GoBack"/>
+            <w:bookmarkEnd w:id="28"/>
           </w:p>
         </w:tc>
         <w:tc>
@@ -1512,29 +1521,19 @@
               <w:adjustRightInd w:val="0"/>
               <w:snapToGrid w:val="0"/>
               <w:spacing w:before="173" w:line="267" w:lineRule="exact"/>
-              <w:ind w:left="0" w:right="0" w:firstLine="0" w:leftChars="0" w:rightChars="0" w:firstLineChars="0"/>
+              <w:ind w:left="0" w:leftChars="0" w:right="0" w:rightChars="0" w:firstLine="0" w:firstLineChars="0"/>
               <w:jc w:val="center"/>
               <w:textAlignment w:val="baseline"/>
               <w:rPr>
-                <w:rFonts w:ascii="Arial" w:eastAsia="宋体" w:hAnsi="Arial" w:cs="Arial"/>
-                <w:snapToGrid w:val="0"/>
-                <w:color w:val="000000"/>
-                <w:kern w:val="0"/>
-                <w:sz w:val="21"/>
-                <w:szCs w:val="21"/>
-                <w:lang w:val="en-US" w:eastAsia="en-US" w:bidi="ar-SA"/>
-              </w:rPr>
-            </w:pPr>
-            <w:r>
-              <w:rPr>
-                <w:rFonts w:ascii="宋体" w:eastAsia="宋体" w:hAnsi="宋体" w:cs="宋体"/>
-                <w:spacing w:val="4"/>
-                <w:position w:val="1"/>
+                <w:rFonts w:ascii="宋体" w:hAnsi="宋体" w:eastAsia="宋体" w:cs="宋体"/>
+                <w:snapToGrid w:val="0"/>
+                <w:color w:val="000000"/>
+                <w:kern w:val="0"/>
                 <w:sz w:val="20"/>
                 <w:szCs w:val="20"/>
-              </w:rPr>
-              <w:t>V1.0</w:t>
-            </w:r>
+                <w:lang w:val="en-US" w:eastAsia="en-US" w:bidi="ar-SA"/>
+              </w:rPr>
+            </w:pPr>
           </w:p>
         </w:tc>
         <w:tc>
@@ -1557,28 +1556,19 @@
               <w:adjustRightInd w:val="0"/>
               <w:snapToGrid w:val="0"/>
               <w:spacing w:before="172" w:line="228" w:lineRule="auto"/>
-              <w:ind w:left="0" w:right="0" w:firstLine="0" w:leftChars="0" w:rightChars="0" w:firstLineChars="0"/>
+              <w:ind w:left="0" w:leftChars="0" w:right="0" w:rightChars="0" w:firstLine="0" w:firstLineChars="0"/>
               <w:jc w:val="center"/>
               <w:textAlignment w:val="baseline"/>
               <w:rPr>
-                <w:rFonts w:ascii="Arial" w:eastAsia="宋体" w:hAnsi="Arial" w:cs="Arial" w:hint="default"/>
-                <w:snapToGrid w:val="0"/>
-                <w:color w:val="000000"/>
-                <w:kern w:val="0"/>
-                <w:sz w:val="21"/>
-                <w:szCs w:val="21"/>
-                <w:lang w:val="en-US" w:eastAsia="zh-CN" w:bidi="ar-SA"/>
+                <w:rFonts w:ascii="宋体" w:hAnsi="宋体" w:eastAsia="宋体" w:cs="宋体"/>
+                <w:snapToGrid w:val="0"/>
+                <w:color w:val="000000"/>
+                <w:kern w:val="0"/>
+                <w:sz w:val="20"/>
+                <w:szCs w:val="20"/>
+                <w:lang w:val="en-US" w:eastAsia="en-US" w:bidi="ar-SA"/>
               </w:rPr>
             </w:pPr>
-            <w:r>
-              <w:rPr>
-                <w:rFonts w:hint="eastAsia"/>
-                <w:lang w:val="en-US" w:eastAsia="zh-CN"/>
-              </w:rPr>
-              <w:t>完善事件关闭原则</w:t>
-            </w:r>
-            <w:bookmarkStart w:id="2" w:name="_GoBack"/>
-            <w:bookmarkEnd w:id="2"/>
           </w:p>
         </w:tc>
         <w:tc>
@@ -1601,30 +1591,20 @@
               <w:adjustRightInd w:val="0"/>
               <w:snapToGrid w:val="0"/>
               <w:spacing w:before="172" w:line="228" w:lineRule="auto"/>
-              <w:ind w:left="0" w:right="0" w:firstLine="0" w:leftChars="0" w:rightChars="0" w:firstLineChars="0"/>
+              <w:ind w:left="0" w:leftChars="0" w:right="0" w:rightChars="0" w:firstLine="0" w:firstLineChars="0"/>
               <w:jc w:val="center"/>
               <w:textAlignment w:val="baseline"/>
               <w:rPr>
-                <w:rFonts w:ascii="Arial" w:eastAsia="宋体" w:hAnsi="Arial" w:cs="Arial"/>
-                <w:snapToGrid w:val="0"/>
-                <w:color w:val="000000"/>
-                <w:kern w:val="0"/>
-                <w:sz w:val="21"/>
-                <w:szCs w:val="21"/>
-                <w:lang w:val="en-US" w:eastAsia="en-US" w:bidi="ar-SA"/>
-              </w:rPr>
-            </w:pPr>
-            <w:r>
-              <w:rPr>
-                <w:rFonts w:ascii="宋体" w:hAnsi="宋体" w:cs="宋体" w:hint="eastAsia"/>
+                <w:rFonts w:ascii="宋体" w:hAnsi="宋体" w:eastAsia="宋体" w:cs="宋体"/>
+                <w:snapToGrid w:val="0"/>
+                <w:color w:val="000000"/>
                 <w:spacing w:val="200"/>
                 <w:kern w:val="0"/>
                 <w:sz w:val="20"/>
                 <w:szCs w:val="20"/>
-                <w:lang w:val="en-US" w:eastAsia="zh-CN"/>
-              </w:rPr>
-              <w:t>程方</w:t>
-            </w:r>
+                <w:lang w:val="en-US" w:eastAsia="en-US" w:bidi="ar-SA"/>
+              </w:rPr>
+            </w:pPr>
           </w:p>
         </w:tc>
         <w:tc>
@@ -1647,30 +1627,20 @@
               <w:adjustRightInd w:val="0"/>
               <w:snapToGrid w:val="0"/>
               <w:spacing w:before="173" w:line="229" w:lineRule="auto"/>
-              <w:ind w:left="0" w:right="0" w:firstLine="0" w:leftChars="0" w:rightChars="0" w:firstLineChars="0"/>
+              <w:ind w:left="0" w:leftChars="0" w:right="0" w:rightChars="0" w:firstLine="0" w:firstLineChars="0"/>
               <w:jc w:val="center"/>
               <w:textAlignment w:val="baseline"/>
               <w:rPr>
-                <w:rFonts w:ascii="Arial" w:eastAsia="宋体" w:hAnsi="Arial" w:cs="Arial"/>
-                <w:snapToGrid w:val="0"/>
-                <w:color w:val="000000"/>
-                <w:kern w:val="0"/>
-                <w:sz w:val="21"/>
-                <w:szCs w:val="21"/>
+                <w:rFonts w:ascii="宋体" w:hAnsi="宋体" w:eastAsia="宋体" w:cs="宋体"/>
+                <w:snapToGrid w:val="0"/>
+                <w:color w:val="000000"/>
+                <w:spacing w:val="200"/>
+                <w:kern w:val="0"/>
+                <w:sz w:val="20"/>
+                <w:szCs w:val="20"/>
                 <w:lang w:val="en-US" w:eastAsia="en-US" w:bidi="ar-SA"/>
               </w:rPr>
             </w:pPr>
-            <w:r>
-              <w:rPr>
-                <w:rFonts w:asciiTheme="minorAscii" w:eastAsiaTheme="minorEastAsia" w:hAnsiTheme="minorAscii" w:hint="eastAsia"/>
-                <w:spacing w:val="0"/>
-                <w:kern w:val="0"/>
-                <w:sz w:val="21"/>
-                <w:vertAlign w:val="baseline"/>
-                <w:lang w:val="en-US" w:eastAsia="zh-CN"/>
-              </w:rPr>
-              <w:t>茅建根</w:t>
-            </w:r>
           </w:p>
         </w:tc>
         <w:tc>
@@ -1693,38 +1663,32 @@
               <w:adjustRightInd w:val="0"/>
               <w:snapToGrid w:val="0"/>
               <w:spacing w:before="173" w:line="229" w:lineRule="auto"/>
-              <w:ind w:left="0" w:right="0" w:firstLine="0" w:leftChars="0" w:rightChars="0" w:firstLineChars="0"/>
+              <w:ind w:left="0" w:leftChars="0" w:right="0" w:rightChars="0" w:firstLine="0" w:firstLineChars="0"/>
               <w:jc w:val="center"/>
               <w:textAlignment w:val="baseline"/>
               <w:rPr>
-                <w:rFonts w:ascii="Arial" w:eastAsia="宋体" w:hAnsi="Arial" w:cs="Arial"/>
-                <w:snapToGrid w:val="0"/>
-                <w:color w:val="000000"/>
-                <w:kern w:val="0"/>
-                <w:sz w:val="21"/>
-                <w:szCs w:val="21"/>
+                <w:rFonts w:ascii="宋体" w:hAnsi="宋体" w:eastAsia="宋体" w:cs="宋体"/>
+                <w:snapToGrid w:val="0"/>
+                <w:color w:val="000000"/>
+                <w:kern w:val="0"/>
+                <w:sz w:val="20"/>
+                <w:szCs w:val="20"/>
                 <w:lang w:val="en-US" w:eastAsia="en-US" w:bidi="ar-SA"/>
               </w:rPr>
             </w:pPr>
-            <w:r>
-              <w:rPr>
-                <w:rFonts w:asciiTheme="minorAscii" w:eastAsiaTheme="minorEastAsia" w:hAnsiTheme="minorAscii" w:hint="eastAsia"/>
-                <w:spacing w:val="0"/>
-                <w:kern w:val="0"/>
-                <w:sz w:val="21"/>
-                <w:vertAlign w:val="baseline"/>
-                <w:lang w:val="en-US" w:eastAsia="zh-CN"/>
-              </w:rPr>
-              <w:t>吴亚红</w:t>
-            </w:r>
           </w:p>
         </w:tc>
       </w:tr>
       <w:tr>
         <w:tblPrEx>
-          <w:tblW w:w="8214" w:type="dxa"/>
-          <w:jc w:val="center"/>
-          <w:tblLayout w:type="fixed"/>
+          <w:tblBorders>
+            <w:top w:val="single" w:color="000000" w:sz="2" w:space="0"/>
+            <w:left w:val="single" w:color="000000" w:sz="2" w:space="0"/>
+            <w:bottom w:val="single" w:color="000000" w:sz="2" w:space="0"/>
+            <w:right w:val="single" w:color="000000" w:sz="2" w:space="0"/>
+            <w:insideH w:val="single" w:color="000000" w:sz="2" w:space="0"/>
+            <w:insideV w:val="single" w:color="000000" w:sz="2" w:space="0"/>
+          </w:tblBorders>
           <w:tblCellMar>
             <w:top w:w="0" w:type="dxa"/>
             <w:left w:w="0" w:type="dxa"/>
@@ -1733,16 +1697,16 @@
           </w:tblCellMar>
         </w:tblPrEx>
         <w:trPr>
-          <w:trHeight w:val="556"/>
+          <w:trHeight w:val="556" w:hRule="atLeast"/>
           <w:jc w:val="center"/>
         </w:trPr>
         <w:tc>
           <w:tcPr>
             <w:tcW w:w="1317" w:type="dxa"/>
+            <w:shd w:val="clear" w:color="auto" w:fill="auto"/>
           </w:tcPr>
           <w:p>
             <w:pPr>
-              <w:pStyle w:val="TableText"/>
               <w:keepNext w:val="0"/>
               <w:keepLines w:val="0"/>
               <w:pageBreakBefore w:val="0"/>
@@ -1755,19 +1719,29 @@
               <w:bidi w:val="0"/>
               <w:adjustRightInd w:val="0"/>
               <w:snapToGrid w:val="0"/>
-              <w:ind w:left="0" w:right="0" w:firstLine="0" w:leftChars="0" w:rightChars="0" w:firstLineChars="0"/>
+              <w:spacing w:before="173" w:line="267" w:lineRule="exact"/>
+              <w:ind w:left="0" w:leftChars="0" w:right="0" w:rightChars="0" w:firstLine="0" w:firstLineChars="0"/>
               <w:jc w:val="center"/>
               <w:textAlignment w:val="baseline"/>
+              <w:rPr>
+                <w:rFonts w:ascii="Arial" w:hAnsi="Arial" w:eastAsia="宋体" w:cs="Arial"/>
+                <w:snapToGrid w:val="0"/>
+                <w:color w:val="000000"/>
+                <w:kern w:val="0"/>
+                <w:sz w:val="21"/>
+                <w:szCs w:val="21"/>
+                <w:lang w:val="en-US" w:eastAsia="en-US" w:bidi="ar-SA"/>
+              </w:rPr>
             </w:pPr>
           </w:p>
         </w:tc>
         <w:tc>
           <w:tcPr>
             <w:tcW w:w="972" w:type="dxa"/>
+            <w:shd w:val="clear" w:color="auto" w:fill="auto"/>
           </w:tcPr>
           <w:p>
             <w:pPr>
-              <w:pStyle w:val="TableText"/>
               <w:keepNext w:val="0"/>
               <w:keepLines w:val="0"/>
               <w:pageBreakBefore w:val="0"/>
@@ -1780,19 +1754,29 @@
               <w:bidi w:val="0"/>
               <w:adjustRightInd w:val="0"/>
               <w:snapToGrid w:val="0"/>
-              <w:ind w:left="0" w:right="0" w:firstLine="0" w:leftChars="0" w:rightChars="0" w:firstLineChars="0"/>
+              <w:spacing w:before="173" w:line="267" w:lineRule="exact"/>
+              <w:ind w:left="0" w:leftChars="0" w:right="0" w:rightChars="0" w:firstLine="0" w:firstLineChars="0"/>
               <w:jc w:val="center"/>
               <w:textAlignment w:val="baseline"/>
+              <w:rPr>
+                <w:rFonts w:ascii="Arial" w:hAnsi="Arial" w:eastAsia="宋体" w:cs="Arial"/>
+                <w:snapToGrid w:val="0"/>
+                <w:color w:val="000000"/>
+                <w:kern w:val="0"/>
+                <w:sz w:val="21"/>
+                <w:szCs w:val="21"/>
+                <w:lang w:val="en-US" w:eastAsia="en-US" w:bidi="ar-SA"/>
+              </w:rPr>
             </w:pPr>
           </w:p>
         </w:tc>
         <w:tc>
           <w:tcPr>
             <w:tcW w:w="1575" w:type="dxa"/>
+            <w:shd w:val="clear" w:color="auto" w:fill="auto"/>
           </w:tcPr>
           <w:p>
             <w:pPr>
-              <w:pStyle w:val="TableText"/>
               <w:keepNext w:val="0"/>
               <w:keepLines w:val="0"/>
               <w:pageBreakBefore w:val="0"/>
@@ -1805,19 +1789,29 @@
               <w:bidi w:val="0"/>
               <w:adjustRightInd w:val="0"/>
               <w:snapToGrid w:val="0"/>
-              <w:ind w:left="0" w:right="0" w:firstLine="0" w:leftChars="0" w:rightChars="0" w:firstLineChars="0"/>
+              <w:spacing w:before="172" w:line="228" w:lineRule="auto"/>
+              <w:ind w:left="0" w:leftChars="0" w:right="0" w:rightChars="0" w:firstLine="0" w:firstLineChars="0"/>
               <w:jc w:val="center"/>
               <w:textAlignment w:val="baseline"/>
+              <w:rPr>
+                <w:rFonts w:hint="default" w:ascii="Arial" w:hAnsi="Arial" w:eastAsia="宋体" w:cs="Arial"/>
+                <w:snapToGrid w:val="0"/>
+                <w:color w:val="000000"/>
+                <w:kern w:val="0"/>
+                <w:sz w:val="21"/>
+                <w:szCs w:val="21"/>
+                <w:lang w:val="en-US" w:eastAsia="zh-CN" w:bidi="ar-SA"/>
+              </w:rPr>
             </w:pPr>
           </w:p>
         </w:tc>
         <w:tc>
           <w:tcPr>
             <w:tcW w:w="1829" w:type="dxa"/>
+            <w:shd w:val="clear" w:color="auto" w:fill="auto"/>
           </w:tcPr>
           <w:p>
             <w:pPr>
-              <w:pStyle w:val="TableText"/>
               <w:keepNext w:val="0"/>
               <w:keepLines w:val="0"/>
               <w:pageBreakBefore w:val="0"/>
@@ -1830,19 +1824,29 @@
               <w:bidi w:val="0"/>
               <w:adjustRightInd w:val="0"/>
               <w:snapToGrid w:val="0"/>
-              <w:ind w:left="0" w:right="0" w:firstLine="0" w:leftChars="0" w:rightChars="0" w:firstLineChars="0"/>
+              <w:spacing w:before="172" w:line="228" w:lineRule="auto"/>
+              <w:ind w:left="0" w:leftChars="0" w:right="0" w:rightChars="0" w:firstLine="0" w:firstLineChars="0"/>
               <w:jc w:val="center"/>
               <w:textAlignment w:val="baseline"/>
+              <w:rPr>
+                <w:rFonts w:ascii="Arial" w:hAnsi="Arial" w:eastAsia="宋体" w:cs="Arial"/>
+                <w:snapToGrid w:val="0"/>
+                <w:color w:val="000000"/>
+                <w:kern w:val="0"/>
+                <w:sz w:val="21"/>
+                <w:szCs w:val="21"/>
+                <w:lang w:val="en-US" w:eastAsia="en-US" w:bidi="ar-SA"/>
+              </w:rPr>
             </w:pPr>
           </w:p>
         </w:tc>
         <w:tc>
           <w:tcPr>
             <w:tcW w:w="1606" w:type="dxa"/>
+            <w:shd w:val="clear" w:color="auto" w:fill="auto"/>
           </w:tcPr>
           <w:p>
             <w:pPr>
-              <w:pStyle w:val="TableText"/>
               <w:keepNext w:val="0"/>
               <w:keepLines w:val="0"/>
               <w:pageBreakBefore w:val="0"/>
@@ -1855,19 +1859,29 @@
               <w:bidi w:val="0"/>
               <w:adjustRightInd w:val="0"/>
               <w:snapToGrid w:val="0"/>
-              <w:ind w:left="0" w:right="0" w:firstLine="0" w:leftChars="0" w:rightChars="0" w:firstLineChars="0"/>
+              <w:spacing w:before="173" w:line="229" w:lineRule="auto"/>
+              <w:ind w:left="0" w:leftChars="0" w:right="0" w:rightChars="0" w:firstLine="0" w:firstLineChars="0"/>
               <w:jc w:val="center"/>
               <w:textAlignment w:val="baseline"/>
+              <w:rPr>
+                <w:rFonts w:ascii="Arial" w:hAnsi="Arial" w:eastAsia="宋体" w:cs="Arial"/>
+                <w:snapToGrid w:val="0"/>
+                <w:color w:val="000000"/>
+                <w:kern w:val="0"/>
+                <w:sz w:val="21"/>
+                <w:szCs w:val="21"/>
+                <w:lang w:val="en-US" w:eastAsia="en-US" w:bidi="ar-SA"/>
+              </w:rPr>
             </w:pPr>
           </w:p>
         </w:tc>
         <w:tc>
           <w:tcPr>
             <w:tcW w:w="915" w:type="dxa"/>
+            <w:shd w:val="clear" w:color="auto" w:fill="auto"/>
           </w:tcPr>
           <w:p>
             <w:pPr>
-              <w:pStyle w:val="TableText"/>
               <w:keepNext w:val="0"/>
               <w:keepLines w:val="0"/>
               <w:pageBreakBefore w:val="0"/>
@@ -1880,18 +1894,33 @@
               <w:bidi w:val="0"/>
               <w:adjustRightInd w:val="0"/>
               <w:snapToGrid w:val="0"/>
-              <w:ind w:left="0" w:right="0" w:firstLine="0" w:leftChars="0" w:rightChars="0" w:firstLineChars="0"/>
+              <w:spacing w:before="173" w:line="229" w:lineRule="auto"/>
+              <w:ind w:left="0" w:leftChars="0" w:right="0" w:rightChars="0" w:firstLine="0" w:firstLineChars="0"/>
               <w:jc w:val="center"/>
               <w:textAlignment w:val="baseline"/>
+              <w:rPr>
+                <w:rFonts w:ascii="Arial" w:hAnsi="Arial" w:eastAsia="宋体" w:cs="Arial"/>
+                <w:snapToGrid w:val="0"/>
+                <w:color w:val="000000"/>
+                <w:kern w:val="0"/>
+                <w:sz w:val="21"/>
+                <w:szCs w:val="21"/>
+                <w:lang w:val="en-US" w:eastAsia="en-US" w:bidi="ar-SA"/>
+              </w:rPr>
             </w:pPr>
           </w:p>
         </w:tc>
       </w:tr>
       <w:tr>
         <w:tblPrEx>
-          <w:tblW w:w="8214" w:type="dxa"/>
-          <w:jc w:val="center"/>
-          <w:tblLayout w:type="fixed"/>
+          <w:tblBorders>
+            <w:top w:val="single" w:color="000000" w:sz="2" w:space="0"/>
+            <w:left w:val="single" w:color="000000" w:sz="2" w:space="0"/>
+            <w:bottom w:val="single" w:color="000000" w:sz="2" w:space="0"/>
+            <w:right w:val="single" w:color="000000" w:sz="2" w:space="0"/>
+            <w:insideH w:val="single" w:color="000000" w:sz="2" w:space="0"/>
+            <w:insideV w:val="single" w:color="000000" w:sz="2" w:space="0"/>
+          </w:tblBorders>
           <w:tblCellMar>
             <w:top w:w="0" w:type="dxa"/>
             <w:left w:w="0" w:type="dxa"/>
@@ -1900,7 +1929,7 @@
           </w:tblCellMar>
         </w:tblPrEx>
         <w:trPr>
-          <w:trHeight w:val="557"/>
+          <w:trHeight w:val="556" w:hRule="atLeast"/>
           <w:jc w:val="center"/>
         </w:trPr>
         <w:tc>
@@ -1909,7 +1938,7 @@
           </w:tcPr>
           <w:p>
             <w:pPr>
-              <w:pStyle w:val="TableText"/>
+              <w:pStyle w:val="27"/>
               <w:keepNext w:val="0"/>
               <w:keepLines w:val="0"/>
               <w:pageBreakBefore w:val="0"/>
@@ -1922,7 +1951,7 @@
               <w:bidi w:val="0"/>
               <w:adjustRightInd w:val="0"/>
               <w:snapToGrid w:val="0"/>
-              <w:ind w:left="0" w:right="0" w:firstLine="0" w:leftChars="0" w:rightChars="0" w:firstLineChars="0"/>
+              <w:ind w:left="0" w:leftChars="0" w:right="0" w:rightChars="0" w:firstLine="0" w:firstLineChars="0"/>
               <w:jc w:val="center"/>
               <w:textAlignment w:val="baseline"/>
             </w:pPr>
@@ -1934,7 +1963,7 @@
           </w:tcPr>
           <w:p>
             <w:pPr>
-              <w:pStyle w:val="TableText"/>
+              <w:pStyle w:val="27"/>
               <w:keepNext w:val="0"/>
               <w:keepLines w:val="0"/>
               <w:pageBreakBefore w:val="0"/>
@@ -1947,7 +1976,7 @@
               <w:bidi w:val="0"/>
               <w:adjustRightInd w:val="0"/>
               <w:snapToGrid w:val="0"/>
-              <w:ind w:left="0" w:right="0" w:firstLine="0" w:leftChars="0" w:rightChars="0" w:firstLineChars="0"/>
+              <w:ind w:left="0" w:leftChars="0" w:right="0" w:rightChars="0" w:firstLine="0" w:firstLineChars="0"/>
               <w:jc w:val="center"/>
               <w:textAlignment w:val="baseline"/>
             </w:pPr>
@@ -1959,7 +1988,7 @@
           </w:tcPr>
           <w:p>
             <w:pPr>
-              <w:pStyle w:val="TableText"/>
+              <w:pStyle w:val="27"/>
               <w:keepNext w:val="0"/>
               <w:keepLines w:val="0"/>
               <w:pageBreakBefore w:val="0"/>
@@ -1972,7 +2001,7 @@
               <w:bidi w:val="0"/>
               <w:adjustRightInd w:val="0"/>
               <w:snapToGrid w:val="0"/>
-              <w:ind w:left="0" w:right="0" w:firstLine="0" w:leftChars="0" w:rightChars="0" w:firstLineChars="0"/>
+              <w:ind w:left="0" w:leftChars="0" w:right="0" w:rightChars="0" w:firstLine="0" w:firstLineChars="0"/>
               <w:jc w:val="center"/>
               <w:textAlignment w:val="baseline"/>
             </w:pPr>
@@ -1984,7 +2013,7 @@
           </w:tcPr>
           <w:p>
             <w:pPr>
-              <w:pStyle w:val="TableText"/>
+              <w:pStyle w:val="27"/>
               <w:keepNext w:val="0"/>
               <w:keepLines w:val="0"/>
               <w:pageBreakBefore w:val="0"/>
@@ -1997,7 +2026,7 @@
               <w:bidi w:val="0"/>
               <w:adjustRightInd w:val="0"/>
               <w:snapToGrid w:val="0"/>
-              <w:ind w:left="0" w:right="0" w:firstLine="0" w:leftChars="0" w:rightChars="0" w:firstLineChars="0"/>
+              <w:ind w:left="0" w:leftChars="0" w:right="0" w:rightChars="0" w:firstLine="0" w:firstLineChars="0"/>
               <w:jc w:val="center"/>
               <w:textAlignment w:val="baseline"/>
             </w:pPr>
@@ -2009,7 +2038,7 @@
           </w:tcPr>
           <w:p>
             <w:pPr>
-              <w:pStyle w:val="TableText"/>
+              <w:pStyle w:val="27"/>
               <w:keepNext w:val="0"/>
               <w:keepLines w:val="0"/>
               <w:pageBreakBefore w:val="0"/>
@@ -2022,7 +2051,7 @@
               <w:bidi w:val="0"/>
               <w:adjustRightInd w:val="0"/>
               <w:snapToGrid w:val="0"/>
-              <w:ind w:left="0" w:right="0" w:firstLine="0" w:leftChars="0" w:rightChars="0" w:firstLineChars="0"/>
+              <w:ind w:left="0" w:leftChars="0" w:right="0" w:rightChars="0" w:firstLine="0" w:firstLineChars="0"/>
               <w:jc w:val="center"/>
               <w:textAlignment w:val="baseline"/>
             </w:pPr>
@@ -2034,7 +2063,7 @@
           </w:tcPr>
           <w:p>
             <w:pPr>
-              <w:pStyle w:val="TableText"/>
+              <w:pStyle w:val="27"/>
               <w:keepNext w:val="0"/>
               <w:keepLines w:val="0"/>
               <w:pageBreakBefore w:val="0"/>
@@ -2047,7 +2076,179 @@
               <w:bidi w:val="0"/>
               <w:adjustRightInd w:val="0"/>
               <w:snapToGrid w:val="0"/>
-              <w:ind w:left="0" w:right="0" w:firstLine="0" w:leftChars="0" w:rightChars="0" w:firstLineChars="0"/>
+              <w:ind w:left="0" w:leftChars="0" w:right="0" w:rightChars="0" w:firstLine="0" w:firstLineChars="0"/>
+              <w:jc w:val="center"/>
+              <w:textAlignment w:val="baseline"/>
+            </w:pPr>
+          </w:p>
+        </w:tc>
+      </w:tr>
+      <w:tr>
+        <w:tblPrEx>
+          <w:tblBorders>
+            <w:top w:val="single" w:color="000000" w:sz="2" w:space="0"/>
+            <w:left w:val="single" w:color="000000" w:sz="2" w:space="0"/>
+            <w:bottom w:val="single" w:color="000000" w:sz="2" w:space="0"/>
+            <w:right w:val="single" w:color="000000" w:sz="2" w:space="0"/>
+            <w:insideH w:val="single" w:color="000000" w:sz="2" w:space="0"/>
+            <w:insideV w:val="single" w:color="000000" w:sz="2" w:space="0"/>
+          </w:tblBorders>
+          <w:tblCellMar>
+            <w:top w:w="0" w:type="dxa"/>
+            <w:left w:w="0" w:type="dxa"/>
+            <w:bottom w:w="0" w:type="dxa"/>
+            <w:right w:w="0" w:type="dxa"/>
+          </w:tblCellMar>
+        </w:tblPrEx>
+        <w:trPr>
+          <w:trHeight w:val="557" w:hRule="atLeast"/>
+          <w:jc w:val="center"/>
+        </w:trPr>
+        <w:tc>
+          <w:tcPr>
+            <w:tcW w:w="1317" w:type="dxa"/>
+          </w:tcPr>
+          <w:p>
+            <w:pPr>
+              <w:pStyle w:val="27"/>
+              <w:keepNext w:val="0"/>
+              <w:keepLines w:val="0"/>
+              <w:pageBreakBefore w:val="0"/>
+              <w:widowControl w:val="0"/>
+              <w:kinsoku w:val="0"/>
+              <w:wordWrap/>
+              <w:overflowPunct/>
+              <w:autoSpaceDE w:val="0"/>
+              <w:autoSpaceDN w:val="0"/>
+              <w:bidi w:val="0"/>
+              <w:adjustRightInd w:val="0"/>
+              <w:snapToGrid w:val="0"/>
+              <w:ind w:left="0" w:leftChars="0" w:right="0" w:rightChars="0" w:firstLine="0" w:firstLineChars="0"/>
+              <w:jc w:val="center"/>
+              <w:textAlignment w:val="baseline"/>
+            </w:pPr>
+          </w:p>
+        </w:tc>
+        <w:tc>
+          <w:tcPr>
+            <w:tcW w:w="972" w:type="dxa"/>
+          </w:tcPr>
+          <w:p>
+            <w:pPr>
+              <w:pStyle w:val="27"/>
+              <w:keepNext w:val="0"/>
+              <w:keepLines w:val="0"/>
+              <w:pageBreakBefore w:val="0"/>
+              <w:widowControl w:val="0"/>
+              <w:kinsoku w:val="0"/>
+              <w:wordWrap/>
+              <w:overflowPunct/>
+              <w:autoSpaceDE w:val="0"/>
+              <w:autoSpaceDN w:val="0"/>
+              <w:bidi w:val="0"/>
+              <w:adjustRightInd w:val="0"/>
+              <w:snapToGrid w:val="0"/>
+              <w:ind w:left="0" w:leftChars="0" w:right="0" w:rightChars="0" w:firstLine="0" w:firstLineChars="0"/>
+              <w:jc w:val="center"/>
+              <w:textAlignment w:val="baseline"/>
+            </w:pPr>
+          </w:p>
+        </w:tc>
+        <w:tc>
+          <w:tcPr>
+            <w:tcW w:w="1575" w:type="dxa"/>
+          </w:tcPr>
+          <w:p>
+            <w:pPr>
+              <w:pStyle w:val="27"/>
+              <w:keepNext w:val="0"/>
+              <w:keepLines w:val="0"/>
+              <w:pageBreakBefore w:val="0"/>
+              <w:widowControl w:val="0"/>
+              <w:kinsoku w:val="0"/>
+              <w:wordWrap/>
+              <w:overflowPunct/>
+              <w:autoSpaceDE w:val="0"/>
+              <w:autoSpaceDN w:val="0"/>
+              <w:bidi w:val="0"/>
+              <w:adjustRightInd w:val="0"/>
+              <w:snapToGrid w:val="0"/>
+              <w:ind w:left="0" w:leftChars="0" w:right="0" w:rightChars="0" w:firstLine="0" w:firstLineChars="0"/>
+              <w:jc w:val="center"/>
+              <w:textAlignment w:val="baseline"/>
+            </w:pPr>
+          </w:p>
+        </w:tc>
+        <w:tc>
+          <w:tcPr>
+            <w:tcW w:w="1829" w:type="dxa"/>
+          </w:tcPr>
+          <w:p>
+            <w:pPr>
+              <w:pStyle w:val="27"/>
+              <w:keepNext w:val="0"/>
+              <w:keepLines w:val="0"/>
+              <w:pageBreakBefore w:val="0"/>
+              <w:widowControl w:val="0"/>
+              <w:kinsoku w:val="0"/>
+              <w:wordWrap/>
+              <w:overflowPunct/>
+              <w:autoSpaceDE w:val="0"/>
+              <w:autoSpaceDN w:val="0"/>
+              <w:bidi w:val="0"/>
+              <w:adjustRightInd w:val="0"/>
+              <w:snapToGrid w:val="0"/>
+              <w:ind w:left="0" w:leftChars="0" w:right="0" w:rightChars="0" w:firstLine="0" w:firstLineChars="0"/>
+              <w:jc w:val="center"/>
+              <w:textAlignment w:val="baseline"/>
+            </w:pPr>
+          </w:p>
+        </w:tc>
+        <w:tc>
+          <w:tcPr>
+            <w:tcW w:w="1606" w:type="dxa"/>
+          </w:tcPr>
+          <w:p>
+            <w:pPr>
+              <w:pStyle w:val="27"/>
+              <w:keepNext w:val="0"/>
+              <w:keepLines w:val="0"/>
+              <w:pageBreakBefore w:val="0"/>
+              <w:widowControl w:val="0"/>
+              <w:kinsoku w:val="0"/>
+              <w:wordWrap/>
+              <w:overflowPunct/>
+              <w:autoSpaceDE w:val="0"/>
+              <w:autoSpaceDN w:val="0"/>
+              <w:bidi w:val="0"/>
+              <w:adjustRightInd w:val="0"/>
+              <w:snapToGrid w:val="0"/>
+              <w:ind w:left="0" w:leftChars="0" w:right="0" w:rightChars="0" w:firstLine="0" w:firstLineChars="0"/>
+              <w:jc w:val="center"/>
+              <w:textAlignment w:val="baseline"/>
+            </w:pPr>
+          </w:p>
+        </w:tc>
+        <w:tc>
+          <w:tcPr>
+            <w:tcW w:w="915" w:type="dxa"/>
+          </w:tcPr>
+          <w:p>
+            <w:pPr>
+              <w:pStyle w:val="27"/>
+              <w:keepNext w:val="0"/>
+              <w:keepLines w:val="0"/>
+              <w:pageBreakBefore w:val="0"/>
+              <w:widowControl w:val="0"/>
+              <w:kinsoku w:val="0"/>
+              <w:wordWrap/>
+              <w:overflowPunct/>
+              <w:autoSpaceDE w:val="0"/>
+              <w:autoSpaceDN w:val="0"/>
+              <w:bidi w:val="0"/>
+              <w:adjustRightInd w:val="0"/>
+              <w:snapToGrid w:val="0"/>
+              <w:ind w:left="0" w:leftChars="0" w:right="0" w:rightChars="0" w:firstLine="0" w:firstLineChars="0"/>
               <w:jc w:val="center"/>
               <w:textAlignment w:val="baseline"/>
             </w:pPr>
@@ -2078,7 +2279,7 @@
     <w:sdt>
       <w:sdtPr>
         <w:rPr>
-          <w:rFonts w:ascii="宋体" w:eastAsia="宋体" w:hAnsi="宋体" w:cs="Arial"/>
+          <w:rFonts w:ascii="宋体" w:hAnsi="宋体" w:eastAsia="宋体" w:cs="Arial"/>
           <w:snapToGrid w:val="0"/>
           <w:color w:val="000000"/>
           <w:kern w:val="0"/>
@@ -2094,7 +2295,7 @@
       </w:sdtPr>
       <w:sdtEndPr>
         <w:rPr>
-          <w:rFonts w:ascii="宋体" w:eastAsia="宋体" w:hAnsi="宋体" w:cs="宋体" w:hint="eastAsia"/>
+          <w:rFonts w:hint="eastAsia" w:ascii="宋体" w:hAnsi="宋体" w:eastAsia="宋体" w:cs="宋体"/>
           <w:snapToGrid w:val="0"/>
           <w:color w:val="000000"/>
           <w:kern w:val="0"/>
@@ -2119,18 +2320,18 @@
             <w:adjustRightInd w:val="0"/>
             <w:snapToGrid w:val="0"/>
             <w:spacing w:before="0" w:beforeLines="0" w:after="0" w:afterLines="0" w:line="240" w:lineRule="auto"/>
-            <w:ind w:left="0" w:right="0" w:firstLine="0" w:leftChars="0" w:rightChars="0" w:firstLineChars="0"/>
+            <w:ind w:left="0" w:leftChars="0" w:right="0" w:rightChars="0" w:firstLine="0" w:firstLineChars="0"/>
             <w:jc w:val="center"/>
             <w:textAlignment w:val="baseline"/>
             <w:rPr>
-              <w:rFonts w:ascii="宋体" w:eastAsia="宋体" w:hAnsi="宋体" w:cs="宋体" w:hint="eastAsia"/>
+              <w:rFonts w:hint="eastAsia" w:ascii="宋体" w:hAnsi="宋体" w:eastAsia="宋体" w:cs="宋体"/>
               <w:sz w:val="24"/>
               <w:szCs w:val="24"/>
             </w:rPr>
           </w:pPr>
           <w:r>
             <w:rPr>
-              <w:rFonts w:ascii="宋体" w:eastAsia="宋体" w:hAnsi="宋体" w:cs="宋体" w:hint="eastAsia"/>
+              <w:rFonts w:hint="eastAsia" w:ascii="宋体" w:hAnsi="宋体" w:eastAsia="宋体" w:cs="宋体"/>
               <w:sz w:val="24"/>
               <w:szCs w:val="24"/>
             </w:rPr>
@@ -2139,14 +2340,14 @@
         </w:p>
         <w:p>
           <w:pPr>
-            <w:pStyle w:val="TOC1"/>
+            <w:pStyle w:val="16"/>
             <w:tabs>
               <w:tab w:val="right" w:leader="dot" w:pos="8306"/>
             </w:tabs>
           </w:pPr>
           <w:r>
             <w:rPr>
-              <w:rFonts w:ascii="宋体" w:eastAsia="宋体" w:hAnsi="宋体" w:cs="宋体" w:hint="eastAsia"/>
+              <w:rFonts w:hint="eastAsia" w:ascii="宋体" w:hAnsi="宋体" w:eastAsia="宋体" w:cs="宋体"/>
               <w:sz w:val="24"/>
               <w:szCs w:val="24"/>
             </w:rPr>
@@ -2154,7 +2355,7 @@
           </w:r>
           <w:r>
             <w:rPr>
-              <w:rFonts w:ascii="宋体" w:eastAsia="宋体" w:hAnsi="宋体" w:cs="宋体" w:hint="eastAsia"/>
+              <w:rFonts w:hint="eastAsia" w:ascii="宋体" w:hAnsi="宋体" w:eastAsia="宋体" w:cs="宋体"/>
               <w:sz w:val="24"/>
               <w:szCs w:val="24"/>
             </w:rPr>
@@ -2162,7 +2363,7 @@
           </w:r>
           <w:r>
             <w:rPr>
-              <w:rFonts w:ascii="宋体" w:eastAsia="宋体" w:hAnsi="宋体" w:cs="宋体" w:hint="eastAsia"/>
+              <w:rFonts w:hint="eastAsia" w:ascii="宋体" w:hAnsi="宋体" w:eastAsia="宋体" w:cs="宋体"/>
               <w:sz w:val="24"/>
               <w:szCs w:val="24"/>
             </w:rPr>
@@ -2170,21 +2371,21 @@
           </w:r>
           <w:r>
             <w:rPr>
-              <w:rFonts w:ascii="宋体" w:eastAsia="宋体" w:hAnsi="宋体" w:cs="宋体" w:hint="eastAsia"/>
+              <w:rFonts w:hint="eastAsia" w:ascii="宋体" w:hAnsi="宋体" w:eastAsia="宋体" w:cs="宋体"/>
               <w:szCs w:val="24"/>
             </w:rPr>
             <w:fldChar w:fldCharType="begin"/>
           </w:r>
           <w:r>
             <w:rPr>
-              <w:rFonts w:ascii="宋体" w:eastAsia="宋体" w:hAnsi="宋体" w:cs="宋体" w:hint="eastAsia"/>
+              <w:rFonts w:hint="eastAsia" w:ascii="宋体" w:hAnsi="宋体" w:eastAsia="宋体" w:cs="宋体"/>
               <w:szCs w:val="24"/>
             </w:rPr>
             <w:instrText xml:space="preserve"> HYPERLINK \l _Toc30349 </w:instrText>
           </w:r>
           <w:r>
             <w:rPr>
-              <w:rFonts w:ascii="宋体" w:eastAsia="宋体" w:hAnsi="宋体" w:cs="宋体" w:hint="eastAsia"/>
+              <w:rFonts w:hint="eastAsia" w:ascii="宋体" w:hAnsi="宋体" w:eastAsia="宋体" w:cs="宋体"/>
               <w:szCs w:val="24"/>
             </w:rPr>
             <w:fldChar w:fldCharType="separate"/>
@@ -2216,7 +2417,7 @@
           </w:r>
           <w:r>
             <w:rPr>
-              <w:rFonts w:ascii="宋体" w:eastAsia="宋体" w:hAnsi="宋体" w:cs="宋体" w:hint="eastAsia"/>
+              <w:rFonts w:hint="eastAsia" w:ascii="宋体" w:hAnsi="宋体" w:eastAsia="宋体" w:cs="宋体"/>
               <w:szCs w:val="24"/>
             </w:rPr>
             <w:fldChar w:fldCharType="end"/>
@@ -2224,28 +2425,28 @@
         </w:p>
         <w:p>
           <w:pPr>
-            <w:pStyle w:val="TOC1"/>
+            <w:pStyle w:val="16"/>
             <w:tabs>
               <w:tab w:val="right" w:leader="dot" w:pos="8306"/>
             </w:tabs>
           </w:pPr>
           <w:r>
             <w:rPr>
-              <w:rFonts w:ascii="宋体" w:eastAsia="宋体" w:hAnsi="宋体" w:cs="宋体" w:hint="eastAsia"/>
+              <w:rFonts w:hint="eastAsia" w:ascii="宋体" w:hAnsi="宋体" w:eastAsia="宋体" w:cs="宋体"/>
               <w:szCs w:val="24"/>
             </w:rPr>
             <w:fldChar w:fldCharType="begin"/>
           </w:r>
           <w:r>
             <w:rPr>
-              <w:rFonts w:ascii="宋体" w:eastAsia="宋体" w:hAnsi="宋体" w:cs="宋体" w:hint="eastAsia"/>
+              <w:rFonts w:hint="eastAsia" w:ascii="宋体" w:hAnsi="宋体" w:eastAsia="宋体" w:cs="宋体"/>
               <w:szCs w:val="24"/>
             </w:rPr>
             <w:instrText xml:space="preserve"> HYPERLINK \l _Toc5805 </w:instrText>
           </w:r>
           <w:r>
             <w:rPr>
-              <w:rFonts w:ascii="宋体" w:eastAsia="宋体" w:hAnsi="宋体" w:cs="宋体" w:hint="eastAsia"/>
+              <w:rFonts w:hint="eastAsia" w:ascii="宋体" w:hAnsi="宋体" w:eastAsia="宋体" w:cs="宋体"/>
               <w:szCs w:val="24"/>
             </w:rPr>
             <w:fldChar w:fldCharType="separate"/>
@@ -2277,7 +2478,7 @@
           </w:r>
           <w:r>
             <w:rPr>
-              <w:rFonts w:ascii="宋体" w:eastAsia="宋体" w:hAnsi="宋体" w:cs="宋体" w:hint="eastAsia"/>
+              <w:rFonts w:hint="eastAsia" w:ascii="宋体" w:hAnsi="宋体" w:eastAsia="宋体" w:cs="宋体"/>
               <w:szCs w:val="24"/>
             </w:rPr>
             <w:fldChar w:fldCharType="end"/>
@@ -2285,28 +2486,28 @@
         </w:p>
         <w:p>
           <w:pPr>
-            <w:pStyle w:val="TOC1"/>
+            <w:pStyle w:val="16"/>
             <w:tabs>
               <w:tab w:val="right" w:leader="dot" w:pos="8306"/>
             </w:tabs>
           </w:pPr>
           <w:r>
             <w:rPr>
-              <w:rFonts w:ascii="宋体" w:eastAsia="宋体" w:hAnsi="宋体" w:cs="宋体" w:hint="eastAsia"/>
+              <w:rFonts w:hint="eastAsia" w:ascii="宋体" w:hAnsi="宋体" w:eastAsia="宋体" w:cs="宋体"/>
               <w:szCs w:val="24"/>
             </w:rPr>
             <w:fldChar w:fldCharType="begin"/>
           </w:r>
           <w:r>
             <w:rPr>
-              <w:rFonts w:ascii="宋体" w:eastAsia="宋体" w:hAnsi="宋体" w:cs="宋体" w:hint="eastAsia"/>
+              <w:rFonts w:hint="eastAsia" w:ascii="宋体" w:hAnsi="宋体" w:eastAsia="宋体" w:cs="宋体"/>
               <w:szCs w:val="24"/>
             </w:rPr>
             <w:instrText xml:space="preserve"> HYPERLINK \l _Toc25312 </w:instrText>
           </w:r>
           <w:r>
             <w:rPr>
-              <w:rFonts w:ascii="宋体" w:eastAsia="宋体" w:hAnsi="宋体" w:cs="宋体" w:hint="eastAsia"/>
+              <w:rFonts w:hint="eastAsia" w:ascii="宋体" w:hAnsi="宋体" w:eastAsia="宋体" w:cs="宋体"/>
               <w:szCs w:val="24"/>
             </w:rPr>
             <w:fldChar w:fldCharType="separate"/>
@@ -2345,7 +2546,7 @@
           </w:r>
           <w:r>
             <w:rPr>
-              <w:rFonts w:ascii="宋体" w:eastAsia="宋体" w:hAnsi="宋体" w:cs="宋体" w:hint="eastAsia"/>
+              <w:rFonts w:hint="eastAsia" w:ascii="宋体" w:hAnsi="宋体" w:eastAsia="宋体" w:cs="宋体"/>
               <w:szCs w:val="24"/>
             </w:rPr>
             <w:fldChar w:fldCharType="end"/>
@@ -2353,28 +2554,28 @@
         </w:p>
         <w:p>
           <w:pPr>
-            <w:pStyle w:val="TOC2"/>
+            <w:pStyle w:val="17"/>
             <w:tabs>
               <w:tab w:val="right" w:leader="dot" w:pos="8306"/>
             </w:tabs>
           </w:pPr>
           <w:r>
             <w:rPr>
-              <w:rFonts w:ascii="宋体" w:eastAsia="宋体" w:hAnsi="宋体" w:cs="宋体" w:hint="eastAsia"/>
+              <w:rFonts w:hint="eastAsia" w:ascii="宋体" w:hAnsi="宋体" w:eastAsia="宋体" w:cs="宋体"/>
               <w:szCs w:val="24"/>
             </w:rPr>
             <w:fldChar w:fldCharType="begin"/>
           </w:r>
           <w:r>
             <w:rPr>
-              <w:rFonts w:ascii="宋体" w:eastAsia="宋体" w:hAnsi="宋体" w:cs="宋体" w:hint="eastAsia"/>
+              <w:rFonts w:hint="eastAsia" w:ascii="宋体" w:hAnsi="宋体" w:eastAsia="宋体" w:cs="宋体"/>
               <w:szCs w:val="24"/>
             </w:rPr>
             <w:instrText xml:space="preserve"> HYPERLINK \l _Toc1852 </w:instrText>
           </w:r>
           <w:r>
             <w:rPr>
-              <w:rFonts w:ascii="宋体" w:eastAsia="宋体" w:hAnsi="宋体" w:cs="宋体" w:hint="eastAsia"/>
+              <w:rFonts w:hint="eastAsia" w:ascii="宋体" w:hAnsi="宋体" w:eastAsia="宋体" w:cs="宋体"/>
               <w:szCs w:val="24"/>
             </w:rPr>
             <w:fldChar w:fldCharType="separate"/>
@@ -2413,7 +2614,7 @@
           </w:r>
           <w:r>
             <w:rPr>
-              <w:rFonts w:ascii="宋体" w:eastAsia="宋体" w:hAnsi="宋体" w:cs="宋体" w:hint="eastAsia"/>
+              <w:rFonts w:hint="eastAsia" w:ascii="宋体" w:hAnsi="宋体" w:eastAsia="宋体" w:cs="宋体"/>
               <w:szCs w:val="24"/>
             </w:rPr>
             <w:fldChar w:fldCharType="end"/>
@@ -2421,28 +2622,28 @@
         </w:p>
         <w:p>
           <w:pPr>
-            <w:pStyle w:val="TOC2"/>
+            <w:pStyle w:val="17"/>
             <w:tabs>
               <w:tab w:val="right" w:leader="dot" w:pos="8306"/>
             </w:tabs>
           </w:pPr>
           <w:r>
             <w:rPr>
-              <w:rFonts w:ascii="宋体" w:eastAsia="宋体" w:hAnsi="宋体" w:cs="宋体" w:hint="eastAsia"/>
+              <w:rFonts w:hint="eastAsia" w:ascii="宋体" w:hAnsi="宋体" w:eastAsia="宋体" w:cs="宋体"/>
               <w:szCs w:val="24"/>
             </w:rPr>
             <w:fldChar w:fldCharType="begin"/>
           </w:r>
           <w:r>
             <w:rPr>
-              <w:rFonts w:ascii="宋体" w:eastAsia="宋体" w:hAnsi="宋体" w:cs="宋体" w:hint="eastAsia"/>
+              <w:rFonts w:hint="eastAsia" w:ascii="宋体" w:hAnsi="宋体" w:eastAsia="宋体" w:cs="宋体"/>
               <w:szCs w:val="24"/>
             </w:rPr>
             <w:instrText xml:space="preserve"> HYPERLINK \l _Toc4924 </w:instrText>
           </w:r>
           <w:r>
             <w:rPr>
-              <w:rFonts w:ascii="宋体" w:eastAsia="宋体" w:hAnsi="宋体" w:cs="宋体" w:hint="eastAsia"/>
+              <w:rFonts w:hint="eastAsia" w:ascii="宋体" w:hAnsi="宋体" w:eastAsia="宋体" w:cs="宋体"/>
               <w:szCs w:val="24"/>
             </w:rPr>
             <w:fldChar w:fldCharType="separate"/>
@@ -2481,7 +2682,7 @@
           </w:r>
           <w:r>
             <w:rPr>
-              <w:rFonts w:ascii="宋体" w:eastAsia="宋体" w:hAnsi="宋体" w:cs="宋体" w:hint="eastAsia"/>
+              <w:rFonts w:hint="eastAsia" w:ascii="宋体" w:hAnsi="宋体" w:eastAsia="宋体" w:cs="宋体"/>
               <w:szCs w:val="24"/>
             </w:rPr>
             <w:fldChar w:fldCharType="end"/>
@@ -2489,28 +2690,28 @@
         </w:p>
         <w:p>
           <w:pPr>
-            <w:pStyle w:val="TOC1"/>
+            <w:pStyle w:val="16"/>
             <w:tabs>
               <w:tab w:val="right" w:leader="dot" w:pos="8306"/>
             </w:tabs>
           </w:pPr>
           <w:r>
             <w:rPr>
-              <w:rFonts w:ascii="宋体" w:eastAsia="宋体" w:hAnsi="宋体" w:cs="宋体" w:hint="eastAsia"/>
+              <w:rFonts w:hint="eastAsia" w:ascii="宋体" w:hAnsi="宋体" w:eastAsia="宋体" w:cs="宋体"/>
               <w:szCs w:val="24"/>
             </w:rPr>
             <w:fldChar w:fldCharType="begin"/>
           </w:r>
           <w:r>
             <w:rPr>
-              <w:rFonts w:ascii="宋体" w:eastAsia="宋体" w:hAnsi="宋体" w:cs="宋体" w:hint="eastAsia"/>
+              <w:rFonts w:hint="eastAsia" w:ascii="宋体" w:hAnsi="宋体" w:eastAsia="宋体" w:cs="宋体"/>
               <w:szCs w:val="24"/>
             </w:rPr>
             <w:instrText xml:space="preserve"> HYPERLINK \l _Toc2098 </w:instrText>
           </w:r>
           <w:r>
             <w:rPr>
-              <w:rFonts w:ascii="宋体" w:eastAsia="宋体" w:hAnsi="宋体" w:cs="宋体" w:hint="eastAsia"/>
+              <w:rFonts w:hint="eastAsia" w:ascii="宋体" w:hAnsi="宋体" w:eastAsia="宋体" w:cs="宋体"/>
               <w:szCs w:val="24"/>
             </w:rPr>
             <w:fldChar w:fldCharType="separate"/>
@@ -2549,7 +2750,7 @@
           </w:r>
           <w:r>
             <w:rPr>
-              <w:rFonts w:ascii="宋体" w:eastAsia="宋体" w:hAnsi="宋体" w:cs="宋体" w:hint="eastAsia"/>
+              <w:rFonts w:hint="eastAsia" w:ascii="宋体" w:hAnsi="宋体" w:eastAsia="宋体" w:cs="宋体"/>
               <w:szCs w:val="24"/>
             </w:rPr>
             <w:fldChar w:fldCharType="end"/>
@@ -2557,28 +2758,28 @@
         </w:p>
         <w:p>
           <w:pPr>
-            <w:pStyle w:val="TOC1"/>
+            <w:pStyle w:val="16"/>
             <w:tabs>
               <w:tab w:val="right" w:leader="dot" w:pos="8306"/>
             </w:tabs>
           </w:pPr>
           <w:r>
             <w:rPr>
-              <w:rFonts w:ascii="宋体" w:eastAsia="宋体" w:hAnsi="宋体" w:cs="宋体" w:hint="eastAsia"/>
+              <w:rFonts w:hint="eastAsia" w:ascii="宋体" w:hAnsi="宋体" w:eastAsia="宋体" w:cs="宋体"/>
               <w:szCs w:val="24"/>
             </w:rPr>
             <w:fldChar w:fldCharType="begin"/>
           </w:r>
           <w:r>
             <w:rPr>
-              <w:rFonts w:ascii="宋体" w:eastAsia="宋体" w:hAnsi="宋体" w:cs="宋体" w:hint="eastAsia"/>
+              <w:rFonts w:hint="eastAsia" w:ascii="宋体" w:hAnsi="宋体" w:eastAsia="宋体" w:cs="宋体"/>
               <w:szCs w:val="24"/>
             </w:rPr>
             <w:instrText xml:space="preserve"> HYPERLINK \l _Toc4575 </w:instrText>
           </w:r>
           <w:r>
             <w:rPr>
-              <w:rFonts w:ascii="宋体" w:eastAsia="宋体" w:hAnsi="宋体" w:cs="宋体" w:hint="eastAsia"/>
+              <w:rFonts w:hint="eastAsia" w:ascii="宋体" w:hAnsi="宋体" w:eastAsia="宋体" w:cs="宋体"/>
               <w:szCs w:val="24"/>
             </w:rPr>
             <w:fldChar w:fldCharType="separate"/>
@@ -2617,7 +2818,7 @@
           </w:r>
           <w:r>
             <w:rPr>
-              <w:rFonts w:ascii="宋体" w:eastAsia="宋体" w:hAnsi="宋体" w:cs="宋体" w:hint="eastAsia"/>
+              <w:rFonts w:hint="eastAsia" w:ascii="宋体" w:hAnsi="宋体" w:eastAsia="宋体" w:cs="宋体"/>
               <w:szCs w:val="24"/>
             </w:rPr>
             <w:fldChar w:fldCharType="end"/>
@@ -2625,28 +2826,28 @@
         </w:p>
         <w:p>
           <w:pPr>
-            <w:pStyle w:val="TOC2"/>
+            <w:pStyle w:val="17"/>
             <w:tabs>
               <w:tab w:val="right" w:leader="dot" w:pos="8306"/>
             </w:tabs>
           </w:pPr>
           <w:r>
             <w:rPr>
-              <w:rFonts w:ascii="宋体" w:eastAsia="宋体" w:hAnsi="宋体" w:cs="宋体" w:hint="eastAsia"/>
+              <w:rFonts w:hint="eastAsia" w:ascii="宋体" w:hAnsi="宋体" w:eastAsia="宋体" w:cs="宋体"/>
               <w:szCs w:val="24"/>
             </w:rPr>
             <w:fldChar w:fldCharType="begin"/>
           </w:r>
           <w:r>
             <w:rPr>
-              <w:rFonts w:ascii="宋体" w:eastAsia="宋体" w:hAnsi="宋体" w:cs="宋体" w:hint="eastAsia"/>
+              <w:rFonts w:hint="eastAsia" w:ascii="宋体" w:hAnsi="宋体" w:eastAsia="宋体" w:cs="宋体"/>
               <w:szCs w:val="24"/>
             </w:rPr>
             <w:instrText xml:space="preserve"> HYPERLINK \l _Toc24799 </w:instrText>
           </w:r>
           <w:r>
             <w:rPr>
-              <w:rFonts w:ascii="宋体" w:eastAsia="宋体" w:hAnsi="宋体" w:cs="宋体" w:hint="eastAsia"/>
+              <w:rFonts w:hint="eastAsia" w:ascii="宋体" w:hAnsi="宋体" w:eastAsia="宋体" w:cs="宋体"/>
               <w:szCs w:val="24"/>
             </w:rPr>
             <w:fldChar w:fldCharType="separate"/>
@@ -2685,7 +2886,7 @@
           </w:r>
           <w:r>
             <w:rPr>
-              <w:rFonts w:ascii="宋体" w:eastAsia="宋体" w:hAnsi="宋体" w:cs="宋体" w:hint="eastAsia"/>
+              <w:rFonts w:hint="eastAsia" w:ascii="宋体" w:hAnsi="宋体" w:eastAsia="宋体" w:cs="宋体"/>
               <w:szCs w:val="24"/>
             </w:rPr>
             <w:fldChar w:fldCharType="end"/>
@@ -2693,28 +2894,28 @@
         </w:p>
         <w:p>
           <w:pPr>
-            <w:pStyle w:val="TOC2"/>
+            <w:pStyle w:val="17"/>
             <w:tabs>
               <w:tab w:val="right" w:leader="dot" w:pos="8306"/>
             </w:tabs>
           </w:pPr>
           <w:r>
             <w:rPr>
-              <w:rFonts w:ascii="宋体" w:eastAsia="宋体" w:hAnsi="宋体" w:cs="宋体" w:hint="eastAsia"/>
+              <w:rFonts w:hint="eastAsia" w:ascii="宋体" w:hAnsi="宋体" w:eastAsia="宋体" w:cs="宋体"/>
               <w:szCs w:val="24"/>
             </w:rPr>
             <w:fldChar w:fldCharType="begin"/>
           </w:r>
           <w:r>
             <w:rPr>
-              <w:rFonts w:ascii="宋体" w:eastAsia="宋体" w:hAnsi="宋体" w:cs="宋体" w:hint="eastAsia"/>
+              <w:rFonts w:hint="eastAsia" w:ascii="宋体" w:hAnsi="宋体" w:eastAsia="宋体" w:cs="宋体"/>
               <w:szCs w:val="24"/>
             </w:rPr>
             <w:instrText xml:space="preserve"> HYPERLINK \l _Toc32442 </w:instrText>
           </w:r>
           <w:r>
             <w:rPr>
-              <w:rFonts w:ascii="宋体" w:eastAsia="宋体" w:hAnsi="宋体" w:cs="宋体" w:hint="eastAsia"/>
+              <w:rFonts w:hint="eastAsia" w:ascii="宋体" w:hAnsi="宋体" w:eastAsia="宋体" w:cs="宋体"/>
               <w:szCs w:val="24"/>
             </w:rPr>
             <w:fldChar w:fldCharType="separate"/>
@@ -2753,7 +2954,7 @@
           </w:r>
           <w:r>
             <w:rPr>
-              <w:rFonts w:ascii="宋体" w:eastAsia="宋体" w:hAnsi="宋体" w:cs="宋体" w:hint="eastAsia"/>
+              <w:rFonts w:hint="eastAsia" w:ascii="宋体" w:hAnsi="宋体" w:eastAsia="宋体" w:cs="宋体"/>
               <w:szCs w:val="24"/>
             </w:rPr>
             <w:fldChar w:fldCharType="end"/>
@@ -2761,28 +2962,28 @@
         </w:p>
         <w:p>
           <w:pPr>
-            <w:pStyle w:val="TOC2"/>
+            <w:pStyle w:val="17"/>
             <w:tabs>
               <w:tab w:val="right" w:leader="dot" w:pos="8306"/>
             </w:tabs>
           </w:pPr>
           <w:r>
             <w:rPr>
-              <w:rFonts w:ascii="宋体" w:eastAsia="宋体" w:hAnsi="宋体" w:cs="宋体" w:hint="eastAsia"/>
+              <w:rFonts w:hint="eastAsia" w:ascii="宋体" w:hAnsi="宋体" w:eastAsia="宋体" w:cs="宋体"/>
               <w:szCs w:val="24"/>
             </w:rPr>
             <w:fldChar w:fldCharType="begin"/>
           </w:r>
           <w:r>
             <w:rPr>
-              <w:rFonts w:ascii="宋体" w:eastAsia="宋体" w:hAnsi="宋体" w:cs="宋体" w:hint="eastAsia"/>
+              <w:rFonts w:hint="eastAsia" w:ascii="宋体" w:hAnsi="宋体" w:eastAsia="宋体" w:cs="宋体"/>
               <w:szCs w:val="24"/>
             </w:rPr>
             <w:instrText xml:space="preserve"> HYPERLINK \l _Toc22472 </w:instrText>
           </w:r>
           <w:r>
             <w:rPr>
-              <w:rFonts w:ascii="宋体" w:eastAsia="宋体" w:hAnsi="宋体" w:cs="宋体" w:hint="eastAsia"/>
+              <w:rFonts w:hint="eastAsia" w:ascii="宋体" w:hAnsi="宋体" w:eastAsia="宋体" w:cs="宋体"/>
               <w:szCs w:val="24"/>
             </w:rPr>
             <w:fldChar w:fldCharType="separate"/>
@@ -2821,7 +3022,7 @@
           </w:r>
           <w:r>
             <w:rPr>
-              <w:rFonts w:ascii="宋体" w:eastAsia="宋体" w:hAnsi="宋体" w:cs="宋体" w:hint="eastAsia"/>
+              <w:rFonts w:hint="eastAsia" w:ascii="宋体" w:hAnsi="宋体" w:eastAsia="宋体" w:cs="宋体"/>
               <w:szCs w:val="24"/>
             </w:rPr>
             <w:fldChar w:fldCharType="end"/>
@@ -2829,28 +3030,28 @@
         </w:p>
         <w:p>
           <w:pPr>
-            <w:pStyle w:val="TOC2"/>
+            <w:pStyle w:val="17"/>
             <w:tabs>
               <w:tab w:val="right" w:leader="dot" w:pos="8306"/>
             </w:tabs>
           </w:pPr>
           <w:r>
             <w:rPr>
-              <w:rFonts w:ascii="宋体" w:eastAsia="宋体" w:hAnsi="宋体" w:cs="宋体" w:hint="eastAsia"/>
+              <w:rFonts w:hint="eastAsia" w:ascii="宋体" w:hAnsi="宋体" w:eastAsia="宋体" w:cs="宋体"/>
               <w:szCs w:val="24"/>
             </w:rPr>
             <w:fldChar w:fldCharType="begin"/>
           </w:r>
           <w:r>
             <w:rPr>
-              <w:rFonts w:ascii="宋体" w:eastAsia="宋体" w:hAnsi="宋体" w:cs="宋体" w:hint="eastAsia"/>
+              <w:rFonts w:hint="eastAsia" w:ascii="宋体" w:hAnsi="宋体" w:eastAsia="宋体" w:cs="宋体"/>
               <w:szCs w:val="24"/>
             </w:rPr>
             <w:instrText xml:space="preserve"> HYPERLINK \l _Toc31538 </w:instrText>
           </w:r>
           <w:r>
             <w:rPr>
-              <w:rFonts w:ascii="宋体" w:eastAsia="宋体" w:hAnsi="宋体" w:cs="宋体" w:hint="eastAsia"/>
+              <w:rFonts w:hint="eastAsia" w:ascii="宋体" w:hAnsi="宋体" w:eastAsia="宋体" w:cs="宋体"/>
               <w:szCs w:val="24"/>
             </w:rPr>
             <w:fldChar w:fldCharType="separate"/>
@@ -2889,7 +3090,7 @@
           </w:r>
           <w:r>
             <w:rPr>
-              <w:rFonts w:ascii="宋体" w:eastAsia="宋体" w:hAnsi="宋体" w:cs="宋体" w:hint="eastAsia"/>
+              <w:rFonts w:hint="eastAsia" w:ascii="宋体" w:hAnsi="宋体" w:eastAsia="宋体" w:cs="宋体"/>
               <w:szCs w:val="24"/>
             </w:rPr>
             <w:fldChar w:fldCharType="end"/>
@@ -2897,28 +3098,28 @@
         </w:p>
         <w:p>
           <w:pPr>
-            <w:pStyle w:val="TOC1"/>
+            <w:pStyle w:val="16"/>
             <w:tabs>
               <w:tab w:val="right" w:leader="dot" w:pos="8306"/>
             </w:tabs>
           </w:pPr>
           <w:r>
             <w:rPr>
-              <w:rFonts w:ascii="宋体" w:eastAsia="宋体" w:hAnsi="宋体" w:cs="宋体" w:hint="eastAsia"/>
+              <w:rFonts w:hint="eastAsia" w:ascii="宋体" w:hAnsi="宋体" w:eastAsia="宋体" w:cs="宋体"/>
               <w:szCs w:val="24"/>
             </w:rPr>
             <w:fldChar w:fldCharType="begin"/>
           </w:r>
           <w:r>
             <w:rPr>
-              <w:rFonts w:ascii="宋体" w:eastAsia="宋体" w:hAnsi="宋体" w:cs="宋体" w:hint="eastAsia"/>
+              <w:rFonts w:hint="eastAsia" w:ascii="宋体" w:hAnsi="宋体" w:eastAsia="宋体" w:cs="宋体"/>
               <w:szCs w:val="24"/>
             </w:rPr>
             <w:instrText xml:space="preserve"> HYPERLINK \l _Toc29162 </w:instrText>
           </w:r>
           <w:r>
             <w:rPr>
-              <w:rFonts w:ascii="宋体" w:eastAsia="宋体" w:hAnsi="宋体" w:cs="宋体" w:hint="eastAsia"/>
+              <w:rFonts w:hint="eastAsia" w:ascii="宋体" w:hAnsi="宋体" w:eastAsia="宋体" w:cs="宋体"/>
               <w:szCs w:val="24"/>
             </w:rPr>
             <w:fldChar w:fldCharType="separate"/>
@@ -2957,7 +3158,7 @@
           </w:r>
           <w:r>
             <w:rPr>
-              <w:rFonts w:ascii="宋体" w:eastAsia="宋体" w:hAnsi="宋体" w:cs="宋体" w:hint="eastAsia"/>
+              <w:rFonts w:hint="eastAsia" w:ascii="宋体" w:hAnsi="宋体" w:eastAsia="宋体" w:cs="宋体"/>
               <w:szCs w:val="24"/>
             </w:rPr>
             <w:fldChar w:fldCharType="end"/>
@@ -2965,28 +3166,28 @@
         </w:p>
         <w:p>
           <w:pPr>
-            <w:pStyle w:val="TOC2"/>
+            <w:pStyle w:val="17"/>
             <w:tabs>
               <w:tab w:val="right" w:leader="dot" w:pos="8306"/>
             </w:tabs>
           </w:pPr>
           <w:r>
             <w:rPr>
-              <w:rFonts w:ascii="宋体" w:eastAsia="宋体" w:hAnsi="宋体" w:cs="宋体" w:hint="eastAsia"/>
+              <w:rFonts w:hint="eastAsia" w:ascii="宋体" w:hAnsi="宋体" w:eastAsia="宋体" w:cs="宋体"/>
               <w:szCs w:val="24"/>
             </w:rPr>
             <w:fldChar w:fldCharType="begin"/>
           </w:r>
           <w:r>
             <w:rPr>
-              <w:rFonts w:ascii="宋体" w:eastAsia="宋体" w:hAnsi="宋体" w:cs="宋体" w:hint="eastAsia"/>
+              <w:rFonts w:hint="eastAsia" w:ascii="宋体" w:hAnsi="宋体" w:eastAsia="宋体" w:cs="宋体"/>
               <w:szCs w:val="24"/>
             </w:rPr>
             <w:instrText xml:space="preserve"> HYPERLINK \l _Toc25808 </w:instrText>
           </w:r>
           <w:r>
             <w:rPr>
-              <w:rFonts w:ascii="宋体" w:eastAsia="宋体" w:hAnsi="宋体" w:cs="宋体" w:hint="eastAsia"/>
+              <w:rFonts w:hint="eastAsia" w:ascii="宋体" w:hAnsi="宋体" w:eastAsia="宋体" w:cs="宋体"/>
               <w:szCs w:val="24"/>
             </w:rPr>
             <w:fldChar w:fldCharType="separate"/>
@@ -3025,7 +3226,7 @@
           </w:r>
           <w:r>
             <w:rPr>
-              <w:rFonts w:ascii="宋体" w:eastAsia="宋体" w:hAnsi="宋体" w:cs="宋体" w:hint="eastAsia"/>
+              <w:rFonts w:hint="eastAsia" w:ascii="宋体" w:hAnsi="宋体" w:eastAsia="宋体" w:cs="宋体"/>
               <w:szCs w:val="24"/>
             </w:rPr>
             <w:fldChar w:fldCharType="end"/>
@@ -3033,28 +3234,28 @@
         </w:p>
         <w:p>
           <w:pPr>
-            <w:pStyle w:val="TOC2"/>
+            <w:pStyle w:val="17"/>
             <w:tabs>
               <w:tab w:val="right" w:leader="dot" w:pos="8306"/>
             </w:tabs>
           </w:pPr>
           <w:r>
             <w:rPr>
-              <w:rFonts w:ascii="宋体" w:eastAsia="宋体" w:hAnsi="宋体" w:cs="宋体" w:hint="eastAsia"/>
+              <w:rFonts w:hint="eastAsia" w:ascii="宋体" w:hAnsi="宋体" w:eastAsia="宋体" w:cs="宋体"/>
               <w:szCs w:val="24"/>
             </w:rPr>
             <w:fldChar w:fldCharType="begin"/>
           </w:r>
           <w:r>
             <w:rPr>
-              <w:rFonts w:ascii="宋体" w:eastAsia="宋体" w:hAnsi="宋体" w:cs="宋体" w:hint="eastAsia"/>
+              <w:rFonts w:hint="eastAsia" w:ascii="宋体" w:hAnsi="宋体" w:eastAsia="宋体" w:cs="宋体"/>
               <w:szCs w:val="24"/>
             </w:rPr>
             <w:instrText xml:space="preserve"> HYPERLINK \l _Toc22815 </w:instrText>
           </w:r>
           <w:r>
             <w:rPr>
-              <w:rFonts w:ascii="宋体" w:eastAsia="宋体" w:hAnsi="宋体" w:cs="宋体" w:hint="eastAsia"/>
+              <w:rFonts w:hint="eastAsia" w:ascii="宋体" w:hAnsi="宋体" w:eastAsia="宋体" w:cs="宋体"/>
               <w:szCs w:val="24"/>
             </w:rPr>
             <w:fldChar w:fldCharType="separate"/>
@@ -3093,7 +3294,7 @@
           </w:r>
           <w:r>
             <w:rPr>
-              <w:rFonts w:ascii="宋体" w:eastAsia="宋体" w:hAnsi="宋体" w:cs="宋体" w:hint="eastAsia"/>
+              <w:rFonts w:hint="eastAsia" w:ascii="宋体" w:hAnsi="宋体" w:eastAsia="宋体" w:cs="宋体"/>
               <w:szCs w:val="24"/>
             </w:rPr>
             <w:fldChar w:fldCharType="end"/>
@@ -3101,28 +3302,28 @@
         </w:p>
         <w:p>
           <w:pPr>
-            <w:pStyle w:val="TOC1"/>
+            <w:pStyle w:val="16"/>
             <w:tabs>
               <w:tab w:val="right" w:leader="dot" w:pos="8306"/>
             </w:tabs>
           </w:pPr>
           <w:r>
             <w:rPr>
-              <w:rFonts w:ascii="宋体" w:eastAsia="宋体" w:hAnsi="宋体" w:cs="宋体" w:hint="eastAsia"/>
+              <w:rFonts w:hint="eastAsia" w:ascii="宋体" w:hAnsi="宋体" w:eastAsia="宋体" w:cs="宋体"/>
               <w:szCs w:val="24"/>
             </w:rPr>
             <w:fldChar w:fldCharType="begin"/>
           </w:r>
           <w:r>
             <w:rPr>
-              <w:rFonts w:ascii="宋体" w:eastAsia="宋体" w:hAnsi="宋体" w:cs="宋体" w:hint="eastAsia"/>
+              <w:rFonts w:hint="eastAsia" w:ascii="宋体" w:hAnsi="宋体" w:eastAsia="宋体" w:cs="宋体"/>
               <w:szCs w:val="24"/>
             </w:rPr>
             <w:instrText xml:space="preserve"> HYPERLINK \l _Toc24215 </w:instrText>
           </w:r>
           <w:r>
             <w:rPr>
-              <w:rFonts w:ascii="宋体" w:eastAsia="宋体" w:hAnsi="宋体" w:cs="宋体" w:hint="eastAsia"/>
+              <w:rFonts w:hint="eastAsia" w:ascii="宋体" w:hAnsi="宋体" w:eastAsia="宋体" w:cs="宋体"/>
               <w:szCs w:val="24"/>
             </w:rPr>
             <w:fldChar w:fldCharType="separate"/>
@@ -3161,7 +3362,7 @@
           </w:r>
           <w:r>
             <w:rPr>
-              <w:rFonts w:ascii="宋体" w:eastAsia="宋体" w:hAnsi="宋体" w:cs="宋体" w:hint="eastAsia"/>
+              <w:rFonts w:hint="eastAsia" w:ascii="宋体" w:hAnsi="宋体" w:eastAsia="宋体" w:cs="宋体"/>
               <w:szCs w:val="24"/>
             </w:rPr>
             <w:fldChar w:fldCharType="end"/>
@@ -3169,28 +3370,28 @@
         </w:p>
         <w:p>
           <w:pPr>
-            <w:pStyle w:val="TOC2"/>
+            <w:pStyle w:val="17"/>
             <w:tabs>
               <w:tab w:val="right" w:leader="dot" w:pos="8306"/>
             </w:tabs>
           </w:pPr>
           <w:r>
             <w:rPr>
-              <w:rFonts w:ascii="宋体" w:eastAsia="宋体" w:hAnsi="宋体" w:cs="宋体" w:hint="eastAsia"/>
+              <w:rFonts w:hint="eastAsia" w:ascii="宋体" w:hAnsi="宋体" w:eastAsia="宋体" w:cs="宋体"/>
               <w:szCs w:val="24"/>
             </w:rPr>
             <w:fldChar w:fldCharType="begin"/>
           </w:r>
           <w:r>
             <w:rPr>
-              <w:rFonts w:ascii="宋体" w:eastAsia="宋体" w:hAnsi="宋体" w:cs="宋体" w:hint="eastAsia"/>
+              <w:rFonts w:hint="eastAsia" w:ascii="宋体" w:hAnsi="宋体" w:eastAsia="宋体" w:cs="宋体"/>
               <w:szCs w:val="24"/>
             </w:rPr>
             <w:instrText xml:space="preserve"> HYPERLINK \l _Toc2736 </w:instrText>
           </w:r>
           <w:r>
             <w:rPr>
-              <w:rFonts w:ascii="宋体" w:eastAsia="宋体" w:hAnsi="宋体" w:cs="宋体" w:hint="eastAsia"/>
+              <w:rFonts w:hint="eastAsia" w:ascii="宋体" w:hAnsi="宋体" w:eastAsia="宋体" w:cs="宋体"/>
               <w:szCs w:val="24"/>
             </w:rPr>
             <w:fldChar w:fldCharType="separate"/>
@@ -3229,7 +3430,7 @@
           </w:r>
           <w:r>
             <w:rPr>
-              <w:rFonts w:ascii="宋体" w:eastAsia="宋体" w:hAnsi="宋体" w:cs="宋体" w:hint="eastAsia"/>
+              <w:rFonts w:hint="eastAsia" w:ascii="宋体" w:hAnsi="宋体" w:eastAsia="宋体" w:cs="宋体"/>
               <w:szCs w:val="24"/>
             </w:rPr>
             <w:fldChar w:fldCharType="end"/>
@@ -3237,28 +3438,28 @@
         </w:p>
         <w:p>
           <w:pPr>
-            <w:pStyle w:val="TOC2"/>
+            <w:pStyle w:val="17"/>
             <w:tabs>
               <w:tab w:val="right" w:leader="dot" w:pos="8306"/>
             </w:tabs>
           </w:pPr>
           <w:r>
             <w:rPr>
-              <w:rFonts w:ascii="宋体" w:eastAsia="宋体" w:hAnsi="宋体" w:cs="宋体" w:hint="eastAsia"/>
+              <w:rFonts w:hint="eastAsia" w:ascii="宋体" w:hAnsi="宋体" w:eastAsia="宋体" w:cs="宋体"/>
               <w:szCs w:val="24"/>
             </w:rPr>
             <w:fldChar w:fldCharType="begin"/>
           </w:r>
           <w:r>
             <w:rPr>
-              <w:rFonts w:ascii="宋体" w:eastAsia="宋体" w:hAnsi="宋体" w:cs="宋体" w:hint="eastAsia"/>
+              <w:rFonts w:hint="eastAsia" w:ascii="宋体" w:hAnsi="宋体" w:eastAsia="宋体" w:cs="宋体"/>
               <w:szCs w:val="24"/>
             </w:rPr>
             <w:instrText xml:space="preserve"> HYPERLINK \l _Toc26068 </w:instrText>
           </w:r>
           <w:r>
             <w:rPr>
-              <w:rFonts w:ascii="宋体" w:eastAsia="宋体" w:hAnsi="宋体" w:cs="宋体" w:hint="eastAsia"/>
+              <w:rFonts w:hint="eastAsia" w:ascii="宋体" w:hAnsi="宋体" w:eastAsia="宋体" w:cs="宋体"/>
               <w:szCs w:val="24"/>
             </w:rPr>
             <w:fldChar w:fldCharType="separate"/>
@@ -3297,7 +3498,7 @@
           </w:r>
           <w:r>
             <w:rPr>
-              <w:rFonts w:ascii="宋体" w:eastAsia="宋体" w:hAnsi="宋体" w:cs="宋体" w:hint="eastAsia"/>
+              <w:rFonts w:hint="eastAsia" w:ascii="宋体" w:hAnsi="宋体" w:eastAsia="宋体" w:cs="宋体"/>
               <w:szCs w:val="24"/>
             </w:rPr>
             <w:fldChar w:fldCharType="end"/>
@@ -3305,28 +3506,28 @@
         </w:p>
         <w:p>
           <w:pPr>
-            <w:pStyle w:val="TOC2"/>
+            <w:pStyle w:val="17"/>
             <w:tabs>
               <w:tab w:val="right" w:leader="dot" w:pos="8306"/>
             </w:tabs>
           </w:pPr>
           <w:r>
             <w:rPr>
-              <w:rFonts w:ascii="宋体" w:eastAsia="宋体" w:hAnsi="宋体" w:cs="宋体" w:hint="eastAsia"/>
+              <w:rFonts w:hint="eastAsia" w:ascii="宋体" w:hAnsi="宋体" w:eastAsia="宋体" w:cs="宋体"/>
               <w:szCs w:val="24"/>
             </w:rPr>
             <w:fldChar w:fldCharType="begin"/>
           </w:r>
           <w:r>
             <w:rPr>
-              <w:rFonts w:ascii="宋体" w:eastAsia="宋体" w:hAnsi="宋体" w:cs="宋体" w:hint="eastAsia"/>
+              <w:rFonts w:hint="eastAsia" w:ascii="宋体" w:hAnsi="宋体" w:eastAsia="宋体" w:cs="宋体"/>
               <w:szCs w:val="24"/>
             </w:rPr>
             <w:instrText xml:space="preserve"> HYPERLINK \l _Toc14158 </w:instrText>
           </w:r>
           <w:r>
             <w:rPr>
-              <w:rFonts w:ascii="宋体" w:eastAsia="宋体" w:hAnsi="宋体" w:cs="宋体" w:hint="eastAsia"/>
+              <w:rFonts w:hint="eastAsia" w:ascii="宋体" w:hAnsi="宋体" w:eastAsia="宋体" w:cs="宋体"/>
               <w:szCs w:val="24"/>
             </w:rPr>
             <w:fldChar w:fldCharType="separate"/>
@@ -3365,7 +3566,7 @@
           </w:r>
           <w:r>
             <w:rPr>
-              <w:rFonts w:ascii="宋体" w:eastAsia="宋体" w:hAnsi="宋体" w:cs="宋体" w:hint="eastAsia"/>
+              <w:rFonts w:hint="eastAsia" w:ascii="宋体" w:hAnsi="宋体" w:eastAsia="宋体" w:cs="宋体"/>
               <w:szCs w:val="24"/>
             </w:rPr>
             <w:fldChar w:fldCharType="end"/>
@@ -3373,28 +3574,28 @@
         </w:p>
         <w:p>
           <w:pPr>
-            <w:pStyle w:val="TOC1"/>
+            <w:pStyle w:val="16"/>
             <w:tabs>
               <w:tab w:val="right" w:leader="dot" w:pos="8306"/>
             </w:tabs>
           </w:pPr>
           <w:r>
             <w:rPr>
-              <w:rFonts w:ascii="宋体" w:eastAsia="宋体" w:hAnsi="宋体" w:cs="宋体" w:hint="eastAsia"/>
+              <w:rFonts w:hint="eastAsia" w:ascii="宋体" w:hAnsi="宋体" w:eastAsia="宋体" w:cs="宋体"/>
               <w:szCs w:val="24"/>
             </w:rPr>
             <w:fldChar w:fldCharType="begin"/>
           </w:r>
           <w:r>
             <w:rPr>
-              <w:rFonts w:ascii="宋体" w:eastAsia="宋体" w:hAnsi="宋体" w:cs="宋体" w:hint="eastAsia"/>
+              <w:rFonts w:hint="eastAsia" w:ascii="宋体" w:hAnsi="宋体" w:eastAsia="宋体" w:cs="宋体"/>
               <w:szCs w:val="24"/>
             </w:rPr>
             <w:instrText xml:space="preserve"> HYPERLINK \l _Toc22178 </w:instrText>
           </w:r>
           <w:r>
             <w:rPr>
-              <w:rFonts w:ascii="宋体" w:eastAsia="宋体" w:hAnsi="宋体" w:cs="宋体" w:hint="eastAsia"/>
+              <w:rFonts w:hint="eastAsia" w:ascii="宋体" w:hAnsi="宋体" w:eastAsia="宋体" w:cs="宋体"/>
               <w:szCs w:val="24"/>
             </w:rPr>
             <w:fldChar w:fldCharType="separate"/>
@@ -3433,7 +3634,7 @@
           </w:r>
           <w:r>
             <w:rPr>
-              <w:rFonts w:ascii="宋体" w:eastAsia="宋体" w:hAnsi="宋体" w:cs="宋体" w:hint="eastAsia"/>
+              <w:rFonts w:hint="eastAsia" w:ascii="宋体" w:hAnsi="宋体" w:eastAsia="宋体" w:cs="宋体"/>
               <w:szCs w:val="24"/>
             </w:rPr>
             <w:fldChar w:fldCharType="end"/>
@@ -3441,28 +3642,28 @@
         </w:p>
         <w:p>
           <w:pPr>
-            <w:pStyle w:val="TOC2"/>
+            <w:pStyle w:val="17"/>
             <w:tabs>
               <w:tab w:val="right" w:leader="dot" w:pos="8306"/>
             </w:tabs>
           </w:pPr>
           <w:r>
             <w:rPr>
-              <w:rFonts w:ascii="宋体" w:eastAsia="宋体" w:hAnsi="宋体" w:cs="宋体" w:hint="eastAsia"/>
+              <w:rFonts w:hint="eastAsia" w:ascii="宋体" w:hAnsi="宋体" w:eastAsia="宋体" w:cs="宋体"/>
               <w:szCs w:val="24"/>
             </w:rPr>
             <w:fldChar w:fldCharType="begin"/>
           </w:r>
           <w:r>
             <w:rPr>
-              <w:rFonts w:ascii="宋体" w:eastAsia="宋体" w:hAnsi="宋体" w:cs="宋体" w:hint="eastAsia"/>
+              <w:rFonts w:hint="eastAsia" w:ascii="宋体" w:hAnsi="宋体" w:eastAsia="宋体" w:cs="宋体"/>
               <w:szCs w:val="24"/>
             </w:rPr>
             <w:instrText xml:space="preserve"> HYPERLINK \l _Toc18446 </w:instrText>
           </w:r>
           <w:r>
             <w:rPr>
-              <w:rFonts w:ascii="宋体" w:eastAsia="宋体" w:hAnsi="宋体" w:cs="宋体" w:hint="eastAsia"/>
+              <w:rFonts w:hint="eastAsia" w:ascii="宋体" w:hAnsi="宋体" w:eastAsia="宋体" w:cs="宋体"/>
               <w:szCs w:val="24"/>
             </w:rPr>
             <w:fldChar w:fldCharType="separate"/>
@@ -3501,7 +3702,7 @@
           </w:r>
           <w:r>
             <w:rPr>
-              <w:rFonts w:ascii="宋体" w:eastAsia="宋体" w:hAnsi="宋体" w:cs="宋体" w:hint="eastAsia"/>
+              <w:rFonts w:hint="eastAsia" w:ascii="宋体" w:hAnsi="宋体" w:eastAsia="宋体" w:cs="宋体"/>
               <w:szCs w:val="24"/>
             </w:rPr>
             <w:fldChar w:fldCharType="end"/>
@@ -3509,28 +3710,28 @@
         </w:p>
         <w:p>
           <w:pPr>
-            <w:pStyle w:val="TOC2"/>
+            <w:pStyle w:val="17"/>
             <w:tabs>
               <w:tab w:val="right" w:leader="dot" w:pos="8306"/>
             </w:tabs>
           </w:pPr>
           <w:r>
             <w:rPr>
-              <w:rFonts w:ascii="宋体" w:eastAsia="宋体" w:hAnsi="宋体" w:cs="宋体" w:hint="eastAsia"/>
+              <w:rFonts w:hint="eastAsia" w:ascii="宋体" w:hAnsi="宋体" w:eastAsia="宋体" w:cs="宋体"/>
               <w:szCs w:val="24"/>
             </w:rPr>
             <w:fldChar w:fldCharType="begin"/>
           </w:r>
           <w:r>
             <w:rPr>
-              <w:rFonts w:ascii="宋体" w:eastAsia="宋体" w:hAnsi="宋体" w:cs="宋体" w:hint="eastAsia"/>
+              <w:rFonts w:hint="eastAsia" w:ascii="宋体" w:hAnsi="宋体" w:eastAsia="宋体" w:cs="宋体"/>
               <w:szCs w:val="24"/>
             </w:rPr>
             <w:instrText xml:space="preserve"> HYPERLINK \l _Toc9605 </w:instrText>
           </w:r>
           <w:r>
             <w:rPr>
-              <w:rFonts w:ascii="宋体" w:eastAsia="宋体" w:hAnsi="宋体" w:cs="宋体" w:hint="eastAsia"/>
+              <w:rFonts w:hint="eastAsia" w:ascii="宋体" w:hAnsi="宋体" w:eastAsia="宋体" w:cs="宋体"/>
               <w:szCs w:val="24"/>
             </w:rPr>
             <w:fldChar w:fldCharType="separate"/>
@@ -3569,7 +3770,7 @@
           </w:r>
           <w:r>
             <w:rPr>
-              <w:rFonts w:ascii="宋体" w:eastAsia="宋体" w:hAnsi="宋体" w:cs="宋体" w:hint="eastAsia"/>
+              <w:rFonts w:hint="eastAsia" w:ascii="宋体" w:hAnsi="宋体" w:eastAsia="宋体" w:cs="宋体"/>
               <w:szCs w:val="24"/>
             </w:rPr>
             <w:fldChar w:fldCharType="end"/>
@@ -3577,28 +3778,28 @@
         </w:p>
         <w:p>
           <w:pPr>
-            <w:pStyle w:val="TOC2"/>
+            <w:pStyle w:val="17"/>
             <w:tabs>
               <w:tab w:val="right" w:leader="dot" w:pos="8306"/>
             </w:tabs>
           </w:pPr>
           <w:r>
             <w:rPr>
-              <w:rFonts w:ascii="宋体" w:eastAsia="宋体" w:hAnsi="宋体" w:cs="宋体" w:hint="eastAsia"/>
+              <w:rFonts w:hint="eastAsia" w:ascii="宋体" w:hAnsi="宋体" w:eastAsia="宋体" w:cs="宋体"/>
               <w:szCs w:val="24"/>
             </w:rPr>
             <w:fldChar w:fldCharType="begin"/>
           </w:r>
           <w:r>
             <w:rPr>
-              <w:rFonts w:ascii="宋体" w:eastAsia="宋体" w:hAnsi="宋体" w:cs="宋体" w:hint="eastAsia"/>
+              <w:rFonts w:hint="eastAsia" w:ascii="宋体" w:hAnsi="宋体" w:eastAsia="宋体" w:cs="宋体"/>
               <w:szCs w:val="24"/>
             </w:rPr>
             <w:instrText xml:space="preserve"> HYPERLINK \l _Toc22560 </w:instrText>
           </w:r>
           <w:r>
             <w:rPr>
-              <w:rFonts w:ascii="宋体" w:eastAsia="宋体" w:hAnsi="宋体" w:cs="宋体" w:hint="eastAsia"/>
+              <w:rFonts w:hint="eastAsia" w:ascii="宋体" w:hAnsi="宋体" w:eastAsia="宋体" w:cs="宋体"/>
               <w:szCs w:val="24"/>
             </w:rPr>
             <w:fldChar w:fldCharType="separate"/>
@@ -3637,7 +3838,7 @@
           </w:r>
           <w:r>
             <w:rPr>
-              <w:rFonts w:ascii="宋体" w:eastAsia="宋体" w:hAnsi="宋体" w:cs="宋体" w:hint="eastAsia"/>
+              <w:rFonts w:hint="eastAsia" w:ascii="宋体" w:hAnsi="宋体" w:eastAsia="宋体" w:cs="宋体"/>
               <w:szCs w:val="24"/>
             </w:rPr>
             <w:fldChar w:fldCharType="end"/>
@@ -3645,28 +3846,28 @@
         </w:p>
         <w:p>
           <w:pPr>
-            <w:pStyle w:val="TOC1"/>
+            <w:pStyle w:val="16"/>
             <w:tabs>
               <w:tab w:val="right" w:leader="dot" w:pos="8306"/>
             </w:tabs>
           </w:pPr>
           <w:r>
             <w:rPr>
-              <w:rFonts w:ascii="宋体" w:eastAsia="宋体" w:hAnsi="宋体" w:cs="宋体" w:hint="eastAsia"/>
+              <w:rFonts w:hint="eastAsia" w:ascii="宋体" w:hAnsi="宋体" w:eastAsia="宋体" w:cs="宋体"/>
               <w:szCs w:val="24"/>
             </w:rPr>
             <w:fldChar w:fldCharType="begin"/>
           </w:r>
           <w:r>
             <w:rPr>
-              <w:rFonts w:ascii="宋体" w:eastAsia="宋体" w:hAnsi="宋体" w:cs="宋体" w:hint="eastAsia"/>
+              <w:rFonts w:hint="eastAsia" w:ascii="宋体" w:hAnsi="宋体" w:eastAsia="宋体" w:cs="宋体"/>
               <w:szCs w:val="24"/>
             </w:rPr>
             <w:instrText xml:space="preserve"> HYPERLINK \l _Toc32443 </w:instrText>
           </w:r>
           <w:r>
             <w:rPr>
-              <w:rFonts w:ascii="宋体" w:eastAsia="宋体" w:hAnsi="宋体" w:cs="宋体" w:hint="eastAsia"/>
+              <w:rFonts w:hint="eastAsia" w:ascii="宋体" w:hAnsi="宋体" w:eastAsia="宋体" w:cs="宋体"/>
               <w:szCs w:val="24"/>
             </w:rPr>
             <w:fldChar w:fldCharType="separate"/>
@@ -3705,7 +3906,7 @@
           </w:r>
           <w:r>
             <w:rPr>
-              <w:rFonts w:ascii="宋体" w:eastAsia="宋体" w:hAnsi="宋体" w:cs="宋体" w:hint="eastAsia"/>
+              <w:rFonts w:hint="eastAsia" w:ascii="宋体" w:hAnsi="宋体" w:eastAsia="宋体" w:cs="宋体"/>
               <w:szCs w:val="24"/>
             </w:rPr>
             <w:fldChar w:fldCharType="end"/>
@@ -3713,28 +3914,28 @@
         </w:p>
         <w:p>
           <w:pPr>
-            <w:pStyle w:val="TOC2"/>
+            <w:pStyle w:val="17"/>
             <w:tabs>
               <w:tab w:val="right" w:leader="dot" w:pos="8306"/>
             </w:tabs>
           </w:pPr>
           <w:r>
             <w:rPr>
-              <w:rFonts w:ascii="宋体" w:eastAsia="宋体" w:hAnsi="宋体" w:cs="宋体" w:hint="eastAsia"/>
+              <w:rFonts w:hint="eastAsia" w:ascii="宋体" w:hAnsi="宋体" w:eastAsia="宋体" w:cs="宋体"/>
               <w:szCs w:val="24"/>
             </w:rPr>
             <w:fldChar w:fldCharType="begin"/>
           </w:r>
           <w:r>
             <w:rPr>
-              <w:rFonts w:ascii="宋体" w:eastAsia="宋体" w:hAnsi="宋体" w:cs="宋体" w:hint="eastAsia"/>
+              <w:rFonts w:hint="eastAsia" w:ascii="宋体" w:hAnsi="宋体" w:eastAsia="宋体" w:cs="宋体"/>
               <w:szCs w:val="24"/>
             </w:rPr>
             <w:instrText xml:space="preserve"> HYPERLINK \l _Toc12630 </w:instrText>
           </w:r>
           <w:r>
             <w:rPr>
-              <w:rFonts w:ascii="宋体" w:eastAsia="宋体" w:hAnsi="宋体" w:cs="宋体" w:hint="eastAsia"/>
+              <w:rFonts w:hint="eastAsia" w:ascii="宋体" w:hAnsi="宋体" w:eastAsia="宋体" w:cs="宋体"/>
               <w:szCs w:val="24"/>
             </w:rPr>
             <w:fldChar w:fldCharType="separate"/>
@@ -3765,7 +3966,7 @@
           </w:r>
           <w:r>
             <w:rPr>
-              <w:rFonts w:ascii="宋体" w:eastAsia="宋体" w:hAnsi="宋体" w:cs="宋体" w:hint="eastAsia"/>
+              <w:rFonts w:hint="eastAsia" w:ascii="宋体" w:hAnsi="宋体" w:eastAsia="宋体" w:cs="宋体"/>
               <w:szCs w:val="24"/>
             </w:rPr>
             <w:fldChar w:fldCharType="end"/>
@@ -3773,28 +3974,28 @@
         </w:p>
         <w:p>
           <w:pPr>
-            <w:pStyle w:val="TOC2"/>
+            <w:pStyle w:val="17"/>
             <w:tabs>
               <w:tab w:val="right" w:leader="dot" w:pos="8306"/>
             </w:tabs>
           </w:pPr>
           <w:r>
             <w:rPr>
-              <w:rFonts w:ascii="宋体" w:eastAsia="宋体" w:hAnsi="宋体" w:cs="宋体" w:hint="eastAsia"/>
+              <w:rFonts w:hint="eastAsia" w:ascii="宋体" w:hAnsi="宋体" w:eastAsia="宋体" w:cs="宋体"/>
               <w:szCs w:val="24"/>
             </w:rPr>
             <w:fldChar w:fldCharType="begin"/>
           </w:r>
           <w:r>
             <w:rPr>
-              <w:rFonts w:ascii="宋体" w:eastAsia="宋体" w:hAnsi="宋体" w:cs="宋体" w:hint="eastAsia"/>
+              <w:rFonts w:hint="eastAsia" w:ascii="宋体" w:hAnsi="宋体" w:eastAsia="宋体" w:cs="宋体"/>
               <w:szCs w:val="24"/>
             </w:rPr>
             <w:instrText xml:space="preserve"> HYPERLINK \l _Toc16694 </w:instrText>
           </w:r>
           <w:r>
             <w:rPr>
-              <w:rFonts w:ascii="宋体" w:eastAsia="宋体" w:hAnsi="宋体" w:cs="宋体" w:hint="eastAsia"/>
+              <w:rFonts w:hint="eastAsia" w:ascii="宋体" w:hAnsi="宋体" w:eastAsia="宋体" w:cs="宋体"/>
               <w:szCs w:val="24"/>
             </w:rPr>
             <w:fldChar w:fldCharType="separate"/>
@@ -3825,7 +4026,7 @@
           </w:r>
           <w:r>
             <w:rPr>
-              <w:rFonts w:ascii="宋体" w:eastAsia="宋体" w:hAnsi="宋体" w:cs="宋体" w:hint="eastAsia"/>
+              <w:rFonts w:hint="eastAsia" w:ascii="宋体" w:hAnsi="宋体" w:eastAsia="宋体" w:cs="宋体"/>
               <w:szCs w:val="24"/>
             </w:rPr>
             <w:fldChar w:fldCharType="end"/>
@@ -3833,28 +4034,28 @@
         </w:p>
         <w:p>
           <w:pPr>
-            <w:pStyle w:val="TOC2"/>
+            <w:pStyle w:val="17"/>
             <w:tabs>
               <w:tab w:val="right" w:leader="dot" w:pos="8306"/>
             </w:tabs>
           </w:pPr>
           <w:r>
             <w:rPr>
-              <w:rFonts w:ascii="宋体" w:eastAsia="宋体" w:hAnsi="宋体" w:cs="宋体" w:hint="eastAsia"/>
+              <w:rFonts w:hint="eastAsia" w:ascii="宋体" w:hAnsi="宋体" w:eastAsia="宋体" w:cs="宋体"/>
               <w:szCs w:val="24"/>
             </w:rPr>
             <w:fldChar w:fldCharType="begin"/>
           </w:r>
           <w:r>
             <w:rPr>
-              <w:rFonts w:ascii="宋体" w:eastAsia="宋体" w:hAnsi="宋体" w:cs="宋体" w:hint="eastAsia"/>
+              <w:rFonts w:hint="eastAsia" w:ascii="宋体" w:hAnsi="宋体" w:eastAsia="宋体" w:cs="宋体"/>
               <w:szCs w:val="24"/>
             </w:rPr>
             <w:instrText xml:space="preserve"> HYPERLINK \l _Toc2479 </w:instrText>
           </w:r>
           <w:r>
             <w:rPr>
-              <w:rFonts w:ascii="宋体" w:eastAsia="宋体" w:hAnsi="宋体" w:cs="宋体" w:hint="eastAsia"/>
+              <w:rFonts w:hint="eastAsia" w:ascii="宋体" w:hAnsi="宋体" w:eastAsia="宋体" w:cs="宋体"/>
               <w:szCs w:val="24"/>
             </w:rPr>
             <w:fldChar w:fldCharType="separate"/>
@@ -3885,7 +4086,7 @@
           </w:r>
           <w:r>
             <w:rPr>
-              <w:rFonts w:ascii="宋体" w:eastAsia="宋体" w:hAnsi="宋体" w:cs="宋体" w:hint="eastAsia"/>
+              <w:rFonts w:hint="eastAsia" w:ascii="宋体" w:hAnsi="宋体" w:eastAsia="宋体" w:cs="宋体"/>
               <w:szCs w:val="24"/>
             </w:rPr>
             <w:fldChar w:fldCharType="end"/>
@@ -3893,28 +4094,28 @@
         </w:p>
         <w:p>
           <w:pPr>
-            <w:pStyle w:val="TOC1"/>
+            <w:pStyle w:val="16"/>
             <w:tabs>
               <w:tab w:val="right" w:leader="dot" w:pos="8306"/>
             </w:tabs>
           </w:pPr>
           <w:r>
             <w:rPr>
-              <w:rFonts w:ascii="宋体" w:eastAsia="宋体" w:hAnsi="宋体" w:cs="宋体" w:hint="eastAsia"/>
+              <w:rFonts w:hint="eastAsia" w:ascii="宋体" w:hAnsi="宋体" w:eastAsia="宋体" w:cs="宋体"/>
               <w:szCs w:val="24"/>
             </w:rPr>
             <w:fldChar w:fldCharType="begin"/>
           </w:r>
           <w:r>
             <w:rPr>
-              <w:rFonts w:ascii="宋体" w:eastAsia="宋体" w:hAnsi="宋体" w:cs="宋体" w:hint="eastAsia"/>
+              <w:rFonts w:hint="eastAsia" w:ascii="宋体" w:hAnsi="宋体" w:eastAsia="宋体" w:cs="宋体"/>
               <w:szCs w:val="24"/>
             </w:rPr>
             <w:instrText xml:space="preserve"> HYPERLINK \l _Toc14950 </w:instrText>
           </w:r>
           <w:r>
             <w:rPr>
-              <w:rFonts w:ascii="宋体" w:eastAsia="宋体" w:hAnsi="宋体" w:cs="宋体" w:hint="eastAsia"/>
+              <w:rFonts w:hint="eastAsia" w:ascii="宋体" w:hAnsi="宋体" w:eastAsia="宋体" w:cs="宋体"/>
               <w:szCs w:val="24"/>
             </w:rPr>
             <w:fldChar w:fldCharType="separate"/>
@@ -3953,7 +4154,7 @@
           </w:r>
           <w:r>
             <w:rPr>
-              <w:rFonts w:ascii="宋体" w:eastAsia="宋体" w:hAnsi="宋体" w:cs="宋体" w:hint="eastAsia"/>
+              <w:rFonts w:hint="eastAsia" w:ascii="宋体" w:hAnsi="宋体" w:eastAsia="宋体" w:cs="宋体"/>
               <w:szCs w:val="24"/>
             </w:rPr>
             <w:fldChar w:fldCharType="end"/>
@@ -3961,28 +4162,28 @@
         </w:p>
         <w:p>
           <w:pPr>
-            <w:pStyle w:val="TOC1"/>
+            <w:pStyle w:val="16"/>
             <w:tabs>
               <w:tab w:val="right" w:leader="dot" w:pos="8306"/>
             </w:tabs>
           </w:pPr>
           <w:r>
             <w:rPr>
-              <w:rFonts w:ascii="宋体" w:eastAsia="宋体" w:hAnsi="宋体" w:cs="宋体" w:hint="eastAsia"/>
+              <w:rFonts w:hint="eastAsia" w:ascii="宋体" w:hAnsi="宋体" w:eastAsia="宋体" w:cs="宋体"/>
               <w:szCs w:val="24"/>
             </w:rPr>
             <w:fldChar w:fldCharType="begin"/>
           </w:r>
           <w:r>
             <w:rPr>
-              <w:rFonts w:ascii="宋体" w:eastAsia="宋体" w:hAnsi="宋体" w:cs="宋体" w:hint="eastAsia"/>
+              <w:rFonts w:hint="eastAsia" w:ascii="宋体" w:hAnsi="宋体" w:eastAsia="宋体" w:cs="宋体"/>
               <w:szCs w:val="24"/>
             </w:rPr>
             <w:instrText xml:space="preserve"> HYPERLINK \l _Toc29324 </w:instrText>
           </w:r>
           <w:r>
             <w:rPr>
-              <w:rFonts w:ascii="宋体" w:eastAsia="宋体" w:hAnsi="宋体" w:cs="宋体" w:hint="eastAsia"/>
+              <w:rFonts w:hint="eastAsia" w:ascii="宋体" w:hAnsi="宋体" w:eastAsia="宋体" w:cs="宋体"/>
               <w:szCs w:val="24"/>
             </w:rPr>
             <w:fldChar w:fldCharType="separate"/>
@@ -4021,7 +4222,7 @@
           </w:r>
           <w:r>
             <w:rPr>
-              <w:rFonts w:ascii="宋体" w:eastAsia="宋体" w:hAnsi="宋体" w:cs="宋体" w:hint="eastAsia"/>
+              <w:rFonts w:hint="eastAsia" w:ascii="宋体" w:hAnsi="宋体" w:eastAsia="宋体" w:cs="宋体"/>
               <w:szCs w:val="24"/>
             </w:rPr>
             <w:fldChar w:fldCharType="end"/>
@@ -4043,7 +4244,7 @@
             <w:snapToGrid w:val="0"/>
             <w:textAlignment w:val="baseline"/>
             <w:rPr>
-              <w:rFonts w:ascii="宋体" w:eastAsia="宋体" w:hAnsi="宋体" w:cs="宋体" w:hint="eastAsia"/>
+              <w:rFonts w:hint="eastAsia" w:ascii="宋体" w:hAnsi="宋体" w:eastAsia="宋体" w:cs="宋体"/>
               <w:snapToGrid w:val="0"/>
               <w:color w:val="000000"/>
               <w:kern w:val="0"/>
@@ -4054,7 +4255,7 @@
           </w:pPr>
           <w:r>
             <w:rPr>
-              <w:rFonts w:ascii="宋体" w:eastAsia="宋体" w:hAnsi="宋体" w:cs="宋体" w:hint="eastAsia"/>
+              <w:rFonts w:hint="eastAsia" w:ascii="宋体" w:hAnsi="宋体" w:eastAsia="宋体" w:cs="宋体"/>
               <w:szCs w:val="24"/>
             </w:rPr>
             <w:fldChar w:fldCharType="end"/>
@@ -4064,45 +4265,81 @@
     </w:sdt>
     <w:p>
       <w:pPr>
-        <w:pStyle w:val="1"/>
+        <w:pStyle w:val="28"/>
         <w:bidi w:val="0"/>
         <w:rPr>
           <w:rFonts w:hint="eastAsia"/>
           <w:lang w:val="en-US" w:eastAsia="zh-CN"/>
         </w:rPr>
       </w:pPr>
-      <w:bookmarkStart w:id="3" w:name="_Toc25312"/>
+      <w:bookmarkStart w:id="2" w:name="_Toc25312"/>
       <w:r>
         <w:rPr>
           <w:rFonts w:hint="eastAsia"/>
           <w:lang w:val="en-US" w:eastAsia="zh-CN"/>
         </w:rPr>
         <w:t>总则</w:t>
+      </w:r>
+      <w:bookmarkEnd w:id="2"/>
+    </w:p>
+    <w:p>
+      <w:pPr>
+        <w:pStyle w:val="30"/>
+        <w:bidi w:val="0"/>
+        <w:rPr>
+          <w:rFonts w:hint="eastAsia"/>
+          <w:lang w:val="en-US" w:eastAsia="zh-CN"/>
+        </w:rPr>
+      </w:pPr>
+      <w:bookmarkStart w:id="3" w:name="_Toc1852"/>
+      <w:r>
+        <w:rPr>
+          <w:rFonts w:hint="eastAsia"/>
+          <w:lang w:val="en-US" w:eastAsia="zh-CN"/>
+        </w:rPr>
+        <w:t>目的</w:t>
       </w:r>
       <w:bookmarkEnd w:id="3"/>
     </w:p>
     <w:p>
       <w:pPr>
-        <w:pStyle w:val="2"/>
+        <w:pStyle w:val="29"/>
         <w:bidi w:val="0"/>
         <w:rPr>
           <w:rFonts w:hint="eastAsia"/>
           <w:lang w:val="en-US" w:eastAsia="zh-CN"/>
         </w:rPr>
       </w:pPr>
-      <w:bookmarkStart w:id="4" w:name="_Toc1852"/>
-      <w:r>
-        <w:rPr>
-          <w:rFonts w:hint="eastAsia"/>
-          <w:lang w:val="en-US" w:eastAsia="zh-CN"/>
-        </w:rPr>
-        <w:t>目的</w:t>
+      <w:r>
+        <w:rPr>
+          <w:rFonts w:hint="eastAsia"/>
+          <w:lang w:val="en-US" w:eastAsia="zh-CN"/>
+        </w:rPr>
+        <w:t>为规范公司运维服务事件的管理，建立快速响应与高效解决机制，以最小化事件对客户业务的影响，保障服务的连续性与稳定性，提升客户满意度，并为问题管理、知识管理等流程提供有效输入，特制定本制度。</w:t>
+      </w:r>
+    </w:p>
+    <w:p>
+      <w:pPr>
+        <w:pStyle w:val="30"/>
+        <w:bidi w:val="0"/>
+        <w:rPr>
+          <w:rFonts w:hint="eastAsia"/>
+          <w:lang w:val="en-US" w:eastAsia="zh-CN"/>
+        </w:rPr>
+      </w:pPr>
+      <w:bookmarkStart w:id="4" w:name="_Toc4924"/>
+      <w:r>
+        <w:rPr>
+          <w:rFonts w:hint="eastAsia"/>
+          <w:lang w:val="en-US" w:eastAsia="zh-CN"/>
+        </w:rPr>
+        <w:t>适用范围</w:t>
       </w:r>
       <w:bookmarkEnd w:id="4"/>
     </w:p>
     <w:p>
       <w:pPr>
-        <w:pStyle w:val="a1"/>
+        <w:pStyle w:val="29"/>
         <w:bidi w:val="0"/>
         <w:rPr>
           <w:rFonts w:hint="eastAsia"/>
@@ -4114,31 +4351,31 @@
           <w:rFonts w:hint="eastAsia"/>
           <w:lang w:val="en-US" w:eastAsia="zh-CN"/>
         </w:rPr>
-        <w:t>为规范公司运维服务事件的管理，建立快速响应与高效解决机制，以最小化事件对客户业务的影响，保障服务的连续性与稳定性，提升客户满意度，并为问题管理、知识管理等流程提供有效输入，特制定本制度。</w:t>
+        <w:t>本制度适用于公司为客户提供运维服务过程中，所有通过服务台、监控系统或其他渠道接收到的服务事件，包括但不限于系统故障、服务请求、信息咨询等。</w:t>
       </w:r>
     </w:p>
     <w:p>
       <w:pPr>
-        <w:pStyle w:val="2"/>
+        <w:pStyle w:val="28"/>
         <w:bidi w:val="0"/>
         <w:rPr>
           <w:rFonts w:hint="eastAsia"/>
           <w:lang w:val="en-US" w:eastAsia="zh-CN"/>
         </w:rPr>
       </w:pPr>
-      <w:bookmarkStart w:id="5" w:name="_Toc4924"/>
-      <w:r>
-        <w:rPr>
-          <w:rFonts w:hint="eastAsia"/>
-          <w:lang w:val="en-US" w:eastAsia="zh-CN"/>
-        </w:rPr>
-        <w:t>适用范围</w:t>
+      <w:bookmarkStart w:id="5" w:name="_Toc2098"/>
+      <w:r>
+        <w:rPr>
+          <w:rFonts w:hint="eastAsia"/>
+          <w:lang w:val="en-US" w:eastAsia="zh-CN"/>
+        </w:rPr>
+        <w:t>术语与定义</w:t>
       </w:r>
       <w:bookmarkEnd w:id="5"/>
     </w:p>
     <w:p>
       <w:pPr>
-        <w:pStyle w:val="a1"/>
+        <w:pStyle w:val="29"/>
         <w:bidi w:val="0"/>
         <w:rPr>
           <w:rFonts w:hint="eastAsia"/>
@@ -4150,154 +4387,239 @@
           <w:rFonts w:hint="eastAsia"/>
           <w:lang w:val="en-US" w:eastAsia="zh-CN"/>
         </w:rPr>
-        <w:t>本制度适用于公司为客户提供运维服务过程中，所有通过服务台、监控系统或其他渠道接收到的服务事件，包括但不限于系统故障、服务请求、信息咨询等。</w:t>
+        <w:t>事件：在服务合同范围内，任何导致或可能导致客户软件系统服务中断、服务质量下降或影响用户正常使用的非计划性情形，包括故障申告、服务请求、咨询等。</w:t>
       </w:r>
     </w:p>
     <w:p>
       <w:pPr>
-        <w:pStyle w:val="1"/>
+        <w:pStyle w:val="29"/>
         <w:bidi w:val="0"/>
         <w:rPr>
           <w:rFonts w:hint="eastAsia"/>
           <w:lang w:val="en-US" w:eastAsia="zh-CN"/>
         </w:rPr>
       </w:pPr>
-      <w:bookmarkStart w:id="6" w:name="_Toc2098"/>
-      <w:r>
-        <w:rPr>
-          <w:rFonts w:hint="eastAsia"/>
-          <w:lang w:val="en-US" w:eastAsia="zh-CN"/>
-        </w:rPr>
-        <w:t>术语与定义</w:t>
+      <w:r>
+        <w:rPr>
+          <w:rFonts w:hint="eastAsia"/>
+          <w:lang w:val="en-US" w:eastAsia="zh-CN"/>
+        </w:rPr>
+        <w:t>事件管理：通过一系列标准化活动，对事件进行记录、分类、优先级排序、诊断、升级、解决、关闭和回顾，旨在尽快恢复服务，减少对业务的干扰。</w:t>
+      </w:r>
+    </w:p>
+    <w:p>
+      <w:pPr>
+        <w:pStyle w:val="29"/>
+        <w:bidi w:val="0"/>
+        <w:rPr>
+          <w:rFonts w:hint="eastAsia"/>
+          <w:lang w:val="en-US" w:eastAsia="zh-CN"/>
+        </w:rPr>
+      </w:pPr>
+      <w:r>
+        <w:rPr>
+          <w:rFonts w:hint="eastAsia"/>
+          <w:lang w:val="en-US" w:eastAsia="zh-CN"/>
+        </w:rPr>
+        <w:t>服务请求：客户提出的标准、低风险、预先定义的请求，如信息查询、账户重置、软件安装（标准版）等。</w:t>
+      </w:r>
+    </w:p>
+    <w:p>
+      <w:pPr>
+        <w:pStyle w:val="29"/>
+        <w:bidi w:val="0"/>
+        <w:rPr>
+          <w:rFonts w:hint="eastAsia"/>
+          <w:lang w:val="en-US" w:eastAsia="zh-CN"/>
+        </w:rPr>
+      </w:pPr>
+      <w:r>
+        <w:rPr>
+          <w:rFonts w:hint="eastAsia"/>
+          <w:lang w:val="en-US" w:eastAsia="zh-CN"/>
+        </w:rPr>
+        <w:t>事件升级：当事件在规定时限内无法解决或需要更高级别资源介入时，将事件移交至更高权限人员或团队的过程。</w:t>
+      </w:r>
+    </w:p>
+    <w:p>
+      <w:pPr>
+        <w:pStyle w:val="29"/>
+        <w:bidi w:val="0"/>
+        <w:rPr>
+          <w:rFonts w:hint="eastAsia"/>
+          <w:lang w:val="en-US" w:eastAsia="zh-CN"/>
+        </w:rPr>
+      </w:pPr>
+      <w:r>
+        <w:rPr>
+          <w:rFonts w:hint="eastAsia"/>
+          <w:lang w:val="en-US" w:eastAsia="zh-CN"/>
+        </w:rPr>
+        <w:t>重复事件：在相同或相似环境下，由同一根本原因引发的、具有相同症状的多次事件。</w:t>
+      </w:r>
+    </w:p>
+    <w:p>
+      <w:pPr>
+        <w:pStyle w:val="28"/>
+        <w:bidi w:val="0"/>
+        <w:rPr>
+          <w:rFonts w:hint="eastAsia"/>
+          <w:lang w:val="en-US" w:eastAsia="zh-CN"/>
+        </w:rPr>
+      </w:pPr>
+      <w:bookmarkStart w:id="6" w:name="_Toc4575"/>
+      <w:r>
+        <w:rPr>
+          <w:rFonts w:hint="eastAsia"/>
+          <w:lang w:val="en-US" w:eastAsia="zh-CN"/>
+        </w:rPr>
+        <w:t>角色与职责</w:t>
       </w:r>
       <w:bookmarkEnd w:id="6"/>
     </w:p>
     <w:p>
       <w:pPr>
-        <w:pStyle w:val="a1"/>
+        <w:pStyle w:val="30"/>
         <w:bidi w:val="0"/>
         <w:rPr>
           <w:rFonts w:hint="eastAsia"/>
           <w:lang w:val="en-US" w:eastAsia="zh-CN"/>
         </w:rPr>
       </w:pPr>
-      <w:r>
-        <w:rPr>
-          <w:rFonts w:hint="eastAsia"/>
-          <w:lang w:val="en-US" w:eastAsia="zh-CN"/>
-        </w:rPr>
-        <w:t>事件：在服务合同范围内，任何导致或可能导致客户软件系统服务中断、服务质量下降或影响用户正常使用的非计划性情形，包括故障申告、服务请求、咨询等。</w:t>
-      </w:r>
-    </w:p>
-    <w:p>
-      <w:pPr>
-        <w:pStyle w:val="a1"/>
-        <w:bidi w:val="0"/>
-        <w:rPr>
-          <w:rFonts w:hint="eastAsia"/>
-          <w:lang w:val="en-US" w:eastAsia="zh-CN"/>
-        </w:rPr>
-      </w:pPr>
-      <w:r>
-        <w:rPr>
-          <w:rFonts w:hint="eastAsia"/>
-          <w:lang w:val="en-US" w:eastAsia="zh-CN"/>
-        </w:rPr>
-        <w:t>事件管理：通过一系列标准化活动，对事件进行记录、分类、优先级排序、诊断、升级、解决、关闭和回顾，旨在尽快恢复服务，减少对业务的干扰。</w:t>
-      </w:r>
-    </w:p>
-    <w:p>
-      <w:pPr>
-        <w:pStyle w:val="a1"/>
-        <w:bidi w:val="0"/>
-        <w:rPr>
-          <w:rFonts w:hint="eastAsia"/>
-          <w:lang w:val="en-US" w:eastAsia="zh-CN"/>
-        </w:rPr>
-      </w:pPr>
-      <w:r>
-        <w:rPr>
-          <w:rFonts w:hint="eastAsia"/>
-          <w:lang w:val="en-US" w:eastAsia="zh-CN"/>
-        </w:rPr>
-        <w:t>服务请求：客户提出的标准、低风险、预先定义的请求，如信息查询、账户重置、软件安装（标准版）等。</w:t>
-      </w:r>
-    </w:p>
-    <w:p>
-      <w:pPr>
-        <w:pStyle w:val="a1"/>
-        <w:bidi w:val="0"/>
-        <w:rPr>
-          <w:rFonts w:hint="eastAsia"/>
-          <w:lang w:val="en-US" w:eastAsia="zh-CN"/>
-        </w:rPr>
-      </w:pPr>
-      <w:r>
-        <w:rPr>
-          <w:rFonts w:hint="eastAsia"/>
-          <w:lang w:val="en-US" w:eastAsia="zh-CN"/>
-        </w:rPr>
-        <w:t>事件升级：当事件在规定时限内无法解决或需要更高级别资源介入时，将事件移交至更高权限人员或团队的过程。</w:t>
-      </w:r>
-    </w:p>
-    <w:p>
-      <w:pPr>
-        <w:pStyle w:val="a1"/>
-        <w:bidi w:val="0"/>
-        <w:rPr>
-          <w:rFonts w:hint="eastAsia"/>
-          <w:lang w:val="en-US" w:eastAsia="zh-CN"/>
-        </w:rPr>
-      </w:pPr>
-      <w:r>
-        <w:rPr>
-          <w:rFonts w:hint="eastAsia"/>
-          <w:lang w:val="en-US" w:eastAsia="zh-CN"/>
-        </w:rPr>
-        <w:t>重复事件：在相同或相似环境下，由同一根本原因引发的、具有相同症状的多次事件。</w:t>
-      </w:r>
-    </w:p>
-    <w:p>
-      <w:pPr>
-        <w:pStyle w:val="1"/>
-        <w:bidi w:val="0"/>
-        <w:rPr>
-          <w:rFonts w:hint="eastAsia"/>
-          <w:lang w:val="en-US" w:eastAsia="zh-CN"/>
-        </w:rPr>
-      </w:pPr>
-      <w:bookmarkStart w:id="7" w:name="_Toc4575"/>
-      <w:r>
-        <w:rPr>
-          <w:rFonts w:hint="eastAsia"/>
-          <w:lang w:val="en-US" w:eastAsia="zh-CN"/>
-        </w:rPr>
-        <w:t>角色与职责</w:t>
+      <w:bookmarkStart w:id="7" w:name="_Toc24799"/>
+      <w:r>
+        <w:rPr>
+          <w:rFonts w:hint="eastAsia"/>
+          <w:lang w:val="en-US" w:eastAsia="zh-CN"/>
+        </w:rPr>
+        <w:t>事件经理</w:t>
       </w:r>
       <w:bookmarkEnd w:id="7"/>
     </w:p>
     <w:p>
       <w:pPr>
-        <w:pStyle w:val="2"/>
+        <w:pStyle w:val="29"/>
         <w:bidi w:val="0"/>
         <w:rPr>
           <w:rFonts w:hint="eastAsia"/>
           <w:lang w:val="en-US" w:eastAsia="zh-CN"/>
         </w:rPr>
       </w:pPr>
-      <w:bookmarkStart w:id="8" w:name="_Toc24799"/>
-      <w:r>
-        <w:rPr>
-          <w:rFonts w:hint="eastAsia"/>
-          <w:lang w:val="en-US" w:eastAsia="zh-CN"/>
-        </w:rPr>
-        <w:t>事件经理</w:t>
+      <w:r>
+        <w:rPr>
+          <w:rFonts w:hint="eastAsia"/>
+          <w:lang w:val="en-US" w:eastAsia="zh-CN"/>
+        </w:rPr>
+        <w:t>由运维部经理担任，负责：</w:t>
+      </w:r>
+    </w:p>
+    <w:p>
+      <w:pPr>
+        <w:pStyle w:val="29"/>
+        <w:bidi w:val="0"/>
+        <w:rPr>
+          <w:rFonts w:hint="eastAsia"/>
+          <w:lang w:val="en-US" w:eastAsia="zh-CN"/>
+        </w:rPr>
+      </w:pPr>
+      <w:r>
+        <w:rPr>
+          <w:rFonts w:hint="eastAsia"/>
+          <w:lang w:val="en-US" w:eastAsia="zh-CN"/>
+        </w:rPr>
+        <w:t>监督整体事件管理流程的效率与效果，确保客户满意度。</w:t>
+      </w:r>
+    </w:p>
+    <w:p>
+      <w:pPr>
+        <w:pStyle w:val="29"/>
+        <w:bidi w:val="0"/>
+        <w:rPr>
+          <w:rFonts w:hint="eastAsia"/>
+          <w:lang w:val="en-US" w:eastAsia="zh-CN"/>
+        </w:rPr>
+      </w:pPr>
+      <w:r>
+        <w:rPr>
+          <w:rFonts w:hint="eastAsia"/>
+          <w:lang w:val="en-US" w:eastAsia="zh-CN"/>
+        </w:rPr>
+        <w:t>审批重大事件的应急与处理方案，协调跨部门资源。</w:t>
+      </w:r>
+    </w:p>
+    <w:p>
+      <w:pPr>
+        <w:pStyle w:val="29"/>
+        <w:bidi w:val="0"/>
+        <w:rPr>
+          <w:rFonts w:hint="eastAsia"/>
+          <w:lang w:val="en-US" w:eastAsia="zh-CN"/>
+        </w:rPr>
+      </w:pPr>
+      <w:r>
+        <w:rPr>
+          <w:rFonts w:hint="eastAsia"/>
+          <w:lang w:val="en-US" w:eastAsia="zh-CN"/>
+        </w:rPr>
+        <w:t>监控事件处理进度，对即将超时或重大事件进行强制升级与协调。</w:t>
+      </w:r>
+    </w:p>
+    <w:p>
+      <w:pPr>
+        <w:pStyle w:val="29"/>
+        <w:bidi w:val="0"/>
+        <w:rPr>
+          <w:rFonts w:hint="eastAsia"/>
+          <w:lang w:val="en-US" w:eastAsia="zh-CN"/>
+        </w:rPr>
+      </w:pPr>
+      <w:r>
+        <w:rPr>
+          <w:rFonts w:hint="eastAsia"/>
+          <w:lang w:val="en-US" w:eastAsia="zh-CN"/>
+        </w:rPr>
+        <w:t>定期分析事件数据，识别趋势，为服务改进提供决策依据。</w:t>
+      </w:r>
+    </w:p>
+    <w:p>
+      <w:pPr>
+        <w:pStyle w:val="29"/>
+        <w:bidi w:val="0"/>
+        <w:rPr>
+          <w:rFonts w:hint="eastAsia"/>
+          <w:lang w:val="en-US" w:eastAsia="zh-CN"/>
+        </w:rPr>
+      </w:pPr>
+      <w:r>
+        <w:rPr>
+          <w:rFonts w:hint="eastAsia"/>
+          <w:lang w:val="en-US" w:eastAsia="zh-CN"/>
+        </w:rPr>
+        <w:t>确保事件管理与问题、变更等流程的有效衔接。</w:t>
+      </w:r>
+    </w:p>
+    <w:p>
+      <w:pPr>
+        <w:pStyle w:val="30"/>
+        <w:bidi w:val="0"/>
+        <w:rPr>
+          <w:rFonts w:hint="eastAsia"/>
+          <w:lang w:val="en-US" w:eastAsia="zh-CN"/>
+        </w:rPr>
+      </w:pPr>
+      <w:bookmarkStart w:id="8" w:name="_Toc32442"/>
+      <w:r>
+        <w:rPr>
+          <w:rFonts w:hint="eastAsia"/>
+          <w:lang w:val="en-US" w:eastAsia="zh-CN"/>
+        </w:rPr>
+        <w:t>服务台专员</w:t>
       </w:r>
       <w:bookmarkEnd w:id="8"/>
     </w:p>
     <w:p>
       <w:pPr>
-        <w:pStyle w:val="a1"/>
+        <w:pStyle w:val="29"/>
         <w:bidi w:val="0"/>
         <w:rPr>
           <w:rFonts w:hint="eastAsia"/>
@@ -4309,12 +4631,12 @@
           <w:rFonts w:hint="eastAsia"/>
           <w:lang w:val="en-US" w:eastAsia="zh-CN"/>
         </w:rPr>
-        <w:t>由运维部经理担任，负责：</w:t>
+        <w:t>作为事件的统一接入点，负责：</w:t>
       </w:r>
     </w:p>
     <w:p>
       <w:pPr>
-        <w:pStyle w:val="a1"/>
+        <w:pStyle w:val="29"/>
         <w:bidi w:val="0"/>
         <w:rPr>
           <w:rFonts w:hint="eastAsia"/>
@@ -4326,12 +4648,12 @@
           <w:rFonts w:hint="eastAsia"/>
           <w:lang w:val="en-US" w:eastAsia="zh-CN"/>
         </w:rPr>
-        <w:t>监督整体事件管理流程的效率与效果，确保客户满意度。</w:t>
+        <w:t>接听客户电话、接收邮件/工单，事件记录率达到100%。</w:t>
       </w:r>
     </w:p>
     <w:p>
       <w:pPr>
-        <w:pStyle w:val="a1"/>
+        <w:pStyle w:val="29"/>
         <w:bidi w:val="0"/>
         <w:rPr>
           <w:rFonts w:hint="eastAsia"/>
@@ -4343,12 +4665,12 @@
           <w:rFonts w:hint="eastAsia"/>
           <w:lang w:val="en-US" w:eastAsia="zh-CN"/>
         </w:rPr>
-        <w:t>审批重大事件的应急与处理方案，协调跨部门资源。</w:t>
+        <w:t>对事件进行初步分类、优先级判定并分派。</w:t>
       </w:r>
     </w:p>
     <w:p>
       <w:pPr>
-        <w:pStyle w:val="a1"/>
+        <w:pStyle w:val="29"/>
         <w:bidi w:val="0"/>
         <w:rPr>
           <w:rFonts w:hint="eastAsia"/>
@@ -4360,12 +4682,12 @@
           <w:rFonts w:hint="eastAsia"/>
           <w:lang w:val="en-US" w:eastAsia="zh-CN"/>
         </w:rPr>
-        <w:t>监控事件处理进度，对即将超时或重大事件进行强制升级与协调。</w:t>
+        <w:t>处理简单的咨询类或可通过知识库直接解决的服务请求。</w:t>
       </w:r>
     </w:p>
     <w:p>
       <w:pPr>
-        <w:pStyle w:val="a1"/>
+        <w:pStyle w:val="29"/>
         <w:bidi w:val="0"/>
         <w:rPr>
           <w:rFonts w:hint="eastAsia"/>
@@ -4377,12 +4699,12 @@
           <w:rFonts w:hint="eastAsia"/>
           <w:lang w:val="en-US" w:eastAsia="zh-CN"/>
         </w:rPr>
-        <w:t>定期分析事件数据，识别趋势，为服务改进提供决策依据。</w:t>
+        <w:t>跟踪事件状态，及时向客户沟通进展。</w:t>
       </w:r>
     </w:p>
     <w:p>
       <w:pPr>
-        <w:pStyle w:val="a1"/>
+        <w:pStyle w:val="29"/>
         <w:bidi w:val="0"/>
         <w:rPr>
           <w:rFonts w:hint="eastAsia"/>
@@ -4394,31 +4716,31 @@
           <w:rFonts w:hint="eastAsia"/>
           <w:lang w:val="en-US" w:eastAsia="zh-CN"/>
         </w:rPr>
-        <w:t>确保事件管理与问题、变更等流程的有效衔接。</w:t>
+        <w:t>在事件解决后回访客户，确认关闭并获得满意度反馈。</w:t>
       </w:r>
     </w:p>
     <w:p>
       <w:pPr>
-        <w:pStyle w:val="2"/>
+        <w:pStyle w:val="30"/>
         <w:bidi w:val="0"/>
         <w:rPr>
           <w:rFonts w:hint="eastAsia"/>
           <w:lang w:val="en-US" w:eastAsia="zh-CN"/>
         </w:rPr>
       </w:pPr>
-      <w:bookmarkStart w:id="9" w:name="_Toc32442"/>
-      <w:r>
-        <w:rPr>
-          <w:rFonts w:hint="eastAsia"/>
-          <w:lang w:val="en-US" w:eastAsia="zh-CN"/>
-        </w:rPr>
-        <w:t>服务台专员</w:t>
+      <w:bookmarkStart w:id="9" w:name="_Toc22472"/>
+      <w:r>
+        <w:rPr>
+          <w:rFonts w:hint="eastAsia"/>
+          <w:lang w:val="en-US" w:eastAsia="zh-CN"/>
+        </w:rPr>
+        <w:t>运维工程师</w:t>
       </w:r>
       <w:bookmarkEnd w:id="9"/>
     </w:p>
     <w:p>
       <w:pPr>
-        <w:pStyle w:val="a1"/>
+        <w:pStyle w:val="29"/>
         <w:bidi w:val="0"/>
         <w:rPr>
           <w:rFonts w:hint="eastAsia"/>
@@ -4430,12 +4752,12 @@
           <w:rFonts w:hint="eastAsia"/>
           <w:lang w:val="en-US" w:eastAsia="zh-CN"/>
         </w:rPr>
-        <w:t>作为事件的统一接入点，负责：</w:t>
+        <w:t>负责：</w:t>
       </w:r>
     </w:p>
     <w:p>
       <w:pPr>
-        <w:pStyle w:val="a1"/>
+        <w:pStyle w:val="29"/>
         <w:bidi w:val="0"/>
         <w:rPr>
           <w:rFonts w:hint="eastAsia"/>
@@ -4447,12 +4769,12 @@
           <w:rFonts w:hint="eastAsia"/>
           <w:lang w:val="en-US" w:eastAsia="zh-CN"/>
         </w:rPr>
-        <w:t>接听客户电话、接收邮件/工单，事件记录率达到100%。</w:t>
+        <w:t>接收并处理服务台分派的专业技术事件。</w:t>
       </w:r>
     </w:p>
     <w:p>
       <w:pPr>
-        <w:pStyle w:val="a1"/>
+        <w:pStyle w:val="29"/>
         <w:bidi w:val="0"/>
         <w:rPr>
           <w:rFonts w:hint="eastAsia"/>
@@ -4464,12 +4786,12 @@
           <w:rFonts w:hint="eastAsia"/>
           <w:lang w:val="en-US" w:eastAsia="zh-CN"/>
         </w:rPr>
-        <w:t>对事件进行初步分类、优先级判定并分派。</w:t>
+        <w:t>在规定时限内诊断并解决事件，详细记录解决方案与过程。</w:t>
       </w:r>
     </w:p>
     <w:p>
       <w:pPr>
-        <w:pStyle w:val="a1"/>
+        <w:pStyle w:val="29"/>
         <w:bidi w:val="0"/>
         <w:rPr>
           <w:rFonts w:hint="eastAsia"/>
@@ -4481,12 +4803,12 @@
           <w:rFonts w:hint="eastAsia"/>
           <w:lang w:val="en-US" w:eastAsia="zh-CN"/>
         </w:rPr>
-        <w:t>处理简单的咨询类或可通过知识库直接解决的服务请求。</w:t>
+        <w:t>对于无法独立解决的事件，按流程及时升级至运维项目经理或更高技术专家。</w:t>
       </w:r>
     </w:p>
     <w:p>
       <w:pPr>
-        <w:pStyle w:val="a1"/>
+        <w:pStyle w:val="29"/>
         <w:bidi w:val="0"/>
         <w:rPr>
           <w:rFonts w:hint="eastAsia"/>
@@ -4498,48 +4820,31 @@
           <w:rFonts w:hint="eastAsia"/>
           <w:lang w:val="en-US" w:eastAsia="zh-CN"/>
         </w:rPr>
-        <w:t>跟踪事件状态，及时向客户沟通进展。</w:t>
+        <w:t>将典型解决方案整理提交至知识库。</w:t>
       </w:r>
     </w:p>
     <w:p>
       <w:pPr>
-        <w:pStyle w:val="a1"/>
+        <w:pStyle w:val="30"/>
         <w:bidi w:val="0"/>
         <w:rPr>
           <w:rFonts w:hint="eastAsia"/>
           <w:lang w:val="en-US" w:eastAsia="zh-CN"/>
         </w:rPr>
       </w:pPr>
-      <w:r>
-        <w:rPr>
-          <w:rFonts w:hint="eastAsia"/>
-          <w:lang w:val="en-US" w:eastAsia="zh-CN"/>
-        </w:rPr>
-        <w:t>在事件解决后回访客户，确认关闭并获得满意度反馈。</w:t>
-      </w:r>
-    </w:p>
-    <w:p>
-      <w:pPr>
-        <w:pStyle w:val="2"/>
-        <w:bidi w:val="0"/>
-        <w:rPr>
-          <w:rFonts w:hint="eastAsia"/>
-          <w:lang w:val="en-US" w:eastAsia="zh-CN"/>
-        </w:rPr>
-      </w:pPr>
-      <w:bookmarkStart w:id="10" w:name="_Toc22472"/>
-      <w:r>
-        <w:rPr>
-          <w:rFonts w:hint="eastAsia"/>
-          <w:lang w:val="en-US" w:eastAsia="zh-CN"/>
-        </w:rPr>
-        <w:t>运维工程师</w:t>
+      <w:bookmarkStart w:id="10" w:name="_Toc31538"/>
+      <w:r>
+        <w:rPr>
+          <w:rFonts w:hint="eastAsia"/>
+          <w:lang w:val="en-US" w:eastAsia="zh-CN"/>
+        </w:rPr>
+        <w:t>运维项目经理</w:t>
       </w:r>
       <w:bookmarkEnd w:id="10"/>
     </w:p>
     <w:p>
       <w:pPr>
-        <w:pStyle w:val="a1"/>
+        <w:pStyle w:val="29"/>
         <w:bidi w:val="0"/>
         <w:rPr>
           <w:rFonts w:hint="eastAsia"/>
@@ -4556,7 +4861,7 @@
     </w:p>
     <w:p>
       <w:pPr>
-        <w:pStyle w:val="a1"/>
+        <w:pStyle w:val="29"/>
         <w:bidi w:val="0"/>
         <w:rPr>
           <w:rFonts w:hint="eastAsia"/>
@@ -4568,12 +4873,12 @@
           <w:rFonts w:hint="eastAsia"/>
           <w:lang w:val="en-US" w:eastAsia="zh-CN"/>
         </w:rPr>
-        <w:t>接收并处理服务台分派的专业技术事件。</w:t>
+        <w:t>处理运维工程师升级的复杂事件，组织技术分析与攻关。</w:t>
       </w:r>
     </w:p>
     <w:p>
       <w:pPr>
-        <w:pStyle w:val="a1"/>
+        <w:pStyle w:val="29"/>
         <w:bidi w:val="0"/>
         <w:rPr>
           <w:rFonts w:hint="eastAsia"/>
@@ -4585,12 +4890,12 @@
           <w:rFonts w:hint="eastAsia"/>
           <w:lang w:val="en-US" w:eastAsia="zh-CN"/>
         </w:rPr>
-        <w:t>在规定时限内诊断并解决事件，详细记录解决方案与过程。</w:t>
+        <w:t>作为与客户沟通的技术接口人，对重大事件进行解释与方案汇报。</w:t>
       </w:r>
     </w:p>
     <w:p>
       <w:pPr>
-        <w:pStyle w:val="a1"/>
+        <w:pStyle w:val="29"/>
         <w:bidi w:val="0"/>
         <w:rPr>
           <w:rFonts w:hint="eastAsia"/>
@@ -4602,12 +4907,12 @@
           <w:rFonts w:hint="eastAsia"/>
           <w:lang w:val="en-US" w:eastAsia="zh-CN"/>
         </w:rPr>
-        <w:t>对于无法独立解决的事件，按流程及时升级至运维项目经理或更高技术专家。</w:t>
+        <w:t>协调研发部、质量管理部等内部资源，推动事件解决。</w:t>
       </w:r>
     </w:p>
     <w:p>
       <w:pPr>
-        <w:pStyle w:val="a1"/>
+        <w:pStyle w:val="29"/>
         <w:bidi w:val="0"/>
         <w:rPr>
           <w:rFonts w:hint="eastAsia"/>
@@ -4619,154 +4924,120 @@
           <w:rFonts w:hint="eastAsia"/>
           <w:lang w:val="en-US" w:eastAsia="zh-CN"/>
         </w:rPr>
-        <w:t>将典型解决方案整理提交至知识库。</w:t>
+        <w:t>判断事件是否需要转化为问题或触发变更流程，并负责跟进。</w:t>
       </w:r>
     </w:p>
     <w:p>
       <w:pPr>
-        <w:pStyle w:val="2"/>
+        <w:pStyle w:val="28"/>
         <w:bidi w:val="0"/>
         <w:rPr>
           <w:rFonts w:hint="eastAsia"/>
           <w:lang w:val="en-US" w:eastAsia="zh-CN"/>
         </w:rPr>
       </w:pPr>
-      <w:bookmarkStart w:id="11" w:name="_Toc31538"/>
-      <w:r>
-        <w:rPr>
-          <w:rFonts w:hint="eastAsia"/>
-          <w:lang w:val="en-US" w:eastAsia="zh-CN"/>
-        </w:rPr>
-        <w:t>运维项目经理</w:t>
+      <w:bookmarkStart w:id="11" w:name="_Toc29162"/>
+      <w:r>
+        <w:rPr>
+          <w:rFonts w:hint="eastAsia"/>
+          <w:lang w:val="en-US" w:eastAsia="zh-CN"/>
+        </w:rPr>
+        <w:t>管理原则</w:t>
       </w:r>
       <w:bookmarkEnd w:id="11"/>
     </w:p>
     <w:p>
       <w:pPr>
-        <w:pStyle w:val="a1"/>
+        <w:pStyle w:val="30"/>
         <w:bidi w:val="0"/>
         <w:rPr>
           <w:rFonts w:hint="eastAsia"/>
           <w:lang w:val="en-US" w:eastAsia="zh-CN"/>
         </w:rPr>
       </w:pPr>
-      <w:r>
-        <w:rPr>
-          <w:rFonts w:hint="eastAsia"/>
-          <w:lang w:val="en-US" w:eastAsia="zh-CN"/>
-        </w:rPr>
-        <w:t>负责：</w:t>
-      </w:r>
-    </w:p>
-    <w:p>
-      <w:pPr>
-        <w:pStyle w:val="a1"/>
-        <w:bidi w:val="0"/>
-        <w:rPr>
-          <w:rFonts w:hint="eastAsia"/>
-          <w:lang w:val="en-US" w:eastAsia="zh-CN"/>
-        </w:rPr>
-      </w:pPr>
-      <w:r>
-        <w:rPr>
-          <w:rFonts w:hint="eastAsia"/>
-          <w:lang w:val="en-US" w:eastAsia="zh-CN"/>
-        </w:rPr>
-        <w:t>处理运维工程师升级的复杂事件，组织技术分析与攻关。</w:t>
-      </w:r>
-    </w:p>
-    <w:p>
-      <w:pPr>
-        <w:pStyle w:val="a1"/>
-        <w:bidi w:val="0"/>
-        <w:rPr>
-          <w:rFonts w:hint="eastAsia"/>
-          <w:lang w:val="en-US" w:eastAsia="zh-CN"/>
-        </w:rPr>
-      </w:pPr>
-      <w:r>
-        <w:rPr>
-          <w:rFonts w:hint="eastAsia"/>
-          <w:lang w:val="en-US" w:eastAsia="zh-CN"/>
-        </w:rPr>
-        <w:t>作为与客户沟通的技术接口人，对重大事件进行解释与方案汇报。</w:t>
-      </w:r>
-    </w:p>
-    <w:p>
-      <w:pPr>
-        <w:pStyle w:val="a1"/>
-        <w:bidi w:val="0"/>
-        <w:rPr>
-          <w:rFonts w:hint="eastAsia"/>
-          <w:lang w:val="en-US" w:eastAsia="zh-CN"/>
-        </w:rPr>
-      </w:pPr>
-      <w:r>
-        <w:rPr>
-          <w:rFonts w:hint="eastAsia"/>
-          <w:lang w:val="en-US" w:eastAsia="zh-CN"/>
-        </w:rPr>
-        <w:t>协调研发部、质量管理部等内部资源，推动事件解决。</w:t>
-      </w:r>
-    </w:p>
-    <w:p>
-      <w:pPr>
-        <w:pStyle w:val="a1"/>
-        <w:bidi w:val="0"/>
-        <w:rPr>
-          <w:rFonts w:hint="eastAsia"/>
-          <w:lang w:val="en-US" w:eastAsia="zh-CN"/>
-        </w:rPr>
-      </w:pPr>
-      <w:r>
-        <w:rPr>
-          <w:rFonts w:hint="eastAsia"/>
-          <w:lang w:val="en-US" w:eastAsia="zh-CN"/>
-        </w:rPr>
-        <w:t>判断事件是否需要转化为问题或触发变更流程，并负责跟进。</w:t>
-      </w:r>
-    </w:p>
-    <w:p>
-      <w:pPr>
-        <w:pStyle w:val="1"/>
-        <w:bidi w:val="0"/>
-        <w:rPr>
-          <w:rFonts w:hint="eastAsia"/>
-          <w:lang w:val="en-US" w:eastAsia="zh-CN"/>
-        </w:rPr>
-      </w:pPr>
-      <w:bookmarkStart w:id="12" w:name="_Toc29162"/>
-      <w:r>
-        <w:rPr>
-          <w:rFonts w:hint="eastAsia"/>
-          <w:lang w:val="en-US" w:eastAsia="zh-CN"/>
-        </w:rPr>
-        <w:t>管理原则</w:t>
+      <w:bookmarkStart w:id="12" w:name="_Toc25808"/>
+      <w:r>
+        <w:rPr>
+          <w:rFonts w:hint="eastAsia"/>
+          <w:lang w:val="en-US" w:eastAsia="zh-CN"/>
+        </w:rPr>
+        <w:t>事件关闭原则</w:t>
       </w:r>
       <w:bookmarkEnd w:id="12"/>
     </w:p>
     <w:p>
       <w:pPr>
-        <w:pStyle w:val="2"/>
+        <w:pStyle w:val="29"/>
         <w:bidi w:val="0"/>
         <w:rPr>
           <w:rFonts w:hint="eastAsia"/>
           <w:lang w:val="en-US" w:eastAsia="zh-CN"/>
         </w:rPr>
       </w:pPr>
-      <w:bookmarkStart w:id="13" w:name="_Toc25808"/>
-      <w:r>
-        <w:rPr>
-          <w:rFonts w:hint="eastAsia"/>
-          <w:lang w:val="en-US" w:eastAsia="zh-CN"/>
-        </w:rPr>
-        <w:t>事件关闭原则</w:t>
+      <w:r>
+        <w:rPr>
+          <w:rFonts w:hint="eastAsia"/>
+          <w:lang w:val="en-US" w:eastAsia="zh-CN"/>
+        </w:rPr>
+        <w:t>所有由客户申告的事件，关闭前必须获得客户确认。</w:t>
+      </w:r>
+    </w:p>
+    <w:p>
+      <w:pPr>
+        <w:pStyle w:val="29"/>
+        <w:bidi w:val="0"/>
+        <w:rPr>
+          <w:rFonts w:hint="eastAsia"/>
+          <w:lang w:val="en-US" w:eastAsia="zh-CN"/>
+        </w:rPr>
+      </w:pPr>
+      <w:r>
+        <w:rPr>
+          <w:rFonts w:hint="eastAsia"/>
+          <w:lang w:val="en-US" w:eastAsia="zh-CN"/>
+        </w:rPr>
+        <w:t>已关闭的事件单原则上不允许重开。若同一事件复发，应创建新事件单并关联历史记录。</w:t>
+      </w:r>
+    </w:p>
+    <w:p>
+      <w:pPr>
+        <w:pStyle w:val="29"/>
+        <w:bidi w:val="0"/>
+        <w:rPr>
+          <w:rFonts w:hint="eastAsia"/>
+          <w:lang w:val="en-US" w:eastAsia="zh-CN"/>
+        </w:rPr>
+      </w:pPr>
+      <w:r>
+        <w:rPr>
+          <w:rFonts w:hint="eastAsia"/>
+          <w:lang w:val="en-US" w:eastAsia="zh-CN"/>
+        </w:rPr>
+        <w:t>若采取临时措施恢复服务，事件状态应为“处理中”；待根本性解决方案实施并经客户确认后，方可“关闭”。</w:t>
+      </w:r>
+    </w:p>
+    <w:p>
+      <w:pPr>
+        <w:pStyle w:val="30"/>
+        <w:bidi w:val="0"/>
+        <w:rPr>
+          <w:rFonts w:hint="eastAsia"/>
+          <w:lang w:val="en-US" w:eastAsia="zh-CN"/>
+        </w:rPr>
+      </w:pPr>
+      <w:bookmarkStart w:id="13" w:name="_Toc22815"/>
+      <w:r>
+        <w:rPr>
+          <w:rFonts w:hint="eastAsia"/>
+          <w:lang w:val="en-US" w:eastAsia="zh-CN"/>
+        </w:rPr>
+        <w:t>流程关联原则</w:t>
       </w:r>
       <w:bookmarkEnd w:id="13"/>
     </w:p>
     <w:p>
       <w:pPr>
-        <w:pStyle w:val="a1"/>
+        <w:pStyle w:val="29"/>
         <w:bidi w:val="0"/>
         <w:rPr>
           <w:rFonts w:hint="eastAsia"/>
@@ -4778,12 +5049,12 @@
           <w:rFonts w:hint="eastAsia"/>
           <w:lang w:val="en-US" w:eastAsia="zh-CN"/>
         </w:rPr>
-        <w:t>所有由客户申告的事件，关闭前必须获得客户确认。</w:t>
+        <w:t>与问题管理：事件管理旨在快速恢复服务，问题管理旨在查找并根除根本原因。频繁发生或重大事件应触发问题管理流程。</w:t>
       </w:r>
     </w:p>
     <w:p>
       <w:pPr>
-        <w:pStyle w:val="a1"/>
+        <w:pStyle w:val="29"/>
         <w:bidi w:val="0"/>
         <w:rPr>
           <w:rFonts w:hint="eastAsia"/>
@@ -4795,12 +5066,12 @@
           <w:rFonts w:hint="eastAsia"/>
           <w:lang w:val="en-US" w:eastAsia="zh-CN"/>
         </w:rPr>
-        <w:t>已关闭的事件单原则上不允许重开。若同一事件复发，应创建新事件单并关联历史记录。</w:t>
+        <w:t>与变更管理：为解决事件而需对生产环境进行的任何修改，必须遵循变更管理流程。</w:t>
       </w:r>
     </w:p>
     <w:p>
       <w:pPr>
-        <w:pStyle w:val="a1"/>
+        <w:pStyle w:val="29"/>
         <w:bidi w:val="0"/>
         <w:rPr>
           <w:rFonts w:hint="eastAsia"/>
@@ -4812,120 +5083,103 @@
           <w:rFonts w:hint="eastAsia"/>
           <w:lang w:val="en-US" w:eastAsia="zh-CN"/>
         </w:rPr>
-        <w:t>若采取临时措施恢复服务，事件状态应为“处理中”；待根本性解决方案实施并经客户确认后，方可“关闭”。</w:t>
+        <w:t>与配置管理：事件诊断与解决需依赖准确的配置信息；事件解决过程中如发现配置信息不准确，应触发配置项更新。</w:t>
       </w:r>
     </w:p>
     <w:p>
       <w:pPr>
-        <w:pStyle w:val="2"/>
+        <w:pStyle w:val="28"/>
         <w:bidi w:val="0"/>
         <w:rPr>
           <w:rFonts w:hint="eastAsia"/>
           <w:lang w:val="en-US" w:eastAsia="zh-CN"/>
         </w:rPr>
       </w:pPr>
-      <w:bookmarkStart w:id="14" w:name="_Toc22815"/>
-      <w:r>
-        <w:rPr>
-          <w:rFonts w:hint="eastAsia"/>
-          <w:lang w:val="en-US" w:eastAsia="zh-CN"/>
-        </w:rPr>
-        <w:t>流程关联原则</w:t>
+      <w:bookmarkStart w:id="14" w:name="_Toc24215"/>
+      <w:r>
+        <w:rPr>
+          <w:rFonts w:hint="eastAsia"/>
+          <w:lang w:val="en-US" w:eastAsia="zh-CN"/>
+        </w:rPr>
+        <w:t>事件管理流程</w:t>
       </w:r>
       <w:bookmarkEnd w:id="14"/>
     </w:p>
     <w:p>
       <w:pPr>
-        <w:pStyle w:val="a1"/>
+        <w:pStyle w:val="30"/>
         <w:bidi w:val="0"/>
         <w:rPr>
           <w:rFonts w:hint="eastAsia"/>
           <w:lang w:val="en-US" w:eastAsia="zh-CN"/>
         </w:rPr>
       </w:pPr>
-      <w:r>
-        <w:rPr>
-          <w:rFonts w:hint="eastAsia"/>
-          <w:lang w:val="en-US" w:eastAsia="zh-CN"/>
-        </w:rPr>
-        <w:t>与问题管理：事件管理旨在快速恢复服务，问题管理旨在查找并根除根本原因。频繁发生或重大事件应触发问题管理流程。</w:t>
-      </w:r>
-    </w:p>
-    <w:p>
-      <w:pPr>
-        <w:pStyle w:val="a1"/>
-        <w:bidi w:val="0"/>
-        <w:rPr>
-          <w:rFonts w:hint="eastAsia"/>
-          <w:lang w:val="en-US" w:eastAsia="zh-CN"/>
-        </w:rPr>
-      </w:pPr>
-      <w:r>
-        <w:rPr>
-          <w:rFonts w:hint="eastAsia"/>
-          <w:lang w:val="en-US" w:eastAsia="zh-CN"/>
-        </w:rPr>
-        <w:t>与变更管理：为解决事件而需对生产环境进行的任何修改，必须遵循变更管理流程。</w:t>
-      </w:r>
-    </w:p>
-    <w:p>
-      <w:pPr>
-        <w:pStyle w:val="a1"/>
-        <w:bidi w:val="0"/>
-        <w:rPr>
-          <w:rFonts w:hint="eastAsia"/>
-          <w:lang w:val="en-US" w:eastAsia="zh-CN"/>
-        </w:rPr>
-      </w:pPr>
-      <w:r>
-        <w:rPr>
-          <w:rFonts w:hint="eastAsia"/>
-          <w:lang w:val="en-US" w:eastAsia="zh-CN"/>
-        </w:rPr>
-        <w:t>与配置管理：事件诊断与解决需依赖准确的配置信息；事件解决过程中如发现配置信息不准确，应触发配置项更新。</w:t>
-      </w:r>
-    </w:p>
-    <w:p>
-      <w:pPr>
-        <w:pStyle w:val="1"/>
-        <w:bidi w:val="0"/>
-        <w:rPr>
-          <w:rFonts w:hint="eastAsia"/>
-          <w:lang w:val="en-US" w:eastAsia="zh-CN"/>
-        </w:rPr>
-      </w:pPr>
-      <w:bookmarkStart w:id="15" w:name="_Toc24215"/>
-      <w:r>
-        <w:rPr>
-          <w:rFonts w:hint="eastAsia"/>
-          <w:lang w:val="en-US" w:eastAsia="zh-CN"/>
-        </w:rPr>
-        <w:t>事件管理流程</w:t>
+      <w:bookmarkStart w:id="15" w:name="_Toc2736"/>
+      <w:r>
+        <w:rPr>
+          <w:rFonts w:hint="eastAsia"/>
+          <w:lang w:val="en-US" w:eastAsia="zh-CN"/>
+        </w:rPr>
+        <w:t>流程输入与输出</w:t>
       </w:r>
       <w:bookmarkEnd w:id="15"/>
     </w:p>
     <w:p>
       <w:pPr>
-        <w:pStyle w:val="2"/>
+        <w:pStyle w:val="29"/>
         <w:bidi w:val="0"/>
         <w:rPr>
           <w:rFonts w:hint="eastAsia"/>
           <w:lang w:val="en-US" w:eastAsia="zh-CN"/>
         </w:rPr>
       </w:pPr>
-      <w:bookmarkStart w:id="16" w:name="_Toc2736"/>
-      <w:r>
-        <w:rPr>
-          <w:rFonts w:hint="eastAsia"/>
-          <w:lang w:val="en-US" w:eastAsia="zh-CN"/>
-        </w:rPr>
-        <w:t>流程输入与输出</w:t>
+      <w:r>
+        <w:rPr>
+          <w:rFonts w:hint="eastAsia"/>
+          <w:lang w:val="en-US" w:eastAsia="zh-CN"/>
+        </w:rPr>
+        <w:t>输入：客户故障申告、服务请求、监控告警、服务报告反馈等。</w:t>
+      </w:r>
+    </w:p>
+    <w:p>
+      <w:pPr>
+        <w:pStyle w:val="29"/>
+        <w:bidi w:val="0"/>
+        <w:rPr>
+          <w:rFonts w:hint="eastAsia"/>
+          <w:lang w:val="en-US" w:eastAsia="zh-CN"/>
+        </w:rPr>
+      </w:pPr>
+      <w:r>
+        <w:rPr>
+          <w:rFonts w:hint="eastAsia"/>
+          <w:lang w:val="en-US" w:eastAsia="zh-CN"/>
+        </w:rPr>
+        <w:t>输出：已解决的事件记录、关联的问题记录或变更请求、知识库条目、事件分析报告。</w:t>
+      </w:r>
+    </w:p>
+    <w:p>
+      <w:pPr>
+        <w:pStyle w:val="30"/>
+        <w:bidi w:val="0"/>
+        <w:rPr>
+          <w:rFonts w:hint="eastAsia"/>
+          <w:lang w:val="en-US" w:eastAsia="zh-CN"/>
+        </w:rPr>
+      </w:pPr>
+      <w:bookmarkStart w:id="16" w:name="_Toc26068"/>
+      <w:r>
+        <w:rPr>
+          <w:rFonts w:hint="eastAsia"/>
+          <w:lang w:val="en-US" w:eastAsia="zh-CN"/>
+        </w:rPr>
+        <w:t>流程活动说明</w:t>
       </w:r>
       <w:bookmarkEnd w:id="16"/>
     </w:p>
     <w:p>
       <w:pPr>
-        <w:pStyle w:val="a1"/>
+        <w:pStyle w:val="29"/>
         <w:bidi w:val="0"/>
         <w:rPr>
           <w:rFonts w:hint="eastAsia"/>
@@ -4937,12 +5191,12 @@
           <w:rFonts w:hint="eastAsia"/>
           <w:lang w:val="en-US" w:eastAsia="zh-CN"/>
         </w:rPr>
-        <w:t>输入：客户故障申告、服务请求、监控告警、服务报告反馈等。</w:t>
+        <w:t>事件受理与记录：服务台专员统一受理，在运维管理平台创建事件工单，记录详细信息。</w:t>
       </w:r>
     </w:p>
     <w:p>
       <w:pPr>
-        <w:pStyle w:val="a1"/>
+        <w:pStyle w:val="29"/>
         <w:bidi w:val="0"/>
         <w:rPr>
           <w:rFonts w:hint="eastAsia"/>
@@ -4954,31 +5208,116 @@
           <w:rFonts w:hint="eastAsia"/>
           <w:lang w:val="en-US" w:eastAsia="zh-CN"/>
         </w:rPr>
-        <w:t>输出：已解决的事件记录、关联的问题记录或变更请求、知识库条目、事件分析报告。</w:t>
+        <w:t>分类与初步支持：根据事件类型和影响进行分级分类。服务台尝试利用知识库提供即时解决或标准答复。</w:t>
       </w:r>
     </w:p>
     <w:p>
       <w:pPr>
-        <w:pStyle w:val="2"/>
+        <w:pStyle w:val="29"/>
         <w:bidi w:val="0"/>
         <w:rPr>
           <w:rFonts w:hint="eastAsia"/>
           <w:lang w:val="en-US" w:eastAsia="zh-CN"/>
         </w:rPr>
       </w:pPr>
-      <w:bookmarkStart w:id="17" w:name="_Toc26068"/>
-      <w:r>
-        <w:rPr>
-          <w:rFonts w:hint="eastAsia"/>
-          <w:lang w:val="en-US" w:eastAsia="zh-CN"/>
-        </w:rPr>
-        <w:t>流程活动说明</w:t>
+      <w:r>
+        <w:rPr>
+          <w:rFonts w:hint="eastAsia"/>
+          <w:lang w:val="en-US" w:eastAsia="zh-CN"/>
+        </w:rPr>
+        <w:t>调查与诊断：分派至运维工程师进行技术调查与诊断。</w:t>
+      </w:r>
+    </w:p>
+    <w:p>
+      <w:pPr>
+        <w:pStyle w:val="29"/>
+        <w:bidi w:val="0"/>
+        <w:rPr>
+          <w:rFonts w:hint="eastAsia"/>
+          <w:lang w:val="en-US" w:eastAsia="zh-CN"/>
+        </w:rPr>
+      </w:pPr>
+      <w:r>
+        <w:rPr>
+          <w:rFonts w:hint="eastAsia"/>
+          <w:lang w:val="en-US" w:eastAsia="zh-CN"/>
+        </w:rPr>
+        <w:t>解决与恢复：实施解决方案（临时或永久性），恢复服务。</w:t>
+      </w:r>
+    </w:p>
+    <w:p>
+      <w:pPr>
+        <w:pStyle w:val="29"/>
+        <w:bidi w:val="0"/>
+        <w:rPr>
+          <w:rFonts w:hint="eastAsia"/>
+          <w:lang w:val="en-US" w:eastAsia="zh-CN"/>
+        </w:rPr>
+      </w:pPr>
+      <w:r>
+        <w:rPr>
+          <w:rFonts w:hint="eastAsia"/>
+          <w:lang w:val="en-US" w:eastAsia="zh-CN"/>
+        </w:rPr>
+        <w:t>升级：若不能在约定时限内解决或超出职责范围，则按升级机制上报。</w:t>
+      </w:r>
+    </w:p>
+    <w:p>
+      <w:pPr>
+        <w:pStyle w:val="29"/>
+        <w:bidi w:val="0"/>
+        <w:rPr>
+          <w:rFonts w:hint="eastAsia"/>
+          <w:lang w:val="en-US" w:eastAsia="zh-CN"/>
+        </w:rPr>
+      </w:pPr>
+      <w:r>
+        <w:rPr>
+          <w:rFonts w:hint="eastAsia"/>
+          <w:lang w:val="en-US" w:eastAsia="zh-CN"/>
+        </w:rPr>
+        <w:t>关闭与回访：解决方案经客户验证确认后，关闭事件工单，并进行客户满意度回访。</w:t>
+      </w:r>
+    </w:p>
+    <w:p>
+      <w:pPr>
+        <w:pStyle w:val="29"/>
+        <w:bidi w:val="0"/>
+        <w:rPr>
+          <w:rFonts w:hint="eastAsia"/>
+          <w:lang w:val="en-US" w:eastAsia="zh-CN"/>
+        </w:rPr>
+      </w:pPr>
+      <w:r>
+        <w:rPr>
+          <w:rFonts w:hint="eastAsia"/>
+          <w:lang w:val="en-US" w:eastAsia="zh-CN"/>
+        </w:rPr>
+        <w:t>总结与转化：对重大或重复事件进行简要分析，判断是否需转为问题记录。</w:t>
+      </w:r>
+    </w:p>
+    <w:p>
+      <w:pPr>
+        <w:pStyle w:val="30"/>
+        <w:bidi w:val="0"/>
+        <w:rPr>
+          <w:rFonts w:hint="eastAsia"/>
+          <w:lang w:val="en-US" w:eastAsia="zh-CN"/>
+        </w:rPr>
+      </w:pPr>
+      <w:bookmarkStart w:id="17" w:name="_Toc14158"/>
+      <w:r>
+        <w:rPr>
+          <w:rFonts w:hint="eastAsia"/>
+          <w:lang w:val="en-US" w:eastAsia="zh-CN"/>
+        </w:rPr>
+        <w:t>事件处理与升级子流程</w:t>
       </w:r>
       <w:bookmarkEnd w:id="17"/>
     </w:p>
     <w:p>
       <w:pPr>
-        <w:pStyle w:val="a1"/>
+        <w:pStyle w:val="29"/>
         <w:bidi w:val="0"/>
         <w:rPr>
           <w:rFonts w:hint="eastAsia"/>
@@ -4990,12 +5329,12 @@
           <w:rFonts w:hint="eastAsia"/>
           <w:lang w:val="en-US" w:eastAsia="zh-CN"/>
         </w:rPr>
-        <w:t>事件受理与记录：服务台专员统一受理，在运维管理平台创建事件工单，记录详细信息。</w:t>
+        <w:t>一线处理流程：服务台专员/运维工程师处理常规事件，查询知识库，寻求快速解决方案。</w:t>
       </w:r>
     </w:p>
     <w:p>
       <w:pPr>
-        <w:pStyle w:val="a1"/>
+        <w:pStyle w:val="29"/>
         <w:bidi w:val="0"/>
         <w:rPr>
           <w:rFonts w:hint="eastAsia"/>
@@ -5007,12 +5346,12 @@
           <w:rFonts w:hint="eastAsia"/>
           <w:lang w:val="en-US" w:eastAsia="zh-CN"/>
         </w:rPr>
-        <w:t>分类与初步支持：根据事件类型和影响进行分级分类。服务台尝试利用知识库提供即时解决或标准答复。</w:t>
+        <w:t>二线/专家升级流程：运维工程师无法解决时，升级至运维项目经理。项目经理评估后，可组建虚拟专家小组或协调研发部资源进行支持。</w:t>
       </w:r>
     </w:p>
     <w:p>
       <w:pPr>
-        <w:pStyle w:val="a1"/>
+        <w:pStyle w:val="29"/>
         <w:bidi w:val="0"/>
         <w:rPr>
           <w:rFonts w:hint="eastAsia"/>
@@ -5024,199 +5363,62 @@
           <w:rFonts w:hint="eastAsia"/>
           <w:lang w:val="en-US" w:eastAsia="zh-CN"/>
         </w:rPr>
-        <w:t>调查与诊断：分派至运维工程师进行技术调查与诊断。</w:t>
+        <w:t>管理升级流程：涉及重大业务影响、需高层协调资源或可能引发客户投诉时，事件经理需介入并上报公司管理层。</w:t>
       </w:r>
     </w:p>
     <w:p>
       <w:pPr>
-        <w:pStyle w:val="a1"/>
+        <w:pStyle w:val="28"/>
         <w:bidi w:val="0"/>
         <w:rPr>
           <w:rFonts w:hint="eastAsia"/>
           <w:lang w:val="en-US" w:eastAsia="zh-CN"/>
         </w:rPr>
       </w:pPr>
-      <w:r>
-        <w:rPr>
-          <w:rFonts w:hint="eastAsia"/>
-          <w:lang w:val="en-US" w:eastAsia="zh-CN"/>
-        </w:rPr>
-        <w:t>解决与恢复：实施解决方案（临时或永久性），恢复服务。</w:t>
-      </w:r>
-    </w:p>
-    <w:p>
-      <w:pPr>
-        <w:pStyle w:val="a1"/>
-        <w:bidi w:val="0"/>
-        <w:rPr>
-          <w:rFonts w:hint="eastAsia"/>
-          <w:lang w:val="en-US" w:eastAsia="zh-CN"/>
-        </w:rPr>
-      </w:pPr>
-      <w:r>
-        <w:rPr>
-          <w:rFonts w:hint="eastAsia"/>
-          <w:lang w:val="en-US" w:eastAsia="zh-CN"/>
-        </w:rPr>
-        <w:t>升级：若不能在约定时限内解决或超出职责范围，则按升级机制上报。</w:t>
-      </w:r>
-    </w:p>
-    <w:p>
-      <w:pPr>
-        <w:pStyle w:val="a1"/>
-        <w:bidi w:val="0"/>
-        <w:rPr>
-          <w:rFonts w:hint="eastAsia"/>
-          <w:lang w:val="en-US" w:eastAsia="zh-CN"/>
-        </w:rPr>
-      </w:pPr>
-      <w:r>
-        <w:rPr>
-          <w:rFonts w:hint="eastAsia"/>
-          <w:lang w:val="en-US" w:eastAsia="zh-CN"/>
-        </w:rPr>
-        <w:t>关闭与回访：解决方案经客户验证确认后，关闭事件工单，并进行客户满意度回访。</w:t>
-      </w:r>
-    </w:p>
-    <w:p>
-      <w:pPr>
-        <w:pStyle w:val="a1"/>
-        <w:bidi w:val="0"/>
-        <w:rPr>
-          <w:rFonts w:hint="eastAsia"/>
-          <w:lang w:val="en-US" w:eastAsia="zh-CN"/>
-        </w:rPr>
-      </w:pPr>
-      <w:r>
-        <w:rPr>
-          <w:rFonts w:hint="eastAsia"/>
-          <w:lang w:val="en-US" w:eastAsia="zh-CN"/>
-        </w:rPr>
-        <w:t>总结与转化：对重大或重复事件进行简要分析，判断是否需转为问题记录。</w:t>
-      </w:r>
-    </w:p>
-    <w:p>
-      <w:pPr>
-        <w:pStyle w:val="2"/>
-        <w:bidi w:val="0"/>
-        <w:rPr>
-          <w:rFonts w:hint="eastAsia"/>
-          <w:lang w:val="en-US" w:eastAsia="zh-CN"/>
-        </w:rPr>
-      </w:pPr>
-      <w:bookmarkStart w:id="18" w:name="_Toc14158"/>
-      <w:r>
-        <w:rPr>
-          <w:rFonts w:hint="eastAsia"/>
-          <w:lang w:val="en-US" w:eastAsia="zh-CN"/>
-        </w:rPr>
-        <w:t>事件处理与升级子流程</w:t>
+      <w:bookmarkStart w:id="18" w:name="_Toc22178"/>
+      <w:r>
+        <w:rPr>
+          <w:rFonts w:hint="eastAsia"/>
+          <w:lang w:val="en-US" w:eastAsia="zh-CN"/>
+        </w:rPr>
+        <w:t>事件分类、分级与升级</w:t>
       </w:r>
       <w:bookmarkEnd w:id="18"/>
     </w:p>
     <w:p>
       <w:pPr>
-        <w:pStyle w:val="a1"/>
+        <w:pStyle w:val="30"/>
         <w:bidi w:val="0"/>
         <w:rPr>
           <w:rFonts w:hint="eastAsia"/>
           <w:lang w:val="en-US" w:eastAsia="zh-CN"/>
         </w:rPr>
       </w:pPr>
-      <w:r>
-        <w:rPr>
-          <w:rFonts w:hint="eastAsia"/>
-          <w:lang w:val="en-US" w:eastAsia="zh-CN"/>
-        </w:rPr>
-        <w:t>一线处理流程：服务台专员/运维工程师处理常规事件，查询知识库，寻求快速解决方案。</w:t>
-      </w:r>
-    </w:p>
-    <w:p>
-      <w:pPr>
-        <w:pStyle w:val="a1"/>
-        <w:bidi w:val="0"/>
-        <w:rPr>
-          <w:rFonts w:hint="eastAsia"/>
-          <w:lang w:val="en-US" w:eastAsia="zh-CN"/>
-        </w:rPr>
-      </w:pPr>
-      <w:r>
-        <w:rPr>
-          <w:rFonts w:hint="eastAsia"/>
-          <w:lang w:val="en-US" w:eastAsia="zh-CN"/>
-        </w:rPr>
-        <w:t>二线/专家升级流程：运维工程师无法解决时，升级至运维项目经理。项目经理评估后，可组建虚拟专家小组或协调研发部资源进行支持。</w:t>
-      </w:r>
-    </w:p>
-    <w:p>
-      <w:pPr>
-        <w:pStyle w:val="a1"/>
-        <w:bidi w:val="0"/>
-        <w:rPr>
-          <w:rFonts w:hint="eastAsia"/>
-          <w:lang w:val="en-US" w:eastAsia="zh-CN"/>
-        </w:rPr>
-      </w:pPr>
-      <w:r>
-        <w:rPr>
-          <w:rFonts w:hint="eastAsia"/>
-          <w:lang w:val="en-US" w:eastAsia="zh-CN"/>
-        </w:rPr>
-        <w:t>管理升级流程：涉及重大业务影响、需高层协调资源或可能引发客户投诉时，事件经理需介入并上报公司管理层。</w:t>
-      </w:r>
-    </w:p>
-    <w:p>
-      <w:pPr>
-        <w:pStyle w:val="1"/>
-        <w:bidi w:val="0"/>
-        <w:rPr>
-          <w:rFonts w:hint="eastAsia"/>
-          <w:lang w:val="en-US" w:eastAsia="zh-CN"/>
-        </w:rPr>
-      </w:pPr>
-      <w:bookmarkStart w:id="19" w:name="_Toc22178"/>
-      <w:r>
-        <w:rPr>
-          <w:rFonts w:hint="eastAsia"/>
-          <w:lang w:val="en-US" w:eastAsia="zh-CN"/>
-        </w:rPr>
-        <w:t>事件分类、分级与升级</w:t>
+      <w:bookmarkStart w:id="19" w:name="_Toc18446"/>
+      <w:r>
+        <w:rPr>
+          <w:rFonts w:hint="eastAsia"/>
+          <w:lang w:val="en-US" w:eastAsia="zh-CN"/>
+        </w:rPr>
+        <w:t>事件等级划分</w:t>
       </w:r>
       <w:bookmarkEnd w:id="19"/>
-    </w:p>
-    <w:p>
-      <w:pPr>
-        <w:pStyle w:val="2"/>
-        <w:bidi w:val="0"/>
-        <w:rPr>
-          <w:rFonts w:hint="eastAsia"/>
-          <w:lang w:val="en-US" w:eastAsia="zh-CN"/>
-        </w:rPr>
-      </w:pPr>
-      <w:bookmarkStart w:id="20" w:name="_Toc18446"/>
-      <w:r>
-        <w:rPr>
-          <w:rFonts w:hint="eastAsia"/>
-          <w:lang w:val="en-US" w:eastAsia="zh-CN"/>
-        </w:rPr>
-        <w:t>事件等级划分</w:t>
-      </w:r>
-      <w:bookmarkEnd w:id="20"/>
     </w:p>
     <w:tbl>
       <w:tblPr>
-        <w:tblStyle w:val="TableNormal"/>
+        <w:tblStyle w:val="20"/>
         <w:tblW w:w="0" w:type="auto"/>
         <w:tblInd w:w="0" w:type="dxa"/>
         <w:tblBorders>
-          <w:top w:val="single" w:sz="4" w:space="0" w:color="auto"/>
-          <w:left w:val="single" w:sz="4" w:space="0" w:color="auto"/>
-          <w:bottom w:val="single" w:sz="4" w:space="0" w:color="auto"/>
-          <w:right w:val="single" w:sz="4" w:space="0" w:color="auto"/>
-          <w:insideH w:val="single" w:sz="4" w:space="0" w:color="auto"/>
-          <w:insideV w:val="single" w:sz="4" w:space="0" w:color="auto"/>
+          <w:top w:val="single" w:color="auto" w:sz="4" w:space="0"/>
+          <w:left w:val="single" w:color="auto" w:sz="4" w:space="0"/>
+          <w:bottom w:val="single" w:color="auto" w:sz="4" w:space="0"/>
+          <w:right w:val="single" w:color="auto" w:sz="4" w:space="0"/>
+          <w:insideH w:val="single" w:color="auto" w:sz="4" w:space="0"/>
+          <w:insideV w:val="single" w:color="auto" w:sz="4" w:space="0"/>
         </w:tblBorders>
         <w:shd w:val="clear" w:color="auto" w:fill="auto"/>
+        <w:tblLayout w:type="autofit"/>
         <w:tblCellMar>
           <w:top w:w="15" w:type="dxa"/>
           <w:left w:w="15" w:type="dxa"/>
@@ -5233,15 +5435,13 @@
       </w:tblGrid>
       <w:tr>
         <w:tblPrEx>
-          <w:tblW w:w="0" w:type="auto"/>
-          <w:tblInd w:w="0" w:type="dxa"/>
           <w:tblBorders>
-            <w:top w:val="single" w:sz="4" w:space="0" w:color="auto"/>
-            <w:left w:val="single" w:sz="4" w:space="0" w:color="auto"/>
-            <w:bottom w:val="single" w:sz="4" w:space="0" w:color="auto"/>
-            <w:right w:val="single" w:sz="4" w:space="0" w:color="auto"/>
-            <w:insideH w:val="single" w:sz="4" w:space="0" w:color="auto"/>
-            <w:insideV w:val="single" w:sz="4" w:space="0" w:color="auto"/>
+            <w:top w:val="single" w:color="auto" w:sz="4" w:space="0"/>
+            <w:left w:val="single" w:color="auto" w:sz="4" w:space="0"/>
+            <w:bottom w:val="single" w:color="auto" w:sz="4" w:space="0"/>
+            <w:right w:val="single" w:color="auto" w:sz="4" w:space="0"/>
+            <w:insideH w:val="single" w:color="auto" w:sz="4" w:space="0"/>
+            <w:insideV w:val="single" w:color="auto" w:sz="4" w:space="0"/>
           </w:tblBorders>
           <w:shd w:val="clear" w:color="auto" w:fill="auto"/>
           <w:tblCellMar>
@@ -5275,7 +5475,7 @@
               <w:spacing w:line="300" w:lineRule="atLeast"/>
               <w:jc w:val="left"/>
               <w:rPr>
-                <w:rFonts w:ascii="Segoe UI" w:eastAsia="Segoe UI" w:hAnsi="Segoe UI" w:cs="Segoe UI"/>
+                <w:rFonts w:ascii="Segoe UI" w:hAnsi="Segoe UI" w:eastAsia="Segoe UI" w:cs="Segoe UI"/>
                 <w:i w:val="0"/>
                 <w:iCs w:val="0"/>
                 <w:caps w:val="0"/>
@@ -5287,8 +5487,8 @@
             </w:pPr>
             <w:r>
               <w:rPr>
-                <w:rStyle w:val="Strong"/>
-                <w:rFonts w:ascii="Segoe UI" w:eastAsia="Segoe UI" w:hAnsi="Segoe UI" w:cs="Segoe UI" w:hint="default"/>
+                <w:rStyle w:val="23"/>
+                <w:rFonts w:hint="default" w:ascii="Segoe UI" w:hAnsi="Segoe UI" w:eastAsia="Segoe UI" w:cs="Segoe UI"/>
                 <w:b/>
                 <w:bCs/>
                 <w:i w:val="0"/>
@@ -5327,7 +5527,7 @@
               <w:spacing w:line="300" w:lineRule="atLeast"/>
               <w:jc w:val="left"/>
               <w:rPr>
-                <w:rFonts w:ascii="Segoe UI" w:eastAsia="Segoe UI" w:hAnsi="Segoe UI" w:cs="Segoe UI" w:hint="default"/>
+                <w:rFonts w:hint="default" w:ascii="Segoe UI" w:hAnsi="Segoe UI" w:eastAsia="Segoe UI" w:cs="Segoe UI"/>
                 <w:i w:val="0"/>
                 <w:iCs w:val="0"/>
                 <w:caps w:val="0"/>
@@ -5339,8 +5539,8 @@
             </w:pPr>
             <w:r>
               <w:rPr>
-                <w:rStyle w:val="Strong"/>
-                <w:rFonts w:ascii="Segoe UI" w:eastAsia="Segoe UI" w:hAnsi="Segoe UI" w:cs="Segoe UI" w:hint="default"/>
+                <w:rStyle w:val="23"/>
+                <w:rFonts w:hint="default" w:ascii="Segoe UI" w:hAnsi="Segoe UI" w:eastAsia="Segoe UI" w:cs="Segoe UI"/>
                 <w:b/>
                 <w:bCs/>
                 <w:i w:val="0"/>
@@ -5379,7 +5579,7 @@
               <w:spacing w:line="300" w:lineRule="atLeast"/>
               <w:jc w:val="left"/>
               <w:rPr>
-                <w:rFonts w:ascii="Segoe UI" w:eastAsia="Segoe UI" w:hAnsi="Segoe UI" w:cs="Segoe UI" w:hint="default"/>
+                <w:rFonts w:hint="default" w:ascii="Segoe UI" w:hAnsi="Segoe UI" w:eastAsia="Segoe UI" w:cs="Segoe UI"/>
                 <w:i w:val="0"/>
                 <w:iCs w:val="0"/>
                 <w:caps w:val="0"/>
@@ -5391,8 +5591,8 @@
             </w:pPr>
             <w:r>
               <w:rPr>
-                <w:rStyle w:val="Strong"/>
-                <w:rFonts w:ascii="Segoe UI" w:eastAsia="Segoe UI" w:hAnsi="Segoe UI" w:cs="Segoe UI" w:hint="default"/>
+                <w:rStyle w:val="23"/>
+                <w:rFonts w:hint="default" w:ascii="Segoe UI" w:hAnsi="Segoe UI" w:eastAsia="Segoe UI" w:cs="Segoe UI"/>
                 <w:b/>
                 <w:bCs/>
                 <w:i w:val="0"/>
@@ -5431,7 +5631,7 @@
               <w:spacing w:line="300" w:lineRule="atLeast"/>
               <w:jc w:val="left"/>
               <w:rPr>
-                <w:rFonts w:ascii="Segoe UI" w:eastAsia="Segoe UI" w:hAnsi="Segoe UI" w:cs="Segoe UI" w:hint="default"/>
+                <w:rFonts w:hint="default" w:ascii="Segoe UI" w:hAnsi="Segoe UI" w:eastAsia="Segoe UI" w:cs="Segoe UI"/>
                 <w:i w:val="0"/>
                 <w:iCs w:val="0"/>
                 <w:caps w:val="0"/>
@@ -5443,8 +5643,8 @@
             </w:pPr>
             <w:r>
               <w:rPr>
-                <w:rStyle w:val="Strong"/>
-                <w:rFonts w:ascii="Segoe UI" w:eastAsia="Segoe UI" w:hAnsi="Segoe UI" w:cs="Segoe UI" w:hint="default"/>
+                <w:rStyle w:val="23"/>
+                <w:rFonts w:hint="default" w:ascii="Segoe UI" w:hAnsi="Segoe UI" w:eastAsia="Segoe UI" w:cs="Segoe UI"/>
                 <w:b/>
                 <w:bCs/>
                 <w:i w:val="0"/>
@@ -5483,7 +5683,7 @@
               <w:spacing w:line="300" w:lineRule="atLeast"/>
               <w:jc w:val="left"/>
               <w:rPr>
-                <w:rFonts w:ascii="Segoe UI" w:eastAsia="Segoe UI" w:hAnsi="Segoe UI" w:cs="Segoe UI" w:hint="default"/>
+                <w:rFonts w:hint="default" w:ascii="Segoe UI" w:hAnsi="Segoe UI" w:eastAsia="Segoe UI" w:cs="Segoe UI"/>
                 <w:i w:val="0"/>
                 <w:iCs w:val="0"/>
                 <w:caps w:val="0"/>
@@ -5495,8 +5695,8 @@
             </w:pPr>
             <w:r>
               <w:rPr>
-                <w:rStyle w:val="Strong"/>
-                <w:rFonts w:ascii="Segoe UI" w:eastAsia="Segoe UI" w:hAnsi="Segoe UI" w:cs="Segoe UI" w:hint="default"/>
+                <w:rStyle w:val="23"/>
+                <w:rFonts w:hint="default" w:ascii="Segoe UI" w:hAnsi="Segoe UI" w:eastAsia="Segoe UI" w:cs="Segoe UI"/>
                 <w:b/>
                 <w:bCs/>
                 <w:i w:val="0"/>
@@ -5517,8 +5717,385 @@
       </w:tr>
       <w:tr>
         <w:tblPrEx>
-          <w:tblW w:w="0" w:type="auto"/>
-          <w:tblInd w:w="0" w:type="dxa"/>
+          <w:tblBorders>
+            <w:top w:val="single" w:color="auto" w:sz="4" w:space="0"/>
+            <w:left w:val="single" w:color="auto" w:sz="4" w:space="0"/>
+            <w:bottom w:val="single" w:color="auto" w:sz="4" w:space="0"/>
+            <w:right w:val="single" w:color="auto" w:sz="4" w:space="0"/>
+            <w:insideH w:val="single" w:color="auto" w:sz="4" w:space="0"/>
+            <w:insideV w:val="single" w:color="auto" w:sz="4" w:space="0"/>
+          </w:tblBorders>
+          <w:tblCellMar>
+            <w:top w:w="15" w:type="dxa"/>
+            <w:left w:w="15" w:type="dxa"/>
+            <w:bottom w:w="15" w:type="dxa"/>
+            <w:right w:w="15" w:type="dxa"/>
+          </w:tblCellMar>
+        </w:tblPrEx>
+        <w:tc>
+          <w:tcPr>
+            <w:tcW w:w="0" w:type="auto"/>
+            <w:shd w:val="clear" w:color="auto" w:fill="auto"/>
+            <w:tcMar>
+              <w:top w:w="120" w:type="dxa"/>
+              <w:left w:w="0" w:type="dxa"/>
+              <w:bottom w:w="120" w:type="dxa"/>
+              <w:right w:w="192" w:type="dxa"/>
+            </w:tcMar>
+            <w:vAlign w:val="center"/>
+          </w:tcPr>
+          <w:p>
+            <w:pPr>
+              <w:keepNext w:val="0"/>
+              <w:keepLines w:val="0"/>
+              <w:widowControl/>
+              <w:suppressLineNumbers w:val="0"/>
+              <w:spacing w:line="300" w:lineRule="atLeast"/>
+              <w:jc w:val="left"/>
+              <w:rPr>
+                <w:rFonts w:hint="default" w:ascii="Segoe UI" w:hAnsi="Segoe UI" w:eastAsia="Segoe UI" w:cs="Segoe UI"/>
+                <w:i w:val="0"/>
+                <w:iCs w:val="0"/>
+                <w:caps w:val="0"/>
+                <w:color w:val="0F1115"/>
+                <w:spacing w:val="0"/>
+                <w:sz w:val="18"/>
+                <w:szCs w:val="18"/>
+              </w:rPr>
+            </w:pPr>
+            <w:r>
+              <w:rPr>
+                <w:rStyle w:val="23"/>
+                <w:rFonts w:hint="default" w:ascii="Segoe UI" w:hAnsi="Segoe UI" w:eastAsia="Segoe UI" w:cs="Segoe UI"/>
+                <w:b/>
+                <w:bCs/>
+                <w:i w:val="0"/>
+                <w:iCs w:val="0"/>
+                <w:caps w:val="0"/>
+                <w:snapToGrid w:val="0"/>
+                <w:color w:val="000000"/>
+                <w:spacing w:val="0"/>
+                <w:kern w:val="0"/>
+                <w:sz w:val="18"/>
+                <w:szCs w:val="18"/>
+                <w:lang w:val="en-US" w:eastAsia="zh-CN"/>
+              </w:rPr>
+              <w:t>P0</w:t>
+            </w:r>
+          </w:p>
+        </w:tc>
+        <w:tc>
+          <w:tcPr>
+            <w:tcW w:w="0" w:type="auto"/>
+            <w:shd w:val="clear" w:color="auto" w:fill="auto"/>
+            <w:tcMar>
+              <w:top w:w="120" w:type="dxa"/>
+              <w:left w:w="192" w:type="dxa"/>
+              <w:bottom w:w="120" w:type="dxa"/>
+              <w:right w:w="192" w:type="dxa"/>
+            </w:tcMar>
+            <w:vAlign w:val="center"/>
+          </w:tcPr>
+          <w:p>
+            <w:pPr>
+              <w:keepNext w:val="0"/>
+              <w:keepLines w:val="0"/>
+              <w:widowControl/>
+              <w:suppressLineNumbers w:val="0"/>
+              <w:spacing w:line="300" w:lineRule="atLeast"/>
+              <w:jc w:val="left"/>
+              <w:rPr>
+                <w:rFonts w:hint="default" w:ascii="Segoe UI" w:hAnsi="Segoe UI" w:eastAsia="Segoe UI" w:cs="Segoe UI"/>
+                <w:i w:val="0"/>
+                <w:iCs w:val="0"/>
+                <w:caps w:val="0"/>
+                <w:color w:val="0F1115"/>
+                <w:spacing w:val="0"/>
+                <w:sz w:val="18"/>
+                <w:szCs w:val="18"/>
+              </w:rPr>
+            </w:pPr>
+            <w:r>
+              <w:rPr>
+                <w:rStyle w:val="23"/>
+                <w:rFonts w:hint="default" w:ascii="Segoe UI" w:hAnsi="Segoe UI" w:eastAsia="Segoe UI" w:cs="Segoe UI"/>
+                <w:b/>
+                <w:bCs/>
+                <w:i w:val="0"/>
+                <w:iCs w:val="0"/>
+                <w:caps w:val="0"/>
+                <w:snapToGrid w:val="0"/>
+                <w:color w:val="000000"/>
+                <w:spacing w:val="0"/>
+                <w:kern w:val="0"/>
+                <w:sz w:val="18"/>
+                <w:szCs w:val="18"/>
+                <w:lang w:val="en-US" w:eastAsia="zh-CN"/>
+              </w:rPr>
+              <w:t>重大灾难事件</w:t>
+            </w:r>
+          </w:p>
+        </w:tc>
+        <w:tc>
+          <w:tcPr>
+            <w:tcW w:w="0" w:type="auto"/>
+            <w:shd w:val="clear" w:color="auto" w:fill="auto"/>
+            <w:tcMar>
+              <w:top w:w="120" w:type="dxa"/>
+              <w:left w:w="192" w:type="dxa"/>
+              <w:bottom w:w="120" w:type="dxa"/>
+              <w:right w:w="192" w:type="dxa"/>
+            </w:tcMar>
+            <w:vAlign w:val="center"/>
+          </w:tcPr>
+          <w:p>
+            <w:pPr>
+              <w:keepNext w:val="0"/>
+              <w:keepLines w:val="0"/>
+              <w:widowControl/>
+              <w:suppressLineNumbers w:val="0"/>
+              <w:spacing w:line="300" w:lineRule="atLeast"/>
+              <w:jc w:val="left"/>
+              <w:rPr>
+                <w:rFonts w:hint="default" w:ascii="Segoe UI" w:hAnsi="Segoe UI" w:eastAsia="Segoe UI" w:cs="Segoe UI"/>
+                <w:i w:val="0"/>
+                <w:iCs w:val="0"/>
+                <w:caps w:val="0"/>
+                <w:color w:val="0F1115"/>
+                <w:spacing w:val="0"/>
+                <w:sz w:val="18"/>
+                <w:szCs w:val="18"/>
+              </w:rPr>
+            </w:pPr>
+            <w:r>
+              <w:rPr>
+                <w:rStyle w:val="23"/>
+                <w:rFonts w:hint="default" w:ascii="Segoe UI" w:hAnsi="Segoe UI" w:eastAsia="Segoe UI" w:cs="Segoe UI"/>
+                <w:b/>
+                <w:bCs/>
+                <w:i w:val="0"/>
+                <w:iCs w:val="0"/>
+                <w:caps w:val="0"/>
+                <w:snapToGrid w:val="0"/>
+                <w:color w:val="000000"/>
+                <w:spacing w:val="0"/>
+                <w:kern w:val="0"/>
+                <w:sz w:val="18"/>
+                <w:szCs w:val="18"/>
+                <w:lang w:val="en-US" w:eastAsia="zh-CN"/>
+              </w:rPr>
+              <w:t>全网性/核心业务完全中断</w:t>
+            </w:r>
+            <w:r>
+              <w:rPr>
+                <w:rFonts w:hint="default" w:ascii="Segoe UI" w:hAnsi="Segoe UI" w:eastAsia="Segoe UI" w:cs="Segoe UI"/>
+                <w:i w:val="0"/>
+                <w:iCs w:val="0"/>
+                <w:caps w:val="0"/>
+                <w:snapToGrid w:val="0"/>
+                <w:color w:val="000000"/>
+                <w:spacing w:val="0"/>
+                <w:kern w:val="0"/>
+                <w:sz w:val="18"/>
+                <w:szCs w:val="18"/>
+                <w:lang w:val="en-US" w:eastAsia="zh-CN"/>
+              </w:rPr>
+              <w:t>，造成重大经济损失或严重品牌声誉危机，需立即启动公司级应急响应。</w:t>
+            </w:r>
+          </w:p>
+        </w:tc>
+        <w:tc>
+          <w:tcPr>
+            <w:tcW w:w="0" w:type="auto"/>
+            <w:shd w:val="clear" w:color="auto" w:fill="auto"/>
+            <w:tcMar>
+              <w:top w:w="120" w:type="dxa"/>
+              <w:left w:w="192" w:type="dxa"/>
+              <w:bottom w:w="120" w:type="dxa"/>
+              <w:right w:w="192" w:type="dxa"/>
+            </w:tcMar>
+            <w:vAlign w:val="center"/>
+          </w:tcPr>
+          <w:p>
+            <w:pPr>
+              <w:keepNext w:val="0"/>
+              <w:keepLines w:val="0"/>
+              <w:widowControl/>
+              <w:suppressLineNumbers w:val="0"/>
+              <w:spacing w:line="300" w:lineRule="atLeast"/>
+              <w:jc w:val="left"/>
+              <w:rPr>
+                <w:rFonts w:hint="default" w:ascii="Segoe UI" w:hAnsi="Segoe UI" w:eastAsia="Segoe UI" w:cs="Segoe UI"/>
+                <w:i w:val="0"/>
+                <w:iCs w:val="0"/>
+                <w:caps w:val="0"/>
+                <w:color w:val="0F1115"/>
+                <w:spacing w:val="0"/>
+                <w:sz w:val="18"/>
+                <w:szCs w:val="18"/>
+              </w:rPr>
+            </w:pPr>
+            <w:r>
+              <w:rPr>
+                <w:rFonts w:hint="default" w:ascii="Segoe UI" w:hAnsi="Segoe UI" w:eastAsia="Segoe UI" w:cs="Segoe UI"/>
+                <w:i w:val="0"/>
+                <w:iCs w:val="0"/>
+                <w:caps w:val="0"/>
+                <w:snapToGrid w:val="0"/>
+                <w:color w:val="000000"/>
+                <w:spacing w:val="0"/>
+                <w:kern w:val="0"/>
+                <w:sz w:val="18"/>
+                <w:szCs w:val="18"/>
+                <w:lang w:val="en-US" w:eastAsia="zh-CN"/>
+              </w:rPr>
+              <w:t>1. 核心生产系统全面瘫痪，所有用户无法访问。</w:t>
+            </w:r>
+            <w:r>
+              <w:rPr>
+                <w:rFonts w:hint="default" w:ascii="Segoe UI" w:hAnsi="Segoe UI" w:eastAsia="Segoe UI" w:cs="Segoe UI"/>
+                <w:i w:val="0"/>
+                <w:iCs w:val="0"/>
+                <w:caps w:val="0"/>
+                <w:snapToGrid w:val="0"/>
+                <w:color w:val="000000"/>
+                <w:spacing w:val="0"/>
+                <w:kern w:val="0"/>
+                <w:sz w:val="18"/>
+                <w:szCs w:val="18"/>
+                <w:lang w:val="en-US" w:eastAsia="zh-CN"/>
+              </w:rPr>
+              <w:br w:type="textWrapping"/>
+            </w:r>
+            <w:r>
+              <w:rPr>
+                <w:rFonts w:hint="default" w:ascii="Segoe UI" w:hAnsi="Segoe UI" w:eastAsia="Segoe UI" w:cs="Segoe UI"/>
+                <w:i w:val="0"/>
+                <w:iCs w:val="0"/>
+                <w:caps w:val="0"/>
+                <w:snapToGrid w:val="0"/>
+                <w:color w:val="000000"/>
+                <w:spacing w:val="0"/>
+                <w:kern w:val="0"/>
+                <w:sz w:val="18"/>
+                <w:szCs w:val="18"/>
+                <w:lang w:val="en-US" w:eastAsia="zh-CN"/>
+              </w:rPr>
+              <w:t>2. 核心数据库损坏或丢失，导致业务停摆。</w:t>
+            </w:r>
+            <w:r>
+              <w:rPr>
+                <w:rFonts w:hint="default" w:ascii="Segoe UI" w:hAnsi="Segoe UI" w:eastAsia="Segoe UI" w:cs="Segoe UI"/>
+                <w:i w:val="0"/>
+                <w:iCs w:val="0"/>
+                <w:caps w:val="0"/>
+                <w:snapToGrid w:val="0"/>
+                <w:color w:val="000000"/>
+                <w:spacing w:val="0"/>
+                <w:kern w:val="0"/>
+                <w:sz w:val="18"/>
+                <w:szCs w:val="18"/>
+                <w:lang w:val="en-US" w:eastAsia="zh-CN"/>
+              </w:rPr>
+              <w:br w:type="textWrapping"/>
+            </w:r>
+            <w:r>
+              <w:rPr>
+                <w:rFonts w:hint="default" w:ascii="Segoe UI" w:hAnsi="Segoe UI" w:eastAsia="Segoe UI" w:cs="Segoe UI"/>
+                <w:i w:val="0"/>
+                <w:iCs w:val="0"/>
+                <w:caps w:val="0"/>
+                <w:snapToGrid w:val="0"/>
+                <w:color w:val="000000"/>
+                <w:spacing w:val="0"/>
+                <w:kern w:val="0"/>
+                <w:sz w:val="18"/>
+                <w:szCs w:val="18"/>
+                <w:lang w:val="en-US" w:eastAsia="zh-CN"/>
+              </w:rPr>
+              <w:t>3. 大规模数据泄露或恶意攻击，导致服务不可用且合规风险极高。</w:t>
+            </w:r>
+          </w:p>
+        </w:tc>
+        <w:tc>
+          <w:tcPr>
+            <w:tcW w:w="0" w:type="auto"/>
+            <w:shd w:val="clear" w:color="auto" w:fill="auto"/>
+            <w:tcMar>
+              <w:top w:w="120" w:type="dxa"/>
+              <w:left w:w="192" w:type="dxa"/>
+              <w:bottom w:w="120" w:type="dxa"/>
+              <w:right w:w="0" w:type="dxa"/>
+            </w:tcMar>
+            <w:vAlign w:val="center"/>
+          </w:tcPr>
+          <w:p>
+            <w:pPr>
+              <w:keepNext w:val="0"/>
+              <w:keepLines w:val="0"/>
+              <w:widowControl/>
+              <w:suppressLineNumbers w:val="0"/>
+              <w:spacing w:line="300" w:lineRule="atLeast"/>
+              <w:jc w:val="left"/>
+              <w:rPr>
+                <w:rFonts w:hint="default" w:ascii="Segoe UI" w:hAnsi="Segoe UI" w:eastAsia="Segoe UI" w:cs="Segoe UI"/>
+                <w:i w:val="0"/>
+                <w:iCs w:val="0"/>
+                <w:caps w:val="0"/>
+                <w:color w:val="0F1115"/>
+                <w:spacing w:val="0"/>
+                <w:sz w:val="18"/>
+                <w:szCs w:val="18"/>
+              </w:rPr>
+            </w:pPr>
+            <w:r>
+              <w:rPr>
+                <w:rStyle w:val="23"/>
+                <w:rFonts w:hint="default" w:ascii="Segoe UI" w:hAnsi="Segoe UI" w:eastAsia="Segoe UI" w:cs="Segoe UI"/>
+                <w:b/>
+                <w:bCs/>
+                <w:i w:val="0"/>
+                <w:iCs w:val="0"/>
+                <w:caps w:val="0"/>
+                <w:snapToGrid w:val="0"/>
+                <w:color w:val="000000"/>
+                <w:spacing w:val="0"/>
+                <w:kern w:val="0"/>
+                <w:sz w:val="18"/>
+                <w:szCs w:val="18"/>
+                <w:lang w:val="en-US" w:eastAsia="zh-CN"/>
+              </w:rPr>
+              <w:t>公司级应急</w:t>
+            </w:r>
+            <w:r>
+              <w:rPr>
+                <w:rFonts w:hint="default" w:ascii="Segoe UI" w:hAnsi="Segoe UI" w:eastAsia="Segoe UI" w:cs="Segoe UI"/>
+                <w:i w:val="0"/>
+                <w:iCs w:val="0"/>
+                <w:caps w:val="0"/>
+                <w:snapToGrid w:val="0"/>
+                <w:color w:val="000000"/>
+                <w:spacing w:val="0"/>
+                <w:kern w:val="0"/>
+                <w:sz w:val="18"/>
+                <w:szCs w:val="18"/>
+                <w:lang w:val="en-US" w:eastAsia="zh-CN"/>
+              </w:rPr>
+              <w:t>；可能触发业务连续性计划（BCP）。</w:t>
+            </w:r>
+          </w:p>
+        </w:tc>
+      </w:tr>
+      <w:tr>
+        <w:tblPrEx>
+          <w:tblBorders>
+            <w:top w:val="single" w:color="auto" w:sz="4" w:space="0"/>
+            <w:left w:val="single" w:color="auto" w:sz="4" w:space="0"/>
+            <w:bottom w:val="single" w:color="auto" w:sz="4" w:space="0"/>
+            <w:right w:val="single" w:color="auto" w:sz="4" w:space="0"/>
+            <w:insideH w:val="single" w:color="auto" w:sz="4" w:space="0"/>
+            <w:insideV w:val="single" w:color="auto" w:sz="4" w:space="0"/>
+          </w:tblBorders>
           <w:shd w:val="clear" w:color="auto" w:fill="auto"/>
           <w:tblCellMar>
             <w:top w:w="15" w:type="dxa"/>
@@ -5548,7 +6125,7 @@
               <w:spacing w:line="300" w:lineRule="atLeast"/>
               <w:jc w:val="left"/>
               <w:rPr>
-                <w:rFonts w:ascii="Segoe UI" w:eastAsia="Segoe UI" w:hAnsi="Segoe UI" w:cs="Segoe UI" w:hint="default"/>
+                <w:rFonts w:hint="default" w:ascii="Segoe UI" w:hAnsi="Segoe UI" w:eastAsia="Segoe UI" w:cs="Segoe UI"/>
                 <w:i w:val="0"/>
                 <w:iCs w:val="0"/>
                 <w:caps w:val="0"/>
@@ -5560,8 +6137,8 @@
             </w:pPr>
             <w:r>
               <w:rPr>
-                <w:rStyle w:val="Strong"/>
-                <w:rFonts w:ascii="Segoe UI" w:eastAsia="Segoe UI" w:hAnsi="Segoe UI" w:cs="Segoe UI" w:hint="default"/>
+                <w:rStyle w:val="23"/>
+                <w:rFonts w:hint="default" w:ascii="Segoe UI" w:hAnsi="Segoe UI" w:eastAsia="Segoe UI" w:cs="Segoe UI"/>
                 <w:b/>
                 <w:bCs/>
                 <w:i w:val="0"/>
@@ -5575,7 +6152,7 @@
                 <w:szCs w:val="18"/>
                 <w:lang w:val="en-US" w:eastAsia="zh-CN"/>
               </w:rPr>
-              <w:t>P0</w:t>
+              <w:t>P1</w:t>
             </w:r>
           </w:p>
         </w:tc>
@@ -5600,7 +6177,7 @@
               <w:spacing w:line="300" w:lineRule="atLeast"/>
               <w:jc w:val="left"/>
               <w:rPr>
-                <w:rFonts w:ascii="Segoe UI" w:eastAsia="Segoe UI" w:hAnsi="Segoe UI" w:cs="Segoe UI" w:hint="default"/>
+                <w:rFonts w:hint="default" w:ascii="Segoe UI" w:hAnsi="Segoe UI" w:eastAsia="Segoe UI" w:cs="Segoe UI"/>
                 <w:i w:val="0"/>
                 <w:iCs w:val="0"/>
                 <w:caps w:val="0"/>
@@ -5612,8 +6189,8 @@
             </w:pPr>
             <w:r>
               <w:rPr>
-                <w:rStyle w:val="Strong"/>
-                <w:rFonts w:ascii="Segoe UI" w:eastAsia="Segoe UI" w:hAnsi="Segoe UI" w:cs="Segoe UI" w:hint="default"/>
+                <w:rStyle w:val="23"/>
+                <w:rFonts w:hint="default" w:ascii="Segoe UI" w:hAnsi="Segoe UI" w:eastAsia="Segoe UI" w:cs="Segoe UI"/>
                 <w:b/>
                 <w:bCs/>
                 <w:i w:val="0"/>
@@ -5627,7 +6204,7 @@
                 <w:szCs w:val="18"/>
                 <w:lang w:val="en-US" w:eastAsia="zh-CN"/>
               </w:rPr>
-              <w:t>重大灾难事件</w:t>
+              <w:t>严重故障事件</w:t>
             </w:r>
           </w:p>
         </w:tc>
@@ -5652,7 +6229,7 @@
               <w:spacing w:line="300" w:lineRule="atLeast"/>
               <w:jc w:val="left"/>
               <w:rPr>
-                <w:rFonts w:ascii="Segoe UI" w:eastAsia="Segoe UI" w:hAnsi="Segoe UI" w:cs="Segoe UI" w:hint="default"/>
+                <w:rFonts w:hint="default" w:ascii="Segoe UI" w:hAnsi="Segoe UI" w:eastAsia="Segoe UI" w:cs="Segoe UI"/>
                 <w:i w:val="0"/>
                 <w:iCs w:val="0"/>
                 <w:caps w:val="0"/>
@@ -5664,8 +6241,8 @@
             </w:pPr>
             <w:r>
               <w:rPr>
-                <w:rStyle w:val="Strong"/>
-                <w:rFonts w:ascii="Segoe UI" w:eastAsia="Segoe UI" w:hAnsi="Segoe UI" w:cs="Segoe UI" w:hint="default"/>
+                <w:rStyle w:val="23"/>
+                <w:rFonts w:hint="default" w:ascii="Segoe UI" w:hAnsi="Segoe UI" w:eastAsia="Segoe UI" w:cs="Segoe UI"/>
                 <w:b/>
                 <w:bCs/>
                 <w:i w:val="0"/>
@@ -5679,11 +6256,11 @@
                 <w:szCs w:val="18"/>
                 <w:lang w:val="en-US" w:eastAsia="zh-CN"/>
               </w:rPr>
-              <w:t>全网性/核心业务完全中断</w:t>
-            </w:r>
-            <w:r>
-              <w:rPr>
-                <w:rFonts w:ascii="Segoe UI" w:eastAsia="Segoe UI" w:hAnsi="Segoe UI" w:cs="Segoe UI" w:hint="default"/>
+              <w:t>关键业务功能严重中断</w:t>
+            </w:r>
+            <w:r>
+              <w:rPr>
+                <w:rFonts w:hint="default" w:ascii="Segoe UI" w:hAnsi="Segoe UI" w:eastAsia="Segoe UI" w:cs="Segoe UI"/>
                 <w:i w:val="0"/>
                 <w:iCs w:val="0"/>
                 <w:caps w:val="0"/>
@@ -5695,7 +6272,7 @@
                 <w:szCs w:val="18"/>
                 <w:lang w:val="en-US" w:eastAsia="zh-CN"/>
               </w:rPr>
-              <w:t>，造成重大经济损失或严重品牌声誉危机，需立即启动公司级应急响应。</w:t>
+              <w:t>，影响大部分用户或重要业务线，造成显著经济损失，需紧急处理。</w:t>
             </w:r>
           </w:p>
         </w:tc>
@@ -5720,7 +6297,7 @@
               <w:spacing w:line="300" w:lineRule="atLeast"/>
               <w:jc w:val="left"/>
               <w:rPr>
-                <w:rFonts w:ascii="Segoe UI" w:eastAsia="Segoe UI" w:hAnsi="Segoe UI" w:cs="Segoe UI" w:hint="default"/>
+                <w:rFonts w:hint="default" w:ascii="Segoe UI" w:hAnsi="Segoe UI" w:eastAsia="Segoe UI" w:cs="Segoe UI"/>
                 <w:i w:val="0"/>
                 <w:iCs w:val="0"/>
                 <w:caps w:val="0"/>
@@ -5732,7 +6309,7 @@
             </w:pPr>
             <w:r>
               <w:rPr>
-                <w:rFonts w:ascii="Segoe UI" w:eastAsia="Segoe UI" w:hAnsi="Segoe UI" w:cs="Segoe UI" w:hint="default"/>
+                <w:rFonts w:hint="default" w:ascii="Segoe UI" w:hAnsi="Segoe UI" w:eastAsia="Segoe UI" w:cs="Segoe UI"/>
                 <w:i w:val="0"/>
                 <w:iCs w:val="0"/>
                 <w:caps w:val="0"/>
@@ -5744,11 +6321,11 @@
                 <w:szCs w:val="18"/>
                 <w:lang w:val="en-US" w:eastAsia="zh-CN"/>
               </w:rPr>
-              <w:t>1. 核心生产系统全面瘫痪，所有用户无法访问。</w:t>
-            </w:r>
-            <w:r>
-              <w:rPr>
-                <w:rFonts w:ascii="Segoe UI" w:eastAsia="Segoe UI" w:hAnsi="Segoe UI" w:cs="Segoe UI" w:hint="default"/>
+              <w:t>1. 核心交易/支付流程失败。</w:t>
+            </w:r>
+            <w:r>
+              <w:rPr>
+                <w:rFonts w:hint="default" w:ascii="Segoe UI" w:hAnsi="Segoe UI" w:eastAsia="Segoe UI" w:cs="Segoe UI"/>
                 <w:i w:val="0"/>
                 <w:iCs w:val="0"/>
                 <w:caps w:val="0"/>
@@ -5760,11 +6337,11 @@
                 <w:szCs w:val="18"/>
                 <w:lang w:val="en-US" w:eastAsia="zh-CN"/>
               </w:rPr>
-              <w:br/>
-            </w:r>
-            <w:r>
-              <w:rPr>
-                <w:rFonts w:ascii="Segoe UI" w:eastAsia="Segoe UI" w:hAnsi="Segoe UI" w:cs="Segoe UI" w:hint="default"/>
+              <w:br w:type="textWrapping"/>
+            </w:r>
+            <w:r>
+              <w:rPr>
+                <w:rFonts w:hint="default" w:ascii="Segoe UI" w:hAnsi="Segoe UI" w:eastAsia="Segoe UI" w:cs="Segoe UI"/>
                 <w:i w:val="0"/>
                 <w:iCs w:val="0"/>
                 <w:caps w:val="0"/>
@@ -5776,11 +6353,11 @@
                 <w:szCs w:val="18"/>
                 <w:lang w:val="en-US" w:eastAsia="zh-CN"/>
               </w:rPr>
-              <w:t>2. 核心数据库损坏或丢失，导致业务停摆。</w:t>
-            </w:r>
-            <w:r>
-              <w:rPr>
-                <w:rFonts w:ascii="Segoe UI" w:eastAsia="Segoe UI" w:hAnsi="Segoe UI" w:cs="Segoe UI" w:hint="default"/>
+              <w:t>2. 影响全局的关键服务（如登录、认证）不可用。</w:t>
+            </w:r>
+            <w:r>
+              <w:rPr>
+                <w:rFonts w:hint="default" w:ascii="Segoe UI" w:hAnsi="Segoe UI" w:eastAsia="Segoe UI" w:cs="Segoe UI"/>
                 <w:i w:val="0"/>
                 <w:iCs w:val="0"/>
                 <w:caps w:val="0"/>
@@ -5792,11 +6369,11 @@
                 <w:szCs w:val="18"/>
                 <w:lang w:val="en-US" w:eastAsia="zh-CN"/>
               </w:rPr>
-              <w:br/>
-            </w:r>
-            <w:r>
-              <w:rPr>
-                <w:rFonts w:ascii="Segoe UI" w:eastAsia="Segoe UI" w:hAnsi="Segoe UI" w:cs="Segoe UI" w:hint="default"/>
+              <w:br w:type="textWrapping"/>
+            </w:r>
+            <w:r>
+              <w:rPr>
+                <w:rFonts w:hint="default" w:ascii="Segoe UI" w:hAnsi="Segoe UI" w:eastAsia="Segoe UI" w:cs="Segoe UI"/>
                 <w:i w:val="0"/>
                 <w:iCs w:val="0"/>
                 <w:caps w:val="0"/>
@@ -5808,7 +6385,7 @@
                 <w:szCs w:val="18"/>
                 <w:lang w:val="en-US" w:eastAsia="zh-CN"/>
               </w:rPr>
-              <w:t>3. 大规模数据泄露或恶意攻击，导致服务不可用且合规风险极高。</w:t>
+              <w:t>3. 影响重要客户群体的核心功能模块故障。</w:t>
             </w:r>
           </w:p>
         </w:tc>
@@ -5833,7 +6410,7 @@
               <w:spacing w:line="300" w:lineRule="atLeast"/>
               <w:jc w:val="left"/>
               <w:rPr>
-                <w:rFonts w:ascii="Segoe UI" w:eastAsia="Segoe UI" w:hAnsi="Segoe UI" w:cs="Segoe UI" w:hint="default"/>
+                <w:rFonts w:hint="default" w:ascii="Segoe UI" w:hAnsi="Segoe UI" w:eastAsia="Segoe UI" w:cs="Segoe UI"/>
                 <w:i w:val="0"/>
                 <w:iCs w:val="0"/>
                 <w:caps w:val="0"/>
@@ -5845,8 +6422,8 @@
             </w:pPr>
             <w:r>
               <w:rPr>
-                <w:rStyle w:val="Strong"/>
-                <w:rFonts w:ascii="Segoe UI" w:eastAsia="Segoe UI" w:hAnsi="Segoe UI" w:cs="Segoe UI" w:hint="default"/>
+                <w:rStyle w:val="23"/>
+                <w:rFonts w:hint="default" w:ascii="Segoe UI" w:hAnsi="Segoe UI" w:eastAsia="Segoe UI" w:cs="Segoe UI"/>
                 <w:b/>
                 <w:bCs/>
                 <w:i w:val="0"/>
@@ -5860,11 +6437,11 @@
                 <w:szCs w:val="18"/>
                 <w:lang w:val="en-US" w:eastAsia="zh-CN"/>
               </w:rPr>
-              <w:t>公司级应急</w:t>
-            </w:r>
-            <w:r>
-              <w:rPr>
-                <w:rFonts w:ascii="Segoe UI" w:eastAsia="Segoe UI" w:hAnsi="Segoe UI" w:cs="Segoe UI" w:hint="default"/>
+              <w:t>跨部门紧急协作</w:t>
+            </w:r>
+            <w:r>
+              <w:rPr>
+                <w:rFonts w:hint="default" w:ascii="Segoe UI" w:hAnsi="Segoe UI" w:eastAsia="Segoe UI" w:cs="Segoe UI"/>
                 <w:i w:val="0"/>
                 <w:iCs w:val="0"/>
                 <w:caps w:val="0"/>
@@ -5876,15 +6453,21 @@
                 <w:szCs w:val="18"/>
                 <w:lang w:val="en-US" w:eastAsia="zh-CN"/>
               </w:rPr>
-              <w:t>；可能触发业务连续性计划（BCP）。</w:t>
+              <w:t>；需高级别技术专家立即介入。</w:t>
             </w:r>
           </w:p>
         </w:tc>
       </w:tr>
       <w:tr>
         <w:tblPrEx>
-          <w:tblW w:w="0" w:type="auto"/>
-          <w:tblInd w:w="0" w:type="dxa"/>
+          <w:tblBorders>
+            <w:top w:val="single" w:color="auto" w:sz="4" w:space="0"/>
+            <w:left w:val="single" w:color="auto" w:sz="4" w:space="0"/>
+            <w:bottom w:val="single" w:color="auto" w:sz="4" w:space="0"/>
+            <w:right w:val="single" w:color="auto" w:sz="4" w:space="0"/>
+            <w:insideH w:val="single" w:color="auto" w:sz="4" w:space="0"/>
+            <w:insideV w:val="single" w:color="auto" w:sz="4" w:space="0"/>
+          </w:tblBorders>
           <w:shd w:val="clear" w:color="auto" w:fill="auto"/>
           <w:tblCellMar>
             <w:top w:w="15" w:type="dxa"/>
@@ -5914,7 +6497,7 @@
               <w:spacing w:line="300" w:lineRule="atLeast"/>
               <w:jc w:val="left"/>
               <w:rPr>
-                <w:rFonts w:ascii="Segoe UI" w:eastAsia="Segoe UI" w:hAnsi="Segoe UI" w:cs="Segoe UI" w:hint="default"/>
+                <w:rFonts w:hint="default" w:ascii="Segoe UI" w:hAnsi="Segoe UI" w:eastAsia="Segoe UI" w:cs="Segoe UI"/>
                 <w:i w:val="0"/>
                 <w:iCs w:val="0"/>
                 <w:caps w:val="0"/>
@@ -5926,8 +6509,8 @@
             </w:pPr>
             <w:r>
               <w:rPr>
-                <w:rStyle w:val="Strong"/>
-                <w:rFonts w:ascii="Segoe UI" w:eastAsia="Segoe UI" w:hAnsi="Segoe UI" w:cs="Segoe UI" w:hint="default"/>
+                <w:rStyle w:val="23"/>
+                <w:rFonts w:hint="default" w:ascii="Segoe UI" w:hAnsi="Segoe UI" w:eastAsia="Segoe UI" w:cs="Segoe UI"/>
                 <w:b/>
                 <w:bCs/>
                 <w:i w:val="0"/>
@@ -5941,7 +6524,7 @@
                 <w:szCs w:val="18"/>
                 <w:lang w:val="en-US" w:eastAsia="zh-CN"/>
               </w:rPr>
-              <w:t>P1</w:t>
+              <w:t>P2</w:t>
             </w:r>
           </w:p>
         </w:tc>
@@ -5966,7 +6549,7 @@
               <w:spacing w:line="300" w:lineRule="atLeast"/>
               <w:jc w:val="left"/>
               <w:rPr>
-                <w:rFonts w:ascii="Segoe UI" w:eastAsia="Segoe UI" w:hAnsi="Segoe UI" w:cs="Segoe UI" w:hint="default"/>
+                <w:rFonts w:hint="default" w:ascii="Segoe UI" w:hAnsi="Segoe UI" w:eastAsia="Segoe UI" w:cs="Segoe UI"/>
                 <w:i w:val="0"/>
                 <w:iCs w:val="0"/>
                 <w:caps w:val="0"/>
@@ -5978,8 +6561,8 @@
             </w:pPr>
             <w:r>
               <w:rPr>
-                <w:rStyle w:val="Strong"/>
-                <w:rFonts w:ascii="Segoe UI" w:eastAsia="Segoe UI" w:hAnsi="Segoe UI" w:cs="Segoe UI" w:hint="default"/>
+                <w:rStyle w:val="23"/>
+                <w:rFonts w:hint="default" w:ascii="Segoe UI" w:hAnsi="Segoe UI" w:eastAsia="Segoe UI" w:cs="Segoe UI"/>
                 <w:b/>
                 <w:bCs/>
                 <w:i w:val="0"/>
@@ -5993,7 +6576,7 @@
                 <w:szCs w:val="18"/>
                 <w:lang w:val="en-US" w:eastAsia="zh-CN"/>
               </w:rPr>
-              <w:t>严重故障事件</w:t>
+              <w:t>主要故障事件</w:t>
             </w:r>
           </w:p>
         </w:tc>
@@ -6018,7 +6601,7 @@
               <w:spacing w:line="300" w:lineRule="atLeast"/>
               <w:jc w:val="left"/>
               <w:rPr>
-                <w:rFonts w:ascii="Segoe UI" w:eastAsia="Segoe UI" w:hAnsi="Segoe UI" w:cs="Segoe UI" w:hint="default"/>
+                <w:rFonts w:hint="default" w:ascii="Segoe UI" w:hAnsi="Segoe UI" w:eastAsia="Segoe UI" w:cs="Segoe UI"/>
                 <w:i w:val="0"/>
                 <w:iCs w:val="0"/>
                 <w:caps w:val="0"/>
@@ -6030,8 +6613,8 @@
             </w:pPr>
             <w:r>
               <w:rPr>
-                <w:rStyle w:val="Strong"/>
-                <w:rFonts w:ascii="Segoe UI" w:eastAsia="Segoe UI" w:hAnsi="Segoe UI" w:cs="Segoe UI" w:hint="default"/>
+                <w:rStyle w:val="23"/>
+                <w:rFonts w:hint="default" w:ascii="Segoe UI" w:hAnsi="Segoe UI" w:eastAsia="Segoe UI" w:cs="Segoe UI"/>
                 <w:b/>
                 <w:bCs/>
                 <w:i w:val="0"/>
@@ -6045,11 +6628,11 @@
                 <w:szCs w:val="18"/>
                 <w:lang w:val="en-US" w:eastAsia="zh-CN"/>
               </w:rPr>
-              <w:t>关键业务功能严重中断</w:t>
-            </w:r>
-            <w:r>
-              <w:rPr>
-                <w:rFonts w:ascii="Segoe UI" w:eastAsia="Segoe UI" w:hAnsi="Segoe UI" w:cs="Segoe UI" w:hint="default"/>
+              <w:t>重要功能部分受损或性能严重下降</w:t>
+            </w:r>
+            <w:r>
+              <w:rPr>
+                <w:rFonts w:hint="default" w:ascii="Segoe UI" w:hAnsi="Segoe UI" w:eastAsia="Segoe UI" w:cs="Segoe UI"/>
                 <w:i w:val="0"/>
                 <w:iCs w:val="0"/>
                 <w:caps w:val="0"/>
@@ -6061,7 +6644,7 @@
                 <w:szCs w:val="18"/>
                 <w:lang w:val="en-US" w:eastAsia="zh-CN"/>
               </w:rPr>
-              <w:t>，影响大部分用户或重要业务线，造成显著经济损失，需紧急处理。</w:t>
+              <w:t>，对部分用户或业务流程造成明显影响，需高优先级处理。</w:t>
             </w:r>
           </w:p>
         </w:tc>
@@ -6086,7 +6669,7 @@
               <w:spacing w:line="300" w:lineRule="atLeast"/>
               <w:jc w:val="left"/>
               <w:rPr>
-                <w:rFonts w:ascii="Segoe UI" w:eastAsia="Segoe UI" w:hAnsi="Segoe UI" w:cs="Segoe UI" w:hint="default"/>
+                <w:rFonts w:hint="default" w:ascii="Segoe UI" w:hAnsi="Segoe UI" w:eastAsia="Segoe UI" w:cs="Segoe UI"/>
                 <w:i w:val="0"/>
                 <w:iCs w:val="0"/>
                 <w:caps w:val="0"/>
@@ -6098,7 +6681,7 @@
             </w:pPr>
             <w:r>
               <w:rPr>
-                <w:rFonts w:ascii="Segoe UI" w:eastAsia="Segoe UI" w:hAnsi="Segoe UI" w:cs="Segoe UI" w:hint="default"/>
+                <w:rFonts w:hint="default" w:ascii="Segoe UI" w:hAnsi="Segoe UI" w:eastAsia="Segoe UI" w:cs="Segoe UI"/>
                 <w:i w:val="0"/>
                 <w:iCs w:val="0"/>
                 <w:caps w:val="0"/>
@@ -6110,11 +6693,11 @@
                 <w:szCs w:val="18"/>
                 <w:lang w:val="en-US" w:eastAsia="zh-CN"/>
               </w:rPr>
-              <w:t>1. 核心交易/支付流程失败。</w:t>
-            </w:r>
-            <w:r>
-              <w:rPr>
-                <w:rFonts w:ascii="Segoe UI" w:eastAsia="Segoe UI" w:hAnsi="Segoe UI" w:cs="Segoe UI" w:hint="default"/>
+              <w:t>1. 非核心但重要的功能模块（如报表系统）不可用。</w:t>
+            </w:r>
+            <w:r>
+              <w:rPr>
+                <w:rFonts w:hint="default" w:ascii="Segoe UI" w:hAnsi="Segoe UI" w:eastAsia="Segoe UI" w:cs="Segoe UI"/>
                 <w:i w:val="0"/>
                 <w:iCs w:val="0"/>
                 <w:caps w:val="0"/>
@@ -6126,11 +6709,11 @@
                 <w:szCs w:val="18"/>
                 <w:lang w:val="en-US" w:eastAsia="zh-CN"/>
               </w:rPr>
-              <w:br/>
-            </w:r>
-            <w:r>
-              <w:rPr>
-                <w:rFonts w:ascii="Segoe UI" w:eastAsia="Segoe UI" w:hAnsi="Segoe UI" w:cs="Segoe UI" w:hint="default"/>
+              <w:br w:type="textWrapping"/>
+            </w:r>
+            <w:r>
+              <w:rPr>
+                <w:rFonts w:hint="default" w:ascii="Segoe UI" w:hAnsi="Segoe UI" w:eastAsia="Segoe UI" w:cs="Segoe UI"/>
                 <w:i w:val="0"/>
                 <w:iCs w:val="0"/>
                 <w:caps w:val="0"/>
@@ -6142,11 +6725,11 @@
                 <w:szCs w:val="18"/>
                 <w:lang w:val="en-US" w:eastAsia="zh-CN"/>
               </w:rPr>
-              <w:t>2. 影响全局的关键服务（如登录、认证）不可用。</w:t>
-            </w:r>
-            <w:r>
-              <w:rPr>
-                <w:rFonts w:ascii="Segoe UI" w:eastAsia="Segoe UI" w:hAnsi="Segoe UI" w:cs="Segoe UI" w:hint="default"/>
+              <w:t>2. 系统性能严重下降（如API响应时间&gt;10秒），影响用户体验。</w:t>
+            </w:r>
+            <w:r>
+              <w:rPr>
+                <w:rFonts w:hint="default" w:ascii="Segoe UI" w:hAnsi="Segoe UI" w:eastAsia="Segoe UI" w:cs="Segoe UI"/>
                 <w:i w:val="0"/>
                 <w:iCs w:val="0"/>
                 <w:caps w:val="0"/>
@@ -6158,11 +6741,11 @@
                 <w:szCs w:val="18"/>
                 <w:lang w:val="en-US" w:eastAsia="zh-CN"/>
               </w:rPr>
-              <w:br/>
-            </w:r>
-            <w:r>
-              <w:rPr>
-                <w:rFonts w:ascii="Segoe UI" w:eastAsia="Segoe UI" w:hAnsi="Segoe UI" w:cs="Segoe UI" w:hint="default"/>
+              <w:br w:type="textWrapping"/>
+            </w:r>
+            <w:r>
+              <w:rPr>
+                <w:rFonts w:hint="default" w:ascii="Segoe UI" w:hAnsi="Segoe UI" w:eastAsia="Segoe UI" w:cs="Segoe UI"/>
                 <w:i w:val="0"/>
                 <w:iCs w:val="0"/>
                 <w:caps w:val="0"/>
@@ -6174,7 +6757,7 @@
                 <w:szCs w:val="18"/>
                 <w:lang w:val="en-US" w:eastAsia="zh-CN"/>
               </w:rPr>
-              <w:t>3. 影响重要客户群体的核心功能模块故障。</w:t>
+              <w:t>3. 批量数据处理任务失败，影响次日业务。</w:t>
             </w:r>
           </w:p>
         </w:tc>
@@ -6199,7 +6782,7 @@
               <w:spacing w:line="300" w:lineRule="atLeast"/>
               <w:jc w:val="left"/>
               <w:rPr>
-                <w:rFonts w:ascii="Segoe UI" w:eastAsia="Segoe UI" w:hAnsi="Segoe UI" w:cs="Segoe UI" w:hint="default"/>
+                <w:rFonts w:hint="default" w:ascii="Segoe UI" w:hAnsi="Segoe UI" w:eastAsia="Segoe UI" w:cs="Segoe UI"/>
                 <w:i w:val="0"/>
                 <w:iCs w:val="0"/>
                 <w:caps w:val="0"/>
@@ -6211,8 +6794,8 @@
             </w:pPr>
             <w:r>
               <w:rPr>
-                <w:rStyle w:val="Strong"/>
-                <w:rFonts w:ascii="Segoe UI" w:eastAsia="Segoe UI" w:hAnsi="Segoe UI" w:cs="Segoe UI" w:hint="default"/>
+                <w:rStyle w:val="23"/>
+                <w:rFonts w:hint="default" w:ascii="Segoe UI" w:hAnsi="Segoe UI" w:eastAsia="Segoe UI" w:cs="Segoe UI"/>
                 <w:b/>
                 <w:bCs/>
                 <w:i w:val="0"/>
@@ -6226,11 +6809,11 @@
                 <w:szCs w:val="18"/>
                 <w:lang w:val="en-US" w:eastAsia="zh-CN"/>
               </w:rPr>
-              <w:t>跨部门紧急协作</w:t>
-            </w:r>
-            <w:r>
-              <w:rPr>
-                <w:rFonts w:ascii="Segoe UI" w:eastAsia="Segoe UI" w:hAnsi="Segoe UI" w:cs="Segoe UI" w:hint="default"/>
+              <w:t>需限时解决</w:t>
+            </w:r>
+            <w:r>
+              <w:rPr>
+                <w:rFonts w:hint="default" w:ascii="Segoe UI" w:hAnsi="Segoe UI" w:eastAsia="Segoe UI" w:cs="Segoe UI"/>
                 <w:i w:val="0"/>
                 <w:iCs w:val="0"/>
                 <w:caps w:val="0"/>
@@ -6242,15 +6825,392 @@
                 <w:szCs w:val="18"/>
                 <w:lang w:val="en-US" w:eastAsia="zh-CN"/>
               </w:rPr>
-              <w:t>；需高级别技术专家立即介入。</w:t>
+              <w:t>；通常由二线/专项团队负责。</w:t>
             </w:r>
           </w:p>
         </w:tc>
       </w:tr>
       <w:tr>
         <w:tblPrEx>
-          <w:tblW w:w="0" w:type="auto"/>
-          <w:tblInd w:w="0" w:type="dxa"/>
+          <w:tblBorders>
+            <w:top w:val="single" w:color="auto" w:sz="4" w:space="0"/>
+            <w:left w:val="single" w:color="auto" w:sz="4" w:space="0"/>
+            <w:bottom w:val="single" w:color="auto" w:sz="4" w:space="0"/>
+            <w:right w:val="single" w:color="auto" w:sz="4" w:space="0"/>
+            <w:insideH w:val="single" w:color="auto" w:sz="4" w:space="0"/>
+            <w:insideV w:val="single" w:color="auto" w:sz="4" w:space="0"/>
+          </w:tblBorders>
+          <w:tblCellMar>
+            <w:top w:w="15" w:type="dxa"/>
+            <w:left w:w="15" w:type="dxa"/>
+            <w:bottom w:w="15" w:type="dxa"/>
+            <w:right w:w="15" w:type="dxa"/>
+          </w:tblCellMar>
+        </w:tblPrEx>
+        <w:tc>
+          <w:tcPr>
+            <w:tcW w:w="0" w:type="auto"/>
+            <w:shd w:val="clear" w:color="auto" w:fill="auto"/>
+            <w:tcMar>
+              <w:top w:w="120" w:type="dxa"/>
+              <w:left w:w="0" w:type="dxa"/>
+              <w:bottom w:w="120" w:type="dxa"/>
+              <w:right w:w="192" w:type="dxa"/>
+            </w:tcMar>
+            <w:vAlign w:val="center"/>
+          </w:tcPr>
+          <w:p>
+            <w:pPr>
+              <w:keepNext w:val="0"/>
+              <w:keepLines w:val="0"/>
+              <w:widowControl/>
+              <w:suppressLineNumbers w:val="0"/>
+              <w:spacing w:line="300" w:lineRule="atLeast"/>
+              <w:jc w:val="left"/>
+              <w:rPr>
+                <w:rFonts w:hint="default" w:ascii="Segoe UI" w:hAnsi="Segoe UI" w:eastAsia="Segoe UI" w:cs="Segoe UI"/>
+                <w:i w:val="0"/>
+                <w:iCs w:val="0"/>
+                <w:caps w:val="0"/>
+                <w:color w:val="0F1115"/>
+                <w:spacing w:val="0"/>
+                <w:sz w:val="18"/>
+                <w:szCs w:val="18"/>
+              </w:rPr>
+            </w:pPr>
+            <w:r>
+              <w:rPr>
+                <w:rStyle w:val="23"/>
+                <w:rFonts w:hint="default" w:ascii="Segoe UI" w:hAnsi="Segoe UI" w:eastAsia="Segoe UI" w:cs="Segoe UI"/>
+                <w:b/>
+                <w:bCs/>
+                <w:i w:val="0"/>
+                <w:iCs w:val="0"/>
+                <w:caps w:val="0"/>
+                <w:snapToGrid w:val="0"/>
+                <w:color w:val="000000"/>
+                <w:spacing w:val="0"/>
+                <w:kern w:val="0"/>
+                <w:sz w:val="18"/>
+                <w:szCs w:val="18"/>
+                <w:lang w:val="en-US" w:eastAsia="zh-CN"/>
+              </w:rPr>
+              <w:t>P3</w:t>
+            </w:r>
+          </w:p>
+        </w:tc>
+        <w:tc>
+          <w:tcPr>
+            <w:tcW w:w="0" w:type="auto"/>
+            <w:shd w:val="clear" w:color="auto" w:fill="auto"/>
+            <w:tcMar>
+              <w:top w:w="120" w:type="dxa"/>
+              <w:left w:w="192" w:type="dxa"/>
+              <w:bottom w:w="120" w:type="dxa"/>
+              <w:right w:w="192" w:type="dxa"/>
+            </w:tcMar>
+            <w:vAlign w:val="center"/>
+          </w:tcPr>
+          <w:p>
+            <w:pPr>
+              <w:keepNext w:val="0"/>
+              <w:keepLines w:val="0"/>
+              <w:widowControl/>
+              <w:suppressLineNumbers w:val="0"/>
+              <w:spacing w:line="300" w:lineRule="atLeast"/>
+              <w:jc w:val="left"/>
+              <w:rPr>
+                <w:rFonts w:hint="default" w:ascii="Segoe UI" w:hAnsi="Segoe UI" w:eastAsia="Segoe UI" w:cs="Segoe UI"/>
+                <w:i w:val="0"/>
+                <w:iCs w:val="0"/>
+                <w:caps w:val="0"/>
+                <w:color w:val="0F1115"/>
+                <w:spacing w:val="0"/>
+                <w:sz w:val="18"/>
+                <w:szCs w:val="18"/>
+              </w:rPr>
+            </w:pPr>
+            <w:r>
+              <w:rPr>
+                <w:rStyle w:val="23"/>
+                <w:rFonts w:hint="default" w:ascii="Segoe UI" w:hAnsi="Segoe UI" w:eastAsia="Segoe UI" w:cs="Segoe UI"/>
+                <w:b/>
+                <w:bCs/>
+                <w:i w:val="0"/>
+                <w:iCs w:val="0"/>
+                <w:caps w:val="0"/>
+                <w:snapToGrid w:val="0"/>
+                <w:color w:val="000000"/>
+                <w:spacing w:val="0"/>
+                <w:kern w:val="0"/>
+                <w:sz w:val="18"/>
+                <w:szCs w:val="18"/>
+                <w:lang w:val="en-US" w:eastAsia="zh-CN"/>
+              </w:rPr>
+              <w:t>一般故障事件</w:t>
+            </w:r>
+          </w:p>
+        </w:tc>
+        <w:tc>
+          <w:tcPr>
+            <w:tcW w:w="0" w:type="auto"/>
+            <w:shd w:val="clear" w:color="auto" w:fill="auto"/>
+            <w:tcMar>
+              <w:top w:w="120" w:type="dxa"/>
+              <w:left w:w="192" w:type="dxa"/>
+              <w:bottom w:w="120" w:type="dxa"/>
+              <w:right w:w="192" w:type="dxa"/>
+            </w:tcMar>
+            <w:vAlign w:val="center"/>
+          </w:tcPr>
+          <w:p>
+            <w:pPr>
+              <w:keepNext w:val="0"/>
+              <w:keepLines w:val="0"/>
+              <w:widowControl/>
+              <w:suppressLineNumbers w:val="0"/>
+              <w:spacing w:line="300" w:lineRule="atLeast"/>
+              <w:jc w:val="left"/>
+              <w:rPr>
+                <w:rFonts w:hint="default" w:ascii="Segoe UI" w:hAnsi="Segoe UI" w:eastAsia="Segoe UI" w:cs="Segoe UI"/>
+                <w:i w:val="0"/>
+                <w:iCs w:val="0"/>
+                <w:caps w:val="0"/>
+                <w:color w:val="0F1115"/>
+                <w:spacing w:val="0"/>
+                <w:sz w:val="18"/>
+                <w:szCs w:val="18"/>
+              </w:rPr>
+            </w:pPr>
+            <w:r>
+              <w:rPr>
+                <w:rStyle w:val="23"/>
+                <w:rFonts w:hint="default" w:ascii="Segoe UI" w:hAnsi="Segoe UI" w:eastAsia="Segoe UI" w:cs="Segoe UI"/>
+                <w:b/>
+                <w:bCs/>
+                <w:i w:val="0"/>
+                <w:iCs w:val="0"/>
+                <w:caps w:val="0"/>
+                <w:snapToGrid w:val="0"/>
+                <w:color w:val="000000"/>
+                <w:spacing w:val="0"/>
+                <w:kern w:val="0"/>
+                <w:sz w:val="18"/>
+                <w:szCs w:val="18"/>
+                <w:lang w:val="en-US" w:eastAsia="zh-CN"/>
+              </w:rPr>
+              <w:t>非核心功能异常或轻微性能问题</w:t>
+            </w:r>
+            <w:r>
+              <w:rPr>
+                <w:rFonts w:hint="default" w:ascii="Segoe UI" w:hAnsi="Segoe UI" w:eastAsia="Segoe UI" w:cs="Segoe UI"/>
+                <w:i w:val="0"/>
+                <w:iCs w:val="0"/>
+                <w:caps w:val="0"/>
+                <w:snapToGrid w:val="0"/>
+                <w:color w:val="000000"/>
+                <w:spacing w:val="0"/>
+                <w:kern w:val="0"/>
+                <w:sz w:val="18"/>
+                <w:szCs w:val="18"/>
+                <w:lang w:val="en-US" w:eastAsia="zh-CN"/>
+              </w:rPr>
+              <w:t>，影响个别用户或辅助性操作，需在约定服务时间内解决。</w:t>
+            </w:r>
+          </w:p>
+        </w:tc>
+        <w:tc>
+          <w:tcPr>
+            <w:tcW w:w="0" w:type="auto"/>
+            <w:shd w:val="clear" w:color="auto" w:fill="auto"/>
+            <w:tcMar>
+              <w:top w:w="120" w:type="dxa"/>
+              <w:left w:w="192" w:type="dxa"/>
+              <w:bottom w:w="120" w:type="dxa"/>
+              <w:right w:w="192" w:type="dxa"/>
+            </w:tcMar>
+            <w:vAlign w:val="center"/>
+          </w:tcPr>
+          <w:p>
+            <w:pPr>
+              <w:keepNext w:val="0"/>
+              <w:keepLines w:val="0"/>
+              <w:widowControl/>
+              <w:suppressLineNumbers w:val="0"/>
+              <w:spacing w:line="300" w:lineRule="atLeast"/>
+              <w:jc w:val="left"/>
+              <w:rPr>
+                <w:rFonts w:hint="default" w:ascii="Segoe UI" w:hAnsi="Segoe UI" w:eastAsia="Segoe UI" w:cs="Segoe UI"/>
+                <w:i w:val="0"/>
+                <w:iCs w:val="0"/>
+                <w:caps w:val="0"/>
+                <w:color w:val="0F1115"/>
+                <w:spacing w:val="0"/>
+                <w:sz w:val="18"/>
+                <w:szCs w:val="18"/>
+              </w:rPr>
+            </w:pPr>
+            <w:r>
+              <w:rPr>
+                <w:rFonts w:hint="default" w:ascii="Segoe UI" w:hAnsi="Segoe UI" w:eastAsia="Segoe UI" w:cs="Segoe UI"/>
+                <w:i w:val="0"/>
+                <w:iCs w:val="0"/>
+                <w:caps w:val="0"/>
+                <w:snapToGrid w:val="0"/>
+                <w:color w:val="000000"/>
+                <w:spacing w:val="0"/>
+                <w:kern w:val="0"/>
+                <w:sz w:val="18"/>
+                <w:szCs w:val="18"/>
+                <w:lang w:val="en-US" w:eastAsia="zh-CN"/>
+              </w:rPr>
+              <w:t>1. 页面UI显示错乱、非关键字段无法保存。</w:t>
+            </w:r>
+            <w:r>
+              <w:rPr>
+                <w:rFonts w:hint="default" w:ascii="Segoe UI" w:hAnsi="Segoe UI" w:eastAsia="Segoe UI" w:cs="Segoe UI"/>
+                <w:i w:val="0"/>
+                <w:iCs w:val="0"/>
+                <w:caps w:val="0"/>
+                <w:snapToGrid w:val="0"/>
+                <w:color w:val="000000"/>
+                <w:spacing w:val="0"/>
+                <w:kern w:val="0"/>
+                <w:sz w:val="18"/>
+                <w:szCs w:val="18"/>
+                <w:lang w:val="en-US" w:eastAsia="zh-CN"/>
+              </w:rPr>
+              <w:br w:type="textWrapping"/>
+            </w:r>
+            <w:r>
+              <w:rPr>
+                <w:rFonts w:hint="default" w:ascii="Segoe UI" w:hAnsi="Segoe UI" w:eastAsia="Segoe UI" w:cs="Segoe UI"/>
+                <w:i w:val="0"/>
+                <w:iCs w:val="0"/>
+                <w:caps w:val="0"/>
+                <w:snapToGrid w:val="0"/>
+                <w:color w:val="000000"/>
+                <w:spacing w:val="0"/>
+                <w:kern w:val="0"/>
+                <w:sz w:val="18"/>
+                <w:szCs w:val="18"/>
+                <w:lang w:val="en-US" w:eastAsia="zh-CN"/>
+              </w:rPr>
+              <w:t>2. 辅助性查询或导出功能异常。</w:t>
+            </w:r>
+            <w:r>
+              <w:rPr>
+                <w:rFonts w:hint="default" w:ascii="Segoe UI" w:hAnsi="Segoe UI" w:eastAsia="Segoe UI" w:cs="Segoe UI"/>
+                <w:i w:val="0"/>
+                <w:iCs w:val="0"/>
+                <w:caps w:val="0"/>
+                <w:snapToGrid w:val="0"/>
+                <w:color w:val="000000"/>
+                <w:spacing w:val="0"/>
+                <w:kern w:val="0"/>
+                <w:sz w:val="18"/>
+                <w:szCs w:val="18"/>
+                <w:lang w:val="en-US" w:eastAsia="zh-CN"/>
+              </w:rPr>
+              <w:br w:type="textWrapping"/>
+            </w:r>
+            <w:r>
+              <w:rPr>
+                <w:rFonts w:hint="default" w:ascii="Segoe UI" w:hAnsi="Segoe UI" w:eastAsia="Segoe UI" w:cs="Segoe UI"/>
+                <w:i w:val="0"/>
+                <w:iCs w:val="0"/>
+                <w:caps w:val="0"/>
+                <w:snapToGrid w:val="0"/>
+                <w:color w:val="000000"/>
+                <w:spacing w:val="0"/>
+                <w:kern w:val="0"/>
+                <w:sz w:val="18"/>
+                <w:szCs w:val="18"/>
+                <w:lang w:val="en-US" w:eastAsia="zh-CN"/>
+              </w:rPr>
+              <w:t>3. 第三方集成接口偶发性失败，有降级方案。</w:t>
+            </w:r>
+          </w:p>
+        </w:tc>
+        <w:tc>
+          <w:tcPr>
+            <w:tcW w:w="0" w:type="auto"/>
+            <w:shd w:val="clear" w:color="auto" w:fill="auto"/>
+            <w:tcMar>
+              <w:top w:w="120" w:type="dxa"/>
+              <w:left w:w="192" w:type="dxa"/>
+              <w:bottom w:w="120" w:type="dxa"/>
+              <w:right w:w="0" w:type="dxa"/>
+            </w:tcMar>
+            <w:vAlign w:val="center"/>
+          </w:tcPr>
+          <w:p>
+            <w:pPr>
+              <w:keepNext w:val="0"/>
+              <w:keepLines w:val="0"/>
+              <w:widowControl/>
+              <w:suppressLineNumbers w:val="0"/>
+              <w:spacing w:line="300" w:lineRule="atLeast"/>
+              <w:jc w:val="left"/>
+              <w:rPr>
+                <w:rFonts w:hint="default" w:ascii="Segoe UI" w:hAnsi="Segoe UI" w:eastAsia="Segoe UI" w:cs="Segoe UI"/>
+                <w:i w:val="0"/>
+                <w:iCs w:val="0"/>
+                <w:caps w:val="0"/>
+                <w:color w:val="0F1115"/>
+                <w:spacing w:val="0"/>
+                <w:sz w:val="18"/>
+                <w:szCs w:val="18"/>
+              </w:rPr>
+            </w:pPr>
+            <w:r>
+              <w:rPr>
+                <w:rStyle w:val="23"/>
+                <w:rFonts w:hint="default" w:ascii="Segoe UI" w:hAnsi="Segoe UI" w:eastAsia="Segoe UI" w:cs="Segoe UI"/>
+                <w:b/>
+                <w:bCs/>
+                <w:i w:val="0"/>
+                <w:iCs w:val="0"/>
+                <w:caps w:val="0"/>
+                <w:snapToGrid w:val="0"/>
+                <w:color w:val="000000"/>
+                <w:spacing w:val="0"/>
+                <w:kern w:val="0"/>
+                <w:sz w:val="18"/>
+                <w:szCs w:val="18"/>
+                <w:lang w:val="en-US" w:eastAsia="zh-CN"/>
+              </w:rPr>
+              <w:t>标准处理流程</w:t>
+            </w:r>
+            <w:r>
+              <w:rPr>
+                <w:rFonts w:hint="default" w:ascii="Segoe UI" w:hAnsi="Segoe UI" w:eastAsia="Segoe UI" w:cs="Segoe UI"/>
+                <w:i w:val="0"/>
+                <w:iCs w:val="0"/>
+                <w:caps w:val="0"/>
+                <w:snapToGrid w:val="0"/>
+                <w:color w:val="000000"/>
+                <w:spacing w:val="0"/>
+                <w:kern w:val="0"/>
+                <w:sz w:val="18"/>
+                <w:szCs w:val="18"/>
+                <w:lang w:val="en-US" w:eastAsia="zh-CN"/>
+              </w:rPr>
+              <w:t>；通常由一线工程师解决。</w:t>
+            </w:r>
+          </w:p>
+        </w:tc>
+      </w:tr>
+      <w:tr>
+        <w:tblPrEx>
+          <w:tblBorders>
+            <w:top w:val="single" w:color="auto" w:sz="4" w:space="0"/>
+            <w:left w:val="single" w:color="auto" w:sz="4" w:space="0"/>
+            <w:bottom w:val="single" w:color="auto" w:sz="4" w:space="0"/>
+            <w:right w:val="single" w:color="auto" w:sz="4" w:space="0"/>
+            <w:insideH w:val="single" w:color="auto" w:sz="4" w:space="0"/>
+            <w:insideV w:val="single" w:color="auto" w:sz="4" w:space="0"/>
+          </w:tblBorders>
           <w:shd w:val="clear" w:color="auto" w:fill="auto"/>
           <w:tblCellMar>
             <w:top w:w="15" w:type="dxa"/>
@@ -6280,7 +7240,7 @@
               <w:spacing w:line="300" w:lineRule="atLeast"/>
               <w:jc w:val="left"/>
               <w:rPr>
-                <w:rFonts w:ascii="Segoe UI" w:eastAsia="Segoe UI" w:hAnsi="Segoe UI" w:cs="Segoe UI" w:hint="default"/>
+                <w:rFonts w:hint="default" w:ascii="Segoe UI" w:hAnsi="Segoe UI" w:eastAsia="Segoe UI" w:cs="Segoe UI"/>
                 <w:i w:val="0"/>
                 <w:iCs w:val="0"/>
                 <w:caps w:val="0"/>
@@ -6292,8 +7252,8 @@
             </w:pPr>
             <w:r>
               <w:rPr>
-                <w:rStyle w:val="Strong"/>
-                <w:rFonts w:ascii="Segoe UI" w:eastAsia="Segoe UI" w:hAnsi="Segoe UI" w:cs="Segoe UI" w:hint="default"/>
+                <w:rStyle w:val="23"/>
+                <w:rFonts w:hint="default" w:ascii="Segoe UI" w:hAnsi="Segoe UI" w:eastAsia="Segoe UI" w:cs="Segoe UI"/>
                 <w:b/>
                 <w:bCs/>
                 <w:i w:val="0"/>
@@ -6307,7 +7267,7 @@
                 <w:szCs w:val="18"/>
                 <w:lang w:val="en-US" w:eastAsia="zh-CN"/>
               </w:rPr>
-              <w:t>P2</w:t>
+              <w:t>P4</w:t>
             </w:r>
           </w:p>
         </w:tc>
@@ -6332,7 +7292,7 @@
               <w:spacing w:line="300" w:lineRule="atLeast"/>
               <w:jc w:val="left"/>
               <w:rPr>
-                <w:rFonts w:ascii="Segoe UI" w:eastAsia="Segoe UI" w:hAnsi="Segoe UI" w:cs="Segoe UI" w:hint="default"/>
+                <w:rFonts w:hint="default" w:ascii="Segoe UI" w:hAnsi="Segoe UI" w:eastAsia="Segoe UI" w:cs="Segoe UI"/>
                 <w:i w:val="0"/>
                 <w:iCs w:val="0"/>
                 <w:caps w:val="0"/>
@@ -6344,8 +7304,8 @@
             </w:pPr>
             <w:r>
               <w:rPr>
-                <w:rStyle w:val="Strong"/>
-                <w:rFonts w:ascii="Segoe UI" w:eastAsia="Segoe UI" w:hAnsi="Segoe UI" w:cs="Segoe UI" w:hint="default"/>
+                <w:rStyle w:val="23"/>
+                <w:rFonts w:hint="default" w:ascii="Segoe UI" w:hAnsi="Segoe UI" w:eastAsia="Segoe UI" w:cs="Segoe UI"/>
                 <w:b/>
                 <w:bCs/>
                 <w:i w:val="0"/>
@@ -6359,7 +7319,7 @@
                 <w:szCs w:val="18"/>
                 <w:lang w:val="en-US" w:eastAsia="zh-CN"/>
               </w:rPr>
-              <w:t>主要故障事件</w:t>
+              <w:t>服务请求/轻微咨询</w:t>
             </w:r>
           </w:p>
         </w:tc>
@@ -6384,7 +7344,7 @@
               <w:spacing w:line="300" w:lineRule="atLeast"/>
               <w:jc w:val="left"/>
               <w:rPr>
-                <w:rFonts w:ascii="Segoe UI" w:eastAsia="Segoe UI" w:hAnsi="Segoe UI" w:cs="Segoe UI" w:hint="default"/>
+                <w:rFonts w:hint="default" w:ascii="Segoe UI" w:hAnsi="Segoe UI" w:eastAsia="Segoe UI" w:cs="Segoe UI"/>
                 <w:i w:val="0"/>
                 <w:iCs w:val="0"/>
                 <w:caps w:val="0"/>
@@ -6396,8 +7356,8 @@
             </w:pPr>
             <w:r>
               <w:rPr>
-                <w:rStyle w:val="Strong"/>
-                <w:rFonts w:ascii="Segoe UI" w:eastAsia="Segoe UI" w:hAnsi="Segoe UI" w:cs="Segoe UI" w:hint="default"/>
+                <w:rStyle w:val="23"/>
+                <w:rFonts w:hint="default" w:ascii="Segoe UI" w:hAnsi="Segoe UI" w:eastAsia="Segoe UI" w:cs="Segoe UI"/>
                 <w:b/>
                 <w:bCs/>
                 <w:i w:val="0"/>
@@ -6411,11 +7371,11 @@
                 <w:szCs w:val="18"/>
                 <w:lang w:val="en-US" w:eastAsia="zh-CN"/>
               </w:rPr>
-              <w:t>重要功能部分受损或性能严重下降</w:t>
-            </w:r>
-            <w:r>
-              <w:rPr>
-                <w:rFonts w:ascii="Segoe UI" w:eastAsia="Segoe UI" w:hAnsi="Segoe UI" w:cs="Segoe UI" w:hint="default"/>
+              <w:t>不影响系统运行的标准化请求或轻微咨询</w:t>
+            </w:r>
+            <w:r>
+              <w:rPr>
+                <w:rFonts w:hint="default" w:ascii="Segoe UI" w:hAnsi="Segoe UI" w:eastAsia="Segoe UI" w:cs="Segoe UI"/>
                 <w:i w:val="0"/>
                 <w:iCs w:val="0"/>
                 <w:caps w:val="0"/>
@@ -6427,7 +7387,7 @@
                 <w:szCs w:val="18"/>
                 <w:lang w:val="en-US" w:eastAsia="zh-CN"/>
               </w:rPr>
-              <w:t>，对部分用户或业务流程造成明显影响，需高优先级处理。</w:t>
+              <w:t>，需按约定流程履行。</w:t>
             </w:r>
           </w:p>
         </w:tc>
@@ -6452,7 +7412,7 @@
               <w:spacing w:line="300" w:lineRule="atLeast"/>
               <w:jc w:val="left"/>
               <w:rPr>
-                <w:rFonts w:ascii="Segoe UI" w:eastAsia="Segoe UI" w:hAnsi="Segoe UI" w:cs="Segoe UI" w:hint="default"/>
+                <w:rFonts w:hint="default" w:ascii="Segoe UI" w:hAnsi="Segoe UI" w:eastAsia="Segoe UI" w:cs="Segoe UI"/>
                 <w:i w:val="0"/>
                 <w:iCs w:val="0"/>
                 <w:caps w:val="0"/>
@@ -6464,7 +7424,7 @@
             </w:pPr>
             <w:r>
               <w:rPr>
-                <w:rFonts w:ascii="Segoe UI" w:eastAsia="Segoe UI" w:hAnsi="Segoe UI" w:cs="Segoe UI" w:hint="default"/>
+                <w:rFonts w:hint="default" w:ascii="Segoe UI" w:hAnsi="Segoe UI" w:eastAsia="Segoe UI" w:cs="Segoe UI"/>
                 <w:i w:val="0"/>
                 <w:iCs w:val="0"/>
                 <w:caps w:val="0"/>
@@ -6476,11 +7436,11 @@
                 <w:szCs w:val="18"/>
                 <w:lang w:val="en-US" w:eastAsia="zh-CN"/>
               </w:rPr>
-              <w:t>1. 非核心但重要的功能模块（如报表系统）不可用。</w:t>
-            </w:r>
-            <w:r>
-              <w:rPr>
-                <w:rFonts w:ascii="Segoe UI" w:eastAsia="Segoe UI" w:hAnsi="Segoe UI" w:cs="Segoe UI" w:hint="default"/>
+              <w:t>1. 用户账号、权限管理类请求。</w:t>
+            </w:r>
+            <w:r>
+              <w:rPr>
+                <w:rFonts w:hint="default" w:ascii="Segoe UI" w:hAnsi="Segoe UI" w:eastAsia="Segoe UI" w:cs="Segoe UI"/>
                 <w:i w:val="0"/>
                 <w:iCs w:val="0"/>
                 <w:caps w:val="0"/>
@@ -6492,11 +7452,11 @@
                 <w:szCs w:val="18"/>
                 <w:lang w:val="en-US" w:eastAsia="zh-CN"/>
               </w:rPr>
-              <w:br/>
-            </w:r>
-            <w:r>
-              <w:rPr>
-                <w:rFonts w:ascii="Segoe UI" w:eastAsia="Segoe UI" w:hAnsi="Segoe UI" w:cs="Segoe UI" w:hint="default"/>
+              <w:br w:type="textWrapping"/>
+            </w:r>
+            <w:r>
+              <w:rPr>
+                <w:rFonts w:hint="default" w:ascii="Segoe UI" w:hAnsi="Segoe UI" w:eastAsia="Segoe UI" w:cs="Segoe UI"/>
                 <w:i w:val="0"/>
                 <w:iCs w:val="0"/>
                 <w:caps w:val="0"/>
@@ -6508,11 +7468,11 @@
                 <w:szCs w:val="18"/>
                 <w:lang w:val="en-US" w:eastAsia="zh-CN"/>
               </w:rPr>
-              <w:t>2. 系统性能严重下降（如API响应时间&gt;10秒），影响用户体验。</w:t>
-            </w:r>
-            <w:r>
-              <w:rPr>
-                <w:rFonts w:ascii="Segoe UI" w:eastAsia="Segoe UI" w:hAnsi="Segoe UI" w:cs="Segoe UI" w:hint="default"/>
+              <w:t>2. 非关键数据查询与提取。</w:t>
+            </w:r>
+            <w:r>
+              <w:rPr>
+                <w:rFonts w:hint="default" w:ascii="Segoe UI" w:hAnsi="Segoe UI" w:eastAsia="Segoe UI" w:cs="Segoe UI"/>
                 <w:i w:val="0"/>
                 <w:iCs w:val="0"/>
                 <w:caps w:val="0"/>
@@ -6524,11 +7484,11 @@
                 <w:szCs w:val="18"/>
                 <w:lang w:val="en-US" w:eastAsia="zh-CN"/>
               </w:rPr>
-              <w:br/>
-            </w:r>
-            <w:r>
-              <w:rPr>
-                <w:rFonts w:ascii="Segoe UI" w:eastAsia="Segoe UI" w:hAnsi="Segoe UI" w:cs="Segoe UI" w:hint="default"/>
+              <w:br w:type="textWrapping"/>
+            </w:r>
+            <w:r>
+              <w:rPr>
+                <w:rFonts w:hint="default" w:ascii="Segoe UI" w:hAnsi="Segoe UI" w:eastAsia="Segoe UI" w:cs="Segoe UI"/>
                 <w:i w:val="0"/>
                 <w:iCs w:val="0"/>
                 <w:caps w:val="0"/>
@@ -6540,7 +7500,7 @@
                 <w:szCs w:val="18"/>
                 <w:lang w:val="en-US" w:eastAsia="zh-CN"/>
               </w:rPr>
-              <w:t>3. 批量数据处理任务失败，影响次日业务。</w:t>
+              <w:t>3. 产品使用、操作流程咨询。</w:t>
             </w:r>
           </w:p>
         </w:tc>
@@ -6565,7 +7525,7 @@
               <w:spacing w:line="300" w:lineRule="atLeast"/>
               <w:jc w:val="left"/>
               <w:rPr>
-                <w:rFonts w:ascii="Segoe UI" w:eastAsia="Segoe UI" w:hAnsi="Segoe UI" w:cs="Segoe UI" w:hint="default"/>
+                <w:rFonts w:hint="default" w:ascii="Segoe UI" w:hAnsi="Segoe UI" w:eastAsia="Segoe UI" w:cs="Segoe UI"/>
                 <w:i w:val="0"/>
                 <w:iCs w:val="0"/>
                 <w:caps w:val="0"/>
@@ -6577,8 +7537,8 @@
             </w:pPr>
             <w:r>
               <w:rPr>
-                <w:rStyle w:val="Strong"/>
-                <w:rFonts w:ascii="Segoe UI" w:eastAsia="Segoe UI" w:hAnsi="Segoe UI" w:cs="Segoe UI" w:hint="default"/>
+                <w:rStyle w:val="23"/>
+                <w:rFonts w:hint="default" w:ascii="Segoe UI" w:hAnsi="Segoe UI" w:eastAsia="Segoe UI" w:cs="Segoe UI"/>
                 <w:b/>
                 <w:bCs/>
                 <w:i w:val="0"/>
@@ -6592,11 +7552,11 @@
                 <w:szCs w:val="18"/>
                 <w:lang w:val="en-US" w:eastAsia="zh-CN"/>
               </w:rPr>
-              <w:t>需限时解决</w:t>
-            </w:r>
-            <w:r>
-              <w:rPr>
-                <w:rFonts w:ascii="Segoe UI" w:eastAsia="Segoe UI" w:hAnsi="Segoe UI" w:cs="Segoe UI" w:hint="default"/>
+              <w:t>预定义流程</w:t>
+            </w:r>
+            <w:r>
+              <w:rPr>
+                <w:rFonts w:hint="default" w:ascii="Segoe UI" w:hAnsi="Segoe UI" w:eastAsia="Segoe UI" w:cs="Segoe UI"/>
                 <w:i w:val="0"/>
                 <w:iCs w:val="0"/>
                 <w:caps w:val="0"/>
@@ -6608,15 +7568,21 @@
                 <w:szCs w:val="18"/>
                 <w:lang w:val="en-US" w:eastAsia="zh-CN"/>
               </w:rPr>
-              <w:t>；通常由二线/专项团队负责。</w:t>
+              <w:t>；可通过知识库或脚本自动化处理。</w:t>
             </w:r>
           </w:p>
         </w:tc>
       </w:tr>
       <w:tr>
         <w:tblPrEx>
-          <w:tblW w:w="0" w:type="auto"/>
-          <w:tblInd w:w="0" w:type="dxa"/>
+          <w:tblBorders>
+            <w:top w:val="single" w:color="auto" w:sz="4" w:space="0"/>
+            <w:left w:val="single" w:color="auto" w:sz="4" w:space="0"/>
+            <w:bottom w:val="single" w:color="auto" w:sz="4" w:space="0"/>
+            <w:right w:val="single" w:color="auto" w:sz="4" w:space="0"/>
+            <w:insideH w:val="single" w:color="auto" w:sz="4" w:space="0"/>
+            <w:insideV w:val="single" w:color="auto" w:sz="4" w:space="0"/>
+          </w:tblBorders>
           <w:shd w:val="clear" w:color="auto" w:fill="auto"/>
           <w:tblCellMar>
             <w:top w:w="15" w:type="dxa"/>
@@ -6646,7 +7612,7 @@
               <w:spacing w:line="300" w:lineRule="atLeast"/>
               <w:jc w:val="left"/>
               <w:rPr>
-                <w:rFonts w:ascii="Segoe UI" w:eastAsia="Segoe UI" w:hAnsi="Segoe UI" w:cs="Segoe UI" w:hint="default"/>
+                <w:rFonts w:hint="default" w:ascii="Segoe UI" w:hAnsi="Segoe UI" w:eastAsia="Segoe UI" w:cs="Segoe UI"/>
                 <w:i w:val="0"/>
                 <w:iCs w:val="0"/>
                 <w:caps w:val="0"/>
@@ -6658,8 +7624,8 @@
             </w:pPr>
             <w:r>
               <w:rPr>
-                <w:rStyle w:val="Strong"/>
-                <w:rFonts w:ascii="Segoe UI" w:eastAsia="Segoe UI" w:hAnsi="Segoe UI" w:cs="Segoe UI" w:hint="default"/>
+                <w:rStyle w:val="23"/>
+                <w:rFonts w:hint="default" w:ascii="Segoe UI" w:hAnsi="Segoe UI" w:eastAsia="Segoe UI" w:cs="Segoe UI"/>
                 <w:b/>
                 <w:bCs/>
                 <w:i w:val="0"/>
@@ -6673,7 +7639,7 @@
                 <w:szCs w:val="18"/>
                 <w:lang w:val="en-US" w:eastAsia="zh-CN"/>
               </w:rPr>
-              <w:t>P3</w:t>
+              <w:t>P5</w:t>
             </w:r>
           </w:p>
         </w:tc>
@@ -6698,7 +7664,7 @@
               <w:spacing w:line="300" w:lineRule="atLeast"/>
               <w:jc w:val="left"/>
               <w:rPr>
-                <w:rFonts w:ascii="Segoe UI" w:eastAsia="Segoe UI" w:hAnsi="Segoe UI" w:cs="Segoe UI" w:hint="default"/>
+                <w:rFonts w:hint="default" w:ascii="Segoe UI" w:hAnsi="Segoe UI" w:eastAsia="Segoe UI" w:cs="Segoe UI"/>
                 <w:i w:val="0"/>
                 <w:iCs w:val="0"/>
                 <w:caps w:val="0"/>
@@ -6710,8 +7676,8 @@
             </w:pPr>
             <w:r>
               <w:rPr>
-                <w:rStyle w:val="Strong"/>
-                <w:rFonts w:ascii="Segoe UI" w:eastAsia="Segoe UI" w:hAnsi="Segoe UI" w:cs="Segoe UI" w:hint="default"/>
+                <w:rStyle w:val="23"/>
+                <w:rFonts w:hint="default" w:ascii="Segoe UI" w:hAnsi="Segoe UI" w:eastAsia="Segoe UI" w:cs="Segoe UI"/>
                 <w:b/>
                 <w:bCs/>
                 <w:i w:val="0"/>
@@ -6725,7 +7691,7 @@
                 <w:szCs w:val="18"/>
                 <w:lang w:val="en-US" w:eastAsia="zh-CN"/>
               </w:rPr>
-              <w:t>一般故障事件</w:t>
+              <w:t>信息性事件/新需求</w:t>
             </w:r>
           </w:p>
         </w:tc>
@@ -6750,7 +7716,7 @@
               <w:spacing w:line="300" w:lineRule="atLeast"/>
               <w:jc w:val="left"/>
               <w:rPr>
-                <w:rFonts w:ascii="Segoe UI" w:eastAsia="Segoe UI" w:hAnsi="Segoe UI" w:cs="Segoe UI" w:hint="default"/>
+                <w:rFonts w:hint="default" w:ascii="Segoe UI" w:hAnsi="Segoe UI" w:eastAsia="Segoe UI" w:cs="Segoe UI"/>
                 <w:i w:val="0"/>
                 <w:iCs w:val="0"/>
                 <w:caps w:val="0"/>
@@ -6762,8 +7728,8 @@
             </w:pPr>
             <w:r>
               <w:rPr>
-                <w:rStyle w:val="Strong"/>
-                <w:rFonts w:ascii="Segoe UI" w:eastAsia="Segoe UI" w:hAnsi="Segoe UI" w:cs="Segoe UI" w:hint="default"/>
+                <w:rStyle w:val="23"/>
+                <w:rFonts w:hint="default" w:ascii="Segoe UI" w:hAnsi="Segoe UI" w:eastAsia="Segoe UI" w:cs="Segoe UI"/>
                 <w:b/>
                 <w:bCs/>
                 <w:i w:val="0"/>
@@ -6777,11 +7743,11 @@
                 <w:szCs w:val="18"/>
                 <w:lang w:val="en-US" w:eastAsia="zh-CN"/>
               </w:rPr>
-              <w:t>非核心功能异常或轻微性能问题</w:t>
-            </w:r>
-            <w:r>
-              <w:rPr>
-                <w:rFonts w:ascii="Segoe UI" w:eastAsia="Segoe UI" w:hAnsi="Segoe UI" w:cs="Segoe UI" w:hint="default"/>
+              <w:t>不构成故障的报告、通知或新功能需求</w:t>
+            </w:r>
+            <w:r>
+              <w:rPr>
+                <w:rFonts w:hint="default" w:ascii="Segoe UI" w:hAnsi="Segoe UI" w:eastAsia="Segoe UI" w:cs="Segoe UI"/>
                 <w:i w:val="0"/>
                 <w:iCs w:val="0"/>
                 <w:caps w:val="0"/>
@@ -6793,7 +7759,7 @@
                 <w:szCs w:val="18"/>
                 <w:lang w:val="en-US" w:eastAsia="zh-CN"/>
               </w:rPr>
-              <w:t>，影响个别用户或辅助性操作，需在约定服务时间内解决。</w:t>
+              <w:t>，用于信息记录或转入需求管理流程。</w:t>
             </w:r>
           </w:p>
         </w:tc>
@@ -6818,7 +7784,7 @@
               <w:spacing w:line="300" w:lineRule="atLeast"/>
               <w:jc w:val="left"/>
               <w:rPr>
-                <w:rFonts w:ascii="Segoe UI" w:eastAsia="Segoe UI" w:hAnsi="Segoe UI" w:cs="Segoe UI" w:hint="default"/>
+                <w:rFonts w:hint="default" w:ascii="Segoe UI" w:hAnsi="Segoe UI" w:eastAsia="Segoe UI" w:cs="Segoe UI"/>
                 <w:i w:val="0"/>
                 <w:iCs w:val="0"/>
                 <w:caps w:val="0"/>
@@ -6830,7 +7796,7 @@
             </w:pPr>
             <w:r>
               <w:rPr>
-                <w:rFonts w:ascii="Segoe UI" w:eastAsia="Segoe UI" w:hAnsi="Segoe UI" w:cs="Segoe UI" w:hint="default"/>
+                <w:rFonts w:hint="default" w:ascii="Segoe UI" w:hAnsi="Segoe UI" w:eastAsia="Segoe UI" w:cs="Segoe UI"/>
                 <w:i w:val="0"/>
                 <w:iCs w:val="0"/>
                 <w:caps w:val="0"/>
@@ -6842,11 +7808,11 @@
                 <w:szCs w:val="18"/>
                 <w:lang w:val="en-US" w:eastAsia="zh-CN"/>
               </w:rPr>
-              <w:t>1. 页面UI显示错乱、非关键字段无法保存。</w:t>
-            </w:r>
-            <w:r>
-              <w:rPr>
-                <w:rFonts w:ascii="Segoe UI" w:eastAsia="Segoe UI" w:hAnsi="Segoe UI" w:cs="Segoe UI" w:hint="default"/>
+              <w:t>1. 监控系统发出的预警性提示（资源使用率趋高）。</w:t>
+            </w:r>
+            <w:r>
+              <w:rPr>
+                <w:rFonts w:hint="default" w:ascii="Segoe UI" w:hAnsi="Segoe UI" w:eastAsia="Segoe UI" w:cs="Segoe UI"/>
                 <w:i w:val="0"/>
                 <w:iCs w:val="0"/>
                 <w:caps w:val="0"/>
@@ -6858,11 +7824,11 @@
                 <w:szCs w:val="18"/>
                 <w:lang w:val="en-US" w:eastAsia="zh-CN"/>
               </w:rPr>
-              <w:br/>
-            </w:r>
-            <w:r>
-              <w:rPr>
-                <w:rFonts w:ascii="Segoe UI" w:eastAsia="Segoe UI" w:hAnsi="Segoe UI" w:cs="Segoe UI" w:hint="default"/>
+              <w:br w:type="textWrapping"/>
+            </w:r>
+            <w:r>
+              <w:rPr>
+                <w:rFonts w:hint="default" w:ascii="Segoe UI" w:hAnsi="Segoe UI" w:eastAsia="Segoe UI" w:cs="Segoe UI"/>
                 <w:i w:val="0"/>
                 <w:iCs w:val="0"/>
                 <w:caps w:val="0"/>
@@ -6874,11 +7840,11 @@
                 <w:szCs w:val="18"/>
                 <w:lang w:val="en-US" w:eastAsia="zh-CN"/>
               </w:rPr>
-              <w:t>2. 辅助性查询或导出功能异常。</w:t>
-            </w:r>
-            <w:r>
-              <w:rPr>
-                <w:rFonts w:ascii="Segoe UI" w:eastAsia="Segoe UI" w:hAnsi="Segoe UI" w:cs="Segoe UI" w:hint="default"/>
+              <w:t>2. 用户提出的用户体验优化建议。</w:t>
+            </w:r>
+            <w:r>
+              <w:rPr>
+                <w:rFonts w:hint="default" w:ascii="Segoe UI" w:hAnsi="Segoe UI" w:eastAsia="Segoe UI" w:cs="Segoe UI"/>
                 <w:i w:val="0"/>
                 <w:iCs w:val="0"/>
                 <w:caps w:val="0"/>
@@ -6890,743 +7856,11 @@
                 <w:szCs w:val="18"/>
                 <w:lang w:val="en-US" w:eastAsia="zh-CN"/>
               </w:rPr>
-              <w:br/>
-            </w:r>
-            <w:r>
-              <w:rPr>
-                <w:rFonts w:ascii="Segoe UI" w:eastAsia="Segoe UI" w:hAnsi="Segoe UI" w:cs="Segoe UI" w:hint="default"/>
-                <w:i w:val="0"/>
-                <w:iCs w:val="0"/>
-                <w:caps w:val="0"/>
-                <w:snapToGrid w:val="0"/>
-                <w:color w:val="000000"/>
-                <w:spacing w:val="0"/>
-                <w:kern w:val="0"/>
-                <w:sz w:val="18"/>
-                <w:szCs w:val="18"/>
-                <w:lang w:val="en-US" w:eastAsia="zh-CN"/>
-              </w:rPr>
-              <w:t>3. 第三方集成接口偶发性失败，有降级方案。</w:t>
-            </w:r>
-          </w:p>
-        </w:tc>
-        <w:tc>
-          <w:tcPr>
-            <w:tcW w:w="0" w:type="auto"/>
-            <w:shd w:val="clear" w:color="auto" w:fill="auto"/>
-            <w:tcMar>
-              <w:top w:w="120" w:type="dxa"/>
-              <w:left w:w="192" w:type="dxa"/>
-              <w:bottom w:w="120" w:type="dxa"/>
-              <w:right w:w="0" w:type="dxa"/>
-            </w:tcMar>
-            <w:vAlign w:val="center"/>
-          </w:tcPr>
-          <w:p>
-            <w:pPr>
-              <w:keepNext w:val="0"/>
-              <w:keepLines w:val="0"/>
-              <w:widowControl/>
-              <w:suppressLineNumbers w:val="0"/>
-              <w:spacing w:line="300" w:lineRule="atLeast"/>
-              <w:jc w:val="left"/>
-              <w:rPr>
-                <w:rFonts w:ascii="Segoe UI" w:eastAsia="Segoe UI" w:hAnsi="Segoe UI" w:cs="Segoe UI" w:hint="default"/>
-                <w:i w:val="0"/>
-                <w:iCs w:val="0"/>
-                <w:caps w:val="0"/>
-                <w:color w:val="0F1115"/>
-                <w:spacing w:val="0"/>
-                <w:sz w:val="18"/>
-                <w:szCs w:val="18"/>
-              </w:rPr>
-            </w:pPr>
-            <w:r>
-              <w:rPr>
-                <w:rStyle w:val="Strong"/>
-                <w:rFonts w:ascii="Segoe UI" w:eastAsia="Segoe UI" w:hAnsi="Segoe UI" w:cs="Segoe UI" w:hint="default"/>
-                <w:b/>
-                <w:bCs/>
-                <w:i w:val="0"/>
-                <w:iCs w:val="0"/>
-                <w:caps w:val="0"/>
-                <w:snapToGrid w:val="0"/>
-                <w:color w:val="000000"/>
-                <w:spacing w:val="0"/>
-                <w:kern w:val="0"/>
-                <w:sz w:val="18"/>
-                <w:szCs w:val="18"/>
-                <w:lang w:val="en-US" w:eastAsia="zh-CN"/>
-              </w:rPr>
-              <w:t>标准处理流程</w:t>
-            </w:r>
-            <w:r>
-              <w:rPr>
-                <w:rFonts w:ascii="Segoe UI" w:eastAsia="Segoe UI" w:hAnsi="Segoe UI" w:cs="Segoe UI" w:hint="default"/>
-                <w:i w:val="0"/>
-                <w:iCs w:val="0"/>
-                <w:caps w:val="0"/>
-                <w:snapToGrid w:val="0"/>
-                <w:color w:val="000000"/>
-                <w:spacing w:val="0"/>
-                <w:kern w:val="0"/>
-                <w:sz w:val="18"/>
-                <w:szCs w:val="18"/>
-                <w:lang w:val="en-US" w:eastAsia="zh-CN"/>
-              </w:rPr>
-              <w:t>；通常由一线工程师解决。</w:t>
-            </w:r>
-          </w:p>
-        </w:tc>
-      </w:tr>
-      <w:tr>
-        <w:tblPrEx>
-          <w:tblW w:w="0" w:type="auto"/>
-          <w:tblInd w:w="0" w:type="dxa"/>
-          <w:shd w:val="clear" w:color="auto" w:fill="auto"/>
-          <w:tblCellMar>
-            <w:top w:w="15" w:type="dxa"/>
-            <w:left w:w="15" w:type="dxa"/>
-            <w:bottom w:w="15" w:type="dxa"/>
-            <w:right w:w="15" w:type="dxa"/>
-          </w:tblCellMar>
-        </w:tblPrEx>
-        <w:tc>
-          <w:tcPr>
-            <w:tcW w:w="0" w:type="auto"/>
-            <w:shd w:val="clear" w:color="auto" w:fill="auto"/>
-            <w:tcMar>
-              <w:top w:w="120" w:type="dxa"/>
-              <w:left w:w="0" w:type="dxa"/>
-              <w:bottom w:w="120" w:type="dxa"/>
-              <w:right w:w="192" w:type="dxa"/>
-            </w:tcMar>
-            <w:vAlign w:val="center"/>
-          </w:tcPr>
-          <w:p>
-            <w:pPr>
-              <w:keepNext w:val="0"/>
-              <w:keepLines w:val="0"/>
-              <w:widowControl/>
-              <w:suppressLineNumbers w:val="0"/>
-              <w:spacing w:line="300" w:lineRule="atLeast"/>
-              <w:jc w:val="left"/>
-              <w:rPr>
-                <w:rFonts w:ascii="Segoe UI" w:eastAsia="Segoe UI" w:hAnsi="Segoe UI" w:cs="Segoe UI" w:hint="default"/>
-                <w:i w:val="0"/>
-                <w:iCs w:val="0"/>
-                <w:caps w:val="0"/>
-                <w:color w:val="0F1115"/>
-                <w:spacing w:val="0"/>
-                <w:sz w:val="18"/>
-                <w:szCs w:val="18"/>
-              </w:rPr>
-            </w:pPr>
-            <w:r>
-              <w:rPr>
-                <w:rStyle w:val="Strong"/>
-                <w:rFonts w:ascii="Segoe UI" w:eastAsia="Segoe UI" w:hAnsi="Segoe UI" w:cs="Segoe UI" w:hint="default"/>
-                <w:b/>
-                <w:bCs/>
-                <w:i w:val="0"/>
-                <w:iCs w:val="0"/>
-                <w:caps w:val="0"/>
-                <w:snapToGrid w:val="0"/>
-                <w:color w:val="000000"/>
-                <w:spacing w:val="0"/>
-                <w:kern w:val="0"/>
-                <w:sz w:val="18"/>
-                <w:szCs w:val="18"/>
-                <w:lang w:val="en-US" w:eastAsia="zh-CN"/>
-              </w:rPr>
-              <w:t>P4</w:t>
-            </w:r>
-          </w:p>
-        </w:tc>
-        <w:tc>
-          <w:tcPr>
-            <w:tcW w:w="0" w:type="auto"/>
-            <w:shd w:val="clear" w:color="auto" w:fill="auto"/>
-            <w:tcMar>
-              <w:top w:w="120" w:type="dxa"/>
-              <w:left w:w="192" w:type="dxa"/>
-              <w:bottom w:w="120" w:type="dxa"/>
-              <w:right w:w="192" w:type="dxa"/>
-            </w:tcMar>
-            <w:vAlign w:val="center"/>
-          </w:tcPr>
-          <w:p>
-            <w:pPr>
-              <w:keepNext w:val="0"/>
-              <w:keepLines w:val="0"/>
-              <w:widowControl/>
-              <w:suppressLineNumbers w:val="0"/>
-              <w:spacing w:line="300" w:lineRule="atLeast"/>
-              <w:jc w:val="left"/>
-              <w:rPr>
-                <w:rFonts w:ascii="Segoe UI" w:eastAsia="Segoe UI" w:hAnsi="Segoe UI" w:cs="Segoe UI" w:hint="default"/>
-                <w:i w:val="0"/>
-                <w:iCs w:val="0"/>
-                <w:caps w:val="0"/>
-                <w:color w:val="0F1115"/>
-                <w:spacing w:val="0"/>
-                <w:sz w:val="18"/>
-                <w:szCs w:val="18"/>
-              </w:rPr>
-            </w:pPr>
-            <w:r>
-              <w:rPr>
-                <w:rStyle w:val="Strong"/>
-                <w:rFonts w:ascii="Segoe UI" w:eastAsia="Segoe UI" w:hAnsi="Segoe UI" w:cs="Segoe UI" w:hint="default"/>
-                <w:b/>
-                <w:bCs/>
-                <w:i w:val="0"/>
-                <w:iCs w:val="0"/>
-                <w:caps w:val="0"/>
-                <w:snapToGrid w:val="0"/>
-                <w:color w:val="000000"/>
-                <w:spacing w:val="0"/>
-                <w:kern w:val="0"/>
-                <w:sz w:val="18"/>
-                <w:szCs w:val="18"/>
-                <w:lang w:val="en-US" w:eastAsia="zh-CN"/>
-              </w:rPr>
-              <w:t>服务请求/轻微咨询</w:t>
-            </w:r>
-          </w:p>
-        </w:tc>
-        <w:tc>
-          <w:tcPr>
-            <w:tcW w:w="0" w:type="auto"/>
-            <w:shd w:val="clear" w:color="auto" w:fill="auto"/>
-            <w:tcMar>
-              <w:top w:w="120" w:type="dxa"/>
-              <w:left w:w="192" w:type="dxa"/>
-              <w:bottom w:w="120" w:type="dxa"/>
-              <w:right w:w="192" w:type="dxa"/>
-            </w:tcMar>
-            <w:vAlign w:val="center"/>
-          </w:tcPr>
-          <w:p>
-            <w:pPr>
-              <w:keepNext w:val="0"/>
-              <w:keepLines w:val="0"/>
-              <w:widowControl/>
-              <w:suppressLineNumbers w:val="0"/>
-              <w:spacing w:line="300" w:lineRule="atLeast"/>
-              <w:jc w:val="left"/>
-              <w:rPr>
-                <w:rFonts w:ascii="Segoe UI" w:eastAsia="Segoe UI" w:hAnsi="Segoe UI" w:cs="Segoe UI" w:hint="default"/>
-                <w:i w:val="0"/>
-                <w:iCs w:val="0"/>
-                <w:caps w:val="0"/>
-                <w:color w:val="0F1115"/>
-                <w:spacing w:val="0"/>
-                <w:sz w:val="18"/>
-                <w:szCs w:val="18"/>
-              </w:rPr>
-            </w:pPr>
-            <w:r>
-              <w:rPr>
-                <w:rStyle w:val="Strong"/>
-                <w:rFonts w:ascii="Segoe UI" w:eastAsia="Segoe UI" w:hAnsi="Segoe UI" w:cs="Segoe UI" w:hint="default"/>
-                <w:b/>
-                <w:bCs/>
-                <w:i w:val="0"/>
-                <w:iCs w:val="0"/>
-                <w:caps w:val="0"/>
-                <w:snapToGrid w:val="0"/>
-                <w:color w:val="000000"/>
-                <w:spacing w:val="0"/>
-                <w:kern w:val="0"/>
-                <w:sz w:val="18"/>
-                <w:szCs w:val="18"/>
-                <w:lang w:val="en-US" w:eastAsia="zh-CN"/>
-              </w:rPr>
-              <w:t>不影响系统运行的标准化请求或轻微咨询</w:t>
-            </w:r>
-            <w:r>
-              <w:rPr>
-                <w:rFonts w:ascii="Segoe UI" w:eastAsia="Segoe UI" w:hAnsi="Segoe UI" w:cs="Segoe UI" w:hint="default"/>
-                <w:i w:val="0"/>
-                <w:iCs w:val="0"/>
-                <w:caps w:val="0"/>
-                <w:snapToGrid w:val="0"/>
-                <w:color w:val="000000"/>
-                <w:spacing w:val="0"/>
-                <w:kern w:val="0"/>
-                <w:sz w:val="18"/>
-                <w:szCs w:val="18"/>
-                <w:lang w:val="en-US" w:eastAsia="zh-CN"/>
-              </w:rPr>
-              <w:t>，需按约定流程履行。</w:t>
-            </w:r>
-          </w:p>
-        </w:tc>
-        <w:tc>
-          <w:tcPr>
-            <w:tcW w:w="0" w:type="auto"/>
-            <w:shd w:val="clear" w:color="auto" w:fill="auto"/>
-            <w:tcMar>
-              <w:top w:w="120" w:type="dxa"/>
-              <w:left w:w="192" w:type="dxa"/>
-              <w:bottom w:w="120" w:type="dxa"/>
-              <w:right w:w="192" w:type="dxa"/>
-            </w:tcMar>
-            <w:vAlign w:val="center"/>
-          </w:tcPr>
-          <w:p>
-            <w:pPr>
-              <w:keepNext w:val="0"/>
-              <w:keepLines w:val="0"/>
-              <w:widowControl/>
-              <w:suppressLineNumbers w:val="0"/>
-              <w:spacing w:line="300" w:lineRule="atLeast"/>
-              <w:jc w:val="left"/>
-              <w:rPr>
-                <w:rFonts w:ascii="Segoe UI" w:eastAsia="Segoe UI" w:hAnsi="Segoe UI" w:cs="Segoe UI" w:hint="default"/>
-                <w:i w:val="0"/>
-                <w:iCs w:val="0"/>
-                <w:caps w:val="0"/>
-                <w:color w:val="0F1115"/>
-                <w:spacing w:val="0"/>
-                <w:sz w:val="18"/>
-                <w:szCs w:val="18"/>
-              </w:rPr>
-            </w:pPr>
-            <w:r>
-              <w:rPr>
-                <w:rFonts w:ascii="Segoe UI" w:eastAsia="Segoe UI" w:hAnsi="Segoe UI" w:cs="Segoe UI" w:hint="default"/>
-                <w:i w:val="0"/>
-                <w:iCs w:val="0"/>
-                <w:caps w:val="0"/>
-                <w:snapToGrid w:val="0"/>
-                <w:color w:val="000000"/>
-                <w:spacing w:val="0"/>
-                <w:kern w:val="0"/>
-                <w:sz w:val="18"/>
-                <w:szCs w:val="18"/>
-                <w:lang w:val="en-US" w:eastAsia="zh-CN"/>
-              </w:rPr>
-              <w:t>1. 用户账号、权限管理类请求。</w:t>
-            </w:r>
-            <w:r>
-              <w:rPr>
-                <w:rFonts w:ascii="Segoe UI" w:eastAsia="Segoe UI" w:hAnsi="Segoe UI" w:cs="Segoe UI" w:hint="default"/>
-                <w:i w:val="0"/>
-                <w:iCs w:val="0"/>
-                <w:caps w:val="0"/>
-                <w:snapToGrid w:val="0"/>
-                <w:color w:val="000000"/>
-                <w:spacing w:val="0"/>
-                <w:kern w:val="0"/>
-                <w:sz w:val="18"/>
-                <w:szCs w:val="18"/>
-                <w:lang w:val="en-US" w:eastAsia="zh-CN"/>
-              </w:rPr>
-              <w:br/>
-            </w:r>
-            <w:r>
-              <w:rPr>
-                <w:rFonts w:ascii="Segoe UI" w:eastAsia="Segoe UI" w:hAnsi="Segoe UI" w:cs="Segoe UI" w:hint="default"/>
-                <w:i w:val="0"/>
-                <w:iCs w:val="0"/>
-                <w:caps w:val="0"/>
-                <w:snapToGrid w:val="0"/>
-                <w:color w:val="000000"/>
-                <w:spacing w:val="0"/>
-                <w:kern w:val="0"/>
-                <w:sz w:val="18"/>
-                <w:szCs w:val="18"/>
-                <w:lang w:val="en-US" w:eastAsia="zh-CN"/>
-              </w:rPr>
-              <w:t>2. 非关键数据查询与提取。</w:t>
-            </w:r>
-            <w:r>
-              <w:rPr>
-                <w:rFonts w:ascii="Segoe UI" w:eastAsia="Segoe UI" w:hAnsi="Segoe UI" w:cs="Segoe UI" w:hint="default"/>
-                <w:i w:val="0"/>
-                <w:iCs w:val="0"/>
-                <w:caps w:val="0"/>
-                <w:snapToGrid w:val="0"/>
-                <w:color w:val="000000"/>
-                <w:spacing w:val="0"/>
-                <w:kern w:val="0"/>
-                <w:sz w:val="18"/>
-                <w:szCs w:val="18"/>
-                <w:lang w:val="en-US" w:eastAsia="zh-CN"/>
-              </w:rPr>
-              <w:br/>
-            </w:r>
-            <w:r>
-              <w:rPr>
-                <w:rFonts w:ascii="Segoe UI" w:eastAsia="Segoe UI" w:hAnsi="Segoe UI" w:cs="Segoe UI" w:hint="default"/>
-                <w:i w:val="0"/>
-                <w:iCs w:val="0"/>
-                <w:caps w:val="0"/>
-                <w:snapToGrid w:val="0"/>
-                <w:color w:val="000000"/>
-                <w:spacing w:val="0"/>
-                <w:kern w:val="0"/>
-                <w:sz w:val="18"/>
-                <w:szCs w:val="18"/>
-                <w:lang w:val="en-US" w:eastAsia="zh-CN"/>
-              </w:rPr>
-              <w:t>3. 产品使用、操作流程咨询。</w:t>
-            </w:r>
-          </w:p>
-        </w:tc>
-        <w:tc>
-          <w:tcPr>
-            <w:tcW w:w="0" w:type="auto"/>
-            <w:shd w:val="clear" w:color="auto" w:fill="auto"/>
-            <w:tcMar>
-              <w:top w:w="120" w:type="dxa"/>
-              <w:left w:w="192" w:type="dxa"/>
-              <w:bottom w:w="120" w:type="dxa"/>
-              <w:right w:w="0" w:type="dxa"/>
-            </w:tcMar>
-            <w:vAlign w:val="center"/>
-          </w:tcPr>
-          <w:p>
-            <w:pPr>
-              <w:keepNext w:val="0"/>
-              <w:keepLines w:val="0"/>
-              <w:widowControl/>
-              <w:suppressLineNumbers w:val="0"/>
-              <w:spacing w:line="300" w:lineRule="atLeast"/>
-              <w:jc w:val="left"/>
-              <w:rPr>
-                <w:rFonts w:ascii="Segoe UI" w:eastAsia="Segoe UI" w:hAnsi="Segoe UI" w:cs="Segoe UI" w:hint="default"/>
-                <w:i w:val="0"/>
-                <w:iCs w:val="0"/>
-                <w:caps w:val="0"/>
-                <w:color w:val="0F1115"/>
-                <w:spacing w:val="0"/>
-                <w:sz w:val="18"/>
-                <w:szCs w:val="18"/>
-              </w:rPr>
-            </w:pPr>
-            <w:r>
-              <w:rPr>
-                <w:rStyle w:val="Strong"/>
-                <w:rFonts w:ascii="Segoe UI" w:eastAsia="Segoe UI" w:hAnsi="Segoe UI" w:cs="Segoe UI" w:hint="default"/>
-                <w:b/>
-                <w:bCs/>
-                <w:i w:val="0"/>
-                <w:iCs w:val="0"/>
-                <w:caps w:val="0"/>
-                <w:snapToGrid w:val="0"/>
-                <w:color w:val="000000"/>
-                <w:spacing w:val="0"/>
-                <w:kern w:val="0"/>
-                <w:sz w:val="18"/>
-                <w:szCs w:val="18"/>
-                <w:lang w:val="en-US" w:eastAsia="zh-CN"/>
-              </w:rPr>
-              <w:t>预定义流程</w:t>
-            </w:r>
-            <w:r>
-              <w:rPr>
-                <w:rFonts w:ascii="Segoe UI" w:eastAsia="Segoe UI" w:hAnsi="Segoe UI" w:cs="Segoe UI" w:hint="default"/>
-                <w:i w:val="0"/>
-                <w:iCs w:val="0"/>
-                <w:caps w:val="0"/>
-                <w:snapToGrid w:val="0"/>
-                <w:color w:val="000000"/>
-                <w:spacing w:val="0"/>
-                <w:kern w:val="0"/>
-                <w:sz w:val="18"/>
-                <w:szCs w:val="18"/>
-                <w:lang w:val="en-US" w:eastAsia="zh-CN"/>
-              </w:rPr>
-              <w:t>；可通过知识库或脚本自动化处理。</w:t>
-            </w:r>
-          </w:p>
-        </w:tc>
-      </w:tr>
-      <w:tr>
-        <w:tblPrEx>
-          <w:tblW w:w="0" w:type="auto"/>
-          <w:tblInd w:w="0" w:type="dxa"/>
-          <w:shd w:val="clear" w:color="auto" w:fill="auto"/>
-          <w:tblCellMar>
-            <w:top w:w="15" w:type="dxa"/>
-            <w:left w:w="15" w:type="dxa"/>
-            <w:bottom w:w="15" w:type="dxa"/>
-            <w:right w:w="15" w:type="dxa"/>
-          </w:tblCellMar>
-        </w:tblPrEx>
-        <w:tc>
-          <w:tcPr>
-            <w:tcW w:w="0" w:type="auto"/>
-            <w:shd w:val="clear" w:color="auto" w:fill="auto"/>
-            <w:tcMar>
-              <w:top w:w="120" w:type="dxa"/>
-              <w:left w:w="0" w:type="dxa"/>
-              <w:bottom w:w="120" w:type="dxa"/>
-              <w:right w:w="192" w:type="dxa"/>
-            </w:tcMar>
-            <w:vAlign w:val="center"/>
-          </w:tcPr>
-          <w:p>
-            <w:pPr>
-              <w:keepNext w:val="0"/>
-              <w:keepLines w:val="0"/>
-              <w:widowControl/>
-              <w:suppressLineNumbers w:val="0"/>
-              <w:spacing w:line="300" w:lineRule="atLeast"/>
-              <w:jc w:val="left"/>
-              <w:rPr>
-                <w:rFonts w:ascii="Segoe UI" w:eastAsia="Segoe UI" w:hAnsi="Segoe UI" w:cs="Segoe UI" w:hint="default"/>
-                <w:i w:val="0"/>
-                <w:iCs w:val="0"/>
-                <w:caps w:val="0"/>
-                <w:color w:val="0F1115"/>
-                <w:spacing w:val="0"/>
-                <w:sz w:val="18"/>
-                <w:szCs w:val="18"/>
-              </w:rPr>
-            </w:pPr>
-            <w:r>
-              <w:rPr>
-                <w:rStyle w:val="Strong"/>
-                <w:rFonts w:ascii="Segoe UI" w:eastAsia="Segoe UI" w:hAnsi="Segoe UI" w:cs="Segoe UI" w:hint="default"/>
-                <w:b/>
-                <w:bCs/>
-                <w:i w:val="0"/>
-                <w:iCs w:val="0"/>
-                <w:caps w:val="0"/>
-                <w:snapToGrid w:val="0"/>
-                <w:color w:val="000000"/>
-                <w:spacing w:val="0"/>
-                <w:kern w:val="0"/>
-                <w:sz w:val="18"/>
-                <w:szCs w:val="18"/>
-                <w:lang w:val="en-US" w:eastAsia="zh-CN"/>
-              </w:rPr>
-              <w:t>P5</w:t>
-            </w:r>
-          </w:p>
-        </w:tc>
-        <w:tc>
-          <w:tcPr>
-            <w:tcW w:w="0" w:type="auto"/>
-            <w:shd w:val="clear" w:color="auto" w:fill="auto"/>
-            <w:tcMar>
-              <w:top w:w="120" w:type="dxa"/>
-              <w:left w:w="192" w:type="dxa"/>
-              <w:bottom w:w="120" w:type="dxa"/>
-              <w:right w:w="192" w:type="dxa"/>
-            </w:tcMar>
-            <w:vAlign w:val="center"/>
-          </w:tcPr>
-          <w:p>
-            <w:pPr>
-              <w:keepNext w:val="0"/>
-              <w:keepLines w:val="0"/>
-              <w:widowControl/>
-              <w:suppressLineNumbers w:val="0"/>
-              <w:spacing w:line="300" w:lineRule="atLeast"/>
-              <w:jc w:val="left"/>
-              <w:rPr>
-                <w:rFonts w:ascii="Segoe UI" w:eastAsia="Segoe UI" w:hAnsi="Segoe UI" w:cs="Segoe UI" w:hint="default"/>
-                <w:i w:val="0"/>
-                <w:iCs w:val="0"/>
-                <w:caps w:val="0"/>
-                <w:color w:val="0F1115"/>
-                <w:spacing w:val="0"/>
-                <w:sz w:val="18"/>
-                <w:szCs w:val="18"/>
-              </w:rPr>
-            </w:pPr>
-            <w:r>
-              <w:rPr>
-                <w:rStyle w:val="Strong"/>
-                <w:rFonts w:ascii="Segoe UI" w:eastAsia="Segoe UI" w:hAnsi="Segoe UI" w:cs="Segoe UI" w:hint="default"/>
-                <w:b/>
-                <w:bCs/>
-                <w:i w:val="0"/>
-                <w:iCs w:val="0"/>
-                <w:caps w:val="0"/>
-                <w:snapToGrid w:val="0"/>
-                <w:color w:val="000000"/>
-                <w:spacing w:val="0"/>
-                <w:kern w:val="0"/>
-                <w:sz w:val="18"/>
-                <w:szCs w:val="18"/>
-                <w:lang w:val="en-US" w:eastAsia="zh-CN"/>
-              </w:rPr>
-              <w:t>信息性事件/新需求</w:t>
-            </w:r>
-          </w:p>
-        </w:tc>
-        <w:tc>
-          <w:tcPr>
-            <w:tcW w:w="0" w:type="auto"/>
-            <w:shd w:val="clear" w:color="auto" w:fill="auto"/>
-            <w:tcMar>
-              <w:top w:w="120" w:type="dxa"/>
-              <w:left w:w="192" w:type="dxa"/>
-              <w:bottom w:w="120" w:type="dxa"/>
-              <w:right w:w="192" w:type="dxa"/>
-            </w:tcMar>
-            <w:vAlign w:val="center"/>
-          </w:tcPr>
-          <w:p>
-            <w:pPr>
-              <w:keepNext w:val="0"/>
-              <w:keepLines w:val="0"/>
-              <w:widowControl/>
-              <w:suppressLineNumbers w:val="0"/>
-              <w:spacing w:line="300" w:lineRule="atLeast"/>
-              <w:jc w:val="left"/>
-              <w:rPr>
-                <w:rFonts w:ascii="Segoe UI" w:eastAsia="Segoe UI" w:hAnsi="Segoe UI" w:cs="Segoe UI" w:hint="default"/>
-                <w:i w:val="0"/>
-                <w:iCs w:val="0"/>
-                <w:caps w:val="0"/>
-                <w:color w:val="0F1115"/>
-                <w:spacing w:val="0"/>
-                <w:sz w:val="18"/>
-                <w:szCs w:val="18"/>
-              </w:rPr>
-            </w:pPr>
-            <w:r>
-              <w:rPr>
-                <w:rStyle w:val="Strong"/>
-                <w:rFonts w:ascii="Segoe UI" w:eastAsia="Segoe UI" w:hAnsi="Segoe UI" w:cs="Segoe UI" w:hint="default"/>
-                <w:b/>
-                <w:bCs/>
-                <w:i w:val="0"/>
-                <w:iCs w:val="0"/>
-                <w:caps w:val="0"/>
-                <w:snapToGrid w:val="0"/>
-                <w:color w:val="000000"/>
-                <w:spacing w:val="0"/>
-                <w:kern w:val="0"/>
-                <w:sz w:val="18"/>
-                <w:szCs w:val="18"/>
-                <w:lang w:val="en-US" w:eastAsia="zh-CN"/>
-              </w:rPr>
-              <w:t>不构成故障的报告、通知或新功能需求</w:t>
-            </w:r>
-            <w:r>
-              <w:rPr>
-                <w:rFonts w:ascii="Segoe UI" w:eastAsia="Segoe UI" w:hAnsi="Segoe UI" w:cs="Segoe UI" w:hint="default"/>
-                <w:i w:val="0"/>
-                <w:iCs w:val="0"/>
-                <w:caps w:val="0"/>
-                <w:snapToGrid w:val="0"/>
-                <w:color w:val="000000"/>
-                <w:spacing w:val="0"/>
-                <w:kern w:val="0"/>
-                <w:sz w:val="18"/>
-                <w:szCs w:val="18"/>
-                <w:lang w:val="en-US" w:eastAsia="zh-CN"/>
-              </w:rPr>
-              <w:t>，用于信息记录或转入需求管理流程。</w:t>
-            </w:r>
-          </w:p>
-        </w:tc>
-        <w:tc>
-          <w:tcPr>
-            <w:tcW w:w="0" w:type="auto"/>
-            <w:shd w:val="clear" w:color="auto" w:fill="auto"/>
-            <w:tcMar>
-              <w:top w:w="120" w:type="dxa"/>
-              <w:left w:w="192" w:type="dxa"/>
-              <w:bottom w:w="120" w:type="dxa"/>
-              <w:right w:w="192" w:type="dxa"/>
-            </w:tcMar>
-            <w:vAlign w:val="center"/>
-          </w:tcPr>
-          <w:p>
-            <w:pPr>
-              <w:keepNext w:val="0"/>
-              <w:keepLines w:val="0"/>
-              <w:widowControl/>
-              <w:suppressLineNumbers w:val="0"/>
-              <w:spacing w:line="300" w:lineRule="atLeast"/>
-              <w:jc w:val="left"/>
-              <w:rPr>
-                <w:rFonts w:ascii="Segoe UI" w:eastAsia="Segoe UI" w:hAnsi="Segoe UI" w:cs="Segoe UI" w:hint="default"/>
-                <w:i w:val="0"/>
-                <w:iCs w:val="0"/>
-                <w:caps w:val="0"/>
-                <w:color w:val="0F1115"/>
-                <w:spacing w:val="0"/>
-                <w:sz w:val="18"/>
-                <w:szCs w:val="18"/>
-              </w:rPr>
-            </w:pPr>
-            <w:r>
-              <w:rPr>
-                <w:rFonts w:ascii="Segoe UI" w:eastAsia="Segoe UI" w:hAnsi="Segoe UI" w:cs="Segoe UI" w:hint="default"/>
-                <w:i w:val="0"/>
-                <w:iCs w:val="0"/>
-                <w:caps w:val="0"/>
-                <w:snapToGrid w:val="0"/>
-                <w:color w:val="000000"/>
-                <w:spacing w:val="0"/>
-                <w:kern w:val="0"/>
-                <w:sz w:val="18"/>
-                <w:szCs w:val="18"/>
-                <w:lang w:val="en-US" w:eastAsia="zh-CN"/>
-              </w:rPr>
-              <w:t>1. 监控系统发出的预警性提示（资源使用率趋高）。</w:t>
-            </w:r>
-            <w:r>
-              <w:rPr>
-                <w:rFonts w:ascii="Segoe UI" w:eastAsia="Segoe UI" w:hAnsi="Segoe UI" w:cs="Segoe UI" w:hint="default"/>
-                <w:i w:val="0"/>
-                <w:iCs w:val="0"/>
-                <w:caps w:val="0"/>
-                <w:snapToGrid w:val="0"/>
-                <w:color w:val="000000"/>
-                <w:spacing w:val="0"/>
-                <w:kern w:val="0"/>
-                <w:sz w:val="18"/>
-                <w:szCs w:val="18"/>
-                <w:lang w:val="en-US" w:eastAsia="zh-CN"/>
-              </w:rPr>
-              <w:br/>
-            </w:r>
-            <w:r>
-              <w:rPr>
-                <w:rFonts w:ascii="Segoe UI" w:eastAsia="Segoe UI" w:hAnsi="Segoe UI" w:cs="Segoe UI" w:hint="default"/>
-                <w:i w:val="0"/>
-                <w:iCs w:val="0"/>
-                <w:caps w:val="0"/>
-                <w:snapToGrid w:val="0"/>
-                <w:color w:val="000000"/>
-                <w:spacing w:val="0"/>
-                <w:kern w:val="0"/>
-                <w:sz w:val="18"/>
-                <w:szCs w:val="18"/>
-                <w:lang w:val="en-US" w:eastAsia="zh-CN"/>
-              </w:rPr>
-              <w:t>2. 用户提出的用户体验优化建议。</w:t>
-            </w:r>
-            <w:r>
-              <w:rPr>
-                <w:rFonts w:ascii="Segoe UI" w:eastAsia="Segoe UI" w:hAnsi="Segoe UI" w:cs="Segoe UI" w:hint="default"/>
-                <w:i w:val="0"/>
-                <w:iCs w:val="0"/>
-                <w:caps w:val="0"/>
-                <w:snapToGrid w:val="0"/>
-                <w:color w:val="000000"/>
-                <w:spacing w:val="0"/>
-                <w:kern w:val="0"/>
-                <w:sz w:val="18"/>
-                <w:szCs w:val="18"/>
-                <w:lang w:val="en-US" w:eastAsia="zh-CN"/>
-              </w:rPr>
-              <w:br/>
-            </w:r>
-            <w:r>
-              <w:rPr>
-                <w:rFonts w:ascii="Segoe UI" w:eastAsia="Segoe UI" w:hAnsi="Segoe UI" w:cs="Segoe UI" w:hint="default"/>
+              <w:br w:type="textWrapping"/>
+            </w:r>
+            <w:r>
+              <w:rPr>
+                <w:rFonts w:hint="default" w:ascii="Segoe UI" w:hAnsi="Segoe UI" w:eastAsia="Segoe UI" w:cs="Segoe UI"/>
                 <w:i w:val="0"/>
                 <w:iCs w:val="0"/>
                 <w:caps w:val="0"/>
@@ -7651,7 +7885,7 @@
           <w:p>
             <w:pPr>
               <w:rPr>
-                <w:rFonts w:ascii="Segoe UI" w:eastAsia="Segoe UI" w:hAnsi="Segoe UI" w:cs="Segoe UI" w:hint="eastAsia"/>
+                <w:rFonts w:hint="eastAsia" w:ascii="Segoe UI" w:hAnsi="Segoe UI" w:eastAsia="Segoe UI" w:cs="Segoe UI"/>
                 <w:i w:val="0"/>
                 <w:iCs w:val="0"/>
                 <w:caps w:val="0"/>
@@ -7663,8 +7897,8 @@
             </w:pPr>
             <w:r>
               <w:rPr>
-                <w:rStyle w:val="Strong"/>
-                <w:rFonts w:ascii="Segoe UI" w:eastAsia="Segoe UI" w:hAnsi="Segoe UI" w:cs="Segoe UI"/>
+                <w:rStyle w:val="23"/>
+                <w:rFonts w:ascii="Segoe UI" w:hAnsi="Segoe UI" w:eastAsia="Segoe UI" w:cs="Segoe UI"/>
                 <w:b/>
                 <w:bCs/>
                 <w:i w:val="0"/>
@@ -7680,7 +7914,7 @@
             </w:r>
             <w:r>
               <w:rPr>
-                <w:rFonts w:ascii="Segoe UI" w:eastAsia="Segoe UI" w:hAnsi="Segoe UI" w:cs="Segoe UI" w:hint="default"/>
+                <w:rFonts w:hint="default" w:ascii="Segoe UI" w:hAnsi="Segoe UI" w:eastAsia="Segoe UI" w:cs="Segoe UI"/>
                 <w:i w:val="0"/>
                 <w:iCs w:val="0"/>
                 <w:caps w:val="0"/>
@@ -7698,26 +7932,198 @@
     </w:tbl>
     <w:p>
       <w:pPr>
-        <w:pStyle w:val="2"/>
+        <w:pStyle w:val="30"/>
         <w:bidi w:val="0"/>
         <w:rPr>
           <w:rFonts w:hint="eastAsia"/>
           <w:lang w:val="en-US" w:eastAsia="zh-CN"/>
         </w:rPr>
       </w:pPr>
-      <w:bookmarkStart w:id="21" w:name="_Toc9605"/>
+      <w:bookmarkStart w:id="20" w:name="_Toc9605"/>
       <w:r>
         <w:rPr>
           <w:rFonts w:hint="eastAsia"/>
           <w:lang w:val="en-US" w:eastAsia="zh-CN"/>
         </w:rPr>
         <w:t>事件升级机制</w:t>
+      </w:r>
+      <w:bookmarkEnd w:id="20"/>
+    </w:p>
+    <w:p>
+      <w:pPr>
+        <w:pStyle w:val="29"/>
+        <w:bidi w:val="0"/>
+        <w:rPr>
+          <w:rFonts w:hint="eastAsia"/>
+          <w:lang w:val="en-US" w:eastAsia="zh-CN"/>
+        </w:rPr>
+      </w:pPr>
+      <w:r>
+        <w:rPr>
+          <w:rFonts w:hint="eastAsia"/>
+          <w:lang w:val="en-US" w:eastAsia="zh-CN"/>
+        </w:rPr>
+        <w:t>升级机制与事件等级强关联，确保问题按需逐级或越级上报。</w:t>
+      </w:r>
+    </w:p>
+    <w:p>
+      <w:pPr>
+        <w:pStyle w:val="29"/>
+        <w:bidi w:val="0"/>
+        <w:rPr>
+          <w:rFonts w:hint="eastAsia"/>
+          <w:lang w:val="en-US" w:eastAsia="zh-CN"/>
+        </w:rPr>
+      </w:pPr>
+      <w:r>
+        <w:rPr>
+          <w:rFonts w:hint="eastAsia"/>
+          <w:lang w:val="en-US" w:eastAsia="zh-CN"/>
+        </w:rPr>
+        <w:t>时限升级：任何等级事件在处理时限达到约定阈值的50%、80%、100% 时，系统自动向当前处理人、其直属上级及事件经理发出预警。</w:t>
+      </w:r>
+    </w:p>
+    <w:p>
+      <w:pPr>
+        <w:pStyle w:val="29"/>
+        <w:bidi w:val="0"/>
+        <w:rPr>
+          <w:rFonts w:hint="eastAsia"/>
+          <w:lang w:val="en-US" w:eastAsia="zh-CN"/>
+        </w:rPr>
+      </w:pPr>
+      <w:r>
+        <w:rPr>
+          <w:rFonts w:hint="eastAsia"/>
+          <w:lang w:val="en-US" w:eastAsia="zh-CN"/>
+        </w:rPr>
+        <w:t>技术升级：</w:t>
+      </w:r>
+    </w:p>
+    <w:p>
+      <w:pPr>
+        <w:pStyle w:val="29"/>
+        <w:bidi w:val="0"/>
+        <w:rPr>
+          <w:rFonts w:hint="eastAsia"/>
+          <w:lang w:val="en-US" w:eastAsia="zh-CN"/>
+        </w:rPr>
+      </w:pPr>
+      <w:r>
+        <w:rPr>
+          <w:rFonts w:hint="eastAsia"/>
+          <w:lang w:val="en-US" w:eastAsia="zh-CN"/>
+        </w:rPr>
+        <w:t>P3/P4事件：一线工程师无法解决时，升级至二线技术支持或运维项目经理。</w:t>
+      </w:r>
+    </w:p>
+    <w:p>
+      <w:pPr>
+        <w:pStyle w:val="29"/>
+        <w:bidi w:val="0"/>
+        <w:rPr>
+          <w:rFonts w:hint="eastAsia"/>
+          <w:lang w:val="en-US" w:eastAsia="zh-CN"/>
+        </w:rPr>
+      </w:pPr>
+      <w:r>
+        <w:rPr>
+          <w:rFonts w:hint="eastAsia"/>
+          <w:lang w:val="en-US" w:eastAsia="zh-CN"/>
+        </w:rPr>
+        <w:t>P1/P2事件：自动要求运维项目经理及研发部对口技术专家同步介入。</w:t>
+      </w:r>
+    </w:p>
+    <w:p>
+      <w:pPr>
+        <w:pStyle w:val="29"/>
+        <w:bidi w:val="0"/>
+        <w:rPr>
+          <w:rFonts w:hint="eastAsia"/>
+          <w:lang w:val="en-US" w:eastAsia="zh-CN"/>
+        </w:rPr>
+      </w:pPr>
+      <w:r>
+        <w:rPr>
+          <w:rFonts w:hint="eastAsia"/>
+          <w:lang w:val="en-US" w:eastAsia="zh-CN"/>
+        </w:rPr>
+        <w:t>P0事件：立即建立包含事件经理、运维项目经理、研发部技术负责人及公司管理层的应急指挥群，并启动战时沟通机制。</w:t>
+      </w:r>
+    </w:p>
+    <w:p>
+      <w:pPr>
+        <w:pStyle w:val="29"/>
+        <w:bidi w:val="0"/>
+        <w:rPr>
+          <w:rFonts w:hint="eastAsia"/>
+          <w:lang w:val="en-US" w:eastAsia="zh-CN"/>
+        </w:rPr>
+      </w:pPr>
+      <w:r>
+        <w:rPr>
+          <w:rFonts w:hint="eastAsia"/>
+          <w:lang w:val="en-US" w:eastAsia="zh-CN"/>
+        </w:rPr>
+        <w:t>管理升级：</w:t>
+      </w:r>
+    </w:p>
+    <w:p>
+      <w:pPr>
+        <w:pStyle w:val="29"/>
+        <w:bidi w:val="0"/>
+        <w:rPr>
+          <w:rFonts w:hint="eastAsia"/>
+          <w:lang w:val="en-US" w:eastAsia="zh-CN"/>
+        </w:rPr>
+      </w:pPr>
+      <w:r>
+        <w:rPr>
+          <w:rFonts w:hint="eastAsia"/>
+          <w:lang w:val="en-US" w:eastAsia="zh-CN"/>
+        </w:rPr>
+        <w:t>所有P0/P1事件必须立即电话通知事件经理与分管副总经理。</w:t>
+      </w:r>
+    </w:p>
+    <w:p>
+      <w:pPr>
+        <w:pStyle w:val="29"/>
+        <w:bidi w:val="0"/>
+        <w:rPr>
+          <w:rFonts w:hint="eastAsia"/>
+          <w:lang w:val="en-US" w:eastAsia="zh-CN"/>
+        </w:rPr>
+      </w:pPr>
+      <w:r>
+        <w:rPr>
+          <w:rFonts w:hint="eastAsia"/>
+          <w:lang w:val="en-US" w:eastAsia="zh-CN"/>
+        </w:rPr>
+        <w:t>事件预计将导致SLA重大违约、引发客户高层投诉或涉及重大法律合规风险时，无论当前等级，事件经理均有权直接升级至公司总经理。</w:t>
+      </w:r>
+    </w:p>
+    <w:p>
+      <w:pPr>
+        <w:pStyle w:val="30"/>
+        <w:bidi w:val="0"/>
+        <w:rPr>
+          <w:rFonts w:hint="eastAsia"/>
+          <w:lang w:val="en-US" w:eastAsia="zh-CN"/>
+        </w:rPr>
+      </w:pPr>
+      <w:bookmarkStart w:id="21" w:name="_Toc22560"/>
+      <w:r>
+        <w:rPr>
+          <w:rFonts w:hint="eastAsia"/>
+          <w:lang w:val="en-US" w:eastAsia="zh-CN"/>
+        </w:rPr>
+        <w:t>常见事件类别</w:t>
       </w:r>
       <w:bookmarkEnd w:id="21"/>
     </w:p>
     <w:p>
       <w:pPr>
-        <w:pStyle w:val="a1"/>
+        <w:pStyle w:val="29"/>
         <w:bidi w:val="0"/>
         <w:rPr>
           <w:rFonts w:hint="eastAsia"/>
@@ -7729,12 +8135,12 @@
           <w:rFonts w:hint="eastAsia"/>
           <w:lang w:val="en-US" w:eastAsia="zh-CN"/>
         </w:rPr>
-        <w:t>升级机制与事件等级强关联，确保问题按需逐级或越级上报。</w:t>
+        <w:t>应用功能缺陷：业务逻辑错误、UI/UX故障、流程中断。</w:t>
       </w:r>
     </w:p>
     <w:p>
       <w:pPr>
-        <w:pStyle w:val="a1"/>
+        <w:pStyle w:val="29"/>
         <w:bidi w:val="0"/>
         <w:rPr>
           <w:rFonts w:hint="eastAsia"/>
@@ -7746,12 +8152,12 @@
           <w:rFonts w:hint="eastAsia"/>
           <w:lang w:val="en-US" w:eastAsia="zh-CN"/>
         </w:rPr>
-        <w:t>时限升级：任何等级事件在处理时限达到约定阈值的50%、80%、100% 时，系统自动向当前处理人、其直属上级及事件经理发出预警。</w:t>
+        <w:t>性能与可用性：应用响应超时、吞吐量下降、服务可用性波动。</w:t>
       </w:r>
     </w:p>
     <w:p>
       <w:pPr>
-        <w:pStyle w:val="a1"/>
+        <w:pStyle w:val="29"/>
         <w:bidi w:val="0"/>
         <w:rPr>
           <w:rFonts w:hint="eastAsia"/>
@@ -7763,12 +8169,12 @@
           <w:rFonts w:hint="eastAsia"/>
           <w:lang w:val="en-US" w:eastAsia="zh-CN"/>
         </w:rPr>
-        <w:t>技术升级：</w:t>
+        <w:t>数据问题：数据不一致、计算错误、数据同步延迟或丢失。</w:t>
       </w:r>
     </w:p>
     <w:p>
       <w:pPr>
-        <w:pStyle w:val="a1"/>
+        <w:pStyle w:val="29"/>
         <w:bidi w:val="0"/>
         <w:rPr>
           <w:rFonts w:hint="eastAsia"/>
@@ -7780,12 +8186,12 @@
           <w:rFonts w:hint="eastAsia"/>
           <w:lang w:val="en-US" w:eastAsia="zh-CN"/>
         </w:rPr>
-        <w:t>P3/P4事件：一线工程师无法解决时，升级至二线技术支持或运维项目经理。</w:t>
+        <w:t>集成与接口故障：API调用失败、消息队列堆积、第三方服务依赖中断。</w:t>
       </w:r>
     </w:p>
     <w:p>
       <w:pPr>
-        <w:pStyle w:val="a1"/>
+        <w:pStyle w:val="29"/>
         <w:bidi w:val="0"/>
         <w:rPr>
           <w:rFonts w:hint="eastAsia"/>
@@ -7797,12 +8203,12 @@
           <w:rFonts w:hint="eastAsia"/>
           <w:lang w:val="en-US" w:eastAsia="zh-CN"/>
         </w:rPr>
-        <w:t>P1/P2事件：自动要求运维项目经理及研发部对口技术专家同步介入。</w:t>
+        <w:t>安全与合规事件：漏洞被利用、未授权访问尝试、敏感数据泄露风险、合规审计不合规项。</w:t>
       </w:r>
     </w:p>
     <w:p>
       <w:pPr>
-        <w:pStyle w:val="a1"/>
+        <w:pStyle w:val="29"/>
         <w:bidi w:val="0"/>
         <w:rPr>
           <w:rFonts w:hint="eastAsia"/>
@@ -7814,12 +8220,12 @@
           <w:rFonts w:hint="eastAsia"/>
           <w:lang w:val="en-US" w:eastAsia="zh-CN"/>
         </w:rPr>
-        <w:t>P0事件：立即建立包含事件经理、运维项目经理、研发部技术负责人及公司管理层的应急指挥群，并启动战时沟通机制。</w:t>
+        <w:t>配置与发布问题：错误配置推送、版本发布回滚、环境配置不一致。</w:t>
       </w:r>
     </w:p>
     <w:p>
       <w:pPr>
-        <w:pStyle w:val="a1"/>
+        <w:pStyle w:val="29"/>
         <w:bidi w:val="0"/>
         <w:rPr>
           <w:rFonts w:hint="eastAsia"/>
@@ -7831,184 +8237,12 @@
           <w:rFonts w:hint="eastAsia"/>
           <w:lang w:val="en-US" w:eastAsia="zh-CN"/>
         </w:rPr>
-        <w:t>管理升级：</w:t>
+        <w:t>监控与预警：基于阈值的性能预警、容量预警、业务指标异常告警。</w:t>
       </w:r>
     </w:p>
     <w:p>
       <w:pPr>
-        <w:pStyle w:val="a1"/>
-        <w:bidi w:val="0"/>
-        <w:rPr>
-          <w:rFonts w:hint="eastAsia"/>
-          <w:lang w:val="en-US" w:eastAsia="zh-CN"/>
-        </w:rPr>
-      </w:pPr>
-      <w:r>
-        <w:rPr>
-          <w:rFonts w:hint="eastAsia"/>
-          <w:lang w:val="en-US" w:eastAsia="zh-CN"/>
-        </w:rPr>
-        <w:t>所有P0/P1事件必须立即电话通知事件经理与分管副总经理。</w:t>
-      </w:r>
-    </w:p>
-    <w:p>
-      <w:pPr>
-        <w:pStyle w:val="a1"/>
-        <w:bidi w:val="0"/>
-        <w:rPr>
-          <w:rFonts w:hint="eastAsia"/>
-          <w:lang w:val="en-US" w:eastAsia="zh-CN"/>
-        </w:rPr>
-      </w:pPr>
-      <w:r>
-        <w:rPr>
-          <w:rFonts w:hint="eastAsia"/>
-          <w:lang w:val="en-US" w:eastAsia="zh-CN"/>
-        </w:rPr>
-        <w:t>事件预计将导致SLA重大违约、引发客户高层投诉或涉及重大法律合规风险时，无论当前等级，事件经理均有权直接升级至公司总经理。</w:t>
-      </w:r>
-    </w:p>
-    <w:p>
-      <w:pPr>
-        <w:pStyle w:val="2"/>
-        <w:bidi w:val="0"/>
-        <w:rPr>
-          <w:rFonts w:hint="eastAsia"/>
-          <w:lang w:val="en-US" w:eastAsia="zh-CN"/>
-        </w:rPr>
-      </w:pPr>
-      <w:bookmarkStart w:id="22" w:name="_Toc22560"/>
-      <w:r>
-        <w:rPr>
-          <w:rFonts w:hint="eastAsia"/>
-          <w:lang w:val="en-US" w:eastAsia="zh-CN"/>
-        </w:rPr>
-        <w:t>常见事件类别</w:t>
-      </w:r>
-      <w:bookmarkEnd w:id="22"/>
-    </w:p>
-    <w:p>
-      <w:pPr>
-        <w:pStyle w:val="a1"/>
-        <w:bidi w:val="0"/>
-        <w:rPr>
-          <w:rFonts w:hint="eastAsia"/>
-          <w:lang w:val="en-US" w:eastAsia="zh-CN"/>
-        </w:rPr>
-      </w:pPr>
-      <w:r>
-        <w:rPr>
-          <w:rFonts w:hint="eastAsia"/>
-          <w:lang w:val="en-US" w:eastAsia="zh-CN"/>
-        </w:rPr>
-        <w:t>应用功能缺陷：业务逻辑错误、UI/UX故障、流程中断。</w:t>
-      </w:r>
-    </w:p>
-    <w:p>
-      <w:pPr>
-        <w:pStyle w:val="a1"/>
-        <w:bidi w:val="0"/>
-        <w:rPr>
-          <w:rFonts w:hint="eastAsia"/>
-          <w:lang w:val="en-US" w:eastAsia="zh-CN"/>
-        </w:rPr>
-      </w:pPr>
-      <w:r>
-        <w:rPr>
-          <w:rFonts w:hint="eastAsia"/>
-          <w:lang w:val="en-US" w:eastAsia="zh-CN"/>
-        </w:rPr>
-        <w:t>性能与可用性：应用响应超时、吞吐量下降、服务可用性波动。</w:t>
-      </w:r>
-    </w:p>
-    <w:p>
-      <w:pPr>
-        <w:pStyle w:val="a1"/>
-        <w:bidi w:val="0"/>
-        <w:rPr>
-          <w:rFonts w:hint="eastAsia"/>
-          <w:lang w:val="en-US" w:eastAsia="zh-CN"/>
-        </w:rPr>
-      </w:pPr>
-      <w:r>
-        <w:rPr>
-          <w:rFonts w:hint="eastAsia"/>
-          <w:lang w:val="en-US" w:eastAsia="zh-CN"/>
-        </w:rPr>
-        <w:t>数据问题：数据不一致、计算错误、数据同步延迟或丢失。</w:t>
-      </w:r>
-    </w:p>
-    <w:p>
-      <w:pPr>
-        <w:pStyle w:val="a1"/>
-        <w:bidi w:val="0"/>
-        <w:rPr>
-          <w:rFonts w:hint="eastAsia"/>
-          <w:lang w:val="en-US" w:eastAsia="zh-CN"/>
-        </w:rPr>
-      </w:pPr>
-      <w:r>
-        <w:rPr>
-          <w:rFonts w:hint="eastAsia"/>
-          <w:lang w:val="en-US" w:eastAsia="zh-CN"/>
-        </w:rPr>
-        <w:t>集成与接口故障：API调用失败、消息队列堆积、第三方服务依赖中断。</w:t>
-      </w:r>
-    </w:p>
-    <w:p>
-      <w:pPr>
-        <w:pStyle w:val="a1"/>
-        <w:bidi w:val="0"/>
-        <w:rPr>
-          <w:rFonts w:hint="eastAsia"/>
-          <w:lang w:val="en-US" w:eastAsia="zh-CN"/>
-        </w:rPr>
-      </w:pPr>
-      <w:r>
-        <w:rPr>
-          <w:rFonts w:hint="eastAsia"/>
-          <w:lang w:val="en-US" w:eastAsia="zh-CN"/>
-        </w:rPr>
-        <w:t>安全与合规事件：漏洞被利用、未授权访问尝试、敏感数据泄露风险、合规审计不合规项。</w:t>
-      </w:r>
-    </w:p>
-    <w:p>
-      <w:pPr>
-        <w:pStyle w:val="a1"/>
-        <w:bidi w:val="0"/>
-        <w:rPr>
-          <w:rFonts w:hint="eastAsia"/>
-          <w:lang w:val="en-US" w:eastAsia="zh-CN"/>
-        </w:rPr>
-      </w:pPr>
-      <w:r>
-        <w:rPr>
-          <w:rFonts w:hint="eastAsia"/>
-          <w:lang w:val="en-US" w:eastAsia="zh-CN"/>
-        </w:rPr>
-        <w:t>配置与发布问题：错误配置推送、版本发布回滚、环境配置不一致。</w:t>
-      </w:r>
-    </w:p>
-    <w:p>
-      <w:pPr>
-        <w:pStyle w:val="a1"/>
-        <w:bidi w:val="0"/>
-        <w:rPr>
-          <w:rFonts w:hint="eastAsia"/>
-          <w:lang w:val="en-US" w:eastAsia="zh-CN"/>
-        </w:rPr>
-      </w:pPr>
-      <w:r>
-        <w:rPr>
-          <w:rFonts w:hint="eastAsia"/>
-          <w:lang w:val="en-US" w:eastAsia="zh-CN"/>
-        </w:rPr>
-        <w:t>监控与预警：基于阈值的性能预警、容量预警、业务指标异常告警。</w:t>
-      </w:r>
-    </w:p>
-    <w:p>
-      <w:pPr>
-        <w:pStyle w:val="1"/>
+        <w:pStyle w:val="28"/>
         <w:keepNext w:val="0"/>
         <w:keepLines w:val="0"/>
         <w:pageBreakBefore w:val="0"/>
@@ -8028,65 +8262,97 @@
           <w:lang w:val="en-US" w:eastAsia="zh-CN"/>
         </w:rPr>
       </w:pPr>
-      <w:bookmarkStart w:id="23" w:name="_Toc32443"/>
+      <w:bookmarkStart w:id="22" w:name="_Toc32443"/>
       <w:r>
         <w:rPr>
           <w:rFonts w:hint="eastAsia"/>
           <w:lang w:val="en-US" w:eastAsia="zh-CN"/>
         </w:rPr>
         <w:t>与其他流程的关系</w:t>
+      </w:r>
+      <w:bookmarkEnd w:id="22"/>
+    </w:p>
+    <w:p>
+      <w:pPr>
+        <w:pStyle w:val="30"/>
+        <w:bidi w:val="0"/>
+        <w:rPr>
+          <w:rFonts w:hint="default"/>
+        </w:rPr>
+      </w:pPr>
+      <w:bookmarkStart w:id="23" w:name="_Toc12630"/>
+      <w:r>
+        <w:rPr>
+          <w:rFonts w:hint="default"/>
+        </w:rPr>
+        <w:t>与问题管理的关系</w:t>
       </w:r>
       <w:bookmarkEnd w:id="23"/>
     </w:p>
     <w:p>
       <w:pPr>
-        <w:pStyle w:val="2"/>
+        <w:pStyle w:val="29"/>
         <w:bidi w:val="0"/>
+      </w:pPr>
+      <w:r>
         <w:rPr>
           <w:rFonts w:hint="default"/>
         </w:rPr>
-      </w:pPr>
-      <w:bookmarkStart w:id="24" w:name="_Toc12630"/>
-      <w:r>
+        <w:t>事件管理过程中如发现相同故障重复发生、重大事件或系统性缺陷，应触发问题管理流程。事件记录应关联问题编号，形成可追溯的分析链路，事件管理聚焦快速恢复服务，问题管理则致力于根除根本原因，防止同类事件再次发生。</w:t>
+      </w:r>
+    </w:p>
+    <w:p>
+      <w:pPr>
+        <w:pStyle w:val="30"/>
+        <w:bidi w:val="0"/>
         <w:rPr>
           <w:rFonts w:hint="default"/>
         </w:rPr>
-        <w:t>与问题管理的关系</w:t>
+      </w:pPr>
+      <w:bookmarkStart w:id="24" w:name="_Toc16694"/>
+      <w:r>
+        <w:rPr>
+          <w:rFonts w:hint="default"/>
+        </w:rPr>
+        <w:t>与变更管理的关系</w:t>
       </w:r>
       <w:bookmarkEnd w:id="24"/>
     </w:p>
     <w:p>
       <w:pPr>
-        <w:pStyle w:val="a1"/>
+        <w:pStyle w:val="29"/>
         <w:bidi w:val="0"/>
-      </w:pPr>
-      <w:r>
         <w:rPr>
           <w:rFonts w:hint="default"/>
         </w:rPr>
-        <w:t>事件管理过程中如发现相同故障重复发生、重大事件或系统性缺陷，应触发问题管理流程。事件记录应关联问题编号，形成可追溯的分析链路，事件管理聚焦快速恢复服务，问题管理则致力于根除根本原因，防止同类事件再次发生。</w:t>
+      </w:pPr>
+      <w:r>
+        <w:rPr>
+          <w:rFonts w:hint="default"/>
+        </w:rPr>
+        <w:t>为解决事件而需在生产环境中进行的任何修改（包括代码、配置、架构调整等），必须通过变更管理流程审批执行。对于P0/P1级别的紧急事件可启用紧急变更通道，变更实施后需进行业务验证，形成"事件-变更-验证"的完整闭环。</w:t>
       </w:r>
     </w:p>
     <w:p>
       <w:pPr>
-        <w:pStyle w:val="2"/>
+        <w:pStyle w:val="30"/>
         <w:bidi w:val="0"/>
         <w:rPr>
           <w:rFonts w:hint="default"/>
         </w:rPr>
       </w:pPr>
-      <w:bookmarkStart w:id="25" w:name="_Toc16694"/>
+      <w:bookmarkStart w:id="25" w:name="_Toc2479"/>
       <w:r>
         <w:rPr>
           <w:rFonts w:hint="default"/>
         </w:rPr>
-        <w:t>与变更管理的关系</w:t>
+        <w:t>与配置管理的关系</w:t>
       </w:r>
       <w:bookmarkEnd w:id="25"/>
     </w:p>
     <w:p>
       <w:pPr>
-        <w:pStyle w:val="a1"/>
+        <w:pStyle w:val="29"/>
         <w:bidi w:val="0"/>
         <w:rPr>
           <w:rFonts w:hint="default"/>
@@ -8096,53 +8362,21 @@
         <w:rPr>
           <w:rFonts w:hint="default"/>
         </w:rPr>
-        <w:t>为解决事件而需在生产环境中进行的任何修改（包括代码、配置、架构调整等），必须通过变更管理流程审批执行。对于P0/P1级别的紧急事件可启用紧急变更通道，变更实施后需进行业务验证，形成"事件-变更-验证"的完整闭环。</w:t>
+        <w:t>事件诊断与影响范围分析需依赖配置管理数据库提供的准确资产信息、配置项关系及版本信息，同时事件处理过程中发现配置信息不准确或缺失时，应通知配置管理员及时更新，确保配置数据的准确性和时效性。</w:t>
       </w:r>
     </w:p>
     <w:p>
       <w:pPr>
-        <w:pStyle w:val="2"/>
-        <w:bidi w:val="0"/>
-        <w:rPr>
-          <w:rFonts w:hint="default"/>
-        </w:rPr>
-      </w:pPr>
-      <w:bookmarkStart w:id="26" w:name="_Toc2479"/>
-      <w:r>
-        <w:rPr>
-          <w:rFonts w:hint="default"/>
-        </w:rPr>
-        <w:t>与配置管理的关系</w:t>
-      </w:r>
-      <w:bookmarkEnd w:id="26"/>
+        <w:pStyle w:val="29"/>
+        <w:rPr>
+          <w:rFonts w:hint="eastAsia"/>
+          <w:lang w:val="en-US" w:eastAsia="zh-CN"/>
+        </w:rPr>
+      </w:pPr>
     </w:p>
     <w:p>
       <w:pPr>
-        <w:pStyle w:val="a1"/>
-        <w:bidi w:val="0"/>
-        <w:rPr>
-          <w:rFonts w:hint="default"/>
-        </w:rPr>
-      </w:pPr>
-      <w:r>
-        <w:rPr>
-          <w:rFonts w:hint="default"/>
-        </w:rPr>
-        <w:t>事件诊断与影响范围分析需依赖配置管理数据库提供的准确资产信息、配置项关系及版本信息，同时事件处理过程中发现配置信息不准确或缺失时，应通知配置管理员及时更新，确保配置数据的准确性和时效性。</w:t>
-      </w:r>
-    </w:p>
-    <w:p>
-      <w:pPr>
-        <w:pStyle w:val="a1"/>
-        <w:rPr>
-          <w:rFonts w:hint="eastAsia"/>
-          <w:lang w:val="en-US" w:eastAsia="zh-CN"/>
-        </w:rPr>
-      </w:pPr>
-    </w:p>
-    <w:p>
-      <w:pPr>
-        <w:pStyle w:val="1"/>
+        <w:pStyle w:val="28"/>
         <w:keepNext w:val="0"/>
         <w:keepLines w:val="0"/>
         <w:pageBreakBefore w:val="0"/>
@@ -8162,7 +8396,7 @@
           <w:lang w:val="en-US" w:eastAsia="zh-CN"/>
         </w:rPr>
       </w:pPr>
-      <w:bookmarkStart w:id="27" w:name="_Toc14950"/>
+      <w:bookmarkStart w:id="26" w:name="_Toc14950"/>
       <w:r>
         <w:rPr>
           <w:rFonts w:hint="eastAsia"/>
@@ -8170,22 +8404,23 @@
         </w:rPr>
         <w:t>考核指标</w:t>
       </w:r>
-      <w:bookmarkEnd w:id="27"/>
+      <w:bookmarkEnd w:id="26"/>
     </w:p>
     <w:tbl>
       <w:tblPr>
-        <w:tblStyle w:val="TableNormal"/>
+        <w:tblStyle w:val="20"/>
         <w:tblW w:w="7675" w:type="dxa"/>
         <w:tblInd w:w="96" w:type="dxa"/>
         <w:tblBorders>
-          <w:top w:val="nil"/>
-          <w:left w:val="nil"/>
-          <w:bottom w:val="nil"/>
-          <w:right w:val="nil"/>
-          <w:insideH w:val="nil"/>
-          <w:insideV w:val="nil"/>
+          <w:top w:val="none" w:color="auto" w:sz="0" w:space="0"/>
+          <w:left w:val="none" w:color="auto" w:sz="0" w:space="0"/>
+          <w:bottom w:val="none" w:color="auto" w:sz="0" w:space="0"/>
+          <w:right w:val="none" w:color="auto" w:sz="0" w:space="0"/>
+          <w:insideH w:val="none" w:color="auto" w:sz="0" w:space="0"/>
+          <w:insideV w:val="none" w:color="auto" w:sz="0" w:space="0"/>
         </w:tblBorders>
         <w:shd w:val="clear" w:color="auto" w:fill="auto"/>
+        <w:tblLayout w:type="autofit"/>
         <w:tblCellMar>
           <w:top w:w="0" w:type="dxa"/>
           <w:left w:w="108" w:type="dxa"/>
@@ -8201,15 +8436,13 @@
       </w:tblGrid>
       <w:tr>
         <w:tblPrEx>
-          <w:tblW w:w="7675" w:type="dxa"/>
-          <w:tblInd w:w="96" w:type="dxa"/>
           <w:tblBorders>
-            <w:top w:val="nil"/>
-            <w:left w:val="nil"/>
-            <w:bottom w:val="nil"/>
-            <w:right w:val="nil"/>
-            <w:insideH w:val="nil"/>
-            <w:insideV w:val="nil"/>
+            <w:top w:val="none" w:color="auto" w:sz="0" w:space="0"/>
+            <w:left w:val="none" w:color="auto" w:sz="0" w:space="0"/>
+            <w:bottom w:val="none" w:color="auto" w:sz="0" w:space="0"/>
+            <w:right w:val="none" w:color="auto" w:sz="0" w:space="0"/>
+            <w:insideH w:val="none" w:color="auto" w:sz="0" w:space="0"/>
+            <w:insideV w:val="none" w:color="auto" w:sz="0" w:space="0"/>
           </w:tblBorders>
           <w:shd w:val="clear" w:color="auto" w:fill="auto"/>
           <w:tblCellMar>
@@ -8220,16 +8453,16 @@
           </w:tblCellMar>
         </w:tblPrEx>
         <w:trPr>
-          <w:trHeight w:val="493"/>
+          <w:trHeight w:val="493" w:hRule="atLeast"/>
         </w:trPr>
         <w:tc>
           <w:tcPr>
             <w:tcW w:w="2227" w:type="dxa"/>
             <w:tcBorders>
-              <w:top w:val="single" w:sz="4" w:space="0" w:color="000000"/>
-              <w:left w:val="single" w:sz="4" w:space="0" w:color="000000"/>
-              <w:bottom w:val="single" w:sz="4" w:space="0" w:color="000000"/>
-              <w:right w:val="single" w:sz="4" w:space="0" w:color="000000"/>
+              <w:top w:val="single" w:color="000000" w:sz="4" w:space="0"/>
+              <w:left w:val="single" w:color="000000" w:sz="4" w:space="0"/>
+              <w:bottom w:val="single" w:color="000000" w:sz="4" w:space="0"/>
+              <w:right w:val="single" w:color="000000" w:sz="4" w:space="0"/>
             </w:tcBorders>
             <w:shd w:val="clear" w:color="auto" w:fill="C0C0C0"/>
             <w:vAlign w:val="center"/>
@@ -8243,7 +8476,7 @@
               <w:jc w:val="center"/>
               <w:textAlignment w:val="center"/>
               <w:rPr>
-                <w:rFonts w:ascii="楷体_GB2312" w:eastAsia="楷体_GB2312" w:hAnsi="宋体" w:cs="楷体_GB2312" w:hint="default"/>
+                <w:rFonts w:hint="default" w:ascii="楷体_GB2312" w:hAnsi="宋体" w:eastAsia="楷体_GB2312" w:cs="楷体_GB2312"/>
                 <w:b/>
                 <w:bCs/>
                 <w:i w:val="0"/>
@@ -8256,7 +8489,7 @@
             </w:pPr>
             <w:r>
               <w:rPr>
-                <w:rFonts w:ascii="楷体_GB2312" w:eastAsia="楷体_GB2312" w:hAnsi="宋体" w:cs="楷体_GB2312" w:hint="default"/>
+                <w:rFonts w:hint="default" w:ascii="楷体_GB2312" w:hAnsi="宋体" w:eastAsia="楷体_GB2312" w:cs="楷体_GB2312"/>
                 <w:b/>
                 <w:bCs/>
                 <w:i w:val="0"/>
@@ -8277,10 +8510,10 @@
           <w:tcPr>
             <w:tcW w:w="1092" w:type="dxa"/>
             <w:tcBorders>
-              <w:top w:val="single" w:sz="4" w:space="0" w:color="000000"/>
-              <w:left w:val="single" w:sz="4" w:space="0" w:color="000000"/>
-              <w:bottom w:val="single" w:sz="4" w:space="0" w:color="000000"/>
-              <w:right w:val="single" w:sz="4" w:space="0" w:color="000000"/>
+              <w:top w:val="single" w:color="000000" w:sz="4" w:space="0"/>
+              <w:left w:val="single" w:color="000000" w:sz="4" w:space="0"/>
+              <w:bottom w:val="single" w:color="000000" w:sz="4" w:space="0"/>
+              <w:right w:val="single" w:color="000000" w:sz="4" w:space="0"/>
             </w:tcBorders>
             <w:shd w:val="clear" w:color="auto" w:fill="C0C0C0"/>
             <w:vAlign w:val="center"/>
@@ -8294,7 +8527,7 @@
               <w:jc w:val="center"/>
               <w:textAlignment w:val="center"/>
               <w:rPr>
-                <w:rFonts w:ascii="楷体_GB2312" w:eastAsia="楷体_GB2312" w:hAnsi="宋体" w:cs="楷体_GB2312" w:hint="default"/>
+                <w:rFonts w:hint="default" w:ascii="楷体_GB2312" w:hAnsi="宋体" w:eastAsia="楷体_GB2312" w:cs="楷体_GB2312"/>
                 <w:b/>
                 <w:bCs/>
                 <w:i w:val="0"/>
@@ -8307,7 +8540,7 @@
             </w:pPr>
             <w:r>
               <w:rPr>
-                <w:rFonts w:ascii="楷体_GB2312" w:eastAsia="楷体_GB2312" w:hAnsi="宋体" w:cs="楷体_GB2312" w:hint="default"/>
+                <w:rFonts w:hint="default" w:ascii="楷体_GB2312" w:hAnsi="宋体" w:eastAsia="楷体_GB2312" w:cs="楷体_GB2312"/>
                 <w:b/>
                 <w:bCs/>
                 <w:i w:val="0"/>
@@ -8328,10 +8561,10 @@
           <w:tcPr>
             <w:tcW w:w="3660" w:type="dxa"/>
             <w:tcBorders>
-              <w:top w:val="single" w:sz="4" w:space="0" w:color="000000"/>
-              <w:left w:val="single" w:sz="4" w:space="0" w:color="000000"/>
-              <w:bottom w:val="single" w:sz="4" w:space="0" w:color="000000"/>
-              <w:right w:val="single" w:sz="4" w:space="0" w:color="000000"/>
+              <w:top w:val="single" w:color="000000" w:sz="4" w:space="0"/>
+              <w:left w:val="single" w:color="000000" w:sz="4" w:space="0"/>
+              <w:bottom w:val="single" w:color="000000" w:sz="4" w:space="0"/>
+              <w:right w:val="single" w:color="000000" w:sz="4" w:space="0"/>
             </w:tcBorders>
             <w:shd w:val="clear" w:color="auto" w:fill="C0C0C0"/>
             <w:vAlign w:val="center"/>
@@ -8345,7 +8578,7 @@
               <w:jc w:val="center"/>
               <w:textAlignment w:val="center"/>
               <w:rPr>
-                <w:rFonts w:ascii="楷体_GB2312" w:eastAsia="楷体_GB2312" w:hAnsi="宋体" w:cs="楷体_GB2312" w:hint="default"/>
+                <w:rFonts w:hint="default" w:ascii="楷体_GB2312" w:hAnsi="宋体" w:eastAsia="楷体_GB2312" w:cs="楷体_GB2312"/>
                 <w:b/>
                 <w:bCs/>
                 <w:i w:val="0"/>
@@ -8358,7 +8591,7 @@
             </w:pPr>
             <w:r>
               <w:rPr>
-                <w:rFonts w:ascii="楷体_GB2312" w:eastAsia="楷体_GB2312" w:hAnsi="宋体" w:cs="楷体_GB2312" w:hint="default"/>
+                <w:rFonts w:hint="default" w:ascii="楷体_GB2312" w:hAnsi="宋体" w:eastAsia="楷体_GB2312" w:cs="楷体_GB2312"/>
                 <w:b/>
                 <w:bCs/>
                 <w:i w:val="0"/>
@@ -8379,10 +8612,10 @@
           <w:tcPr>
             <w:tcW w:w="696" w:type="dxa"/>
             <w:tcBorders>
-              <w:top w:val="single" w:sz="4" w:space="0" w:color="000000"/>
-              <w:left w:val="single" w:sz="4" w:space="0" w:color="000000"/>
-              <w:bottom w:val="single" w:sz="4" w:space="0" w:color="000000"/>
-              <w:right w:val="single" w:sz="4" w:space="0" w:color="000000"/>
+              <w:top w:val="single" w:color="000000" w:sz="4" w:space="0"/>
+              <w:left w:val="single" w:color="000000" w:sz="4" w:space="0"/>
+              <w:bottom w:val="single" w:color="000000" w:sz="4" w:space="0"/>
+              <w:right w:val="single" w:color="000000" w:sz="4" w:space="0"/>
             </w:tcBorders>
             <w:shd w:val="clear" w:color="auto" w:fill="C0C0C0"/>
             <w:vAlign w:val="center"/>
@@ -8396,7 +8629,7 @@
               <w:jc w:val="center"/>
               <w:textAlignment w:val="center"/>
               <w:rPr>
-                <w:rFonts w:ascii="楷体_GB2312" w:eastAsia="楷体_GB2312" w:hAnsi="宋体" w:cs="楷体_GB2312" w:hint="default"/>
+                <w:rFonts w:hint="default" w:ascii="楷体_GB2312" w:hAnsi="宋体" w:eastAsia="楷体_GB2312" w:cs="楷体_GB2312"/>
                 <w:b/>
                 <w:bCs/>
                 <w:i w:val="0"/>
@@ -8409,7 +8642,7 @@
             </w:pPr>
             <w:r>
               <w:rPr>
-                <w:rFonts w:ascii="楷体_GB2312" w:eastAsia="楷体_GB2312" w:hAnsi="宋体" w:cs="楷体_GB2312" w:hint="default"/>
+                <w:rFonts w:hint="default" w:ascii="楷体_GB2312" w:hAnsi="宋体" w:eastAsia="楷体_GB2312" w:cs="楷体_GB2312"/>
                 <w:b/>
                 <w:bCs/>
                 <w:i w:val="0"/>
@@ -8429,9 +8662,14 @@
       </w:tr>
       <w:tr>
         <w:tblPrEx>
-          <w:tblW w:w="7675" w:type="dxa"/>
-          <w:tblInd w:w="96" w:type="dxa"/>
-          <w:shd w:val="clear" w:color="auto" w:fill="auto"/>
+          <w:tblBorders>
+            <w:top w:val="none" w:color="auto" w:sz="0" w:space="0"/>
+            <w:left w:val="none" w:color="auto" w:sz="0" w:space="0"/>
+            <w:bottom w:val="none" w:color="auto" w:sz="0" w:space="0"/>
+            <w:right w:val="none" w:color="auto" w:sz="0" w:space="0"/>
+            <w:insideH w:val="none" w:color="auto" w:sz="0" w:space="0"/>
+            <w:insideV w:val="none" w:color="auto" w:sz="0" w:space="0"/>
+          </w:tblBorders>
           <w:tblCellMar>
             <w:top w:w="0" w:type="dxa"/>
             <w:left w:w="108" w:type="dxa"/>
@@ -8440,16 +8678,16 @@
           </w:tblCellMar>
         </w:tblPrEx>
         <w:trPr>
-          <w:trHeight w:val="493"/>
+          <w:trHeight w:val="493" w:hRule="atLeast"/>
         </w:trPr>
         <w:tc>
           <w:tcPr>
             <w:tcW w:w="2227" w:type="dxa"/>
             <w:tcBorders>
-              <w:top w:val="single" w:sz="4" w:space="0" w:color="000000"/>
-              <w:left w:val="single" w:sz="4" w:space="0" w:color="000000"/>
-              <w:bottom w:val="single" w:sz="4" w:space="0" w:color="000000"/>
-              <w:right w:val="single" w:sz="4" w:space="0" w:color="000000"/>
+              <w:top w:val="single" w:color="000000" w:sz="4" w:space="0"/>
+              <w:left w:val="single" w:color="000000" w:sz="4" w:space="0"/>
+              <w:bottom w:val="single" w:color="000000" w:sz="4" w:space="0"/>
+              <w:right w:val="single" w:color="000000" w:sz="4" w:space="0"/>
             </w:tcBorders>
             <w:shd w:val="clear" w:color="auto" w:fill="auto"/>
             <w:vAlign w:val="center"/>
@@ -8463,7 +8701,7 @@
               <w:jc w:val="left"/>
               <w:textAlignment w:val="center"/>
               <w:rPr>
-                <w:rFonts w:ascii="楷体_GB2312" w:eastAsia="楷体_GB2312" w:hAnsi="宋体" w:cs="楷体_GB2312" w:hint="default"/>
+                <w:rFonts w:hint="default" w:ascii="楷体_GB2312" w:hAnsi="宋体" w:eastAsia="楷体_GB2312" w:cs="楷体_GB2312"/>
                 <w:b/>
                 <w:bCs/>
                 <w:i w:val="0"/>
@@ -8479,7 +8717,7 @@
             </w:pPr>
             <w:r>
               <w:rPr>
-                <w:rFonts w:ascii="宋体" w:eastAsia="宋体" w:hAnsi="宋体" w:cs="宋体" w:hint="eastAsia"/>
+                <w:rFonts w:hint="eastAsia" w:ascii="宋体" w:hAnsi="宋体" w:eastAsia="宋体" w:cs="宋体"/>
                 <w:i w:val="0"/>
                 <w:iCs w:val="0"/>
                 <w:snapToGrid w:val="0"/>
@@ -8498,10 +8736,10 @@
           <w:tcPr>
             <w:tcW w:w="1092" w:type="dxa"/>
             <w:tcBorders>
-              <w:top w:val="single" w:sz="4" w:space="0" w:color="000000"/>
-              <w:left w:val="single" w:sz="4" w:space="0" w:color="000000"/>
-              <w:bottom w:val="single" w:sz="4" w:space="0" w:color="000000"/>
-              <w:right w:val="single" w:sz="4" w:space="0" w:color="000000"/>
+              <w:top w:val="single" w:color="000000" w:sz="4" w:space="0"/>
+              <w:left w:val="single" w:color="000000" w:sz="4" w:space="0"/>
+              <w:bottom w:val="single" w:color="000000" w:sz="4" w:space="0"/>
+              <w:right w:val="single" w:color="000000" w:sz="4" w:space="0"/>
             </w:tcBorders>
             <w:shd w:val="clear" w:color="auto" w:fill="auto"/>
             <w:vAlign w:val="center"/>
@@ -8515,7 +8753,7 @@
               <w:jc w:val="left"/>
               <w:textAlignment w:val="center"/>
               <w:rPr>
-                <w:rFonts w:ascii="楷体_GB2312" w:eastAsia="楷体_GB2312" w:hAnsi="宋体" w:cs="楷体_GB2312" w:hint="default"/>
+                <w:rFonts w:hint="default" w:ascii="楷体_GB2312" w:hAnsi="宋体" w:eastAsia="楷体_GB2312" w:cs="楷体_GB2312"/>
                 <w:b/>
                 <w:bCs/>
                 <w:i w:val="0"/>
@@ -8531,7 +8769,7 @@
             </w:pPr>
             <w:r>
               <w:rPr>
-                <w:rFonts w:ascii="宋体" w:eastAsia="宋体" w:hAnsi="宋体" w:cs="宋体" w:hint="eastAsia"/>
+                <w:rFonts w:hint="eastAsia" w:ascii="宋体" w:hAnsi="宋体" w:eastAsia="宋体" w:cs="宋体"/>
                 <w:i w:val="0"/>
                 <w:iCs w:val="0"/>
                 <w:snapToGrid w:val="0"/>
@@ -8550,10 +8788,10 @@
           <w:tcPr>
             <w:tcW w:w="3660" w:type="dxa"/>
             <w:tcBorders>
-              <w:top w:val="single" w:sz="4" w:space="0" w:color="000000"/>
-              <w:left w:val="single" w:sz="4" w:space="0" w:color="000000"/>
-              <w:bottom w:val="single" w:sz="4" w:space="0" w:color="000000"/>
-              <w:right w:val="single" w:sz="4" w:space="0" w:color="000000"/>
+              <w:top w:val="single" w:color="000000" w:sz="4" w:space="0"/>
+              <w:left w:val="single" w:color="000000" w:sz="4" w:space="0"/>
+              <w:bottom w:val="single" w:color="000000" w:sz="4" w:space="0"/>
+              <w:right w:val="single" w:color="000000" w:sz="4" w:space="0"/>
             </w:tcBorders>
             <w:shd w:val="clear" w:color="auto" w:fill="auto"/>
             <w:vAlign w:val="center"/>
@@ -8567,7 +8805,7 @@
               <w:jc w:val="left"/>
               <w:textAlignment w:val="center"/>
               <w:rPr>
-                <w:rFonts w:ascii="楷体_GB2312" w:eastAsia="楷体_GB2312" w:hAnsi="宋体" w:cs="楷体_GB2312" w:hint="default"/>
+                <w:rFonts w:hint="default" w:ascii="楷体_GB2312" w:hAnsi="宋体" w:eastAsia="楷体_GB2312" w:cs="楷体_GB2312"/>
                 <w:b/>
                 <w:bCs/>
                 <w:i w:val="0"/>
@@ -8583,7 +8821,7 @@
             </w:pPr>
             <w:r>
               <w:rPr>
-                <w:rFonts w:ascii="宋体" w:eastAsia="宋体" w:hAnsi="宋体" w:cs="宋体" w:hint="eastAsia"/>
+                <w:rFonts w:hint="eastAsia" w:ascii="宋体" w:hAnsi="宋体" w:eastAsia="宋体" w:cs="宋体"/>
                 <w:i w:val="0"/>
                 <w:iCs w:val="0"/>
                 <w:snapToGrid w:val="0"/>
@@ -8602,10 +8840,10 @@
           <w:tcPr>
             <w:tcW w:w="696" w:type="dxa"/>
             <w:tcBorders>
-              <w:top w:val="single" w:sz="4" w:space="0" w:color="000000"/>
-              <w:left w:val="single" w:sz="4" w:space="0" w:color="000000"/>
-              <w:bottom w:val="single" w:sz="4" w:space="0" w:color="000000"/>
-              <w:right w:val="single" w:sz="4" w:space="0" w:color="000000"/>
+              <w:top w:val="single" w:color="000000" w:sz="4" w:space="0"/>
+              <w:left w:val="single" w:color="000000" w:sz="4" w:space="0"/>
+              <w:bottom w:val="single" w:color="000000" w:sz="4" w:space="0"/>
+              <w:right w:val="single" w:color="000000" w:sz="4" w:space="0"/>
             </w:tcBorders>
             <w:shd w:val="clear" w:color="auto" w:fill="auto"/>
             <w:vAlign w:val="center"/>
@@ -8619,7 +8857,7 @@
               <w:jc w:val="left"/>
               <w:textAlignment w:val="center"/>
               <w:rPr>
-                <w:rFonts w:ascii="楷体_GB2312" w:eastAsia="楷体_GB2312" w:hAnsi="宋体" w:cs="楷体_GB2312" w:hint="default"/>
+                <w:rFonts w:hint="default" w:ascii="楷体_GB2312" w:hAnsi="宋体" w:eastAsia="楷体_GB2312" w:cs="楷体_GB2312"/>
                 <w:b/>
                 <w:bCs/>
                 <w:i w:val="0"/>
@@ -8635,7 +8873,7 @@
             </w:pPr>
             <w:r>
               <w:rPr>
-                <w:rFonts w:ascii="宋体" w:eastAsia="宋体" w:hAnsi="宋体" w:cs="宋体" w:hint="eastAsia"/>
+                <w:rFonts w:hint="eastAsia" w:ascii="宋体" w:hAnsi="宋体" w:eastAsia="宋体" w:cs="宋体"/>
                 <w:i w:val="0"/>
                 <w:iCs w:val="0"/>
                 <w:snapToGrid w:val="0"/>
@@ -8653,9 +8891,14 @@
       </w:tr>
       <w:tr>
         <w:tblPrEx>
-          <w:tblW w:w="7675" w:type="dxa"/>
-          <w:tblInd w:w="96" w:type="dxa"/>
-          <w:shd w:val="clear" w:color="auto" w:fill="auto"/>
+          <w:tblBorders>
+            <w:top w:val="none" w:color="auto" w:sz="0" w:space="0"/>
+            <w:left w:val="none" w:color="auto" w:sz="0" w:space="0"/>
+            <w:bottom w:val="none" w:color="auto" w:sz="0" w:space="0"/>
+            <w:right w:val="none" w:color="auto" w:sz="0" w:space="0"/>
+            <w:insideH w:val="none" w:color="auto" w:sz="0" w:space="0"/>
+            <w:insideV w:val="none" w:color="auto" w:sz="0" w:space="0"/>
+          </w:tblBorders>
           <w:tblCellMar>
             <w:top w:w="0" w:type="dxa"/>
             <w:left w:w="108" w:type="dxa"/>
@@ -8664,16 +8907,16 @@
           </w:tblCellMar>
         </w:tblPrEx>
         <w:trPr>
-          <w:trHeight w:val="493"/>
+          <w:trHeight w:val="493" w:hRule="atLeast"/>
         </w:trPr>
         <w:tc>
           <w:tcPr>
             <w:tcW w:w="2227" w:type="dxa"/>
             <w:tcBorders>
-              <w:top w:val="single" w:sz="4" w:space="0" w:color="000000"/>
-              <w:left w:val="single" w:sz="4" w:space="0" w:color="000000"/>
-              <w:bottom w:val="single" w:sz="4" w:space="0" w:color="000000"/>
-              <w:right w:val="single" w:sz="4" w:space="0" w:color="000000"/>
+              <w:top w:val="single" w:color="000000" w:sz="4" w:space="0"/>
+              <w:left w:val="single" w:color="000000" w:sz="4" w:space="0"/>
+              <w:bottom w:val="single" w:color="000000" w:sz="4" w:space="0"/>
+              <w:right w:val="single" w:color="000000" w:sz="4" w:space="0"/>
             </w:tcBorders>
             <w:shd w:val="clear" w:color="auto" w:fill="auto"/>
             <w:vAlign w:val="center"/>
@@ -8687,7 +8930,7 @@
               <w:jc w:val="left"/>
               <w:textAlignment w:val="center"/>
               <w:rPr>
-                <w:rFonts w:ascii="宋体" w:eastAsia="宋体" w:hAnsi="宋体" w:cs="宋体" w:hint="eastAsia"/>
+                <w:rFonts w:hint="eastAsia" w:ascii="宋体" w:hAnsi="宋体" w:eastAsia="宋体" w:cs="宋体"/>
                 <w:i w:val="0"/>
                 <w:iCs w:val="0"/>
                 <w:snapToGrid w:val="0"/>
@@ -8701,7 +8944,7 @@
             </w:pPr>
             <w:r>
               <w:rPr>
-                <w:rFonts w:ascii="宋体" w:eastAsia="宋体" w:hAnsi="宋体" w:cs="宋体" w:hint="eastAsia"/>
+                <w:rFonts w:hint="eastAsia" w:ascii="宋体" w:hAnsi="宋体" w:eastAsia="宋体" w:cs="宋体"/>
                 <w:i w:val="0"/>
                 <w:iCs w:val="0"/>
                 <w:snapToGrid w:val="0"/>
@@ -8720,10 +8963,10 @@
           <w:tcPr>
             <w:tcW w:w="1092" w:type="dxa"/>
             <w:tcBorders>
-              <w:top w:val="single" w:sz="4" w:space="0" w:color="000000"/>
-              <w:left w:val="single" w:sz="4" w:space="0" w:color="000000"/>
-              <w:bottom w:val="single" w:sz="4" w:space="0" w:color="000000"/>
-              <w:right w:val="single" w:sz="4" w:space="0" w:color="000000"/>
+              <w:top w:val="single" w:color="000000" w:sz="4" w:space="0"/>
+              <w:left w:val="single" w:color="000000" w:sz="4" w:space="0"/>
+              <w:bottom w:val="single" w:color="000000" w:sz="4" w:space="0"/>
+              <w:right w:val="single" w:color="000000" w:sz="4" w:space="0"/>
             </w:tcBorders>
             <w:shd w:val="clear" w:color="auto" w:fill="auto"/>
             <w:vAlign w:val="center"/>
@@ -8737,7 +8980,7 @@
               <w:jc w:val="left"/>
               <w:textAlignment w:val="center"/>
               <w:rPr>
-                <w:rFonts w:ascii="宋体" w:eastAsia="宋体" w:hAnsi="宋体" w:cs="宋体" w:hint="eastAsia"/>
+                <w:rFonts w:hint="eastAsia" w:ascii="宋体" w:hAnsi="宋体" w:eastAsia="宋体" w:cs="宋体"/>
                 <w:i w:val="0"/>
                 <w:iCs w:val="0"/>
                 <w:snapToGrid w:val="0"/>
@@ -8751,7 +8994,7 @@
             </w:pPr>
             <w:r>
               <w:rPr>
-                <w:rFonts w:ascii="宋体" w:eastAsia="宋体" w:hAnsi="宋体" w:cs="宋体" w:hint="eastAsia"/>
+                <w:rFonts w:hint="eastAsia" w:ascii="宋体" w:hAnsi="宋体" w:eastAsia="宋体" w:cs="宋体"/>
                 <w:i w:val="0"/>
                 <w:iCs w:val="0"/>
                 <w:snapToGrid w:val="0"/>
@@ -8770,10 +9013,10 @@
           <w:tcPr>
             <w:tcW w:w="3660" w:type="dxa"/>
             <w:tcBorders>
-              <w:top w:val="single" w:sz="4" w:space="0" w:color="000000"/>
-              <w:left w:val="single" w:sz="4" w:space="0" w:color="000000"/>
-              <w:bottom w:val="single" w:sz="4" w:space="0" w:color="000000"/>
-              <w:right w:val="single" w:sz="4" w:space="0" w:color="000000"/>
+              <w:top w:val="single" w:color="000000" w:sz="4" w:space="0"/>
+              <w:left w:val="single" w:color="000000" w:sz="4" w:space="0"/>
+              <w:bottom w:val="single" w:color="000000" w:sz="4" w:space="0"/>
+              <w:right w:val="single" w:color="000000" w:sz="4" w:space="0"/>
             </w:tcBorders>
             <w:shd w:val="clear" w:color="auto" w:fill="auto"/>
             <w:vAlign w:val="center"/>
@@ -8787,7 +9030,7 @@
               <w:jc w:val="left"/>
               <w:textAlignment w:val="center"/>
               <w:rPr>
-                <w:rFonts w:ascii="宋体" w:eastAsia="宋体" w:hAnsi="宋体" w:cs="宋体" w:hint="eastAsia"/>
+                <w:rFonts w:hint="eastAsia" w:ascii="宋体" w:hAnsi="宋体" w:eastAsia="宋体" w:cs="宋体"/>
                 <w:i w:val="0"/>
                 <w:iCs w:val="0"/>
                 <w:snapToGrid w:val="0"/>
@@ -8801,7 +9044,7 @@
             </w:pPr>
             <w:r>
               <w:rPr>
-                <w:rFonts w:ascii="宋体" w:eastAsia="宋体" w:hAnsi="宋体" w:cs="宋体" w:hint="eastAsia"/>
+                <w:rFonts w:hint="eastAsia" w:ascii="宋体" w:hAnsi="宋体" w:eastAsia="宋体" w:cs="宋体"/>
                 <w:i w:val="0"/>
                 <w:iCs w:val="0"/>
                 <w:snapToGrid w:val="0"/>
@@ -8820,10 +9063,10 @@
           <w:tcPr>
             <w:tcW w:w="696" w:type="dxa"/>
             <w:tcBorders>
-              <w:top w:val="single" w:sz="4" w:space="0" w:color="000000"/>
-              <w:left w:val="single" w:sz="4" w:space="0" w:color="000000"/>
-              <w:bottom w:val="single" w:sz="4" w:space="0" w:color="000000"/>
-              <w:right w:val="single" w:sz="4" w:space="0" w:color="000000"/>
+              <w:top w:val="single" w:color="000000" w:sz="4" w:space="0"/>
+              <w:left w:val="single" w:color="000000" w:sz="4" w:space="0"/>
+              <w:bottom w:val="single" w:color="000000" w:sz="4" w:space="0"/>
+              <w:right w:val="single" w:color="000000" w:sz="4" w:space="0"/>
             </w:tcBorders>
             <w:shd w:val="clear" w:color="auto" w:fill="auto"/>
             <w:vAlign w:val="center"/>
@@ -8837,7 +9080,7 @@
               <w:jc w:val="left"/>
               <w:textAlignment w:val="center"/>
               <w:rPr>
-                <w:rFonts w:ascii="宋体" w:eastAsia="宋体" w:hAnsi="宋体" w:cs="宋体" w:hint="eastAsia"/>
+                <w:rFonts w:hint="eastAsia" w:ascii="宋体" w:hAnsi="宋体" w:eastAsia="宋体" w:cs="宋体"/>
                 <w:i w:val="0"/>
                 <w:iCs w:val="0"/>
                 <w:snapToGrid w:val="0"/>
@@ -8851,7 +9094,7 @@
             </w:pPr>
             <w:r>
               <w:rPr>
-                <w:rFonts w:ascii="宋体" w:eastAsia="宋体" w:hAnsi="宋体" w:cs="宋体" w:hint="eastAsia"/>
+                <w:rFonts w:hint="eastAsia" w:ascii="宋体" w:hAnsi="宋体" w:eastAsia="宋体" w:cs="宋体"/>
                 <w:i w:val="0"/>
                 <w:iCs w:val="0"/>
                 <w:snapToGrid w:val="0"/>
@@ -8870,14 +9113,14 @@
     </w:tbl>
     <w:p>
       <w:pPr>
-        <w:pStyle w:val="1"/>
+        <w:pStyle w:val="28"/>
         <w:bidi w:val="0"/>
         <w:rPr>
           <w:rFonts w:hint="eastAsia"/>
           <w:lang w:val="en-US" w:eastAsia="zh-CN"/>
         </w:rPr>
       </w:pPr>
-      <w:bookmarkStart w:id="28" w:name="_Toc29324"/>
+      <w:bookmarkStart w:id="27" w:name="_Toc29324"/>
       <w:r>
         <w:rPr>
           <w:rFonts w:hint="eastAsia"/>
@@ -8885,11 +9128,11 @@
         </w:rPr>
         <w:t>附则</w:t>
       </w:r>
-      <w:bookmarkEnd w:id="28"/>
+      <w:bookmarkEnd w:id="27"/>
     </w:p>
     <w:p>
       <w:pPr>
-        <w:pStyle w:val="a1"/>
+        <w:pStyle w:val="29"/>
         <w:bidi w:val="0"/>
         <w:rPr>
           <w:rFonts w:hint="eastAsia"/>
@@ -8906,7 +9149,7 @@
     </w:p>
     <w:p>
       <w:pPr>
-        <w:pStyle w:val="a1"/>
+        <w:pStyle w:val="29"/>
         <w:bidi w:val="0"/>
         <w:rPr>
           <w:rFonts w:hint="eastAsia"/>
@@ -8923,7 +9166,7 @@
     </w:p>
     <w:p>
       <w:pPr>
-        <w:pStyle w:val="a1"/>
+        <w:pStyle w:val="29"/>
         <w:bidi w:val="0"/>
         <w:rPr>
           <w:rFonts w:hint="eastAsia"/>
@@ -8940,7 +9183,7 @@
     </w:p>
     <w:p>
       <w:pPr>
-        <w:pStyle w:val="a1"/>
+        <w:pStyle w:val="29"/>
         <w:bidi w:val="0"/>
         <w:rPr>
           <w:rFonts w:hint="eastAsia"/>
@@ -8956,23 +9199,73 @@
       </w:r>
     </w:p>
     <w:sectPr>
-      <w:headerReference w:type="default" r:id="rId7"/>
+      <w:headerReference r:id="rId5" w:type="default"/>
       <w:pgSz w:w="11906" w:h="16838"/>
       <w:pgMar w:top="1417" w:right="1800" w:bottom="1440" w:left="1800" w:header="1140" w:footer="992" w:gutter="0"/>
-      <w:cols w:num="1" w:space="425"/>
+      <w:cols w:space="425" w:num="1"/>
       <w:docGrid w:type="lines" w:linePitch="312" w:charSpace="0"/>
     </w:sectPr>
   </w:body>
 </w:document>
 </file>
 
+<file path=word/endnotes.xml><?xml version="1.0" encoding="utf-8"?>
+<w:endnotes xmlns:wpc="http://schemas.microsoft.com/office/word/2010/wordprocessingCanvas" xmlns:mc="http://schemas.openxmlformats.org/markup-compatibility/2006" xmlns:o="urn:schemas-microsoft-com:office:office" xmlns:r="http://schemas.openxmlformats.org/officeDocument/2006/relationships" xmlns:m="http://schemas.openxmlformats.org/officeDocument/2006/math" xmlns:v="urn:schemas-microsoft-com:vml" xmlns:wp14="http://schemas.microsoft.com/office/word/2010/wordprocessingDrawing" xmlns:wp="http://schemas.openxmlformats.org/drawingml/2006/wordprocessingDrawing" xmlns:w="http://schemas.openxmlformats.org/wordprocessingml/2006/main" xmlns:w14="http://schemas.microsoft.com/office/word/2010/wordml" xmlns:w15="http://schemas.microsoft.com/office/word/2012/wordml" xmlns:w10="urn:schemas-microsoft-com:office:word" xmlns:wpg="http://schemas.microsoft.com/office/word/2010/wordprocessingGroup" xmlns:wpi="http://schemas.microsoft.com/office/word/2010/wordprocessingInk" xmlns:wne="http://schemas.microsoft.com/office/word/2006/wordml" xmlns:wps="http://schemas.microsoft.com/office/word/2010/wordprocessingShape" xmlns:wpsCustomData="http://www.wps.cn/officeDocument/2013/wpsCustomData" mc:Ignorable="w14 w15 wp14">
+  <w:endnote w:type="separator" w:id="0">
+    <w:p>
+      <w:pPr>
+        <w:spacing w:line="240" w:lineRule="auto"/>
+      </w:pPr>
+      <w:r>
+        <w:separator/>
+      </w:r>
+    </w:p>
+  </w:endnote>
+  <w:endnote w:type="continuationSeparator" w:id="1">
+    <w:p>
+      <w:pPr>
+        <w:spacing w:line="240" w:lineRule="auto"/>
+      </w:pPr>
+      <w:r>
+        <w:continuationSeparator/>
+      </w:r>
+    </w:p>
+  </w:endnote>
+</w:endnotes>
+</file>
+
+<file path=word/footnotes.xml><?xml version="1.0" encoding="utf-8"?>
+<w:footnotes xmlns:wpc="http://schemas.microsoft.com/office/word/2010/wordprocessingCanvas" xmlns:mc="http://schemas.openxmlformats.org/markup-compatibility/2006" xmlns:o="urn:schemas-microsoft-com:office:office" xmlns:r="http://schemas.openxmlformats.org/officeDocument/2006/relationships" xmlns:m="http://schemas.openxmlformats.org/officeDocument/2006/math" xmlns:v="urn:schemas-microsoft-com:vml" xmlns:wp14="http://schemas.microsoft.com/office/word/2010/wordprocessingDrawing" xmlns:wp="http://schemas.openxmlformats.org/drawingml/2006/wordprocessingDrawing" xmlns:w="http://schemas.openxmlformats.org/wordprocessingml/2006/main" xmlns:w14="http://schemas.microsoft.com/office/word/2010/wordml" xmlns:w15="http://schemas.microsoft.com/office/word/2012/wordml" xmlns:w10="urn:schemas-microsoft-com:office:word" xmlns:wpg="http://schemas.microsoft.com/office/word/2010/wordprocessingGroup" xmlns:wpi="http://schemas.microsoft.com/office/word/2010/wordprocessingInk" xmlns:wne="http://schemas.microsoft.com/office/word/2006/wordml" xmlns:wps="http://schemas.microsoft.com/office/word/2010/wordprocessingShape" xmlns:wpsCustomData="http://www.wps.cn/officeDocument/2013/wpsCustomData" mc:Ignorable="w14 w15 wp14">
+  <w:footnote w:type="separator" w:id="0">
+    <w:p>
+      <w:pPr>
+        <w:spacing w:line="360" w:lineRule="auto"/>
+      </w:pPr>
+      <w:r>
+        <w:separator/>
+      </w:r>
+    </w:p>
+  </w:footnote>
+  <w:footnote w:type="continuationSeparator" w:id="1">
+    <w:p>
+      <w:pPr>
+        <w:spacing w:line="360" w:lineRule="auto"/>
+      </w:pPr>
+      <w:r>
+        <w:continuationSeparator/>
+      </w:r>
+    </w:p>
+  </w:footnote>
+</w:footnotes>
+</file>
+
 <file path=word/header1.xml><?xml version="1.0" encoding="utf-8"?>
-<w:hdr xmlns:wpc="http://schemas.microsoft.com/office/word/2010/wordprocessingCanvas" xmlns:mc="http://schemas.openxmlformats.org/markup-compatibility/2006" xmlns:o="urn:schemas-microsoft-com:office:office" xmlns:r="http://schemas.openxmlformats.org/officeDocument/2006/relationships" xmlns:m="http://schemas.openxmlformats.org/officeDocument/2006/math" xmlns:v="urn:schemas-microsoft-com:vml" xmlns:wp14="http://schemas.microsoft.com/office/word/2010/wordprocessingDrawing" xmlns:wp="http://schemas.openxmlformats.org/drawingml/2006/wordprocessingDrawing" xmlns:w10="urn:schemas-microsoft-com:office:word" xmlns:w="http://schemas.openxmlformats.org/wordprocessingml/2006/main" xmlns:w14="http://schemas.microsoft.com/office/word/2010/wordml" xmlns:w15="http://schemas.microsoft.com/office/word/2012/wordml" xmlns:wne="http://schemas.microsoft.com/office/word/2006/wordml" xmlns:wpg="http://schemas.microsoft.com/office/word/2010/wordprocessingGroup" xmlns:wpi="http://schemas.microsoft.com/office/word/2010/wordprocessingInk" xmlns:wps="http://schemas.microsoft.com/office/word/2010/wordprocessingShape" mc:Ignorable="w14 w15 wp14">
+<w:hdr xmlns:wpc="http://schemas.microsoft.com/office/word/2010/wordprocessingCanvas" xmlns:mc="http://schemas.openxmlformats.org/markup-compatibility/2006" xmlns:o="urn:schemas-microsoft-com:office:office" xmlns:r="http://schemas.openxmlformats.org/officeDocument/2006/relationships" xmlns:m="http://schemas.openxmlformats.org/officeDocument/2006/math" xmlns:v="urn:schemas-microsoft-com:vml" xmlns:wp14="http://schemas.microsoft.com/office/word/2010/wordprocessingDrawing" xmlns:wp="http://schemas.openxmlformats.org/drawingml/2006/wordprocessingDrawing" xmlns:w10="urn:schemas-microsoft-com:office:word" xmlns:w="http://schemas.openxmlformats.org/wordprocessingml/2006/main" xmlns:w14="http://schemas.microsoft.com/office/word/2010/wordml" xmlns:w15="http://schemas.microsoft.com/office/word/2012/wordml" xmlns:wpg="http://schemas.microsoft.com/office/word/2010/wordprocessingGroup" xmlns:wpi="http://schemas.microsoft.com/office/word/2010/wordprocessingInk" xmlns:wne="http://schemas.microsoft.com/office/word/2006/wordml" xmlns:wps="http://schemas.microsoft.com/office/word/2010/wordprocessingShape" xmlns:wpsCustomData="http://www.wps.cn/officeDocument/2013/wpsCustomData" mc:Ignorable="w14 w15 wp14">
   <w:p>
     <w:pPr>
-      <w:pStyle w:val="Header"/>
+      <w:pStyle w:val="15"/>
       <w:pBdr>
-        <w:bottom w:val="single" w:sz="4" w:space="1" w:color="auto"/>
+        <w:bottom w:val="single" w:color="auto" w:sz="4" w:space="1"/>
       </w:pBdr>
       <w:tabs>
         <w:tab w:val="left" w:pos="335"/>
@@ -8980,27 +9273,27 @@
       </w:tabs>
       <w:jc w:val="right"/>
       <w:rPr>
-        <w:rFonts w:eastAsiaTheme="minorEastAsia" w:hint="eastAsia"/>
+        <w:rFonts w:hint="eastAsia" w:eastAsiaTheme="minorEastAsia"/>
         <w:lang w:eastAsia="zh-CN"/>
       </w:rPr>
     </w:pPr>
     <w:r>
       <w:rPr>
-        <w:rFonts w:eastAsiaTheme="minorEastAsia" w:hint="eastAsia"/>
+        <w:rFonts w:hint="eastAsia" w:eastAsiaTheme="minorEastAsia"/>
         <w:lang w:val="en-US" w:eastAsia="zh-CN"/>
       </w:rPr>
       <w:tab/>
     </w:r>
     <w:r>
       <w:rPr>
-        <w:rFonts w:eastAsiaTheme="minorEastAsia" w:hint="eastAsia"/>
+        <w:rFonts w:hint="eastAsia" w:eastAsiaTheme="minorEastAsia"/>
         <w:lang w:val="en-US" w:eastAsia="zh-CN"/>
       </w:rPr>
       <w:tab/>
     </w:r>
     <w:r>
       <w:rPr>
-        <w:rFonts w:eastAsiaTheme="minorEastAsia" w:hint="eastAsia"/>
+        <w:rFonts w:hint="eastAsia" w:eastAsiaTheme="minorEastAsia"/>
         <w:lang w:val="en-US" w:eastAsia="zh-CN"/>
       </w:rPr>
       <w:t>桐乡华数广电网络有限公司</w:t>
@@ -9010,15 +9303,15 @@
 </file>
 
 <file path=word/numbering.xml><?xml version="1.0" encoding="utf-8"?>
-<w:numbering xmlns:wpc="http://schemas.microsoft.com/office/word/2010/wordprocessingCanvas" xmlns:mc="http://schemas.openxmlformats.org/markup-compatibility/2006" xmlns:o="urn:schemas-microsoft-com:office:office" xmlns:r="http://schemas.openxmlformats.org/officeDocument/2006/relationships" xmlns:m="http://schemas.openxmlformats.org/officeDocument/2006/math" xmlns:v="urn:schemas-microsoft-com:vml" xmlns:wp14="http://schemas.microsoft.com/office/word/2010/wordprocessingDrawing" xmlns:wp="http://schemas.openxmlformats.org/drawingml/2006/wordprocessingDrawing" xmlns:w10="urn:schemas-microsoft-com:office:word" xmlns:w="http://schemas.openxmlformats.org/wordprocessingml/2006/main" xmlns:w14="http://schemas.microsoft.com/office/word/2010/wordml" xmlns:w15="http://schemas.microsoft.com/office/word/2012/wordml" xmlns:wne="http://schemas.microsoft.com/office/word/2006/wordml" xmlns:wpg="http://schemas.microsoft.com/office/word/2010/wordprocessingGroup" xmlns:wpi="http://schemas.microsoft.com/office/word/2010/wordprocessingInk" xmlns:wps="http://schemas.microsoft.com/office/word/2010/wordprocessingShape" mc:Ignorable="w14 w15 wp14">
+<w:numbering xmlns:wpc="http://schemas.microsoft.com/office/word/2010/wordprocessingCanvas" xmlns:mc="http://schemas.openxmlformats.org/markup-compatibility/2006" xmlns:o="urn:schemas-microsoft-com:office:office" xmlns:r="http://schemas.openxmlformats.org/officeDocument/2006/relationships" xmlns:m="http://schemas.openxmlformats.org/officeDocument/2006/math" xmlns:v="urn:schemas-microsoft-com:vml" xmlns:wp14="http://schemas.microsoft.com/office/word/2010/wordprocessingDrawing" xmlns:wp="http://schemas.openxmlformats.org/drawingml/2006/wordprocessingDrawing" xmlns:w10="urn:schemas-microsoft-com:office:word" xmlns:w="http://schemas.openxmlformats.org/wordprocessingml/2006/main" xmlns:w14="http://schemas.microsoft.com/office/word/2010/wordml" xmlns:wpg="http://schemas.microsoft.com/office/word/2010/wordprocessingGroup" xmlns:wpi="http://schemas.microsoft.com/office/word/2010/wordprocessingInk" xmlns:wne="http://schemas.microsoft.com/office/word/2006/wordml" xmlns:wps="http://schemas.microsoft.com/office/word/2010/wordprocessingShape" xmlns:wpsCustomData="http://www.wps.cn/officeDocument/2013/wpsCustomData" mc:Ignorable="w14 wp14">
   <w:abstractNum w:abstractNumId="0">
     <w:nsid w:val="8E964DCE"/>
     <w:multiLevelType w:val="multilevel"/>
     <w:tmpl w:val="8E964DCE"/>
-    <w:lvl w:ilvl="0">
+    <w:lvl w:ilvl="0" w:tentative="0">
       <w:start w:val="1"/>
       <w:numFmt w:val="decimal"/>
-      <w:pStyle w:val="Heading1"/>
+      <w:pStyle w:val="2"/>
       <w:lvlText w:val="%1."/>
       <w:lvlJc w:val="left"/>
       <w:pPr>
@@ -9028,10 +9321,10 @@
         <w:rFonts w:hint="default"/>
       </w:rPr>
     </w:lvl>
-    <w:lvl w:ilvl="1">
+    <w:lvl w:ilvl="1" w:tentative="0">
       <w:start w:val="1"/>
       <w:numFmt w:val="decimal"/>
-      <w:pStyle w:val="Heading2"/>
+      <w:pStyle w:val="3"/>
       <w:lvlText w:val="%1.%2."/>
       <w:lvlJc w:val="left"/>
       <w:pPr>
@@ -9041,10 +9334,10 @@
         <w:rFonts w:hint="default"/>
       </w:rPr>
     </w:lvl>
-    <w:lvl w:ilvl="2">
+    <w:lvl w:ilvl="2" w:tentative="0">
       <w:start w:val="1"/>
       <w:numFmt w:val="decimal"/>
-      <w:pStyle w:val="Heading3"/>
+      <w:pStyle w:val="4"/>
       <w:lvlText w:val="%1.%2.%3."/>
       <w:lvlJc w:val="left"/>
       <w:pPr>
@@ -9054,10 +9347,10 @@
         <w:rFonts w:hint="default"/>
       </w:rPr>
     </w:lvl>
-    <w:lvl w:ilvl="3">
+    <w:lvl w:ilvl="3" w:tentative="0">
       <w:start w:val="1"/>
       <w:numFmt w:val="decimal"/>
-      <w:pStyle w:val="Heading4"/>
+      <w:pStyle w:val="5"/>
       <w:lvlText w:val="%1.%2.%3.%4."/>
       <w:lvlJc w:val="left"/>
       <w:pPr>
@@ -9067,10 +9360,10 @@
         <w:rFonts w:hint="default"/>
       </w:rPr>
     </w:lvl>
-    <w:lvl w:ilvl="4">
+    <w:lvl w:ilvl="4" w:tentative="0">
       <w:start w:val="1"/>
       <w:numFmt w:val="decimal"/>
-      <w:pStyle w:val="Heading5"/>
+      <w:pStyle w:val="6"/>
       <w:lvlText w:val="%1.%2.%3.%4.%5."/>
       <w:lvlJc w:val="left"/>
       <w:pPr>
@@ -9080,10 +9373,10 @@
         <w:rFonts w:hint="default"/>
       </w:rPr>
     </w:lvl>
-    <w:lvl w:ilvl="5">
+    <w:lvl w:ilvl="5" w:tentative="0">
       <w:start w:val="1"/>
       <w:numFmt w:val="decimal"/>
-      <w:pStyle w:val="Heading6"/>
+      <w:pStyle w:val="7"/>
       <w:lvlText w:val="%1.%2.%3.%4.%5.%6."/>
       <w:lvlJc w:val="left"/>
       <w:pPr>
@@ -9093,10 +9386,10 @@
         <w:rFonts w:hint="default"/>
       </w:rPr>
     </w:lvl>
-    <w:lvl w:ilvl="6">
+    <w:lvl w:ilvl="6" w:tentative="0">
       <w:start w:val="1"/>
       <w:numFmt w:val="decimal"/>
-      <w:pStyle w:val="Heading7"/>
+      <w:pStyle w:val="8"/>
       <w:lvlText w:val="%1.%2.%3.%4.%5.%6.%7."/>
       <w:lvlJc w:val="left"/>
       <w:pPr>
@@ -9106,10 +9399,10 @@
         <w:rFonts w:hint="default"/>
       </w:rPr>
     </w:lvl>
-    <w:lvl w:ilvl="7">
+    <w:lvl w:ilvl="7" w:tentative="0">
       <w:start w:val="1"/>
       <w:numFmt w:val="decimal"/>
-      <w:pStyle w:val="Heading8"/>
+      <w:pStyle w:val="9"/>
       <w:lvlText w:val="%1.%2.%3.%4.%5.%6.%7.%8."/>
       <w:lvlJc w:val="left"/>
       <w:pPr>
@@ -9119,10 +9412,10 @@
         <w:rFonts w:hint="default"/>
       </w:rPr>
     </w:lvl>
-    <w:lvl w:ilvl="8">
+    <w:lvl w:ilvl="8" w:tentative="0">
       <w:start w:val="1"/>
       <w:numFmt w:val="decimal"/>
-      <w:pStyle w:val="Heading9"/>
+      <w:pStyle w:val="10"/>
       <w:lvlText w:val="%1.%2.%3.%4.%5.%6.%7.%8.%9."/>
       <w:lvlJc w:val="left"/>
       <w:pPr>
@@ -9140,267 +9433,269 @@
 </file>
 
 <file path=word/styles.xml><?xml version="1.0" encoding="utf-8"?>
-<w:styles xmlns:mc="http://schemas.openxmlformats.org/markup-compatibility/2006" xmlns:r="http://schemas.openxmlformats.org/officeDocument/2006/relationships" xmlns:w="http://schemas.openxmlformats.org/wordprocessingml/2006/main" xmlns:w14="http://schemas.microsoft.com/office/word/2010/wordml" xmlns:w15="http://schemas.microsoft.com/office/word/2012/wordml" mc:Ignorable="w14 w15">
+<w:styles xmlns:mc="http://schemas.openxmlformats.org/markup-compatibility/2006" xmlns:o="urn:schemas-microsoft-com:office:office" xmlns:r="http://schemas.openxmlformats.org/officeDocument/2006/relationships" xmlns:m="http://schemas.openxmlformats.org/officeDocument/2006/math" xmlns:v="urn:schemas-microsoft-com:vml" xmlns:w="http://schemas.openxmlformats.org/wordprocessingml/2006/main" xmlns:w14="http://schemas.microsoft.com/office/word/2010/wordml" xmlns:w10="urn:schemas-microsoft-com:office:word" xmlns:sl="http://schemas.openxmlformats.org/schemaLibrary/2006/main" xmlns:wpsCustomData="http://www.wps.cn/officeDocument/2013/wpsCustomData" mc:Ignorable="w14">
   <w:docDefaults>
     <w:rPrDefault>
       <w:rPr>
-        <w:rFonts w:ascii="Times New Roman" w:eastAsia="宋体" w:hAnsi="Times New Roman" w:cs="Times New Roman"/>
+        <w:rFonts w:ascii="Times New Roman" w:hAnsi="Times New Roman" w:eastAsia="宋体" w:cs="Times New Roman"/>
       </w:rPr>
     </w:rPrDefault>
     <w:pPrDefault/>
   </w:docDefaults>
-  <w:latentStyles w:defLockedState="0" w:defUIPriority="99" w:defSemiHidden="1" w:defUnhideWhenUsed="1" w:defQFormat="0" w:count="260">
-    <w:lsdException w:name="Normal" w:semiHidden="0" w:uiPriority="0" w:unhideWhenUsed="0" w:qFormat="1"/>
-    <w:lsdException w:name="heading 1" w:semiHidden="0" w:uiPriority="0" w:unhideWhenUsed="0" w:qFormat="1"/>
-    <w:lsdException w:name="heading 2" w:semiHidden="0" w:uiPriority="0" w:qFormat="1"/>
-    <w:lsdException w:name="heading 3" w:uiPriority="0" w:qFormat="1"/>
-    <w:lsdException w:name="heading 4" w:semiHidden="0" w:uiPriority="0" w:qFormat="1"/>
-    <w:lsdException w:name="heading 5" w:uiPriority="0" w:qFormat="1"/>
-    <w:lsdException w:name="heading 6" w:uiPriority="0" w:qFormat="1"/>
-    <w:lsdException w:name="heading 7" w:uiPriority="0" w:qFormat="1"/>
-    <w:lsdException w:name="heading 8" w:uiPriority="0" w:qFormat="1"/>
-    <w:lsdException w:name="heading 9" w:uiPriority="0" w:qFormat="1"/>
-    <w:lsdException w:name="index 1" w:semiHidden="0" w:uiPriority="0" w:unhideWhenUsed="0"/>
-    <w:lsdException w:name="index 2" w:semiHidden="0" w:uiPriority="0" w:unhideWhenUsed="0"/>
-    <w:lsdException w:name="index 3" w:semiHidden="0" w:uiPriority="0" w:unhideWhenUsed="0"/>
-    <w:lsdException w:name="index 4" w:semiHidden="0" w:uiPriority="0" w:unhideWhenUsed="0"/>
-    <w:lsdException w:name="index 5" w:semiHidden="0" w:uiPriority="0" w:unhideWhenUsed="0"/>
-    <w:lsdException w:name="index 6" w:semiHidden="0" w:uiPriority="0" w:unhideWhenUsed="0"/>
-    <w:lsdException w:name="index 7" w:semiHidden="0" w:uiPriority="0" w:unhideWhenUsed="0"/>
-    <w:lsdException w:name="index 8" w:semiHidden="0" w:uiPriority="0" w:unhideWhenUsed="0"/>
-    <w:lsdException w:name="index 9" w:semiHidden="0" w:uiPriority="0" w:unhideWhenUsed="0"/>
-    <w:lsdException w:name="toc 1" w:semiHidden="0" w:uiPriority="0" w:unhideWhenUsed="0" w:qFormat="1"/>
-    <w:lsdException w:name="toc 2" w:semiHidden="0" w:uiPriority="0" w:unhideWhenUsed="0" w:qFormat="1"/>
-    <w:lsdException w:name="toc 3" w:semiHidden="0" w:uiPriority="0" w:unhideWhenUsed="0" w:qFormat="1"/>
-    <w:lsdException w:name="toc 4" w:semiHidden="0" w:uiPriority="0" w:unhideWhenUsed="0"/>
-    <w:lsdException w:name="toc 5" w:semiHidden="0" w:uiPriority="0" w:unhideWhenUsed="0"/>
-    <w:lsdException w:name="toc 6" w:semiHidden="0" w:uiPriority="0" w:unhideWhenUsed="0"/>
-    <w:lsdException w:name="toc 7" w:semiHidden="0" w:uiPriority="0" w:unhideWhenUsed="0"/>
-    <w:lsdException w:name="toc 8" w:semiHidden="0" w:uiPriority="0" w:unhideWhenUsed="0"/>
-    <w:lsdException w:name="toc 9" w:semiHidden="0" w:uiPriority="0" w:unhideWhenUsed="0"/>
-    <w:lsdException w:name="Normal Indent" w:semiHidden="0" w:uiPriority="0" w:unhideWhenUsed="0"/>
-    <w:lsdException w:name="footnote text" w:semiHidden="0" w:uiPriority="0" w:unhideWhenUsed="0"/>
-    <w:lsdException w:name="annotation text" w:semiHidden="0" w:uiPriority="0" w:unhideWhenUsed="0" w:qFormat="1"/>
-    <w:lsdException w:name="header" w:semiHidden="0" w:uiPriority="0" w:unhideWhenUsed="0" w:qFormat="1"/>
-    <w:lsdException w:name="footer" w:semiHidden="0" w:uiPriority="0" w:unhideWhenUsed="0" w:qFormat="1"/>
-    <w:lsdException w:name="index heading" w:semiHidden="0" w:uiPriority="0" w:unhideWhenUsed="0"/>
-    <w:lsdException w:name="caption" w:uiPriority="0" w:qFormat="1"/>
-    <w:lsdException w:name="table of figures" w:semiHidden="0" w:uiPriority="0" w:unhideWhenUsed="0"/>
-    <w:lsdException w:name="envelope address" w:semiHidden="0" w:uiPriority="0" w:unhideWhenUsed="0"/>
-    <w:lsdException w:name="envelope return" w:semiHidden="0" w:uiPriority="0" w:unhideWhenUsed="0"/>
-    <w:lsdException w:name="footnote reference" w:semiHidden="0" w:uiPriority="0" w:unhideWhenUsed="0"/>
-    <w:lsdException w:name="annotation reference" w:semiHidden="0" w:uiPriority="0" w:unhideWhenUsed="0"/>
-    <w:lsdException w:name="line number" w:semiHidden="0" w:uiPriority="0" w:unhideWhenUsed="0"/>
-    <w:lsdException w:name="page number" w:semiHidden="0" w:uiPriority="0" w:unhideWhenUsed="0"/>
-    <w:lsdException w:name="endnote reference" w:semiHidden="0" w:uiPriority="0" w:unhideWhenUsed="0"/>
-    <w:lsdException w:name="endnote text" w:semiHidden="0" w:uiPriority="0" w:unhideWhenUsed="0"/>
-    <w:lsdException w:name="table of authorities" w:semiHidden="0" w:uiPriority="0" w:unhideWhenUsed="0"/>
-    <w:lsdException w:name="macro" w:semiHidden="0" w:uiPriority="0" w:unhideWhenUsed="0"/>
-    <w:lsdException w:name="toa heading" w:semiHidden="0" w:uiPriority="0" w:unhideWhenUsed="0"/>
-    <w:lsdException w:name="List" w:semiHidden="0" w:uiPriority="0" w:unhideWhenUsed="0"/>
-    <w:lsdException w:name="List Bullet" w:semiHidden="0" w:uiPriority="0" w:unhideWhenUsed="0"/>
-    <w:lsdException w:name="List Number" w:semiHidden="0" w:uiPriority="0" w:unhideWhenUsed="0"/>
-    <w:lsdException w:name="List 2" w:semiHidden="0" w:uiPriority="0" w:unhideWhenUsed="0"/>
-    <w:lsdException w:name="List 3" w:semiHidden="0" w:uiPriority="0" w:unhideWhenUsed="0"/>
-    <w:lsdException w:name="List 4" w:semiHidden="0" w:uiPriority="0" w:unhideWhenUsed="0"/>
-    <w:lsdException w:name="List 5" w:semiHidden="0" w:uiPriority="0" w:unhideWhenUsed="0"/>
-    <w:lsdException w:name="List Bullet 2" w:semiHidden="0" w:uiPriority="0" w:unhideWhenUsed="0"/>
-    <w:lsdException w:name="List Bullet 3" w:semiHidden="0" w:uiPriority="0" w:unhideWhenUsed="0"/>
-    <w:lsdException w:name="List Bullet 4" w:semiHidden="0" w:uiPriority="0" w:unhideWhenUsed="0"/>
-    <w:lsdException w:name="List Bullet 5" w:semiHidden="0" w:uiPriority="0" w:unhideWhenUsed="0"/>
-    <w:lsdException w:name="List Number 2" w:semiHidden="0" w:uiPriority="0" w:unhideWhenUsed="0"/>
-    <w:lsdException w:name="List Number 3" w:semiHidden="0" w:uiPriority="0" w:unhideWhenUsed="0"/>
-    <w:lsdException w:name="List Number 4" w:semiHidden="0" w:uiPriority="0" w:unhideWhenUsed="0"/>
-    <w:lsdException w:name="List Number 5" w:semiHidden="0" w:uiPriority="0" w:unhideWhenUsed="0"/>
-    <w:lsdException w:name="Title" w:semiHidden="0" w:uiPriority="0" w:unhideWhenUsed="0" w:qFormat="1"/>
-    <w:lsdException w:name="Closing" w:semiHidden="0" w:uiPriority="0" w:unhideWhenUsed="0"/>
-    <w:lsdException w:name="Signature" w:semiHidden="0" w:uiPriority="0" w:unhideWhenUsed="0"/>
-    <w:lsdException w:name="Default Paragraph Font" w:uiPriority="0" w:unhideWhenUsed="0" w:qFormat="1"/>
-    <w:lsdException w:name="Body Text" w:uiPriority="0" w:unhideWhenUsed="0" w:qFormat="1"/>
-    <w:lsdException w:name="Body Text Indent" w:semiHidden="0" w:uiPriority="0" w:unhideWhenUsed="0"/>
-    <w:lsdException w:name="List Continue" w:semiHidden="0" w:uiPriority="0" w:unhideWhenUsed="0"/>
-    <w:lsdException w:name="List Continue 2" w:semiHidden="0" w:uiPriority="0" w:unhideWhenUsed="0"/>
-    <w:lsdException w:name="List Continue 3" w:semiHidden="0" w:uiPriority="0" w:unhideWhenUsed="0"/>
-    <w:lsdException w:name="List Continue 4" w:semiHidden="0" w:uiPriority="0" w:unhideWhenUsed="0"/>
-    <w:lsdException w:name="List Continue 5" w:semiHidden="0" w:uiPriority="0" w:unhideWhenUsed="0"/>
-    <w:lsdException w:name="Message Header" w:semiHidden="0" w:uiPriority="0" w:unhideWhenUsed="0"/>
-    <w:lsdException w:name="Subtitle" w:semiHidden="0" w:uiPriority="0" w:unhideWhenUsed="0" w:qFormat="1"/>
-    <w:lsdException w:name="Salutation" w:semiHidden="0" w:uiPriority="0" w:unhideWhenUsed="0"/>
-    <w:lsdException w:name="Date" w:semiHidden="0" w:uiPriority="0" w:unhideWhenUsed="0"/>
-    <w:lsdException w:name="Body Text First Indent" w:semiHidden="0" w:uiPriority="0" w:unhideWhenUsed="0"/>
-    <w:lsdException w:name="Body Text First Indent 2" w:semiHidden="0" w:uiPriority="0" w:unhideWhenUsed="0"/>
-    <w:lsdException w:name="Body Text 2" w:semiHidden="0" w:uiPriority="0" w:unhideWhenUsed="0"/>
-    <w:lsdException w:name="Body Text 3" w:semiHidden="0" w:uiPriority="0" w:unhideWhenUsed="0"/>
-    <w:lsdException w:name="Body Text Indent 2" w:semiHidden="0" w:uiPriority="0" w:unhideWhenUsed="0"/>
-    <w:lsdException w:name="Body Text Indent 3" w:semiHidden="0" w:uiPriority="0" w:unhideWhenUsed="0"/>
-    <w:lsdException w:name="Block Text" w:semiHidden="0" w:uiPriority="0" w:unhideWhenUsed="0"/>
-    <w:lsdException w:name="Hyperlink" w:semiHidden="0" w:uiPriority="0" w:unhideWhenUsed="0"/>
-    <w:lsdException w:name="FollowedHyperlink" w:semiHidden="0" w:uiPriority="0" w:unhideWhenUsed="0"/>
-    <w:lsdException w:name="Strong" w:semiHidden="0" w:uiPriority="0" w:unhideWhenUsed="0" w:qFormat="1"/>
-    <w:lsdException w:name="Emphasis" w:semiHidden="0" w:uiPriority="0" w:unhideWhenUsed="0" w:qFormat="1"/>
-    <w:lsdException w:name="Document Map" w:semiHidden="0" w:uiPriority="0" w:unhideWhenUsed="0"/>
-    <w:lsdException w:name="Plain Text" w:semiHidden="0" w:uiPriority="0" w:unhideWhenUsed="0"/>
-    <w:lsdException w:name="E-mail Signature" w:semiHidden="0" w:uiPriority="0" w:unhideWhenUsed="0"/>
-    <w:lsdException w:name="Normal (Web)" w:semiHidden="0" w:uiPriority="0" w:unhideWhenUsed="0" w:qFormat="1"/>
-    <w:lsdException w:name="HTML Acronym" w:semiHidden="0" w:uiPriority="0" w:unhideWhenUsed="0"/>
-    <w:lsdException w:name="HTML Address" w:semiHidden="0" w:uiPriority="0" w:unhideWhenUsed="0"/>
-    <w:lsdException w:name="HTML Cite" w:semiHidden="0" w:uiPriority="0" w:unhideWhenUsed="0"/>
-    <w:lsdException w:name="HTML Code" w:semiHidden="0" w:uiPriority="0" w:unhideWhenUsed="0"/>
-    <w:lsdException w:name="HTML Definition" w:semiHidden="0" w:uiPriority="0" w:unhideWhenUsed="0"/>
-    <w:lsdException w:name="HTML Keyboard" w:semiHidden="0" w:uiPriority="0" w:unhideWhenUsed="0"/>
-    <w:lsdException w:name="HTML Preformatted" w:semiHidden="0" w:uiPriority="0" w:unhideWhenUsed="0"/>
-    <w:lsdException w:name="HTML Sample" w:semiHidden="0" w:uiPriority="0" w:unhideWhenUsed="0"/>
-    <w:lsdException w:name="HTML Typewriter" w:semiHidden="0" w:uiPriority="0" w:unhideWhenUsed="0"/>
-    <w:lsdException w:name="HTML Variable" w:semiHidden="0" w:uiPriority="0" w:unhideWhenUsed="0"/>
-    <w:lsdException w:name="Normal Table" w:uiPriority="0" w:unhideWhenUsed="0" w:qFormat="1"/>
-    <w:lsdException w:name="annotation subject" w:semiHidden="0" w:uiPriority="0" w:unhideWhenUsed="0"/>
-    <w:lsdException w:name="Table Simple 1" w:semiHidden="0" w:uiPriority="0" w:unhideWhenUsed="0"/>
-    <w:lsdException w:name="Table Simple 2" w:semiHidden="0" w:uiPriority="0" w:unhideWhenUsed="0"/>
-    <w:lsdException w:name="Table Simple 3" w:semiHidden="0" w:uiPriority="0" w:unhideWhenUsed="0"/>
-    <w:lsdException w:name="Table Classic 1" w:semiHidden="0" w:uiPriority="0" w:unhideWhenUsed="0"/>
-    <w:lsdException w:name="Table Classic 2" w:semiHidden="0" w:uiPriority="0" w:unhideWhenUsed="0"/>
-    <w:lsdException w:name="Table Classic 3" w:semiHidden="0" w:uiPriority="0" w:unhideWhenUsed="0"/>
-    <w:lsdException w:name="Table Classic 4" w:semiHidden="0" w:uiPriority="0" w:unhideWhenUsed="0"/>
-    <w:lsdException w:name="Table Colorful 1" w:semiHidden="0" w:uiPriority="0" w:unhideWhenUsed="0"/>
-    <w:lsdException w:name="Table Colorful 2" w:semiHidden="0" w:uiPriority="0" w:unhideWhenUsed="0"/>
-    <w:lsdException w:name="Table Colorful 3" w:semiHidden="0" w:uiPriority="0" w:unhideWhenUsed="0"/>
-    <w:lsdException w:name="Table Columns 1" w:semiHidden="0" w:uiPriority="0" w:unhideWhenUsed="0"/>
-    <w:lsdException w:name="Table Columns 2" w:semiHidden="0" w:uiPriority="0" w:unhideWhenUsed="0"/>
-    <w:lsdException w:name="Table Columns 3" w:semiHidden="0" w:uiPriority="0" w:unhideWhenUsed="0"/>
-    <w:lsdException w:name="Table Columns 4" w:semiHidden="0" w:uiPriority="0" w:unhideWhenUsed="0"/>
-    <w:lsdException w:name="Table Columns 5" w:semiHidden="0" w:uiPriority="0" w:unhideWhenUsed="0"/>
-    <w:lsdException w:name="Table Grid 1" w:semiHidden="0" w:uiPriority="0" w:unhideWhenUsed="0"/>
-    <w:lsdException w:name="Table Grid 2" w:semiHidden="0" w:uiPriority="0" w:unhideWhenUsed="0"/>
-    <w:lsdException w:name="Table Grid 3" w:semiHidden="0" w:uiPriority="0" w:unhideWhenUsed="0"/>
-    <w:lsdException w:name="Table Grid 4" w:semiHidden="0" w:uiPriority="0" w:unhideWhenUsed="0"/>
-    <w:lsdException w:name="Table Grid 5" w:semiHidden="0" w:uiPriority="0" w:unhideWhenUsed="0"/>
-    <w:lsdException w:name="Table Grid 6" w:semiHidden="0" w:uiPriority="0" w:unhideWhenUsed="0"/>
-    <w:lsdException w:name="Table Grid 7" w:semiHidden="0" w:uiPriority="0" w:unhideWhenUsed="0"/>
-    <w:lsdException w:name="Table Grid 8" w:semiHidden="0" w:uiPriority="0" w:unhideWhenUsed="0"/>
-    <w:lsdException w:name="Table List 1" w:semiHidden="0" w:uiPriority="0" w:unhideWhenUsed="0"/>
-    <w:lsdException w:name="Table List 2" w:semiHidden="0" w:uiPriority="0" w:unhideWhenUsed="0"/>
-    <w:lsdException w:name="Table List 3" w:semiHidden="0" w:uiPriority="0" w:unhideWhenUsed="0"/>
-    <w:lsdException w:name="Table List 4" w:semiHidden="0" w:uiPriority="0" w:unhideWhenUsed="0"/>
-    <w:lsdException w:name="Table List 5" w:semiHidden="0" w:uiPriority="0" w:unhideWhenUsed="0"/>
-    <w:lsdException w:name="Table List 6" w:semiHidden="0" w:uiPriority="0" w:unhideWhenUsed="0"/>
-    <w:lsdException w:name="Table List 7" w:semiHidden="0" w:uiPriority="0" w:unhideWhenUsed="0"/>
-    <w:lsdException w:name="Table List 8" w:semiHidden="0" w:uiPriority="0" w:unhideWhenUsed="0"/>
-    <w:lsdException w:name="Table 3D effects 1" w:semiHidden="0" w:uiPriority="0" w:unhideWhenUsed="0"/>
-    <w:lsdException w:name="Table 3D effects 2" w:semiHidden="0" w:uiPriority="0" w:unhideWhenUsed="0"/>
-    <w:lsdException w:name="Table 3D effects 3" w:semiHidden="0" w:uiPriority="0" w:unhideWhenUsed="0"/>
-    <w:lsdException w:name="Table Contemporary" w:semiHidden="0" w:uiPriority="0" w:unhideWhenUsed="0"/>
-    <w:lsdException w:name="Table Elegant" w:semiHidden="0" w:uiPriority="0" w:unhideWhenUsed="0"/>
-    <w:lsdException w:name="Table Professional" w:semiHidden="0" w:uiPriority="0" w:unhideWhenUsed="0"/>
-    <w:lsdException w:name="Table Subtle 1" w:semiHidden="0" w:uiPriority="0" w:unhideWhenUsed="0"/>
-    <w:lsdException w:name="Table Subtle 2" w:semiHidden="0" w:uiPriority="0" w:unhideWhenUsed="0"/>
-    <w:lsdException w:name="Table Web 1" w:semiHidden="0" w:uiPriority="0" w:unhideWhenUsed="0"/>
-    <w:lsdException w:name="Table Web 2" w:semiHidden="0" w:uiPriority="0" w:unhideWhenUsed="0"/>
-    <w:lsdException w:name="Table Web 3" w:semiHidden="0" w:uiPriority="0" w:unhideWhenUsed="0"/>
-    <w:lsdException w:name="Balloon Text" w:semiHidden="0" w:uiPriority="0" w:unhideWhenUsed="0"/>
-    <w:lsdException w:name="Table Grid" w:semiHidden="0" w:uiPriority="0" w:unhideWhenUsed="0" w:qFormat="1"/>
-    <w:lsdException w:name="Table Theme" w:semiHidden="0" w:uiPriority="0" w:unhideWhenUsed="0"/>
-    <w:lsdException w:name="Light Shading" w:semiHidden="0" w:uiPriority="60" w:unhideWhenUsed="0"/>
-    <w:lsdException w:name="Light List" w:semiHidden="0" w:uiPriority="61" w:unhideWhenUsed="0"/>
-    <w:lsdException w:name="Light Grid" w:semiHidden="0" w:uiPriority="62" w:unhideWhenUsed="0"/>
-    <w:lsdException w:name="Medium Shading 1" w:semiHidden="0" w:uiPriority="63" w:unhideWhenUsed="0"/>
-    <w:lsdException w:name="Medium Shading 2" w:semiHidden="0" w:uiPriority="64" w:unhideWhenUsed="0"/>
-    <w:lsdException w:name="Medium List 1" w:semiHidden="0" w:uiPriority="65" w:unhideWhenUsed="0"/>
-    <w:lsdException w:name="Medium List 2" w:semiHidden="0" w:uiPriority="66" w:unhideWhenUsed="0"/>
-    <w:lsdException w:name="Medium Grid 1" w:semiHidden="0" w:uiPriority="67" w:unhideWhenUsed="0"/>
-    <w:lsdException w:name="Medium Grid 2" w:semiHidden="0" w:uiPriority="68" w:unhideWhenUsed="0"/>
-    <w:lsdException w:name="Medium Grid 3" w:semiHidden="0" w:uiPriority="69" w:unhideWhenUsed="0"/>
-    <w:lsdException w:name="Dark List" w:semiHidden="0" w:uiPriority="70" w:unhideWhenUsed="0"/>
-    <w:lsdException w:name="Colorful Shading" w:semiHidden="0" w:uiPriority="71" w:unhideWhenUsed="0"/>
-    <w:lsdException w:name="Colorful List" w:semiHidden="0" w:uiPriority="72" w:unhideWhenUsed="0"/>
-    <w:lsdException w:name="Colorful Grid" w:semiHidden="0" w:uiPriority="73" w:unhideWhenUsed="0"/>
-    <w:lsdException w:name="Light Shading Accent 1" w:semiHidden="0" w:uiPriority="60" w:unhideWhenUsed="0"/>
-    <w:lsdException w:name="Light List Accent 1" w:semiHidden="0" w:uiPriority="61" w:unhideWhenUsed="0"/>
-    <w:lsdException w:name="Light Grid Accent 1" w:semiHidden="0" w:uiPriority="62" w:unhideWhenUsed="0"/>
-    <w:lsdException w:name="Medium Shading 1 Accent 1" w:semiHidden="0" w:uiPriority="63" w:unhideWhenUsed="0"/>
-    <w:lsdException w:name="Medium Shading 2 Accent 1" w:semiHidden="0" w:uiPriority="64" w:unhideWhenUsed="0"/>
-    <w:lsdException w:name="Medium List 1 Accent 1" w:semiHidden="0" w:uiPriority="65" w:unhideWhenUsed="0"/>
-    <w:lsdException w:name="Medium List 2 Accent 1" w:semiHidden="0" w:uiPriority="66" w:unhideWhenUsed="0"/>
-    <w:lsdException w:name="Medium Grid 1 Accent 1" w:semiHidden="0" w:uiPriority="67" w:unhideWhenUsed="0"/>
-    <w:lsdException w:name="Medium Grid 2 Accent 1" w:semiHidden="0" w:uiPriority="68" w:unhideWhenUsed="0"/>
-    <w:lsdException w:name="Medium Grid 3 Accent 1" w:semiHidden="0" w:uiPriority="69" w:unhideWhenUsed="0"/>
-    <w:lsdException w:name="Dark List Accent 1" w:semiHidden="0" w:uiPriority="70" w:unhideWhenUsed="0"/>
-    <w:lsdException w:name="Colorful Shading Accent 1" w:semiHidden="0" w:uiPriority="71" w:unhideWhenUsed="0"/>
-    <w:lsdException w:name="Colorful List Accent 1" w:semiHidden="0" w:uiPriority="72" w:unhideWhenUsed="0"/>
-    <w:lsdException w:name="Colorful Grid Accent 1" w:semiHidden="0" w:uiPriority="73" w:unhideWhenUsed="0"/>
-    <w:lsdException w:name="Light Shading Accent 2" w:semiHidden="0" w:uiPriority="60" w:unhideWhenUsed="0"/>
-    <w:lsdException w:name="Light List Accent 2" w:semiHidden="0" w:uiPriority="61" w:unhideWhenUsed="0"/>
-    <w:lsdException w:name="Light Grid Accent 2" w:semiHidden="0" w:uiPriority="62" w:unhideWhenUsed="0"/>
-    <w:lsdException w:name="Medium Shading 1 Accent 2" w:semiHidden="0" w:uiPriority="63" w:unhideWhenUsed="0"/>
-    <w:lsdException w:name="Medium Shading 2 Accent 2" w:semiHidden="0" w:uiPriority="64" w:unhideWhenUsed="0"/>
-    <w:lsdException w:name="Medium List 1 Accent 2" w:semiHidden="0" w:uiPriority="65" w:unhideWhenUsed="0"/>
-    <w:lsdException w:name="Medium List 2 Accent 2" w:semiHidden="0" w:uiPriority="66" w:unhideWhenUsed="0"/>
-    <w:lsdException w:name="Medium Grid 1 Accent 2" w:semiHidden="0" w:uiPriority="67" w:unhideWhenUsed="0"/>
-    <w:lsdException w:name="Medium Grid 2 Accent 2" w:semiHidden="0" w:uiPriority="68" w:unhideWhenUsed="0"/>
-    <w:lsdException w:name="Medium Grid 3 Accent 2" w:semiHidden="0" w:uiPriority="69" w:unhideWhenUsed="0"/>
-    <w:lsdException w:name="Dark List Accent 2" w:semiHidden="0" w:uiPriority="70" w:unhideWhenUsed="0"/>
-    <w:lsdException w:name="Colorful Shading Accent 2" w:semiHidden="0" w:uiPriority="71" w:unhideWhenUsed="0"/>
-    <w:lsdException w:name="Colorful List Accent 2" w:semiHidden="0" w:uiPriority="72" w:unhideWhenUsed="0"/>
-    <w:lsdException w:name="Colorful Grid Accent 2" w:semiHidden="0" w:uiPriority="73" w:unhideWhenUsed="0"/>
-    <w:lsdException w:name="Light Shading Accent 3" w:semiHidden="0" w:uiPriority="60" w:unhideWhenUsed="0"/>
-    <w:lsdException w:name="Light List Accent 3" w:semiHidden="0" w:uiPriority="61" w:unhideWhenUsed="0"/>
-    <w:lsdException w:name="Light Grid Accent 3" w:semiHidden="0" w:uiPriority="62" w:unhideWhenUsed="0"/>
-    <w:lsdException w:name="Medium Shading 1 Accent 3" w:semiHidden="0" w:uiPriority="63" w:unhideWhenUsed="0"/>
-    <w:lsdException w:name="Medium Shading 2 Accent 3" w:semiHidden="0" w:uiPriority="64" w:unhideWhenUsed="0"/>
-    <w:lsdException w:name="Medium List 1 Accent 3" w:semiHidden="0" w:uiPriority="65" w:unhideWhenUsed="0"/>
-    <w:lsdException w:name="Medium List 2 Accent 3" w:semiHidden="0" w:uiPriority="66" w:unhideWhenUsed="0"/>
-    <w:lsdException w:name="Medium Grid 1 Accent 3" w:semiHidden="0" w:uiPriority="67" w:unhideWhenUsed="0"/>
-    <w:lsdException w:name="Medium Grid 2 Accent 3" w:semiHidden="0" w:uiPriority="68" w:unhideWhenUsed="0"/>
-    <w:lsdException w:name="Medium Grid 3 Accent 3" w:semiHidden="0" w:uiPriority="69" w:unhideWhenUsed="0"/>
-    <w:lsdException w:name="Dark List Accent 3" w:semiHidden="0" w:uiPriority="70" w:unhideWhenUsed="0"/>
-    <w:lsdException w:name="Colorful Shading Accent 3" w:semiHidden="0" w:uiPriority="71" w:unhideWhenUsed="0"/>
-    <w:lsdException w:name="Colorful List Accent 3" w:semiHidden="0" w:uiPriority="72" w:unhideWhenUsed="0"/>
-    <w:lsdException w:name="Colorful Grid Accent 3" w:semiHidden="0" w:uiPriority="73" w:unhideWhenUsed="0"/>
-    <w:lsdException w:name="Light Shading Accent 4" w:semiHidden="0" w:uiPriority="60" w:unhideWhenUsed="0"/>
-    <w:lsdException w:name="Light List Accent 4" w:semiHidden="0" w:uiPriority="61" w:unhideWhenUsed="0"/>
-    <w:lsdException w:name="Light Grid Accent 4" w:semiHidden="0" w:uiPriority="62" w:unhideWhenUsed="0"/>
-    <w:lsdException w:name="Medium Shading 1 Accent 4" w:semiHidden="0" w:uiPriority="63" w:unhideWhenUsed="0"/>
-    <w:lsdException w:name="Medium Shading 2 Accent 4" w:semiHidden="0" w:uiPriority="64" w:unhideWhenUsed="0"/>
-    <w:lsdException w:name="Medium List 1 Accent 4" w:semiHidden="0" w:uiPriority="65" w:unhideWhenUsed="0"/>
-    <w:lsdException w:name="Medium List 2 Accent 4" w:semiHidden="0" w:uiPriority="66" w:unhideWhenUsed="0"/>
-    <w:lsdException w:name="Medium Grid 1 Accent 4" w:semiHidden="0" w:uiPriority="67" w:unhideWhenUsed="0"/>
-    <w:lsdException w:name="Medium Grid 2 Accent 4" w:semiHidden="0" w:uiPriority="68" w:unhideWhenUsed="0"/>
-    <w:lsdException w:name="Medium Grid 3 Accent 4" w:semiHidden="0" w:uiPriority="69" w:unhideWhenUsed="0"/>
-    <w:lsdException w:name="Dark List Accent 4" w:semiHidden="0" w:uiPriority="70" w:unhideWhenUsed="0"/>
-    <w:lsdException w:name="Colorful Shading Accent 4" w:semiHidden="0" w:uiPriority="71" w:unhideWhenUsed="0"/>
-    <w:lsdException w:name="Colorful List Accent 4" w:semiHidden="0" w:uiPriority="72" w:unhideWhenUsed="0"/>
-    <w:lsdException w:name="Colorful Grid Accent 4" w:semiHidden="0" w:uiPriority="73" w:unhideWhenUsed="0"/>
-    <w:lsdException w:name="Light Shading Accent 5" w:semiHidden="0" w:uiPriority="60" w:unhideWhenUsed="0"/>
-    <w:lsdException w:name="Light List Accent 5" w:semiHidden="0" w:uiPriority="61" w:unhideWhenUsed="0"/>
-    <w:lsdException w:name="Light Grid Accent 5" w:semiHidden="0" w:uiPriority="62" w:unhideWhenUsed="0"/>
-    <w:lsdException w:name="Medium Shading 1 Accent 5" w:semiHidden="0" w:uiPriority="63" w:unhideWhenUsed="0"/>
-    <w:lsdException w:name="Medium Shading 2 Accent 5" w:semiHidden="0" w:uiPriority="64" w:unhideWhenUsed="0"/>
-    <w:lsdException w:name="Medium List 1 Accent 5" w:semiHidden="0" w:uiPriority="65" w:unhideWhenUsed="0"/>
-    <w:lsdException w:name="Medium List 2 Accent 5" w:semiHidden="0" w:uiPriority="66" w:unhideWhenUsed="0"/>
-    <w:lsdException w:name="Medium Grid 1 Accent 5" w:semiHidden="0" w:uiPriority="67" w:unhideWhenUsed="0"/>
-    <w:lsdException w:name="Medium Grid 2 Accent 5" w:semiHidden="0" w:uiPriority="68" w:unhideWhenUsed="0"/>
-    <w:lsdException w:name="Medium Grid 3 Accent 5" w:semiHidden="0" w:uiPriority="69" w:unhideWhenUsed="0"/>
-    <w:lsdException w:name="Dark List Accent 5" w:semiHidden="0" w:uiPriority="70" w:unhideWhenUsed="0"/>
-    <w:lsdException w:name="Colorful Shading Accent 5" w:semiHidden="0" w:uiPriority="71" w:unhideWhenUsed="0"/>
-    <w:lsdException w:name="Colorful List Accent 5" w:semiHidden="0" w:uiPriority="72" w:unhideWhenUsed="0"/>
-    <w:lsdException w:name="Colorful Grid Accent 5" w:semiHidden="0" w:uiPriority="73" w:unhideWhenUsed="0"/>
-    <w:lsdException w:name="Light Shading Accent 6" w:semiHidden="0" w:uiPriority="60" w:unhideWhenUsed="0"/>
-    <w:lsdException w:name="Light List Accent 6" w:semiHidden="0" w:uiPriority="61" w:unhideWhenUsed="0"/>
-    <w:lsdException w:name="Light Grid Accent 6" w:semiHidden="0" w:uiPriority="62" w:unhideWhenUsed="0"/>
-    <w:lsdException w:name="Medium Shading 1 Accent 6" w:semiHidden="0" w:uiPriority="63" w:unhideWhenUsed="0"/>
-    <w:lsdException w:name="Medium Shading 2 Accent 6" w:semiHidden="0" w:uiPriority="64" w:unhideWhenUsed="0"/>
-    <w:lsdException w:name="Medium List 1 Accent 6" w:semiHidden="0" w:uiPriority="65" w:unhideWhenUsed="0"/>
-    <w:lsdException w:name="Medium List 2 Accent 6" w:semiHidden="0" w:uiPriority="66" w:unhideWhenUsed="0"/>
-    <w:lsdException w:name="Medium Grid 1 Accent 6" w:semiHidden="0" w:uiPriority="67" w:unhideWhenUsed="0"/>
-    <w:lsdException w:name="Medium Grid 2 Accent 6" w:semiHidden="0" w:uiPriority="68" w:unhideWhenUsed="0"/>
-    <w:lsdException w:name="Medium Grid 3 Accent 6" w:semiHidden="0" w:uiPriority="69" w:unhideWhenUsed="0"/>
-    <w:lsdException w:name="Dark List Accent 6" w:semiHidden="0" w:uiPriority="70" w:unhideWhenUsed="0"/>
-    <w:lsdException w:name="Colorful Shading Accent 6" w:semiHidden="0" w:uiPriority="71" w:unhideWhenUsed="0"/>
-    <w:lsdException w:name="Colorful List Accent 6" w:semiHidden="0" w:uiPriority="72" w:unhideWhenUsed="0"/>
-    <w:lsdException w:name="Colorful Grid Accent 6" w:semiHidden="0" w:uiPriority="73" w:unhideWhenUsed="0"/>
+  <w:latentStyles w:count="260" w:defQFormat="0" w:defUnhideWhenUsed="1" w:defSemiHidden="1" w:defUIPriority="99" w:defLockedState="0">
+    <w:lsdException w:qFormat="1" w:unhideWhenUsed="0" w:uiPriority="0" w:semiHidden="0" w:name="Normal"/>
+    <w:lsdException w:qFormat="1" w:unhideWhenUsed="0" w:uiPriority="0" w:semiHidden="0" w:name="heading 1"/>
+    <w:lsdException w:qFormat="1" w:uiPriority="0" w:semiHidden="0" w:name="heading 2"/>
+    <w:lsdException w:qFormat="1" w:uiPriority="0" w:name="heading 3"/>
+    <w:lsdException w:qFormat="1" w:uiPriority="0" w:semiHidden="0" w:name="heading 4"/>
+    <w:lsdException w:qFormat="1" w:uiPriority="0" w:name="heading 5"/>
+    <w:lsdException w:qFormat="1" w:uiPriority="0" w:name="heading 6"/>
+    <w:lsdException w:qFormat="1" w:uiPriority="0" w:name="heading 7"/>
+    <w:lsdException w:qFormat="1" w:uiPriority="0" w:name="heading 8"/>
+    <w:lsdException w:qFormat="1" w:uiPriority="0" w:name="heading 9"/>
+    <w:lsdException w:unhideWhenUsed="0" w:uiPriority="0" w:semiHidden="0" w:name="index 1"/>
+    <w:lsdException w:unhideWhenUsed="0" w:uiPriority="0" w:semiHidden="0" w:name="index 2"/>
+    <w:lsdException w:unhideWhenUsed="0" w:uiPriority="0" w:semiHidden="0" w:name="index 3"/>
+    <w:lsdException w:unhideWhenUsed="0" w:uiPriority="0" w:semiHidden="0" w:name="index 4"/>
+    <w:lsdException w:unhideWhenUsed="0" w:uiPriority="0" w:semiHidden="0" w:name="index 5"/>
+    <w:lsdException w:unhideWhenUsed="0" w:uiPriority="0" w:semiHidden="0" w:name="index 6"/>
+    <w:lsdException w:unhideWhenUsed="0" w:uiPriority="0" w:semiHidden="0" w:name="index 7"/>
+    <w:lsdException w:unhideWhenUsed="0" w:uiPriority="0" w:semiHidden="0" w:name="index 8"/>
+    <w:lsdException w:unhideWhenUsed="0" w:uiPriority="0" w:semiHidden="0" w:name="index 9"/>
+    <w:lsdException w:qFormat="1" w:unhideWhenUsed="0" w:uiPriority="0" w:semiHidden="0" w:name="toc 1"/>
+    <w:lsdException w:qFormat="1" w:unhideWhenUsed="0" w:uiPriority="0" w:semiHidden="0" w:name="toc 2"/>
+    <w:lsdException w:qFormat="1" w:unhideWhenUsed="0" w:uiPriority="0" w:semiHidden="0" w:name="toc 3"/>
+    <w:lsdException w:unhideWhenUsed="0" w:uiPriority="0" w:semiHidden="0" w:name="toc 4"/>
+    <w:lsdException w:unhideWhenUsed="0" w:uiPriority="0" w:semiHidden="0" w:name="toc 5"/>
+    <w:lsdException w:unhideWhenUsed="0" w:uiPriority="0" w:semiHidden="0" w:name="toc 6"/>
+    <w:lsdException w:unhideWhenUsed="0" w:uiPriority="0" w:semiHidden="0" w:name="toc 7"/>
+    <w:lsdException w:unhideWhenUsed="0" w:uiPriority="0" w:semiHidden="0" w:name="toc 8"/>
+    <w:lsdException w:unhideWhenUsed="0" w:uiPriority="0" w:semiHidden="0" w:name="toc 9"/>
+    <w:lsdException w:unhideWhenUsed="0" w:uiPriority="0" w:semiHidden="0" w:name="Normal Indent"/>
+    <w:lsdException w:unhideWhenUsed="0" w:uiPriority="0" w:semiHidden="0" w:name="footnote text"/>
+    <w:lsdException w:qFormat="1" w:unhideWhenUsed="0" w:uiPriority="0" w:semiHidden="0" w:name="annotation text"/>
+    <w:lsdException w:qFormat="1" w:unhideWhenUsed="0" w:uiPriority="0" w:semiHidden="0" w:name="header"/>
+    <w:lsdException w:qFormat="1" w:unhideWhenUsed="0" w:uiPriority="0" w:semiHidden="0" w:name="footer"/>
+    <w:lsdException w:unhideWhenUsed="0" w:uiPriority="0" w:semiHidden="0" w:name="index heading"/>
+    <w:lsdException w:qFormat="1" w:uiPriority="0" w:name="caption"/>
+    <w:lsdException w:unhideWhenUsed="0" w:uiPriority="0" w:semiHidden="0" w:name="table of figures"/>
+    <w:lsdException w:unhideWhenUsed="0" w:uiPriority="0" w:semiHidden="0" w:name="envelope address"/>
+    <w:lsdException w:unhideWhenUsed="0" w:uiPriority="0" w:semiHidden="0" w:name="envelope return"/>
+    <w:lsdException w:unhideWhenUsed="0" w:uiPriority="0" w:semiHidden="0" w:name="footnote reference"/>
+    <w:lsdException w:unhideWhenUsed="0" w:uiPriority="0" w:semiHidden="0" w:name="annotation reference"/>
+    <w:lsdException w:unhideWhenUsed="0" w:uiPriority="0" w:semiHidden="0" w:name="line number"/>
+    <w:lsdException w:unhideWhenUsed="0" w:uiPriority="0" w:semiHidden="0" w:name="page number"/>
+    <w:lsdException w:unhideWhenUsed="0" w:uiPriority="0" w:semiHidden="0" w:name="endnote reference"/>
+    <w:lsdException w:unhideWhenUsed="0" w:uiPriority="0" w:semiHidden="0" w:name="endnote text"/>
+    <w:lsdException w:unhideWhenUsed="0" w:uiPriority="0" w:semiHidden="0" w:name="table of authorities"/>
+    <w:lsdException w:unhideWhenUsed="0" w:uiPriority="0" w:semiHidden="0" w:name="macro"/>
+    <w:lsdException w:unhideWhenUsed="0" w:uiPriority="0" w:semiHidden="0" w:name="toa heading"/>
+    <w:lsdException w:unhideWhenUsed="0" w:uiPriority="0" w:semiHidden="0" w:name="List"/>
+    <w:lsdException w:unhideWhenUsed="0" w:uiPriority="0" w:semiHidden="0" w:name="List Bullet"/>
+    <w:lsdException w:unhideWhenUsed="0" w:uiPriority="0" w:semiHidden="0" w:name="List Number"/>
+    <w:lsdException w:unhideWhenUsed="0" w:uiPriority="0" w:semiHidden="0" w:name="List 2"/>
+    <w:lsdException w:unhideWhenUsed="0" w:uiPriority="0" w:semiHidden="0" w:name="List 3"/>
+    <w:lsdException w:unhideWhenUsed="0" w:uiPriority="0" w:semiHidden="0" w:name="List 4"/>
+    <w:lsdException w:unhideWhenUsed="0" w:uiPriority="0" w:semiHidden="0" w:name="List 5"/>
+    <w:lsdException w:unhideWhenUsed="0" w:uiPriority="0" w:semiHidden="0" w:name="List Bullet 2"/>
+    <w:lsdException w:unhideWhenUsed="0" w:uiPriority="0" w:semiHidden="0" w:name="List Bullet 3"/>
+    <w:lsdException w:unhideWhenUsed="0" w:uiPriority="0" w:semiHidden="0" w:name="List Bullet 4"/>
+    <w:lsdException w:unhideWhenUsed="0" w:uiPriority="0" w:semiHidden="0" w:name="List Bullet 5"/>
+    <w:lsdException w:unhideWhenUsed="0" w:uiPriority="0" w:semiHidden="0" w:name="List Number 2"/>
+    <w:lsdException w:unhideWhenUsed="0" w:uiPriority="0" w:semiHidden="0" w:name="List Number 3"/>
+    <w:lsdException w:unhideWhenUsed="0" w:uiPriority="0" w:semiHidden="0" w:name="List Number 4"/>
+    <w:lsdException w:unhideWhenUsed="0" w:uiPriority="0" w:semiHidden="0" w:name="List Number 5"/>
+    <w:lsdException w:qFormat="1" w:unhideWhenUsed="0" w:uiPriority="0" w:semiHidden="0" w:name="Title"/>
+    <w:lsdException w:unhideWhenUsed="0" w:uiPriority="0" w:semiHidden="0" w:name="Closing"/>
+    <w:lsdException w:unhideWhenUsed="0" w:uiPriority="0" w:semiHidden="0" w:name="Signature"/>
+    <w:lsdException w:qFormat="1" w:unhideWhenUsed="0" w:uiPriority="0" w:name="Default Paragraph Font"/>
+    <w:lsdException w:qFormat="1" w:unhideWhenUsed="0" w:uiPriority="0" w:name="Body Text"/>
+    <w:lsdException w:unhideWhenUsed="0" w:uiPriority="0" w:semiHidden="0" w:name="Body Text Indent"/>
+    <w:lsdException w:unhideWhenUsed="0" w:uiPriority="0" w:semiHidden="0" w:name="List Continue"/>
+    <w:lsdException w:unhideWhenUsed="0" w:uiPriority="0" w:semiHidden="0" w:name="List Continue 2"/>
+    <w:lsdException w:unhideWhenUsed="0" w:uiPriority="0" w:semiHidden="0" w:name="List Continue 3"/>
+    <w:lsdException w:unhideWhenUsed="0" w:uiPriority="0" w:semiHidden="0" w:name="List Continue 4"/>
+    <w:lsdException w:unhideWhenUsed="0" w:uiPriority="0" w:semiHidden="0" w:name="List Continue 5"/>
+    <w:lsdException w:unhideWhenUsed="0" w:uiPriority="0" w:semiHidden="0" w:name="Message Header"/>
+    <w:lsdException w:qFormat="1" w:unhideWhenUsed="0" w:uiPriority="0" w:semiHidden="0" w:name="Subtitle"/>
+    <w:lsdException w:unhideWhenUsed="0" w:uiPriority="0" w:semiHidden="0" w:name="Salutation"/>
+    <w:lsdException w:unhideWhenUsed="0" w:uiPriority="0" w:semiHidden="0" w:name="Date"/>
+    <w:lsdException w:unhideWhenUsed="0" w:uiPriority="0" w:semiHidden="0" w:name="Body Text First Indent"/>
+    <w:lsdException w:unhideWhenUsed="0" w:uiPriority="0" w:semiHidden="0" w:name="Body Text First Indent 2"/>
+    <w:lsdException w:uiPriority="99" w:name="Note Heading"/>
+    <w:lsdException w:unhideWhenUsed="0" w:uiPriority="0" w:semiHidden="0" w:name="Body Text 2"/>
+    <w:lsdException w:unhideWhenUsed="0" w:uiPriority="0" w:semiHidden="0" w:name="Body Text 3"/>
+    <w:lsdException w:unhideWhenUsed="0" w:uiPriority="0" w:semiHidden="0" w:name="Body Text Indent 2"/>
+    <w:lsdException w:unhideWhenUsed="0" w:uiPriority="0" w:semiHidden="0" w:name="Body Text Indent 3"/>
+    <w:lsdException w:unhideWhenUsed="0" w:uiPriority="0" w:semiHidden="0" w:name="Block Text"/>
+    <w:lsdException w:unhideWhenUsed="0" w:uiPriority="0" w:semiHidden="0" w:name="Hyperlink"/>
+    <w:lsdException w:unhideWhenUsed="0" w:uiPriority="0" w:semiHidden="0" w:name="FollowedHyperlink"/>
+    <w:lsdException w:qFormat="1" w:unhideWhenUsed="0" w:uiPriority="0" w:semiHidden="0" w:name="Strong"/>
+    <w:lsdException w:qFormat="1" w:unhideWhenUsed="0" w:uiPriority="0" w:semiHidden="0" w:name="Emphasis"/>
+    <w:lsdException w:unhideWhenUsed="0" w:uiPriority="0" w:semiHidden="0" w:name="Document Map"/>
+    <w:lsdException w:unhideWhenUsed="0" w:uiPriority="0" w:semiHidden="0" w:name="Plain Text"/>
+    <w:lsdException w:unhideWhenUsed="0" w:uiPriority="0" w:semiHidden="0" w:name="E-mail Signature"/>
+    <w:lsdException w:qFormat="1" w:unhideWhenUsed="0" w:uiPriority="0" w:semiHidden="0" w:name="Normal (Web)"/>
+    <w:lsdException w:unhideWhenUsed="0" w:uiPriority="0" w:semiHidden="0" w:name="HTML Acronym"/>
+    <w:lsdException w:unhideWhenUsed="0" w:uiPriority="0" w:semiHidden="0" w:name="HTML Address"/>
+    <w:lsdException w:unhideWhenUsed="0" w:uiPriority="0" w:semiHidden="0" w:name="HTML Cite"/>
+    <w:lsdException w:unhideWhenUsed="0" w:uiPriority="0" w:semiHidden="0" w:name="HTML Code"/>
+    <w:lsdException w:unhideWhenUsed="0" w:uiPriority="0" w:semiHidden="0" w:name="HTML Definition"/>
+    <w:lsdException w:unhideWhenUsed="0" w:uiPriority="0" w:semiHidden="0" w:name="HTML Keyboard"/>
+    <w:lsdException w:unhideWhenUsed="0" w:uiPriority="0" w:semiHidden="0" w:name="HTML Preformatted"/>
+    <w:lsdException w:unhideWhenUsed="0" w:uiPriority="0" w:semiHidden="0" w:name="HTML Sample"/>
+    <w:lsdException w:unhideWhenUsed="0" w:uiPriority="0" w:semiHidden="0" w:name="HTML Typewriter"/>
+    <w:lsdException w:unhideWhenUsed="0" w:uiPriority="0" w:semiHidden="0" w:name="HTML Variable"/>
+    <w:lsdException w:qFormat="1" w:unhideWhenUsed="0" w:uiPriority="0" w:name="Normal Table"/>
+    <w:lsdException w:unhideWhenUsed="0" w:uiPriority="0" w:semiHidden="0" w:name="annotation subject"/>
+    <w:lsdException w:unhideWhenUsed="0" w:uiPriority="0" w:semiHidden="0" w:name="Table Simple 1"/>
+    <w:lsdException w:unhideWhenUsed="0" w:uiPriority="0" w:semiHidden="0" w:name="Table Simple 2"/>
+    <w:lsdException w:unhideWhenUsed="0" w:uiPriority="0" w:semiHidden="0" w:name="Table Simple 3"/>
+    <w:lsdException w:unhideWhenUsed="0" w:uiPriority="0" w:semiHidden="0" w:name="Table Classic 1"/>
+    <w:lsdException w:unhideWhenUsed="0" w:uiPriority="0" w:semiHidden="0" w:name="Table Classic 2"/>
+    <w:lsdException w:unhideWhenUsed="0" w:uiPriority="0" w:semiHidden="0" w:name="Table Classic 3"/>
+    <w:lsdException w:unhideWhenUsed="0" w:uiPriority="0" w:semiHidden="0" w:name="Table Classic 4"/>
+    <w:lsdException w:unhideWhenUsed="0" w:uiPriority="0" w:semiHidden="0" w:name="Table Colorful 1"/>
+    <w:lsdException w:unhideWhenUsed="0" w:uiPriority="0" w:semiHidden="0" w:name="Table Colorful 2"/>
+    <w:lsdException w:unhideWhenUsed="0" w:uiPriority="0" w:semiHidden="0" w:name="Table Colorful 3"/>
+    <w:lsdException w:unhideWhenUsed="0" w:uiPriority="0" w:semiHidden="0" w:name="Table Columns 1"/>
+    <w:lsdException w:unhideWhenUsed="0" w:uiPriority="0" w:semiHidden="0" w:name="Table Columns 2"/>
+    <w:lsdException w:unhideWhenUsed="0" w:uiPriority="0" w:semiHidden="0" w:name="Table Columns 3"/>
+    <w:lsdException w:unhideWhenUsed="0" w:uiPriority="0" w:semiHidden="0" w:name="Table Columns 4"/>
+    <w:lsdException w:unhideWhenUsed="0" w:uiPriority="0" w:semiHidden="0" w:name="Table Columns 5"/>
+    <w:lsdException w:unhideWhenUsed="0" w:uiPriority="0" w:semiHidden="0" w:name="Table Grid 1"/>
+    <w:lsdException w:unhideWhenUsed="0" w:uiPriority="0" w:semiHidden="0" w:name="Table Grid 2"/>
+    <w:lsdException w:unhideWhenUsed="0" w:uiPriority="0" w:semiHidden="0" w:name="Table Grid 3"/>
+    <w:lsdException w:unhideWhenUsed="0" w:uiPriority="0" w:semiHidden="0" w:name="Table Grid 4"/>
+    <w:lsdException w:unhideWhenUsed="0" w:uiPriority="0" w:semiHidden="0" w:name="Table Grid 5"/>
+    <w:lsdException w:unhideWhenUsed="0" w:uiPriority="0" w:semiHidden="0" w:name="Table Grid 6"/>
+    <w:lsdException w:unhideWhenUsed="0" w:uiPriority="0" w:semiHidden="0" w:name="Table Grid 7"/>
+    <w:lsdException w:unhideWhenUsed="0" w:uiPriority="0" w:semiHidden="0" w:name="Table Grid 8"/>
+    <w:lsdException w:unhideWhenUsed="0" w:uiPriority="0" w:semiHidden="0" w:name="Table List 1"/>
+    <w:lsdException w:unhideWhenUsed="0" w:uiPriority="0" w:semiHidden="0" w:name="Table List 2"/>
+    <w:lsdException w:unhideWhenUsed="0" w:uiPriority="0" w:semiHidden="0" w:name="Table List 3"/>
+    <w:lsdException w:unhideWhenUsed="0" w:uiPriority="0" w:semiHidden="0" w:name="Table List 4"/>
+    <w:lsdException w:unhideWhenUsed="0" w:uiPriority="0" w:semiHidden="0" w:name="Table List 5"/>
+    <w:lsdException w:unhideWhenUsed="0" w:uiPriority="0" w:semiHidden="0" w:name="Table List 6"/>
+    <w:lsdException w:unhideWhenUsed="0" w:uiPriority="0" w:semiHidden="0" w:name="Table List 7"/>
+    <w:lsdException w:unhideWhenUsed="0" w:uiPriority="0" w:semiHidden="0" w:name="Table List 8"/>
+    <w:lsdException w:unhideWhenUsed="0" w:uiPriority="0" w:semiHidden="0" w:name="Table 3D effects 1"/>
+    <w:lsdException w:unhideWhenUsed="0" w:uiPriority="0" w:semiHidden="0" w:name="Table 3D effects 2"/>
+    <w:lsdException w:unhideWhenUsed="0" w:uiPriority="0" w:semiHidden="0" w:name="Table 3D effects 3"/>
+    <w:lsdException w:unhideWhenUsed="0" w:uiPriority="0" w:semiHidden="0" w:name="Table Contemporary"/>
+    <w:lsdException w:unhideWhenUsed="0" w:uiPriority="0" w:semiHidden="0" w:name="Table Elegant"/>
+    <w:lsdException w:unhideWhenUsed="0" w:uiPriority="0" w:semiHidden="0" w:name="Table Professional"/>
+    <w:lsdException w:unhideWhenUsed="0" w:uiPriority="0" w:semiHidden="0" w:name="Table Subtle 1"/>
+    <w:lsdException w:unhideWhenUsed="0" w:uiPriority="0" w:semiHidden="0" w:name="Table Subtle 2"/>
+    <w:lsdException w:unhideWhenUsed="0" w:uiPriority="0" w:semiHidden="0" w:name="Table Web 1"/>
+    <w:lsdException w:unhideWhenUsed="0" w:uiPriority="0" w:semiHidden="0" w:name="Table Web 2"/>
+    <w:lsdException w:unhideWhenUsed="0" w:uiPriority="0" w:semiHidden="0" w:name="Table Web 3"/>
+    <w:lsdException w:unhideWhenUsed="0" w:uiPriority="0" w:semiHidden="0" w:name="Balloon Text"/>
+    <w:lsdException w:qFormat="1" w:unhideWhenUsed="0" w:uiPriority="0" w:semiHidden="0" w:name="Table Grid"/>
+    <w:lsdException w:unhideWhenUsed="0" w:uiPriority="0" w:semiHidden="0" w:name="Table Theme"/>
+    <w:lsdException w:unhideWhenUsed="0" w:uiPriority="60" w:semiHidden="0" w:name="Light Shading"/>
+    <w:lsdException w:unhideWhenUsed="0" w:uiPriority="61" w:semiHidden="0" w:name="Light List"/>
+    <w:lsdException w:unhideWhenUsed="0" w:uiPriority="62" w:semiHidden="0" w:name="Light Grid"/>
+    <w:lsdException w:unhideWhenUsed="0" w:uiPriority="63" w:semiHidden="0" w:name="Medium Shading 1"/>
+    <w:lsdException w:unhideWhenUsed="0" w:uiPriority="64" w:semiHidden="0" w:name="Medium Shading 2"/>
+    <w:lsdException w:unhideWhenUsed="0" w:uiPriority="65" w:semiHidden="0" w:name="Medium List 1"/>
+    <w:lsdException w:unhideWhenUsed="0" w:uiPriority="66" w:semiHidden="0" w:name="Medium List 2"/>
+    <w:lsdException w:unhideWhenUsed="0" w:uiPriority="67" w:semiHidden="0" w:name="Medium Grid 1"/>
+    <w:lsdException w:unhideWhenUsed="0" w:uiPriority="68" w:semiHidden="0" w:name="Medium Grid 2"/>
+    <w:lsdException w:unhideWhenUsed="0" w:uiPriority="69" w:semiHidden="0" w:name="Medium Grid 3"/>
+    <w:lsdException w:unhideWhenUsed="0" w:uiPriority="70" w:semiHidden="0" w:name="Dark List"/>
+    <w:lsdException w:unhideWhenUsed="0" w:uiPriority="71" w:semiHidden="0" w:name="Colorful Shading"/>
+    <w:lsdException w:unhideWhenUsed="0" w:uiPriority="72" w:semiHidden="0" w:name="Colorful List"/>
+    <w:lsdException w:unhideWhenUsed="0" w:uiPriority="73" w:semiHidden="0" w:name="Colorful Grid"/>
+    <w:lsdException w:unhideWhenUsed="0" w:uiPriority="60" w:semiHidden="0" w:name="Light Shading Accent 1"/>
+    <w:lsdException w:unhideWhenUsed="0" w:uiPriority="61" w:semiHidden="0" w:name="Light List Accent 1"/>
+    <w:lsdException w:unhideWhenUsed="0" w:uiPriority="62" w:semiHidden="0" w:name="Light Grid Accent 1"/>
+    <w:lsdException w:unhideWhenUsed="0" w:uiPriority="63" w:semiHidden="0" w:name="Medium Shading 1 Accent 1"/>
+    <w:lsdException w:unhideWhenUsed="0" w:uiPriority="64" w:semiHidden="0" w:name="Medium Shading 2 Accent 1"/>
+    <w:lsdException w:unhideWhenUsed="0" w:uiPriority="65" w:semiHidden="0" w:name="Medium List 1 Accent 1"/>
+    <w:lsdException w:unhideWhenUsed="0" w:uiPriority="66" w:semiHidden="0" w:name="Medium List 2 Accent 1"/>
+    <w:lsdException w:unhideWhenUsed="0" w:uiPriority="67" w:semiHidden="0" w:name="Medium Grid 1 Accent 1"/>
+    <w:lsdException w:unhideWhenUsed="0" w:uiPriority="68" w:semiHidden="0" w:name="Medium Grid 2 Accent 1"/>
+    <w:lsdException w:unhideWhenUsed="0" w:uiPriority="69" w:semiHidden="0" w:name="Medium Grid 3 Accent 1"/>
+    <w:lsdException w:unhideWhenUsed="0" w:uiPriority="70" w:semiHidden="0" w:name="Dark List Accent 1"/>
+    <w:lsdException w:unhideWhenUsed="0" w:uiPriority="71" w:semiHidden="0" w:name="Colorful Shading Accent 1"/>
+    <w:lsdException w:unhideWhenUsed="0" w:uiPriority="72" w:semiHidden="0" w:name="Colorful List Accent 1"/>
+    <w:lsdException w:unhideWhenUsed="0" w:uiPriority="73" w:semiHidden="0" w:name="Colorful Grid Accent 1"/>
+    <w:lsdException w:unhideWhenUsed="0" w:uiPriority="60" w:semiHidden="0" w:name="Light Shading Accent 2"/>
+    <w:lsdException w:unhideWhenUsed="0" w:uiPriority="61" w:semiHidden="0" w:name="Light List Accent 2"/>
+    <w:lsdException w:unhideWhenUsed="0" w:uiPriority="62" w:semiHidden="0" w:name="Light Grid Accent 2"/>
+    <w:lsdException w:unhideWhenUsed="0" w:uiPriority="63" w:semiHidden="0" w:name="Medium Shading 1 Accent 2"/>
+    <w:lsdException w:unhideWhenUsed="0" w:uiPriority="64" w:semiHidden="0" w:name="Medium Shading 2 Accent 2"/>
+    <w:lsdException w:unhideWhenUsed="0" w:uiPriority="65" w:semiHidden="0" w:name="Medium List 1 Accent 2"/>
+    <w:lsdException w:unhideWhenUsed="0" w:uiPriority="66" w:semiHidden="0" w:name="Medium List 2 Accent 2"/>
+    <w:lsdException w:unhideWhenUsed="0" w:uiPriority="67" w:semiHidden="0" w:name="Medium Grid 1 Accent 2"/>
+    <w:lsdException w:unhideWhenUsed="0" w:uiPriority="68" w:semiHidden="0" w:name="Medium Grid 2 Accent 2"/>
+    <w:lsdException w:unhideWhenUsed="0" w:uiPriority="69" w:semiHidden="0" w:name="Medium Grid 3 Accent 2"/>
+    <w:lsdException w:unhideWhenUsed="0" w:uiPriority="70" w:semiHidden="0" w:name="Dark List Accent 2"/>
+    <w:lsdException w:unhideWhenUsed="0" w:uiPriority="71" w:semiHidden="0" w:name="Colorful Shading Accent 2"/>
+    <w:lsdException w:unhideWhenUsed="0" w:uiPriority="72" w:semiHidden="0" w:name="Colorful List Accent 2"/>
+    <w:lsdException w:unhideWhenUsed="0" w:uiPriority="73" w:semiHidden="0" w:name="Colorful Grid Accent 2"/>
+    <w:lsdException w:unhideWhenUsed="0" w:uiPriority="60" w:semiHidden="0" w:name="Light Shading Accent 3"/>
+    <w:lsdException w:unhideWhenUsed="0" w:uiPriority="61" w:semiHidden="0" w:name="Light List Accent 3"/>
+    <w:lsdException w:unhideWhenUsed="0" w:uiPriority="62" w:semiHidden="0" w:name="Light Grid Accent 3"/>
+    <w:lsdException w:unhideWhenUsed="0" w:uiPriority="63" w:semiHidden="0" w:name="Medium Shading 1 Accent 3"/>
+    <w:lsdException w:unhideWhenUsed="0" w:uiPriority="64" w:semiHidden="0" w:name="Medium Shading 2 Accent 3"/>
+    <w:lsdException w:unhideWhenUsed="0" w:uiPriority="65" w:semiHidden="0" w:name="Medium List 1 Accent 3"/>
+    <w:lsdException w:unhideWhenUsed="0" w:uiPriority="66" w:semiHidden="0" w:name="Medium List 2 Accent 3"/>
+    <w:lsdException w:unhideWhenUsed="0" w:uiPriority="67" w:semiHidden="0" w:name="Medium Grid 1 Accent 3"/>
+    <w:lsdException w:unhideWhenUsed="0" w:uiPriority="68" w:semiHidden="0" w:name="Medium Grid 2 Accent 3"/>
+    <w:lsdException w:unhideWhenUsed="0" w:uiPriority="69" w:semiHidden="0" w:name="Medium Grid 3 Accent 3"/>
+    <w:lsdException w:unhideWhenUsed="0" w:uiPriority="70" w:semiHidden="0" w:name="Dark List Accent 3"/>
+    <w:lsdException w:unhideWhenUsed="0" w:uiPriority="71" w:semiHidden="0" w:name="Colorful Shading Accent 3"/>
+    <w:lsdException w:unhideWhenUsed="0" w:uiPriority="72" w:semiHidden="0" w:name="Colorful List Accent 3"/>
+    <w:lsdException w:unhideWhenUsed="0" w:uiPriority="73" w:semiHidden="0" w:name="Colorful Grid Accent 3"/>
+    <w:lsdException w:unhideWhenUsed="0" w:uiPriority="60" w:semiHidden="0" w:name="Light Shading Accent 4"/>
+    <w:lsdException w:unhideWhenUsed="0" w:uiPriority="61" w:semiHidden="0" w:name="Light List Accent 4"/>
+    <w:lsdException w:unhideWhenUsed="0" w:uiPriority="62" w:semiHidden="0" w:name="Light Grid Accent 4"/>
+    <w:lsdException w:unhideWhenUsed="0" w:uiPriority="63" w:semiHidden="0" w:name="Medium Shading 1 Accent 4"/>
+    <w:lsdException w:unhideWhenUsed="0" w:uiPriority="64" w:semiHidden="0" w:name="Medium Shading 2 Accent 4"/>
+    <w:lsdException w:unhideWhenUsed="0" w:uiPriority="65" w:semiHidden="0" w:name="Medium List 1 Accent 4"/>
+    <w:lsdException w:unhideWhenUsed="0" w:uiPriority="66" w:semiHidden="0" w:name="Medium List 2 Accent 4"/>
+    <w:lsdException w:unhideWhenUsed="0" w:uiPriority="67" w:semiHidden="0" w:name="Medium Grid 1 Accent 4"/>
+    <w:lsdException w:unhideWhenUsed="0" w:uiPriority="68" w:semiHidden="0" w:name="Medium Grid 2 Accent 4"/>
+    <w:lsdException w:unhideWhenUsed="0" w:uiPriority="69" w:semiHidden="0" w:name="Medium Grid 3 Accent 4"/>
+    <w:lsdException w:unhideWhenUsed="0" w:uiPriority="70" w:semiHidden="0" w:name="Dark List Accent 4"/>
+    <w:lsdException w:unhideWhenUsed="0" w:uiPriority="71" w:semiHidden="0" w:name="Colorful Shading Accent 4"/>
+    <w:lsdException w:unhideWhenUsed="0" w:uiPriority="72" w:semiHidden="0" w:name="Colorful List Accent 4"/>
+    <w:lsdException w:unhideWhenUsed="0" w:uiPriority="73" w:semiHidden="0" w:name="Colorful Grid Accent 4"/>
+    <w:lsdException w:unhideWhenUsed="0" w:uiPriority="60" w:semiHidden="0" w:name="Light Shading Accent 5"/>
+    <w:lsdException w:unhideWhenUsed="0" w:uiPriority="61" w:semiHidden="0" w:name="Light List Accent 5"/>
+    <w:lsdException w:unhideWhenUsed="0" w:uiPriority="62" w:semiHidden="0" w:name="Light Grid Accent 5"/>
+    <w:lsdException w:unhideWhenUsed="0" w:uiPriority="63" w:semiHidden="0" w:name="Medium Shading 1 Accent 5"/>
+    <w:lsdException w:unhideWhenUsed="0" w:uiPriority="64" w:semiHidden="0" w:name="Medium Shading 2 Accent 5"/>
+    <w:lsdException w:unhideWhenUsed="0" w:uiPriority="65" w:semiHidden="0" w:name="Medium List 1 Accent 5"/>
+    <w:lsdException w:unhideWhenUsed="0" w:uiPriority="66" w:semiHidden="0" w:name="Medium List 2 Accent 5"/>
+    <w:lsdException w:unhideWhenUsed="0" w:uiPriority="67" w:semiHidden="0" w:name="Medium Grid 1 Accent 5"/>
+    <w:lsdException w:unhideWhenUsed="0" w:uiPriority="68" w:semiHidden="0" w:name="Medium Grid 2 Accent 5"/>
+    <w:lsdException w:unhideWhenUsed="0" w:uiPriority="69" w:semiHidden="0" w:name="Medium Grid 3 Accent 5"/>
+    <w:lsdException w:unhideWhenUsed="0" w:uiPriority="70" w:semiHidden="0" w:name="Dark List Accent 5"/>
+    <w:lsdException w:unhideWhenUsed="0" w:uiPriority="71" w:semiHidden="0" w:name="Colorful Shading Accent 5"/>
+    <w:lsdException w:unhideWhenUsed="0" w:uiPriority="72" w:semiHidden="0" w:name="Colorful List Accent 5"/>
+    <w:lsdException w:unhideWhenUsed="0" w:uiPriority="73" w:semiHidden="0" w:name="Colorful Grid Accent 5"/>
+    <w:lsdException w:unhideWhenUsed="0" w:uiPriority="60" w:semiHidden="0" w:name="Light Shading Accent 6"/>
+    <w:lsdException w:unhideWhenUsed="0" w:uiPriority="61" w:semiHidden="0" w:name="Light List Accent 6"/>
+    <w:lsdException w:unhideWhenUsed="0" w:uiPriority="62" w:semiHidden="0" w:name="Light Grid Accent 6"/>
+    <w:lsdException w:unhideWhenUsed="0" w:uiPriority="63" w:semiHidden="0" w:name="Medium Shading 1 Accent 6"/>
+    <w:lsdException w:unhideWhenUsed="0" w:uiPriority="64" w:semiHidden="0" w:name="Medium Shading 2 Accent 6"/>
+    <w:lsdException w:unhideWhenUsed="0" w:uiPriority="65" w:semiHidden="0" w:name="Medium List 1 Accent 6"/>
+    <w:lsdException w:unhideWhenUsed="0" w:uiPriority="66" w:semiHidden="0" w:name="Medium List 2 Accent 6"/>
+    <w:lsdException w:unhideWhenUsed="0" w:uiPriority="67" w:semiHidden="0" w:name="Medium Grid 1 Accent 6"/>
+    <w:lsdException w:unhideWhenUsed="0" w:uiPriority="68" w:semiHidden="0" w:name="Medium Grid 2 Accent 6"/>
+    <w:lsdException w:unhideWhenUsed="0" w:uiPriority="69" w:semiHidden="0" w:name="Medium Grid 3 Accent 6"/>
+    <w:lsdException w:unhideWhenUsed="0" w:uiPriority="70" w:semiHidden="0" w:name="Dark List Accent 6"/>
+    <w:lsdException w:unhideWhenUsed="0" w:uiPriority="71" w:semiHidden="0" w:name="Colorful Shading Accent 6"/>
+    <w:lsdException w:unhideWhenUsed="0" w:uiPriority="72" w:semiHidden="0" w:name="Colorful List Accent 6"/>
+    <w:lsdException w:unhideWhenUsed="0" w:uiPriority="73" w:semiHidden="0" w:name="Colorful Grid Accent 6"/>
   </w:latentStyles>
-  <w:style w:type="paragraph" w:default="1" w:styleId="Normal">
+  <w:style w:type="paragraph" w:default="1" w:styleId="1">
     <w:name w:val="Normal"/>
     <w:qFormat/>
+    <w:uiPriority w:val="0"/>
     <w:pPr>
       <w:kinsoku w:val="0"/>
       <w:autoSpaceDE w:val="0"/>
@@ -9412,7 +9707,7 @@
       <w:textAlignment w:val="baseline"/>
     </w:pPr>
     <w:rPr>
-      <w:rFonts w:ascii="Arial" w:eastAsia="宋体" w:hAnsi="Arial" w:cs="Arial"/>
+      <w:rFonts w:ascii="Arial" w:hAnsi="Arial" w:eastAsia="宋体" w:cs="Arial"/>
       <w:snapToGrid w:val="0"/>
       <w:color w:val="000000"/>
       <w:kern w:val="0"/>
@@ -9421,11 +9716,12 @@
       <w:lang w:val="en-US" w:eastAsia="en-US" w:bidi="ar-SA"/>
     </w:rPr>
   </w:style>
-  <w:style w:type="paragraph" w:styleId="Heading1">
+  <w:style w:type="paragraph" w:styleId="2">
     <w:name w:val="heading 1"/>
-    <w:basedOn w:val="Normal"/>
-    <w:next w:val="Normal"/>
+    <w:basedOn w:val="1"/>
+    <w:next w:val="1"/>
     <w:qFormat/>
+    <w:uiPriority w:val="0"/>
     <w:pPr>
       <w:keepNext/>
       <w:keepLines/>
@@ -9443,12 +9739,13 @@
       <w:sz w:val="44"/>
     </w:rPr>
   </w:style>
-  <w:style w:type="paragraph" w:styleId="Heading2">
+  <w:style w:type="paragraph" w:styleId="3">
     <w:name w:val="heading 2"/>
-    <w:basedOn w:val="Normal"/>
-    <w:next w:val="Normal"/>
+    <w:basedOn w:val="1"/>
+    <w:next w:val="1"/>
     <w:unhideWhenUsed/>
     <w:qFormat/>
+    <w:uiPriority w:val="0"/>
     <w:pPr>
       <w:keepNext/>
       <w:keepLines/>
@@ -9461,18 +9758,19 @@
       <w:outlineLvl w:val="1"/>
     </w:pPr>
     <w:rPr>
-      <w:rFonts w:ascii="Arial" w:eastAsia="黑体" w:hAnsi="Arial"/>
+      <w:rFonts w:ascii="Arial" w:hAnsi="Arial" w:eastAsia="黑体"/>
       <w:b/>
       <w:sz w:val="32"/>
     </w:rPr>
   </w:style>
-  <w:style w:type="paragraph" w:styleId="Heading3">
+  <w:style w:type="paragraph" w:styleId="4">
     <w:name w:val="heading 3"/>
-    <w:basedOn w:val="Normal"/>
-    <w:next w:val="Normal"/>
+    <w:basedOn w:val="1"/>
+    <w:next w:val="1"/>
     <w:semiHidden/>
     <w:unhideWhenUsed/>
     <w:qFormat/>
+    <w:uiPriority w:val="0"/>
     <w:pPr>
       <w:keepNext/>
       <w:keepLines/>
@@ -9489,12 +9787,13 @@
       <w:sz w:val="32"/>
     </w:rPr>
   </w:style>
-  <w:style w:type="paragraph" w:styleId="Heading4">
+  <w:style w:type="paragraph" w:styleId="5">
     <w:name w:val="heading 4"/>
-    <w:basedOn w:val="Normal"/>
-    <w:next w:val="Normal"/>
+    <w:basedOn w:val="1"/>
+    <w:next w:val="1"/>
     <w:unhideWhenUsed/>
     <w:qFormat/>
+    <w:uiPriority w:val="0"/>
     <w:pPr>
       <w:keepNext/>
       <w:keepLines/>
@@ -9507,18 +9806,19 @@
       <w:outlineLvl w:val="3"/>
     </w:pPr>
     <w:rPr>
-      <w:rFonts w:ascii="Arial" w:eastAsia="黑体" w:hAnsi="Arial"/>
+      <w:rFonts w:ascii="Arial" w:hAnsi="Arial" w:eastAsia="黑体"/>
       <w:b/>
       <w:sz w:val="28"/>
     </w:rPr>
   </w:style>
-  <w:style w:type="paragraph" w:styleId="Heading5">
+  <w:style w:type="paragraph" w:styleId="6">
     <w:name w:val="heading 5"/>
-    <w:basedOn w:val="Normal"/>
-    <w:next w:val="Normal"/>
+    <w:basedOn w:val="1"/>
+    <w:next w:val="1"/>
     <w:semiHidden/>
     <w:unhideWhenUsed/>
     <w:qFormat/>
+    <w:uiPriority w:val="0"/>
     <w:pPr>
       <w:keepNext/>
       <w:keepLines/>
@@ -9535,13 +9835,14 @@
       <w:sz w:val="28"/>
     </w:rPr>
   </w:style>
-  <w:style w:type="paragraph" w:styleId="Heading6">
+  <w:style w:type="paragraph" w:styleId="7">
     <w:name w:val="heading 6"/>
-    <w:basedOn w:val="Normal"/>
-    <w:next w:val="Normal"/>
+    <w:basedOn w:val="1"/>
+    <w:next w:val="1"/>
     <w:semiHidden/>
     <w:unhideWhenUsed/>
     <w:qFormat/>
+    <w:uiPriority w:val="0"/>
     <w:pPr>
       <w:keepNext/>
       <w:keepLines/>
@@ -9554,18 +9855,19 @@
       <w:outlineLvl w:val="5"/>
     </w:pPr>
     <w:rPr>
-      <w:rFonts w:ascii="Arial" w:eastAsia="黑体" w:hAnsi="Arial"/>
+      <w:rFonts w:ascii="Arial" w:hAnsi="Arial" w:eastAsia="黑体"/>
       <w:b/>
       <w:sz w:val="24"/>
     </w:rPr>
   </w:style>
-  <w:style w:type="paragraph" w:styleId="Heading7">
+  <w:style w:type="paragraph" w:styleId="8">
     <w:name w:val="heading 7"/>
-    <w:basedOn w:val="Normal"/>
-    <w:next w:val="Normal"/>
+    <w:basedOn w:val="1"/>
+    <w:next w:val="1"/>
     <w:semiHidden/>
     <w:unhideWhenUsed/>
     <w:qFormat/>
+    <w:uiPriority w:val="0"/>
     <w:pPr>
       <w:keepNext/>
       <w:keepLines/>
@@ -9582,13 +9884,14 @@
       <w:sz w:val="24"/>
     </w:rPr>
   </w:style>
-  <w:style w:type="paragraph" w:styleId="Heading8">
+  <w:style w:type="paragraph" w:styleId="9">
     <w:name w:val="heading 8"/>
-    <w:basedOn w:val="Normal"/>
-    <w:next w:val="Normal"/>
+    <w:basedOn w:val="1"/>
+    <w:next w:val="1"/>
     <w:semiHidden/>
     <w:unhideWhenUsed/>
     <w:qFormat/>
+    <w:uiPriority w:val="0"/>
     <w:pPr>
       <w:keepNext/>
       <w:keepLines/>
@@ -9601,17 +9904,18 @@
       <w:outlineLvl w:val="7"/>
     </w:pPr>
     <w:rPr>
-      <w:rFonts w:ascii="Arial" w:eastAsia="黑体" w:hAnsi="Arial"/>
+      <w:rFonts w:ascii="Arial" w:hAnsi="Arial" w:eastAsia="黑体"/>
       <w:sz w:val="24"/>
     </w:rPr>
   </w:style>
-  <w:style w:type="paragraph" w:styleId="Heading9">
+  <w:style w:type="paragraph" w:styleId="10">
     <w:name w:val="heading 9"/>
-    <w:basedOn w:val="Normal"/>
-    <w:next w:val="Normal"/>
+    <w:basedOn w:val="1"/>
+    <w:next w:val="1"/>
     <w:semiHidden/>
     <w:unhideWhenUsed/>
     <w:qFormat/>
+    <w:uiPriority w:val="0"/>
     <w:pPr>
       <w:keepNext/>
       <w:keepLines/>
@@ -9624,19 +9928,21 @@
       <w:outlineLvl w:val="8"/>
     </w:pPr>
     <w:rPr>
-      <w:rFonts w:ascii="Arial" w:eastAsia="黑体" w:hAnsi="Arial"/>
+      <w:rFonts w:ascii="Arial" w:hAnsi="Arial" w:eastAsia="黑体"/>
       <w:sz w:val="21"/>
     </w:rPr>
   </w:style>
-  <w:style w:type="character" w:default="1" w:styleId="DefaultParagraphFont">
+  <w:style w:type="character" w:default="1" w:styleId="22">
     <w:name w:val="Default Paragraph Font"/>
     <w:semiHidden/>
     <w:qFormat/>
+    <w:uiPriority w:val="0"/>
   </w:style>
-  <w:style w:type="table" w:default="1" w:styleId="TableNormal">
+  <w:style w:type="table" w:default="1" w:styleId="20">
     <w:name w:val="Normal Table"/>
     <w:semiHidden/>
     <w:qFormat/>
+    <w:uiPriority w:val="0"/>
     <w:tblPr>
       <w:tblCellMar>
         <w:top w:w="0" w:type="dxa"/>
@@ -9646,39 +9952,43 @@
       </w:tblCellMar>
     </w:tblPr>
   </w:style>
-  <w:style w:type="paragraph" w:styleId="CommentText">
+  <w:style w:type="paragraph" w:styleId="11">
     <w:name w:val="annotation text"/>
-    <w:basedOn w:val="Normal"/>
+    <w:basedOn w:val="1"/>
     <w:qFormat/>
+    <w:uiPriority w:val="0"/>
     <w:pPr>
       <w:jc w:val="left"/>
     </w:pPr>
   </w:style>
-  <w:style w:type="paragraph" w:styleId="BodyText">
+  <w:style w:type="paragraph" w:styleId="12">
     <w:name w:val="Body Text"/>
-    <w:basedOn w:val="Normal"/>
+    <w:basedOn w:val="1"/>
     <w:semiHidden/>
     <w:qFormat/>
+    <w:uiPriority w:val="0"/>
     <w:rPr>
-      <w:rFonts w:ascii="Arial" w:eastAsia="Arial" w:hAnsi="Arial" w:cs="Arial"/>
+      <w:rFonts w:ascii="Arial" w:hAnsi="Arial" w:eastAsia="Arial" w:cs="Arial"/>
       <w:sz w:val="21"/>
       <w:szCs w:val="21"/>
       <w:lang w:val="en-US" w:eastAsia="en-US" w:bidi="ar-SA"/>
     </w:rPr>
   </w:style>
-  <w:style w:type="paragraph" w:styleId="TOC3">
+  <w:style w:type="paragraph" w:styleId="13">
     <w:name w:val="toc 3"/>
-    <w:basedOn w:val="Normal"/>
-    <w:next w:val="Normal"/>
+    <w:basedOn w:val="1"/>
+    <w:next w:val="1"/>
     <w:qFormat/>
+    <w:uiPriority w:val="0"/>
     <w:pPr>
       <w:ind w:left="840" w:leftChars="400"/>
     </w:pPr>
   </w:style>
-  <w:style w:type="paragraph" w:styleId="Footer">
+  <w:style w:type="paragraph" w:styleId="14">
     <w:name w:val="footer"/>
-    <w:basedOn w:val="Normal"/>
+    <w:basedOn w:val="1"/>
     <w:qFormat/>
+    <w:uiPriority w:val="0"/>
     <w:pPr>
       <w:tabs>
         <w:tab w:val="center" w:pos="4153"/>
@@ -9691,16 +10001,17 @@
       <w:sz w:val="18"/>
     </w:rPr>
   </w:style>
-  <w:style w:type="paragraph" w:styleId="Header">
+  <w:style w:type="paragraph" w:styleId="15">
     <w:name w:val="header"/>
-    <w:basedOn w:val="Normal"/>
+    <w:basedOn w:val="1"/>
     <w:qFormat/>
+    <w:uiPriority w:val="0"/>
     <w:pPr>
       <w:pBdr>
-        <w:top w:val="nil"/>
-        <w:left w:val="nil"/>
-        <w:bottom w:val="nil"/>
-        <w:right w:val="nil"/>
+        <w:top w:val="none" w:color="auto" w:sz="0" w:space="0"/>
+        <w:left w:val="none" w:color="auto" w:sz="0" w:space="0"/>
+        <w:bottom w:val="none" w:color="auto" w:sz="0" w:space="0"/>
+        <w:right w:val="none" w:color="auto" w:sz="0" w:space="0"/>
       </w:pBdr>
       <w:tabs>
         <w:tab w:val="center" w:pos="4153"/>
@@ -9715,37 +10026,41 @@
       <w:sz w:val="18"/>
     </w:rPr>
   </w:style>
-  <w:style w:type="paragraph" w:styleId="TOC1">
+  <w:style w:type="paragraph" w:styleId="16">
     <w:name w:val="toc 1"/>
-    <w:basedOn w:val="Normal"/>
-    <w:next w:val="Normal"/>
+    <w:basedOn w:val="1"/>
+    <w:next w:val="1"/>
     <w:qFormat/>
+    <w:uiPriority w:val="0"/>
     <w:rPr>
-      <w:rFonts w:ascii="Arial" w:eastAsia="Microsoft JhengHei" w:hAnsi="Arial"/>
+      <w:rFonts w:ascii="Arial" w:hAnsi="Arial" w:eastAsia="Microsoft JhengHei"/>
       <w:sz w:val="24"/>
     </w:rPr>
   </w:style>
-  <w:style w:type="paragraph" w:styleId="TOC2">
+  <w:style w:type="paragraph" w:styleId="17">
     <w:name w:val="toc 2"/>
-    <w:basedOn w:val="Normal"/>
-    <w:next w:val="Normal"/>
+    <w:basedOn w:val="1"/>
+    <w:next w:val="1"/>
     <w:qFormat/>
+    <w:uiPriority w:val="0"/>
     <w:pPr>
       <w:ind w:left="420" w:leftChars="200"/>
     </w:pPr>
   </w:style>
-  <w:style w:type="paragraph" w:styleId="NormalWeb">
+  <w:style w:type="paragraph" w:styleId="18">
     <w:name w:val="Normal (Web)"/>
-    <w:basedOn w:val="Normal"/>
+    <w:basedOn w:val="1"/>
     <w:qFormat/>
+    <w:uiPriority w:val="0"/>
     <w:rPr>
       <w:sz w:val="24"/>
     </w:rPr>
   </w:style>
-  <w:style w:type="paragraph" w:styleId="Title">
+  <w:style w:type="paragraph" w:styleId="19">
     <w:name w:val="Title"/>
-    <w:basedOn w:val="Normal"/>
+    <w:basedOn w:val="1"/>
     <w:qFormat/>
+    <w:uiPriority w:val="0"/>
     <w:pPr>
       <w:spacing w:before="240" w:beforeLines="0" w:beforeAutospacing="0" w:after="60" w:afterLines="0" w:afterAutospacing="0"/>
       <w:jc w:val="center"/>
@@ -9757,68 +10072,73 @@
       <w:sz w:val="32"/>
     </w:rPr>
   </w:style>
-  <w:style w:type="table" w:styleId="TableGrid">
+  <w:style w:type="table" w:styleId="21">
     <w:name w:val="Table Grid"/>
-    <w:basedOn w:val="TableNormal"/>
+    <w:basedOn w:val="20"/>
     <w:qFormat/>
+    <w:uiPriority w:val="0"/>
     <w:pPr>
       <w:widowControl w:val="0"/>
       <w:jc w:val="both"/>
     </w:pPr>
     <w:tblPr>
       <w:tblBorders>
-        <w:top w:val="single" w:sz="4" w:space="0" w:color="auto"/>
-        <w:left w:val="single" w:sz="4" w:space="0" w:color="auto"/>
-        <w:bottom w:val="single" w:sz="4" w:space="0" w:color="auto"/>
-        <w:right w:val="single" w:sz="4" w:space="0" w:color="auto"/>
-        <w:insideH w:val="single" w:sz="4" w:space="0" w:color="auto"/>
-        <w:insideV w:val="single" w:sz="4" w:space="0" w:color="auto"/>
+        <w:top w:val="single" w:color="auto" w:sz="4" w:space="0"/>
+        <w:left w:val="single" w:color="auto" w:sz="4" w:space="0"/>
+        <w:bottom w:val="single" w:color="auto" w:sz="4" w:space="0"/>
+        <w:right w:val="single" w:color="auto" w:sz="4" w:space="0"/>
+        <w:insideH w:val="single" w:color="auto" w:sz="4" w:space="0"/>
+        <w:insideV w:val="single" w:color="auto" w:sz="4" w:space="0"/>
       </w:tblBorders>
     </w:tblPr>
   </w:style>
-  <w:style w:type="character" w:styleId="Strong">
+  <w:style w:type="character" w:styleId="23">
     <w:name w:val="Strong"/>
-    <w:basedOn w:val="DefaultParagraphFont"/>
+    <w:basedOn w:val="22"/>
     <w:qFormat/>
+    <w:uiPriority w:val="0"/>
     <w:rPr>
       <w:b/>
     </w:rPr>
   </w:style>
-  <w:style w:type="paragraph" w:customStyle="1" w:styleId="a">
+  <w:style w:type="paragraph" w:customStyle="1" w:styleId="24">
     <w:name w:val="柴_公司名"/>
-    <w:basedOn w:val="Title"/>
+    <w:basedOn w:val="19"/>
     <w:qFormat/>
+    <w:uiPriority w:val="0"/>
     <w:pPr>
       <w:spacing w:after="600" w:afterLines="600"/>
     </w:pPr>
     <w:rPr>
-      <w:rFonts w:ascii="宋体" w:eastAsia="宋体" w:hAnsi="宋体" w:cs="宋体" w:hint="eastAsia"/>
+      <w:rFonts w:hint="eastAsia" w:ascii="宋体" w:hAnsi="宋体" w:eastAsia="宋体" w:cs="宋体"/>
       <w:bCs/>
       <w:spacing w:val="-6"/>
       <w:sz w:val="52"/>
       <w:szCs w:val="52"/>
     </w:rPr>
   </w:style>
-  <w:style w:type="paragraph" w:customStyle="1" w:styleId="a0">
+  <w:style w:type="paragraph" w:customStyle="1" w:styleId="25">
     <w:name w:val="柴_文档名"/>
-    <w:basedOn w:val="Title"/>
+    <w:basedOn w:val="19"/>
     <w:qFormat/>
+    <w:uiPriority w:val="0"/>
     <w:pPr>
       <w:spacing w:after="900" w:afterLines="900"/>
     </w:pPr>
     <w:rPr>
-      <w:rFonts w:ascii="黑体" w:eastAsia="黑体" w:hAnsi="黑体" w:cs="黑体"/>
+      <w:rFonts w:ascii="黑体" w:hAnsi="黑体" w:eastAsia="黑体" w:cs="黑体"/>
       <w:bCs/>
       <w:spacing w:val="-7"/>
       <w:sz w:val="52"/>
       <w:szCs w:val="52"/>
     </w:rPr>
   </w:style>
-  <w:style w:type="table" w:customStyle="1" w:styleId="TableNormal0">
+  <w:style w:type="table" w:customStyle="1" w:styleId="26">
     <w:name w:val="Table Normal_0"/>
     <w:semiHidden/>
     <w:unhideWhenUsed/>
     <w:qFormat/>
+    <w:uiPriority w:val="0"/>
     <w:tblPr>
       <w:tblCellMar>
         <w:top w:w="0" w:type="dxa"/>
@@ -9828,83 +10148,89 @@
       </w:tblCellMar>
     </w:tblPr>
   </w:style>
-  <w:style w:type="paragraph" w:customStyle="1" w:styleId="TableText">
+  <w:style w:type="paragraph" w:customStyle="1" w:styleId="27">
     <w:name w:val="Table Text"/>
-    <w:basedOn w:val="Normal"/>
+    <w:basedOn w:val="1"/>
     <w:semiHidden/>
     <w:qFormat/>
+    <w:uiPriority w:val="0"/>
     <w:rPr>
-      <w:rFonts w:ascii="宋体" w:eastAsia="宋体" w:hAnsi="宋体" w:cs="宋体"/>
+      <w:rFonts w:ascii="宋体" w:hAnsi="宋体" w:eastAsia="宋体" w:cs="宋体"/>
       <w:sz w:val="21"/>
       <w:szCs w:val="21"/>
       <w:lang w:val="en-US" w:eastAsia="en-US" w:bidi="ar-SA"/>
     </w:rPr>
   </w:style>
-  <w:style w:type="paragraph" w:customStyle="1" w:styleId="1">
+  <w:style w:type="paragraph" w:customStyle="1" w:styleId="28">
     <w:name w:val="柴_标题1"/>
-    <w:basedOn w:val="Heading1"/>
-    <w:next w:val="a1"/>
-    <w:link w:val="1Char"/>
+    <w:basedOn w:val="2"/>
+    <w:next w:val="29"/>
+    <w:link w:val="38"/>
     <w:qFormat/>
+    <w:uiPriority w:val="0"/>
     <w:pPr>
       <w:spacing w:before="100" w:after="90" w:line="360" w:lineRule="auto"/>
     </w:pPr>
     <w:rPr>
-      <w:rFonts w:ascii="Arial" w:eastAsia="宋体" w:hAnsi="Arial"/>
+      <w:rFonts w:ascii="Arial" w:hAnsi="Arial" w:eastAsia="宋体"/>
       <w:sz w:val="32"/>
     </w:rPr>
   </w:style>
-  <w:style w:type="paragraph" w:customStyle="1" w:styleId="a1">
+  <w:style w:type="paragraph" w:customStyle="1" w:styleId="29">
     <w:name w:val="柴_正文"/>
-    <w:basedOn w:val="BodyText"/>
-    <w:link w:val="Char"/>
+    <w:basedOn w:val="12"/>
+    <w:link w:val="42"/>
     <w:qFormat/>
+    <w:uiPriority w:val="0"/>
     <w:pPr>
       <w:spacing w:line="360" w:lineRule="auto"/>
       <w:ind w:firstLine="470" w:firstLineChars="200"/>
     </w:pPr>
     <w:rPr>
-      <w:rFonts w:ascii="Arial" w:eastAsia="宋体" w:hAnsi="Arial"/>
+      <w:rFonts w:ascii="Arial" w:hAnsi="Arial" w:eastAsia="宋体"/>
       <w:sz w:val="24"/>
       <w:lang w:eastAsia="zh-CN"/>
     </w:rPr>
   </w:style>
-  <w:style w:type="paragraph" w:customStyle="1" w:styleId="2">
+  <w:style w:type="paragraph" w:customStyle="1" w:styleId="30">
     <w:name w:val="柴_标题2"/>
-    <w:basedOn w:val="Heading2"/>
-    <w:next w:val="a1"/>
-    <w:link w:val="2Char"/>
+    <w:basedOn w:val="3"/>
+    <w:next w:val="29"/>
+    <w:link w:val="44"/>
     <w:qFormat/>
+    <w:uiPriority w:val="0"/>
     <w:pPr>
       <w:spacing w:line="360" w:lineRule="auto"/>
     </w:pPr>
     <w:rPr>
-      <w:rFonts w:ascii="Arial" w:eastAsia="宋体" w:hAnsi="Arial"/>
+      <w:rFonts w:ascii="Arial" w:hAnsi="Arial" w:eastAsia="宋体"/>
       <w:sz w:val="28"/>
     </w:rPr>
   </w:style>
-  <w:style w:type="paragraph" w:customStyle="1" w:styleId="3">
+  <w:style w:type="paragraph" w:customStyle="1" w:styleId="31">
     <w:name w:val="柴_标题3"/>
-    <w:basedOn w:val="Heading3"/>
-    <w:next w:val="a1"/>
-    <w:link w:val="3Char"/>
+    <w:basedOn w:val="4"/>
+    <w:next w:val="29"/>
+    <w:link w:val="43"/>
     <w:qFormat/>
+    <w:uiPriority w:val="0"/>
     <w:pPr>
       <w:spacing w:line="360" w:lineRule="auto"/>
       <w:ind w:left="0" w:firstLine="472" w:firstLineChars="200"/>
     </w:pPr>
     <w:rPr>
-      <w:rFonts w:ascii="宋体" w:eastAsia="宋体" w:hAnsi="宋体" w:cs="宋体"/>
+      <w:rFonts w:ascii="宋体" w:hAnsi="宋体" w:eastAsia="宋体" w:cs="宋体"/>
       <w:spacing w:val="-2"/>
       <w:sz w:val="24"/>
       <w:szCs w:val="24"/>
     </w:rPr>
   </w:style>
-  <w:style w:type="paragraph" w:customStyle="1" w:styleId="a2">
+  <w:style w:type="paragraph" w:customStyle="1" w:styleId="32">
     <w:name w:val="柴_目录"/>
-    <w:basedOn w:val="Normal"/>
-    <w:next w:val="BodyText"/>
+    <w:basedOn w:val="1"/>
+    <w:next w:val="12"/>
     <w:qFormat/>
+    <w:uiPriority w:val="0"/>
     <w:pPr>
       <w:tabs>
         <w:tab w:val="right" w:leader="dot" w:pos="8442"/>
@@ -9912,59 +10238,64 @@
       <w:ind w:left="0" w:leftChars="0"/>
     </w:pPr>
     <w:rPr>
-      <w:rFonts w:ascii="Arial" w:eastAsia="Microsoft JhengHei" w:hAnsi="Arial"/>
+      <w:rFonts w:ascii="Arial" w:hAnsi="Arial" w:eastAsia="Microsoft JhengHei"/>
       <w:sz w:val="24"/>
     </w:rPr>
   </w:style>
-  <w:style w:type="paragraph" w:customStyle="1" w:styleId="WPSOffice1">
+  <w:style w:type="paragraph" w:customStyle="1" w:styleId="33">
     <w:name w:val="WPSOffice手动目录 1"/>
     <w:qFormat/>
+    <w:uiPriority w:val="0"/>
     <w:pPr>
       <w:ind w:leftChars="0"/>
     </w:pPr>
     <w:rPr>
-      <w:rFonts w:ascii="Times New Roman" w:eastAsia="宋体" w:hAnsi="Times New Roman" w:cs="Times New Roman"/>
+      <w:rFonts w:ascii="Times New Roman" w:hAnsi="Times New Roman" w:eastAsia="宋体" w:cs="Times New Roman"/>
       <w:sz w:val="20"/>
       <w:szCs w:val="20"/>
     </w:rPr>
   </w:style>
-  <w:style w:type="paragraph" w:customStyle="1" w:styleId="WPSOffice2">
+  <w:style w:type="paragraph" w:customStyle="1" w:styleId="34">
     <w:name w:val="WPSOffice手动目录 2"/>
     <w:qFormat/>
+    <w:uiPriority w:val="0"/>
     <w:pPr>
       <w:ind w:leftChars="200"/>
     </w:pPr>
     <w:rPr>
-      <w:rFonts w:ascii="Times New Roman" w:eastAsia="宋体" w:hAnsi="Times New Roman" w:cs="Times New Roman"/>
+      <w:rFonts w:ascii="Times New Roman" w:hAnsi="Times New Roman" w:eastAsia="宋体" w:cs="Times New Roman"/>
       <w:sz w:val="20"/>
       <w:szCs w:val="20"/>
     </w:rPr>
   </w:style>
-  <w:style w:type="paragraph" w:customStyle="1" w:styleId="WPSOffice3">
+  <w:style w:type="paragraph" w:customStyle="1" w:styleId="35">
     <w:name w:val="WPSOffice手动目录 3"/>
     <w:qFormat/>
+    <w:uiPriority w:val="0"/>
     <w:pPr>
       <w:ind w:leftChars="400"/>
     </w:pPr>
     <w:rPr>
-      <w:rFonts w:ascii="Times New Roman" w:eastAsia="宋体" w:hAnsi="Times New Roman" w:cs="Times New Roman"/>
+      <w:rFonts w:ascii="Times New Roman" w:hAnsi="Times New Roman" w:eastAsia="宋体" w:cs="Times New Roman"/>
       <w:sz w:val="20"/>
       <w:szCs w:val="20"/>
     </w:rPr>
   </w:style>
-  <w:style w:type="paragraph" w:customStyle="1" w:styleId="Compact">
+  <w:style w:type="paragraph" w:customStyle="1" w:styleId="36">
     <w:name w:val="Compact"/>
-    <w:basedOn w:val="BodyText"/>
+    <w:basedOn w:val="12"/>
     <w:qFormat/>
+    <w:uiPriority w:val="0"/>
     <w:pPr>
       <w:spacing w:before="36" w:after="36"/>
     </w:pPr>
   </w:style>
-  <w:style w:type="table" w:customStyle="1" w:styleId="Table">
+  <w:style w:type="table" w:customStyle="1" w:styleId="37">
     <w:name w:val="Table"/>
     <w:semiHidden/>
     <w:unhideWhenUsed/>
     <w:qFormat/>
+    <w:uiPriority w:val="0"/>
     <w:tblPr>
       <w:tblCellMar>
         <w:top w:w="0" w:type="dxa"/>
@@ -9976,26 +10307,28 @@
     <w:tblStylePr w:type="firstRow">
       <w:tcPr>
         <w:tcBorders>
-          <w:bottom w:val="single" w:sz="0" w:space="0" w:color="auto"/>
+          <w:bottom w:val="single" w:color="auto" w:sz="0" w:space="0"/>
         </w:tcBorders>
         <w:vAlign w:val="bottom"/>
       </w:tcPr>
     </w:tblStylePr>
   </w:style>
-  <w:style w:type="character" w:customStyle="1" w:styleId="1Char">
+  <w:style w:type="character" w:customStyle="1" w:styleId="38">
     <w:name w:val="柴_标题1 Char"/>
-    <w:link w:val="1"/>
+    <w:link w:val="28"/>
     <w:qFormat/>
+    <w:uiPriority w:val="0"/>
     <w:rPr>
-      <w:rFonts w:ascii="Arial" w:eastAsia="宋体" w:hAnsi="Arial"/>
+      <w:rFonts w:ascii="Arial" w:hAnsi="Arial" w:eastAsia="宋体"/>
       <w:sz w:val="32"/>
     </w:rPr>
   </w:style>
-  <w:style w:type="table" w:customStyle="1" w:styleId="TableNormal1">
+  <w:style w:type="table" w:customStyle="1" w:styleId="39">
     <w:name w:val="Table Normal_1"/>
     <w:semiHidden/>
     <w:unhideWhenUsed/>
     <w:qFormat/>
+    <w:uiPriority w:val="0"/>
     <w:tblPr>
       <w:tblCellMar>
         <w:top w:w="0" w:type="dxa"/>
@@ -10005,10 +10338,11 @@
       </w:tblCellMar>
     </w:tblPr>
   </w:style>
-  <w:style w:type="paragraph" w:customStyle="1" w:styleId="a3">
+  <w:style w:type="paragraph" w:customStyle="1" w:styleId="40">
     <w:name w:val="柴_正文_无缩进"/>
-    <w:basedOn w:val="Normal"/>
+    <w:basedOn w:val="1"/>
     <w:qFormat/>
+    <w:uiPriority w:val="0"/>
     <w:pPr>
       <w:ind w:firstLine="0" w:firstLineChars="0"/>
     </w:pPr>
@@ -10018,50 +10352,54 @@
       <w:lang w:eastAsia="zh-CN"/>
     </w:rPr>
   </w:style>
-  <w:style w:type="paragraph" w:customStyle="1" w:styleId="4">
+  <w:style w:type="paragraph" w:customStyle="1" w:styleId="41">
     <w:name w:val="柴_标题4"/>
-    <w:basedOn w:val="Heading4"/>
-    <w:next w:val="Normal"/>
+    <w:basedOn w:val="5"/>
+    <w:next w:val="1"/>
     <w:qFormat/>
+    <w:uiPriority w:val="0"/>
     <w:pPr>
       <w:widowControl w:val="0"/>
       <w:spacing w:before="160" w:line="360" w:lineRule="auto"/>
-      <w:ind w:left="981" w:hanging="862" w:leftChars="300"/>
+      <w:ind w:left="981" w:leftChars="300" w:hanging="862"/>
     </w:pPr>
     <w:rPr>
-      <w:rFonts w:ascii="Calibri" w:eastAsia="宋体" w:hAnsi="Calibri" w:cs="宋体" w:hint="eastAsia"/>
+      <w:rFonts w:hint="eastAsia" w:ascii="Calibri" w:hAnsi="Calibri" w:eastAsia="宋体" w:cs="宋体"/>
       <w:sz w:val="24"/>
       <w:szCs w:val="24"/>
       <w:lang w:eastAsia="zh-CN" w:bidi="zh-CN"/>
     </w:rPr>
   </w:style>
-  <w:style w:type="character" w:customStyle="1" w:styleId="Char">
+  <w:style w:type="character" w:customStyle="1" w:styleId="42">
     <w:name w:val="柴_正文 Char"/>
-    <w:link w:val="a1"/>
+    <w:link w:val="29"/>
     <w:qFormat/>
+    <w:uiPriority w:val="0"/>
     <w:rPr>
-      <w:rFonts w:ascii="Arial" w:eastAsia="宋体" w:hAnsi="Arial"/>
+      <w:rFonts w:ascii="Arial" w:hAnsi="Arial" w:eastAsia="宋体"/>
       <w:sz w:val="24"/>
       <w:lang w:eastAsia="zh-CN"/>
     </w:rPr>
   </w:style>
-  <w:style w:type="character" w:customStyle="1" w:styleId="3Char">
+  <w:style w:type="character" w:customStyle="1" w:styleId="43">
     <w:name w:val="柴_标题3 Char"/>
-    <w:link w:val="3"/>
+    <w:link w:val="31"/>
     <w:qFormat/>
+    <w:uiPriority w:val="0"/>
     <w:rPr>
-      <w:rFonts w:ascii="宋体" w:eastAsia="宋体" w:hAnsi="宋体" w:cs="宋体"/>
+      <w:rFonts w:ascii="宋体" w:hAnsi="宋体" w:eastAsia="宋体" w:cs="宋体"/>
       <w:spacing w:val="-2"/>
       <w:sz w:val="24"/>
       <w:szCs w:val="24"/>
     </w:rPr>
   </w:style>
-  <w:style w:type="character" w:customStyle="1" w:styleId="2Char">
+  <w:style w:type="character" w:customStyle="1" w:styleId="44">
     <w:name w:val="柴_标题2 Char"/>
-    <w:link w:val="2"/>
+    <w:link w:val="30"/>
     <w:qFormat/>
+    <w:uiPriority w:val="0"/>
     <w:rPr>
-      <w:rFonts w:ascii="Arial" w:eastAsia="宋体" w:hAnsi="Arial"/>
+      <w:rFonts w:ascii="Arial" w:hAnsi="Arial" w:eastAsia="宋体"/>
       <w:sz w:val="28"/>
     </w:rPr>
   </w:style>
